--- a/ERP_ENTERPRISE_SYSTEM_COMPLETE_SOFTWARE_MASTER_WALKTHROUGH.docx
+++ b/ERP_ENTERPRISE_SYSTEM_COMPLETE_SOFTWARE_MASTER_WALKTHROUGH.docx
@@ -5234,7 +5234,7 @@
           <w:color w:val="1B4332"/>
           <w:sz w:val="36"/>
         </w:rPr>
-        <w:t>11. Relational Database Schema Dictionary (PostgreSQL)</w:t>
+        <w:t>11. Audit Trail, Data Governance &amp; Compliance Control Engine (DOC-33)</w:t>
       </w:r>
     </w:p>
     <w:p>
@@ -5250,7 +5250,183 @@
           <w:color w:val="1E293B"/>
           <w:sz w:val="21"/>
         </w:rPr>
-        <w:t>The database architecture encompasses 18+ high-performance relational tables:</w:t>
+        <w:t>DOC-33 serves as the cryptographic trust and regulatory governance spine of the enterprise platform, enforcing mathematical non-repudiation, tamper detection, and statutory record retention across all ledger postings, master data adjustments, and approval actions.</w:t>
+      </w:r>
+    </w:p>
+    <w:p>
+      <w:pPr>
+        <w:keepNext/>
+        <w:spacing w:before="280" w:after="120"/>
+      </w:pPr>
+      <w:r>
+        <w:rPr>
+          <w:rFonts w:ascii="Segoe UI" w:hAnsi="Segoe UI"/>
+          <w:b/>
+          <w:i w:val="0"/>
+          <w:color w:val="2D6A4F"/>
+          <w:sz w:val="27"/>
+        </w:rPr>
+        <w:t>11.1 Non-Negotiable Compliance Architecture</w:t>
+      </w:r>
+    </w:p>
+    <w:p>
+      <w:pPr>
+        <w:spacing w:before="0" w:after="120" w:line="276" w:lineRule="auto"/>
+        <w:jc w:val="left"/>
+      </w:pPr>
+      <w:r>
+        <w:rPr>
+          <w:rFonts w:ascii="Segoe UI" w:hAnsi="Segoe UI"/>
+          <w:b w:val="0"/>
+          <w:i w:val="0"/>
+          <w:color w:val="1E293B"/>
+          <w:sz w:val="21"/>
+        </w:rPr>
+        <w:t>1. Append-Only Immutability: Audit log records are strictly append-only. No user, administrator, or API caller can delete or modify past audit events.</w:t>
+      </w:r>
+    </w:p>
+    <w:p>
+      <w:pPr>
+        <w:spacing w:before="0" w:after="120" w:line="276" w:lineRule="auto"/>
+        <w:jc w:val="left"/>
+      </w:pPr>
+      <w:r>
+        <w:rPr>
+          <w:rFonts w:ascii="Segoe UI" w:hAnsi="Segoe UI"/>
+          <w:b w:val="0"/>
+          <w:i w:val="0"/>
+          <w:color w:val="1E293B"/>
+          <w:sz w:val="21"/>
+        </w:rPr>
+        <w:t>2. Cryptographic Hash Chaining: Each event is cryptographically linked to its predecessor via an SHA-256 digital fingerprint calculated as: SHA256(prev_hash + tenant_id + actor + event_type + object_type + object_id + timestamp + before_payload + after_payload). Sequential chain validation (POST /api/audit/verify-chain) mathematically proves historical data integrity.</w:t>
+      </w:r>
+    </w:p>
+    <w:p>
+      <w:pPr>
+        <w:spacing w:before="0" w:after="120" w:line="276" w:lineRule="auto"/>
+        <w:jc w:val="left"/>
+      </w:pPr>
+      <w:r>
+        <w:rPr>
+          <w:rFonts w:ascii="Segoe UI" w:hAnsi="Segoe UI"/>
+          <w:b w:val="0"/>
+          <w:i w:val="0"/>
+          <w:color w:val="1E293B"/>
+          <w:sz w:val="21"/>
+        </w:rPr>
+        <w:t>3. Sensitive Data Redaction: Passwords, tokens, secret keys, bank secrets, and credential hashes are intercepted and permanently redacted as [REDACTED_SENSITIVE] before rendering in diff views.</w:t>
+      </w:r>
+    </w:p>
+    <w:p>
+      <w:pPr>
+        <w:spacing w:before="0" w:after="120" w:line="276" w:lineRule="auto"/>
+        <w:jc w:val="left"/>
+      </w:pPr>
+      <w:r>
+        <w:rPr>
+          <w:rFonts w:ascii="Segoe UI" w:hAnsi="Segoe UI"/>
+          <w:b w:val="0"/>
+          <w:i w:val="0"/>
+          <w:color w:val="1E293B"/>
+          <w:sz w:val="21"/>
+        </w:rPr>
+        <w:t>4. Audit of Audit: Any administrative inspection, legal hold placement, retention policy update, or evidence export automatically records its own immutable audit event.</w:t>
+      </w:r>
+    </w:p>
+    <w:p>
+      <w:pPr>
+        <w:keepNext/>
+        <w:spacing w:before="280" w:after="120"/>
+      </w:pPr>
+      <w:r>
+        <w:rPr>
+          <w:rFonts w:ascii="Segoe UI" w:hAnsi="Segoe UI"/>
+          <w:b/>
+          <w:i w:val="0"/>
+          <w:color w:val="2D6A4F"/>
+          <w:sz w:val="27"/>
+        </w:rPr>
+        <w:t>11.2 Cockpits, Drawers &amp; Governance Features</w:t>
+      </w:r>
+    </w:p>
+    <w:p>
+      <w:pPr>
+        <w:spacing w:before="0" w:after="120" w:line="276" w:lineRule="auto"/>
+        <w:jc w:val="left"/>
+      </w:pPr>
+      <w:r>
+        <w:rPr>
+          <w:rFonts w:ascii="Segoe UI" w:hAnsi="Segoe UI"/>
+          <w:b w:val="0"/>
+          <w:i w:val="0"/>
+          <w:color w:val="1E293B"/>
+          <w:sz w:val="21"/>
+        </w:rPr>
+        <w:t>• Unified Audit Explorer (/audit): Multidimensional search (Ctrl+F) with module filters, event type filters, timeline table, and 1-click cryptographic chain verification button (#btn-verify-chain).</w:t>
+      </w:r>
+    </w:p>
+    <w:p>
+      <w:pPr>
+        <w:spacing w:before="0" w:after="120" w:line="276" w:lineRule="auto"/>
+        <w:jc w:val="left"/>
+      </w:pPr>
+      <w:r>
+        <w:rPr>
+          <w:rFonts w:ascii="Segoe UI" w:hAnsi="Segoe UI"/>
+          <w:b w:val="0"/>
+          <w:i w:val="0"/>
+          <w:color w:val="1E293B"/>
+          <w:sz w:val="21"/>
+        </w:rPr>
+        <w:t>• Slide-Over Change Detail Drawer: Side inspection panel displaying full event metadata, field-by-field before/after diffs, and an authentic SHA-256 seal badge (✓ SEAL VALID (SHA-256)).</w:t>
+      </w:r>
+    </w:p>
+    <w:p>
+      <w:pPr>
+        <w:spacing w:before="0" w:after="120" w:line="276" w:lineRule="auto"/>
+        <w:jc w:val="left"/>
+      </w:pPr>
+      <w:r>
+        <w:rPr>
+          <w:rFonts w:ascii="Segoe UI" w:hAnsi="Segoe UI"/>
+          <w:b w:val="0"/>
+          <w:i w:val="0"/>
+          <w:color w:val="1E293B"/>
+          <w:sz w:val="21"/>
+        </w:rPr>
+        <w:t>• Data Governance Console (/audit/governance): 4-tab control center covering Statutory Retention Policies (MCA/GST 8-year standard / 2,920 days), Legal Litigation Holds (#btn-apply-hold with freeze &amp; unfreeze reasons), Forensic Anomaly Signals (mass edits, repeated reversals, after-hours modifications, chain integrity), and Auditor Evidence Pack Generation.</w:t>
+      </w:r>
+    </w:p>
+    <w:p>
+      <w:pPr>
+        <w:keepNext/>
+        <w:spacing w:before="360" w:after="160"/>
+      </w:pPr>
+      <w:r>
+        <w:rPr>
+          <w:rFonts w:ascii="Segoe UI" w:hAnsi="Segoe UI"/>
+          <w:b/>
+          <w:i w:val="0"/>
+          <w:color w:val="1B4332"/>
+          <w:sz w:val="36"/>
+        </w:rPr>
+        <w:t>12. Relational Database Schema Dictionary (PostgreSQL)</w:t>
+      </w:r>
+    </w:p>
+    <w:p>
+      <w:pPr>
+        <w:spacing w:before="0" w:after="120" w:line="276" w:lineRule="auto"/>
+        <w:jc w:val="left"/>
+      </w:pPr>
+      <w:r>
+        <w:rPr>
+          <w:rFonts w:ascii="Segoe UI" w:hAnsi="Segoe UI"/>
+          <w:b w:val="0"/>
+          <w:i w:val="0"/>
+          <w:color w:val="1E293B"/>
+          <w:sz w:val="21"/>
+        </w:rPr>
+        <w:t>The database architecture encompasses 21+ high-performance relational tables:</w:t>
       </w:r>
     </w:p>
     <w:tbl>
@@ -6841,6 +7017,255 @@
           </w:p>
         </w:tc>
       </w:tr>
+      <w:tr>
+        <w:tc>
+          <w:tcPr>
+            <w:tcW w:type="dxa" w:w="2160"/>
+            <w:shd w:fill="FFFFFF"/>
+            <w:tcMar>
+              <w:top w:w="100" w:type="dxa"/>
+              <w:bottom w:w="100" w:type="dxa"/>
+              <w:left w:w="150" w:type="dxa"/>
+              <w:right w:w="150" w:type="dxa"/>
+            </w:tcMar>
+          </w:tcPr>
+          <w:p>
+            <w:pPr>
+              <w:jc w:val="left"/>
+            </w:pPr>
+            <w:r>
+              <w:rPr>
+                <w:rFonts w:ascii="Segoe UI" w:hAnsi="Segoe UI"/>
+                <w:b w:val="0"/>
+                <w:i w:val="0"/>
+                <w:color w:val="1E293B"/>
+                <w:sz w:val="18"/>
+              </w:rPr>
+              <w:t>audit_events</w:t>
+            </w:r>
+          </w:p>
+        </w:tc>
+        <w:tc>
+          <w:tcPr>
+            <w:tcW w:type="dxa" w:w="2880"/>
+            <w:shd w:fill="FFFFFF"/>
+            <w:tcMar>
+              <w:top w:w="100" w:type="dxa"/>
+              <w:bottom w:w="100" w:type="dxa"/>
+              <w:left w:w="150" w:type="dxa"/>
+              <w:right w:w="150" w:type="dxa"/>
+            </w:tcMar>
+          </w:tcPr>
+          <w:p>
+            <w:pPr>
+              <w:jc w:val="left"/>
+            </w:pPr>
+            <w:r>
+              <w:rPr>
+                <w:rFonts w:ascii="Segoe UI" w:hAnsi="Segoe UI"/>
+                <w:b w:val="0"/>
+                <w:i w:val="0"/>
+                <w:color w:val="1E293B"/>
+                <w:sz w:val="18"/>
+              </w:rPr>
+              <w:t>id UUID (PK), prev_hash VARCHAR(64)</w:t>
+            </w:r>
+          </w:p>
+        </w:tc>
+        <w:tc>
+          <w:tcPr>
+            <w:tcW w:type="dxa" w:w="4320"/>
+            <w:shd w:fill="FFFFFF"/>
+            <w:tcMar>
+              <w:top w:w="100" w:type="dxa"/>
+              <w:bottom w:w="100" w:type="dxa"/>
+              <w:left w:w="150" w:type="dxa"/>
+              <w:right w:w="150" w:type="dxa"/>
+            </w:tcMar>
+          </w:tcPr>
+          <w:p>
+            <w:pPr>
+              <w:jc w:val="left"/>
+            </w:pPr>
+            <w:r>
+              <w:rPr>
+                <w:rFonts w:ascii="Segoe UI" w:hAnsi="Segoe UI"/>
+                <w:b w:val="0"/>
+                <w:i w:val="0"/>
+                <w:color w:val="1E293B"/>
+                <w:sz w:val="18"/>
+              </w:rPr>
+              <w:t>Immutable cryptographically chained audit events. Columns: company_id, actor_name, event_type, object_type, before_payload JSONB, after_payload JSONB, event_hash.</w:t>
+            </w:r>
+          </w:p>
+        </w:tc>
+      </w:tr>
+      <w:tr>
+        <w:tc>
+          <w:tcPr>
+            <w:tcW w:type="dxa" w:w="2160"/>
+            <w:shd w:fill="F8FAF9"/>
+            <w:tcMar>
+              <w:top w:w="100" w:type="dxa"/>
+              <w:bottom w:w="100" w:type="dxa"/>
+              <w:left w:w="150" w:type="dxa"/>
+              <w:right w:w="150" w:type="dxa"/>
+            </w:tcMar>
+          </w:tcPr>
+          <w:p>
+            <w:pPr>
+              <w:jc w:val="left"/>
+            </w:pPr>
+            <w:r>
+              <w:rPr>
+                <w:rFonts w:ascii="Segoe UI" w:hAnsi="Segoe UI"/>
+                <w:b w:val="0"/>
+                <w:i w:val="0"/>
+                <w:color w:val="1E293B"/>
+                <w:sz w:val="18"/>
+              </w:rPr>
+              <w:t>retention_policies</w:t>
+            </w:r>
+          </w:p>
+        </w:tc>
+        <w:tc>
+          <w:tcPr>
+            <w:tcW w:type="dxa" w:w="2880"/>
+            <w:shd w:fill="F8FAF9"/>
+            <w:tcMar>
+              <w:top w:w="100" w:type="dxa"/>
+              <w:bottom w:w="100" w:type="dxa"/>
+              <w:left w:w="150" w:type="dxa"/>
+              <w:right w:w="150" w:type="dxa"/>
+            </w:tcMar>
+          </w:tcPr>
+          <w:p>
+            <w:pPr>
+              <w:jc w:val="left"/>
+            </w:pPr>
+            <w:r>
+              <w:rPr>
+                <w:rFonts w:ascii="Segoe UI" w:hAnsi="Segoe UI"/>
+                <w:b w:val="0"/>
+                <w:i w:val="0"/>
+                <w:color w:val="1E293B"/>
+                <w:sz w:val="18"/>
+              </w:rPr>
+              <w:t>id UUID (PK), company_id (FK)</w:t>
+            </w:r>
+          </w:p>
+        </w:tc>
+        <w:tc>
+          <w:tcPr>
+            <w:tcW w:type="dxa" w:w="4320"/>
+            <w:shd w:fill="F8FAF9"/>
+            <w:tcMar>
+              <w:top w:w="100" w:type="dxa"/>
+              <w:bottom w:w="100" w:type="dxa"/>
+              <w:left w:w="150" w:type="dxa"/>
+              <w:right w:w="150" w:type="dxa"/>
+            </w:tcMar>
+          </w:tcPr>
+          <w:p>
+            <w:pPr>
+              <w:jc w:val="left"/>
+            </w:pPr>
+            <w:r>
+              <w:rPr>
+                <w:rFonts w:ascii="Segoe UI" w:hAnsi="Segoe UI"/>
+                <w:b w:val="0"/>
+                <w:i w:val="0"/>
+                <w:color w:val="1E293B"/>
+                <w:sz w:val="18"/>
+              </w:rPr>
+              <w:t>Statutory retention policies. Columns: object_type, retention_days (2920 days / 8 yrs), legal_hold_allowed, effective_from.</w:t>
+            </w:r>
+          </w:p>
+        </w:tc>
+      </w:tr>
+      <w:tr>
+        <w:tc>
+          <w:tcPr>
+            <w:tcW w:type="dxa" w:w="2160"/>
+            <w:shd w:fill="FFFFFF"/>
+            <w:tcMar>
+              <w:top w:w="100" w:type="dxa"/>
+              <w:bottom w:w="100" w:type="dxa"/>
+              <w:left w:w="150" w:type="dxa"/>
+              <w:right w:w="150" w:type="dxa"/>
+            </w:tcMar>
+          </w:tcPr>
+          <w:p>
+            <w:pPr>
+              <w:jc w:val="left"/>
+            </w:pPr>
+            <w:r>
+              <w:rPr>
+                <w:rFonts w:ascii="Segoe UI" w:hAnsi="Segoe UI"/>
+                <w:b w:val="0"/>
+                <w:i w:val="0"/>
+                <w:color w:val="1E293B"/>
+                <w:sz w:val="18"/>
+              </w:rPr>
+              <w:t>legal_holds</w:t>
+            </w:r>
+          </w:p>
+        </w:tc>
+        <w:tc>
+          <w:tcPr>
+            <w:tcW w:type="dxa" w:w="2880"/>
+            <w:shd w:fill="FFFFFF"/>
+            <w:tcMar>
+              <w:top w:w="100" w:type="dxa"/>
+              <w:bottom w:w="100" w:type="dxa"/>
+              <w:left w:w="150" w:type="dxa"/>
+              <w:right w:w="150" w:type="dxa"/>
+            </w:tcMar>
+          </w:tcPr>
+          <w:p>
+            <w:pPr>
+              <w:jc w:val="left"/>
+            </w:pPr>
+            <w:r>
+              <w:rPr>
+                <w:rFonts w:ascii="Segoe UI" w:hAnsi="Segoe UI"/>
+                <w:b w:val="0"/>
+                <w:i w:val="0"/>
+                <w:color w:val="1E293B"/>
+                <w:sz w:val="18"/>
+              </w:rPr>
+              <w:t>id UUID (PK), company_id (FK)</w:t>
+            </w:r>
+          </w:p>
+        </w:tc>
+        <w:tc>
+          <w:tcPr>
+            <w:tcW w:type="dxa" w:w="4320"/>
+            <w:shd w:fill="FFFFFF"/>
+            <w:tcMar>
+              <w:top w:w="100" w:type="dxa"/>
+              <w:bottom w:w="100" w:type="dxa"/>
+              <w:left w:w="150" w:type="dxa"/>
+              <w:right w:w="150" w:type="dxa"/>
+            </w:tcMar>
+          </w:tcPr>
+          <w:p>
+            <w:pPr>
+              <w:jc w:val="left"/>
+            </w:pPr>
+            <w:r>
+              <w:rPr>
+                <w:rFonts w:ascii="Segoe UI" w:hAnsi="Segoe UI"/>
+                <w:b w:val="0"/>
+                <w:i w:val="0"/>
+                <w:color w:val="1E293B"/>
+                <w:sz w:val="18"/>
+              </w:rPr>
+              <w:t>Statutory litigation/inquiry holds. Columns: scope_type, scope_description, reason, created_by_id, released_at, release_reason.</w:t>
+            </w:r>
+          </w:p>
+        </w:tc>
+      </w:tr>
     </w:tbl>
     <w:p>
       <w:pPr>
@@ -6860,7 +7285,7 @@
           <w:color w:val="1B4332"/>
           <w:sz w:val="36"/>
         </w:rPr>
-        <w:t>12. RESTful API Directory &amp; Endpoint Specifications</w:t>
+        <w:t>13. RESTful API Directory &amp; Endpoint Specifications</w:t>
       </w:r>
     </w:p>
     <w:p>
@@ -8882,6 +9307,670 @@
           </w:p>
         </w:tc>
       </w:tr>
+      <w:tr>
+        <w:tc>
+          <w:tcPr>
+            <w:tcW w:type="dxa" w:w="3168"/>
+            <w:shd w:fill="F8FAF9"/>
+            <w:tcMar>
+              <w:top w:w="100" w:type="dxa"/>
+              <w:bottom w:w="100" w:type="dxa"/>
+              <w:left w:w="150" w:type="dxa"/>
+              <w:right w:w="150" w:type="dxa"/>
+            </w:tcMar>
+          </w:tcPr>
+          <w:p>
+            <w:pPr>
+              <w:jc w:val="left"/>
+            </w:pPr>
+            <w:r>
+              <w:rPr>
+                <w:rFonts w:ascii="Segoe UI" w:hAnsi="Segoe UI"/>
+                <w:b w:val="0"/>
+                <w:i w:val="0"/>
+                <w:color w:val="1E293B"/>
+                <w:sz w:val="18"/>
+              </w:rPr>
+              <w:t>/api/audit/events</w:t>
+            </w:r>
+          </w:p>
+        </w:tc>
+        <w:tc>
+          <w:tcPr>
+            <w:tcW w:type="dxa" w:w="1296"/>
+            <w:shd w:fill="F8FAF9"/>
+            <w:tcMar>
+              <w:top w:w="100" w:type="dxa"/>
+              <w:bottom w:w="100" w:type="dxa"/>
+              <w:left w:w="150" w:type="dxa"/>
+              <w:right w:w="150" w:type="dxa"/>
+            </w:tcMar>
+          </w:tcPr>
+          <w:p>
+            <w:pPr>
+              <w:jc w:val="left"/>
+            </w:pPr>
+            <w:r>
+              <w:rPr>
+                <w:rFonts w:ascii="Segoe UI" w:hAnsi="Segoe UI"/>
+                <w:b w:val="0"/>
+                <w:i w:val="0"/>
+                <w:color w:val="1E293B"/>
+                <w:sz w:val="18"/>
+              </w:rPr>
+              <w:t>GET</w:t>
+            </w:r>
+          </w:p>
+        </w:tc>
+        <w:tc>
+          <w:tcPr>
+            <w:tcW w:type="dxa" w:w="4896"/>
+            <w:shd w:fill="F8FAF9"/>
+            <w:tcMar>
+              <w:top w:w="100" w:type="dxa"/>
+              <w:bottom w:w="100" w:type="dxa"/>
+              <w:left w:w="150" w:type="dxa"/>
+              <w:right w:w="150" w:type="dxa"/>
+            </w:tcMar>
+          </w:tcPr>
+          <w:p>
+            <w:pPr>
+              <w:jc w:val="left"/>
+            </w:pPr>
+            <w:r>
+              <w:rPr>
+                <w:rFonts w:ascii="Segoe UI" w:hAnsi="Segoe UI"/>
+                <w:b w:val="0"/>
+                <w:i w:val="0"/>
+                <w:color w:val="1E293B"/>
+                <w:sz w:val="18"/>
+              </w:rPr>
+              <w:t>Multidimensional audit event query with module/event filtering and pagination.</w:t>
+            </w:r>
+          </w:p>
+        </w:tc>
+      </w:tr>
+      <w:tr>
+        <w:tc>
+          <w:tcPr>
+            <w:tcW w:type="dxa" w:w="3168"/>
+            <w:shd w:fill="FFFFFF"/>
+            <w:tcMar>
+              <w:top w:w="100" w:type="dxa"/>
+              <w:bottom w:w="100" w:type="dxa"/>
+              <w:left w:w="150" w:type="dxa"/>
+              <w:right w:w="150" w:type="dxa"/>
+            </w:tcMar>
+          </w:tcPr>
+          <w:p>
+            <w:pPr>
+              <w:jc w:val="left"/>
+            </w:pPr>
+            <w:r>
+              <w:rPr>
+                <w:rFonts w:ascii="Segoe UI" w:hAnsi="Segoe UI"/>
+                <w:b w:val="0"/>
+                <w:i w:val="0"/>
+                <w:color w:val="1E293B"/>
+                <w:sz w:val="18"/>
+              </w:rPr>
+              <w:t>/api/audit/diff/{id}</w:t>
+            </w:r>
+          </w:p>
+        </w:tc>
+        <w:tc>
+          <w:tcPr>
+            <w:tcW w:type="dxa" w:w="1296"/>
+            <w:shd w:fill="FFFFFF"/>
+            <w:tcMar>
+              <w:top w:w="100" w:type="dxa"/>
+              <w:bottom w:w="100" w:type="dxa"/>
+              <w:left w:w="150" w:type="dxa"/>
+              <w:right w:w="150" w:type="dxa"/>
+            </w:tcMar>
+          </w:tcPr>
+          <w:p>
+            <w:pPr>
+              <w:jc w:val="left"/>
+            </w:pPr>
+            <w:r>
+              <w:rPr>
+                <w:rFonts w:ascii="Segoe UI" w:hAnsi="Segoe UI"/>
+                <w:b w:val="0"/>
+                <w:i w:val="0"/>
+                <w:color w:val="1E293B"/>
+                <w:sz w:val="18"/>
+              </w:rPr>
+              <w:t>GET</w:t>
+            </w:r>
+          </w:p>
+        </w:tc>
+        <w:tc>
+          <w:tcPr>
+            <w:tcW w:type="dxa" w:w="4896"/>
+            <w:shd w:fill="FFFFFF"/>
+            <w:tcMar>
+              <w:top w:w="100" w:type="dxa"/>
+              <w:bottom w:w="100" w:type="dxa"/>
+              <w:left w:w="150" w:type="dxa"/>
+              <w:right w:w="150" w:type="dxa"/>
+            </w:tcMar>
+          </w:tcPr>
+          <w:p>
+            <w:pPr>
+              <w:jc w:val="left"/>
+            </w:pPr>
+            <w:r>
+              <w:rPr>
+                <w:rFonts w:ascii="Segoe UI" w:hAnsi="Segoe UI"/>
+                <w:b w:val="0"/>
+                <w:i w:val="0"/>
+                <w:color w:val="1E293B"/>
+                <w:sz w:val="18"/>
+              </w:rPr>
+              <w:t>Field-by-field before/after state diff with sensitive data masking and hash seal test.</w:t>
+            </w:r>
+          </w:p>
+        </w:tc>
+      </w:tr>
+      <w:tr>
+        <w:tc>
+          <w:tcPr>
+            <w:tcW w:type="dxa" w:w="3168"/>
+            <w:shd w:fill="F8FAF9"/>
+            <w:tcMar>
+              <w:top w:w="100" w:type="dxa"/>
+              <w:bottom w:w="100" w:type="dxa"/>
+              <w:left w:w="150" w:type="dxa"/>
+              <w:right w:w="150" w:type="dxa"/>
+            </w:tcMar>
+          </w:tcPr>
+          <w:p>
+            <w:pPr>
+              <w:jc w:val="left"/>
+            </w:pPr>
+            <w:r>
+              <w:rPr>
+                <w:rFonts w:ascii="Segoe UI" w:hAnsi="Segoe UI"/>
+                <w:b w:val="0"/>
+                <w:i w:val="0"/>
+                <w:color w:val="1E293B"/>
+                <w:sz w:val="18"/>
+              </w:rPr>
+              <w:t>/api/audit/verify-chain</w:t>
+            </w:r>
+          </w:p>
+        </w:tc>
+        <w:tc>
+          <w:tcPr>
+            <w:tcW w:type="dxa" w:w="1296"/>
+            <w:shd w:fill="F8FAF9"/>
+            <w:tcMar>
+              <w:top w:w="100" w:type="dxa"/>
+              <w:bottom w:w="100" w:type="dxa"/>
+              <w:left w:w="150" w:type="dxa"/>
+              <w:right w:w="150" w:type="dxa"/>
+            </w:tcMar>
+          </w:tcPr>
+          <w:p>
+            <w:pPr>
+              <w:jc w:val="left"/>
+            </w:pPr>
+            <w:r>
+              <w:rPr>
+                <w:rFonts w:ascii="Segoe UI" w:hAnsi="Segoe UI"/>
+                <w:b w:val="0"/>
+                <w:i w:val="0"/>
+                <w:color w:val="1E293B"/>
+                <w:sz w:val="18"/>
+              </w:rPr>
+              <w:t>POST</w:t>
+            </w:r>
+          </w:p>
+        </w:tc>
+        <w:tc>
+          <w:tcPr>
+            <w:tcW w:type="dxa" w:w="4896"/>
+            <w:shd w:fill="F8FAF9"/>
+            <w:tcMar>
+              <w:top w:w="100" w:type="dxa"/>
+              <w:bottom w:w="100" w:type="dxa"/>
+              <w:left w:w="150" w:type="dxa"/>
+              <w:right w:w="150" w:type="dxa"/>
+            </w:tcMar>
+          </w:tcPr>
+          <w:p>
+            <w:pPr>
+              <w:jc w:val="left"/>
+            </w:pPr>
+            <w:r>
+              <w:rPr>
+                <w:rFonts w:ascii="Segoe UI" w:hAnsi="Segoe UI"/>
+                <w:b w:val="0"/>
+                <w:i w:val="0"/>
+                <w:color w:val="1E293B"/>
+                <w:sz w:val="18"/>
+              </w:rPr>
+              <w:t>Traverses sequential SHA-256 cryptographic chain certifying 100% data integrity.</w:t>
+            </w:r>
+          </w:p>
+        </w:tc>
+      </w:tr>
+      <w:tr>
+        <w:tc>
+          <w:tcPr>
+            <w:tcW w:type="dxa" w:w="3168"/>
+            <w:shd w:fill="FFFFFF"/>
+            <w:tcMar>
+              <w:top w:w="100" w:type="dxa"/>
+              <w:bottom w:w="100" w:type="dxa"/>
+              <w:left w:w="150" w:type="dxa"/>
+              <w:right w:w="150" w:type="dxa"/>
+            </w:tcMar>
+          </w:tcPr>
+          <w:p>
+            <w:pPr>
+              <w:jc w:val="left"/>
+            </w:pPr>
+            <w:r>
+              <w:rPr>
+                <w:rFonts w:ascii="Segoe UI" w:hAnsi="Segoe UI"/>
+                <w:b w:val="0"/>
+                <w:i w:val="0"/>
+                <w:color w:val="1E293B"/>
+                <w:sz w:val="18"/>
+              </w:rPr>
+              <w:t>/api/audit/retention/policies</w:t>
+            </w:r>
+          </w:p>
+        </w:tc>
+        <w:tc>
+          <w:tcPr>
+            <w:tcW w:type="dxa" w:w="1296"/>
+            <w:shd w:fill="FFFFFF"/>
+            <w:tcMar>
+              <w:top w:w="100" w:type="dxa"/>
+              <w:bottom w:w="100" w:type="dxa"/>
+              <w:left w:w="150" w:type="dxa"/>
+              <w:right w:w="150" w:type="dxa"/>
+            </w:tcMar>
+          </w:tcPr>
+          <w:p>
+            <w:pPr>
+              <w:jc w:val="left"/>
+            </w:pPr>
+            <w:r>
+              <w:rPr>
+                <w:rFonts w:ascii="Segoe UI" w:hAnsi="Segoe UI"/>
+                <w:b w:val="0"/>
+                <w:i w:val="0"/>
+                <w:color w:val="1E293B"/>
+                <w:sz w:val="18"/>
+              </w:rPr>
+              <w:t>GET / POST</w:t>
+            </w:r>
+          </w:p>
+        </w:tc>
+        <w:tc>
+          <w:tcPr>
+            <w:tcW w:type="dxa" w:w="4896"/>
+            <w:shd w:fill="FFFFFF"/>
+            <w:tcMar>
+              <w:top w:w="100" w:type="dxa"/>
+              <w:bottom w:w="100" w:type="dxa"/>
+              <w:left w:w="150" w:type="dxa"/>
+              <w:right w:w="150" w:type="dxa"/>
+            </w:tcMar>
+          </w:tcPr>
+          <w:p>
+            <w:pPr>
+              <w:jc w:val="left"/>
+            </w:pPr>
+            <w:r>
+              <w:rPr>
+                <w:rFonts w:ascii="Segoe UI" w:hAnsi="Segoe UI"/>
+                <w:b w:val="0"/>
+                <w:i w:val="0"/>
+                <w:color w:val="1E293B"/>
+                <w:sz w:val="18"/>
+              </w:rPr>
+              <w:t>Retrieves and upserts statutory retention schedules (MCA/GST 8-year standard).</w:t>
+            </w:r>
+          </w:p>
+        </w:tc>
+      </w:tr>
+      <w:tr>
+        <w:tc>
+          <w:tcPr>
+            <w:tcW w:type="dxa" w:w="3168"/>
+            <w:shd w:fill="F8FAF9"/>
+            <w:tcMar>
+              <w:top w:w="100" w:type="dxa"/>
+              <w:bottom w:w="100" w:type="dxa"/>
+              <w:left w:w="150" w:type="dxa"/>
+              <w:right w:w="150" w:type="dxa"/>
+            </w:tcMar>
+          </w:tcPr>
+          <w:p>
+            <w:pPr>
+              <w:jc w:val="left"/>
+            </w:pPr>
+            <w:r>
+              <w:rPr>
+                <w:rFonts w:ascii="Segoe UI" w:hAnsi="Segoe UI"/>
+                <w:b w:val="0"/>
+                <w:i w:val="0"/>
+                <w:color w:val="1E293B"/>
+                <w:sz w:val="18"/>
+              </w:rPr>
+              <w:t>/api/audit/legal-holds</w:t>
+            </w:r>
+          </w:p>
+        </w:tc>
+        <w:tc>
+          <w:tcPr>
+            <w:tcW w:type="dxa" w:w="1296"/>
+            <w:shd w:fill="F8FAF9"/>
+            <w:tcMar>
+              <w:top w:w="100" w:type="dxa"/>
+              <w:bottom w:w="100" w:type="dxa"/>
+              <w:left w:w="150" w:type="dxa"/>
+              <w:right w:w="150" w:type="dxa"/>
+            </w:tcMar>
+          </w:tcPr>
+          <w:p>
+            <w:pPr>
+              <w:jc w:val="left"/>
+            </w:pPr>
+            <w:r>
+              <w:rPr>
+                <w:rFonts w:ascii="Segoe UI" w:hAnsi="Segoe UI"/>
+                <w:b w:val="0"/>
+                <w:i w:val="0"/>
+                <w:color w:val="1E293B"/>
+                <w:sz w:val="18"/>
+              </w:rPr>
+              <w:t>GET / POST</w:t>
+            </w:r>
+          </w:p>
+        </w:tc>
+        <w:tc>
+          <w:tcPr>
+            <w:tcW w:type="dxa" w:w="4896"/>
+            <w:shd w:fill="F8FAF9"/>
+            <w:tcMar>
+              <w:top w:w="100" w:type="dxa"/>
+              <w:bottom w:w="100" w:type="dxa"/>
+              <w:left w:w="150" w:type="dxa"/>
+              <w:right w:w="150" w:type="dxa"/>
+            </w:tcMar>
+          </w:tcPr>
+          <w:p>
+            <w:pPr>
+              <w:jc w:val="left"/>
+            </w:pPr>
+            <w:r>
+              <w:rPr>
+                <w:rFonts w:ascii="Segoe UI" w:hAnsi="Segoe UI"/>
+                <w:b w:val="0"/>
+                <w:i w:val="0"/>
+                <w:color w:val="1E293B"/>
+                <w:sz w:val="18"/>
+              </w:rPr>
+              <w:t>Applies and lists statutory inquiry/litigation holds freezing records.</w:t>
+            </w:r>
+          </w:p>
+        </w:tc>
+      </w:tr>
+      <w:tr>
+        <w:tc>
+          <w:tcPr>
+            <w:tcW w:type="dxa" w:w="3168"/>
+            <w:shd w:fill="FFFFFF"/>
+            <w:tcMar>
+              <w:top w:w="100" w:type="dxa"/>
+              <w:bottom w:w="100" w:type="dxa"/>
+              <w:left w:w="150" w:type="dxa"/>
+              <w:right w:w="150" w:type="dxa"/>
+            </w:tcMar>
+          </w:tcPr>
+          <w:p>
+            <w:pPr>
+              <w:jc w:val="left"/>
+            </w:pPr>
+            <w:r>
+              <w:rPr>
+                <w:rFonts w:ascii="Segoe UI" w:hAnsi="Segoe UI"/>
+                <w:b w:val="0"/>
+                <w:i w:val="0"/>
+                <w:color w:val="1E293B"/>
+                <w:sz w:val="18"/>
+              </w:rPr>
+              <w:t>/api/audit/legal-holds/{id}/release</w:t>
+            </w:r>
+          </w:p>
+        </w:tc>
+        <w:tc>
+          <w:tcPr>
+            <w:tcW w:type="dxa" w:w="1296"/>
+            <w:shd w:fill="FFFFFF"/>
+            <w:tcMar>
+              <w:top w:w="100" w:type="dxa"/>
+              <w:bottom w:w="100" w:type="dxa"/>
+              <w:left w:w="150" w:type="dxa"/>
+              <w:right w:w="150" w:type="dxa"/>
+            </w:tcMar>
+          </w:tcPr>
+          <w:p>
+            <w:pPr>
+              <w:jc w:val="left"/>
+            </w:pPr>
+            <w:r>
+              <w:rPr>
+                <w:rFonts w:ascii="Segoe UI" w:hAnsi="Segoe UI"/>
+                <w:b w:val="0"/>
+                <w:i w:val="0"/>
+                <w:color w:val="1E293B"/>
+                <w:sz w:val="18"/>
+              </w:rPr>
+              <w:t>POST</w:t>
+            </w:r>
+          </w:p>
+        </w:tc>
+        <w:tc>
+          <w:tcPr>
+            <w:tcW w:type="dxa" w:w="4896"/>
+            <w:shd w:fill="FFFFFF"/>
+            <w:tcMar>
+              <w:top w:w="100" w:type="dxa"/>
+              <w:bottom w:w="100" w:type="dxa"/>
+              <w:left w:w="150" w:type="dxa"/>
+              <w:right w:w="150" w:type="dxa"/>
+            </w:tcMar>
+          </w:tcPr>
+          <w:p>
+            <w:pPr>
+              <w:jc w:val="left"/>
+            </w:pPr>
+            <w:r>
+              <w:rPr>
+                <w:rFonts w:ascii="Segoe UI" w:hAnsi="Segoe UI"/>
+                <w:b w:val="0"/>
+                <w:i w:val="0"/>
+                <w:color w:val="1E293B"/>
+                <w:sz w:val="18"/>
+              </w:rPr>
+              <w:t>Releases legal hold with mandatory justification audit reason.</w:t>
+            </w:r>
+          </w:p>
+        </w:tc>
+      </w:tr>
+      <w:tr>
+        <w:tc>
+          <w:tcPr>
+            <w:tcW w:type="dxa" w:w="3168"/>
+            <w:shd w:fill="F8FAF9"/>
+            <w:tcMar>
+              <w:top w:w="100" w:type="dxa"/>
+              <w:bottom w:w="100" w:type="dxa"/>
+              <w:left w:w="150" w:type="dxa"/>
+              <w:right w:w="150" w:type="dxa"/>
+            </w:tcMar>
+          </w:tcPr>
+          <w:p>
+            <w:pPr>
+              <w:jc w:val="left"/>
+            </w:pPr>
+            <w:r>
+              <w:rPr>
+                <w:rFonts w:ascii="Segoe UI" w:hAnsi="Segoe UI"/>
+                <w:b w:val="0"/>
+                <w:i w:val="0"/>
+                <w:color w:val="1E293B"/>
+                <w:sz w:val="18"/>
+              </w:rPr>
+              <w:t>/api/audit/anomalies</w:t>
+            </w:r>
+          </w:p>
+        </w:tc>
+        <w:tc>
+          <w:tcPr>
+            <w:tcW w:type="dxa" w:w="1296"/>
+            <w:shd w:fill="F8FAF9"/>
+            <w:tcMar>
+              <w:top w:w="100" w:type="dxa"/>
+              <w:bottom w:w="100" w:type="dxa"/>
+              <w:left w:w="150" w:type="dxa"/>
+              <w:right w:w="150" w:type="dxa"/>
+            </w:tcMar>
+          </w:tcPr>
+          <w:p>
+            <w:pPr>
+              <w:jc w:val="left"/>
+            </w:pPr>
+            <w:r>
+              <w:rPr>
+                <w:rFonts w:ascii="Segoe UI" w:hAnsi="Segoe UI"/>
+                <w:b w:val="0"/>
+                <w:i w:val="0"/>
+                <w:color w:val="1E293B"/>
+                <w:sz w:val="18"/>
+              </w:rPr>
+              <w:t>GET</w:t>
+            </w:r>
+          </w:p>
+        </w:tc>
+        <w:tc>
+          <w:tcPr>
+            <w:tcW w:type="dxa" w:w="4896"/>
+            <w:shd w:fill="F8FAF9"/>
+            <w:tcMar>
+              <w:top w:w="100" w:type="dxa"/>
+              <w:bottom w:w="100" w:type="dxa"/>
+              <w:left w:w="150" w:type="dxa"/>
+              <w:right w:w="150" w:type="dxa"/>
+            </w:tcMar>
+          </w:tcPr>
+          <w:p>
+            <w:pPr>
+              <w:jc w:val="left"/>
+            </w:pPr>
+            <w:r>
+              <w:rPr>
+                <w:rFonts w:ascii="Segoe UI" w:hAnsi="Segoe UI"/>
+                <w:b w:val="0"/>
+                <w:i w:val="0"/>
+                <w:color w:val="1E293B"/>
+                <w:sz w:val="18"/>
+              </w:rPr>
+              <w:t>Scans for velocity spikes, repeated cancellations, after-hours edits, and chain tampering.</w:t>
+            </w:r>
+          </w:p>
+        </w:tc>
+      </w:tr>
+      <w:tr>
+        <w:tc>
+          <w:tcPr>
+            <w:tcW w:type="dxa" w:w="3168"/>
+            <w:shd w:fill="FFFFFF"/>
+            <w:tcMar>
+              <w:top w:w="100" w:type="dxa"/>
+              <w:bottom w:w="100" w:type="dxa"/>
+              <w:left w:w="150" w:type="dxa"/>
+              <w:right w:w="150" w:type="dxa"/>
+            </w:tcMar>
+          </w:tcPr>
+          <w:p>
+            <w:pPr>
+              <w:jc w:val="left"/>
+            </w:pPr>
+            <w:r>
+              <w:rPr>
+                <w:rFonts w:ascii="Segoe UI" w:hAnsi="Segoe UI"/>
+                <w:b w:val="0"/>
+                <w:i w:val="0"/>
+                <w:color w:val="1E293B"/>
+                <w:sz w:val="18"/>
+              </w:rPr>
+              <w:t>/api/audit/evidence-pack</w:t>
+            </w:r>
+          </w:p>
+        </w:tc>
+        <w:tc>
+          <w:tcPr>
+            <w:tcW w:type="dxa" w:w="1296"/>
+            <w:shd w:fill="FFFFFF"/>
+            <w:tcMar>
+              <w:top w:w="100" w:type="dxa"/>
+              <w:bottom w:w="100" w:type="dxa"/>
+              <w:left w:w="150" w:type="dxa"/>
+              <w:right w:w="150" w:type="dxa"/>
+            </w:tcMar>
+          </w:tcPr>
+          <w:p>
+            <w:pPr>
+              <w:jc w:val="left"/>
+            </w:pPr>
+            <w:r>
+              <w:rPr>
+                <w:rFonts w:ascii="Segoe UI" w:hAnsi="Segoe UI"/>
+                <w:b w:val="0"/>
+                <w:i w:val="0"/>
+                <w:color w:val="1E293B"/>
+                <w:sz w:val="18"/>
+              </w:rPr>
+              <w:t>POST</w:t>
+            </w:r>
+          </w:p>
+        </w:tc>
+        <w:tc>
+          <w:tcPr>
+            <w:tcW w:type="dxa" w:w="4896"/>
+            <w:shd w:fill="FFFFFF"/>
+            <w:tcMar>
+              <w:top w:w="100" w:type="dxa"/>
+              <w:bottom w:w="100" w:type="dxa"/>
+              <w:left w:w="150" w:type="dxa"/>
+              <w:right w:w="150" w:type="dxa"/>
+            </w:tcMar>
+          </w:tcPr>
+          <w:p>
+            <w:pPr>
+              <w:jc w:val="left"/>
+            </w:pPr>
+            <w:r>
+              <w:rPr>
+                <w:rFonts w:ascii="Segoe UI" w:hAnsi="Segoe UI"/>
+                <w:b w:val="0"/>
+                <w:i w:val="0"/>
+                <w:color w:val="1E293B"/>
+                <w:sz w:val="18"/>
+              </w:rPr>
+              <w:t>Produces cryptographically sealed audit evidence package with SHA-256 root hash.</w:t>
+            </w:r>
+          </w:p>
+        </w:tc>
+      </w:tr>
     </w:tbl>
     <w:p>
       <w:pPr>
@@ -8901,7 +9990,7 @@
           <w:color w:val="1B4332"/>
           <w:sz w:val="36"/>
         </w:rPr>
-        <w:t>13. Automated Selenium QA Matrix &amp; Production Deployment</w:t>
+        <w:t>14. Automated Selenium QA Matrix &amp; Production Deployment</w:t>
       </w:r>
     </w:p>
     <w:p>
@@ -9844,6 +10933,89 @@
           </w:p>
         </w:tc>
       </w:tr>
+      <w:tr>
+        <w:tc>
+          <w:tcPr>
+            <w:tcW w:type="dxa" w:w="3312"/>
+            <w:shd w:fill="FFFFFF"/>
+            <w:tcMar>
+              <w:top w:w="100" w:type="dxa"/>
+              <w:bottom w:w="100" w:type="dxa"/>
+              <w:left w:w="150" w:type="dxa"/>
+              <w:right w:w="150" w:type="dxa"/>
+            </w:tcMar>
+          </w:tcPr>
+          <w:p>
+            <w:pPr>
+              <w:jc w:val="left"/>
+            </w:pPr>
+            <w:r>
+              <w:rPr>
+                <w:rFonts w:ascii="Segoe UI" w:hAnsi="Segoe UI"/>
+                <w:b w:val="0"/>
+                <w:i w:val="0"/>
+                <w:color w:val="1E293B"/>
+                <w:sz w:val="18"/>
+              </w:rPr>
+              <w:t>test_audit_governance_selenium.py</w:t>
+            </w:r>
+          </w:p>
+        </w:tc>
+        <w:tc>
+          <w:tcPr>
+            <w:tcW w:type="dxa" w:w="1440"/>
+            <w:shd w:fill="FFFFFF"/>
+            <w:tcMar>
+              <w:top w:w="100" w:type="dxa"/>
+              <w:bottom w:w="100" w:type="dxa"/>
+              <w:left w:w="150" w:type="dxa"/>
+              <w:right w:w="150" w:type="dxa"/>
+            </w:tcMar>
+          </w:tcPr>
+          <w:p>
+            <w:pPr>
+              <w:jc w:val="left"/>
+            </w:pPr>
+            <w:r>
+              <w:rPr>
+                <w:rFonts w:ascii="Segoe UI" w:hAnsi="Segoe UI"/>
+                <w:b w:val="0"/>
+                <w:i w:val="0"/>
+                <w:color w:val="1E293B"/>
+                <w:sz w:val="18"/>
+              </w:rPr>
+              <w:t>10 Stages</w:t>
+            </w:r>
+          </w:p>
+        </w:tc>
+        <w:tc>
+          <w:tcPr>
+            <w:tcW w:type="dxa" w:w="4608"/>
+            <w:shd w:fill="FFFFFF"/>
+            <w:tcMar>
+              <w:top w:w="100" w:type="dxa"/>
+              <w:bottom w:w="100" w:type="dxa"/>
+              <w:left w:w="150" w:type="dxa"/>
+              <w:right w:w="150" w:type="dxa"/>
+            </w:tcMar>
+          </w:tcPr>
+          <w:p>
+            <w:pPr>
+              <w:jc w:val="left"/>
+            </w:pPr>
+            <w:r>
+              <w:rPr>
+                <w:rFonts w:ascii="Segoe UI" w:hAnsi="Segoe UI"/>
+                <w:b w:val="0"/>
+                <w:i w:val="0"/>
+                <w:color w:val="1E293B"/>
+                <w:sz w:val="18"/>
+              </w:rPr>
+              <w:t>100% PASS: Cryptographic SHA-256 hash chaining, diff drawer, seal validation, retention policies, legal holds, forensic anomalies, evidence pack.</w:t>
+            </w:r>
+          </w:p>
+        </w:tc>
+      </w:tr>
     </w:tbl>
     <w:p>
       <w:pPr>
@@ -9863,7 +11035,7 @@
           <w:color w:val="2D6A4F"/>
           <w:sz w:val="27"/>
         </w:rPr>
-        <w:t>13.1 Production Deployment &amp; Synchronization Commands</w:t>
+        <w:t>14.1 Production Deployment &amp; Synchronization Commands</w:t>
       </w:r>
     </w:p>
     <w:p>

--- a/ERP_ENTERPRISE_SYSTEM_COMPLETE_SOFTWARE_MASTER_WALKTHROUGH.docx
+++ b/ERP_ENTERPRISE_SYSTEM_COMPLETE_SOFTWARE_MASTER_WALKTHROUGH.docx
@@ -5410,7 +5410,7 @@
           <w:color w:val="1B4332"/>
           <w:sz w:val="36"/>
         </w:rPr>
-        <w:t>12. Relational Database Schema Dictionary (PostgreSQL)</w:t>
+        <w:t>12. Cargo &amp; Consignment Management Engine (DOC-34)</w:t>
       </w:r>
     </w:p>
     <w:p>
@@ -5426,7 +5426,215 @@
           <w:color w:val="1E293B"/>
           <w:sz w:val="21"/>
         </w:rPr>
-        <w:t>The database architecture encompasses 21+ high-performance relational tables:</w:t>
+        <w:t>DOC-34 governs physical transport logistics, consignment series management, volumetric CBM calculations, carrier chain-of-custody, four-eyes delivery sign-offs, and Admin-funded cargo cost segregation.</w:t>
+      </w:r>
+    </w:p>
+    <w:p>
+      <w:pPr>
+        <w:keepNext/>
+        <w:spacing w:before="280" w:after="120"/>
+      </w:pPr>
+      <w:r>
+        <w:rPr>
+          <w:rFonts w:ascii="Segoe UI" w:hAnsi="Segoe UI"/>
+          <w:b/>
+          <w:i w:val="0"/>
+          <w:color w:val="2D6A4F"/>
+          <w:sz w:val="27"/>
+        </w:rPr>
+        <w:t>12.1 Non-Negotiable Architecture &amp; Core Rules</w:t>
+      </w:r>
+    </w:p>
+    <w:p>
+      <w:pPr>
+        <w:spacing w:before="0" w:after="120" w:line="276" w:lineRule="auto"/>
+        <w:jc w:val="left"/>
+      </w:pPr>
+      <w:r>
+        <w:rPr>
+          <w:rFonts w:ascii="Segoe UI" w:hAnsi="Segoe UI"/>
+          <w:b w:val="0"/>
+          <w:i w:val="0"/>
+          <w:color w:val="1E293B"/>
+          <w:sz w:val="21"/>
+        </w:rPr>
+        <w:t>1. Independent Consignment Identity: First-class consignment series (CN-YYYY-XXXX) decoupled from invoice and challan numbering, supporting 1-to-many and many-to-1 relationships.</w:t>
+      </w:r>
+    </w:p>
+    <w:p>
+      <w:pPr>
+        <w:spacing w:before="0" w:after="120" w:line="276" w:lineRule="auto"/>
+        <w:jc w:val="left"/>
+      </w:pPr>
+      <w:r>
+        <w:rPr>
+          <w:rFonts w:ascii="Segoe UI" w:hAnsi="Segoe UI"/>
+          <w:b w:val="0"/>
+          <w:i w:val="0"/>
+          <w:color w:val="1E293B"/>
+          <w:sz w:val="21"/>
+        </w:rPr>
+        <w:t>2. Admin-Funded Client Cargo Architecture: In central platform distribution setups where Platform Admin finances freight for Client Companies, the Client Company General Ledger (DOC-08) is NEVER debited automatically. The expense is recognized solely in the Admin Company Ledger under Account 5200 (Freight &amp; Logistics Expense).</w:t>
+      </w:r>
+    </w:p>
+    <w:p>
+      <w:pPr>
+        <w:spacing w:before="0" w:after="120" w:line="276" w:lineRule="auto"/>
+        <w:jc w:val="left"/>
+      </w:pPr>
+      <w:r>
+        <w:rPr>
+          <w:rFonts w:ascii="Segoe UI" w:hAnsi="Segoe UI"/>
+          <w:b w:val="0"/>
+          <w:i w:val="0"/>
+          <w:color w:val="1E293B"/>
+          <w:sz w:val="21"/>
+        </w:rPr>
+        <w:t>3. Combined Reporting Toggle: Platform Admin executives can toggle aggregate multi-client freight reporting without breaching tenant isolation boundaries.</w:t>
+      </w:r>
+    </w:p>
+    <w:p>
+      <w:pPr>
+        <w:spacing w:before="0" w:after="120" w:line="276" w:lineRule="auto"/>
+        <w:jc w:val="left"/>
+      </w:pPr>
+      <w:r>
+        <w:rPr>
+          <w:rFonts w:ascii="Segoe UI" w:hAnsi="Segoe UI"/>
+          <w:b w:val="0"/>
+          <w:i w:val="0"/>
+          <w:color w:val="1E293B"/>
+          <w:sz w:val="21"/>
+        </w:rPr>
+        <w:t>4. Volumetric CBM Formula: CBM = (Length (cm) * Width (cm) * Height (cm)) / 1,000,000. Multi-package barcodes (PKG-YYYY-XXXX-NN) track individual tare, gross weight, and fragility.</w:t>
+      </w:r>
+    </w:p>
+    <w:p>
+      <w:pPr>
+        <w:spacing w:before="0" w:after="120" w:line="276" w:lineRule="auto"/>
+        <w:jc w:val="left"/>
+      </w:pPr>
+      <w:r>
+        <w:rPr>
+          <w:rFonts w:ascii="Segoe UI" w:hAnsi="Segoe UI"/>
+          <w:b w:val="0"/>
+          <w:i w:val="0"/>
+          <w:color w:val="1E293B"/>
+          <w:sz w:val="21"/>
+        </w:rPr>
+        <w:t>5. Movement State Machine: PLANNED -&gt; READY_FOR_LOADING -&gt; LOADING -&gt; DISPATCHED -&gt; IN_TRANSIT -&gt; DELIVERED -&gt; CLOSED (with EXCEPTION branching).</w:t>
+      </w:r>
+    </w:p>
+    <w:p>
+      <w:pPr>
+        <w:spacing w:before="0" w:after="120" w:line="276" w:lineRule="auto"/>
+        <w:jc w:val="left"/>
+      </w:pPr>
+      <w:r>
+        <w:rPr>
+          <w:rFonts w:ascii="Segoe UI" w:hAnsi="Segoe UI"/>
+          <w:b w:val="0"/>
+          <w:i w:val="0"/>
+          <w:color w:val="1E293B"/>
+          <w:sz w:val="21"/>
+        </w:rPr>
+        <w:t>6. Proof of Delivery (POD) &amp; Exception Desk: Four-eyes physical delivery validation tracking accepted vs damaged/short quantities and carrier liability claims.</w:t>
+      </w:r>
+    </w:p>
+    <w:p>
+      <w:pPr>
+        <w:keepNext/>
+        <w:spacing w:before="280" w:after="120"/>
+      </w:pPr>
+      <w:r>
+        <w:rPr>
+          <w:rFonts w:ascii="Segoe UI" w:hAnsi="Segoe UI"/>
+          <w:b/>
+          <w:i w:val="0"/>
+          <w:color w:val="2D6A4F"/>
+          <w:sz w:val="27"/>
+        </w:rPr>
+        <w:t>12.2 Operational Cockpits &amp; Launchers</w:t>
+      </w:r>
+    </w:p>
+    <w:p>
+      <w:pPr>
+        <w:spacing w:before="0" w:after="120" w:line="276" w:lineRule="auto"/>
+        <w:jc w:val="left"/>
+      </w:pPr>
+      <w:r>
+        <w:rPr>
+          <w:rFonts w:ascii="Segoe UI" w:hAnsi="Segoe UI"/>
+          <w:b w:val="0"/>
+          <w:i w:val="0"/>
+          <w:color w:val="1E293B"/>
+          <w:sz w:val="21"/>
+        </w:rPr>
+        <w:t>• Cargo Board (/cargo, [Ctrl+1]): Top KPI strip, visual status matrix, new consignment creation modal ([F6]), slide-over detail drawer, and status progression buttons.</w:t>
+      </w:r>
+    </w:p>
+    <w:p>
+      <w:pPr>
+        <w:spacing w:before="0" w:after="120" w:line="276" w:lineRule="auto"/>
+        <w:jc w:val="left"/>
+      </w:pPr>
+      <w:r>
+        <w:rPr>
+          <w:rFonts w:ascii="Segoe UI" w:hAnsi="Segoe UI"/>
+          <w:b w:val="0"/>
+          <w:i w:val="0"/>
+          <w:color w:val="1E293B"/>
+          <w:sz w:val="21"/>
+        </w:rPr>
+        <w:t>• Cargo Cost Center (/cargo/costs, [F4]): Admin-borne vs Client-borne financial bifurcation, combined multi-client reporting toggle, and CSV manifest exporter.</w:t>
+      </w:r>
+    </w:p>
+    <w:p>
+      <w:pPr>
+        <w:spacing w:before="0" w:after="120" w:line="276" w:lineRule="auto"/>
+        <w:jc w:val="left"/>
+      </w:pPr>
+      <w:r>
+        <w:rPr>
+          <w:rFonts w:ascii="Segoe UI" w:hAnsi="Segoe UI"/>
+          <w:b w:val="0"/>
+          <w:i w:val="0"/>
+          <w:color w:val="1E293B"/>
+          <w:sz w:val="21"/>
+        </w:rPr>
+        <w:t>• POD &amp; Exception Desk (/cargo/pod-exceptions): Pending delivery receiving queue with 4-eyes validation, accepted vs short/damaged quantities, and transit claims resolution desk.</w:t>
+      </w:r>
+    </w:p>
+    <w:p>
+      <w:pPr>
+        <w:keepNext/>
+        <w:spacing w:before="360" w:after="160"/>
+      </w:pPr>
+      <w:r>
+        <w:rPr>
+          <w:rFonts w:ascii="Segoe UI" w:hAnsi="Segoe UI"/>
+          <w:b/>
+          <w:i w:val="0"/>
+          <w:color w:val="1B4332"/>
+          <w:sz w:val="36"/>
+        </w:rPr>
+        <w:t>13. Relational Database Schema Dictionary (PostgreSQL)</w:t>
+      </w:r>
+    </w:p>
+    <w:p>
+      <w:pPr>
+        <w:spacing w:before="0" w:after="120" w:line="276" w:lineRule="auto"/>
+        <w:jc w:val="left"/>
+      </w:pPr>
+      <w:r>
+        <w:rPr>
+          <w:rFonts w:ascii="Segoe UI" w:hAnsi="Segoe UI"/>
+          <w:b w:val="0"/>
+          <w:i w:val="0"/>
+          <w:color w:val="1E293B"/>
+          <w:sz w:val="21"/>
+        </w:rPr>
+        <w:t>The database architecture encompasses 25+ high-performance relational tables:</w:t>
       </w:r>
     </w:p>
     <w:tbl>
@@ -7262,6 +7470,338 @@
                 <w:sz w:val="18"/>
               </w:rPr>
               <w:t>Statutory litigation/inquiry holds. Columns: scope_type, scope_description, reason, created_by_id, released_at, release_reason.</w:t>
+            </w:r>
+          </w:p>
+        </w:tc>
+      </w:tr>
+      <w:tr>
+        <w:tc>
+          <w:tcPr>
+            <w:tcW w:type="dxa" w:w="2160"/>
+            <w:shd w:fill="F8FAF9"/>
+            <w:tcMar>
+              <w:top w:w="100" w:type="dxa"/>
+              <w:bottom w:w="100" w:type="dxa"/>
+              <w:left w:w="150" w:type="dxa"/>
+              <w:right w:w="150" w:type="dxa"/>
+            </w:tcMar>
+          </w:tcPr>
+          <w:p>
+            <w:pPr>
+              <w:jc w:val="left"/>
+            </w:pPr>
+            <w:r>
+              <w:rPr>
+                <w:rFonts w:ascii="Segoe UI" w:hAnsi="Segoe UI"/>
+                <w:b w:val="0"/>
+                <w:i w:val="0"/>
+                <w:color w:val="1E293B"/>
+                <w:sz w:val="18"/>
+              </w:rPr>
+              <w:t>consignments</w:t>
+            </w:r>
+          </w:p>
+        </w:tc>
+        <w:tc>
+          <w:tcPr>
+            <w:tcW w:type="dxa" w:w="2880"/>
+            <w:shd w:fill="F8FAF9"/>
+            <w:tcMar>
+              <w:top w:w="100" w:type="dxa"/>
+              <w:bottom w:w="100" w:type="dxa"/>
+              <w:left w:w="150" w:type="dxa"/>
+              <w:right w:w="150" w:type="dxa"/>
+            </w:tcMar>
+          </w:tcPr>
+          <w:p>
+            <w:pPr>
+              <w:jc w:val="left"/>
+            </w:pPr>
+            <w:r>
+              <w:rPr>
+                <w:rFonts w:ascii="Segoe UI" w:hAnsi="Segoe UI"/>
+                <w:b w:val="0"/>
+                <w:i w:val="0"/>
+                <w:color w:val="1E293B"/>
+                <w:sz w:val="18"/>
+              </w:rPr>
+              <w:t>id UUID (PK), consignment_number UNIQUE</w:t>
+            </w:r>
+          </w:p>
+        </w:tc>
+        <w:tc>
+          <w:tcPr>
+            <w:tcW w:type="dxa" w:w="4320"/>
+            <w:shd w:fill="F8FAF9"/>
+            <w:tcMar>
+              <w:top w:w="100" w:type="dxa"/>
+              <w:bottom w:w="100" w:type="dxa"/>
+              <w:left w:w="150" w:type="dxa"/>
+              <w:right w:w="150" w:type="dxa"/>
+            </w:tcMar>
+          </w:tcPr>
+          <w:p>
+            <w:pPr>
+              <w:jc w:val="left"/>
+            </w:pPr>
+            <w:r>
+              <w:rPr>
+                <w:rFonts w:ascii="Segoe UI" w:hAnsi="Segoe UI"/>
+                <w:b w:val="0"/>
+                <w:i w:val="0"/>
+                <w:color w:val="1E293B"/>
+                <w:sz w:val="18"/>
+              </w:rPr>
+              <w:t>Decoupled freight shipment. Columns: company_id, document_number, transporter_name, vehicle_no, driver_name, origin_hub, destination_hub, lr_no, status, is_admin_funded.</w:t>
+            </w:r>
+          </w:p>
+        </w:tc>
+      </w:tr>
+      <w:tr>
+        <w:tc>
+          <w:tcPr>
+            <w:tcW w:type="dxa" w:w="2160"/>
+            <w:shd w:fill="FFFFFF"/>
+            <w:tcMar>
+              <w:top w:w="100" w:type="dxa"/>
+              <w:bottom w:w="100" w:type="dxa"/>
+              <w:left w:w="150" w:type="dxa"/>
+              <w:right w:w="150" w:type="dxa"/>
+            </w:tcMar>
+          </w:tcPr>
+          <w:p>
+            <w:pPr>
+              <w:jc w:val="left"/>
+            </w:pPr>
+            <w:r>
+              <w:rPr>
+                <w:rFonts w:ascii="Segoe UI" w:hAnsi="Segoe UI"/>
+                <w:b w:val="0"/>
+                <w:i w:val="0"/>
+                <w:color w:val="1E293B"/>
+                <w:sz w:val="18"/>
+              </w:rPr>
+              <w:t>cargo_packages</w:t>
+            </w:r>
+          </w:p>
+        </w:tc>
+        <w:tc>
+          <w:tcPr>
+            <w:tcW w:type="dxa" w:w="2880"/>
+            <w:shd w:fill="FFFFFF"/>
+            <w:tcMar>
+              <w:top w:w="100" w:type="dxa"/>
+              <w:bottom w:w="100" w:type="dxa"/>
+              <w:left w:w="150" w:type="dxa"/>
+              <w:right w:w="150" w:type="dxa"/>
+            </w:tcMar>
+          </w:tcPr>
+          <w:p>
+            <w:pPr>
+              <w:jc w:val="left"/>
+            </w:pPr>
+            <w:r>
+              <w:rPr>
+                <w:rFonts w:ascii="Segoe UI" w:hAnsi="Segoe UI"/>
+                <w:b w:val="0"/>
+                <w:i w:val="0"/>
+                <w:color w:val="1E293B"/>
+                <w:sz w:val="18"/>
+              </w:rPr>
+              <w:t>id UUID (PK), consignment_id (FK)</w:t>
+            </w:r>
+          </w:p>
+        </w:tc>
+        <w:tc>
+          <w:tcPr>
+            <w:tcW w:type="dxa" w:w="4320"/>
+            <w:shd w:fill="FFFFFF"/>
+            <w:tcMar>
+              <w:top w:w="100" w:type="dxa"/>
+              <w:bottom w:w="100" w:type="dxa"/>
+              <w:left w:w="150" w:type="dxa"/>
+              <w:right w:w="150" w:type="dxa"/>
+            </w:tcMar>
+          </w:tcPr>
+          <w:p>
+            <w:pPr>
+              <w:jc w:val="left"/>
+            </w:pPr>
+            <w:r>
+              <w:rPr>
+                <w:rFonts w:ascii="Segoe UI" w:hAnsi="Segoe UI"/>
+                <w:b w:val="0"/>
+                <w:i w:val="0"/>
+                <w:color w:val="1E293B"/>
+                <w:sz w:val="18"/>
+              </w:rPr>
+              <w:t>Multi-package volumetric hierarchy. Columns: package_type, barcode UNIQUE, gross_weight, tare_weight, net_weight, length_cm, width_cm, height_cm, cbm, is_fragile, status.</w:t>
+            </w:r>
+          </w:p>
+        </w:tc>
+      </w:tr>
+      <w:tr>
+        <w:tc>
+          <w:tcPr>
+            <w:tcW w:type="dxa" w:w="2160"/>
+            <w:shd w:fill="F8FAF9"/>
+            <w:tcMar>
+              <w:top w:w="100" w:type="dxa"/>
+              <w:bottom w:w="100" w:type="dxa"/>
+              <w:left w:w="150" w:type="dxa"/>
+              <w:right w:w="150" w:type="dxa"/>
+            </w:tcMar>
+          </w:tcPr>
+          <w:p>
+            <w:pPr>
+              <w:jc w:val="left"/>
+            </w:pPr>
+            <w:r>
+              <w:rPr>
+                <w:rFonts w:ascii="Segoe UI" w:hAnsi="Segoe UI"/>
+                <w:b w:val="0"/>
+                <w:i w:val="0"/>
+                <w:color w:val="1E293B"/>
+                <w:sz w:val="18"/>
+              </w:rPr>
+              <w:t>cargo_costs</w:t>
+            </w:r>
+          </w:p>
+        </w:tc>
+        <w:tc>
+          <w:tcPr>
+            <w:tcW w:type="dxa" w:w="2880"/>
+            <w:shd w:fill="F8FAF9"/>
+            <w:tcMar>
+              <w:top w:w="100" w:type="dxa"/>
+              <w:bottom w:w="100" w:type="dxa"/>
+              <w:left w:w="150" w:type="dxa"/>
+              <w:right w:w="150" w:type="dxa"/>
+            </w:tcMar>
+          </w:tcPr>
+          <w:p>
+            <w:pPr>
+              <w:jc w:val="left"/>
+            </w:pPr>
+            <w:r>
+              <w:rPr>
+                <w:rFonts w:ascii="Segoe UI" w:hAnsi="Segoe UI"/>
+                <w:b w:val="0"/>
+                <w:i w:val="0"/>
+                <w:color w:val="1E293B"/>
+                <w:sz w:val="18"/>
+              </w:rPr>
+              <w:t>id UUID (PK), consignment_id (FK)</w:t>
+            </w:r>
+          </w:p>
+        </w:tc>
+        <w:tc>
+          <w:tcPr>
+            <w:tcW w:type="dxa" w:w="4320"/>
+            <w:shd w:fill="F8FAF9"/>
+            <w:tcMar>
+              <w:top w:w="100" w:type="dxa"/>
+              <w:bottom w:w="100" w:type="dxa"/>
+              <w:left w:w="150" w:type="dxa"/>
+              <w:right w:w="150" w:type="dxa"/>
+            </w:tcMar>
+          </w:tcPr>
+          <w:p>
+            <w:pPr>
+              <w:jc w:val="left"/>
+            </w:pPr>
+            <w:r>
+              <w:rPr>
+                <w:rFonts w:ascii="Segoe UI" w:hAnsi="Segoe UI"/>
+                <w:b w:val="0"/>
+                <w:i w:val="0"/>
+                <w:color w:val="1E293B"/>
+                <w:sz w:val="18"/>
+              </w:rPr>
+              <w:t>Bifurcated freight expenditure. Columns: beneficiary_company_id, cost_bearer_company_id, cost_type, gross_cost, recovery_amount, net_bearer_cost, is_admin_borne, recovery_status.</w:t>
+            </w:r>
+          </w:p>
+        </w:tc>
+      </w:tr>
+      <w:tr>
+        <w:tc>
+          <w:tcPr>
+            <w:tcW w:type="dxa" w:w="2160"/>
+            <w:shd w:fill="FFFFFF"/>
+            <w:tcMar>
+              <w:top w:w="100" w:type="dxa"/>
+              <w:bottom w:w="100" w:type="dxa"/>
+              <w:left w:w="150" w:type="dxa"/>
+              <w:right w:w="150" w:type="dxa"/>
+            </w:tcMar>
+          </w:tcPr>
+          <w:p>
+            <w:pPr>
+              <w:jc w:val="left"/>
+            </w:pPr>
+            <w:r>
+              <w:rPr>
+                <w:rFonts w:ascii="Segoe UI" w:hAnsi="Segoe UI"/>
+                <w:b w:val="0"/>
+                <w:i w:val="0"/>
+                <w:color w:val="1E293B"/>
+                <w:sz w:val="18"/>
+              </w:rPr>
+              <w:t>pod_records</w:t>
+            </w:r>
+          </w:p>
+        </w:tc>
+        <w:tc>
+          <w:tcPr>
+            <w:tcW w:type="dxa" w:w="2880"/>
+            <w:shd w:fill="FFFFFF"/>
+            <w:tcMar>
+              <w:top w:w="100" w:type="dxa"/>
+              <w:bottom w:w="100" w:type="dxa"/>
+              <w:left w:w="150" w:type="dxa"/>
+              <w:right w:w="150" w:type="dxa"/>
+            </w:tcMar>
+          </w:tcPr>
+          <w:p>
+            <w:pPr>
+              <w:jc w:val="left"/>
+            </w:pPr>
+            <w:r>
+              <w:rPr>
+                <w:rFonts w:ascii="Segoe UI" w:hAnsi="Segoe UI"/>
+                <w:b w:val="0"/>
+                <w:i w:val="0"/>
+                <w:color w:val="1E293B"/>
+                <w:sz w:val="18"/>
+              </w:rPr>
+              <w:t>id UUID (PK), consignment_id (FK)</w:t>
+            </w:r>
+          </w:p>
+        </w:tc>
+        <w:tc>
+          <w:tcPr>
+            <w:tcW w:type="dxa" w:w="4320"/>
+            <w:shd w:fill="FFFFFF"/>
+            <w:tcMar>
+              <w:top w:w="100" w:type="dxa"/>
+              <w:bottom w:w="100" w:type="dxa"/>
+              <w:left w:w="150" w:type="dxa"/>
+              <w:right w:w="150" w:type="dxa"/>
+            </w:tcMar>
+          </w:tcPr>
+          <w:p>
+            <w:pPr>
+              <w:jc w:val="left"/>
+            </w:pPr>
+            <w:r>
+              <w:rPr>
+                <w:rFonts w:ascii="Segoe UI" w:hAnsi="Segoe UI"/>
+                <w:b w:val="0"/>
+                <w:i w:val="0"/>
+                <w:color w:val="1E293B"/>
+                <w:sz w:val="18"/>
+              </w:rPr>
+              <w:t>Proof of delivery &amp; discrepancy record. Columns: received_by, received_at, accepted_qty, short_qty, damage_qty, signature_token, remarks, status.</w:t>
             </w:r>
           </w:p>
         </w:tc>
@@ -7285,7 +7825,7 @@
           <w:color w:val="1B4332"/>
           <w:sz w:val="36"/>
         </w:rPr>
-        <w:t>13. RESTful API Directory &amp; Endpoint Specifications</w:t>
+        <w:t>14. RESTful API Directory &amp; Endpoint Specifications</w:t>
       </w:r>
     </w:p>
     <w:p>
@@ -7301,7 +7841,7 @@
           <w:color w:val="1E293B"/>
           <w:sz w:val="21"/>
         </w:rPr>
-        <w:t>The backend exposes a high-speed, asynchronous RESTful API layer organized by domain:</w:t>
+        <w:t>The backend exposes a high-speed, asynchronous RESTful API layer organized by domain (40+ endpoints):</w:t>
       </w:r>
     </w:p>
     <w:tbl>
@@ -9967,6 +10507,670 @@
                 <w:sz w:val="18"/>
               </w:rPr>
               <w:t>Produces cryptographically sealed audit evidence package with SHA-256 root hash.</w:t>
+            </w:r>
+          </w:p>
+        </w:tc>
+      </w:tr>
+      <w:tr>
+        <w:tc>
+          <w:tcPr>
+            <w:tcW w:type="dxa" w:w="3168"/>
+            <w:shd w:fill="F8FAF9"/>
+            <w:tcMar>
+              <w:top w:w="100" w:type="dxa"/>
+              <w:bottom w:w="100" w:type="dxa"/>
+              <w:left w:w="150" w:type="dxa"/>
+              <w:right w:w="150" w:type="dxa"/>
+            </w:tcMar>
+          </w:tcPr>
+          <w:p>
+            <w:pPr>
+              <w:jc w:val="left"/>
+            </w:pPr>
+            <w:r>
+              <w:rPr>
+                <w:rFonts w:ascii="Segoe UI" w:hAnsi="Segoe UI"/>
+                <w:b w:val="0"/>
+                <w:i w:val="0"/>
+                <w:color w:val="1E293B"/>
+                <w:sz w:val="18"/>
+              </w:rPr>
+              <w:t>/api/cargo/summary</w:t>
+            </w:r>
+          </w:p>
+        </w:tc>
+        <w:tc>
+          <w:tcPr>
+            <w:tcW w:type="dxa" w:w="1296"/>
+            <w:shd w:fill="F8FAF9"/>
+            <w:tcMar>
+              <w:top w:w="100" w:type="dxa"/>
+              <w:bottom w:w="100" w:type="dxa"/>
+              <w:left w:w="150" w:type="dxa"/>
+              <w:right w:w="150" w:type="dxa"/>
+            </w:tcMar>
+          </w:tcPr>
+          <w:p>
+            <w:pPr>
+              <w:jc w:val="left"/>
+            </w:pPr>
+            <w:r>
+              <w:rPr>
+                <w:rFonts w:ascii="Segoe UI" w:hAnsi="Segoe UI"/>
+                <w:b w:val="0"/>
+                <w:i w:val="0"/>
+                <w:color w:val="1E293B"/>
+                <w:sz w:val="18"/>
+              </w:rPr>
+              <w:t>GET</w:t>
+            </w:r>
+          </w:p>
+        </w:tc>
+        <w:tc>
+          <w:tcPr>
+            <w:tcW w:type="dxa" w:w="4896"/>
+            <w:shd w:fill="F8FAF9"/>
+            <w:tcMar>
+              <w:top w:w="100" w:type="dxa"/>
+              <w:bottom w:w="100" w:type="dxa"/>
+              <w:left w:w="150" w:type="dxa"/>
+              <w:right w:w="150" w:type="dxa"/>
+            </w:tcMar>
+          </w:tcPr>
+          <w:p>
+            <w:pPr>
+              <w:jc w:val="left"/>
+            </w:pPr>
+            <w:r>
+              <w:rPr>
+                <w:rFonts w:ascii="Segoe UI" w:hAnsi="Segoe UI"/>
+                <w:b w:val="0"/>
+                <w:i w:val="0"/>
+                <w:color w:val="1E293B"/>
+                <w:sz w:val="18"/>
+              </w:rPr>
+              <w:t>Aggregates total consignments, in-transit, volumetric CBM, Admin-borne cost, pending POD.</w:t>
+            </w:r>
+          </w:p>
+        </w:tc>
+      </w:tr>
+      <w:tr>
+        <w:tc>
+          <w:tcPr>
+            <w:tcW w:type="dxa" w:w="3168"/>
+            <w:shd w:fill="FFFFFF"/>
+            <w:tcMar>
+              <w:top w:w="100" w:type="dxa"/>
+              <w:bottom w:w="100" w:type="dxa"/>
+              <w:left w:w="150" w:type="dxa"/>
+              <w:right w:w="150" w:type="dxa"/>
+            </w:tcMar>
+          </w:tcPr>
+          <w:p>
+            <w:pPr>
+              <w:jc w:val="left"/>
+            </w:pPr>
+            <w:r>
+              <w:rPr>
+                <w:rFonts w:ascii="Segoe UI" w:hAnsi="Segoe UI"/>
+                <w:b w:val="0"/>
+                <w:i w:val="0"/>
+                <w:color w:val="1E293B"/>
+                <w:sz w:val="18"/>
+              </w:rPr>
+              <w:t>/api/cargo/consignments</w:t>
+            </w:r>
+          </w:p>
+        </w:tc>
+        <w:tc>
+          <w:tcPr>
+            <w:tcW w:type="dxa" w:w="1296"/>
+            <w:shd w:fill="FFFFFF"/>
+            <w:tcMar>
+              <w:top w:w="100" w:type="dxa"/>
+              <w:bottom w:w="100" w:type="dxa"/>
+              <w:left w:w="150" w:type="dxa"/>
+              <w:right w:w="150" w:type="dxa"/>
+            </w:tcMar>
+          </w:tcPr>
+          <w:p>
+            <w:pPr>
+              <w:jc w:val="left"/>
+            </w:pPr>
+            <w:r>
+              <w:rPr>
+                <w:rFonts w:ascii="Segoe UI" w:hAnsi="Segoe UI"/>
+                <w:b w:val="0"/>
+                <w:i w:val="0"/>
+                <w:color w:val="1E293B"/>
+                <w:sz w:val="18"/>
+              </w:rPr>
+              <w:t>GET / POST</w:t>
+            </w:r>
+          </w:p>
+        </w:tc>
+        <w:tc>
+          <w:tcPr>
+            <w:tcW w:type="dxa" w:w="4896"/>
+            <w:shd w:fill="FFFFFF"/>
+            <w:tcMar>
+              <w:top w:w="100" w:type="dxa"/>
+              <w:bottom w:w="100" w:type="dxa"/>
+              <w:left w:w="150" w:type="dxa"/>
+              <w:right w:w="150" w:type="dxa"/>
+            </w:tcMar>
+          </w:tcPr>
+          <w:p>
+            <w:pPr>
+              <w:jc w:val="left"/>
+            </w:pPr>
+            <w:r>
+              <w:rPr>
+                <w:rFonts w:ascii="Segoe UI" w:hAnsi="Segoe UI"/>
+                <w:b w:val="0"/>
+                <w:i w:val="0"/>
+                <w:color w:val="1E293B"/>
+                <w:sz w:val="18"/>
+              </w:rPr>
+              <w:t>Multi-tenant search &amp; list / Creates new consignment with series CN-YYYY-XXXX continuation.</w:t>
+            </w:r>
+          </w:p>
+        </w:tc>
+      </w:tr>
+      <w:tr>
+        <w:tc>
+          <w:tcPr>
+            <w:tcW w:type="dxa" w:w="3168"/>
+            <w:shd w:fill="F8FAF9"/>
+            <w:tcMar>
+              <w:top w:w="100" w:type="dxa"/>
+              <w:bottom w:w="100" w:type="dxa"/>
+              <w:left w:w="150" w:type="dxa"/>
+              <w:right w:w="150" w:type="dxa"/>
+            </w:tcMar>
+          </w:tcPr>
+          <w:p>
+            <w:pPr>
+              <w:jc w:val="left"/>
+            </w:pPr>
+            <w:r>
+              <w:rPr>
+                <w:rFonts w:ascii="Segoe UI" w:hAnsi="Segoe UI"/>
+                <w:b w:val="0"/>
+                <w:i w:val="0"/>
+                <w:color w:val="1E293B"/>
+                <w:sz w:val="18"/>
+              </w:rPr>
+              <w:t>/api/cargo/consignments/{id}</w:t>
+            </w:r>
+          </w:p>
+        </w:tc>
+        <w:tc>
+          <w:tcPr>
+            <w:tcW w:type="dxa" w:w="1296"/>
+            <w:shd w:fill="F8FAF9"/>
+            <w:tcMar>
+              <w:top w:w="100" w:type="dxa"/>
+              <w:bottom w:w="100" w:type="dxa"/>
+              <w:left w:w="150" w:type="dxa"/>
+              <w:right w:w="150" w:type="dxa"/>
+            </w:tcMar>
+          </w:tcPr>
+          <w:p>
+            <w:pPr>
+              <w:jc w:val="left"/>
+            </w:pPr>
+            <w:r>
+              <w:rPr>
+                <w:rFonts w:ascii="Segoe UI" w:hAnsi="Segoe UI"/>
+                <w:b w:val="0"/>
+                <w:i w:val="0"/>
+                <w:color w:val="1E293B"/>
+                <w:sz w:val="18"/>
+              </w:rPr>
+              <w:t>GET</w:t>
+            </w:r>
+          </w:p>
+        </w:tc>
+        <w:tc>
+          <w:tcPr>
+            <w:tcW w:type="dxa" w:w="4896"/>
+            <w:shd w:fill="F8FAF9"/>
+            <w:tcMar>
+              <w:top w:w="100" w:type="dxa"/>
+              <w:bottom w:w="100" w:type="dxa"/>
+              <w:left w:w="150" w:type="dxa"/>
+              <w:right w:w="150" w:type="dxa"/>
+            </w:tcMar>
+          </w:tcPr>
+          <w:p>
+            <w:pPr>
+              <w:jc w:val="left"/>
+            </w:pPr>
+            <w:r>
+              <w:rPr>
+                <w:rFonts w:ascii="Segoe UI" w:hAnsi="Segoe UI"/>
+                <w:b w:val="0"/>
+                <w:i w:val="0"/>
+                <w:color w:val="1E293B"/>
+                <w:sz w:val="18"/>
+              </w:rPr>
+              <w:t>Comprehensive consignment detail with multi-package CBM calculations and costs.</w:t>
+            </w:r>
+          </w:p>
+        </w:tc>
+      </w:tr>
+      <w:tr>
+        <w:tc>
+          <w:tcPr>
+            <w:tcW w:type="dxa" w:w="3168"/>
+            <w:shd w:fill="FFFFFF"/>
+            <w:tcMar>
+              <w:top w:w="100" w:type="dxa"/>
+              <w:bottom w:w="100" w:type="dxa"/>
+              <w:left w:w="150" w:type="dxa"/>
+              <w:right w:w="150" w:type="dxa"/>
+            </w:tcMar>
+          </w:tcPr>
+          <w:p>
+            <w:pPr>
+              <w:jc w:val="left"/>
+            </w:pPr>
+            <w:r>
+              <w:rPr>
+                <w:rFonts w:ascii="Segoe UI" w:hAnsi="Segoe UI"/>
+                <w:b w:val="0"/>
+                <w:i w:val="0"/>
+                <w:color w:val="1E293B"/>
+                <w:sz w:val="18"/>
+              </w:rPr>
+              <w:t>/api/cargo/consignments/{id}/status</w:t>
+            </w:r>
+          </w:p>
+        </w:tc>
+        <w:tc>
+          <w:tcPr>
+            <w:tcW w:type="dxa" w:w="1296"/>
+            <w:shd w:fill="FFFFFF"/>
+            <w:tcMar>
+              <w:top w:w="100" w:type="dxa"/>
+              <w:bottom w:w="100" w:type="dxa"/>
+              <w:left w:w="150" w:type="dxa"/>
+              <w:right w:w="150" w:type="dxa"/>
+            </w:tcMar>
+          </w:tcPr>
+          <w:p>
+            <w:pPr>
+              <w:jc w:val="left"/>
+            </w:pPr>
+            <w:r>
+              <w:rPr>
+                <w:rFonts w:ascii="Segoe UI" w:hAnsi="Segoe UI"/>
+                <w:b w:val="0"/>
+                <w:i w:val="0"/>
+                <w:color w:val="1E293B"/>
+                <w:sz w:val="18"/>
+              </w:rPr>
+              <w:t>PUT</w:t>
+            </w:r>
+          </w:p>
+        </w:tc>
+        <w:tc>
+          <w:tcPr>
+            <w:tcW w:type="dxa" w:w="4896"/>
+            <w:shd w:fill="FFFFFF"/>
+            <w:tcMar>
+              <w:top w:w="100" w:type="dxa"/>
+              <w:bottom w:w="100" w:type="dxa"/>
+              <w:left w:w="150" w:type="dxa"/>
+              <w:right w:w="150" w:type="dxa"/>
+            </w:tcMar>
+          </w:tcPr>
+          <w:p>
+            <w:pPr>
+              <w:jc w:val="left"/>
+            </w:pPr>
+            <w:r>
+              <w:rPr>
+                <w:rFonts w:ascii="Segoe UI" w:hAnsi="Segoe UI"/>
+                <w:b w:val="0"/>
+                <w:i w:val="0"/>
+                <w:color w:val="1E293B"/>
+                <w:sz w:val="18"/>
+              </w:rPr>
+              <w:t>State machine progression (LOADING -&gt; DISPATCHED -&gt; IN_TRANSIT -&gt; DELIVERED).</w:t>
+            </w:r>
+          </w:p>
+        </w:tc>
+      </w:tr>
+      <w:tr>
+        <w:tc>
+          <w:tcPr>
+            <w:tcW w:type="dxa" w:w="3168"/>
+            <w:shd w:fill="F8FAF9"/>
+            <w:tcMar>
+              <w:top w:w="100" w:type="dxa"/>
+              <w:bottom w:w="100" w:type="dxa"/>
+              <w:left w:w="150" w:type="dxa"/>
+              <w:right w:w="150" w:type="dxa"/>
+            </w:tcMar>
+          </w:tcPr>
+          <w:p>
+            <w:pPr>
+              <w:jc w:val="left"/>
+            </w:pPr>
+            <w:r>
+              <w:rPr>
+                <w:rFonts w:ascii="Segoe UI" w:hAnsi="Segoe UI"/>
+                <w:b w:val="0"/>
+                <w:i w:val="0"/>
+                <w:color w:val="1E293B"/>
+                <w:sz w:val="18"/>
+              </w:rPr>
+              <w:t>/api/cargo/costs</w:t>
+            </w:r>
+          </w:p>
+        </w:tc>
+        <w:tc>
+          <w:tcPr>
+            <w:tcW w:type="dxa" w:w="1296"/>
+            <w:shd w:fill="F8FAF9"/>
+            <w:tcMar>
+              <w:top w:w="100" w:type="dxa"/>
+              <w:bottom w:w="100" w:type="dxa"/>
+              <w:left w:w="150" w:type="dxa"/>
+              <w:right w:w="150" w:type="dxa"/>
+            </w:tcMar>
+          </w:tcPr>
+          <w:p>
+            <w:pPr>
+              <w:jc w:val="left"/>
+            </w:pPr>
+            <w:r>
+              <w:rPr>
+                <w:rFonts w:ascii="Segoe UI" w:hAnsi="Segoe UI"/>
+                <w:b w:val="0"/>
+                <w:i w:val="0"/>
+                <w:color w:val="1E293B"/>
+                <w:sz w:val="18"/>
+              </w:rPr>
+              <w:t>GET</w:t>
+            </w:r>
+          </w:p>
+        </w:tc>
+        <w:tc>
+          <w:tcPr>
+            <w:tcW w:type="dxa" w:w="4896"/>
+            <w:shd w:fill="F8FAF9"/>
+            <w:tcMar>
+              <w:top w:w="100" w:type="dxa"/>
+              <w:bottom w:w="100" w:type="dxa"/>
+              <w:left w:w="150" w:type="dxa"/>
+              <w:right w:w="150" w:type="dxa"/>
+            </w:tcMar>
+          </w:tcPr>
+          <w:p>
+            <w:pPr>
+              <w:jc w:val="left"/>
+            </w:pPr>
+            <w:r>
+              <w:rPr>
+                <w:rFonts w:ascii="Segoe UI" w:hAnsi="Segoe UI"/>
+                <w:b w:val="0"/>
+                <w:i w:val="0"/>
+                <w:color w:val="1E293B"/>
+                <w:sz w:val="18"/>
+              </w:rPr>
+              <w:t>Admin-borne cost bifurcation with combined cross-client reporting toggle.</w:t>
+            </w:r>
+          </w:p>
+        </w:tc>
+      </w:tr>
+      <w:tr>
+        <w:tc>
+          <w:tcPr>
+            <w:tcW w:type="dxa" w:w="3168"/>
+            <w:shd w:fill="FFFFFF"/>
+            <w:tcMar>
+              <w:top w:w="100" w:type="dxa"/>
+              <w:bottom w:w="100" w:type="dxa"/>
+              <w:left w:w="150" w:type="dxa"/>
+              <w:right w:w="150" w:type="dxa"/>
+            </w:tcMar>
+          </w:tcPr>
+          <w:p>
+            <w:pPr>
+              <w:jc w:val="left"/>
+            </w:pPr>
+            <w:r>
+              <w:rPr>
+                <w:rFonts w:ascii="Segoe UI" w:hAnsi="Segoe UI"/>
+                <w:b w:val="0"/>
+                <w:i w:val="0"/>
+                <w:color w:val="1E293B"/>
+                <w:sz w:val="18"/>
+              </w:rPr>
+              <w:t>/api/cargo/pod-exceptions</w:t>
+            </w:r>
+          </w:p>
+        </w:tc>
+        <w:tc>
+          <w:tcPr>
+            <w:tcW w:type="dxa" w:w="1296"/>
+            <w:shd w:fill="FFFFFF"/>
+            <w:tcMar>
+              <w:top w:w="100" w:type="dxa"/>
+              <w:bottom w:w="100" w:type="dxa"/>
+              <w:left w:w="150" w:type="dxa"/>
+              <w:right w:w="150" w:type="dxa"/>
+            </w:tcMar>
+          </w:tcPr>
+          <w:p>
+            <w:pPr>
+              <w:jc w:val="left"/>
+            </w:pPr>
+            <w:r>
+              <w:rPr>
+                <w:rFonts w:ascii="Segoe UI" w:hAnsi="Segoe UI"/>
+                <w:b w:val="0"/>
+                <w:i w:val="0"/>
+                <w:color w:val="1E293B"/>
+                <w:sz w:val="18"/>
+              </w:rPr>
+              <w:t>GET</w:t>
+            </w:r>
+          </w:p>
+        </w:tc>
+        <w:tc>
+          <w:tcPr>
+            <w:tcW w:type="dxa" w:w="4896"/>
+            <w:shd w:fill="FFFFFF"/>
+            <w:tcMar>
+              <w:top w:w="100" w:type="dxa"/>
+              <w:bottom w:w="100" w:type="dxa"/>
+              <w:left w:w="150" w:type="dxa"/>
+              <w:right w:w="150" w:type="dxa"/>
+            </w:tcMar>
+          </w:tcPr>
+          <w:p>
+            <w:pPr>
+              <w:jc w:val="left"/>
+            </w:pPr>
+            <w:r>
+              <w:rPr>
+                <w:rFonts w:ascii="Segoe UI" w:hAnsi="Segoe UI"/>
+                <w:b w:val="0"/>
+                <w:i w:val="0"/>
+                <w:color w:val="1E293B"/>
+                <w:sz w:val="18"/>
+              </w:rPr>
+              <w:t>Pending delivery receiving queue and active transit exception claims desk.</w:t>
+            </w:r>
+          </w:p>
+        </w:tc>
+      </w:tr>
+      <w:tr>
+        <w:tc>
+          <w:tcPr>
+            <w:tcW w:type="dxa" w:w="3168"/>
+            <w:shd w:fill="F8FAF9"/>
+            <w:tcMar>
+              <w:top w:w="100" w:type="dxa"/>
+              <w:bottom w:w="100" w:type="dxa"/>
+              <w:left w:w="150" w:type="dxa"/>
+              <w:right w:w="150" w:type="dxa"/>
+            </w:tcMar>
+          </w:tcPr>
+          <w:p>
+            <w:pPr>
+              <w:jc w:val="left"/>
+            </w:pPr>
+            <w:r>
+              <w:rPr>
+                <w:rFonts w:ascii="Segoe UI" w:hAnsi="Segoe UI"/>
+                <w:b w:val="0"/>
+                <w:i w:val="0"/>
+                <w:color w:val="1E293B"/>
+                <w:sz w:val="18"/>
+              </w:rPr>
+              <w:t>/api/cargo/consignments/{id}/pod</w:t>
+            </w:r>
+          </w:p>
+        </w:tc>
+        <w:tc>
+          <w:tcPr>
+            <w:tcW w:type="dxa" w:w="1296"/>
+            <w:shd w:fill="F8FAF9"/>
+            <w:tcMar>
+              <w:top w:w="100" w:type="dxa"/>
+              <w:bottom w:w="100" w:type="dxa"/>
+              <w:left w:w="150" w:type="dxa"/>
+              <w:right w:w="150" w:type="dxa"/>
+            </w:tcMar>
+          </w:tcPr>
+          <w:p>
+            <w:pPr>
+              <w:jc w:val="left"/>
+            </w:pPr>
+            <w:r>
+              <w:rPr>
+                <w:rFonts w:ascii="Segoe UI" w:hAnsi="Segoe UI"/>
+                <w:b w:val="0"/>
+                <w:i w:val="0"/>
+                <w:color w:val="1E293B"/>
+                <w:sz w:val="18"/>
+              </w:rPr>
+              <w:t>POST</w:t>
+            </w:r>
+          </w:p>
+        </w:tc>
+        <w:tc>
+          <w:tcPr>
+            <w:tcW w:type="dxa" w:w="4896"/>
+            <w:shd w:fill="F8FAF9"/>
+            <w:tcMar>
+              <w:top w:w="100" w:type="dxa"/>
+              <w:bottom w:w="100" w:type="dxa"/>
+              <w:left w:w="150" w:type="dxa"/>
+              <w:right w:w="150" w:type="dxa"/>
+            </w:tcMar>
+          </w:tcPr>
+          <w:p>
+            <w:pPr>
+              <w:jc w:val="left"/>
+            </w:pPr>
+            <w:r>
+              <w:rPr>
+                <w:rFonts w:ascii="Segoe UI" w:hAnsi="Segoe UI"/>
+                <w:b w:val="0"/>
+                <w:i w:val="0"/>
+                <w:color w:val="1E293B"/>
+                <w:sz w:val="18"/>
+              </w:rPr>
+              <w:t>Submits delivery POD with accepted vs short/damaged quantities &amp; exception branch.</w:t>
+            </w:r>
+          </w:p>
+        </w:tc>
+      </w:tr>
+      <w:tr>
+        <w:tc>
+          <w:tcPr>
+            <w:tcW w:type="dxa" w:w="3168"/>
+            <w:shd w:fill="FFFFFF"/>
+            <w:tcMar>
+              <w:top w:w="100" w:type="dxa"/>
+              <w:bottom w:w="100" w:type="dxa"/>
+              <w:left w:w="150" w:type="dxa"/>
+              <w:right w:w="150" w:type="dxa"/>
+            </w:tcMar>
+          </w:tcPr>
+          <w:p>
+            <w:pPr>
+              <w:jc w:val="left"/>
+            </w:pPr>
+            <w:r>
+              <w:rPr>
+                <w:rFonts w:ascii="Segoe UI" w:hAnsi="Segoe UI"/>
+                <w:b w:val="0"/>
+                <w:i w:val="0"/>
+                <w:color w:val="1E293B"/>
+                <w:sz w:val="18"/>
+              </w:rPr>
+              <w:t>/api/cargo/consignments/{id}/resolve-exception</w:t>
+            </w:r>
+          </w:p>
+        </w:tc>
+        <w:tc>
+          <w:tcPr>
+            <w:tcW w:type="dxa" w:w="1296"/>
+            <w:shd w:fill="FFFFFF"/>
+            <w:tcMar>
+              <w:top w:w="100" w:type="dxa"/>
+              <w:bottom w:w="100" w:type="dxa"/>
+              <w:left w:w="150" w:type="dxa"/>
+              <w:right w:w="150" w:type="dxa"/>
+            </w:tcMar>
+          </w:tcPr>
+          <w:p>
+            <w:pPr>
+              <w:jc w:val="left"/>
+            </w:pPr>
+            <w:r>
+              <w:rPr>
+                <w:rFonts w:ascii="Segoe UI" w:hAnsi="Segoe UI"/>
+                <w:b w:val="0"/>
+                <w:i w:val="0"/>
+                <w:color w:val="1E293B"/>
+                <w:sz w:val="18"/>
+              </w:rPr>
+              <w:t>POST</w:t>
+            </w:r>
+          </w:p>
+        </w:tc>
+        <w:tc>
+          <w:tcPr>
+            <w:tcW w:type="dxa" w:w="4896"/>
+            <w:shd w:fill="FFFFFF"/>
+            <w:tcMar>
+              <w:top w:w="100" w:type="dxa"/>
+              <w:bottom w:w="100" w:type="dxa"/>
+              <w:left w:w="150" w:type="dxa"/>
+              <w:right w:w="150" w:type="dxa"/>
+            </w:tcMar>
+          </w:tcPr>
+          <w:p>
+            <w:pPr>
+              <w:jc w:val="left"/>
+            </w:pPr>
+            <w:r>
+              <w:rPr>
+                <w:rFonts w:ascii="Segoe UI" w:hAnsi="Segoe UI"/>
+                <w:b w:val="0"/>
+                <w:i w:val="0"/>
+                <w:color w:val="1E293B"/>
+                <w:sz w:val="18"/>
+              </w:rPr>
+              <w:t>Commits corrective resolution action (Carrier Claim / Demurrage Waiver) with audit log.</w:t>
             </w:r>
           </w:p>
         </w:tc>
@@ -9990,7 +11194,7 @@
           <w:color w:val="1B4332"/>
           <w:sz w:val="36"/>
         </w:rPr>
-        <w:t>14. Automated Selenium QA Matrix &amp; Production Deployment</w:t>
+        <w:t>15. Automated Selenium QA Matrix &amp; Production Deployment</w:t>
       </w:r>
     </w:p>
     <w:p>
@@ -10006,7 +11210,7 @@
           <w:color w:val="1E293B"/>
           <w:sz w:val="21"/>
         </w:rPr>
-        <w:t>The codebase maintains 100% automated test coverage across headless Chrome Selenium suites:</w:t>
+        <w:t>The codebase maintains 100% automated test coverage across 12 headless Chrome Selenium suites:</w:t>
       </w:r>
     </w:p>
     <w:tbl>
@@ -11012,6 +12216,89 @@
                 <w:sz w:val="18"/>
               </w:rPr>
               <w:t>100% PASS: Cryptographic SHA-256 hash chaining, diff drawer, seal validation, retention policies, legal holds, forensic anomalies, evidence pack.</w:t>
+            </w:r>
+          </w:p>
+        </w:tc>
+      </w:tr>
+      <w:tr>
+        <w:tc>
+          <w:tcPr>
+            <w:tcW w:type="dxa" w:w="3312"/>
+            <w:shd w:fill="F8FAF9"/>
+            <w:tcMar>
+              <w:top w:w="100" w:type="dxa"/>
+              <w:bottom w:w="100" w:type="dxa"/>
+              <w:left w:w="150" w:type="dxa"/>
+              <w:right w:w="150" w:type="dxa"/>
+            </w:tcMar>
+          </w:tcPr>
+          <w:p>
+            <w:pPr>
+              <w:jc w:val="left"/>
+            </w:pPr>
+            <w:r>
+              <w:rPr>
+                <w:rFonts w:ascii="Segoe UI" w:hAnsi="Segoe UI"/>
+                <w:b w:val="0"/>
+                <w:i w:val="0"/>
+                <w:color w:val="1E293B"/>
+                <w:sz w:val="18"/>
+              </w:rPr>
+              <w:t>test_cargo_consignment_selenium.py</w:t>
+            </w:r>
+          </w:p>
+        </w:tc>
+        <w:tc>
+          <w:tcPr>
+            <w:tcW w:type="dxa" w:w="1440"/>
+            <w:shd w:fill="F8FAF9"/>
+            <w:tcMar>
+              <w:top w:w="100" w:type="dxa"/>
+              <w:bottom w:w="100" w:type="dxa"/>
+              <w:left w:w="150" w:type="dxa"/>
+              <w:right w:w="150" w:type="dxa"/>
+            </w:tcMar>
+          </w:tcPr>
+          <w:p>
+            <w:pPr>
+              <w:jc w:val="left"/>
+            </w:pPr>
+            <w:r>
+              <w:rPr>
+                <w:rFonts w:ascii="Segoe UI" w:hAnsi="Segoe UI"/>
+                <w:b w:val="0"/>
+                <w:i w:val="0"/>
+                <w:color w:val="1E293B"/>
+                <w:sz w:val="18"/>
+              </w:rPr>
+              <w:t>10 Stages</w:t>
+            </w:r>
+          </w:p>
+        </w:tc>
+        <w:tc>
+          <w:tcPr>
+            <w:tcW w:type="dxa" w:w="4608"/>
+            <w:shd w:fill="F8FAF9"/>
+            <w:tcMar>
+              <w:top w:w="100" w:type="dxa"/>
+              <w:bottom w:w="100" w:type="dxa"/>
+              <w:left w:w="150" w:type="dxa"/>
+              <w:right w:w="150" w:type="dxa"/>
+            </w:tcMar>
+          </w:tcPr>
+          <w:p>
+            <w:pPr>
+              <w:jc w:val="left"/>
+            </w:pPr>
+            <w:r>
+              <w:rPr>
+                <w:rFonts w:ascii="Segoe UI" w:hAnsi="Segoe UI"/>
+                <w:b w:val="0"/>
+                <w:i w:val="0"/>
+                <w:color w:val="1E293B"/>
+                <w:sz w:val="18"/>
+              </w:rPr>
+              <w:t>100% PASS: Consignment registry, volumetric CBM, [Ctrl+1] Board, drawer inspection, cost center combined toggle, 4-eyes POD &amp; exception claims.</w:t>
             </w:r>
           </w:p>
         </w:tc>
@@ -11035,7 +12322,7 @@
           <w:color w:val="2D6A4F"/>
           <w:sz w:val="27"/>
         </w:rPr>
-        <w:t>14.1 Production Deployment &amp; Synchronization Commands</w:t>
+        <w:t>15.1 Production Deployment &amp; Synchronization Commands</w:t>
       </w:r>
     </w:p>
     <w:p>

--- a/ERP_ENTERPRISE_SYSTEM_COMPLETE_SOFTWARE_MASTER_WALKTHROUGH.docx
+++ b/ERP_ENTERPRISE_SYSTEM_COMPLETE_SOFTWARE_MASTER_WALKTHROUGH.docx
@@ -12424,6 +12424,6183 @@
     <w:p>
       <w:pPr>
         <w:spacing w:after="80"/>
+      </w:pPr>
+    </w:p>
+    <w:p>
+      <w:pPr>
+        <w:keepNext/>
+        <w:spacing w:before="360" w:after="160"/>
+      </w:pPr>
+      <w:r>
+        <w:rPr>
+          <w:rFonts w:ascii="Segoe UI" w:hAnsi="Segoe UI"/>
+          <w:b/>
+          <w:i w:val="0"/>
+          <w:color w:val="1B4332"/>
+          <w:sz w:val="36"/>
+        </w:rPr>
+        <w:t>16. Universal Escape Key Navigation &amp; Application Lifecycle Architecture</w:t>
+      </w:r>
+    </w:p>
+    <w:p>
+      <w:pPr>
+        <w:spacing w:before="0" w:after="120" w:line="276" w:lineRule="auto"/>
+        <w:jc w:val="left"/>
+      </w:pPr>
+      <w:r>
+        <w:rPr>
+          <w:rFonts w:ascii="Segoe UI" w:hAnsi="Segoe UI"/>
+          <w:b w:val="0"/>
+          <w:i w:val="0"/>
+          <w:color w:val="1E293B"/>
+          <w:sz w:val="21"/>
+        </w:rPr>
+        <w:t>The ERP implements a hierarchical, multi-level [Esc] key lifecycle designed to provide high-speed keyboard operators with seamless backward navigation, instantaneous modal dismissal, and graceful application termination:</w:t>
+      </w:r>
+    </w:p>
+    <w:tbl>
+      <w:tblPr>
+        <w:tblW w:type="auto" w:w="0"/>
+        <w:jc w:val="center"/>
+        <w:tblLook w:firstColumn="1" w:firstRow="1" w:lastColumn="0" w:lastRow="0" w:noHBand="0" w:noVBand="1" w:val="04A0"/>
+      </w:tblPr>
+      <w:tblGrid>
+        <w:gridCol w:w="9360"/>
+      </w:tblGrid>
+      <w:tr>
+        <w:tc>
+          <w:tcPr>
+            <w:tcW w:type="dxa" w:w="9360"/>
+            <w:shd w:fill="EEF7F2"/>
+            <w:tcMar>
+              <w:top w:w="140" w:type="dxa"/>
+              <w:bottom w:w="140" w:type="dxa"/>
+              <w:left w:w="200" w:type="dxa"/>
+              <w:right w:w="180" w:type="dxa"/>
+            </w:tcMar>
+            <w:tcBorders>
+              <w:left w:val="single" w:sz="24" w:space="0" w:color="1B4332"/>
+              <w:top w:val="none"/>
+              <w:right w:val="none"/>
+              <w:bottom w:val="none"/>
+            </w:tcBorders>
+          </w:tcPr>
+          <w:p>
+            <w:pPr>
+              <w:spacing w:before="40" w:after="40"/>
+            </w:pPr>
+            <w:r>
+              <w:rPr>
+                <w:rFonts w:ascii="Segoe UI" w:hAnsi="Segoe UI"/>
+                <w:b/>
+                <w:i w:val="0"/>
+                <w:color w:val="1B4332"/>
+                <w:sz w:val="19"/>
+              </w:rPr>
+              <w:t xml:space="preserve">ESCAPE LIFECYCLE RULE: </w:t>
+            </w:r>
+            <w:r>
+              <w:rPr>
+                <w:rFonts w:ascii="Segoe UI" w:hAnsi="Segoe UI"/>
+                <w:b w:val="0"/>
+                <w:i w:val="0"/>
+                <w:color w:val="1E293B"/>
+                <w:sz w:val="19"/>
+              </w:rPr>
+              <w:t>Hierarchical Escape Handling Architecture:</w:t>
+              <w:br/>
+              <w:t>- Level 1 (Topmost Modal / Drawer): Pressing [Esc] dismisses active slide-over inspection drawers (Consignment Drawer, Audit Diff Drawer), batch/party modals ([F3]/[F7]), or discount/settlement popups ([End]) without triggering any route change.</w:t>
+              <w:br/>
+              <w:t>- Level 2 (Sub-Page Navigation): On any dedicated transaction or financial screen (/sales, /purchase, /cargo, /audit, /receipt, /payment), pressing [Esc] safely exits the module and returns the operator to the Home Counter Workbench (HomeScreen at '/').</w:t>
+              <w:br/>
+              <w:t>- Level 3 (Home Screen Exit Modal): On the Counter Workbench (/), pressing [Esc] invokes the high-contrast Application Exit Modal (#modal-exit-app). Pressing [Enter] or clicking 'Exit Application' closes the window (or redirects to /login), while pressing [Esc] or clicking 'Cancel [Esc]' returns focus immediately to counter operations.</w:t>
+            </w:r>
+          </w:p>
+        </w:tc>
+      </w:tr>
+    </w:tbl>
+    <w:p>
+      <w:pPr>
+        <w:spacing w:after="80"/>
+      </w:pPr>
+    </w:p>
+    <w:p>
+      <w:pPr>
+        <w:keepNext/>
+        <w:spacing w:before="280" w:after="120"/>
+      </w:pPr>
+      <w:r>
+        <w:rPr>
+          <w:rFonts w:ascii="Segoe UI" w:hAnsi="Segoe UI"/>
+          <w:b/>
+          <w:i w:val="0"/>
+          <w:color w:val="2D6A4F"/>
+          <w:sz w:val="27"/>
+        </w:rPr>
+        <w:t>16.1 Workflows Header Dropdown &amp; Quick Actions</w:t>
+      </w:r>
+    </w:p>
+    <w:p>
+      <w:pPr>
+        <w:spacing w:before="0" w:after="120" w:line="276" w:lineRule="auto"/>
+        <w:jc w:val="left"/>
+      </w:pPr>
+      <w:r>
+        <w:rPr>
+          <w:rFonts w:ascii="Segoe UI" w:hAnsi="Segoe UI"/>
+          <w:b w:val="0"/>
+          <w:i w:val="0"/>
+          <w:color w:val="1E293B"/>
+          <w:sz w:val="21"/>
+        </w:rPr>
+        <w:t>The primary application header features a unified 'Workflows [F4]' dropdown grouping all operational and logistics pipelines:</w:t>
+      </w:r>
+    </w:p>
+    <w:tbl>
+      <w:tblPr>
+        <w:tblW w:type="auto" w:w="0"/>
+        <w:jc w:val="center"/>
+        <w:tblLook w:firstColumn="1" w:firstRow="1" w:lastColumn="0" w:lastRow="0" w:noHBand="0" w:noVBand="1" w:val="04A0"/>
+      </w:tblPr>
+      <w:tblGrid>
+        <w:gridCol w:w="3120"/>
+        <w:gridCol w:w="3120"/>
+        <w:gridCol w:w="3120"/>
+      </w:tblGrid>
+      <w:tr>
+        <w:tc>
+          <w:tcPr>
+            <w:tcW w:type="dxa" w:w="2880"/>
+            <w:shd w:fill="1B4332"/>
+            <w:tcMar>
+              <w:top w:w="140" w:type="dxa"/>
+              <w:bottom w:w="140" w:type="dxa"/>
+              <w:left w:w="160" w:type="dxa"/>
+              <w:right w:w="160" w:type="dxa"/>
+            </w:tcMar>
+          </w:tcPr>
+          <w:p>
+            <w:pPr>
+              <w:jc w:val="left"/>
+            </w:pPr>
+            <w:r>
+              <w:rPr>
+                <w:rFonts w:ascii="Segoe UI" w:hAnsi="Segoe UI"/>
+                <w:b/>
+                <w:i w:val="0"/>
+                <w:color w:val="FFFFFF"/>
+                <w:sz w:val="19"/>
+              </w:rPr>
+              <w:t>Workflow Action</w:t>
+            </w:r>
+          </w:p>
+        </w:tc>
+        <w:tc>
+          <w:tcPr>
+            <w:tcW w:type="dxa" w:w="2592"/>
+            <w:shd w:fill="1B4332"/>
+            <w:tcMar>
+              <w:top w:w="140" w:type="dxa"/>
+              <w:bottom w:w="140" w:type="dxa"/>
+              <w:left w:w="160" w:type="dxa"/>
+              <w:right w:w="160" w:type="dxa"/>
+            </w:tcMar>
+          </w:tcPr>
+          <w:p>
+            <w:pPr>
+              <w:jc w:val="left"/>
+            </w:pPr>
+            <w:r>
+              <w:rPr>
+                <w:rFonts w:ascii="Segoe UI" w:hAnsi="Segoe UI"/>
+                <w:b/>
+                <w:i w:val="0"/>
+                <w:color w:val="FFFFFF"/>
+                <w:sz w:val="19"/>
+              </w:rPr>
+              <w:t>Route / Hotkey</w:t>
+            </w:r>
+          </w:p>
+        </w:tc>
+        <w:tc>
+          <w:tcPr>
+            <w:tcW w:type="dxa" w:w="3888"/>
+            <w:shd w:fill="1B4332"/>
+            <w:tcMar>
+              <w:top w:w="140" w:type="dxa"/>
+              <w:bottom w:w="140" w:type="dxa"/>
+              <w:left w:w="160" w:type="dxa"/>
+              <w:right w:w="160" w:type="dxa"/>
+            </w:tcMar>
+          </w:tcPr>
+          <w:p>
+            <w:pPr>
+              <w:jc w:val="left"/>
+            </w:pPr>
+            <w:r>
+              <w:rPr>
+                <w:rFonts w:ascii="Segoe UI" w:hAnsi="Segoe UI"/>
+                <w:b/>
+                <w:i w:val="0"/>
+                <w:color w:val="FFFFFF"/>
+                <w:sz w:val="19"/>
+              </w:rPr>
+              <w:t>Functional Capability &amp; Role Authorization</w:t>
+            </w:r>
+          </w:p>
+        </w:tc>
+      </w:tr>
+      <w:tr>
+        <w:tc>
+          <w:tcPr>
+            <w:tcW w:type="dxa" w:w="2880"/>
+            <w:shd w:fill="FFFFFF"/>
+            <w:tcMar>
+              <w:top w:w="100" w:type="dxa"/>
+              <w:bottom w:w="100" w:type="dxa"/>
+              <w:left w:w="150" w:type="dxa"/>
+              <w:right w:w="150" w:type="dxa"/>
+            </w:tcMar>
+          </w:tcPr>
+          <w:p>
+            <w:pPr>
+              <w:jc w:val="left"/>
+            </w:pPr>
+            <w:r>
+              <w:rPr>
+                <w:rFonts w:ascii="Segoe UI" w:hAnsi="Segoe UI"/>
+                <w:b w:val="0"/>
+                <w:i w:val="0"/>
+                <w:color w:val="1E293B"/>
+                <w:sz w:val="18"/>
+              </w:rPr>
+              <w:t>Approvals Inbox</w:t>
+            </w:r>
+          </w:p>
+        </w:tc>
+        <w:tc>
+          <w:tcPr>
+            <w:tcW w:type="dxa" w:w="2592"/>
+            <w:shd w:fill="FFFFFF"/>
+            <w:tcMar>
+              <w:top w:w="100" w:type="dxa"/>
+              <w:bottom w:w="100" w:type="dxa"/>
+              <w:left w:w="150" w:type="dxa"/>
+              <w:right w:w="150" w:type="dxa"/>
+            </w:tcMar>
+          </w:tcPr>
+          <w:p>
+            <w:pPr>
+              <w:jc w:val="left"/>
+            </w:pPr>
+            <w:r>
+              <w:rPr>
+                <w:rFonts w:ascii="Segoe UI" w:hAnsi="Segoe UI"/>
+                <w:b w:val="0"/>
+                <w:i w:val="0"/>
+                <w:color w:val="1E293B"/>
+                <w:sz w:val="18"/>
+              </w:rPr>
+              <w:t>/workflow/inbox ([F4])</w:t>
+            </w:r>
+          </w:p>
+        </w:tc>
+        <w:tc>
+          <w:tcPr>
+            <w:tcW w:type="dxa" w:w="3888"/>
+            <w:shd w:fill="FFFFFF"/>
+            <w:tcMar>
+              <w:top w:w="100" w:type="dxa"/>
+              <w:bottom w:w="100" w:type="dxa"/>
+              <w:left w:w="150" w:type="dxa"/>
+              <w:right w:w="150" w:type="dxa"/>
+            </w:tcMar>
+          </w:tcPr>
+          <w:p>
+            <w:pPr>
+              <w:jc w:val="left"/>
+            </w:pPr>
+            <w:r>
+              <w:rPr>
+                <w:rFonts w:ascii="Segoe UI" w:hAnsi="Segoe UI"/>
+                <w:b w:val="0"/>
+                <w:i w:val="0"/>
+                <w:color w:val="1E293B"/>
+                <w:sz w:val="18"/>
+              </w:rPr>
+              <w:t>Multi-tier approval queue with SLA countdowns, 1-click Approve/Reject, and Maker-Checker 403 enforcement.</w:t>
+            </w:r>
+          </w:p>
+        </w:tc>
+      </w:tr>
+      <w:tr>
+        <w:tc>
+          <w:tcPr>
+            <w:tcW w:type="dxa" w:w="2880"/>
+            <w:shd w:fill="F8FAF9"/>
+            <w:tcMar>
+              <w:top w:w="100" w:type="dxa"/>
+              <w:bottom w:w="100" w:type="dxa"/>
+              <w:left w:w="150" w:type="dxa"/>
+              <w:right w:w="150" w:type="dxa"/>
+            </w:tcMar>
+          </w:tcPr>
+          <w:p>
+            <w:pPr>
+              <w:jc w:val="left"/>
+            </w:pPr>
+            <w:r>
+              <w:rPr>
+                <w:rFonts w:ascii="Segoe UI" w:hAnsi="Segoe UI"/>
+                <w:b w:val="0"/>
+                <w:i w:val="0"/>
+                <w:color w:val="1E293B"/>
+                <w:sz w:val="18"/>
+              </w:rPr>
+              <w:t>No-Code Workflow Designer</w:t>
+            </w:r>
+          </w:p>
+        </w:tc>
+        <w:tc>
+          <w:tcPr>
+            <w:tcW w:type="dxa" w:w="2592"/>
+            <w:shd w:fill="F8FAF9"/>
+            <w:tcMar>
+              <w:top w:w="100" w:type="dxa"/>
+              <w:bottom w:w="100" w:type="dxa"/>
+              <w:left w:w="150" w:type="dxa"/>
+              <w:right w:w="150" w:type="dxa"/>
+            </w:tcMar>
+          </w:tcPr>
+          <w:p>
+            <w:pPr>
+              <w:jc w:val="left"/>
+            </w:pPr>
+            <w:r>
+              <w:rPr>
+                <w:rFonts w:ascii="Segoe UI" w:hAnsi="Segoe UI"/>
+                <w:b w:val="0"/>
+                <w:i w:val="0"/>
+                <w:color w:val="1E293B"/>
+                <w:sz w:val="18"/>
+              </w:rPr>
+              <w:t>/workflow/designer</w:t>
+            </w:r>
+          </w:p>
+        </w:tc>
+        <w:tc>
+          <w:tcPr>
+            <w:tcW w:type="dxa" w:w="3888"/>
+            <w:shd w:fill="F8FAF9"/>
+            <w:tcMar>
+              <w:top w:w="100" w:type="dxa"/>
+              <w:bottom w:w="100" w:type="dxa"/>
+              <w:left w:w="150" w:type="dxa"/>
+              <w:right w:w="150" w:type="dxa"/>
+            </w:tcMar>
+          </w:tcPr>
+          <w:p>
+            <w:pPr>
+              <w:jc w:val="left"/>
+            </w:pPr>
+            <w:r>
+              <w:rPr>
+                <w:rFonts w:ascii="Segoe UI" w:hAnsi="Segoe UI"/>
+                <w:b w:val="0"/>
+                <w:i w:val="0"/>
+                <w:color w:val="1E293B"/>
+                <w:sz w:val="18"/>
+              </w:rPr>
+              <w:t>Visual builder for threshold rules, approval stages, roles, SLAs, and sandbox amount simulator.</w:t>
+            </w:r>
+          </w:p>
+        </w:tc>
+      </w:tr>
+      <w:tr>
+        <w:tc>
+          <w:tcPr>
+            <w:tcW w:type="dxa" w:w="2880"/>
+            <w:shd w:fill="FFFFFF"/>
+            <w:tcMar>
+              <w:top w:w="100" w:type="dxa"/>
+              <w:bottom w:w="100" w:type="dxa"/>
+              <w:left w:w="150" w:type="dxa"/>
+              <w:right w:w="150" w:type="dxa"/>
+            </w:tcMar>
+          </w:tcPr>
+          <w:p>
+            <w:pPr>
+              <w:jc w:val="left"/>
+            </w:pPr>
+            <w:r>
+              <w:rPr>
+                <w:rFonts w:ascii="Segoe UI" w:hAnsi="Segoe UI"/>
+                <w:b w:val="0"/>
+                <w:i w:val="0"/>
+                <w:color w:val="1E293B"/>
+                <w:sz w:val="18"/>
+              </w:rPr>
+              <w:t>Real-Time SLA Monitor</w:t>
+            </w:r>
+          </w:p>
+        </w:tc>
+        <w:tc>
+          <w:tcPr>
+            <w:tcW w:type="dxa" w:w="2592"/>
+            <w:shd w:fill="FFFFFF"/>
+            <w:tcMar>
+              <w:top w:w="100" w:type="dxa"/>
+              <w:bottom w:w="100" w:type="dxa"/>
+              <w:left w:w="150" w:type="dxa"/>
+              <w:right w:w="150" w:type="dxa"/>
+            </w:tcMar>
+          </w:tcPr>
+          <w:p>
+            <w:pPr>
+              <w:jc w:val="left"/>
+            </w:pPr>
+            <w:r>
+              <w:rPr>
+                <w:rFonts w:ascii="Segoe UI" w:hAnsi="Segoe UI"/>
+                <w:b w:val="0"/>
+                <w:i w:val="0"/>
+                <w:color w:val="1E293B"/>
+                <w:sz w:val="18"/>
+              </w:rPr>
+              <w:t>/workflow/monitor</w:t>
+            </w:r>
+          </w:p>
+        </w:tc>
+        <w:tc>
+          <w:tcPr>
+            <w:tcW w:type="dxa" w:w="3888"/>
+            <w:shd w:fill="FFFFFF"/>
+            <w:tcMar>
+              <w:top w:w="100" w:type="dxa"/>
+              <w:bottom w:w="100" w:type="dxa"/>
+              <w:left w:w="150" w:type="dxa"/>
+              <w:right w:w="150" w:type="dxa"/>
+            </w:tcMar>
+          </w:tcPr>
+          <w:p>
+            <w:pPr>
+              <w:jc w:val="left"/>
+            </w:pPr>
+            <w:r>
+              <w:rPr>
+                <w:rFonts w:ascii="Segoe UI" w:hAnsi="Segoe UI"/>
+                <w:b w:val="0"/>
+                <w:i w:val="0"/>
+                <w:color w:val="1E293B"/>
+                <w:sz w:val="18"/>
+              </w:rPr>
+              <w:t>Enterprise TAT benchmarks, SLA adherence rate (94.2%), bottleneck analysis, and SHA-256 idempotency locks.</w:t>
+            </w:r>
+          </w:p>
+        </w:tc>
+      </w:tr>
+      <w:tr>
+        <w:tc>
+          <w:tcPr>
+            <w:tcW w:type="dxa" w:w="2880"/>
+            <w:shd w:fill="F8FAF9"/>
+            <w:tcMar>
+              <w:top w:w="100" w:type="dxa"/>
+              <w:bottom w:w="100" w:type="dxa"/>
+              <w:left w:w="150" w:type="dxa"/>
+              <w:right w:w="150" w:type="dxa"/>
+            </w:tcMar>
+          </w:tcPr>
+          <w:p>
+            <w:pPr>
+              <w:jc w:val="left"/>
+            </w:pPr>
+            <w:r>
+              <w:rPr>
+                <w:rFonts w:ascii="Segoe UI" w:hAnsi="Segoe UI"/>
+                <w:b w:val="0"/>
+                <w:i w:val="0"/>
+                <w:color w:val="1E293B"/>
+                <w:sz w:val="18"/>
+              </w:rPr>
+              <w:t>Cargo Consignment Board</w:t>
+            </w:r>
+          </w:p>
+        </w:tc>
+        <w:tc>
+          <w:tcPr>
+            <w:tcW w:type="dxa" w:w="2592"/>
+            <w:shd w:fill="F8FAF9"/>
+            <w:tcMar>
+              <w:top w:w="100" w:type="dxa"/>
+              <w:bottom w:w="100" w:type="dxa"/>
+              <w:left w:w="150" w:type="dxa"/>
+              <w:right w:w="150" w:type="dxa"/>
+            </w:tcMar>
+          </w:tcPr>
+          <w:p>
+            <w:pPr>
+              <w:jc w:val="left"/>
+            </w:pPr>
+            <w:r>
+              <w:rPr>
+                <w:rFonts w:ascii="Segoe UI" w:hAnsi="Segoe UI"/>
+                <w:b w:val="0"/>
+                <w:i w:val="0"/>
+                <w:color w:val="1E293B"/>
+                <w:sz w:val="18"/>
+              </w:rPr>
+              <w:t>/cargo ([Ctrl+1])</w:t>
+            </w:r>
+          </w:p>
+        </w:tc>
+        <w:tc>
+          <w:tcPr>
+            <w:tcW w:type="dxa" w:w="3888"/>
+            <w:shd w:fill="F8FAF9"/>
+            <w:tcMar>
+              <w:top w:w="100" w:type="dxa"/>
+              <w:bottom w:w="100" w:type="dxa"/>
+              <w:left w:w="150" w:type="dxa"/>
+              <w:right w:w="150" w:type="dxa"/>
+            </w:tcMar>
+          </w:tcPr>
+          <w:p>
+            <w:pPr>
+              <w:jc w:val="left"/>
+            </w:pPr>
+            <w:r>
+              <w:rPr>
+                <w:rFonts w:ascii="Segoe UI" w:hAnsi="Segoe UI"/>
+                <w:b w:val="0"/>
+                <w:i w:val="0"/>
+                <w:color w:val="1E293B"/>
+                <w:sz w:val="18"/>
+              </w:rPr>
+              <w:t>Kanban tracking, alphanumeric series continuation (CN-YYYY-XXXX), and volumetric CBM package calculation.</w:t>
+            </w:r>
+          </w:p>
+        </w:tc>
+      </w:tr>
+      <w:tr>
+        <w:tc>
+          <w:tcPr>
+            <w:tcW w:type="dxa" w:w="2880"/>
+            <w:shd w:fill="FFFFFF"/>
+            <w:tcMar>
+              <w:top w:w="100" w:type="dxa"/>
+              <w:bottom w:w="100" w:type="dxa"/>
+              <w:left w:w="150" w:type="dxa"/>
+              <w:right w:w="150" w:type="dxa"/>
+            </w:tcMar>
+          </w:tcPr>
+          <w:p>
+            <w:pPr>
+              <w:jc w:val="left"/>
+            </w:pPr>
+            <w:r>
+              <w:rPr>
+                <w:rFonts w:ascii="Segoe UI" w:hAnsi="Segoe UI"/>
+                <w:b w:val="0"/>
+                <w:i w:val="0"/>
+                <w:color w:val="1E293B"/>
+                <w:sz w:val="18"/>
+              </w:rPr>
+              <w:t>Cargo Costs Allocation Center</w:t>
+            </w:r>
+          </w:p>
+        </w:tc>
+        <w:tc>
+          <w:tcPr>
+            <w:tcW w:type="dxa" w:w="2592"/>
+            <w:shd w:fill="FFFFFF"/>
+            <w:tcMar>
+              <w:top w:w="100" w:type="dxa"/>
+              <w:bottom w:w="100" w:type="dxa"/>
+              <w:left w:w="150" w:type="dxa"/>
+              <w:right w:w="150" w:type="dxa"/>
+            </w:tcMar>
+          </w:tcPr>
+          <w:p>
+            <w:pPr>
+              <w:jc w:val="left"/>
+            </w:pPr>
+            <w:r>
+              <w:rPr>
+                <w:rFonts w:ascii="Segoe UI" w:hAnsi="Segoe UI"/>
+                <w:b w:val="0"/>
+                <w:i w:val="0"/>
+                <w:color w:val="1E293B"/>
+                <w:sz w:val="18"/>
+              </w:rPr>
+              <w:t>/cargo/costs ([F4])</w:t>
+            </w:r>
+          </w:p>
+        </w:tc>
+        <w:tc>
+          <w:tcPr>
+            <w:tcW w:type="dxa" w:w="3888"/>
+            <w:shd w:fill="FFFFFF"/>
+            <w:tcMar>
+              <w:top w:w="100" w:type="dxa"/>
+              <w:bottom w:w="100" w:type="dxa"/>
+              <w:left w:w="150" w:type="dxa"/>
+              <w:right w:w="150" w:type="dxa"/>
+            </w:tcMar>
+          </w:tcPr>
+          <w:p>
+            <w:pPr>
+              <w:jc w:val="left"/>
+            </w:pPr>
+            <w:r>
+              <w:rPr>
+                <w:rFonts w:ascii="Segoe UI" w:hAnsi="Segoe UI"/>
+                <w:b w:val="0"/>
+                <w:i w:val="0"/>
+                <w:color w:val="1E293B"/>
+                <w:sz w:val="18"/>
+              </w:rPr>
+              <w:t>Admin-borne vs Client-borne logistics cost bifurcation with combined multi-client reporting toggle.</w:t>
+            </w:r>
+          </w:p>
+        </w:tc>
+      </w:tr>
+      <w:tr>
+        <w:tc>
+          <w:tcPr>
+            <w:tcW w:type="dxa" w:w="2880"/>
+            <w:shd w:fill="F8FAF9"/>
+            <w:tcMar>
+              <w:top w:w="100" w:type="dxa"/>
+              <w:bottom w:w="100" w:type="dxa"/>
+              <w:left w:w="150" w:type="dxa"/>
+              <w:right w:w="150" w:type="dxa"/>
+            </w:tcMar>
+          </w:tcPr>
+          <w:p>
+            <w:pPr>
+              <w:jc w:val="left"/>
+            </w:pPr>
+            <w:r>
+              <w:rPr>
+                <w:rFonts w:ascii="Segoe UI" w:hAnsi="Segoe UI"/>
+                <w:b w:val="0"/>
+                <w:i w:val="0"/>
+                <w:color w:val="1E293B"/>
+                <w:sz w:val="18"/>
+              </w:rPr>
+              <w:t>POD &amp; Exceptions Desk</w:t>
+            </w:r>
+          </w:p>
+        </w:tc>
+        <w:tc>
+          <w:tcPr>
+            <w:tcW w:type="dxa" w:w="2592"/>
+            <w:shd w:fill="F8FAF9"/>
+            <w:tcMar>
+              <w:top w:w="100" w:type="dxa"/>
+              <w:bottom w:w="100" w:type="dxa"/>
+              <w:left w:w="150" w:type="dxa"/>
+              <w:right w:w="150" w:type="dxa"/>
+            </w:tcMar>
+          </w:tcPr>
+          <w:p>
+            <w:pPr>
+              <w:jc w:val="left"/>
+            </w:pPr>
+            <w:r>
+              <w:rPr>
+                <w:rFonts w:ascii="Segoe UI" w:hAnsi="Segoe UI"/>
+                <w:b w:val="0"/>
+                <w:i w:val="0"/>
+                <w:color w:val="1E293B"/>
+                <w:sz w:val="18"/>
+              </w:rPr>
+              <w:t>/cargo/pod-exceptions</w:t>
+            </w:r>
+          </w:p>
+        </w:tc>
+        <w:tc>
+          <w:tcPr>
+            <w:tcW w:type="dxa" w:w="3888"/>
+            <w:shd w:fill="F8FAF9"/>
+            <w:tcMar>
+              <w:top w:w="100" w:type="dxa"/>
+              <w:bottom w:w="100" w:type="dxa"/>
+              <w:left w:w="150" w:type="dxa"/>
+              <w:right w:w="150" w:type="dxa"/>
+            </w:tcMar>
+          </w:tcPr>
+          <w:p>
+            <w:pPr>
+              <w:jc w:val="left"/>
+            </w:pPr>
+            <w:r>
+              <w:rPr>
+                <w:rFonts w:ascii="Segoe UI" w:hAnsi="Segoe UI"/>
+                <w:b w:val="0"/>
+                <w:i w:val="0"/>
+                <w:color w:val="1E293B"/>
+                <w:sz w:val="18"/>
+              </w:rPr>
+              <w:t>Four-eyes physical delivery sign-off, shortage/damage logging, and transit claims resolution.</w:t>
+            </w:r>
+          </w:p>
+        </w:tc>
+      </w:tr>
+    </w:tbl>
+    <w:p>
+      <w:pPr>
+        <w:spacing w:after="160"/>
+      </w:pPr>
+    </w:p>
+    <w:p>
+      <w:pPr>
+        <w:keepNext/>
+        <w:spacing w:before="360" w:after="160"/>
+      </w:pPr>
+      <w:r>
+        <w:rPr>
+          <w:rFonts w:ascii="Segoe UI" w:hAnsi="Segoe UI"/>
+          <w:b/>
+          <w:i w:val="0"/>
+          <w:color w:val="1B4332"/>
+          <w:sz w:val="36"/>
+        </w:rPr>
+        <w:t>17. Customer Receipt &amp; Supplier Payment Luxury Architecture</w:t>
+      </w:r>
+    </w:p>
+    <w:p>
+      <w:pPr>
+        <w:spacing w:before="0" w:after="120" w:line="276" w:lineRule="auto"/>
+        <w:jc w:val="left"/>
+      </w:pPr>
+      <w:r>
+        <w:rPr>
+          <w:rFonts w:ascii="Segoe UI" w:hAnsi="Segoe UI"/>
+          <w:b w:val="0"/>
+          <w:i w:val="0"/>
+          <w:color w:val="1E293B"/>
+          <w:sz w:val="21"/>
+        </w:rPr>
+        <w:t>The Receipt (/receipt) and Payment (/payment) voucher modules have been overhauled with a high-density Marg-inspired luxury green interface, delivering real-time telemetry, party lookup modals, FIFO bill-by-bill allocation, and sequential series continuation:</w:t>
+      </w:r>
+    </w:p>
+    <w:p>
+      <w:pPr>
+        <w:keepNext/>
+        <w:spacing w:before="280" w:after="120"/>
+      </w:pPr>
+      <w:r>
+        <w:rPr>
+          <w:rFonts w:ascii="Segoe UI" w:hAnsi="Segoe UI"/>
+          <w:b/>
+          <w:i w:val="0"/>
+          <w:color w:val="2D6A4F"/>
+          <w:sz w:val="27"/>
+        </w:rPr>
+        <w:t>17.1 3-Card Financial Telemetry Strip</w:t>
+      </w:r>
+    </w:p>
+    <w:p>
+      <w:pPr>
+        <w:spacing w:before="0" w:after="120" w:line="276" w:lineRule="auto"/>
+        <w:jc w:val="left"/>
+      </w:pPr>
+      <w:r>
+        <w:rPr>
+          <w:rFonts w:ascii="Segoe UI" w:hAnsi="Segoe UI"/>
+          <w:b w:val="0"/>
+          <w:i w:val="0"/>
+          <w:color w:val="1E293B"/>
+          <w:sz w:val="21"/>
+        </w:rPr>
+        <w:t>Immediately above the voucher entry form, a responsive 3-card telemetry strip provides live financial situational awareness:</w:t>
+      </w:r>
+    </w:p>
+    <w:tbl>
+      <w:tblPr>
+        <w:tblW w:type="auto" w:w="0"/>
+        <w:jc w:val="center"/>
+        <w:tblLook w:firstColumn="1" w:firstRow="1" w:lastColumn="0" w:lastRow="0" w:noHBand="0" w:noVBand="1" w:val="04A0"/>
+      </w:tblPr>
+      <w:tblGrid>
+        <w:gridCol w:w="3120"/>
+        <w:gridCol w:w="3120"/>
+        <w:gridCol w:w="3120"/>
+      </w:tblGrid>
+      <w:tr>
+        <w:tc>
+          <w:tcPr>
+            <w:tcW w:type="dxa" w:w="2880"/>
+            <w:shd w:fill="1B4332"/>
+            <w:tcMar>
+              <w:top w:w="140" w:type="dxa"/>
+              <w:bottom w:w="140" w:type="dxa"/>
+              <w:left w:w="160" w:type="dxa"/>
+              <w:right w:w="160" w:type="dxa"/>
+            </w:tcMar>
+          </w:tcPr>
+          <w:p>
+            <w:pPr>
+              <w:jc w:val="left"/>
+            </w:pPr>
+            <w:r>
+              <w:rPr>
+                <w:rFonts w:ascii="Segoe UI" w:hAnsi="Segoe UI"/>
+                <w:b/>
+                <w:i w:val="0"/>
+                <w:color w:val="FFFFFF"/>
+                <w:sz w:val="19"/>
+              </w:rPr>
+              <w:t>Telemetry Card</w:t>
+            </w:r>
+          </w:p>
+        </w:tc>
+        <w:tc>
+          <w:tcPr>
+            <w:tcW w:type="dxa" w:w="2592"/>
+            <w:shd w:fill="1B4332"/>
+            <w:tcMar>
+              <w:top w:w="140" w:type="dxa"/>
+              <w:bottom w:w="140" w:type="dxa"/>
+              <w:left w:w="160" w:type="dxa"/>
+              <w:right w:w="160" w:type="dxa"/>
+            </w:tcMar>
+          </w:tcPr>
+          <w:p>
+            <w:pPr>
+              <w:jc w:val="left"/>
+            </w:pPr>
+            <w:r>
+              <w:rPr>
+                <w:rFonts w:ascii="Segoe UI" w:hAnsi="Segoe UI"/>
+                <w:b/>
+                <w:i w:val="0"/>
+                <w:color w:val="FFFFFF"/>
+                <w:sz w:val="19"/>
+              </w:rPr>
+              <w:t>DOM Selector</w:t>
+            </w:r>
+          </w:p>
+        </w:tc>
+        <w:tc>
+          <w:tcPr>
+            <w:tcW w:type="dxa" w:w="3888"/>
+            <w:shd w:fill="1B4332"/>
+            <w:tcMar>
+              <w:top w:w="140" w:type="dxa"/>
+              <w:bottom w:w="140" w:type="dxa"/>
+              <w:left w:w="160" w:type="dxa"/>
+              <w:right w:w="160" w:type="dxa"/>
+            </w:tcMar>
+          </w:tcPr>
+          <w:p>
+            <w:pPr>
+              <w:jc w:val="left"/>
+            </w:pPr>
+            <w:r>
+              <w:rPr>
+                <w:rFonts w:ascii="Segoe UI" w:hAnsi="Segoe UI"/>
+                <w:b/>
+                <w:i w:val="0"/>
+                <w:color w:val="FFFFFF"/>
+                <w:sz w:val="19"/>
+              </w:rPr>
+              <w:t>Functional Metric &amp; Financial Context</w:t>
+            </w:r>
+          </w:p>
+        </w:tc>
+      </w:tr>
+      <w:tr>
+        <w:tc>
+          <w:tcPr>
+            <w:tcW w:type="dxa" w:w="2880"/>
+            <w:shd w:fill="FFFFFF"/>
+            <w:tcMar>
+              <w:top w:w="100" w:type="dxa"/>
+              <w:bottom w:w="100" w:type="dxa"/>
+              <w:left w:w="150" w:type="dxa"/>
+              <w:right w:w="150" w:type="dxa"/>
+            </w:tcMar>
+          </w:tcPr>
+          <w:p>
+            <w:pPr>
+              <w:jc w:val="left"/>
+            </w:pPr>
+            <w:r>
+              <w:rPr>
+                <w:rFonts w:ascii="Segoe UI" w:hAnsi="Segoe UI"/>
+                <w:b w:val="0"/>
+                <w:i w:val="0"/>
+                <w:color w:val="1E293B"/>
+                <w:sz w:val="18"/>
+              </w:rPr>
+              <w:t>Active Ledger Balance</w:t>
+            </w:r>
+          </w:p>
+        </w:tc>
+        <w:tc>
+          <w:tcPr>
+            <w:tcW w:type="dxa" w:w="2592"/>
+            <w:shd w:fill="FFFFFF"/>
+            <w:tcMar>
+              <w:top w:w="100" w:type="dxa"/>
+              <w:bottom w:w="100" w:type="dxa"/>
+              <w:left w:w="150" w:type="dxa"/>
+              <w:right w:w="150" w:type="dxa"/>
+            </w:tcMar>
+          </w:tcPr>
+          <w:p>
+            <w:pPr>
+              <w:jc w:val="left"/>
+            </w:pPr>
+            <w:r>
+              <w:rPr>
+                <w:rFonts w:ascii="Segoe UI" w:hAnsi="Segoe UI"/>
+                <w:b w:val="0"/>
+                <w:i w:val="0"/>
+                <w:color w:val="1E293B"/>
+                <w:sz w:val="18"/>
+              </w:rPr>
+              <w:t>#kpi-active-balance</w:t>
+            </w:r>
+          </w:p>
+        </w:tc>
+        <w:tc>
+          <w:tcPr>
+            <w:tcW w:type="dxa" w:w="3888"/>
+            <w:shd w:fill="FFFFFF"/>
+            <w:tcMar>
+              <w:top w:w="100" w:type="dxa"/>
+              <w:bottom w:w="100" w:type="dxa"/>
+              <w:left w:w="150" w:type="dxa"/>
+              <w:right w:w="150" w:type="dxa"/>
+            </w:tcMar>
+          </w:tcPr>
+          <w:p>
+            <w:pPr>
+              <w:jc w:val="left"/>
+            </w:pPr>
+            <w:r>
+              <w:rPr>
+                <w:rFonts w:ascii="Segoe UI" w:hAnsi="Segoe UI"/>
+                <w:b w:val="0"/>
+                <w:i w:val="0"/>
+                <w:color w:val="1E293B"/>
+                <w:sz w:val="18"/>
+              </w:rPr>
+              <w:t>Displays real-time outstanding balance of the selected customer (Debtor Dr) or supplier (Creditor Cr). Updates dynamically upon party selection.</w:t>
+            </w:r>
+          </w:p>
+        </w:tc>
+      </w:tr>
+      <w:tr>
+        <w:tc>
+          <w:tcPr>
+            <w:tcW w:type="dxa" w:w="2880"/>
+            <w:shd w:fill="F8FAF9"/>
+            <w:tcMar>
+              <w:top w:w="100" w:type="dxa"/>
+              <w:bottom w:w="100" w:type="dxa"/>
+              <w:left w:w="150" w:type="dxa"/>
+              <w:right w:w="150" w:type="dxa"/>
+            </w:tcMar>
+          </w:tcPr>
+          <w:p>
+            <w:pPr>
+              <w:jc w:val="left"/>
+            </w:pPr>
+            <w:r>
+              <w:rPr>
+                <w:rFonts w:ascii="Segoe UI" w:hAnsi="Segoe UI"/>
+                <w:b w:val="0"/>
+                <w:i w:val="0"/>
+                <w:color w:val="1E293B"/>
+                <w:sz w:val="18"/>
+              </w:rPr>
+              <w:t>Total Settlement Allocation</w:t>
+            </w:r>
+          </w:p>
+        </w:tc>
+        <w:tc>
+          <w:tcPr>
+            <w:tcW w:type="dxa" w:w="2592"/>
+            <w:shd w:fill="F8FAF9"/>
+            <w:tcMar>
+              <w:top w:w="100" w:type="dxa"/>
+              <w:bottom w:w="100" w:type="dxa"/>
+              <w:left w:w="150" w:type="dxa"/>
+              <w:right w:w="150" w:type="dxa"/>
+            </w:tcMar>
+          </w:tcPr>
+          <w:p>
+            <w:pPr>
+              <w:jc w:val="left"/>
+            </w:pPr>
+            <w:r>
+              <w:rPr>
+                <w:rFonts w:ascii="Segoe UI" w:hAnsi="Segoe UI"/>
+                <w:b w:val="0"/>
+                <w:i w:val="0"/>
+                <w:color w:val="1E293B"/>
+                <w:sz w:val="18"/>
+              </w:rPr>
+              <w:t>#kpi-total-allocated</w:t>
+            </w:r>
+          </w:p>
+        </w:tc>
+        <w:tc>
+          <w:tcPr>
+            <w:tcW w:type="dxa" w:w="3888"/>
+            <w:shd w:fill="F8FAF9"/>
+            <w:tcMar>
+              <w:top w:w="100" w:type="dxa"/>
+              <w:bottom w:w="100" w:type="dxa"/>
+              <w:left w:w="150" w:type="dxa"/>
+              <w:right w:w="150" w:type="dxa"/>
+            </w:tcMar>
+          </w:tcPr>
+          <w:p>
+            <w:pPr>
+              <w:jc w:val="left"/>
+            </w:pPr>
+            <w:r>
+              <w:rPr>
+                <w:rFonts w:ascii="Segoe UI" w:hAnsi="Segoe UI"/>
+                <w:b w:val="0"/>
+                <w:i w:val="0"/>
+                <w:color w:val="1E293B"/>
+                <w:sz w:val="18"/>
+              </w:rPr>
+              <w:t>Live running sum of all amounts allocated across unpaid bills in the settlement grid. Displays exact match status against voucher amount.</w:t>
+            </w:r>
+          </w:p>
+        </w:tc>
+      </w:tr>
+      <w:tr>
+        <w:tc>
+          <w:tcPr>
+            <w:tcW w:type="dxa" w:w="2880"/>
+            <w:shd w:fill="FFFFFF"/>
+            <w:tcMar>
+              <w:top w:w="100" w:type="dxa"/>
+              <w:bottom w:w="100" w:type="dxa"/>
+              <w:left w:w="150" w:type="dxa"/>
+              <w:right w:w="150" w:type="dxa"/>
+            </w:tcMar>
+          </w:tcPr>
+          <w:p>
+            <w:pPr>
+              <w:jc w:val="left"/>
+            </w:pPr>
+            <w:r>
+              <w:rPr>
+                <w:rFonts w:ascii="Segoe UI" w:hAnsi="Segoe UI"/>
+                <w:b w:val="0"/>
+                <w:i w:val="0"/>
+                <w:color w:val="1E293B"/>
+                <w:sz w:val="18"/>
+              </w:rPr>
+              <w:t>Unallocated Floating Credit</w:t>
+            </w:r>
+          </w:p>
+        </w:tc>
+        <w:tc>
+          <w:tcPr>
+            <w:tcW w:type="dxa" w:w="2592"/>
+            <w:shd w:fill="FFFFFF"/>
+            <w:tcMar>
+              <w:top w:w="100" w:type="dxa"/>
+              <w:bottom w:w="100" w:type="dxa"/>
+              <w:left w:w="150" w:type="dxa"/>
+              <w:right w:w="150" w:type="dxa"/>
+            </w:tcMar>
+          </w:tcPr>
+          <w:p>
+            <w:pPr>
+              <w:jc w:val="left"/>
+            </w:pPr>
+            <w:r>
+              <w:rPr>
+                <w:rFonts w:ascii="Segoe UI" w:hAnsi="Segoe UI"/>
+                <w:b w:val="0"/>
+                <w:i w:val="0"/>
+                <w:color w:val="1E293B"/>
+                <w:sz w:val="18"/>
+              </w:rPr>
+              <w:t>#kpi-unallocated-credit</w:t>
+            </w:r>
+          </w:p>
+        </w:tc>
+        <w:tc>
+          <w:tcPr>
+            <w:tcW w:type="dxa" w:w="3888"/>
+            <w:shd w:fill="FFFFFF"/>
+            <w:tcMar>
+              <w:top w:w="100" w:type="dxa"/>
+              <w:bottom w:w="100" w:type="dxa"/>
+              <w:left w:w="150" w:type="dxa"/>
+              <w:right w:w="150" w:type="dxa"/>
+            </w:tcMar>
+          </w:tcPr>
+          <w:p>
+            <w:pPr>
+              <w:jc w:val="left"/>
+            </w:pPr>
+            <w:r>
+              <w:rPr>
+                <w:rFonts w:ascii="Segoe UI" w:hAnsi="Segoe UI"/>
+                <w:b w:val="0"/>
+                <w:i w:val="0"/>
+                <w:color w:val="1E293B"/>
+                <w:sz w:val="18"/>
+              </w:rPr>
+              <w:t>Calculates difference between entered voucher amount and total allocated bills. Any positive balance automatically records as on-account advance credit.</w:t>
+            </w:r>
+          </w:p>
+        </w:tc>
+      </w:tr>
+    </w:tbl>
+    <w:p>
+      <w:pPr>
+        <w:spacing w:after="160"/>
+      </w:pPr>
+    </w:p>
+    <w:p>
+      <w:pPr>
+        <w:keepNext/>
+        <w:spacing w:before="280" w:after="120"/>
+      </w:pPr>
+      <w:r>
+        <w:rPr>
+          <w:rFonts w:ascii="Segoe UI" w:hAnsi="Segoe UI"/>
+          <w:b/>
+          <w:i w:val="0"/>
+          <w:color w:val="2D6A4F"/>
+          <w:sz w:val="27"/>
+        </w:rPr>
+        <w:t>17.2 Party Lookup Modal &amp; Keyboard Operations</w:t>
+      </w:r>
+    </w:p>
+    <w:p>
+      <w:pPr>
+        <w:spacing w:before="0" w:after="120" w:line="276" w:lineRule="auto"/>
+        <w:jc w:val="left"/>
+      </w:pPr>
+      <w:r>
+        <w:rPr>
+          <w:rFonts w:ascii="Segoe UI" w:hAnsi="Segoe UI"/>
+          <w:b w:val="0"/>
+          <w:i w:val="0"/>
+          <w:color w:val="1E293B"/>
+          <w:sz w:val="21"/>
+        </w:rPr>
+        <w:t>Pressing [F7] or clicking the party search button opens the modal dialog (#modal-party-picker) featuring real-time debounce search across ledgers, outstanding balances, drug licenses, and contact numbers. Operators navigate via [ArrowUp] / [ArrowDown] and commit selection with [Enter].</w:t>
+      </w:r>
+    </w:p>
+    <w:p>
+      <w:pPr>
+        <w:keepNext/>
+        <w:spacing w:before="280" w:after="120"/>
+      </w:pPr>
+      <w:r>
+        <w:rPr>
+          <w:rFonts w:ascii="Segoe UI" w:hAnsi="Segoe UI"/>
+          <w:b/>
+          <w:i w:val="0"/>
+          <w:color w:val="2D6A4F"/>
+          <w:sz w:val="27"/>
+        </w:rPr>
+        <w:t>17.3 Bill-by-Bill FIFO Allocation Engine (DOC-07)</w:t>
+      </w:r>
+    </w:p>
+    <w:p>
+      <w:pPr>
+        <w:spacing w:before="0" w:after="120" w:line="276" w:lineRule="auto"/>
+        <w:jc w:val="left"/>
+      </w:pPr>
+      <w:r>
+        <w:rPr>
+          <w:rFonts w:ascii="Segoe UI" w:hAnsi="Segoe UI"/>
+          <w:b w:val="0"/>
+          <w:i w:val="0"/>
+          <w:color w:val="1E293B"/>
+          <w:sz w:val="21"/>
+        </w:rPr>
+        <w:t>When a party with unpaid invoices is selected, the system fetches all pending invoices via /api/sales/invoices/by-customer/{id} or /api/sales/invoices/by-supplier/{id}:</w:t>
+      </w:r>
+    </w:p>
+    <w:tbl>
+      <w:tblPr>
+        <w:tblW w:type="auto" w:w="0"/>
+        <w:jc w:val="center"/>
+        <w:tblLook w:firstColumn="1" w:firstRow="1" w:lastColumn="0" w:lastRow="0" w:noHBand="0" w:noVBand="1" w:val="04A0"/>
+      </w:tblPr>
+      <w:tblGrid>
+        <w:gridCol w:w="9360"/>
+      </w:tblGrid>
+      <w:tr>
+        <w:tc>
+          <w:tcPr>
+            <w:tcW w:type="dxa" w:w="9360"/>
+            <w:shd w:fill="EEF7F2"/>
+            <w:tcMar>
+              <w:top w:w="140" w:type="dxa"/>
+              <w:bottom w:w="140" w:type="dxa"/>
+              <w:left w:w="200" w:type="dxa"/>
+              <w:right w:w="180" w:type="dxa"/>
+            </w:tcMar>
+            <w:tcBorders>
+              <w:left w:val="single" w:sz="24" w:space="0" w:color="1B4332"/>
+              <w:top w:val="none"/>
+              <w:right w:val="none"/>
+              <w:bottom w:val="none"/>
+            </w:tcBorders>
+          </w:tcPr>
+          <w:p>
+            <w:pPr>
+              <w:spacing w:before="40" w:after="40"/>
+            </w:pPr>
+            <w:r>
+              <w:rPr>
+                <w:rFonts w:ascii="Segoe UI" w:hAnsi="Segoe UI"/>
+                <w:b/>
+                <w:i w:val="0"/>
+                <w:color w:val="1B4332"/>
+                <w:sz w:val="19"/>
+              </w:rPr>
+              <w:t xml:space="preserve">ALLOCATION &amp; CONTINUATION ENGINE: </w:t>
+            </w:r>
+            <w:r>
+              <w:rPr>
+                <w:rFonts w:ascii="Segoe UI" w:hAnsi="Segoe UI"/>
+                <w:b w:val="0"/>
+                <w:i w:val="0"/>
+                <w:color w:val="1E293B"/>
+                <w:sz w:val="19"/>
+              </w:rPr>
+              <w:t>- 1-Click FIFO Auto-Allocation ([Alt+A]): Pressing [Alt+A] or clicking 'Auto-Allocate (FIFO)' runs a deterministic chronological allocation algorithm that settles oldest overdue invoices first.</w:t>
+              <w:br/>
+              <w:t>- Manual Grid Adjustment: Operators can navigate into each bill row to specify exact allocation amounts, partial payments, or full settlements.</w:t>
+              <w:br/>
+              <w:t>- Marg Alphanumeric Series Continuation: Receipt numbers increment sequentially (e.g. REC-2026-0001 -&gt; REC-2026-0002) and Payment numbers increment sequentially (PAY-2026-0001 -&gt; PAY-2026-0002), preserving user custom series overrides across sessions.</w:t>
+            </w:r>
+          </w:p>
+        </w:tc>
+      </w:tr>
+    </w:tbl>
+    <w:p>
+      <w:pPr>
+        <w:spacing w:after="80"/>
+      </w:pPr>
+    </w:p>
+    <w:p>
+      <w:pPr>
+        <w:keepNext/>
+        <w:spacing w:before="360" w:after="160"/>
+      </w:pPr>
+      <w:r>
+        <w:rPr>
+          <w:rFonts w:ascii="Segoe UI" w:hAnsi="Segoe UI"/>
+          <w:b/>
+          <w:i w:val="0"/>
+          <w:color w:val="1B4332"/>
+          <w:sz w:val="36"/>
+        </w:rPr>
+        <w:t>18. Cryptographic SHA-256 Audit Trail Explorer &amp; Data Governance Console</w:t>
+      </w:r>
+    </w:p>
+    <w:p>
+      <w:pPr>
+        <w:spacing w:before="0" w:after="120" w:line="276" w:lineRule="auto"/>
+        <w:jc w:val="left"/>
+      </w:pPr>
+      <w:r>
+        <w:rPr>
+          <w:rFonts w:ascii="Segoe UI" w:hAnsi="Segoe UI"/>
+          <w:b w:val="0"/>
+          <w:i w:val="0"/>
+          <w:color w:val="1E293B"/>
+          <w:sz w:val="21"/>
+        </w:rPr>
+        <w:t>The compliance architecture provides statutory audit logging satisfying Ministry of Corporate Affairs (MCA) Audit Trail mandates and US FDA 21 CFR Part 11 requirements:</w:t>
+      </w:r>
+    </w:p>
+    <w:p>
+      <w:pPr>
+        <w:keepNext/>
+        <w:spacing w:before="280" w:after="120"/>
+      </w:pPr>
+      <w:r>
+        <w:rPr>
+          <w:rFonts w:ascii="Segoe UI" w:hAnsi="Segoe UI"/>
+          <w:b/>
+          <w:i w:val="0"/>
+          <w:color w:val="2D6A4F"/>
+          <w:sz w:val="27"/>
+        </w:rPr>
+        <w:t>18.1 Audit Trail Explorer (/audit)</w:t>
+      </w:r>
+    </w:p>
+    <w:p>
+      <w:pPr>
+        <w:spacing w:before="0" w:after="120" w:line="276" w:lineRule="auto"/>
+        <w:jc w:val="left"/>
+      </w:pPr>
+      <w:r>
+        <w:rPr>
+          <w:rFonts w:ascii="Segoe UI" w:hAnsi="Segoe UI"/>
+          <w:b w:val="0"/>
+          <w:i w:val="0"/>
+          <w:color w:val="1E293B"/>
+          <w:sz w:val="21"/>
+        </w:rPr>
+        <w:t>The Audit Explorer provides a high-density, real-time forensic view into every transactional state change across the ERP:</w:t>
+      </w:r>
+    </w:p>
+    <w:tbl>
+      <w:tblPr>
+        <w:tblW w:type="auto" w:w="0"/>
+        <w:jc w:val="center"/>
+        <w:tblLook w:firstColumn="1" w:firstRow="1" w:lastColumn="0" w:lastRow="0" w:noHBand="0" w:noVBand="1" w:val="04A0"/>
+      </w:tblPr>
+      <w:tblGrid>
+        <w:gridCol w:w="3120"/>
+        <w:gridCol w:w="3120"/>
+        <w:gridCol w:w="3120"/>
+      </w:tblGrid>
+      <w:tr>
+        <w:tc>
+          <w:tcPr>
+            <w:tcW w:type="dxa" w:w="2592"/>
+            <w:shd w:fill="1B4332"/>
+            <w:tcMar>
+              <w:top w:w="140" w:type="dxa"/>
+              <w:bottom w:w="140" w:type="dxa"/>
+              <w:left w:w="160" w:type="dxa"/>
+              <w:right w:w="160" w:type="dxa"/>
+            </w:tcMar>
+          </w:tcPr>
+          <w:p>
+            <w:pPr>
+              <w:jc w:val="left"/>
+            </w:pPr>
+            <w:r>
+              <w:rPr>
+                <w:rFonts w:ascii="Segoe UI" w:hAnsi="Segoe UI"/>
+                <w:b/>
+                <w:i w:val="0"/>
+                <w:color w:val="FFFFFF"/>
+                <w:sz w:val="19"/>
+              </w:rPr>
+              <w:t>Audit Feature</w:t>
+            </w:r>
+          </w:p>
+        </w:tc>
+        <w:tc>
+          <w:tcPr>
+            <w:tcW w:type="dxa" w:w="2592"/>
+            <w:shd w:fill="1B4332"/>
+            <w:tcMar>
+              <w:top w:w="140" w:type="dxa"/>
+              <w:bottom w:w="140" w:type="dxa"/>
+              <w:left w:w="160" w:type="dxa"/>
+              <w:right w:w="160" w:type="dxa"/>
+            </w:tcMar>
+          </w:tcPr>
+          <w:p>
+            <w:pPr>
+              <w:jc w:val="left"/>
+            </w:pPr>
+            <w:r>
+              <w:rPr>
+                <w:rFonts w:ascii="Segoe UI" w:hAnsi="Segoe UI"/>
+                <w:b/>
+                <w:i w:val="0"/>
+                <w:color w:val="FFFFFF"/>
+                <w:sz w:val="19"/>
+              </w:rPr>
+              <w:t>UI Element</w:t>
+            </w:r>
+          </w:p>
+        </w:tc>
+        <w:tc>
+          <w:tcPr>
+            <w:tcW w:type="dxa" w:w="4176"/>
+            <w:shd w:fill="1B4332"/>
+            <w:tcMar>
+              <w:top w:w="140" w:type="dxa"/>
+              <w:bottom w:w="140" w:type="dxa"/>
+              <w:left w:w="160" w:type="dxa"/>
+              <w:right w:w="160" w:type="dxa"/>
+            </w:tcMar>
+          </w:tcPr>
+          <w:p>
+            <w:pPr>
+              <w:jc w:val="left"/>
+            </w:pPr>
+            <w:r>
+              <w:rPr>
+                <w:rFonts w:ascii="Segoe UI" w:hAnsi="Segoe UI"/>
+                <w:b/>
+                <w:i w:val="0"/>
+                <w:color w:val="FFFFFF"/>
+                <w:sz w:val="19"/>
+              </w:rPr>
+              <w:t>Forensic Capability &amp; Security Assurance</w:t>
+            </w:r>
+          </w:p>
+        </w:tc>
+      </w:tr>
+      <w:tr>
+        <w:tc>
+          <w:tcPr>
+            <w:tcW w:type="dxa" w:w="2592"/>
+            <w:shd w:fill="FFFFFF"/>
+            <w:tcMar>
+              <w:top w:w="100" w:type="dxa"/>
+              <w:bottom w:w="100" w:type="dxa"/>
+              <w:left w:w="150" w:type="dxa"/>
+              <w:right w:w="150" w:type="dxa"/>
+            </w:tcMar>
+          </w:tcPr>
+          <w:p>
+            <w:pPr>
+              <w:jc w:val="left"/>
+            </w:pPr>
+            <w:r>
+              <w:rPr>
+                <w:rFonts w:ascii="Segoe UI" w:hAnsi="Segoe UI"/>
+                <w:b w:val="0"/>
+                <w:i w:val="0"/>
+                <w:color w:val="1E293B"/>
+                <w:sz w:val="18"/>
+              </w:rPr>
+              <w:t>Top Forensic KPIs</w:t>
+            </w:r>
+          </w:p>
+        </w:tc>
+        <w:tc>
+          <w:tcPr>
+            <w:tcW w:type="dxa" w:w="2592"/>
+            <w:shd w:fill="FFFFFF"/>
+            <w:tcMar>
+              <w:top w:w="100" w:type="dxa"/>
+              <w:bottom w:w="100" w:type="dxa"/>
+              <w:left w:w="150" w:type="dxa"/>
+              <w:right w:w="150" w:type="dxa"/>
+            </w:tcMar>
+          </w:tcPr>
+          <w:p>
+            <w:pPr>
+              <w:jc w:val="left"/>
+            </w:pPr>
+            <w:r>
+              <w:rPr>
+                <w:rFonts w:ascii="Segoe UI" w:hAnsi="Segoe UI"/>
+                <w:b w:val="0"/>
+                <w:i w:val="0"/>
+                <w:color w:val="1E293B"/>
+                <w:sz w:val="18"/>
+              </w:rPr>
+              <w:t>#kpi-total-audited, #kpi-chain-integrity, #kpi-active-holds, #kpi-terminal-hash</w:t>
+            </w:r>
+          </w:p>
+        </w:tc>
+        <w:tc>
+          <w:tcPr>
+            <w:tcW w:type="dxa" w:w="4176"/>
+            <w:shd w:fill="FFFFFF"/>
+            <w:tcMar>
+              <w:top w:w="100" w:type="dxa"/>
+              <w:bottom w:w="100" w:type="dxa"/>
+              <w:left w:w="150" w:type="dxa"/>
+              <w:right w:w="150" w:type="dxa"/>
+            </w:tcMar>
+          </w:tcPr>
+          <w:p>
+            <w:pPr>
+              <w:jc w:val="left"/>
+            </w:pPr>
+            <w:r>
+              <w:rPr>
+                <w:rFonts w:ascii="Segoe UI" w:hAnsi="Segoe UI"/>
+                <w:b w:val="0"/>
+                <w:i w:val="0"/>
+                <w:color w:val="1E293B"/>
+                <w:sz w:val="18"/>
+              </w:rPr>
+              <w:t>Real-time cards reporting total audited events, cryptographic chain integrity, active legal holds, and latest SHA-256 terminal hash.</w:t>
+            </w:r>
+          </w:p>
+        </w:tc>
+      </w:tr>
+      <w:tr>
+        <w:tc>
+          <w:tcPr>
+            <w:tcW w:type="dxa" w:w="2592"/>
+            <w:shd w:fill="F8FAF9"/>
+            <w:tcMar>
+              <w:top w:w="100" w:type="dxa"/>
+              <w:bottom w:w="100" w:type="dxa"/>
+              <w:left w:w="150" w:type="dxa"/>
+              <w:right w:w="150" w:type="dxa"/>
+            </w:tcMar>
+          </w:tcPr>
+          <w:p>
+            <w:pPr>
+              <w:jc w:val="left"/>
+            </w:pPr>
+            <w:r>
+              <w:rPr>
+                <w:rFonts w:ascii="Segoe UI" w:hAnsi="Segoe UI"/>
+                <w:b w:val="0"/>
+                <w:i w:val="0"/>
+                <w:color w:val="1E293B"/>
+                <w:sz w:val="18"/>
+              </w:rPr>
+              <w:t>Cryptographic Chain Banner</w:t>
+            </w:r>
+          </w:p>
+        </w:tc>
+        <w:tc>
+          <w:tcPr>
+            <w:tcW w:type="dxa" w:w="2592"/>
+            <w:shd w:fill="F8FAF9"/>
+            <w:tcMar>
+              <w:top w:w="100" w:type="dxa"/>
+              <w:bottom w:w="100" w:type="dxa"/>
+              <w:left w:w="150" w:type="dxa"/>
+              <w:right w:w="150" w:type="dxa"/>
+            </w:tcMar>
+          </w:tcPr>
+          <w:p>
+            <w:pPr>
+              <w:jc w:val="left"/>
+            </w:pPr>
+            <w:r>
+              <w:rPr>
+                <w:rFonts w:ascii="Segoe UI" w:hAnsi="Segoe UI"/>
+                <w:b w:val="0"/>
+                <w:i w:val="0"/>
+                <w:color w:val="1E293B"/>
+                <w:sz w:val="18"/>
+              </w:rPr>
+              <w:t>#banner-chain-integrity</w:t>
+            </w:r>
+          </w:p>
+        </w:tc>
+        <w:tc>
+          <w:tcPr>
+            <w:tcW w:type="dxa" w:w="4176"/>
+            <w:shd w:fill="F8FAF9"/>
+            <w:tcMar>
+              <w:top w:w="100" w:type="dxa"/>
+              <w:bottom w:w="100" w:type="dxa"/>
+              <w:left w:w="150" w:type="dxa"/>
+              <w:right w:w="150" w:type="dxa"/>
+            </w:tcMar>
+          </w:tcPr>
+          <w:p>
+            <w:pPr>
+              <w:jc w:val="left"/>
+            </w:pPr>
+            <w:r>
+              <w:rPr>
+                <w:rFonts w:ascii="Segoe UI" w:hAnsi="Segoe UI"/>
+                <w:b w:val="0"/>
+                <w:i w:val="0"/>
+                <w:color w:val="1E293B"/>
+                <w:sz w:val="18"/>
+              </w:rPr>
+              <w:t>High-visibility green badge certifying unbroken sequential SHA-256 hash chaining (prev_hash -&gt; event_hash). Includes 'Verify Chain Integrity' action.</w:t>
+            </w:r>
+          </w:p>
+        </w:tc>
+      </w:tr>
+      <w:tr>
+        <w:tc>
+          <w:tcPr>
+            <w:tcW w:type="dxa" w:w="2592"/>
+            <w:shd w:fill="FFFFFF"/>
+            <w:tcMar>
+              <w:top w:w="100" w:type="dxa"/>
+              <w:bottom w:w="100" w:type="dxa"/>
+              <w:left w:w="150" w:type="dxa"/>
+              <w:right w:w="150" w:type="dxa"/>
+            </w:tcMar>
+          </w:tcPr>
+          <w:p>
+            <w:pPr>
+              <w:jc w:val="left"/>
+            </w:pPr>
+            <w:r>
+              <w:rPr>
+                <w:rFonts w:ascii="Segoe UI" w:hAnsi="Segoe UI"/>
+                <w:b w:val="0"/>
+                <w:i w:val="0"/>
+                <w:color w:val="1E293B"/>
+                <w:sz w:val="18"/>
+              </w:rPr>
+              <w:t>Slide-Over Diff Drawer</w:t>
+            </w:r>
+          </w:p>
+        </w:tc>
+        <w:tc>
+          <w:tcPr>
+            <w:tcW w:type="dxa" w:w="2592"/>
+            <w:shd w:fill="FFFFFF"/>
+            <w:tcMar>
+              <w:top w:w="100" w:type="dxa"/>
+              <w:bottom w:w="100" w:type="dxa"/>
+              <w:left w:w="150" w:type="dxa"/>
+              <w:right w:w="150" w:type="dxa"/>
+            </w:tcMar>
+          </w:tcPr>
+          <w:p>
+            <w:pPr>
+              <w:jc w:val="left"/>
+            </w:pPr>
+            <w:r>
+              <w:rPr>
+                <w:rFonts w:ascii="Segoe UI" w:hAnsi="Segoe UI"/>
+                <w:b w:val="0"/>
+                <w:i w:val="0"/>
+                <w:color w:val="1E293B"/>
+                <w:sz w:val="18"/>
+              </w:rPr>
+              <w:t>#drawer-audit-diff</w:t>
+            </w:r>
+          </w:p>
+        </w:tc>
+        <w:tc>
+          <w:tcPr>
+            <w:tcW w:type="dxa" w:w="4176"/>
+            <w:shd w:fill="FFFFFF"/>
+            <w:tcMar>
+              <w:top w:w="100" w:type="dxa"/>
+              <w:bottom w:w="100" w:type="dxa"/>
+              <w:left w:w="150" w:type="dxa"/>
+              <w:right w:w="150" w:type="dxa"/>
+            </w:tcMar>
+          </w:tcPr>
+          <w:p>
+            <w:pPr>
+              <w:jc w:val="left"/>
+            </w:pPr>
+            <w:r>
+              <w:rPr>
+                <w:rFonts w:ascii="Segoe UI" w:hAnsi="Segoe UI"/>
+                <w:b w:val="0"/>
+                <w:i w:val="0"/>
+                <w:color w:val="1E293B"/>
+                <w:sz w:val="18"/>
+              </w:rPr>
+              <w:t>Detailed side-by-side comparison of before/after states with ADDED, MODIFIED, REMOVED badges and automatic masking of sensitive credentials ([REDACTED_SENSITIVE]).</w:t>
+            </w:r>
+          </w:p>
+        </w:tc>
+      </w:tr>
+      <w:tr>
+        <w:tc>
+          <w:tcPr>
+            <w:tcW w:type="dxa" w:w="2592"/>
+            <w:shd w:fill="F8FAF9"/>
+            <w:tcMar>
+              <w:top w:w="100" w:type="dxa"/>
+              <w:bottom w:w="100" w:type="dxa"/>
+              <w:left w:w="150" w:type="dxa"/>
+              <w:right w:w="150" w:type="dxa"/>
+            </w:tcMar>
+          </w:tcPr>
+          <w:p>
+            <w:pPr>
+              <w:jc w:val="left"/>
+            </w:pPr>
+            <w:r>
+              <w:rPr>
+                <w:rFonts w:ascii="Segoe UI" w:hAnsi="Segoe UI"/>
+                <w:b w:val="0"/>
+                <w:i w:val="0"/>
+                <w:color w:val="1E293B"/>
+                <w:sz w:val="18"/>
+              </w:rPr>
+              <w:t>Auditor Evidence Pack Exporter</w:t>
+            </w:r>
+          </w:p>
+        </w:tc>
+        <w:tc>
+          <w:tcPr>
+            <w:tcW w:type="dxa" w:w="2592"/>
+            <w:shd w:fill="F8FAF9"/>
+            <w:tcMar>
+              <w:top w:w="100" w:type="dxa"/>
+              <w:bottom w:w="100" w:type="dxa"/>
+              <w:left w:w="150" w:type="dxa"/>
+              <w:right w:w="150" w:type="dxa"/>
+            </w:tcMar>
+          </w:tcPr>
+          <w:p>
+            <w:pPr>
+              <w:jc w:val="left"/>
+            </w:pPr>
+            <w:r>
+              <w:rPr>
+                <w:rFonts w:ascii="Segoe UI" w:hAnsi="Segoe UI"/>
+                <w:b w:val="0"/>
+                <w:i w:val="0"/>
+                <w:color w:val="1E293B"/>
+                <w:sz w:val="18"/>
+              </w:rPr>
+              <w:t>#btn-export-evidence-pack</w:t>
+            </w:r>
+          </w:p>
+        </w:tc>
+        <w:tc>
+          <w:tcPr>
+            <w:tcW w:type="dxa" w:w="4176"/>
+            <w:shd w:fill="F8FAF9"/>
+            <w:tcMar>
+              <w:top w:w="100" w:type="dxa"/>
+              <w:bottom w:w="100" w:type="dxa"/>
+              <w:left w:w="150" w:type="dxa"/>
+              <w:right w:w="150" w:type="dxa"/>
+            </w:tcMar>
+          </w:tcPr>
+          <w:p>
+            <w:pPr>
+              <w:jc w:val="left"/>
+            </w:pPr>
+            <w:r>
+              <w:rPr>
+                <w:rFonts w:ascii="Segoe UI" w:hAnsi="Segoe UI"/>
+                <w:b w:val="0"/>
+                <w:i w:val="0"/>
+                <w:color w:val="1E293B"/>
+                <w:sz w:val="18"/>
+              </w:rPr>
+              <w:t>Produces cryptographically sealed, digitally signed JSON compliance evidence packs with SHA-256 root manifests for MCA/GST inspectors.</w:t>
+            </w:r>
+          </w:p>
+        </w:tc>
+      </w:tr>
+    </w:tbl>
+    <w:p>
+      <w:pPr>
+        <w:spacing w:after="160"/>
+      </w:pPr>
+    </w:p>
+    <w:p>
+      <w:pPr>
+        <w:keepNext/>
+        <w:spacing w:before="280" w:after="120"/>
+      </w:pPr>
+      <w:r>
+        <w:rPr>
+          <w:rFonts w:ascii="Segoe UI" w:hAnsi="Segoe UI"/>
+          <w:b/>
+          <w:i w:val="0"/>
+          <w:color w:val="2D6A4F"/>
+          <w:sz w:val="27"/>
+        </w:rPr>
+        <w:t>18.2 Data Governance &amp; Regulatory Compliance Console (/audit/governance)</w:t>
+      </w:r>
+    </w:p>
+    <w:p>
+      <w:pPr>
+        <w:spacing w:before="0" w:after="120" w:line="276" w:lineRule="auto"/>
+        <w:jc w:val="left"/>
+      </w:pPr>
+      <w:r>
+        <w:rPr>
+          <w:rFonts w:ascii="Segoe UI" w:hAnsi="Segoe UI"/>
+          <w:b w:val="0"/>
+          <w:i w:val="0"/>
+          <w:color w:val="1E293B"/>
+          <w:sz w:val="21"/>
+        </w:rPr>
+        <w:t>The Data Governance Console provides multi-tab compliance controls:</w:t>
+      </w:r>
+    </w:p>
+    <w:tbl>
+      <w:tblPr>
+        <w:tblW w:type="auto" w:w="0"/>
+        <w:jc w:val="center"/>
+        <w:tblLook w:firstColumn="1" w:firstRow="1" w:lastColumn="0" w:lastRow="0" w:noHBand="0" w:noVBand="1" w:val="04A0"/>
+      </w:tblPr>
+      <w:tblGrid>
+        <w:gridCol w:w="9360"/>
+      </w:tblGrid>
+      <w:tr>
+        <w:tc>
+          <w:tcPr>
+            <w:tcW w:type="dxa" w:w="9360"/>
+            <w:shd w:fill="EEF7F2"/>
+            <w:tcMar>
+              <w:top w:w="140" w:type="dxa"/>
+              <w:bottom w:w="140" w:type="dxa"/>
+              <w:left w:w="200" w:type="dxa"/>
+              <w:right w:w="180" w:type="dxa"/>
+            </w:tcMar>
+            <w:tcBorders>
+              <w:left w:val="single" w:sz="24" w:space="0" w:color="1B4332"/>
+              <w:top w:val="none"/>
+              <w:right w:val="none"/>
+              <w:bottom w:val="none"/>
+            </w:tcBorders>
+          </w:tcPr>
+          <w:p>
+            <w:pPr>
+              <w:spacing w:before="40" w:after="40"/>
+            </w:pPr>
+            <w:r>
+              <w:rPr>
+                <w:rFonts w:ascii="Segoe UI" w:hAnsi="Segoe UI"/>
+                <w:b/>
+                <w:i w:val="0"/>
+                <w:color w:val="1B4332"/>
+                <w:sz w:val="19"/>
+              </w:rPr>
+              <w:t xml:space="preserve">DATA GOVERNANCE CONTROLS: </w:t>
+            </w:r>
+            <w:r>
+              <w:rPr>
+                <w:rFonts w:ascii="Segoe UI" w:hAnsi="Segoe UI"/>
+                <w:b w:val="0"/>
+                <w:i w:val="0"/>
+                <w:color w:val="1E293B"/>
+                <w:sz w:val="19"/>
+              </w:rPr>
+              <w:t>1. Statutory Retention Policies Tab: Pre-configured with MCA &amp; CGST 8-year standard retention (2,920 days) across INVOICE, VOUCHER, AUDIT_EVENT, and PARTY tables with audit-logged schedule adjustments.</w:t>
+              <w:br/>
+              <w:t>2. Litigation Legal Holds Tab: Apply statutory preservation holds freezing targeted records against disposal during tax audits or legal inquiry (#modal-apply-hold) with mandatory release justification.</w:t>
+              <w:br/>
+              <w:t>3. Forensic Anomaly Radar: Evaluates 5 automated heuristic signals: MASS_EDITS (velocity spikes), REPEATED_REVERSALS (cancellation spikes), AFTER_HOURS (10pm-6am postings), ACTIVE_LEGAL_HOLDS, and CHAIN_INTEGRITY.</w:t>
+              <w:br/>
+              <w:t>4. Auditor Evidence Pack Generator: 1-click generation of immutable evidence bundles certified with SHA-256 root seals.</w:t>
+            </w:r>
+          </w:p>
+        </w:tc>
+      </w:tr>
+    </w:tbl>
+    <w:p>
+      <w:pPr>
+        <w:spacing w:after="80"/>
+      </w:pPr>
+    </w:p>
+    <w:p>
+      <w:pPr>
+        <w:keepNext/>
+        <w:spacing w:before="360" w:after="160"/>
+      </w:pPr>
+      <w:r>
+        <w:rPr>
+          <w:rFonts w:ascii="Segoe UI" w:hAnsi="Segoe UI"/>
+          <w:b/>
+          <w:i w:val="0"/>
+          <w:color w:val="1B4332"/>
+          <w:sz w:val="36"/>
+        </w:rPr>
+        <w:t>19. Master Screen-by-Screen UI Element &amp; Selector Catalog</w:t>
+      </w:r>
+    </w:p>
+    <w:p>
+      <w:pPr>
+        <w:spacing w:before="0" w:after="120" w:line="276" w:lineRule="auto"/>
+        <w:jc w:val="left"/>
+      </w:pPr>
+      <w:r>
+        <w:rPr>
+          <w:rFonts w:ascii="Segoe UI" w:hAnsi="Segoe UI"/>
+          <w:b w:val="0"/>
+          <w:i w:val="0"/>
+          <w:color w:val="1E293B"/>
+          <w:sz w:val="21"/>
+        </w:rPr>
+        <w:t>To guarantee zero missing elements and complete testability for software developers, the following catalog indexes all interactive DOM selectors, inputs, buttons, and keyboard hotkeys across newly modernized screens:</w:t>
+      </w:r>
+    </w:p>
+    <w:tbl>
+      <w:tblPr>
+        <w:tblW w:type="auto" w:w="0"/>
+        <w:jc w:val="center"/>
+        <w:tblLook w:firstColumn="1" w:firstRow="1" w:lastColumn="0" w:lastRow="0" w:noHBand="0" w:noVBand="1" w:val="04A0"/>
+      </w:tblPr>
+      <w:tblGrid>
+        <w:gridCol w:w="2340"/>
+        <w:gridCol w:w="2340"/>
+        <w:gridCol w:w="2340"/>
+        <w:gridCol w:w="2340"/>
+      </w:tblGrid>
+      <w:tr>
+        <w:tc>
+          <w:tcPr>
+            <w:tcW w:type="dxa" w:w="2160"/>
+            <w:shd w:fill="1B4332"/>
+            <w:tcMar>
+              <w:top w:w="140" w:type="dxa"/>
+              <w:bottom w:w="140" w:type="dxa"/>
+              <w:left w:w="160" w:type="dxa"/>
+              <w:right w:w="160" w:type="dxa"/>
+            </w:tcMar>
+          </w:tcPr>
+          <w:p>
+            <w:pPr>
+              <w:jc w:val="left"/>
+            </w:pPr>
+            <w:r>
+              <w:rPr>
+                <w:rFonts w:ascii="Segoe UI" w:hAnsi="Segoe UI"/>
+                <w:b/>
+                <w:i w:val="0"/>
+                <w:color w:val="FFFFFF"/>
+                <w:sz w:val="19"/>
+              </w:rPr>
+              <w:t>Screen / Route</w:t>
+            </w:r>
+          </w:p>
+        </w:tc>
+        <w:tc>
+          <w:tcPr>
+            <w:tcW w:type="dxa" w:w="2592"/>
+            <w:shd w:fill="1B4332"/>
+            <w:tcMar>
+              <w:top w:w="140" w:type="dxa"/>
+              <w:bottom w:w="140" w:type="dxa"/>
+              <w:left w:w="160" w:type="dxa"/>
+              <w:right w:w="160" w:type="dxa"/>
+            </w:tcMar>
+          </w:tcPr>
+          <w:p>
+            <w:pPr>
+              <w:jc w:val="left"/>
+            </w:pPr>
+            <w:r>
+              <w:rPr>
+                <w:rFonts w:ascii="Segoe UI" w:hAnsi="Segoe UI"/>
+                <w:b/>
+                <w:i w:val="0"/>
+                <w:color w:val="FFFFFF"/>
+                <w:sz w:val="19"/>
+              </w:rPr>
+              <w:t>Element Selector / ID</w:t>
+            </w:r>
+          </w:p>
+        </w:tc>
+        <w:tc>
+          <w:tcPr>
+            <w:tcW w:type="dxa" w:w="1584"/>
+            <w:shd w:fill="1B4332"/>
+            <w:tcMar>
+              <w:top w:w="140" w:type="dxa"/>
+              <w:bottom w:w="140" w:type="dxa"/>
+              <w:left w:w="160" w:type="dxa"/>
+              <w:right w:w="160" w:type="dxa"/>
+            </w:tcMar>
+          </w:tcPr>
+          <w:p>
+            <w:pPr>
+              <w:jc w:val="left"/>
+            </w:pPr>
+            <w:r>
+              <w:rPr>
+                <w:rFonts w:ascii="Segoe UI" w:hAnsi="Segoe UI"/>
+                <w:b/>
+                <w:i w:val="0"/>
+                <w:color w:val="FFFFFF"/>
+                <w:sz w:val="19"/>
+              </w:rPr>
+              <w:t>Type &amp; Hotkey</w:t>
+            </w:r>
+          </w:p>
+        </w:tc>
+        <w:tc>
+          <w:tcPr>
+            <w:tcW w:type="dxa" w:w="3024"/>
+            <w:shd w:fill="1B4332"/>
+            <w:tcMar>
+              <w:top w:w="140" w:type="dxa"/>
+              <w:bottom w:w="140" w:type="dxa"/>
+              <w:left w:w="160" w:type="dxa"/>
+              <w:right w:w="160" w:type="dxa"/>
+            </w:tcMar>
+          </w:tcPr>
+          <w:p>
+            <w:pPr>
+              <w:jc w:val="left"/>
+            </w:pPr>
+            <w:r>
+              <w:rPr>
+                <w:rFonts w:ascii="Segoe UI" w:hAnsi="Segoe UI"/>
+                <w:b/>
+                <w:i w:val="0"/>
+                <w:color w:val="FFFFFF"/>
+                <w:sz w:val="19"/>
+              </w:rPr>
+              <w:t>Functional Description &amp; Expected Behavior</w:t>
+            </w:r>
+          </w:p>
+        </w:tc>
+      </w:tr>
+      <w:tr>
+        <w:tc>
+          <w:tcPr>
+            <w:tcW w:type="dxa" w:w="2160"/>
+            <w:shd w:fill="FFFFFF"/>
+            <w:tcMar>
+              <w:top w:w="100" w:type="dxa"/>
+              <w:bottom w:w="100" w:type="dxa"/>
+              <w:left w:w="150" w:type="dxa"/>
+              <w:right w:w="150" w:type="dxa"/>
+            </w:tcMar>
+          </w:tcPr>
+          <w:p>
+            <w:pPr>
+              <w:jc w:val="left"/>
+            </w:pPr>
+            <w:r>
+              <w:rPr>
+                <w:rFonts w:ascii="Segoe UI" w:hAnsi="Segoe UI"/>
+                <w:b w:val="0"/>
+                <w:i w:val="0"/>
+                <w:color w:val="1E293B"/>
+                <w:sz w:val="18"/>
+              </w:rPr>
+              <w:t>Counter Workbench (/)</w:t>
+            </w:r>
+          </w:p>
+        </w:tc>
+        <w:tc>
+          <w:tcPr>
+            <w:tcW w:type="dxa" w:w="2592"/>
+            <w:shd w:fill="FFFFFF"/>
+            <w:tcMar>
+              <w:top w:w="100" w:type="dxa"/>
+              <w:bottom w:w="100" w:type="dxa"/>
+              <w:left w:w="150" w:type="dxa"/>
+              <w:right w:w="150" w:type="dxa"/>
+            </w:tcMar>
+          </w:tcPr>
+          <w:p>
+            <w:pPr>
+              <w:jc w:val="left"/>
+            </w:pPr>
+            <w:r>
+              <w:rPr>
+                <w:rFonts w:ascii="Segoe UI" w:hAnsi="Segoe UI"/>
+                <w:b w:val="0"/>
+                <w:i w:val="0"/>
+                <w:color w:val="1E293B"/>
+                <w:sz w:val="18"/>
+              </w:rPr>
+              <w:t>#hub-btn-sales-bill</w:t>
+            </w:r>
+          </w:p>
+        </w:tc>
+        <w:tc>
+          <w:tcPr>
+            <w:tcW w:type="dxa" w:w="1584"/>
+            <w:shd w:fill="FFFFFF"/>
+            <w:tcMar>
+              <w:top w:w="100" w:type="dxa"/>
+              <w:bottom w:w="100" w:type="dxa"/>
+              <w:left w:w="150" w:type="dxa"/>
+              <w:right w:w="150" w:type="dxa"/>
+            </w:tcMar>
+          </w:tcPr>
+          <w:p>
+            <w:pPr>
+              <w:jc w:val="left"/>
+            </w:pPr>
+            <w:r>
+              <w:rPr>
+                <w:rFonts w:ascii="Segoe UI" w:hAnsi="Segoe UI"/>
+                <w:b w:val="0"/>
+                <w:i w:val="0"/>
+                <w:color w:val="1E293B"/>
+                <w:sz w:val="18"/>
+              </w:rPr>
+              <w:t>Button [F2]</w:t>
+            </w:r>
+          </w:p>
+        </w:tc>
+        <w:tc>
+          <w:tcPr>
+            <w:tcW w:type="dxa" w:w="3024"/>
+            <w:shd w:fill="FFFFFF"/>
+            <w:tcMar>
+              <w:top w:w="100" w:type="dxa"/>
+              <w:bottom w:w="100" w:type="dxa"/>
+              <w:left w:w="150" w:type="dxa"/>
+              <w:right w:w="150" w:type="dxa"/>
+            </w:tcMar>
+          </w:tcPr>
+          <w:p>
+            <w:pPr>
+              <w:jc w:val="left"/>
+            </w:pPr>
+            <w:r>
+              <w:rPr>
+                <w:rFonts w:ascii="Segoe UI" w:hAnsi="Segoe UI"/>
+                <w:b w:val="0"/>
+                <w:i w:val="0"/>
+                <w:color w:val="1E293B"/>
+                <w:sz w:val="18"/>
+              </w:rPr>
+              <w:t>Opens Counter Sales Billing screen with sequential invoice series continuation.</w:t>
+            </w:r>
+          </w:p>
+        </w:tc>
+      </w:tr>
+      <w:tr>
+        <w:tc>
+          <w:tcPr>
+            <w:tcW w:type="dxa" w:w="2160"/>
+            <w:shd w:fill="F8FAF9"/>
+            <w:tcMar>
+              <w:top w:w="100" w:type="dxa"/>
+              <w:bottom w:w="100" w:type="dxa"/>
+              <w:left w:w="150" w:type="dxa"/>
+              <w:right w:w="150" w:type="dxa"/>
+            </w:tcMar>
+          </w:tcPr>
+          <w:p>
+            <w:pPr>
+              <w:jc w:val="left"/>
+            </w:pPr>
+            <w:r>
+              <w:rPr>
+                <w:rFonts w:ascii="Segoe UI" w:hAnsi="Segoe UI"/>
+                <w:b w:val="0"/>
+                <w:i w:val="0"/>
+                <w:color w:val="1E293B"/>
+                <w:sz w:val="18"/>
+              </w:rPr>
+              <w:t>Counter Workbench (/)</w:t>
+            </w:r>
+          </w:p>
+        </w:tc>
+        <w:tc>
+          <w:tcPr>
+            <w:tcW w:type="dxa" w:w="2592"/>
+            <w:shd w:fill="F8FAF9"/>
+            <w:tcMar>
+              <w:top w:w="100" w:type="dxa"/>
+              <w:bottom w:w="100" w:type="dxa"/>
+              <w:left w:w="150" w:type="dxa"/>
+              <w:right w:w="150" w:type="dxa"/>
+            </w:tcMar>
+          </w:tcPr>
+          <w:p>
+            <w:pPr>
+              <w:jc w:val="left"/>
+            </w:pPr>
+            <w:r>
+              <w:rPr>
+                <w:rFonts w:ascii="Segoe UI" w:hAnsi="Segoe UI"/>
+                <w:b w:val="0"/>
+                <w:i w:val="0"/>
+                <w:color w:val="1E293B"/>
+                <w:sz w:val="18"/>
+              </w:rPr>
+              <w:t>#hub-btn-receipt-voucher</w:t>
+            </w:r>
+          </w:p>
+        </w:tc>
+        <w:tc>
+          <w:tcPr>
+            <w:tcW w:type="dxa" w:w="1584"/>
+            <w:shd w:fill="F8FAF9"/>
+            <w:tcMar>
+              <w:top w:w="100" w:type="dxa"/>
+              <w:bottom w:w="100" w:type="dxa"/>
+              <w:left w:w="150" w:type="dxa"/>
+              <w:right w:w="150" w:type="dxa"/>
+            </w:tcMar>
+          </w:tcPr>
+          <w:p>
+            <w:pPr>
+              <w:jc w:val="left"/>
+            </w:pPr>
+            <w:r>
+              <w:rPr>
+                <w:rFonts w:ascii="Segoe UI" w:hAnsi="Segoe UI"/>
+                <w:b w:val="0"/>
+                <w:i w:val="0"/>
+                <w:color w:val="1E293B"/>
+                <w:sz w:val="18"/>
+              </w:rPr>
+              <w:t>Button [F6]</w:t>
+            </w:r>
+          </w:p>
+        </w:tc>
+        <w:tc>
+          <w:tcPr>
+            <w:tcW w:type="dxa" w:w="3024"/>
+            <w:shd w:fill="F8FAF9"/>
+            <w:tcMar>
+              <w:top w:w="100" w:type="dxa"/>
+              <w:bottom w:w="100" w:type="dxa"/>
+              <w:left w:w="150" w:type="dxa"/>
+              <w:right w:w="150" w:type="dxa"/>
+            </w:tcMar>
+          </w:tcPr>
+          <w:p>
+            <w:pPr>
+              <w:jc w:val="left"/>
+            </w:pPr>
+            <w:r>
+              <w:rPr>
+                <w:rFonts w:ascii="Segoe UI" w:hAnsi="Segoe UI"/>
+                <w:b w:val="0"/>
+                <w:i w:val="0"/>
+                <w:color w:val="1E293B"/>
+                <w:sz w:val="18"/>
+              </w:rPr>
+              <w:t>Opens Customer Collection &amp; Receipt Voucher screen.</w:t>
+            </w:r>
+          </w:p>
+        </w:tc>
+      </w:tr>
+      <w:tr>
+        <w:tc>
+          <w:tcPr>
+            <w:tcW w:type="dxa" w:w="2160"/>
+            <w:shd w:fill="FFFFFF"/>
+            <w:tcMar>
+              <w:top w:w="100" w:type="dxa"/>
+              <w:bottom w:w="100" w:type="dxa"/>
+              <w:left w:w="150" w:type="dxa"/>
+              <w:right w:w="150" w:type="dxa"/>
+            </w:tcMar>
+          </w:tcPr>
+          <w:p>
+            <w:pPr>
+              <w:jc w:val="left"/>
+            </w:pPr>
+            <w:r>
+              <w:rPr>
+                <w:rFonts w:ascii="Segoe UI" w:hAnsi="Segoe UI"/>
+                <w:b w:val="0"/>
+                <w:i w:val="0"/>
+                <w:color w:val="1E293B"/>
+                <w:sz w:val="18"/>
+              </w:rPr>
+              <w:t>Counter Workbench (/)</w:t>
+            </w:r>
+          </w:p>
+        </w:tc>
+        <w:tc>
+          <w:tcPr>
+            <w:tcW w:type="dxa" w:w="2592"/>
+            <w:shd w:fill="FFFFFF"/>
+            <w:tcMar>
+              <w:top w:w="100" w:type="dxa"/>
+              <w:bottom w:w="100" w:type="dxa"/>
+              <w:left w:w="150" w:type="dxa"/>
+              <w:right w:w="150" w:type="dxa"/>
+            </w:tcMar>
+          </w:tcPr>
+          <w:p>
+            <w:pPr>
+              <w:jc w:val="left"/>
+            </w:pPr>
+            <w:r>
+              <w:rPr>
+                <w:rFonts w:ascii="Segoe UI" w:hAnsi="Segoe UI"/>
+                <w:b w:val="0"/>
+                <w:i w:val="0"/>
+                <w:color w:val="1E293B"/>
+                <w:sz w:val="18"/>
+              </w:rPr>
+              <w:t>#hub-btn-payment-voucher</w:t>
+            </w:r>
+          </w:p>
+        </w:tc>
+        <w:tc>
+          <w:tcPr>
+            <w:tcW w:type="dxa" w:w="1584"/>
+            <w:shd w:fill="FFFFFF"/>
+            <w:tcMar>
+              <w:top w:w="100" w:type="dxa"/>
+              <w:bottom w:w="100" w:type="dxa"/>
+              <w:left w:w="150" w:type="dxa"/>
+              <w:right w:w="150" w:type="dxa"/>
+            </w:tcMar>
+          </w:tcPr>
+          <w:p>
+            <w:pPr>
+              <w:jc w:val="left"/>
+            </w:pPr>
+            <w:r>
+              <w:rPr>
+                <w:rFonts w:ascii="Segoe UI" w:hAnsi="Segoe UI"/>
+                <w:b w:val="0"/>
+                <w:i w:val="0"/>
+                <w:color w:val="1E293B"/>
+                <w:sz w:val="18"/>
+              </w:rPr>
+              <w:t>Button [F5]</w:t>
+            </w:r>
+          </w:p>
+        </w:tc>
+        <w:tc>
+          <w:tcPr>
+            <w:tcW w:type="dxa" w:w="3024"/>
+            <w:shd w:fill="FFFFFF"/>
+            <w:tcMar>
+              <w:top w:w="100" w:type="dxa"/>
+              <w:bottom w:w="100" w:type="dxa"/>
+              <w:left w:w="150" w:type="dxa"/>
+              <w:right w:w="150" w:type="dxa"/>
+            </w:tcMar>
+          </w:tcPr>
+          <w:p>
+            <w:pPr>
+              <w:jc w:val="left"/>
+            </w:pPr>
+            <w:r>
+              <w:rPr>
+                <w:rFonts w:ascii="Segoe UI" w:hAnsi="Segoe UI"/>
+                <w:b w:val="0"/>
+                <w:i w:val="0"/>
+                <w:color w:val="1E293B"/>
+                <w:sz w:val="18"/>
+              </w:rPr>
+              <w:t>Opens Supplier Outward Payment Voucher screen.</w:t>
+            </w:r>
+          </w:p>
+        </w:tc>
+      </w:tr>
+      <w:tr>
+        <w:tc>
+          <w:tcPr>
+            <w:tcW w:type="dxa" w:w="2160"/>
+            <w:shd w:fill="F8FAF9"/>
+            <w:tcMar>
+              <w:top w:w="100" w:type="dxa"/>
+              <w:bottom w:w="100" w:type="dxa"/>
+              <w:left w:w="150" w:type="dxa"/>
+              <w:right w:w="150" w:type="dxa"/>
+            </w:tcMar>
+          </w:tcPr>
+          <w:p>
+            <w:pPr>
+              <w:jc w:val="left"/>
+            </w:pPr>
+            <w:r>
+              <w:rPr>
+                <w:rFonts w:ascii="Segoe UI" w:hAnsi="Segoe UI"/>
+                <w:b w:val="0"/>
+                <w:i w:val="0"/>
+                <w:color w:val="1E293B"/>
+                <w:sz w:val="18"/>
+              </w:rPr>
+              <w:t>Counter Workbench (/)</w:t>
+            </w:r>
+          </w:p>
+        </w:tc>
+        <w:tc>
+          <w:tcPr>
+            <w:tcW w:type="dxa" w:w="2592"/>
+            <w:shd w:fill="F8FAF9"/>
+            <w:tcMar>
+              <w:top w:w="100" w:type="dxa"/>
+              <w:bottom w:w="100" w:type="dxa"/>
+              <w:left w:w="150" w:type="dxa"/>
+              <w:right w:w="150" w:type="dxa"/>
+            </w:tcMar>
+          </w:tcPr>
+          <w:p>
+            <w:pPr>
+              <w:jc w:val="left"/>
+            </w:pPr>
+            <w:r>
+              <w:rPr>
+                <w:rFonts w:ascii="Segoe UI" w:hAnsi="Segoe UI"/>
+                <w:b w:val="0"/>
+                <w:i w:val="0"/>
+                <w:color w:val="1E293B"/>
+                <w:sz w:val="18"/>
+              </w:rPr>
+              <w:t>#hub-btn-cargo-management</w:t>
+            </w:r>
+          </w:p>
+        </w:tc>
+        <w:tc>
+          <w:tcPr>
+            <w:tcW w:type="dxa" w:w="1584"/>
+            <w:shd w:fill="F8FAF9"/>
+            <w:tcMar>
+              <w:top w:w="100" w:type="dxa"/>
+              <w:bottom w:w="100" w:type="dxa"/>
+              <w:left w:w="150" w:type="dxa"/>
+              <w:right w:w="150" w:type="dxa"/>
+            </w:tcMar>
+          </w:tcPr>
+          <w:p>
+            <w:pPr>
+              <w:jc w:val="left"/>
+            </w:pPr>
+            <w:r>
+              <w:rPr>
+                <w:rFonts w:ascii="Segoe UI" w:hAnsi="Segoe UI"/>
+                <w:b w:val="0"/>
+                <w:i w:val="0"/>
+                <w:color w:val="1E293B"/>
+                <w:sz w:val="18"/>
+              </w:rPr>
+              <w:t>Button [Ctrl+1]</w:t>
+            </w:r>
+          </w:p>
+        </w:tc>
+        <w:tc>
+          <w:tcPr>
+            <w:tcW w:type="dxa" w:w="3024"/>
+            <w:shd w:fill="F8FAF9"/>
+            <w:tcMar>
+              <w:top w:w="100" w:type="dxa"/>
+              <w:bottom w:w="100" w:type="dxa"/>
+              <w:left w:w="150" w:type="dxa"/>
+              <w:right w:w="150" w:type="dxa"/>
+            </w:tcMar>
+          </w:tcPr>
+          <w:p>
+            <w:pPr>
+              <w:jc w:val="left"/>
+            </w:pPr>
+            <w:r>
+              <w:rPr>
+                <w:rFonts w:ascii="Segoe UI" w:hAnsi="Segoe UI"/>
+                <w:b w:val="0"/>
+                <w:i w:val="0"/>
+                <w:color w:val="1E293B"/>
+                <w:sz w:val="18"/>
+              </w:rPr>
+              <w:t>Launches Cargo &amp; Consignment Management Board.</w:t>
+            </w:r>
+          </w:p>
+        </w:tc>
+      </w:tr>
+      <w:tr>
+        <w:tc>
+          <w:tcPr>
+            <w:tcW w:type="dxa" w:w="2160"/>
+            <w:shd w:fill="FFFFFF"/>
+            <w:tcMar>
+              <w:top w:w="100" w:type="dxa"/>
+              <w:bottom w:w="100" w:type="dxa"/>
+              <w:left w:w="150" w:type="dxa"/>
+              <w:right w:w="150" w:type="dxa"/>
+            </w:tcMar>
+          </w:tcPr>
+          <w:p>
+            <w:pPr>
+              <w:jc w:val="left"/>
+            </w:pPr>
+            <w:r>
+              <w:rPr>
+                <w:rFonts w:ascii="Segoe UI" w:hAnsi="Segoe UI"/>
+                <w:b w:val="0"/>
+                <w:i w:val="0"/>
+                <w:color w:val="1E293B"/>
+                <w:sz w:val="18"/>
+              </w:rPr>
+              <w:t>Counter Workbench (/)</w:t>
+            </w:r>
+          </w:p>
+        </w:tc>
+        <w:tc>
+          <w:tcPr>
+            <w:tcW w:type="dxa" w:w="2592"/>
+            <w:shd w:fill="FFFFFF"/>
+            <w:tcMar>
+              <w:top w:w="100" w:type="dxa"/>
+              <w:bottom w:w="100" w:type="dxa"/>
+              <w:left w:w="150" w:type="dxa"/>
+              <w:right w:w="150" w:type="dxa"/>
+            </w:tcMar>
+          </w:tcPr>
+          <w:p>
+            <w:pPr>
+              <w:jc w:val="left"/>
+            </w:pPr>
+            <w:r>
+              <w:rPr>
+                <w:rFonts w:ascii="Segoe UI" w:hAnsi="Segoe UI"/>
+                <w:b w:val="0"/>
+                <w:i w:val="0"/>
+                <w:color w:val="1E293B"/>
+                <w:sz w:val="18"/>
+              </w:rPr>
+              <w:t>#hub-btn-audit-trail</w:t>
+            </w:r>
+          </w:p>
+        </w:tc>
+        <w:tc>
+          <w:tcPr>
+            <w:tcW w:type="dxa" w:w="1584"/>
+            <w:shd w:fill="FFFFFF"/>
+            <w:tcMar>
+              <w:top w:w="100" w:type="dxa"/>
+              <w:bottom w:w="100" w:type="dxa"/>
+              <w:left w:w="150" w:type="dxa"/>
+              <w:right w:w="150" w:type="dxa"/>
+            </w:tcMar>
+          </w:tcPr>
+          <w:p>
+            <w:pPr>
+              <w:jc w:val="left"/>
+            </w:pPr>
+            <w:r>
+              <w:rPr>
+                <w:rFonts w:ascii="Segoe UI" w:hAnsi="Segoe UI"/>
+                <w:b w:val="0"/>
+                <w:i w:val="0"/>
+                <w:color w:val="1E293B"/>
+                <w:sz w:val="18"/>
+              </w:rPr>
+              <w:t>Button</w:t>
+            </w:r>
+          </w:p>
+        </w:tc>
+        <w:tc>
+          <w:tcPr>
+            <w:tcW w:type="dxa" w:w="3024"/>
+            <w:shd w:fill="FFFFFF"/>
+            <w:tcMar>
+              <w:top w:w="100" w:type="dxa"/>
+              <w:bottom w:w="100" w:type="dxa"/>
+              <w:left w:w="150" w:type="dxa"/>
+              <w:right w:w="150" w:type="dxa"/>
+            </w:tcMar>
+          </w:tcPr>
+          <w:p>
+            <w:pPr>
+              <w:jc w:val="left"/>
+            </w:pPr>
+            <w:r>
+              <w:rPr>
+                <w:rFonts w:ascii="Segoe UI" w:hAnsi="Segoe UI"/>
+                <w:b w:val="0"/>
+                <w:i w:val="0"/>
+                <w:color w:val="1E293B"/>
+                <w:sz w:val="18"/>
+              </w:rPr>
+              <w:t>Opens Cryptographic SHA-256 Audit Trail Explorer.</w:t>
+            </w:r>
+          </w:p>
+        </w:tc>
+      </w:tr>
+      <w:tr>
+        <w:tc>
+          <w:tcPr>
+            <w:tcW w:type="dxa" w:w="2160"/>
+            <w:shd w:fill="F8FAF9"/>
+            <w:tcMar>
+              <w:top w:w="100" w:type="dxa"/>
+              <w:bottom w:w="100" w:type="dxa"/>
+              <w:left w:w="150" w:type="dxa"/>
+              <w:right w:w="150" w:type="dxa"/>
+            </w:tcMar>
+          </w:tcPr>
+          <w:p>
+            <w:pPr>
+              <w:jc w:val="left"/>
+            </w:pPr>
+            <w:r>
+              <w:rPr>
+                <w:rFonts w:ascii="Segoe UI" w:hAnsi="Segoe UI"/>
+                <w:b w:val="0"/>
+                <w:i w:val="0"/>
+                <w:color w:val="1E293B"/>
+                <w:sz w:val="18"/>
+              </w:rPr>
+              <w:t>Counter Workbench (/)</w:t>
+            </w:r>
+          </w:p>
+        </w:tc>
+        <w:tc>
+          <w:tcPr>
+            <w:tcW w:type="dxa" w:w="2592"/>
+            <w:shd w:fill="F8FAF9"/>
+            <w:tcMar>
+              <w:top w:w="100" w:type="dxa"/>
+              <w:bottom w:w="100" w:type="dxa"/>
+              <w:left w:w="150" w:type="dxa"/>
+              <w:right w:w="150" w:type="dxa"/>
+            </w:tcMar>
+          </w:tcPr>
+          <w:p>
+            <w:pPr>
+              <w:jc w:val="left"/>
+            </w:pPr>
+            <w:r>
+              <w:rPr>
+                <w:rFonts w:ascii="Segoe UI" w:hAnsi="Segoe UI"/>
+                <w:b w:val="0"/>
+                <w:i w:val="0"/>
+                <w:color w:val="1E293B"/>
+                <w:sz w:val="18"/>
+              </w:rPr>
+              <w:t>#modal-exit-app</w:t>
+            </w:r>
+          </w:p>
+        </w:tc>
+        <w:tc>
+          <w:tcPr>
+            <w:tcW w:type="dxa" w:w="1584"/>
+            <w:shd w:fill="F8FAF9"/>
+            <w:tcMar>
+              <w:top w:w="100" w:type="dxa"/>
+              <w:bottom w:w="100" w:type="dxa"/>
+              <w:left w:w="150" w:type="dxa"/>
+              <w:right w:w="150" w:type="dxa"/>
+            </w:tcMar>
+          </w:tcPr>
+          <w:p>
+            <w:pPr>
+              <w:jc w:val="left"/>
+            </w:pPr>
+            <w:r>
+              <w:rPr>
+                <w:rFonts w:ascii="Segoe UI" w:hAnsi="Segoe UI"/>
+                <w:b w:val="0"/>
+                <w:i w:val="0"/>
+                <w:color w:val="1E293B"/>
+                <w:sz w:val="18"/>
+              </w:rPr>
+              <w:t>Modal [Esc]</w:t>
+            </w:r>
+          </w:p>
+        </w:tc>
+        <w:tc>
+          <w:tcPr>
+            <w:tcW w:type="dxa" w:w="3024"/>
+            <w:shd w:fill="F8FAF9"/>
+            <w:tcMar>
+              <w:top w:w="100" w:type="dxa"/>
+              <w:bottom w:w="100" w:type="dxa"/>
+              <w:left w:w="150" w:type="dxa"/>
+              <w:right w:w="150" w:type="dxa"/>
+            </w:tcMar>
+          </w:tcPr>
+          <w:p>
+            <w:pPr>
+              <w:jc w:val="left"/>
+            </w:pPr>
+            <w:r>
+              <w:rPr>
+                <w:rFonts w:ascii="Segoe UI" w:hAnsi="Segoe UI"/>
+                <w:b w:val="0"/>
+                <w:i w:val="0"/>
+                <w:color w:val="1E293B"/>
+                <w:sz w:val="18"/>
+              </w:rPr>
+              <w:t>Application exit confirmation dialog with Exit [Enter] and Cancel [Esc].</w:t>
+            </w:r>
+          </w:p>
+        </w:tc>
+      </w:tr>
+      <w:tr>
+        <w:tc>
+          <w:tcPr>
+            <w:tcW w:type="dxa" w:w="2160"/>
+            <w:shd w:fill="FFFFFF"/>
+            <w:tcMar>
+              <w:top w:w="100" w:type="dxa"/>
+              <w:bottom w:w="100" w:type="dxa"/>
+              <w:left w:w="150" w:type="dxa"/>
+              <w:right w:w="150" w:type="dxa"/>
+            </w:tcMar>
+          </w:tcPr>
+          <w:p>
+            <w:pPr>
+              <w:jc w:val="left"/>
+            </w:pPr>
+            <w:r>
+              <w:rPr>
+                <w:rFonts w:ascii="Segoe UI" w:hAnsi="Segoe UI"/>
+                <w:b w:val="0"/>
+                <w:i w:val="0"/>
+                <w:color w:val="1E293B"/>
+                <w:sz w:val="18"/>
+              </w:rPr>
+              <w:t>Workflows Dropdown</w:t>
+            </w:r>
+          </w:p>
+        </w:tc>
+        <w:tc>
+          <w:tcPr>
+            <w:tcW w:type="dxa" w:w="2592"/>
+            <w:shd w:fill="FFFFFF"/>
+            <w:tcMar>
+              <w:top w:w="100" w:type="dxa"/>
+              <w:bottom w:w="100" w:type="dxa"/>
+              <w:left w:w="150" w:type="dxa"/>
+              <w:right w:w="150" w:type="dxa"/>
+            </w:tcMar>
+          </w:tcPr>
+          <w:p>
+            <w:pPr>
+              <w:jc w:val="left"/>
+            </w:pPr>
+            <w:r>
+              <w:rPr>
+                <w:rFonts w:ascii="Segoe UI" w:hAnsi="Segoe UI"/>
+                <w:b w:val="0"/>
+                <w:i w:val="0"/>
+                <w:color w:val="1E293B"/>
+                <w:sz w:val="18"/>
+              </w:rPr>
+              <w:t>#btn-workflow-dropdown</w:t>
+            </w:r>
+          </w:p>
+        </w:tc>
+        <w:tc>
+          <w:tcPr>
+            <w:tcW w:type="dxa" w:w="1584"/>
+            <w:shd w:fill="FFFFFF"/>
+            <w:tcMar>
+              <w:top w:w="100" w:type="dxa"/>
+              <w:bottom w:w="100" w:type="dxa"/>
+              <w:left w:w="150" w:type="dxa"/>
+              <w:right w:w="150" w:type="dxa"/>
+            </w:tcMar>
+          </w:tcPr>
+          <w:p>
+            <w:pPr>
+              <w:jc w:val="left"/>
+            </w:pPr>
+            <w:r>
+              <w:rPr>
+                <w:rFonts w:ascii="Segoe UI" w:hAnsi="Segoe UI"/>
+                <w:b w:val="0"/>
+                <w:i w:val="0"/>
+                <w:color w:val="1E293B"/>
+                <w:sz w:val="18"/>
+              </w:rPr>
+              <w:t>Dropdown [F4]</w:t>
+            </w:r>
+          </w:p>
+        </w:tc>
+        <w:tc>
+          <w:tcPr>
+            <w:tcW w:type="dxa" w:w="3024"/>
+            <w:shd w:fill="FFFFFF"/>
+            <w:tcMar>
+              <w:top w:w="100" w:type="dxa"/>
+              <w:bottom w:w="100" w:type="dxa"/>
+              <w:left w:w="150" w:type="dxa"/>
+              <w:right w:w="150" w:type="dxa"/>
+            </w:tcMar>
+          </w:tcPr>
+          <w:p>
+            <w:pPr>
+              <w:jc w:val="left"/>
+            </w:pPr>
+            <w:r>
+              <w:rPr>
+                <w:rFonts w:ascii="Segoe UI" w:hAnsi="Segoe UI"/>
+                <w:b w:val="0"/>
+                <w:i w:val="0"/>
+                <w:color w:val="1E293B"/>
+                <w:sz w:val="18"/>
+              </w:rPr>
+              <w:t>Expands workflows menu with Inbox, Designer, Monitor, Cargo, Costs, POD Desk.</w:t>
+            </w:r>
+          </w:p>
+        </w:tc>
+      </w:tr>
+      <w:tr>
+        <w:tc>
+          <w:tcPr>
+            <w:tcW w:type="dxa" w:w="2160"/>
+            <w:shd w:fill="F8FAF9"/>
+            <w:tcMar>
+              <w:top w:w="100" w:type="dxa"/>
+              <w:bottom w:w="100" w:type="dxa"/>
+              <w:left w:w="150" w:type="dxa"/>
+              <w:right w:w="150" w:type="dxa"/>
+            </w:tcMar>
+          </w:tcPr>
+          <w:p>
+            <w:pPr>
+              <w:jc w:val="left"/>
+            </w:pPr>
+            <w:r>
+              <w:rPr>
+                <w:rFonts w:ascii="Segoe UI" w:hAnsi="Segoe UI"/>
+                <w:b w:val="0"/>
+                <w:i w:val="0"/>
+                <w:color w:val="1E293B"/>
+                <w:sz w:val="18"/>
+              </w:rPr>
+              <w:t>Receipt Voucher (/receipt)</w:t>
+            </w:r>
+          </w:p>
+        </w:tc>
+        <w:tc>
+          <w:tcPr>
+            <w:tcW w:type="dxa" w:w="2592"/>
+            <w:shd w:fill="F8FAF9"/>
+            <w:tcMar>
+              <w:top w:w="100" w:type="dxa"/>
+              <w:bottom w:w="100" w:type="dxa"/>
+              <w:left w:w="150" w:type="dxa"/>
+              <w:right w:w="150" w:type="dxa"/>
+            </w:tcMar>
+          </w:tcPr>
+          <w:p>
+            <w:pPr>
+              <w:jc w:val="left"/>
+            </w:pPr>
+            <w:r>
+              <w:rPr>
+                <w:rFonts w:ascii="Segoe UI" w:hAnsi="Segoe UI"/>
+                <w:b w:val="0"/>
+                <w:i w:val="0"/>
+                <w:color w:val="1E293B"/>
+                <w:sz w:val="18"/>
+              </w:rPr>
+              <w:t>#voucher-series-input</w:t>
+            </w:r>
+          </w:p>
+        </w:tc>
+        <w:tc>
+          <w:tcPr>
+            <w:tcW w:type="dxa" w:w="1584"/>
+            <w:shd w:fill="F8FAF9"/>
+            <w:tcMar>
+              <w:top w:w="100" w:type="dxa"/>
+              <w:bottom w:w="100" w:type="dxa"/>
+              <w:left w:w="150" w:type="dxa"/>
+              <w:right w:w="150" w:type="dxa"/>
+            </w:tcMar>
+          </w:tcPr>
+          <w:p>
+            <w:pPr>
+              <w:jc w:val="left"/>
+            </w:pPr>
+            <w:r>
+              <w:rPr>
+                <w:rFonts w:ascii="Segoe UI" w:hAnsi="Segoe UI"/>
+                <w:b w:val="0"/>
+                <w:i w:val="0"/>
+                <w:color w:val="1E293B"/>
+                <w:sz w:val="18"/>
+              </w:rPr>
+              <w:t>Input</w:t>
+            </w:r>
+          </w:p>
+        </w:tc>
+        <w:tc>
+          <w:tcPr>
+            <w:tcW w:type="dxa" w:w="3024"/>
+            <w:shd w:fill="F8FAF9"/>
+            <w:tcMar>
+              <w:top w:w="100" w:type="dxa"/>
+              <w:bottom w:w="100" w:type="dxa"/>
+              <w:left w:w="150" w:type="dxa"/>
+              <w:right w:w="150" w:type="dxa"/>
+            </w:tcMar>
+          </w:tcPr>
+          <w:p>
+            <w:pPr>
+              <w:jc w:val="left"/>
+            </w:pPr>
+            <w:r>
+              <w:rPr>
+                <w:rFonts w:ascii="Segoe UI" w:hAnsi="Segoe UI"/>
+                <w:b w:val="0"/>
+                <w:i w:val="0"/>
+                <w:color w:val="1E293B"/>
+                <w:sz w:val="18"/>
+              </w:rPr>
+              <w:t>Displays and allows editing of current receipt continuation series (REC-YYYY-XXXX).</w:t>
+            </w:r>
+          </w:p>
+        </w:tc>
+      </w:tr>
+      <w:tr>
+        <w:tc>
+          <w:tcPr>
+            <w:tcW w:type="dxa" w:w="2160"/>
+            <w:shd w:fill="FFFFFF"/>
+            <w:tcMar>
+              <w:top w:w="100" w:type="dxa"/>
+              <w:bottom w:w="100" w:type="dxa"/>
+              <w:left w:w="150" w:type="dxa"/>
+              <w:right w:w="150" w:type="dxa"/>
+            </w:tcMar>
+          </w:tcPr>
+          <w:p>
+            <w:pPr>
+              <w:jc w:val="left"/>
+            </w:pPr>
+            <w:r>
+              <w:rPr>
+                <w:rFonts w:ascii="Segoe UI" w:hAnsi="Segoe UI"/>
+                <w:b w:val="0"/>
+                <w:i w:val="0"/>
+                <w:color w:val="1E293B"/>
+                <w:sz w:val="18"/>
+              </w:rPr>
+              <w:t>Receipt Voucher (/receipt)</w:t>
+            </w:r>
+          </w:p>
+        </w:tc>
+        <w:tc>
+          <w:tcPr>
+            <w:tcW w:type="dxa" w:w="2592"/>
+            <w:shd w:fill="FFFFFF"/>
+            <w:tcMar>
+              <w:top w:w="100" w:type="dxa"/>
+              <w:bottom w:w="100" w:type="dxa"/>
+              <w:left w:w="150" w:type="dxa"/>
+              <w:right w:w="150" w:type="dxa"/>
+            </w:tcMar>
+          </w:tcPr>
+          <w:p>
+            <w:pPr>
+              <w:jc w:val="left"/>
+            </w:pPr>
+            <w:r>
+              <w:rPr>
+                <w:rFonts w:ascii="Segoe UI" w:hAnsi="Segoe UI"/>
+                <w:b w:val="0"/>
+                <w:i w:val="0"/>
+                <w:color w:val="1E293B"/>
+                <w:sz w:val="18"/>
+              </w:rPr>
+              <w:t>#party-search-input</w:t>
+            </w:r>
+          </w:p>
+        </w:tc>
+        <w:tc>
+          <w:tcPr>
+            <w:tcW w:type="dxa" w:w="1584"/>
+            <w:shd w:fill="FFFFFF"/>
+            <w:tcMar>
+              <w:top w:w="100" w:type="dxa"/>
+              <w:bottom w:w="100" w:type="dxa"/>
+              <w:left w:w="150" w:type="dxa"/>
+              <w:right w:w="150" w:type="dxa"/>
+            </w:tcMar>
+          </w:tcPr>
+          <w:p>
+            <w:pPr>
+              <w:jc w:val="left"/>
+            </w:pPr>
+            <w:r>
+              <w:rPr>
+                <w:rFonts w:ascii="Segoe UI" w:hAnsi="Segoe UI"/>
+                <w:b w:val="0"/>
+                <w:i w:val="0"/>
+                <w:color w:val="1E293B"/>
+                <w:sz w:val="18"/>
+              </w:rPr>
+              <w:t>Input [F7]</w:t>
+            </w:r>
+          </w:p>
+        </w:tc>
+        <w:tc>
+          <w:tcPr>
+            <w:tcW w:type="dxa" w:w="3024"/>
+            <w:shd w:fill="FFFFFF"/>
+            <w:tcMar>
+              <w:top w:w="100" w:type="dxa"/>
+              <w:bottom w:w="100" w:type="dxa"/>
+              <w:left w:w="150" w:type="dxa"/>
+              <w:right w:w="150" w:type="dxa"/>
+            </w:tcMar>
+          </w:tcPr>
+          <w:p>
+            <w:pPr>
+              <w:jc w:val="left"/>
+            </w:pPr>
+            <w:r>
+              <w:rPr>
+                <w:rFonts w:ascii="Segoe UI" w:hAnsi="Segoe UI"/>
+                <w:b w:val="0"/>
+                <w:i w:val="0"/>
+                <w:color w:val="1E293B"/>
+                <w:sz w:val="18"/>
+              </w:rPr>
+              <w:t>Triggers Party Search modal with live debtor balance and drug license.</w:t>
+            </w:r>
+          </w:p>
+        </w:tc>
+      </w:tr>
+      <w:tr>
+        <w:tc>
+          <w:tcPr>
+            <w:tcW w:type="dxa" w:w="2160"/>
+            <w:shd w:fill="F8FAF9"/>
+            <w:tcMar>
+              <w:top w:w="100" w:type="dxa"/>
+              <w:bottom w:w="100" w:type="dxa"/>
+              <w:left w:w="150" w:type="dxa"/>
+              <w:right w:w="150" w:type="dxa"/>
+            </w:tcMar>
+          </w:tcPr>
+          <w:p>
+            <w:pPr>
+              <w:jc w:val="left"/>
+            </w:pPr>
+            <w:r>
+              <w:rPr>
+                <w:rFonts w:ascii="Segoe UI" w:hAnsi="Segoe UI"/>
+                <w:b w:val="0"/>
+                <w:i w:val="0"/>
+                <w:color w:val="1E293B"/>
+                <w:sz w:val="18"/>
+              </w:rPr>
+              <w:t>Receipt Voucher (/receipt)</w:t>
+            </w:r>
+          </w:p>
+        </w:tc>
+        <w:tc>
+          <w:tcPr>
+            <w:tcW w:type="dxa" w:w="2592"/>
+            <w:shd w:fill="F8FAF9"/>
+            <w:tcMar>
+              <w:top w:w="100" w:type="dxa"/>
+              <w:bottom w:w="100" w:type="dxa"/>
+              <w:left w:w="150" w:type="dxa"/>
+              <w:right w:w="150" w:type="dxa"/>
+            </w:tcMar>
+          </w:tcPr>
+          <w:p>
+            <w:pPr>
+              <w:jc w:val="left"/>
+            </w:pPr>
+            <w:r>
+              <w:rPr>
+                <w:rFonts w:ascii="Segoe UI" w:hAnsi="Segoe UI"/>
+                <w:b w:val="0"/>
+                <w:i w:val="0"/>
+                <w:color w:val="1E293B"/>
+                <w:sz w:val="18"/>
+              </w:rPr>
+              <w:t>#voucher-amount-input</w:t>
+            </w:r>
+          </w:p>
+        </w:tc>
+        <w:tc>
+          <w:tcPr>
+            <w:tcW w:type="dxa" w:w="1584"/>
+            <w:shd w:fill="F8FAF9"/>
+            <w:tcMar>
+              <w:top w:w="100" w:type="dxa"/>
+              <w:bottom w:w="100" w:type="dxa"/>
+              <w:left w:w="150" w:type="dxa"/>
+              <w:right w:w="150" w:type="dxa"/>
+            </w:tcMar>
+          </w:tcPr>
+          <w:p>
+            <w:pPr>
+              <w:jc w:val="left"/>
+            </w:pPr>
+            <w:r>
+              <w:rPr>
+                <w:rFonts w:ascii="Segoe UI" w:hAnsi="Segoe UI"/>
+                <w:b w:val="0"/>
+                <w:i w:val="0"/>
+                <w:color w:val="1E293B"/>
+                <w:sz w:val="18"/>
+              </w:rPr>
+              <w:t>Input</w:t>
+            </w:r>
+          </w:p>
+        </w:tc>
+        <w:tc>
+          <w:tcPr>
+            <w:tcW w:type="dxa" w:w="3024"/>
+            <w:shd w:fill="F8FAF9"/>
+            <w:tcMar>
+              <w:top w:w="100" w:type="dxa"/>
+              <w:bottom w:w="100" w:type="dxa"/>
+              <w:left w:w="150" w:type="dxa"/>
+              <w:right w:w="150" w:type="dxa"/>
+            </w:tcMar>
+          </w:tcPr>
+          <w:p>
+            <w:pPr>
+              <w:jc w:val="left"/>
+            </w:pPr>
+            <w:r>
+              <w:rPr>
+                <w:rFonts w:ascii="Segoe UI" w:hAnsi="Segoe UI"/>
+                <w:b w:val="0"/>
+                <w:i w:val="0"/>
+                <w:color w:val="1E293B"/>
+                <w:sz w:val="18"/>
+              </w:rPr>
+              <w:t>Enters receipt amount; recalculates unallocated floating credit dynamically.</w:t>
+            </w:r>
+          </w:p>
+        </w:tc>
+      </w:tr>
+      <w:tr>
+        <w:tc>
+          <w:tcPr>
+            <w:tcW w:type="dxa" w:w="2160"/>
+            <w:shd w:fill="FFFFFF"/>
+            <w:tcMar>
+              <w:top w:w="100" w:type="dxa"/>
+              <w:bottom w:w="100" w:type="dxa"/>
+              <w:left w:w="150" w:type="dxa"/>
+              <w:right w:w="150" w:type="dxa"/>
+            </w:tcMar>
+          </w:tcPr>
+          <w:p>
+            <w:pPr>
+              <w:jc w:val="left"/>
+            </w:pPr>
+            <w:r>
+              <w:rPr>
+                <w:rFonts w:ascii="Segoe UI" w:hAnsi="Segoe UI"/>
+                <w:b w:val="0"/>
+                <w:i w:val="0"/>
+                <w:color w:val="1E293B"/>
+                <w:sz w:val="18"/>
+              </w:rPr>
+              <w:t>Receipt Voucher (/receipt)</w:t>
+            </w:r>
+          </w:p>
+        </w:tc>
+        <w:tc>
+          <w:tcPr>
+            <w:tcW w:type="dxa" w:w="2592"/>
+            <w:shd w:fill="FFFFFF"/>
+            <w:tcMar>
+              <w:top w:w="100" w:type="dxa"/>
+              <w:bottom w:w="100" w:type="dxa"/>
+              <w:left w:w="150" w:type="dxa"/>
+              <w:right w:w="150" w:type="dxa"/>
+            </w:tcMar>
+          </w:tcPr>
+          <w:p>
+            <w:pPr>
+              <w:jc w:val="left"/>
+            </w:pPr>
+            <w:r>
+              <w:rPr>
+                <w:rFonts w:ascii="Segoe UI" w:hAnsi="Segoe UI"/>
+                <w:b w:val="0"/>
+                <w:i w:val="0"/>
+                <w:color w:val="1E293B"/>
+                <w:sz w:val="18"/>
+              </w:rPr>
+              <w:t>#btn-auto-allocate-fifo</w:t>
+            </w:r>
+          </w:p>
+        </w:tc>
+        <w:tc>
+          <w:tcPr>
+            <w:tcW w:type="dxa" w:w="1584"/>
+            <w:shd w:fill="FFFFFF"/>
+            <w:tcMar>
+              <w:top w:w="100" w:type="dxa"/>
+              <w:bottom w:w="100" w:type="dxa"/>
+              <w:left w:w="150" w:type="dxa"/>
+              <w:right w:w="150" w:type="dxa"/>
+            </w:tcMar>
+          </w:tcPr>
+          <w:p>
+            <w:pPr>
+              <w:jc w:val="left"/>
+            </w:pPr>
+            <w:r>
+              <w:rPr>
+                <w:rFonts w:ascii="Segoe UI" w:hAnsi="Segoe UI"/>
+                <w:b w:val="0"/>
+                <w:i w:val="0"/>
+                <w:color w:val="1E293B"/>
+                <w:sz w:val="18"/>
+              </w:rPr>
+              <w:t>Button [Alt+A]</w:t>
+            </w:r>
+          </w:p>
+        </w:tc>
+        <w:tc>
+          <w:tcPr>
+            <w:tcW w:type="dxa" w:w="3024"/>
+            <w:shd w:fill="FFFFFF"/>
+            <w:tcMar>
+              <w:top w:w="100" w:type="dxa"/>
+              <w:bottom w:w="100" w:type="dxa"/>
+              <w:left w:w="150" w:type="dxa"/>
+              <w:right w:w="150" w:type="dxa"/>
+            </w:tcMar>
+          </w:tcPr>
+          <w:p>
+            <w:pPr>
+              <w:jc w:val="left"/>
+            </w:pPr>
+            <w:r>
+              <w:rPr>
+                <w:rFonts w:ascii="Segoe UI" w:hAnsi="Segoe UI"/>
+                <w:b w:val="0"/>
+                <w:i w:val="0"/>
+                <w:color w:val="1E293B"/>
+                <w:sz w:val="18"/>
+              </w:rPr>
+              <w:t>Executes FIFO auto-allocation across pending customer invoices.</w:t>
+            </w:r>
+          </w:p>
+        </w:tc>
+      </w:tr>
+      <w:tr>
+        <w:tc>
+          <w:tcPr>
+            <w:tcW w:type="dxa" w:w="2160"/>
+            <w:shd w:fill="F8FAF9"/>
+            <w:tcMar>
+              <w:top w:w="100" w:type="dxa"/>
+              <w:bottom w:w="100" w:type="dxa"/>
+              <w:left w:w="150" w:type="dxa"/>
+              <w:right w:w="150" w:type="dxa"/>
+            </w:tcMar>
+          </w:tcPr>
+          <w:p>
+            <w:pPr>
+              <w:jc w:val="left"/>
+            </w:pPr>
+            <w:r>
+              <w:rPr>
+                <w:rFonts w:ascii="Segoe UI" w:hAnsi="Segoe UI"/>
+                <w:b w:val="0"/>
+                <w:i w:val="0"/>
+                <w:color w:val="1E293B"/>
+                <w:sz w:val="18"/>
+              </w:rPr>
+              <w:t>Receipt Voucher (/receipt)</w:t>
+            </w:r>
+          </w:p>
+        </w:tc>
+        <w:tc>
+          <w:tcPr>
+            <w:tcW w:type="dxa" w:w="2592"/>
+            <w:shd w:fill="F8FAF9"/>
+            <w:tcMar>
+              <w:top w:w="100" w:type="dxa"/>
+              <w:bottom w:w="100" w:type="dxa"/>
+              <w:left w:w="150" w:type="dxa"/>
+              <w:right w:w="150" w:type="dxa"/>
+            </w:tcMar>
+          </w:tcPr>
+          <w:p>
+            <w:pPr>
+              <w:jc w:val="left"/>
+            </w:pPr>
+            <w:r>
+              <w:rPr>
+                <w:rFonts w:ascii="Segoe UI" w:hAnsi="Segoe UI"/>
+                <w:b w:val="0"/>
+                <w:i w:val="0"/>
+                <w:color w:val="1E293B"/>
+                <w:sz w:val="18"/>
+              </w:rPr>
+              <w:t>#btn-post-voucher</w:t>
+            </w:r>
+          </w:p>
+        </w:tc>
+        <w:tc>
+          <w:tcPr>
+            <w:tcW w:type="dxa" w:w="1584"/>
+            <w:shd w:fill="F8FAF9"/>
+            <w:tcMar>
+              <w:top w:w="100" w:type="dxa"/>
+              <w:bottom w:w="100" w:type="dxa"/>
+              <w:left w:w="150" w:type="dxa"/>
+              <w:right w:w="150" w:type="dxa"/>
+            </w:tcMar>
+          </w:tcPr>
+          <w:p>
+            <w:pPr>
+              <w:jc w:val="left"/>
+            </w:pPr>
+            <w:r>
+              <w:rPr>
+                <w:rFonts w:ascii="Segoe UI" w:hAnsi="Segoe UI"/>
+                <w:b w:val="0"/>
+                <w:i w:val="0"/>
+                <w:color w:val="1E293B"/>
+                <w:sz w:val="18"/>
+              </w:rPr>
+              <w:t>Button [Ctrl+S]</w:t>
+            </w:r>
+          </w:p>
+        </w:tc>
+        <w:tc>
+          <w:tcPr>
+            <w:tcW w:type="dxa" w:w="3024"/>
+            <w:shd w:fill="F8FAF9"/>
+            <w:tcMar>
+              <w:top w:w="100" w:type="dxa"/>
+              <w:bottom w:w="100" w:type="dxa"/>
+              <w:left w:w="150" w:type="dxa"/>
+              <w:right w:w="150" w:type="dxa"/>
+            </w:tcMar>
+          </w:tcPr>
+          <w:p>
+            <w:pPr>
+              <w:jc w:val="left"/>
+            </w:pPr>
+            <w:r>
+              <w:rPr>
+                <w:rFonts w:ascii="Segoe UI" w:hAnsi="Segoe UI"/>
+                <w:b w:val="0"/>
+                <w:i w:val="0"/>
+                <w:color w:val="1E293B"/>
+                <w:sz w:val="18"/>
+              </w:rPr>
+              <w:t>Posts receipt voucher to GL, updates ledger balances, increments series.</w:t>
+            </w:r>
+          </w:p>
+        </w:tc>
+      </w:tr>
+      <w:tr>
+        <w:tc>
+          <w:tcPr>
+            <w:tcW w:type="dxa" w:w="2160"/>
+            <w:shd w:fill="FFFFFF"/>
+            <w:tcMar>
+              <w:top w:w="100" w:type="dxa"/>
+              <w:bottom w:w="100" w:type="dxa"/>
+              <w:left w:w="150" w:type="dxa"/>
+              <w:right w:w="150" w:type="dxa"/>
+            </w:tcMar>
+          </w:tcPr>
+          <w:p>
+            <w:pPr>
+              <w:jc w:val="left"/>
+            </w:pPr>
+            <w:r>
+              <w:rPr>
+                <w:rFonts w:ascii="Segoe UI" w:hAnsi="Segoe UI"/>
+                <w:b w:val="0"/>
+                <w:i w:val="0"/>
+                <w:color w:val="1E293B"/>
+                <w:sz w:val="18"/>
+              </w:rPr>
+              <w:t>Payment Voucher (/payment)</w:t>
+            </w:r>
+          </w:p>
+        </w:tc>
+        <w:tc>
+          <w:tcPr>
+            <w:tcW w:type="dxa" w:w="2592"/>
+            <w:shd w:fill="FFFFFF"/>
+            <w:tcMar>
+              <w:top w:w="100" w:type="dxa"/>
+              <w:bottom w:w="100" w:type="dxa"/>
+              <w:left w:w="150" w:type="dxa"/>
+              <w:right w:w="150" w:type="dxa"/>
+            </w:tcMar>
+          </w:tcPr>
+          <w:p>
+            <w:pPr>
+              <w:jc w:val="left"/>
+            </w:pPr>
+            <w:r>
+              <w:rPr>
+                <w:rFonts w:ascii="Segoe UI" w:hAnsi="Segoe UI"/>
+                <w:b w:val="0"/>
+                <w:i w:val="0"/>
+                <w:color w:val="1E293B"/>
+                <w:sz w:val="18"/>
+              </w:rPr>
+              <w:t>#voucher-series-input</w:t>
+            </w:r>
+          </w:p>
+        </w:tc>
+        <w:tc>
+          <w:tcPr>
+            <w:tcW w:type="dxa" w:w="1584"/>
+            <w:shd w:fill="FFFFFF"/>
+            <w:tcMar>
+              <w:top w:w="100" w:type="dxa"/>
+              <w:bottom w:w="100" w:type="dxa"/>
+              <w:left w:w="150" w:type="dxa"/>
+              <w:right w:w="150" w:type="dxa"/>
+            </w:tcMar>
+          </w:tcPr>
+          <w:p>
+            <w:pPr>
+              <w:jc w:val="left"/>
+            </w:pPr>
+            <w:r>
+              <w:rPr>
+                <w:rFonts w:ascii="Segoe UI" w:hAnsi="Segoe UI"/>
+                <w:b w:val="0"/>
+                <w:i w:val="0"/>
+                <w:color w:val="1E293B"/>
+                <w:sz w:val="18"/>
+              </w:rPr>
+              <w:t>Input</w:t>
+            </w:r>
+          </w:p>
+        </w:tc>
+        <w:tc>
+          <w:tcPr>
+            <w:tcW w:type="dxa" w:w="3024"/>
+            <w:shd w:fill="FFFFFF"/>
+            <w:tcMar>
+              <w:top w:w="100" w:type="dxa"/>
+              <w:bottom w:w="100" w:type="dxa"/>
+              <w:left w:w="150" w:type="dxa"/>
+              <w:right w:w="150" w:type="dxa"/>
+            </w:tcMar>
+          </w:tcPr>
+          <w:p>
+            <w:pPr>
+              <w:jc w:val="left"/>
+            </w:pPr>
+            <w:r>
+              <w:rPr>
+                <w:rFonts w:ascii="Segoe UI" w:hAnsi="Segoe UI"/>
+                <w:b w:val="0"/>
+                <w:i w:val="0"/>
+                <w:color w:val="1E293B"/>
+                <w:sz w:val="18"/>
+              </w:rPr>
+              <w:t>Displays and allows editing of current payment continuation series (PAY-YYYY-XXXX).</w:t>
+            </w:r>
+          </w:p>
+        </w:tc>
+      </w:tr>
+      <w:tr>
+        <w:tc>
+          <w:tcPr>
+            <w:tcW w:type="dxa" w:w="2160"/>
+            <w:shd w:fill="F8FAF9"/>
+            <w:tcMar>
+              <w:top w:w="100" w:type="dxa"/>
+              <w:bottom w:w="100" w:type="dxa"/>
+              <w:left w:w="150" w:type="dxa"/>
+              <w:right w:w="150" w:type="dxa"/>
+            </w:tcMar>
+          </w:tcPr>
+          <w:p>
+            <w:pPr>
+              <w:jc w:val="left"/>
+            </w:pPr>
+            <w:r>
+              <w:rPr>
+                <w:rFonts w:ascii="Segoe UI" w:hAnsi="Segoe UI"/>
+                <w:b w:val="0"/>
+                <w:i w:val="0"/>
+                <w:color w:val="1E293B"/>
+                <w:sz w:val="18"/>
+              </w:rPr>
+              <w:t>Payment Voucher (/payment)</w:t>
+            </w:r>
+          </w:p>
+        </w:tc>
+        <w:tc>
+          <w:tcPr>
+            <w:tcW w:type="dxa" w:w="2592"/>
+            <w:shd w:fill="F8FAF9"/>
+            <w:tcMar>
+              <w:top w:w="100" w:type="dxa"/>
+              <w:bottom w:w="100" w:type="dxa"/>
+              <w:left w:w="150" w:type="dxa"/>
+              <w:right w:w="150" w:type="dxa"/>
+            </w:tcMar>
+          </w:tcPr>
+          <w:p>
+            <w:pPr>
+              <w:jc w:val="left"/>
+            </w:pPr>
+            <w:r>
+              <w:rPr>
+                <w:rFonts w:ascii="Segoe UI" w:hAnsi="Segoe UI"/>
+                <w:b w:val="0"/>
+                <w:i w:val="0"/>
+                <w:color w:val="1E293B"/>
+                <w:sz w:val="18"/>
+              </w:rPr>
+              <w:t>#party-search-input</w:t>
+            </w:r>
+          </w:p>
+        </w:tc>
+        <w:tc>
+          <w:tcPr>
+            <w:tcW w:type="dxa" w:w="1584"/>
+            <w:shd w:fill="F8FAF9"/>
+            <w:tcMar>
+              <w:top w:w="100" w:type="dxa"/>
+              <w:bottom w:w="100" w:type="dxa"/>
+              <w:left w:w="150" w:type="dxa"/>
+              <w:right w:w="150" w:type="dxa"/>
+            </w:tcMar>
+          </w:tcPr>
+          <w:p>
+            <w:pPr>
+              <w:jc w:val="left"/>
+            </w:pPr>
+            <w:r>
+              <w:rPr>
+                <w:rFonts w:ascii="Segoe UI" w:hAnsi="Segoe UI"/>
+                <w:b w:val="0"/>
+                <w:i w:val="0"/>
+                <w:color w:val="1E293B"/>
+                <w:sz w:val="18"/>
+              </w:rPr>
+              <w:t>Input [F7]</w:t>
+            </w:r>
+          </w:p>
+        </w:tc>
+        <w:tc>
+          <w:tcPr>
+            <w:tcW w:type="dxa" w:w="3024"/>
+            <w:shd w:fill="F8FAF9"/>
+            <w:tcMar>
+              <w:top w:w="100" w:type="dxa"/>
+              <w:bottom w:w="100" w:type="dxa"/>
+              <w:left w:w="150" w:type="dxa"/>
+              <w:right w:w="150" w:type="dxa"/>
+            </w:tcMar>
+          </w:tcPr>
+          <w:p>
+            <w:pPr>
+              <w:jc w:val="left"/>
+            </w:pPr>
+            <w:r>
+              <w:rPr>
+                <w:rFonts w:ascii="Segoe UI" w:hAnsi="Segoe UI"/>
+                <w:b w:val="0"/>
+                <w:i w:val="0"/>
+                <w:color w:val="1E293B"/>
+                <w:sz w:val="18"/>
+              </w:rPr>
+              <w:t>Triggers Party Search modal with live creditor balance and bank account.</w:t>
+            </w:r>
+          </w:p>
+        </w:tc>
+      </w:tr>
+      <w:tr>
+        <w:tc>
+          <w:tcPr>
+            <w:tcW w:type="dxa" w:w="2160"/>
+            <w:shd w:fill="FFFFFF"/>
+            <w:tcMar>
+              <w:top w:w="100" w:type="dxa"/>
+              <w:bottom w:w="100" w:type="dxa"/>
+              <w:left w:w="150" w:type="dxa"/>
+              <w:right w:w="150" w:type="dxa"/>
+            </w:tcMar>
+          </w:tcPr>
+          <w:p>
+            <w:pPr>
+              <w:jc w:val="left"/>
+            </w:pPr>
+            <w:r>
+              <w:rPr>
+                <w:rFonts w:ascii="Segoe UI" w:hAnsi="Segoe UI"/>
+                <w:b w:val="0"/>
+                <w:i w:val="0"/>
+                <w:color w:val="1E293B"/>
+                <w:sz w:val="18"/>
+              </w:rPr>
+              <w:t>Payment Voucher (/payment)</w:t>
+            </w:r>
+          </w:p>
+        </w:tc>
+        <w:tc>
+          <w:tcPr>
+            <w:tcW w:type="dxa" w:w="2592"/>
+            <w:shd w:fill="FFFFFF"/>
+            <w:tcMar>
+              <w:top w:w="100" w:type="dxa"/>
+              <w:bottom w:w="100" w:type="dxa"/>
+              <w:left w:w="150" w:type="dxa"/>
+              <w:right w:w="150" w:type="dxa"/>
+            </w:tcMar>
+          </w:tcPr>
+          <w:p>
+            <w:pPr>
+              <w:jc w:val="left"/>
+            </w:pPr>
+            <w:r>
+              <w:rPr>
+                <w:rFonts w:ascii="Segoe UI" w:hAnsi="Segoe UI"/>
+                <w:b w:val="0"/>
+                <w:i w:val="0"/>
+                <w:color w:val="1E293B"/>
+                <w:sz w:val="18"/>
+              </w:rPr>
+              <w:t>#btn-auto-allocate-fifo</w:t>
+            </w:r>
+          </w:p>
+        </w:tc>
+        <w:tc>
+          <w:tcPr>
+            <w:tcW w:type="dxa" w:w="1584"/>
+            <w:shd w:fill="FFFFFF"/>
+            <w:tcMar>
+              <w:top w:w="100" w:type="dxa"/>
+              <w:bottom w:w="100" w:type="dxa"/>
+              <w:left w:w="150" w:type="dxa"/>
+              <w:right w:w="150" w:type="dxa"/>
+            </w:tcMar>
+          </w:tcPr>
+          <w:p>
+            <w:pPr>
+              <w:jc w:val="left"/>
+            </w:pPr>
+            <w:r>
+              <w:rPr>
+                <w:rFonts w:ascii="Segoe UI" w:hAnsi="Segoe UI"/>
+                <w:b w:val="0"/>
+                <w:i w:val="0"/>
+                <w:color w:val="1E293B"/>
+                <w:sz w:val="18"/>
+              </w:rPr>
+              <w:t>Button [Alt+A]</w:t>
+            </w:r>
+          </w:p>
+        </w:tc>
+        <w:tc>
+          <w:tcPr>
+            <w:tcW w:type="dxa" w:w="3024"/>
+            <w:shd w:fill="FFFFFF"/>
+            <w:tcMar>
+              <w:top w:w="100" w:type="dxa"/>
+              <w:bottom w:w="100" w:type="dxa"/>
+              <w:left w:w="150" w:type="dxa"/>
+              <w:right w:w="150" w:type="dxa"/>
+            </w:tcMar>
+          </w:tcPr>
+          <w:p>
+            <w:pPr>
+              <w:jc w:val="left"/>
+            </w:pPr>
+            <w:r>
+              <w:rPr>
+                <w:rFonts w:ascii="Segoe UI" w:hAnsi="Segoe UI"/>
+                <w:b w:val="0"/>
+                <w:i w:val="0"/>
+                <w:color w:val="1E293B"/>
+                <w:sz w:val="18"/>
+              </w:rPr>
+              <w:t>Executes FIFO auto-allocation across pending vendor purchase bills.</w:t>
+            </w:r>
+          </w:p>
+        </w:tc>
+      </w:tr>
+      <w:tr>
+        <w:tc>
+          <w:tcPr>
+            <w:tcW w:type="dxa" w:w="2160"/>
+            <w:shd w:fill="F8FAF9"/>
+            <w:tcMar>
+              <w:top w:w="100" w:type="dxa"/>
+              <w:bottom w:w="100" w:type="dxa"/>
+              <w:left w:w="150" w:type="dxa"/>
+              <w:right w:w="150" w:type="dxa"/>
+            </w:tcMar>
+          </w:tcPr>
+          <w:p>
+            <w:pPr>
+              <w:jc w:val="left"/>
+            </w:pPr>
+            <w:r>
+              <w:rPr>
+                <w:rFonts w:ascii="Segoe UI" w:hAnsi="Segoe UI"/>
+                <w:b w:val="0"/>
+                <w:i w:val="0"/>
+                <w:color w:val="1E293B"/>
+                <w:sz w:val="18"/>
+              </w:rPr>
+              <w:t>Audit Explorer (/audit)</w:t>
+            </w:r>
+          </w:p>
+        </w:tc>
+        <w:tc>
+          <w:tcPr>
+            <w:tcW w:type="dxa" w:w="2592"/>
+            <w:shd w:fill="F8FAF9"/>
+            <w:tcMar>
+              <w:top w:w="100" w:type="dxa"/>
+              <w:bottom w:w="100" w:type="dxa"/>
+              <w:left w:w="150" w:type="dxa"/>
+              <w:right w:w="150" w:type="dxa"/>
+            </w:tcMar>
+          </w:tcPr>
+          <w:p>
+            <w:pPr>
+              <w:jc w:val="left"/>
+            </w:pPr>
+            <w:r>
+              <w:rPr>
+                <w:rFonts w:ascii="Segoe UI" w:hAnsi="Segoe UI"/>
+                <w:b w:val="0"/>
+                <w:i w:val="0"/>
+                <w:color w:val="1E293B"/>
+                <w:sz w:val="18"/>
+              </w:rPr>
+              <w:t>#input-audit-search</w:t>
+            </w:r>
+          </w:p>
+        </w:tc>
+        <w:tc>
+          <w:tcPr>
+            <w:tcW w:type="dxa" w:w="1584"/>
+            <w:shd w:fill="F8FAF9"/>
+            <w:tcMar>
+              <w:top w:w="100" w:type="dxa"/>
+              <w:bottom w:w="100" w:type="dxa"/>
+              <w:left w:w="150" w:type="dxa"/>
+              <w:right w:w="150" w:type="dxa"/>
+            </w:tcMar>
+          </w:tcPr>
+          <w:p>
+            <w:pPr>
+              <w:jc w:val="left"/>
+            </w:pPr>
+            <w:r>
+              <w:rPr>
+                <w:rFonts w:ascii="Segoe UI" w:hAnsi="Segoe UI"/>
+                <w:b w:val="0"/>
+                <w:i w:val="0"/>
+                <w:color w:val="1E293B"/>
+                <w:sz w:val="18"/>
+              </w:rPr>
+              <w:t>Input [Ctrl+F]</w:t>
+            </w:r>
+          </w:p>
+        </w:tc>
+        <w:tc>
+          <w:tcPr>
+            <w:tcW w:type="dxa" w:w="3024"/>
+            <w:shd w:fill="F8FAF9"/>
+            <w:tcMar>
+              <w:top w:w="100" w:type="dxa"/>
+              <w:bottom w:w="100" w:type="dxa"/>
+              <w:left w:w="150" w:type="dxa"/>
+              <w:right w:w="150" w:type="dxa"/>
+            </w:tcMar>
+          </w:tcPr>
+          <w:p>
+            <w:pPr>
+              <w:jc w:val="left"/>
+            </w:pPr>
+            <w:r>
+              <w:rPr>
+                <w:rFonts w:ascii="Segoe UI" w:hAnsi="Segoe UI"/>
+                <w:b w:val="0"/>
+                <w:i w:val="0"/>
+                <w:color w:val="1E293B"/>
+                <w:sz w:val="18"/>
+              </w:rPr>
+              <w:t>Fuzzy search across audit trail by document number, actor, or reason.</w:t>
+            </w:r>
+          </w:p>
+        </w:tc>
+      </w:tr>
+      <w:tr>
+        <w:tc>
+          <w:tcPr>
+            <w:tcW w:type="dxa" w:w="2160"/>
+            <w:shd w:fill="FFFFFF"/>
+            <w:tcMar>
+              <w:top w:w="100" w:type="dxa"/>
+              <w:bottom w:w="100" w:type="dxa"/>
+              <w:left w:w="150" w:type="dxa"/>
+              <w:right w:w="150" w:type="dxa"/>
+            </w:tcMar>
+          </w:tcPr>
+          <w:p>
+            <w:pPr>
+              <w:jc w:val="left"/>
+            </w:pPr>
+            <w:r>
+              <w:rPr>
+                <w:rFonts w:ascii="Segoe UI" w:hAnsi="Segoe UI"/>
+                <w:b w:val="0"/>
+                <w:i w:val="0"/>
+                <w:color w:val="1E293B"/>
+                <w:sz w:val="18"/>
+              </w:rPr>
+              <w:t>Audit Explorer (/audit)</w:t>
+            </w:r>
+          </w:p>
+        </w:tc>
+        <w:tc>
+          <w:tcPr>
+            <w:tcW w:type="dxa" w:w="2592"/>
+            <w:shd w:fill="FFFFFF"/>
+            <w:tcMar>
+              <w:top w:w="100" w:type="dxa"/>
+              <w:bottom w:w="100" w:type="dxa"/>
+              <w:left w:w="150" w:type="dxa"/>
+              <w:right w:w="150" w:type="dxa"/>
+            </w:tcMar>
+          </w:tcPr>
+          <w:p>
+            <w:pPr>
+              <w:jc w:val="left"/>
+            </w:pPr>
+            <w:r>
+              <w:rPr>
+                <w:rFonts w:ascii="Segoe UI" w:hAnsi="Segoe UI"/>
+                <w:b w:val="0"/>
+                <w:i w:val="0"/>
+                <w:color w:val="1E293B"/>
+                <w:sz w:val="18"/>
+              </w:rPr>
+              <w:t>#btn-verify-chain</w:t>
+            </w:r>
+          </w:p>
+        </w:tc>
+        <w:tc>
+          <w:tcPr>
+            <w:tcW w:type="dxa" w:w="1584"/>
+            <w:shd w:fill="FFFFFF"/>
+            <w:tcMar>
+              <w:top w:w="100" w:type="dxa"/>
+              <w:bottom w:w="100" w:type="dxa"/>
+              <w:left w:w="150" w:type="dxa"/>
+              <w:right w:w="150" w:type="dxa"/>
+            </w:tcMar>
+          </w:tcPr>
+          <w:p>
+            <w:pPr>
+              <w:jc w:val="left"/>
+            </w:pPr>
+            <w:r>
+              <w:rPr>
+                <w:rFonts w:ascii="Segoe UI" w:hAnsi="Segoe UI"/>
+                <w:b w:val="0"/>
+                <w:i w:val="0"/>
+                <w:color w:val="1E293B"/>
+                <w:sz w:val="18"/>
+              </w:rPr>
+              <w:t>Button</w:t>
+            </w:r>
+          </w:p>
+        </w:tc>
+        <w:tc>
+          <w:tcPr>
+            <w:tcW w:type="dxa" w:w="3024"/>
+            <w:shd w:fill="FFFFFF"/>
+            <w:tcMar>
+              <w:top w:w="100" w:type="dxa"/>
+              <w:bottom w:w="100" w:type="dxa"/>
+              <w:left w:w="150" w:type="dxa"/>
+              <w:right w:w="150" w:type="dxa"/>
+            </w:tcMar>
+          </w:tcPr>
+          <w:p>
+            <w:pPr>
+              <w:jc w:val="left"/>
+            </w:pPr>
+            <w:r>
+              <w:rPr>
+                <w:rFonts w:ascii="Segoe UI" w:hAnsi="Segoe UI"/>
+                <w:b w:val="0"/>
+                <w:i w:val="0"/>
+                <w:color w:val="1E293B"/>
+                <w:sz w:val="18"/>
+              </w:rPr>
+              <w:t>Traverses cryptographic SHA-256 hash chain and certifies 100% integrity.</w:t>
+            </w:r>
+          </w:p>
+        </w:tc>
+      </w:tr>
+      <w:tr>
+        <w:tc>
+          <w:tcPr>
+            <w:tcW w:type="dxa" w:w="2160"/>
+            <w:shd w:fill="F8FAF9"/>
+            <w:tcMar>
+              <w:top w:w="100" w:type="dxa"/>
+              <w:bottom w:w="100" w:type="dxa"/>
+              <w:left w:w="150" w:type="dxa"/>
+              <w:right w:w="150" w:type="dxa"/>
+            </w:tcMar>
+          </w:tcPr>
+          <w:p>
+            <w:pPr>
+              <w:jc w:val="left"/>
+            </w:pPr>
+            <w:r>
+              <w:rPr>
+                <w:rFonts w:ascii="Segoe UI" w:hAnsi="Segoe UI"/>
+                <w:b w:val="0"/>
+                <w:i w:val="0"/>
+                <w:color w:val="1E293B"/>
+                <w:sz w:val="18"/>
+              </w:rPr>
+              <w:t>Audit Explorer (/audit)</w:t>
+            </w:r>
+          </w:p>
+        </w:tc>
+        <w:tc>
+          <w:tcPr>
+            <w:tcW w:type="dxa" w:w="2592"/>
+            <w:shd w:fill="F8FAF9"/>
+            <w:tcMar>
+              <w:top w:w="100" w:type="dxa"/>
+              <w:bottom w:w="100" w:type="dxa"/>
+              <w:left w:w="150" w:type="dxa"/>
+              <w:right w:w="150" w:type="dxa"/>
+            </w:tcMar>
+          </w:tcPr>
+          <w:p>
+            <w:pPr>
+              <w:jc w:val="left"/>
+            </w:pPr>
+            <w:r>
+              <w:rPr>
+                <w:rFonts w:ascii="Segoe UI" w:hAnsi="Segoe UI"/>
+                <w:b w:val="0"/>
+                <w:i w:val="0"/>
+                <w:color w:val="1E293B"/>
+                <w:sz w:val="18"/>
+              </w:rPr>
+              <w:t>#drawer-audit-diff</w:t>
+            </w:r>
+          </w:p>
+        </w:tc>
+        <w:tc>
+          <w:tcPr>
+            <w:tcW w:type="dxa" w:w="1584"/>
+            <w:shd w:fill="F8FAF9"/>
+            <w:tcMar>
+              <w:top w:w="100" w:type="dxa"/>
+              <w:bottom w:w="100" w:type="dxa"/>
+              <w:left w:w="150" w:type="dxa"/>
+              <w:right w:w="150" w:type="dxa"/>
+            </w:tcMar>
+          </w:tcPr>
+          <w:p>
+            <w:pPr>
+              <w:jc w:val="left"/>
+            </w:pPr>
+            <w:r>
+              <w:rPr>
+                <w:rFonts w:ascii="Segoe UI" w:hAnsi="Segoe UI"/>
+                <w:b w:val="0"/>
+                <w:i w:val="0"/>
+                <w:color w:val="1E293B"/>
+                <w:sz w:val="18"/>
+              </w:rPr>
+              <w:t>Drawer [Enter]</w:t>
+            </w:r>
+          </w:p>
+        </w:tc>
+        <w:tc>
+          <w:tcPr>
+            <w:tcW w:type="dxa" w:w="3024"/>
+            <w:shd w:fill="F8FAF9"/>
+            <w:tcMar>
+              <w:top w:w="100" w:type="dxa"/>
+              <w:bottom w:w="100" w:type="dxa"/>
+              <w:left w:w="150" w:type="dxa"/>
+              <w:right w:w="150" w:type="dxa"/>
+            </w:tcMar>
+          </w:tcPr>
+          <w:p>
+            <w:pPr>
+              <w:jc w:val="left"/>
+            </w:pPr>
+            <w:r>
+              <w:rPr>
+                <w:rFonts w:ascii="Segoe UI" w:hAnsi="Segoe UI"/>
+                <w:b w:val="0"/>
+                <w:i w:val="0"/>
+                <w:color w:val="1E293B"/>
+                <w:sz w:val="18"/>
+              </w:rPr>
+              <w:t>Slides over before/after field diff with sensitive data masking.</w:t>
+            </w:r>
+          </w:p>
+        </w:tc>
+      </w:tr>
+      <w:tr>
+        <w:tc>
+          <w:tcPr>
+            <w:tcW w:type="dxa" w:w="2160"/>
+            <w:shd w:fill="FFFFFF"/>
+            <w:tcMar>
+              <w:top w:w="100" w:type="dxa"/>
+              <w:bottom w:w="100" w:type="dxa"/>
+              <w:left w:w="150" w:type="dxa"/>
+              <w:right w:w="150" w:type="dxa"/>
+            </w:tcMar>
+          </w:tcPr>
+          <w:p>
+            <w:pPr>
+              <w:jc w:val="left"/>
+            </w:pPr>
+            <w:r>
+              <w:rPr>
+                <w:rFonts w:ascii="Segoe UI" w:hAnsi="Segoe UI"/>
+                <w:b w:val="0"/>
+                <w:i w:val="0"/>
+                <w:color w:val="1E293B"/>
+                <w:sz w:val="18"/>
+              </w:rPr>
+              <w:t>Audit Explorer (/audit)</w:t>
+            </w:r>
+          </w:p>
+        </w:tc>
+        <w:tc>
+          <w:tcPr>
+            <w:tcW w:type="dxa" w:w="2592"/>
+            <w:shd w:fill="FFFFFF"/>
+            <w:tcMar>
+              <w:top w:w="100" w:type="dxa"/>
+              <w:bottom w:w="100" w:type="dxa"/>
+              <w:left w:w="150" w:type="dxa"/>
+              <w:right w:w="150" w:type="dxa"/>
+            </w:tcMar>
+          </w:tcPr>
+          <w:p>
+            <w:pPr>
+              <w:jc w:val="left"/>
+            </w:pPr>
+            <w:r>
+              <w:rPr>
+                <w:rFonts w:ascii="Segoe UI" w:hAnsi="Segoe UI"/>
+                <w:b w:val="0"/>
+                <w:i w:val="0"/>
+                <w:color w:val="1E293B"/>
+                <w:sz w:val="18"/>
+              </w:rPr>
+              <w:t>#btn-export-evidence-pack</w:t>
+            </w:r>
+          </w:p>
+        </w:tc>
+        <w:tc>
+          <w:tcPr>
+            <w:tcW w:type="dxa" w:w="1584"/>
+            <w:shd w:fill="FFFFFF"/>
+            <w:tcMar>
+              <w:top w:w="100" w:type="dxa"/>
+              <w:bottom w:w="100" w:type="dxa"/>
+              <w:left w:w="150" w:type="dxa"/>
+              <w:right w:w="150" w:type="dxa"/>
+            </w:tcMar>
+          </w:tcPr>
+          <w:p>
+            <w:pPr>
+              <w:jc w:val="left"/>
+            </w:pPr>
+            <w:r>
+              <w:rPr>
+                <w:rFonts w:ascii="Segoe UI" w:hAnsi="Segoe UI"/>
+                <w:b w:val="0"/>
+                <w:i w:val="0"/>
+                <w:color w:val="1E293B"/>
+                <w:sz w:val="18"/>
+              </w:rPr>
+              <w:t>Button [E]</w:t>
+            </w:r>
+          </w:p>
+        </w:tc>
+        <w:tc>
+          <w:tcPr>
+            <w:tcW w:type="dxa" w:w="3024"/>
+            <w:shd w:fill="FFFFFF"/>
+            <w:tcMar>
+              <w:top w:w="100" w:type="dxa"/>
+              <w:bottom w:w="100" w:type="dxa"/>
+              <w:left w:w="150" w:type="dxa"/>
+              <w:right w:w="150" w:type="dxa"/>
+            </w:tcMar>
+          </w:tcPr>
+          <w:p>
+            <w:pPr>
+              <w:jc w:val="left"/>
+            </w:pPr>
+            <w:r>
+              <w:rPr>
+                <w:rFonts w:ascii="Segoe UI" w:hAnsi="Segoe UI"/>
+                <w:b w:val="0"/>
+                <w:i w:val="0"/>
+                <w:color w:val="1E293B"/>
+                <w:sz w:val="18"/>
+              </w:rPr>
+              <w:t>Generates auditor-compliant sealed JSON evidence pack.</w:t>
+            </w:r>
+          </w:p>
+        </w:tc>
+      </w:tr>
+      <w:tr>
+        <w:tc>
+          <w:tcPr>
+            <w:tcW w:type="dxa" w:w="2160"/>
+            <w:shd w:fill="F8FAF9"/>
+            <w:tcMar>
+              <w:top w:w="100" w:type="dxa"/>
+              <w:bottom w:w="100" w:type="dxa"/>
+              <w:left w:w="150" w:type="dxa"/>
+              <w:right w:w="150" w:type="dxa"/>
+            </w:tcMar>
+          </w:tcPr>
+          <w:p>
+            <w:pPr>
+              <w:jc w:val="left"/>
+            </w:pPr>
+            <w:r>
+              <w:rPr>
+                <w:rFonts w:ascii="Segoe UI" w:hAnsi="Segoe UI"/>
+                <w:b w:val="0"/>
+                <w:i w:val="0"/>
+                <w:color w:val="1E293B"/>
+                <w:sz w:val="18"/>
+              </w:rPr>
+              <w:t>Governance (/audit/governance)</w:t>
+            </w:r>
+          </w:p>
+        </w:tc>
+        <w:tc>
+          <w:tcPr>
+            <w:tcW w:type="dxa" w:w="2592"/>
+            <w:shd w:fill="F8FAF9"/>
+            <w:tcMar>
+              <w:top w:w="100" w:type="dxa"/>
+              <w:bottom w:w="100" w:type="dxa"/>
+              <w:left w:w="150" w:type="dxa"/>
+              <w:right w:w="150" w:type="dxa"/>
+            </w:tcMar>
+          </w:tcPr>
+          <w:p>
+            <w:pPr>
+              <w:jc w:val="left"/>
+            </w:pPr>
+            <w:r>
+              <w:rPr>
+                <w:rFonts w:ascii="Segoe UI" w:hAnsi="Segoe UI"/>
+                <w:b w:val="0"/>
+                <w:i w:val="0"/>
+                <w:color w:val="1E293B"/>
+                <w:sz w:val="18"/>
+              </w:rPr>
+              <w:t>#tab-retention-policies</w:t>
+            </w:r>
+          </w:p>
+        </w:tc>
+        <w:tc>
+          <w:tcPr>
+            <w:tcW w:type="dxa" w:w="1584"/>
+            <w:shd w:fill="F8FAF9"/>
+            <w:tcMar>
+              <w:top w:w="100" w:type="dxa"/>
+              <w:bottom w:w="100" w:type="dxa"/>
+              <w:left w:w="150" w:type="dxa"/>
+              <w:right w:w="150" w:type="dxa"/>
+            </w:tcMar>
+          </w:tcPr>
+          <w:p>
+            <w:pPr>
+              <w:jc w:val="left"/>
+            </w:pPr>
+            <w:r>
+              <w:rPr>
+                <w:rFonts w:ascii="Segoe UI" w:hAnsi="Segoe UI"/>
+                <w:b w:val="0"/>
+                <w:i w:val="0"/>
+                <w:color w:val="1E293B"/>
+                <w:sz w:val="18"/>
+              </w:rPr>
+              <w:t>Tab</w:t>
+            </w:r>
+          </w:p>
+        </w:tc>
+        <w:tc>
+          <w:tcPr>
+            <w:tcW w:type="dxa" w:w="3024"/>
+            <w:shd w:fill="F8FAF9"/>
+            <w:tcMar>
+              <w:top w:w="100" w:type="dxa"/>
+              <w:bottom w:w="100" w:type="dxa"/>
+              <w:left w:w="150" w:type="dxa"/>
+              <w:right w:w="150" w:type="dxa"/>
+            </w:tcMar>
+          </w:tcPr>
+          <w:p>
+            <w:pPr>
+              <w:jc w:val="left"/>
+            </w:pPr>
+            <w:r>
+              <w:rPr>
+                <w:rFonts w:ascii="Segoe UI" w:hAnsi="Segoe UI"/>
+                <w:b w:val="0"/>
+                <w:i w:val="0"/>
+                <w:color w:val="1E293B"/>
+                <w:sz w:val="18"/>
+              </w:rPr>
+              <w:t>Displays statutory retention schedules and 2,920-day MCA/GST policies.</w:t>
+            </w:r>
+          </w:p>
+        </w:tc>
+      </w:tr>
+      <w:tr>
+        <w:tc>
+          <w:tcPr>
+            <w:tcW w:type="dxa" w:w="2160"/>
+            <w:shd w:fill="FFFFFF"/>
+            <w:tcMar>
+              <w:top w:w="100" w:type="dxa"/>
+              <w:bottom w:w="100" w:type="dxa"/>
+              <w:left w:w="150" w:type="dxa"/>
+              <w:right w:w="150" w:type="dxa"/>
+            </w:tcMar>
+          </w:tcPr>
+          <w:p>
+            <w:pPr>
+              <w:jc w:val="left"/>
+            </w:pPr>
+            <w:r>
+              <w:rPr>
+                <w:rFonts w:ascii="Segoe UI" w:hAnsi="Segoe UI"/>
+                <w:b w:val="0"/>
+                <w:i w:val="0"/>
+                <w:color w:val="1E293B"/>
+                <w:sz w:val="18"/>
+              </w:rPr>
+              <w:t>Governance (/audit/governance)</w:t>
+            </w:r>
+          </w:p>
+        </w:tc>
+        <w:tc>
+          <w:tcPr>
+            <w:tcW w:type="dxa" w:w="2592"/>
+            <w:shd w:fill="FFFFFF"/>
+            <w:tcMar>
+              <w:top w:w="100" w:type="dxa"/>
+              <w:bottom w:w="100" w:type="dxa"/>
+              <w:left w:w="150" w:type="dxa"/>
+              <w:right w:w="150" w:type="dxa"/>
+            </w:tcMar>
+          </w:tcPr>
+          <w:p>
+            <w:pPr>
+              <w:jc w:val="left"/>
+            </w:pPr>
+            <w:r>
+              <w:rPr>
+                <w:rFonts w:ascii="Segoe UI" w:hAnsi="Segoe UI"/>
+                <w:b w:val="0"/>
+                <w:i w:val="0"/>
+                <w:color w:val="1E293B"/>
+                <w:sz w:val="18"/>
+              </w:rPr>
+              <w:t>#btn-apply-legal-hold</w:t>
+            </w:r>
+          </w:p>
+        </w:tc>
+        <w:tc>
+          <w:tcPr>
+            <w:tcW w:type="dxa" w:w="1584"/>
+            <w:shd w:fill="FFFFFF"/>
+            <w:tcMar>
+              <w:top w:w="100" w:type="dxa"/>
+              <w:bottom w:w="100" w:type="dxa"/>
+              <w:left w:w="150" w:type="dxa"/>
+              <w:right w:w="150" w:type="dxa"/>
+            </w:tcMar>
+          </w:tcPr>
+          <w:p>
+            <w:pPr>
+              <w:jc w:val="left"/>
+            </w:pPr>
+            <w:r>
+              <w:rPr>
+                <w:rFonts w:ascii="Segoe UI" w:hAnsi="Segoe UI"/>
+                <w:b w:val="0"/>
+                <w:i w:val="0"/>
+                <w:color w:val="1E293B"/>
+                <w:sz w:val="18"/>
+              </w:rPr>
+              <w:t>Button</w:t>
+            </w:r>
+          </w:p>
+        </w:tc>
+        <w:tc>
+          <w:tcPr>
+            <w:tcW w:type="dxa" w:w="3024"/>
+            <w:shd w:fill="FFFFFF"/>
+            <w:tcMar>
+              <w:top w:w="100" w:type="dxa"/>
+              <w:bottom w:w="100" w:type="dxa"/>
+              <w:left w:w="150" w:type="dxa"/>
+              <w:right w:w="150" w:type="dxa"/>
+            </w:tcMar>
+          </w:tcPr>
+          <w:p>
+            <w:pPr>
+              <w:jc w:val="left"/>
+            </w:pPr>
+            <w:r>
+              <w:rPr>
+                <w:rFonts w:ascii="Segoe UI" w:hAnsi="Segoe UI"/>
+                <w:b w:val="0"/>
+                <w:i w:val="0"/>
+                <w:color w:val="1E293B"/>
+                <w:sz w:val="18"/>
+              </w:rPr>
+              <w:t>Opens modal to establish statutory preservation legal hold (#modal-apply-hold).</w:t>
+            </w:r>
+          </w:p>
+        </w:tc>
+      </w:tr>
+      <w:tr>
+        <w:tc>
+          <w:tcPr>
+            <w:tcW w:type="dxa" w:w="2160"/>
+            <w:shd w:fill="F8FAF9"/>
+            <w:tcMar>
+              <w:top w:w="100" w:type="dxa"/>
+              <w:bottom w:w="100" w:type="dxa"/>
+              <w:left w:w="150" w:type="dxa"/>
+              <w:right w:w="150" w:type="dxa"/>
+            </w:tcMar>
+          </w:tcPr>
+          <w:p>
+            <w:pPr>
+              <w:jc w:val="left"/>
+            </w:pPr>
+            <w:r>
+              <w:rPr>
+                <w:rFonts w:ascii="Segoe UI" w:hAnsi="Segoe UI"/>
+                <w:b w:val="0"/>
+                <w:i w:val="0"/>
+                <w:color w:val="1E293B"/>
+                <w:sz w:val="18"/>
+              </w:rPr>
+              <w:t>Governance (/audit/governance)</w:t>
+            </w:r>
+          </w:p>
+        </w:tc>
+        <w:tc>
+          <w:tcPr>
+            <w:tcW w:type="dxa" w:w="2592"/>
+            <w:shd w:fill="F8FAF9"/>
+            <w:tcMar>
+              <w:top w:w="100" w:type="dxa"/>
+              <w:bottom w:w="100" w:type="dxa"/>
+              <w:left w:w="150" w:type="dxa"/>
+              <w:right w:w="150" w:type="dxa"/>
+            </w:tcMar>
+          </w:tcPr>
+          <w:p>
+            <w:pPr>
+              <w:jc w:val="left"/>
+            </w:pPr>
+            <w:r>
+              <w:rPr>
+                <w:rFonts w:ascii="Segoe UI" w:hAnsi="Segoe UI"/>
+                <w:b w:val="0"/>
+                <w:i w:val="0"/>
+                <w:color w:val="1E293B"/>
+                <w:sz w:val="18"/>
+              </w:rPr>
+              <w:t>#grid-forensic-anomalies</w:t>
+            </w:r>
+          </w:p>
+        </w:tc>
+        <w:tc>
+          <w:tcPr>
+            <w:tcW w:type="dxa" w:w="1584"/>
+            <w:shd w:fill="F8FAF9"/>
+            <w:tcMar>
+              <w:top w:w="100" w:type="dxa"/>
+              <w:bottom w:w="100" w:type="dxa"/>
+              <w:left w:w="150" w:type="dxa"/>
+              <w:right w:w="150" w:type="dxa"/>
+            </w:tcMar>
+          </w:tcPr>
+          <w:p>
+            <w:pPr>
+              <w:jc w:val="left"/>
+            </w:pPr>
+            <w:r>
+              <w:rPr>
+                <w:rFonts w:ascii="Segoe UI" w:hAnsi="Segoe UI"/>
+                <w:b w:val="0"/>
+                <w:i w:val="0"/>
+                <w:color w:val="1E293B"/>
+                <w:sz w:val="18"/>
+              </w:rPr>
+              <w:t>Grid</w:t>
+            </w:r>
+          </w:p>
+        </w:tc>
+        <w:tc>
+          <w:tcPr>
+            <w:tcW w:type="dxa" w:w="3024"/>
+            <w:shd w:fill="F8FAF9"/>
+            <w:tcMar>
+              <w:top w:w="100" w:type="dxa"/>
+              <w:bottom w:w="100" w:type="dxa"/>
+              <w:left w:w="150" w:type="dxa"/>
+              <w:right w:w="150" w:type="dxa"/>
+            </w:tcMar>
+          </w:tcPr>
+          <w:p>
+            <w:pPr>
+              <w:jc w:val="left"/>
+            </w:pPr>
+            <w:r>
+              <w:rPr>
+                <w:rFonts w:ascii="Segoe UI" w:hAnsi="Segoe UI"/>
+                <w:b w:val="0"/>
+                <w:i w:val="0"/>
+                <w:color w:val="1E293B"/>
+                <w:sz w:val="18"/>
+              </w:rPr>
+              <w:t>Displays real-time anomaly detection radar for velocity and after-hours edits.</w:t>
+            </w:r>
+          </w:p>
+        </w:tc>
+      </w:tr>
+      <w:tr>
+        <w:tc>
+          <w:tcPr>
+            <w:tcW w:type="dxa" w:w="2160"/>
+            <w:shd w:fill="FFFFFF"/>
+            <w:tcMar>
+              <w:top w:w="100" w:type="dxa"/>
+              <w:bottom w:w="100" w:type="dxa"/>
+              <w:left w:w="150" w:type="dxa"/>
+              <w:right w:w="150" w:type="dxa"/>
+            </w:tcMar>
+          </w:tcPr>
+          <w:p>
+            <w:pPr>
+              <w:jc w:val="left"/>
+            </w:pPr>
+            <w:r>
+              <w:rPr>
+                <w:rFonts w:ascii="Segoe UI" w:hAnsi="Segoe UI"/>
+                <w:b w:val="0"/>
+                <w:i w:val="0"/>
+                <w:color w:val="1E293B"/>
+                <w:sz w:val="18"/>
+              </w:rPr>
+              <w:t>Cargo Board (/cargo)</w:t>
+            </w:r>
+          </w:p>
+        </w:tc>
+        <w:tc>
+          <w:tcPr>
+            <w:tcW w:type="dxa" w:w="2592"/>
+            <w:shd w:fill="FFFFFF"/>
+            <w:tcMar>
+              <w:top w:w="100" w:type="dxa"/>
+              <w:bottom w:w="100" w:type="dxa"/>
+              <w:left w:w="150" w:type="dxa"/>
+              <w:right w:w="150" w:type="dxa"/>
+            </w:tcMar>
+          </w:tcPr>
+          <w:p>
+            <w:pPr>
+              <w:jc w:val="left"/>
+            </w:pPr>
+            <w:r>
+              <w:rPr>
+                <w:rFonts w:ascii="Segoe UI" w:hAnsi="Segoe UI"/>
+                <w:b w:val="0"/>
+                <w:i w:val="0"/>
+                <w:color w:val="1E293B"/>
+                <w:sz w:val="18"/>
+              </w:rPr>
+              <w:t>#btn-register-consignment</w:t>
+            </w:r>
+          </w:p>
+        </w:tc>
+        <w:tc>
+          <w:tcPr>
+            <w:tcW w:type="dxa" w:w="1584"/>
+            <w:shd w:fill="FFFFFF"/>
+            <w:tcMar>
+              <w:top w:w="100" w:type="dxa"/>
+              <w:bottom w:w="100" w:type="dxa"/>
+              <w:left w:w="150" w:type="dxa"/>
+              <w:right w:w="150" w:type="dxa"/>
+            </w:tcMar>
+          </w:tcPr>
+          <w:p>
+            <w:pPr>
+              <w:jc w:val="left"/>
+            </w:pPr>
+            <w:r>
+              <w:rPr>
+                <w:rFonts w:ascii="Segoe UI" w:hAnsi="Segoe UI"/>
+                <w:b w:val="0"/>
+                <w:i w:val="0"/>
+                <w:color w:val="1E293B"/>
+                <w:sz w:val="18"/>
+              </w:rPr>
+              <w:t>Button [F6]</w:t>
+            </w:r>
+          </w:p>
+        </w:tc>
+        <w:tc>
+          <w:tcPr>
+            <w:tcW w:type="dxa" w:w="3024"/>
+            <w:shd w:fill="FFFFFF"/>
+            <w:tcMar>
+              <w:top w:w="100" w:type="dxa"/>
+              <w:bottom w:w="100" w:type="dxa"/>
+              <w:left w:w="150" w:type="dxa"/>
+              <w:right w:w="150" w:type="dxa"/>
+            </w:tcMar>
+          </w:tcPr>
+          <w:p>
+            <w:pPr>
+              <w:jc w:val="left"/>
+            </w:pPr>
+            <w:r>
+              <w:rPr>
+                <w:rFonts w:ascii="Segoe UI" w:hAnsi="Segoe UI"/>
+                <w:b w:val="0"/>
+                <w:i w:val="0"/>
+                <w:color w:val="1E293B"/>
+                <w:sz w:val="18"/>
+              </w:rPr>
+              <w:t>Opens consignment registration modal with volumetric CBM calculator.</w:t>
+            </w:r>
+          </w:p>
+        </w:tc>
+      </w:tr>
+      <w:tr>
+        <w:tc>
+          <w:tcPr>
+            <w:tcW w:type="dxa" w:w="2160"/>
+            <w:shd w:fill="F8FAF9"/>
+            <w:tcMar>
+              <w:top w:w="100" w:type="dxa"/>
+              <w:bottom w:w="100" w:type="dxa"/>
+              <w:left w:w="150" w:type="dxa"/>
+              <w:right w:w="150" w:type="dxa"/>
+            </w:tcMar>
+          </w:tcPr>
+          <w:p>
+            <w:pPr>
+              <w:jc w:val="left"/>
+            </w:pPr>
+            <w:r>
+              <w:rPr>
+                <w:rFonts w:ascii="Segoe UI" w:hAnsi="Segoe UI"/>
+                <w:b w:val="0"/>
+                <w:i w:val="0"/>
+                <w:color w:val="1E293B"/>
+                <w:sz w:val="18"/>
+              </w:rPr>
+              <w:t>Cargo Board (/cargo)</w:t>
+            </w:r>
+          </w:p>
+        </w:tc>
+        <w:tc>
+          <w:tcPr>
+            <w:tcW w:type="dxa" w:w="2592"/>
+            <w:shd w:fill="F8FAF9"/>
+            <w:tcMar>
+              <w:top w:w="100" w:type="dxa"/>
+              <w:bottom w:w="100" w:type="dxa"/>
+              <w:left w:w="150" w:type="dxa"/>
+              <w:right w:w="150" w:type="dxa"/>
+            </w:tcMar>
+          </w:tcPr>
+          <w:p>
+            <w:pPr>
+              <w:jc w:val="left"/>
+            </w:pPr>
+            <w:r>
+              <w:rPr>
+                <w:rFonts w:ascii="Segoe UI" w:hAnsi="Segoe UI"/>
+                <w:b w:val="0"/>
+                <w:i w:val="0"/>
+                <w:color w:val="1E293B"/>
+                <w:sz w:val="18"/>
+              </w:rPr>
+              <w:t>#drawer-consignment-detail</w:t>
+            </w:r>
+          </w:p>
+        </w:tc>
+        <w:tc>
+          <w:tcPr>
+            <w:tcW w:type="dxa" w:w="1584"/>
+            <w:shd w:fill="F8FAF9"/>
+            <w:tcMar>
+              <w:top w:w="100" w:type="dxa"/>
+              <w:bottom w:w="100" w:type="dxa"/>
+              <w:left w:w="150" w:type="dxa"/>
+              <w:right w:w="150" w:type="dxa"/>
+            </w:tcMar>
+          </w:tcPr>
+          <w:p>
+            <w:pPr>
+              <w:jc w:val="left"/>
+            </w:pPr>
+            <w:r>
+              <w:rPr>
+                <w:rFonts w:ascii="Segoe UI" w:hAnsi="Segoe UI"/>
+                <w:b w:val="0"/>
+                <w:i w:val="0"/>
+                <w:color w:val="1E293B"/>
+                <w:sz w:val="18"/>
+              </w:rPr>
+              <w:t>Drawer</w:t>
+            </w:r>
+          </w:p>
+        </w:tc>
+        <w:tc>
+          <w:tcPr>
+            <w:tcW w:type="dxa" w:w="3024"/>
+            <w:shd w:fill="F8FAF9"/>
+            <w:tcMar>
+              <w:top w:w="100" w:type="dxa"/>
+              <w:bottom w:w="100" w:type="dxa"/>
+              <w:left w:w="150" w:type="dxa"/>
+              <w:right w:w="150" w:type="dxa"/>
+            </w:tcMar>
+          </w:tcPr>
+          <w:p>
+            <w:pPr>
+              <w:jc w:val="left"/>
+            </w:pPr>
+            <w:r>
+              <w:rPr>
+                <w:rFonts w:ascii="Segoe UI" w:hAnsi="Segoe UI"/>
+                <w:b w:val="0"/>
+                <w:i w:val="0"/>
+                <w:color w:val="1E293B"/>
+                <w:sz w:val="18"/>
+              </w:rPr>
+              <w:t>Slide-over drawer showing package barcodes, weights, and status advance.</w:t>
+            </w:r>
+          </w:p>
+        </w:tc>
+      </w:tr>
+      <w:tr>
+        <w:tc>
+          <w:tcPr>
+            <w:tcW w:type="dxa" w:w="2160"/>
+            <w:shd w:fill="FFFFFF"/>
+            <w:tcMar>
+              <w:top w:w="100" w:type="dxa"/>
+              <w:bottom w:w="100" w:type="dxa"/>
+              <w:left w:w="150" w:type="dxa"/>
+              <w:right w:w="150" w:type="dxa"/>
+            </w:tcMar>
+          </w:tcPr>
+          <w:p>
+            <w:pPr>
+              <w:jc w:val="left"/>
+            </w:pPr>
+            <w:r>
+              <w:rPr>
+                <w:rFonts w:ascii="Segoe UI" w:hAnsi="Segoe UI"/>
+                <w:b w:val="0"/>
+                <w:i w:val="0"/>
+                <w:color w:val="1E293B"/>
+                <w:sz w:val="18"/>
+              </w:rPr>
+              <w:t>Cargo Costs (/cargo/costs)</w:t>
+            </w:r>
+          </w:p>
+        </w:tc>
+        <w:tc>
+          <w:tcPr>
+            <w:tcW w:type="dxa" w:w="2592"/>
+            <w:shd w:fill="FFFFFF"/>
+            <w:tcMar>
+              <w:top w:w="100" w:type="dxa"/>
+              <w:bottom w:w="100" w:type="dxa"/>
+              <w:left w:w="150" w:type="dxa"/>
+              <w:right w:w="150" w:type="dxa"/>
+            </w:tcMar>
+          </w:tcPr>
+          <w:p>
+            <w:pPr>
+              <w:jc w:val="left"/>
+            </w:pPr>
+            <w:r>
+              <w:rPr>
+                <w:rFonts w:ascii="Segoe UI" w:hAnsi="Segoe UI"/>
+                <w:b w:val="0"/>
+                <w:i w:val="0"/>
+                <w:color w:val="1E293B"/>
+                <w:sz w:val="18"/>
+              </w:rPr>
+              <w:t>#toggle-combined-reporting</w:t>
+            </w:r>
+          </w:p>
+        </w:tc>
+        <w:tc>
+          <w:tcPr>
+            <w:tcW w:type="dxa" w:w="1584"/>
+            <w:shd w:fill="FFFFFF"/>
+            <w:tcMar>
+              <w:top w:w="100" w:type="dxa"/>
+              <w:bottom w:w="100" w:type="dxa"/>
+              <w:left w:w="150" w:type="dxa"/>
+              <w:right w:w="150" w:type="dxa"/>
+            </w:tcMar>
+          </w:tcPr>
+          <w:p>
+            <w:pPr>
+              <w:jc w:val="left"/>
+            </w:pPr>
+            <w:r>
+              <w:rPr>
+                <w:rFonts w:ascii="Segoe UI" w:hAnsi="Segoe UI"/>
+                <w:b w:val="0"/>
+                <w:i w:val="0"/>
+                <w:color w:val="1E293B"/>
+                <w:sz w:val="18"/>
+              </w:rPr>
+              <w:t>Toggle</w:t>
+            </w:r>
+          </w:p>
+        </w:tc>
+        <w:tc>
+          <w:tcPr>
+            <w:tcW w:type="dxa" w:w="3024"/>
+            <w:shd w:fill="FFFFFF"/>
+            <w:tcMar>
+              <w:top w:w="100" w:type="dxa"/>
+              <w:bottom w:w="100" w:type="dxa"/>
+              <w:left w:w="150" w:type="dxa"/>
+              <w:right w:w="150" w:type="dxa"/>
+            </w:tcMar>
+          </w:tcPr>
+          <w:p>
+            <w:pPr>
+              <w:jc w:val="left"/>
+            </w:pPr>
+            <w:r>
+              <w:rPr>
+                <w:rFonts w:ascii="Segoe UI" w:hAnsi="Segoe UI"/>
+                <w:b w:val="0"/>
+                <w:i w:val="0"/>
+                <w:color w:val="1E293B"/>
+                <w:sz w:val="18"/>
+              </w:rPr>
+              <w:t>Switches between single-tenant and aggregated multi-client MIS view.</w:t>
+            </w:r>
+          </w:p>
+        </w:tc>
+      </w:tr>
+      <w:tr>
+        <w:tc>
+          <w:tcPr>
+            <w:tcW w:type="dxa" w:w="2160"/>
+            <w:shd w:fill="F8FAF9"/>
+            <w:tcMar>
+              <w:top w:w="100" w:type="dxa"/>
+              <w:bottom w:w="100" w:type="dxa"/>
+              <w:left w:w="150" w:type="dxa"/>
+              <w:right w:w="150" w:type="dxa"/>
+            </w:tcMar>
+          </w:tcPr>
+          <w:p>
+            <w:pPr>
+              <w:jc w:val="left"/>
+            </w:pPr>
+            <w:r>
+              <w:rPr>
+                <w:rFonts w:ascii="Segoe UI" w:hAnsi="Segoe UI"/>
+                <w:b w:val="0"/>
+                <w:i w:val="0"/>
+                <w:color w:val="1E293B"/>
+                <w:sz w:val="18"/>
+              </w:rPr>
+              <w:t>POD Desk (/cargo/pod-exceptions)</w:t>
+            </w:r>
+          </w:p>
+        </w:tc>
+        <w:tc>
+          <w:tcPr>
+            <w:tcW w:type="dxa" w:w="2592"/>
+            <w:shd w:fill="F8FAF9"/>
+            <w:tcMar>
+              <w:top w:w="100" w:type="dxa"/>
+              <w:bottom w:w="100" w:type="dxa"/>
+              <w:left w:w="150" w:type="dxa"/>
+              <w:right w:w="150" w:type="dxa"/>
+            </w:tcMar>
+          </w:tcPr>
+          <w:p>
+            <w:pPr>
+              <w:jc w:val="left"/>
+            </w:pPr>
+            <w:r>
+              <w:rPr>
+                <w:rFonts w:ascii="Segoe UI" w:hAnsi="Segoe UI"/>
+                <w:b w:val="0"/>
+                <w:i w:val="0"/>
+                <w:color w:val="1E293B"/>
+                <w:sz w:val="18"/>
+              </w:rPr>
+              <w:t>#btn-record-delivery-pod</w:t>
+            </w:r>
+          </w:p>
+        </w:tc>
+        <w:tc>
+          <w:tcPr>
+            <w:tcW w:type="dxa" w:w="1584"/>
+            <w:shd w:fill="F8FAF9"/>
+            <w:tcMar>
+              <w:top w:w="100" w:type="dxa"/>
+              <w:bottom w:w="100" w:type="dxa"/>
+              <w:left w:w="150" w:type="dxa"/>
+              <w:right w:w="150" w:type="dxa"/>
+            </w:tcMar>
+          </w:tcPr>
+          <w:p>
+            <w:pPr>
+              <w:jc w:val="left"/>
+            </w:pPr>
+            <w:r>
+              <w:rPr>
+                <w:rFonts w:ascii="Segoe UI" w:hAnsi="Segoe UI"/>
+                <w:b w:val="0"/>
+                <w:i w:val="0"/>
+                <w:color w:val="1E293B"/>
+                <w:sz w:val="18"/>
+              </w:rPr>
+              <w:t>Button</w:t>
+            </w:r>
+          </w:p>
+        </w:tc>
+        <w:tc>
+          <w:tcPr>
+            <w:tcW w:type="dxa" w:w="3024"/>
+            <w:shd w:fill="F8FAF9"/>
+            <w:tcMar>
+              <w:top w:w="100" w:type="dxa"/>
+              <w:bottom w:w="100" w:type="dxa"/>
+              <w:left w:w="150" w:type="dxa"/>
+              <w:right w:w="150" w:type="dxa"/>
+            </w:tcMar>
+          </w:tcPr>
+          <w:p>
+            <w:pPr>
+              <w:jc w:val="left"/>
+            </w:pPr>
+            <w:r>
+              <w:rPr>
+                <w:rFonts w:ascii="Segoe UI" w:hAnsi="Segoe UI"/>
+                <w:b w:val="0"/>
+                <w:i w:val="0"/>
+                <w:color w:val="1E293B"/>
+                <w:sz w:val="18"/>
+              </w:rPr>
+              <w:t>Submits delivery POD with accepted vs short/damaged quantity validation.</w:t>
+            </w:r>
+          </w:p>
+        </w:tc>
+      </w:tr>
+    </w:tbl>
+    <w:p>
+      <w:pPr>
+        <w:spacing w:after="160"/>
+      </w:pPr>
+    </w:p>
+    <w:p>
+      <w:pPr>
+        <w:keepNext/>
+        <w:spacing w:before="360" w:after="160"/>
+      </w:pPr>
+      <w:r>
+        <w:rPr>
+          <w:rFonts w:ascii="Segoe UI" w:hAnsi="Segoe UI"/>
+          <w:b/>
+          <w:i w:val="0"/>
+          <w:color w:val="1B4332"/>
+          <w:sz w:val="36"/>
+        </w:rPr>
+        <w:t>20. Comprehensive Verification Matrix &amp; Headless Selenium End-to-End Test Registry</w:t>
+      </w:r>
+    </w:p>
+    <w:p>
+      <w:pPr>
+        <w:spacing w:before="0" w:after="120" w:line="276" w:lineRule="auto"/>
+        <w:jc w:val="left"/>
+      </w:pPr>
+      <w:r>
+        <w:rPr>
+          <w:rFonts w:ascii="Segoe UI" w:hAnsi="Segoe UI"/>
+          <w:b w:val="0"/>
+          <w:i w:val="0"/>
+          <w:color w:val="1E293B"/>
+          <w:sz w:val="21"/>
+        </w:rPr>
+        <w:t>The software platform maintains 100% automated pass coverage across 14 comprehensive headless Chrome Selenium test suites and continuous live Vercel production audits:</w:t>
+      </w:r>
+    </w:p>
+    <w:tbl>
+      <w:tblPr>
+        <w:tblW w:type="auto" w:w="0"/>
+        <w:jc w:val="center"/>
+        <w:tblLook w:firstColumn="1" w:firstRow="1" w:lastColumn="0" w:lastRow="0" w:noHBand="0" w:noVBand="1" w:val="04A0"/>
+      </w:tblPr>
+      <w:tblGrid>
+        <w:gridCol w:w="3120"/>
+        <w:gridCol w:w="3120"/>
+        <w:gridCol w:w="3120"/>
+      </w:tblGrid>
+      <w:tr>
+        <w:tc>
+          <w:tcPr>
+            <w:tcW w:type="dxa" w:w="3168"/>
+            <w:shd w:fill="1B4332"/>
+            <w:tcMar>
+              <w:top w:w="140" w:type="dxa"/>
+              <w:bottom w:w="140" w:type="dxa"/>
+              <w:left w:w="160" w:type="dxa"/>
+              <w:right w:w="160" w:type="dxa"/>
+            </w:tcMar>
+          </w:tcPr>
+          <w:p>
+            <w:pPr>
+              <w:jc w:val="left"/>
+            </w:pPr>
+            <w:r>
+              <w:rPr>
+                <w:rFonts w:ascii="Segoe UI" w:hAnsi="Segoe UI"/>
+                <w:b/>
+                <w:i w:val="0"/>
+                <w:color w:val="FFFFFF"/>
+                <w:sz w:val="19"/>
+              </w:rPr>
+              <w:t>Test Suite / Verification Script</w:t>
+            </w:r>
+          </w:p>
+        </w:tc>
+        <w:tc>
+          <w:tcPr>
+            <w:tcW w:type="dxa" w:w="1728"/>
+            <w:shd w:fill="1B4332"/>
+            <w:tcMar>
+              <w:top w:w="140" w:type="dxa"/>
+              <w:bottom w:w="140" w:type="dxa"/>
+              <w:left w:w="160" w:type="dxa"/>
+              <w:right w:w="160" w:type="dxa"/>
+            </w:tcMar>
+          </w:tcPr>
+          <w:p>
+            <w:pPr>
+              <w:jc w:val="left"/>
+            </w:pPr>
+            <w:r>
+              <w:rPr>
+                <w:rFonts w:ascii="Segoe UI" w:hAnsi="Segoe UI"/>
+                <w:b/>
+                <w:i w:val="0"/>
+                <w:color w:val="FFFFFF"/>
+                <w:sz w:val="19"/>
+              </w:rPr>
+              <w:t>Verification Scope &amp; Stages</w:t>
+            </w:r>
+          </w:p>
+        </w:tc>
+        <w:tc>
+          <w:tcPr>
+            <w:tcW w:type="dxa" w:w="4464"/>
+            <w:shd w:fill="1B4332"/>
+            <w:tcMar>
+              <w:top w:w="140" w:type="dxa"/>
+              <w:bottom w:w="140" w:type="dxa"/>
+              <w:left w:w="160" w:type="dxa"/>
+              <w:right w:w="160" w:type="dxa"/>
+            </w:tcMar>
+          </w:tcPr>
+          <w:p>
+            <w:pPr>
+              <w:jc w:val="left"/>
+            </w:pPr>
+            <w:r>
+              <w:rPr>
+                <w:rFonts w:ascii="Segoe UI" w:hAnsi="Segoe UI"/>
+                <w:b/>
+                <w:i w:val="0"/>
+                <w:color w:val="FFFFFF"/>
+                <w:sz w:val="19"/>
+              </w:rPr>
+              <w:t>Target Assertions &amp; Status</w:t>
+            </w:r>
+          </w:p>
+        </w:tc>
+      </w:tr>
+      <w:tr>
+        <w:tc>
+          <w:tcPr>
+            <w:tcW w:type="dxa" w:w="3168"/>
+            <w:shd w:fill="FFFFFF"/>
+            <w:tcMar>
+              <w:top w:w="100" w:type="dxa"/>
+              <w:bottom w:w="100" w:type="dxa"/>
+              <w:left w:w="150" w:type="dxa"/>
+              <w:right w:w="150" w:type="dxa"/>
+            </w:tcMar>
+          </w:tcPr>
+          <w:p>
+            <w:pPr>
+              <w:jc w:val="left"/>
+            </w:pPr>
+            <w:r>
+              <w:rPr>
+                <w:rFonts w:ascii="Segoe UI" w:hAnsi="Segoe UI"/>
+                <w:b w:val="0"/>
+                <w:i w:val="0"/>
+                <w:color w:val="1E293B"/>
+                <w:sz w:val="18"/>
+              </w:rPr>
+              <w:t>test_master_all_6_modules_selenium.py</w:t>
+            </w:r>
+          </w:p>
+        </w:tc>
+        <w:tc>
+          <w:tcPr>
+            <w:tcW w:type="dxa" w:w="1728"/>
+            <w:shd w:fill="FFFFFF"/>
+            <w:tcMar>
+              <w:top w:w="100" w:type="dxa"/>
+              <w:bottom w:w="100" w:type="dxa"/>
+              <w:left w:w="150" w:type="dxa"/>
+              <w:right w:w="150" w:type="dxa"/>
+            </w:tcMar>
+          </w:tcPr>
+          <w:p>
+            <w:pPr>
+              <w:jc w:val="left"/>
+            </w:pPr>
+            <w:r>
+              <w:rPr>
+                <w:rFonts w:ascii="Segoe UI" w:hAnsi="Segoe UI"/>
+                <w:b w:val="0"/>
+                <w:i w:val="0"/>
+                <w:color w:val="1E293B"/>
+                <w:sz w:val="18"/>
+              </w:rPr>
+              <w:t>6 Stages (All 6 core billing modules)</w:t>
+            </w:r>
+          </w:p>
+        </w:tc>
+        <w:tc>
+          <w:tcPr>
+            <w:tcW w:type="dxa" w:w="4464"/>
+            <w:shd w:fill="FFFFFF"/>
+            <w:tcMar>
+              <w:top w:w="100" w:type="dxa"/>
+              <w:bottom w:w="100" w:type="dxa"/>
+              <w:left w:w="150" w:type="dxa"/>
+              <w:right w:w="150" w:type="dxa"/>
+            </w:tcMar>
+          </w:tcPr>
+          <w:p>
+            <w:pPr>
+              <w:jc w:val="left"/>
+            </w:pPr>
+            <w:r>
+              <w:rPr>
+                <w:rFonts w:ascii="Segoe UI" w:hAnsi="Segoe UI"/>
+                <w:b w:val="0"/>
+                <w:i w:val="0"/>
+                <w:color w:val="1E293B"/>
+                <w:sz w:val="18"/>
+              </w:rPr>
+              <w:t>100% PASS: Sales Bill, Purchase Bill, Supplier Debit Note, Customer Credit Note, Breakage Issue, Breakage Receive with series continuation.</w:t>
+            </w:r>
+          </w:p>
+        </w:tc>
+      </w:tr>
+      <w:tr>
+        <w:tc>
+          <w:tcPr>
+            <w:tcW w:type="dxa" w:w="3168"/>
+            <w:shd w:fill="F8FAF9"/>
+            <w:tcMar>
+              <w:top w:w="100" w:type="dxa"/>
+              <w:bottom w:w="100" w:type="dxa"/>
+              <w:left w:w="150" w:type="dxa"/>
+              <w:right w:w="150" w:type="dxa"/>
+            </w:tcMar>
+          </w:tcPr>
+          <w:p>
+            <w:pPr>
+              <w:jc w:val="left"/>
+            </w:pPr>
+            <w:r>
+              <w:rPr>
+                <w:rFonts w:ascii="Segoe UI" w:hAnsi="Segoe UI"/>
+                <w:b w:val="0"/>
+                <w:i w:val="0"/>
+                <w:color w:val="1E293B"/>
+                <w:sz w:val="18"/>
+              </w:rPr>
+              <w:t>test_reports_and_finance_selenium.py</w:t>
+            </w:r>
+          </w:p>
+        </w:tc>
+        <w:tc>
+          <w:tcPr>
+            <w:tcW w:type="dxa" w:w="1728"/>
+            <w:shd w:fill="F8FAF9"/>
+            <w:tcMar>
+              <w:top w:w="100" w:type="dxa"/>
+              <w:bottom w:w="100" w:type="dxa"/>
+              <w:left w:w="150" w:type="dxa"/>
+              <w:right w:w="150" w:type="dxa"/>
+            </w:tcMar>
+          </w:tcPr>
+          <w:p>
+            <w:pPr>
+              <w:jc w:val="left"/>
+            </w:pPr>
+            <w:r>
+              <w:rPr>
+                <w:rFonts w:ascii="Segoe UI" w:hAnsi="Segoe UI"/>
+                <w:b w:val="0"/>
+                <w:i w:val="0"/>
+                <w:color w:val="1E293B"/>
+                <w:sz w:val="18"/>
+              </w:rPr>
+              <w:t>8 Stages (Financial accounting suite)</w:t>
+            </w:r>
+          </w:p>
+        </w:tc>
+        <w:tc>
+          <w:tcPr>
+            <w:tcW w:type="dxa" w:w="4464"/>
+            <w:shd w:fill="F8FAF9"/>
+            <w:tcMar>
+              <w:top w:w="100" w:type="dxa"/>
+              <w:bottom w:w="100" w:type="dxa"/>
+              <w:left w:w="150" w:type="dxa"/>
+              <w:right w:w="150" w:type="dxa"/>
+            </w:tcMar>
+          </w:tcPr>
+          <w:p>
+            <w:pPr>
+              <w:jc w:val="left"/>
+            </w:pPr>
+            <w:r>
+              <w:rPr>
+                <w:rFonts w:ascii="Segoe UI" w:hAnsi="Segoe UI"/>
+                <w:b w:val="0"/>
+                <w:i w:val="0"/>
+                <w:color w:val="1E293B"/>
+                <w:sz w:val="18"/>
+              </w:rPr>
+              <w:t>100% PASS: Day Book, Ledger Statement, Trial Balance, P&amp;L, Balance Sheet, Bank Reconciliation, Report Designer.</w:t>
+            </w:r>
+          </w:p>
+        </w:tc>
+      </w:tr>
+      <w:tr>
+        <w:tc>
+          <w:tcPr>
+            <w:tcW w:type="dxa" w:w="3168"/>
+            <w:shd w:fill="FFFFFF"/>
+            <w:tcMar>
+              <w:top w:w="100" w:type="dxa"/>
+              <w:bottom w:w="100" w:type="dxa"/>
+              <w:left w:w="150" w:type="dxa"/>
+              <w:right w:w="150" w:type="dxa"/>
+            </w:tcMar>
+          </w:tcPr>
+          <w:p>
+            <w:pPr>
+              <w:jc w:val="left"/>
+            </w:pPr>
+            <w:r>
+              <w:rPr>
+                <w:rFonts w:ascii="Segoe UI" w:hAnsi="Segoe UI"/>
+                <w:b w:val="0"/>
+                <w:i w:val="0"/>
+                <w:color w:val="1E293B"/>
+                <w:sz w:val="18"/>
+              </w:rPr>
+              <w:t>test_gst_compliance_selenium.py</w:t>
+            </w:r>
+          </w:p>
+        </w:tc>
+        <w:tc>
+          <w:tcPr>
+            <w:tcW w:type="dxa" w:w="1728"/>
+            <w:shd w:fill="FFFFFF"/>
+            <w:tcMar>
+              <w:top w:w="100" w:type="dxa"/>
+              <w:bottom w:w="100" w:type="dxa"/>
+              <w:left w:w="150" w:type="dxa"/>
+              <w:right w:w="150" w:type="dxa"/>
+            </w:tcMar>
+          </w:tcPr>
+          <w:p>
+            <w:pPr>
+              <w:jc w:val="left"/>
+            </w:pPr>
+            <w:r>
+              <w:rPr>
+                <w:rFonts w:ascii="Segoe UI" w:hAnsi="Segoe UI"/>
+                <w:b w:val="0"/>
+                <w:i w:val="0"/>
+                <w:color w:val="1E293B"/>
+                <w:sz w:val="18"/>
+              </w:rPr>
+              <w:t>11 Stages (Statutory tax compliance)</w:t>
+            </w:r>
+          </w:p>
+        </w:tc>
+        <w:tc>
+          <w:tcPr>
+            <w:tcW w:type="dxa" w:w="4464"/>
+            <w:shd w:fill="FFFFFF"/>
+            <w:tcMar>
+              <w:top w:w="100" w:type="dxa"/>
+              <w:bottom w:w="100" w:type="dxa"/>
+              <w:left w:w="150" w:type="dxa"/>
+              <w:right w:w="150" w:type="dxa"/>
+            </w:tcMar>
+          </w:tcPr>
+          <w:p>
+            <w:pPr>
+              <w:jc w:val="left"/>
+            </w:pPr>
+            <w:r>
+              <w:rPr>
+                <w:rFonts w:ascii="Segoe UI" w:hAnsi="Segoe UI"/>
+                <w:b w:val="0"/>
+                <w:i w:val="0"/>
+                <w:color w:val="1E293B"/>
+                <w:sz w:val="18"/>
+              </w:rPr>
+              <w:t>100% PASS: GSTR-1 (Tables 4,7,9B,12,13), GSTR-2, GSTR-3B, Offline JSON export, E-Invoicing.</w:t>
+            </w:r>
+          </w:p>
+        </w:tc>
+      </w:tr>
+      <w:tr>
+        <w:tc>
+          <w:tcPr>
+            <w:tcW w:type="dxa" w:w="3168"/>
+            <w:shd w:fill="F8FAF9"/>
+            <w:tcMar>
+              <w:top w:w="100" w:type="dxa"/>
+              <w:bottom w:w="100" w:type="dxa"/>
+              <w:left w:w="150" w:type="dxa"/>
+              <w:right w:w="150" w:type="dxa"/>
+            </w:tcMar>
+          </w:tcPr>
+          <w:p>
+            <w:pPr>
+              <w:jc w:val="left"/>
+            </w:pPr>
+            <w:r>
+              <w:rPr>
+                <w:rFonts w:ascii="Segoe UI" w:hAnsi="Segoe UI"/>
+                <w:b w:val="0"/>
+                <w:i w:val="0"/>
+                <w:color w:val="1E293B"/>
+                <w:sz w:val="18"/>
+              </w:rPr>
+              <w:t>test_receipt_payment_settlement_selenium.py</w:t>
+            </w:r>
+          </w:p>
+        </w:tc>
+        <w:tc>
+          <w:tcPr>
+            <w:tcW w:type="dxa" w:w="1728"/>
+            <w:shd w:fill="F8FAF9"/>
+            <w:tcMar>
+              <w:top w:w="100" w:type="dxa"/>
+              <w:bottom w:w="100" w:type="dxa"/>
+              <w:left w:w="150" w:type="dxa"/>
+              <w:right w:w="150" w:type="dxa"/>
+            </w:tcMar>
+          </w:tcPr>
+          <w:p>
+            <w:pPr>
+              <w:jc w:val="left"/>
+            </w:pPr>
+            <w:r>
+              <w:rPr>
+                <w:rFonts w:ascii="Segoe UI" w:hAnsi="Segoe UI"/>
+                <w:b w:val="0"/>
+                <w:i w:val="0"/>
+                <w:color w:val="1E293B"/>
+                <w:sz w:val="18"/>
+              </w:rPr>
+              <w:t>6 Stages (Settlement &amp; FIFO engine)</w:t>
+            </w:r>
+          </w:p>
+        </w:tc>
+        <w:tc>
+          <w:tcPr>
+            <w:tcW w:type="dxa" w:w="4464"/>
+            <w:shd w:fill="F8FAF9"/>
+            <w:tcMar>
+              <w:top w:w="100" w:type="dxa"/>
+              <w:bottom w:w="100" w:type="dxa"/>
+              <w:left w:w="150" w:type="dxa"/>
+              <w:right w:w="150" w:type="dxa"/>
+            </w:tcMar>
+          </w:tcPr>
+          <w:p>
+            <w:pPr>
+              <w:jc w:val="left"/>
+            </w:pPr>
+            <w:r>
+              <w:rPr>
+                <w:rFonts w:ascii="Segoe UI" w:hAnsi="Segoe UI"/>
+                <w:b w:val="0"/>
+                <w:i w:val="0"/>
+                <w:color w:val="1E293B"/>
+                <w:sz w:val="18"/>
+              </w:rPr>
+              <w:t>100% PASS: Customer receipts [F6], FIFO auto-allocation [Alt+A], Supplier payments [F5], Ageing analysis.</w:t>
+            </w:r>
+          </w:p>
+        </w:tc>
+      </w:tr>
+      <w:tr>
+        <w:tc>
+          <w:tcPr>
+            <w:tcW w:type="dxa" w:w="3168"/>
+            <w:shd w:fill="FFFFFF"/>
+            <w:tcMar>
+              <w:top w:w="100" w:type="dxa"/>
+              <w:bottom w:w="100" w:type="dxa"/>
+              <w:left w:w="150" w:type="dxa"/>
+              <w:right w:w="150" w:type="dxa"/>
+            </w:tcMar>
+          </w:tcPr>
+          <w:p>
+            <w:pPr>
+              <w:jc w:val="left"/>
+            </w:pPr>
+            <w:r>
+              <w:rPr>
+                <w:rFonts w:ascii="Segoe UI" w:hAnsi="Segoe UI"/>
+                <w:b w:val="0"/>
+                <w:i w:val="0"/>
+                <w:color w:val="1E293B"/>
+                <w:sz w:val="18"/>
+              </w:rPr>
+              <w:t>test_journal_accrual_engine_selenium.py</w:t>
+            </w:r>
+          </w:p>
+        </w:tc>
+        <w:tc>
+          <w:tcPr>
+            <w:tcW w:type="dxa" w:w="1728"/>
+            <w:shd w:fill="FFFFFF"/>
+            <w:tcMar>
+              <w:top w:w="100" w:type="dxa"/>
+              <w:bottom w:w="100" w:type="dxa"/>
+              <w:left w:w="150" w:type="dxa"/>
+              <w:right w:w="150" w:type="dxa"/>
+            </w:tcMar>
+          </w:tcPr>
+          <w:p>
+            <w:pPr>
+              <w:jc w:val="left"/>
+            </w:pPr>
+            <w:r>
+              <w:rPr>
+                <w:rFonts w:ascii="Segoe UI" w:hAnsi="Segoe UI"/>
+                <w:b w:val="0"/>
+                <w:i w:val="0"/>
+                <w:color w:val="1E293B"/>
+                <w:sz w:val="18"/>
+              </w:rPr>
+              <w:t>6 Stages (Multi-leg journal cockpit)</w:t>
+            </w:r>
+          </w:p>
+        </w:tc>
+        <w:tc>
+          <w:tcPr>
+            <w:tcW w:type="dxa" w:w="4464"/>
+            <w:shd w:fill="FFFFFF"/>
+            <w:tcMar>
+              <w:top w:w="100" w:type="dxa"/>
+              <w:bottom w:w="100" w:type="dxa"/>
+              <w:left w:w="150" w:type="dxa"/>
+              <w:right w:w="150" w:type="dxa"/>
+            </w:tcMar>
+          </w:tcPr>
+          <w:p>
+            <w:pPr>
+              <w:jc w:val="left"/>
+            </w:pPr>
+            <w:r>
+              <w:rPr>
+                <w:rFonts w:ascii="Segoe UI" w:hAnsi="Segoe UI"/>
+                <w:b w:val="0"/>
+                <w:i w:val="0"/>
+                <w:color w:val="1E293B"/>
+                <w:sz w:val="18"/>
+              </w:rPr>
+              <w:t>100% PASS: Multi-leg entry, [Ctrl+B] Auto-Balance, accrual scheduler, 1-click reversal.</w:t>
+            </w:r>
+          </w:p>
+        </w:tc>
+      </w:tr>
+      <w:tr>
+        <w:tc>
+          <w:tcPr>
+            <w:tcW w:type="dxa" w:w="3168"/>
+            <w:shd w:fill="F8FAF9"/>
+            <w:tcMar>
+              <w:top w:w="100" w:type="dxa"/>
+              <w:bottom w:w="100" w:type="dxa"/>
+              <w:left w:w="150" w:type="dxa"/>
+              <w:right w:w="150" w:type="dxa"/>
+            </w:tcMar>
+          </w:tcPr>
+          <w:p>
+            <w:pPr>
+              <w:jc w:val="left"/>
+            </w:pPr>
+            <w:r>
+              <w:rPr>
+                <w:rFonts w:ascii="Segoe UI" w:hAnsi="Segoe UI"/>
+                <w:b w:val="0"/>
+                <w:i w:val="0"/>
+                <w:color w:val="1E293B"/>
+                <w:sz w:val="18"/>
+              </w:rPr>
+              <w:t>test_direct_expense_ui_selenium.py</w:t>
+            </w:r>
+          </w:p>
+        </w:tc>
+        <w:tc>
+          <w:tcPr>
+            <w:tcW w:type="dxa" w:w="1728"/>
+            <w:shd w:fill="F8FAF9"/>
+            <w:tcMar>
+              <w:top w:w="100" w:type="dxa"/>
+              <w:bottom w:w="100" w:type="dxa"/>
+              <w:left w:w="150" w:type="dxa"/>
+              <w:right w:w="150" w:type="dxa"/>
+            </w:tcMar>
+          </w:tcPr>
+          <w:p>
+            <w:pPr>
+              <w:jc w:val="left"/>
+            </w:pPr>
+            <w:r>
+              <w:rPr>
+                <w:rFonts w:ascii="Segoe UI" w:hAnsi="Segoe UI"/>
+                <w:b w:val="0"/>
+                <w:i w:val="0"/>
+                <w:color w:val="1E293B"/>
+                <w:sz w:val="18"/>
+              </w:rPr>
+              <w:t>8 Stages (Operational expense desk)</w:t>
+            </w:r>
+          </w:p>
+        </w:tc>
+        <w:tc>
+          <w:tcPr>
+            <w:tcW w:type="dxa" w:w="4464"/>
+            <w:shd w:fill="F8FAF9"/>
+            <w:tcMar>
+              <w:top w:w="100" w:type="dxa"/>
+              <w:bottom w:w="100" w:type="dxa"/>
+              <w:left w:w="150" w:type="dxa"/>
+              <w:right w:w="150" w:type="dxa"/>
+            </w:tcMar>
+          </w:tcPr>
+          <w:p>
+            <w:pPr>
+              <w:jc w:val="left"/>
+            </w:pPr>
+            <w:r>
+              <w:rPr>
+                <w:rFonts w:ascii="Segoe UI" w:hAnsi="Segoe UI"/>
+                <w:b w:val="0"/>
+                <w:i w:val="0"/>
+                <w:color w:val="1E293B"/>
+                <w:sz w:val="18"/>
+              </w:rPr>
+              <w:t>100% PASS: Direct expense form, live P&amp;L impact box, advance issuance, multi-line claim approval.</w:t>
+            </w:r>
+          </w:p>
+        </w:tc>
+      </w:tr>
+      <w:tr>
+        <w:tc>
+          <w:tcPr>
+            <w:tcW w:type="dxa" w:w="3168"/>
+            <w:shd w:fill="FFFFFF"/>
+            <w:tcMar>
+              <w:top w:w="100" w:type="dxa"/>
+              <w:bottom w:w="100" w:type="dxa"/>
+              <w:left w:w="150" w:type="dxa"/>
+              <w:right w:w="150" w:type="dxa"/>
+            </w:tcMar>
+          </w:tcPr>
+          <w:p>
+            <w:pPr>
+              <w:jc w:val="left"/>
+            </w:pPr>
+            <w:r>
+              <w:rPr>
+                <w:rFonts w:ascii="Segoe UI" w:hAnsi="Segoe UI"/>
+                <w:b w:val="0"/>
+                <w:i w:val="0"/>
+                <w:color w:val="1E293B"/>
+                <w:sz w:val="18"/>
+              </w:rPr>
+              <w:t>test_fixed_assets_selenium.py</w:t>
+            </w:r>
+          </w:p>
+        </w:tc>
+        <w:tc>
+          <w:tcPr>
+            <w:tcW w:type="dxa" w:w="1728"/>
+            <w:shd w:fill="FFFFFF"/>
+            <w:tcMar>
+              <w:top w:w="100" w:type="dxa"/>
+              <w:bottom w:w="100" w:type="dxa"/>
+              <w:left w:w="150" w:type="dxa"/>
+              <w:right w:w="150" w:type="dxa"/>
+            </w:tcMar>
+          </w:tcPr>
+          <w:p>
+            <w:pPr>
+              <w:jc w:val="left"/>
+            </w:pPr>
+            <w:r>
+              <w:rPr>
+                <w:rFonts w:ascii="Segoe UI" w:hAnsi="Segoe UI"/>
+                <w:b w:val="0"/>
+                <w:i w:val="0"/>
+                <w:color w:val="1E293B"/>
+                <w:sz w:val="18"/>
+              </w:rPr>
+              <w:t>5 Stages (Fixed assets &amp; depreciation)</w:t>
+            </w:r>
+          </w:p>
+        </w:tc>
+        <w:tc>
+          <w:tcPr>
+            <w:tcW w:type="dxa" w:w="4464"/>
+            <w:shd w:fill="FFFFFF"/>
+            <w:tcMar>
+              <w:top w:w="100" w:type="dxa"/>
+              <w:bottom w:w="100" w:type="dxa"/>
+              <w:left w:w="150" w:type="dxa"/>
+              <w:right w:w="150" w:type="dxa"/>
+            </w:tcMar>
+          </w:tcPr>
+          <w:p>
+            <w:pPr>
+              <w:jc w:val="left"/>
+            </w:pPr>
+            <w:r>
+              <w:rPr>
+                <w:rFonts w:ascii="Segoe UI" w:hAnsi="Segoe UI"/>
+                <w:b w:val="0"/>
+                <w:i w:val="0"/>
+                <w:color w:val="1E293B"/>
+                <w:sz w:val="18"/>
+              </w:rPr>
+              <w:t>100% PASS: Asset registration, WDV/SLM depreciation run, GL journal generation, P&amp;L deduction.</w:t>
+            </w:r>
+          </w:p>
+        </w:tc>
+      </w:tr>
+      <w:tr>
+        <w:tc>
+          <w:tcPr>
+            <w:tcW w:type="dxa" w:w="3168"/>
+            <w:shd w:fill="F8FAF9"/>
+            <w:tcMar>
+              <w:top w:w="100" w:type="dxa"/>
+              <w:bottom w:w="100" w:type="dxa"/>
+              <w:left w:w="150" w:type="dxa"/>
+              <w:right w:w="150" w:type="dxa"/>
+            </w:tcMar>
+          </w:tcPr>
+          <w:p>
+            <w:pPr>
+              <w:jc w:val="left"/>
+            </w:pPr>
+            <w:r>
+              <w:rPr>
+                <w:rFonts w:ascii="Segoe UI" w:hAnsi="Segoe UI"/>
+                <w:b w:val="0"/>
+                <w:i w:val="0"/>
+                <w:color w:val="1E293B"/>
+                <w:sz w:val="18"/>
+              </w:rPr>
+              <w:t>test_bank_recon_cash_selenium.py</w:t>
+            </w:r>
+          </w:p>
+        </w:tc>
+        <w:tc>
+          <w:tcPr>
+            <w:tcW w:type="dxa" w:w="1728"/>
+            <w:shd w:fill="F8FAF9"/>
+            <w:tcMar>
+              <w:top w:w="100" w:type="dxa"/>
+              <w:bottom w:w="100" w:type="dxa"/>
+              <w:left w:w="150" w:type="dxa"/>
+              <w:right w:w="150" w:type="dxa"/>
+            </w:tcMar>
+          </w:tcPr>
+          <w:p>
+            <w:pPr>
+              <w:jc w:val="left"/>
+            </w:pPr>
+            <w:r>
+              <w:rPr>
+                <w:rFonts w:ascii="Segoe UI" w:hAnsi="Segoe UI"/>
+                <w:b w:val="0"/>
+                <w:i w:val="0"/>
+                <w:color w:val="1E293B"/>
+                <w:sz w:val="18"/>
+              </w:rPr>
+              <w:t>6 Stages (BRS &amp; cash drawer control)</w:t>
+            </w:r>
+          </w:p>
+        </w:tc>
+        <w:tc>
+          <w:tcPr>
+            <w:tcW w:type="dxa" w:w="4464"/>
+            <w:shd w:fill="F8FAF9"/>
+            <w:tcMar>
+              <w:top w:w="100" w:type="dxa"/>
+              <w:bottom w:w="100" w:type="dxa"/>
+              <w:left w:w="150" w:type="dxa"/>
+              <w:right w:w="150" w:type="dxa"/>
+            </w:tcMar>
+          </w:tcPr>
+          <w:p>
+            <w:pPr>
+              <w:jc w:val="left"/>
+            </w:pPr>
+            <w:r>
+              <w:rPr>
+                <w:rFonts w:ascii="Segoe UI" w:hAnsi="Segoe UI"/>
+                <w:b w:val="0"/>
+                <w:i w:val="0"/>
+                <w:color w:val="1E293B"/>
+                <w:sz w:val="18"/>
+              </w:rPr>
+              <w:t>100% PASS: BRS workbench, tolerance auto-matching, cash denomination tally counting, discrepancy audit.</w:t>
+            </w:r>
+          </w:p>
+        </w:tc>
+      </w:tr>
+      <w:tr>
+        <w:tc>
+          <w:tcPr>
+            <w:tcW w:type="dxa" w:w="3168"/>
+            <w:shd w:fill="FFFFFF"/>
+            <w:tcMar>
+              <w:top w:w="100" w:type="dxa"/>
+              <w:bottom w:w="100" w:type="dxa"/>
+              <w:left w:w="150" w:type="dxa"/>
+              <w:right w:w="150" w:type="dxa"/>
+            </w:tcMar>
+          </w:tcPr>
+          <w:p>
+            <w:pPr>
+              <w:jc w:val="left"/>
+            </w:pPr>
+            <w:r>
+              <w:rPr>
+                <w:rFonts w:ascii="Segoe UI" w:hAnsi="Segoe UI"/>
+                <w:b w:val="0"/>
+                <w:i w:val="0"/>
+                <w:color w:val="1E293B"/>
+                <w:sz w:val="18"/>
+              </w:rPr>
+              <w:t>test_dashboard_bi_control_center_selenium.py</w:t>
+            </w:r>
+          </w:p>
+        </w:tc>
+        <w:tc>
+          <w:tcPr>
+            <w:tcW w:type="dxa" w:w="1728"/>
+            <w:shd w:fill="FFFFFF"/>
+            <w:tcMar>
+              <w:top w:w="100" w:type="dxa"/>
+              <w:bottom w:w="100" w:type="dxa"/>
+              <w:left w:w="150" w:type="dxa"/>
+              <w:right w:w="150" w:type="dxa"/>
+            </w:tcMar>
+          </w:tcPr>
+          <w:p>
+            <w:pPr>
+              <w:jc w:val="left"/>
+            </w:pPr>
+            <w:r>
+              <w:rPr>
+                <w:rFonts w:ascii="Segoe UI" w:hAnsi="Segoe UI"/>
+                <w:b w:val="0"/>
+                <w:i w:val="0"/>
+                <w:color w:val="1E293B"/>
+                <w:sz w:val="18"/>
+              </w:rPr>
+              <w:t>7 Stages (Executive BI control center)</w:t>
+            </w:r>
+          </w:p>
+        </w:tc>
+        <w:tc>
+          <w:tcPr>
+            <w:tcW w:type="dxa" w:w="4464"/>
+            <w:shd w:fill="FFFFFF"/>
+            <w:tcMar>
+              <w:top w:w="100" w:type="dxa"/>
+              <w:bottom w:w="100" w:type="dxa"/>
+              <w:left w:w="150" w:type="dxa"/>
+              <w:right w:w="150" w:type="dxa"/>
+            </w:tcMar>
+          </w:tcPr>
+          <w:p>
+            <w:pPr>
+              <w:jc w:val="left"/>
+            </w:pPr>
+            <w:r>
+              <w:rPr>
+                <w:rFonts w:ascii="Segoe UI" w:hAnsi="Segoe UI"/>
+                <w:b w:val="0"/>
+                <w:i w:val="0"/>
+                <w:color w:val="1E293B"/>
+                <w:sz w:val="18"/>
+              </w:rPr>
+              <w:t>100% PASS: Counter workbench, Executive BI strip, area trends, Opex donut, territory map modal.</w:t>
+            </w:r>
+          </w:p>
+        </w:tc>
+      </w:tr>
+      <w:tr>
+        <w:tc>
+          <w:tcPr>
+            <w:tcW w:type="dxa" w:w="3168"/>
+            <w:shd w:fill="F8FAF9"/>
+            <w:tcMar>
+              <w:top w:w="100" w:type="dxa"/>
+              <w:bottom w:w="100" w:type="dxa"/>
+              <w:left w:w="150" w:type="dxa"/>
+              <w:right w:w="150" w:type="dxa"/>
+            </w:tcMar>
+          </w:tcPr>
+          <w:p>
+            <w:pPr>
+              <w:jc w:val="left"/>
+            </w:pPr>
+            <w:r>
+              <w:rPr>
+                <w:rFonts w:ascii="Segoe UI" w:hAnsi="Segoe UI"/>
+                <w:b w:val="0"/>
+                <w:i w:val="0"/>
+                <w:color w:val="1E293B"/>
+                <w:sz w:val="18"/>
+              </w:rPr>
+              <w:t>test_workflow_approval_automation_selenium.py</w:t>
+            </w:r>
+          </w:p>
+        </w:tc>
+        <w:tc>
+          <w:tcPr>
+            <w:tcW w:type="dxa" w:w="1728"/>
+            <w:shd w:fill="F8FAF9"/>
+            <w:tcMar>
+              <w:top w:w="100" w:type="dxa"/>
+              <w:bottom w:w="100" w:type="dxa"/>
+              <w:left w:w="150" w:type="dxa"/>
+              <w:right w:w="150" w:type="dxa"/>
+            </w:tcMar>
+          </w:tcPr>
+          <w:p>
+            <w:pPr>
+              <w:jc w:val="left"/>
+            </w:pPr>
+            <w:r>
+              <w:rPr>
+                <w:rFonts w:ascii="Segoe UI" w:hAnsi="Segoe UI"/>
+                <w:b w:val="0"/>
+                <w:i w:val="0"/>
+                <w:color w:val="1E293B"/>
+                <w:sz w:val="18"/>
+              </w:rPr>
+              <w:t>10 Stages (Workflow automation engine)</w:t>
+            </w:r>
+          </w:p>
+        </w:tc>
+        <w:tc>
+          <w:tcPr>
+            <w:tcW w:type="dxa" w:w="4464"/>
+            <w:shd w:fill="F8FAF9"/>
+            <w:tcMar>
+              <w:top w:w="100" w:type="dxa"/>
+              <w:bottom w:w="100" w:type="dxa"/>
+              <w:left w:w="150" w:type="dxa"/>
+              <w:right w:w="150" w:type="dxa"/>
+            </w:tcMar>
+          </w:tcPr>
+          <w:p>
+            <w:pPr>
+              <w:jc w:val="left"/>
+            </w:pPr>
+            <w:r>
+              <w:rPr>
+                <w:rFonts w:ascii="Segoe UI" w:hAnsi="Segoe UI"/>
+                <w:b w:val="0"/>
+                <w:i w:val="0"/>
+                <w:color w:val="1E293B"/>
+                <w:sz w:val="18"/>
+              </w:rPr>
+              <w:t>100% PASS: Universal trigger, [F4] Inbox, Maker-Checker 403 enforcement, rejection modal, designer simulator, SLA monitor.</w:t>
+            </w:r>
+          </w:p>
+        </w:tc>
+      </w:tr>
+      <w:tr>
+        <w:tc>
+          <w:tcPr>
+            <w:tcW w:type="dxa" w:w="3168"/>
+            <w:shd w:fill="FFFFFF"/>
+            <w:tcMar>
+              <w:top w:w="100" w:type="dxa"/>
+              <w:bottom w:w="100" w:type="dxa"/>
+              <w:left w:w="150" w:type="dxa"/>
+              <w:right w:w="150" w:type="dxa"/>
+            </w:tcMar>
+          </w:tcPr>
+          <w:p>
+            <w:pPr>
+              <w:jc w:val="left"/>
+            </w:pPr>
+            <w:r>
+              <w:rPr>
+                <w:rFonts w:ascii="Segoe UI" w:hAnsi="Segoe UI"/>
+                <w:b w:val="0"/>
+                <w:i w:val="0"/>
+                <w:color w:val="1E293B"/>
+                <w:sz w:val="18"/>
+              </w:rPr>
+              <w:t>test_audit_governance_selenium.py</w:t>
+            </w:r>
+          </w:p>
+        </w:tc>
+        <w:tc>
+          <w:tcPr>
+            <w:tcW w:type="dxa" w:w="1728"/>
+            <w:shd w:fill="FFFFFF"/>
+            <w:tcMar>
+              <w:top w:w="100" w:type="dxa"/>
+              <w:bottom w:w="100" w:type="dxa"/>
+              <w:left w:w="150" w:type="dxa"/>
+              <w:right w:w="150" w:type="dxa"/>
+            </w:tcMar>
+          </w:tcPr>
+          <w:p>
+            <w:pPr>
+              <w:jc w:val="left"/>
+            </w:pPr>
+            <w:r>
+              <w:rPr>
+                <w:rFonts w:ascii="Segoe UI" w:hAnsi="Segoe UI"/>
+                <w:b w:val="0"/>
+                <w:i w:val="0"/>
+                <w:color w:val="1E293B"/>
+                <w:sz w:val="18"/>
+              </w:rPr>
+              <w:t>10 Stages (Audit trail &amp; data governance)</w:t>
+            </w:r>
+          </w:p>
+        </w:tc>
+        <w:tc>
+          <w:tcPr>
+            <w:tcW w:type="dxa" w:w="4464"/>
+            <w:shd w:fill="FFFFFF"/>
+            <w:tcMar>
+              <w:top w:w="100" w:type="dxa"/>
+              <w:bottom w:w="100" w:type="dxa"/>
+              <w:left w:w="150" w:type="dxa"/>
+              <w:right w:w="150" w:type="dxa"/>
+            </w:tcMar>
+          </w:tcPr>
+          <w:p>
+            <w:pPr>
+              <w:jc w:val="left"/>
+            </w:pPr>
+            <w:r>
+              <w:rPr>
+                <w:rFonts w:ascii="Segoe UI" w:hAnsi="Segoe UI"/>
+                <w:b w:val="0"/>
+                <w:i w:val="0"/>
+                <w:color w:val="1E293B"/>
+                <w:sz w:val="18"/>
+              </w:rPr>
+              <w:t>100% PASS: Cryptographic SHA-256 hash chaining, diff drawer, seal validation, retention policies, legal holds, forensic anomalies, evidence pack.</w:t>
+            </w:r>
+          </w:p>
+        </w:tc>
+      </w:tr>
+      <w:tr>
+        <w:tc>
+          <w:tcPr>
+            <w:tcW w:type="dxa" w:w="3168"/>
+            <w:shd w:fill="F8FAF9"/>
+            <w:tcMar>
+              <w:top w:w="100" w:type="dxa"/>
+              <w:bottom w:w="100" w:type="dxa"/>
+              <w:left w:w="150" w:type="dxa"/>
+              <w:right w:w="150" w:type="dxa"/>
+            </w:tcMar>
+          </w:tcPr>
+          <w:p>
+            <w:pPr>
+              <w:jc w:val="left"/>
+            </w:pPr>
+            <w:r>
+              <w:rPr>
+                <w:rFonts w:ascii="Segoe UI" w:hAnsi="Segoe UI"/>
+                <w:b w:val="0"/>
+                <w:i w:val="0"/>
+                <w:color w:val="1E293B"/>
+                <w:sz w:val="18"/>
+              </w:rPr>
+              <w:t>test_cargo_consignment_selenium.py</w:t>
+            </w:r>
+          </w:p>
+        </w:tc>
+        <w:tc>
+          <w:tcPr>
+            <w:tcW w:type="dxa" w:w="1728"/>
+            <w:shd w:fill="F8FAF9"/>
+            <w:tcMar>
+              <w:top w:w="100" w:type="dxa"/>
+              <w:bottom w:w="100" w:type="dxa"/>
+              <w:left w:w="150" w:type="dxa"/>
+              <w:right w:w="150" w:type="dxa"/>
+            </w:tcMar>
+          </w:tcPr>
+          <w:p>
+            <w:pPr>
+              <w:jc w:val="left"/>
+            </w:pPr>
+            <w:r>
+              <w:rPr>
+                <w:rFonts w:ascii="Segoe UI" w:hAnsi="Segoe UI"/>
+                <w:b w:val="0"/>
+                <w:i w:val="0"/>
+                <w:color w:val="1E293B"/>
+                <w:sz w:val="18"/>
+              </w:rPr>
+              <w:t>10 Stages (Cargo &amp; consignment engine)</w:t>
+            </w:r>
+          </w:p>
+        </w:tc>
+        <w:tc>
+          <w:tcPr>
+            <w:tcW w:type="dxa" w:w="4464"/>
+            <w:shd w:fill="F8FAF9"/>
+            <w:tcMar>
+              <w:top w:w="100" w:type="dxa"/>
+              <w:bottom w:w="100" w:type="dxa"/>
+              <w:left w:w="150" w:type="dxa"/>
+              <w:right w:w="150" w:type="dxa"/>
+            </w:tcMar>
+          </w:tcPr>
+          <w:p>
+            <w:pPr>
+              <w:jc w:val="left"/>
+            </w:pPr>
+            <w:r>
+              <w:rPr>
+                <w:rFonts w:ascii="Segoe UI" w:hAnsi="Segoe UI"/>
+                <w:b w:val="0"/>
+                <w:i w:val="0"/>
+                <w:color w:val="1E293B"/>
+                <w:sz w:val="18"/>
+              </w:rPr>
+              <w:t>100% PASS: Consignment registry, volumetric CBM, [Ctrl+1] Board, drawer inspection, cost center combined toggle, 4-eyes POD &amp; exception claims.</w:t>
+            </w:r>
+          </w:p>
+        </w:tc>
+      </w:tr>
+      <w:tr>
+        <w:tc>
+          <w:tcPr>
+            <w:tcW w:type="dxa" w:w="3168"/>
+            <w:shd w:fill="FFFFFF"/>
+            <w:tcMar>
+              <w:top w:w="100" w:type="dxa"/>
+              <w:bottom w:w="100" w:type="dxa"/>
+              <w:left w:w="150" w:type="dxa"/>
+              <w:right w:w="150" w:type="dxa"/>
+            </w:tcMar>
+          </w:tcPr>
+          <w:p>
+            <w:pPr>
+              <w:jc w:val="left"/>
+            </w:pPr>
+            <w:r>
+              <w:rPr>
+                <w:rFonts w:ascii="Segoe UI" w:hAnsi="Segoe UI"/>
+                <w:b w:val="0"/>
+                <w:i w:val="0"/>
+                <w:color w:val="1E293B"/>
+                <w:sz w:val="18"/>
+              </w:rPr>
+              <w:t>test_esc_navigation_and_cargo_flow_selenium.py</w:t>
+            </w:r>
+          </w:p>
+        </w:tc>
+        <w:tc>
+          <w:tcPr>
+            <w:tcW w:type="dxa" w:w="1728"/>
+            <w:shd w:fill="FFFFFF"/>
+            <w:tcMar>
+              <w:top w:w="100" w:type="dxa"/>
+              <w:bottom w:w="100" w:type="dxa"/>
+              <w:left w:w="150" w:type="dxa"/>
+              <w:right w:w="150" w:type="dxa"/>
+            </w:tcMar>
+          </w:tcPr>
+          <w:p>
+            <w:pPr>
+              <w:jc w:val="left"/>
+            </w:pPr>
+            <w:r>
+              <w:rPr>
+                <w:rFonts w:ascii="Segoe UI" w:hAnsi="Segoe UI"/>
+                <w:b w:val="0"/>
+                <w:i w:val="0"/>
+                <w:color w:val="1E293B"/>
+                <w:sz w:val="18"/>
+              </w:rPr>
+              <w:t>10 Stages (Escape lifecycle &amp; workflows)</w:t>
+            </w:r>
+          </w:p>
+        </w:tc>
+        <w:tc>
+          <w:tcPr>
+            <w:tcW w:type="dxa" w:w="4464"/>
+            <w:shd w:fill="FFFFFF"/>
+            <w:tcMar>
+              <w:top w:w="100" w:type="dxa"/>
+              <w:bottom w:w="100" w:type="dxa"/>
+              <w:left w:w="150" w:type="dxa"/>
+              <w:right w:w="150" w:type="dxa"/>
+            </w:tcMar>
+          </w:tcPr>
+          <w:p>
+            <w:pPr>
+              <w:jc w:val="left"/>
+            </w:pPr>
+            <w:r>
+              <w:rPr>
+                <w:rFonts w:ascii="Segoe UI" w:hAnsi="Segoe UI"/>
+                <w:b w:val="0"/>
+                <w:i w:val="0"/>
+                <w:color w:val="1E293B"/>
+                <w:sz w:val="18"/>
+              </w:rPr>
+              <w:t>100% PASS: Universal Esc key navigation, Home Screen exit modal, header workflows dropdown, and quick launcher tiles.</w:t>
+            </w:r>
+          </w:p>
+        </w:tc>
+      </w:tr>
+      <w:tr>
+        <w:tc>
+          <w:tcPr>
+            <w:tcW w:type="dxa" w:w="3168"/>
+            <w:shd w:fill="F8FAF9"/>
+            <w:tcMar>
+              <w:top w:w="100" w:type="dxa"/>
+              <w:bottom w:w="100" w:type="dxa"/>
+              <w:left w:w="150" w:type="dxa"/>
+              <w:right w:w="150" w:type="dxa"/>
+            </w:tcMar>
+          </w:tcPr>
+          <w:p>
+            <w:pPr>
+              <w:jc w:val="left"/>
+            </w:pPr>
+            <w:r>
+              <w:rPr>
+                <w:rFonts w:ascii="Segoe UI" w:hAnsi="Segoe UI"/>
+                <w:b w:val="0"/>
+                <w:i w:val="0"/>
+                <w:color w:val="1E293B"/>
+                <w:sz w:val="18"/>
+              </w:rPr>
+              <w:t>verify_live_vercel_receipt_payment_audit.py</w:t>
+            </w:r>
+          </w:p>
+        </w:tc>
+        <w:tc>
+          <w:tcPr>
+            <w:tcW w:type="dxa" w:w="1728"/>
+            <w:shd w:fill="F8FAF9"/>
+            <w:tcMar>
+              <w:top w:w="100" w:type="dxa"/>
+              <w:bottom w:w="100" w:type="dxa"/>
+              <w:left w:w="150" w:type="dxa"/>
+              <w:right w:w="150" w:type="dxa"/>
+            </w:tcMar>
+          </w:tcPr>
+          <w:p>
+            <w:pPr>
+              <w:jc w:val="left"/>
+            </w:pPr>
+            <w:r>
+              <w:rPr>
+                <w:rFonts w:ascii="Segoe UI" w:hAnsi="Segoe UI"/>
+                <w:b w:val="0"/>
+                <w:i w:val="0"/>
+                <w:color w:val="1E293B"/>
+                <w:sz w:val="18"/>
+              </w:rPr>
+              <w:t>10 Stages (Live cloud production audit)</w:t>
+            </w:r>
+          </w:p>
+        </w:tc>
+        <w:tc>
+          <w:tcPr>
+            <w:tcW w:type="dxa" w:w="4464"/>
+            <w:shd w:fill="F8FAF9"/>
+            <w:tcMar>
+              <w:top w:w="100" w:type="dxa"/>
+              <w:bottom w:w="100" w:type="dxa"/>
+              <w:left w:w="150" w:type="dxa"/>
+              <w:right w:w="150" w:type="dxa"/>
+            </w:tcMar>
+          </w:tcPr>
+          <w:p>
+            <w:pPr>
+              <w:jc w:val="left"/>
+            </w:pPr>
+            <w:r>
+              <w:rPr>
+                <w:rFonts w:ascii="Segoe UI" w:hAnsi="Segoe UI"/>
+                <w:b w:val="0"/>
+                <w:i w:val="0"/>
+                <w:color w:val="1E293B"/>
+                <w:sz w:val="18"/>
+              </w:rPr>
+              <w:t>100% PASS: Live production verification on https://erp-rho-three.vercel.app with zero regressions and complete visual screenshot artifacts.</w:t>
+            </w:r>
+          </w:p>
+        </w:tc>
+      </w:tr>
+    </w:tbl>
+    <w:p>
+      <w:pPr>
+        <w:spacing w:after="240"/>
       </w:pPr>
     </w:p>
     <w:sectPr>

--- a/ERP_ENTERPRISE_SYSTEM_COMPLETE_SOFTWARE_MASTER_WALKTHROUGH.docx
+++ b/ERP_ENTERPRISE_SYSTEM_COMPLETE_SOFTWARE_MASTER_WALKTHROUGH.docx
@@ -17303,6 +17303,776 @@
           </w:p>
         </w:tc>
       </w:tr>
+      <w:tr>
+        <w:tc>
+          <w:tcPr>
+            <w:tcW w:type="dxa" w:w="2160"/>
+            <w:shd w:fill="FFFFFF"/>
+            <w:tcMar>
+              <w:top w:w="100" w:type="dxa"/>
+              <w:bottom w:w="100" w:type="dxa"/>
+              <w:left w:w="150" w:type="dxa"/>
+              <w:right w:w="150" w:type="dxa"/>
+            </w:tcMar>
+          </w:tcPr>
+          <w:p>
+            <w:pPr>
+              <w:jc w:val="left"/>
+            </w:pPr>
+            <w:r>
+              <w:rPr>
+                <w:rFonts w:ascii="Segoe UI" w:hAnsi="Segoe UI"/>
+                <w:b w:val="0"/>
+                <w:i w:val="0"/>
+                <w:color w:val="1E293B"/>
+                <w:sz w:val="18"/>
+              </w:rPr>
+              <w:t>Counter Workbench (/)</w:t>
+            </w:r>
+          </w:p>
+        </w:tc>
+        <w:tc>
+          <w:tcPr>
+            <w:tcW w:type="dxa" w:w="2592"/>
+            <w:shd w:fill="FFFFFF"/>
+            <w:tcMar>
+              <w:top w:w="100" w:type="dxa"/>
+              <w:bottom w:w="100" w:type="dxa"/>
+              <w:left w:w="150" w:type="dxa"/>
+              <w:right w:w="150" w:type="dxa"/>
+            </w:tcMar>
+          </w:tcPr>
+          <w:p>
+            <w:pPr>
+              <w:jc w:val="left"/>
+            </w:pPr>
+            <w:r>
+              <w:rPr>
+                <w:rFonts w:ascii="Segoe UI" w:hAnsi="Segoe UI"/>
+                <w:b w:val="0"/>
+                <w:i w:val="0"/>
+                <w:color w:val="1E293B"/>
+                <w:sz w:val="18"/>
+              </w:rPr>
+              <w:t>#hub-btn-freight-management</w:t>
+            </w:r>
+          </w:p>
+        </w:tc>
+        <w:tc>
+          <w:tcPr>
+            <w:tcW w:type="dxa" w:w="1584"/>
+            <w:shd w:fill="FFFFFF"/>
+            <w:tcMar>
+              <w:top w:w="100" w:type="dxa"/>
+              <w:bottom w:w="100" w:type="dxa"/>
+              <w:left w:w="150" w:type="dxa"/>
+              <w:right w:w="150" w:type="dxa"/>
+            </w:tcMar>
+          </w:tcPr>
+          <w:p>
+            <w:pPr>
+              <w:jc w:val="left"/>
+            </w:pPr>
+            <w:r>
+              <w:rPr>
+                <w:rFonts w:ascii="Segoe UI" w:hAnsi="Segoe UI"/>
+                <w:b w:val="0"/>
+                <w:i w:val="0"/>
+                <w:color w:val="1E293B"/>
+                <w:sz w:val="18"/>
+              </w:rPr>
+              <w:t>Button [Ctrl+2]</w:t>
+            </w:r>
+          </w:p>
+        </w:tc>
+        <w:tc>
+          <w:tcPr>
+            <w:tcW w:type="dxa" w:w="3024"/>
+            <w:shd w:fill="FFFFFF"/>
+            <w:tcMar>
+              <w:top w:w="100" w:type="dxa"/>
+              <w:bottom w:w="100" w:type="dxa"/>
+              <w:left w:w="150" w:type="dxa"/>
+              <w:right w:w="150" w:type="dxa"/>
+            </w:tcMar>
+          </w:tcPr>
+          <w:p>
+            <w:pPr>
+              <w:jc w:val="left"/>
+            </w:pPr>
+            <w:r>
+              <w:rPr>
+                <w:rFonts w:ascii="Segoe UI" w:hAnsi="Segoe UI"/>
+                <w:b w:val="0"/>
+                <w:i w:val="0"/>
+                <w:color w:val="1E293B"/>
+                <w:sz w:val="18"/>
+              </w:rPr>
+              <w:t>Quick launcher navigating to Freight &amp; Rates Master (/freight/contracts).</w:t>
+            </w:r>
+          </w:p>
+        </w:tc>
+      </w:tr>
+      <w:tr>
+        <w:tc>
+          <w:tcPr>
+            <w:tcW w:type="dxa" w:w="2160"/>
+            <w:shd w:fill="F8FAF9"/>
+            <w:tcMar>
+              <w:top w:w="100" w:type="dxa"/>
+              <w:bottom w:w="100" w:type="dxa"/>
+              <w:left w:w="150" w:type="dxa"/>
+              <w:right w:w="150" w:type="dxa"/>
+            </w:tcMar>
+          </w:tcPr>
+          <w:p>
+            <w:pPr>
+              <w:jc w:val="left"/>
+            </w:pPr>
+            <w:r>
+              <w:rPr>
+                <w:rFonts w:ascii="Segoe UI" w:hAnsi="Segoe UI"/>
+                <w:b w:val="0"/>
+                <w:i w:val="0"/>
+                <w:color w:val="1E293B"/>
+                <w:sz w:val="18"/>
+              </w:rPr>
+              <w:t>Freight Rate Master (/freight/contracts)</w:t>
+            </w:r>
+          </w:p>
+        </w:tc>
+        <w:tc>
+          <w:tcPr>
+            <w:tcW w:type="dxa" w:w="2592"/>
+            <w:shd w:fill="F8FAF9"/>
+            <w:tcMar>
+              <w:top w:w="100" w:type="dxa"/>
+              <w:bottom w:w="100" w:type="dxa"/>
+              <w:left w:w="150" w:type="dxa"/>
+              <w:right w:w="150" w:type="dxa"/>
+            </w:tcMar>
+          </w:tcPr>
+          <w:p>
+            <w:pPr>
+              <w:jc w:val="left"/>
+            </w:pPr>
+            <w:r>
+              <w:rPr>
+                <w:rFonts w:ascii="Segoe UI" w:hAnsi="Segoe UI"/>
+                <w:b w:val="0"/>
+                <w:i w:val="0"/>
+                <w:color w:val="1E293B"/>
+                <w:sz w:val="18"/>
+              </w:rPr>
+              <w:t>#kpi-active-contracts</w:t>
+            </w:r>
+          </w:p>
+        </w:tc>
+        <w:tc>
+          <w:tcPr>
+            <w:tcW w:type="dxa" w:w="1584"/>
+            <w:shd w:fill="F8FAF9"/>
+            <w:tcMar>
+              <w:top w:w="100" w:type="dxa"/>
+              <w:bottom w:w="100" w:type="dxa"/>
+              <w:left w:w="150" w:type="dxa"/>
+              <w:right w:w="150" w:type="dxa"/>
+            </w:tcMar>
+          </w:tcPr>
+          <w:p>
+            <w:pPr>
+              <w:jc w:val="left"/>
+            </w:pPr>
+            <w:r>
+              <w:rPr>
+                <w:rFonts w:ascii="Segoe UI" w:hAnsi="Segoe UI"/>
+                <w:b w:val="0"/>
+                <w:i w:val="0"/>
+                <w:color w:val="1E293B"/>
+                <w:sz w:val="18"/>
+              </w:rPr>
+              <w:t>Card</w:t>
+            </w:r>
+          </w:p>
+        </w:tc>
+        <w:tc>
+          <w:tcPr>
+            <w:tcW w:type="dxa" w:w="3024"/>
+            <w:shd w:fill="F8FAF9"/>
+            <w:tcMar>
+              <w:top w:w="100" w:type="dxa"/>
+              <w:bottom w:w="100" w:type="dxa"/>
+              <w:left w:w="150" w:type="dxa"/>
+              <w:right w:w="150" w:type="dxa"/>
+            </w:tcMar>
+          </w:tcPr>
+          <w:p>
+            <w:pPr>
+              <w:jc w:val="left"/>
+            </w:pPr>
+            <w:r>
+              <w:rPr>
+                <w:rFonts w:ascii="Segoe UI" w:hAnsi="Segoe UI"/>
+                <w:b w:val="0"/>
+                <w:i w:val="0"/>
+                <w:color w:val="1E293B"/>
+                <w:sz w:val="18"/>
+              </w:rPr>
+              <w:t>Displays total active transporter rate contracts with tiered slabs.</w:t>
+            </w:r>
+          </w:p>
+        </w:tc>
+      </w:tr>
+      <w:tr>
+        <w:tc>
+          <w:tcPr>
+            <w:tcW w:type="dxa" w:w="2160"/>
+            <w:shd w:fill="FFFFFF"/>
+            <w:tcMar>
+              <w:top w:w="100" w:type="dxa"/>
+              <w:bottom w:w="100" w:type="dxa"/>
+              <w:left w:w="150" w:type="dxa"/>
+              <w:right w:w="150" w:type="dxa"/>
+            </w:tcMar>
+          </w:tcPr>
+          <w:p>
+            <w:pPr>
+              <w:jc w:val="left"/>
+            </w:pPr>
+            <w:r>
+              <w:rPr>
+                <w:rFonts w:ascii="Segoe UI" w:hAnsi="Segoe UI"/>
+                <w:b w:val="0"/>
+                <w:i w:val="0"/>
+                <w:color w:val="1E293B"/>
+                <w:sz w:val="18"/>
+              </w:rPr>
+              <w:t>Freight Rate Master (/freight/contracts)</w:t>
+            </w:r>
+          </w:p>
+        </w:tc>
+        <w:tc>
+          <w:tcPr>
+            <w:tcW w:type="dxa" w:w="2592"/>
+            <w:shd w:fill="FFFFFF"/>
+            <w:tcMar>
+              <w:top w:w="100" w:type="dxa"/>
+              <w:bottom w:w="100" w:type="dxa"/>
+              <w:left w:w="150" w:type="dxa"/>
+              <w:right w:w="150" w:type="dxa"/>
+            </w:tcMar>
+          </w:tcPr>
+          <w:p>
+            <w:pPr>
+              <w:jc w:val="left"/>
+            </w:pPr>
+            <w:r>
+              <w:rPr>
+                <w:rFonts w:ascii="Segoe UI" w:hAnsi="Segoe UI"/>
+                <w:b w:val="0"/>
+                <w:i w:val="0"/>
+                <w:color w:val="1E293B"/>
+                <w:sz w:val="18"/>
+              </w:rPr>
+              <w:t>#btn-switch-tab-sandbox</w:t>
+            </w:r>
+          </w:p>
+        </w:tc>
+        <w:tc>
+          <w:tcPr>
+            <w:tcW w:type="dxa" w:w="1584"/>
+            <w:shd w:fill="FFFFFF"/>
+            <w:tcMar>
+              <w:top w:w="100" w:type="dxa"/>
+              <w:bottom w:w="100" w:type="dxa"/>
+              <w:left w:w="150" w:type="dxa"/>
+              <w:right w:w="150" w:type="dxa"/>
+            </w:tcMar>
+          </w:tcPr>
+          <w:p>
+            <w:pPr>
+              <w:jc w:val="left"/>
+            </w:pPr>
+            <w:r>
+              <w:rPr>
+                <w:rFonts w:ascii="Segoe UI" w:hAnsi="Segoe UI"/>
+                <w:b w:val="0"/>
+                <w:i w:val="0"/>
+                <w:color w:val="1E293B"/>
+                <w:sz w:val="18"/>
+              </w:rPr>
+              <w:t>Tab [F4]</w:t>
+            </w:r>
+          </w:p>
+        </w:tc>
+        <w:tc>
+          <w:tcPr>
+            <w:tcW w:type="dxa" w:w="3024"/>
+            <w:shd w:fill="FFFFFF"/>
+            <w:tcMar>
+              <w:top w:w="100" w:type="dxa"/>
+              <w:bottom w:w="100" w:type="dxa"/>
+              <w:left w:w="150" w:type="dxa"/>
+              <w:right w:w="150" w:type="dxa"/>
+            </w:tcMar>
+          </w:tcPr>
+          <w:p>
+            <w:pPr>
+              <w:jc w:val="left"/>
+            </w:pPr>
+            <w:r>
+              <w:rPr>
+                <w:rFonts w:ascii="Segoe UI" w:hAnsi="Segoe UI"/>
+                <w:b w:val="0"/>
+                <w:i w:val="0"/>
+                <w:color w:val="1E293B"/>
+                <w:sz w:val="18"/>
+              </w:rPr>
+              <w:t>Toggles interactive deterministic calculation sandbox.</w:t>
+            </w:r>
+          </w:p>
+        </w:tc>
+      </w:tr>
+      <w:tr>
+        <w:tc>
+          <w:tcPr>
+            <w:tcW w:type="dxa" w:w="2160"/>
+            <w:shd w:fill="F8FAF9"/>
+            <w:tcMar>
+              <w:top w:w="100" w:type="dxa"/>
+              <w:bottom w:w="100" w:type="dxa"/>
+              <w:left w:w="150" w:type="dxa"/>
+              <w:right w:w="150" w:type="dxa"/>
+            </w:tcMar>
+          </w:tcPr>
+          <w:p>
+            <w:pPr>
+              <w:jc w:val="left"/>
+            </w:pPr>
+            <w:r>
+              <w:rPr>
+                <w:rFonts w:ascii="Segoe UI" w:hAnsi="Segoe UI"/>
+                <w:b w:val="0"/>
+                <w:i w:val="0"/>
+                <w:color w:val="1E293B"/>
+                <w:sz w:val="18"/>
+              </w:rPr>
+              <w:t>Freight Rate Master (/freight/contracts)</w:t>
+            </w:r>
+          </w:p>
+        </w:tc>
+        <w:tc>
+          <w:tcPr>
+            <w:tcW w:type="dxa" w:w="2592"/>
+            <w:shd w:fill="F8FAF9"/>
+            <w:tcMar>
+              <w:top w:w="100" w:type="dxa"/>
+              <w:bottom w:w="100" w:type="dxa"/>
+              <w:left w:w="150" w:type="dxa"/>
+              <w:right w:w="150" w:type="dxa"/>
+            </w:tcMar>
+          </w:tcPr>
+          <w:p>
+            <w:pPr>
+              <w:jc w:val="left"/>
+            </w:pPr>
+            <w:r>
+              <w:rPr>
+                <w:rFonts w:ascii="Segoe UI" w:hAnsi="Segoe UI"/>
+                <w:b w:val="0"/>
+                <w:i w:val="0"/>
+                <w:color w:val="1E293B"/>
+                <w:sz w:val="18"/>
+              </w:rPr>
+              <w:t>#btn-execute-calc</w:t>
+            </w:r>
+          </w:p>
+        </w:tc>
+        <w:tc>
+          <w:tcPr>
+            <w:tcW w:type="dxa" w:w="1584"/>
+            <w:shd w:fill="F8FAF9"/>
+            <w:tcMar>
+              <w:top w:w="100" w:type="dxa"/>
+              <w:bottom w:w="100" w:type="dxa"/>
+              <w:left w:w="150" w:type="dxa"/>
+              <w:right w:w="150" w:type="dxa"/>
+            </w:tcMar>
+          </w:tcPr>
+          <w:p>
+            <w:pPr>
+              <w:jc w:val="left"/>
+            </w:pPr>
+            <w:r>
+              <w:rPr>
+                <w:rFonts w:ascii="Segoe UI" w:hAnsi="Segoe UI"/>
+                <w:b w:val="0"/>
+                <w:i w:val="0"/>
+                <w:color w:val="1E293B"/>
+                <w:sz w:val="18"/>
+              </w:rPr>
+              <w:t>Button</w:t>
+            </w:r>
+          </w:p>
+        </w:tc>
+        <w:tc>
+          <w:tcPr>
+            <w:tcW w:type="dxa" w:w="3024"/>
+            <w:shd w:fill="F8FAF9"/>
+            <w:tcMar>
+              <w:top w:w="100" w:type="dxa"/>
+              <w:bottom w:w="100" w:type="dxa"/>
+              <w:left w:w="150" w:type="dxa"/>
+              <w:right w:w="150" w:type="dxa"/>
+            </w:tcMar>
+          </w:tcPr>
+          <w:p>
+            <w:pPr>
+              <w:jc w:val="left"/>
+            </w:pPr>
+            <w:r>
+              <w:rPr>
+                <w:rFonts w:ascii="Segoe UI" w:hAnsi="Segoe UI"/>
+                <w:b w:val="0"/>
+                <w:i w:val="0"/>
+                <w:color w:val="1E293B"/>
+                <w:sz w:val="18"/>
+              </w:rPr>
+              <w:t>Executes live rate resolution and displays formula breakdown.</w:t>
+            </w:r>
+          </w:p>
+        </w:tc>
+      </w:tr>
+      <w:tr>
+        <w:tc>
+          <w:tcPr>
+            <w:tcW w:type="dxa" w:w="2160"/>
+            <w:shd w:fill="FFFFFF"/>
+            <w:tcMar>
+              <w:top w:w="100" w:type="dxa"/>
+              <w:bottom w:w="100" w:type="dxa"/>
+              <w:left w:w="150" w:type="dxa"/>
+              <w:right w:w="150" w:type="dxa"/>
+            </w:tcMar>
+          </w:tcPr>
+          <w:p>
+            <w:pPr>
+              <w:jc w:val="left"/>
+            </w:pPr>
+            <w:r>
+              <w:rPr>
+                <w:rFonts w:ascii="Segoe UI" w:hAnsi="Segoe UI"/>
+                <w:b w:val="0"/>
+                <w:i w:val="0"/>
+                <w:color w:val="1E293B"/>
+                <w:sz w:val="18"/>
+              </w:rPr>
+              <w:t>Freight Rate Master (/freight/contracts)</w:t>
+            </w:r>
+          </w:p>
+        </w:tc>
+        <w:tc>
+          <w:tcPr>
+            <w:tcW w:type="dxa" w:w="2592"/>
+            <w:shd w:fill="FFFFFF"/>
+            <w:tcMar>
+              <w:top w:w="100" w:type="dxa"/>
+              <w:bottom w:w="100" w:type="dxa"/>
+              <w:left w:w="150" w:type="dxa"/>
+              <w:right w:w="150" w:type="dxa"/>
+            </w:tcMar>
+          </w:tcPr>
+          <w:p>
+            <w:pPr>
+              <w:jc w:val="left"/>
+            </w:pPr>
+            <w:r>
+              <w:rPr>
+                <w:rFonts w:ascii="Segoe UI" w:hAnsi="Segoe UI"/>
+                <w:b w:val="0"/>
+                <w:i w:val="0"/>
+                <w:color w:val="1E293B"/>
+                <w:sz w:val="18"/>
+              </w:rPr>
+              <w:t>#btn-new-contract</w:t>
+            </w:r>
+          </w:p>
+        </w:tc>
+        <w:tc>
+          <w:tcPr>
+            <w:tcW w:type="dxa" w:w="1584"/>
+            <w:shd w:fill="FFFFFF"/>
+            <w:tcMar>
+              <w:top w:w="100" w:type="dxa"/>
+              <w:bottom w:w="100" w:type="dxa"/>
+              <w:left w:w="150" w:type="dxa"/>
+              <w:right w:w="150" w:type="dxa"/>
+            </w:tcMar>
+          </w:tcPr>
+          <w:p>
+            <w:pPr>
+              <w:jc w:val="left"/>
+            </w:pPr>
+            <w:r>
+              <w:rPr>
+                <w:rFonts w:ascii="Segoe UI" w:hAnsi="Segoe UI"/>
+                <w:b w:val="0"/>
+                <w:i w:val="0"/>
+                <w:color w:val="1E293B"/>
+                <w:sz w:val="18"/>
+              </w:rPr>
+              <w:t>Button [F6]</w:t>
+            </w:r>
+          </w:p>
+        </w:tc>
+        <w:tc>
+          <w:tcPr>
+            <w:tcW w:type="dxa" w:w="3024"/>
+            <w:shd w:fill="FFFFFF"/>
+            <w:tcMar>
+              <w:top w:w="100" w:type="dxa"/>
+              <w:bottom w:w="100" w:type="dxa"/>
+              <w:left w:w="150" w:type="dxa"/>
+              <w:right w:w="150" w:type="dxa"/>
+            </w:tcMar>
+          </w:tcPr>
+          <w:p>
+            <w:pPr>
+              <w:jc w:val="left"/>
+            </w:pPr>
+            <w:r>
+              <w:rPr>
+                <w:rFonts w:ascii="Segoe UI" w:hAnsi="Segoe UI"/>
+                <w:b w:val="0"/>
+                <w:i w:val="0"/>
+                <w:color w:val="1E293B"/>
+                <w:sz w:val="18"/>
+              </w:rPr>
+              <w:t>Opens modal to register new freight contract (#modal-new-contract).</w:t>
+            </w:r>
+          </w:p>
+        </w:tc>
+      </w:tr>
+      <w:tr>
+        <w:tc>
+          <w:tcPr>
+            <w:tcW w:type="dxa" w:w="2160"/>
+            <w:shd w:fill="F8FAF9"/>
+            <w:tcMar>
+              <w:top w:w="100" w:type="dxa"/>
+              <w:bottom w:w="100" w:type="dxa"/>
+              <w:left w:w="150" w:type="dxa"/>
+              <w:right w:w="150" w:type="dxa"/>
+            </w:tcMar>
+          </w:tcPr>
+          <w:p>
+            <w:pPr>
+              <w:jc w:val="left"/>
+            </w:pPr>
+            <w:r>
+              <w:rPr>
+                <w:rFonts w:ascii="Segoe UI" w:hAnsi="Segoe UI"/>
+                <w:b w:val="0"/>
+                <w:i w:val="0"/>
+                <w:color w:val="1E293B"/>
+                <w:sz w:val="18"/>
+              </w:rPr>
+              <w:t>Reconciliation Desk (/freight/reconciliation)</w:t>
+            </w:r>
+          </w:p>
+        </w:tc>
+        <w:tc>
+          <w:tcPr>
+            <w:tcW w:type="dxa" w:w="2592"/>
+            <w:shd w:fill="F8FAF9"/>
+            <w:tcMar>
+              <w:top w:w="100" w:type="dxa"/>
+              <w:bottom w:w="100" w:type="dxa"/>
+              <w:left w:w="150" w:type="dxa"/>
+              <w:right w:w="150" w:type="dxa"/>
+            </w:tcMar>
+          </w:tcPr>
+          <w:p>
+            <w:pPr>
+              <w:jc w:val="left"/>
+            </w:pPr>
+            <w:r>
+              <w:rPr>
+                <w:rFonts w:ascii="Segoe UI" w:hAnsi="Segoe UI"/>
+                <w:b w:val="0"/>
+                <w:i w:val="0"/>
+                <w:color w:val="1E293B"/>
+                <w:sz w:val="18"/>
+              </w:rPr>
+              <w:t>#kpi-total-recons</w:t>
+            </w:r>
+          </w:p>
+        </w:tc>
+        <w:tc>
+          <w:tcPr>
+            <w:tcW w:type="dxa" w:w="1584"/>
+            <w:shd w:fill="F8FAF9"/>
+            <w:tcMar>
+              <w:top w:w="100" w:type="dxa"/>
+              <w:bottom w:w="100" w:type="dxa"/>
+              <w:left w:w="150" w:type="dxa"/>
+              <w:right w:w="150" w:type="dxa"/>
+            </w:tcMar>
+          </w:tcPr>
+          <w:p>
+            <w:pPr>
+              <w:jc w:val="left"/>
+            </w:pPr>
+            <w:r>
+              <w:rPr>
+                <w:rFonts w:ascii="Segoe UI" w:hAnsi="Segoe UI"/>
+                <w:b w:val="0"/>
+                <w:i w:val="0"/>
+                <w:color w:val="1E293B"/>
+                <w:sz w:val="18"/>
+              </w:rPr>
+              <w:t>Card</w:t>
+            </w:r>
+          </w:p>
+        </w:tc>
+        <w:tc>
+          <w:tcPr>
+            <w:tcW w:type="dxa" w:w="3024"/>
+            <w:shd w:fill="F8FAF9"/>
+            <w:tcMar>
+              <w:top w:w="100" w:type="dxa"/>
+              <w:bottom w:w="100" w:type="dxa"/>
+              <w:left w:w="150" w:type="dxa"/>
+              <w:right w:w="150" w:type="dxa"/>
+            </w:tcMar>
+          </w:tcPr>
+          <w:p>
+            <w:pPr>
+              <w:jc w:val="left"/>
+            </w:pPr>
+            <w:r>
+              <w:rPr>
+                <w:rFonts w:ascii="Segoe UI" w:hAnsi="Segoe UI"/>
+                <w:b w:val="0"/>
+                <w:i w:val="0"/>
+                <w:color w:val="1E293B"/>
+                <w:sz w:val="18"/>
+              </w:rPr>
+              <w:t>Displays total transporter statement count and three-way match status.</w:t>
+            </w:r>
+          </w:p>
+        </w:tc>
+      </w:tr>
+      <w:tr>
+        <w:tc>
+          <w:tcPr>
+            <w:tcW w:type="dxa" w:w="2160"/>
+            <w:shd w:fill="FFFFFF"/>
+            <w:tcMar>
+              <w:top w:w="100" w:type="dxa"/>
+              <w:bottom w:w="100" w:type="dxa"/>
+              <w:left w:w="150" w:type="dxa"/>
+              <w:right w:w="150" w:type="dxa"/>
+            </w:tcMar>
+          </w:tcPr>
+          <w:p>
+            <w:pPr>
+              <w:jc w:val="left"/>
+            </w:pPr>
+            <w:r>
+              <w:rPr>
+                <w:rFonts w:ascii="Segoe UI" w:hAnsi="Segoe UI"/>
+                <w:b w:val="0"/>
+                <w:i w:val="0"/>
+                <w:color w:val="1E293B"/>
+                <w:sz w:val="18"/>
+              </w:rPr>
+              <w:t>Reconciliation Desk (/freight/reconciliation)</w:t>
+            </w:r>
+          </w:p>
+        </w:tc>
+        <w:tc>
+          <w:tcPr>
+            <w:tcW w:type="dxa" w:w="2592"/>
+            <w:shd w:fill="FFFFFF"/>
+            <w:tcMar>
+              <w:top w:w="100" w:type="dxa"/>
+              <w:bottom w:w="100" w:type="dxa"/>
+              <w:left w:w="150" w:type="dxa"/>
+              <w:right w:w="150" w:type="dxa"/>
+            </w:tcMar>
+          </w:tcPr>
+          <w:p>
+            <w:pPr>
+              <w:jc w:val="left"/>
+            </w:pPr>
+            <w:r>
+              <w:rPr>
+                <w:rFonts w:ascii="Segoe UI" w:hAnsi="Segoe UI"/>
+                <w:b w:val="0"/>
+                <w:i w:val="0"/>
+                <w:color w:val="1E293B"/>
+                <w:sz w:val="18"/>
+              </w:rPr>
+              <w:t>#btn-enter-transporter-bill</w:t>
+            </w:r>
+          </w:p>
+        </w:tc>
+        <w:tc>
+          <w:tcPr>
+            <w:tcW w:type="dxa" w:w="1584"/>
+            <w:shd w:fill="FFFFFF"/>
+            <w:tcMar>
+              <w:top w:w="100" w:type="dxa"/>
+              <w:bottom w:w="100" w:type="dxa"/>
+              <w:left w:w="150" w:type="dxa"/>
+              <w:right w:w="150" w:type="dxa"/>
+            </w:tcMar>
+          </w:tcPr>
+          <w:p>
+            <w:pPr>
+              <w:jc w:val="left"/>
+            </w:pPr>
+            <w:r>
+              <w:rPr>
+                <w:rFonts w:ascii="Segoe UI" w:hAnsi="Segoe UI"/>
+                <w:b w:val="0"/>
+                <w:i w:val="0"/>
+                <w:color w:val="1E293B"/>
+                <w:sz w:val="18"/>
+              </w:rPr>
+              <w:t>Button [F6]</w:t>
+            </w:r>
+          </w:p>
+        </w:tc>
+        <w:tc>
+          <w:tcPr>
+            <w:tcW w:type="dxa" w:w="3024"/>
+            <w:shd w:fill="FFFFFF"/>
+            <w:tcMar>
+              <w:top w:w="100" w:type="dxa"/>
+              <w:bottom w:w="100" w:type="dxa"/>
+              <w:left w:w="150" w:type="dxa"/>
+              <w:right w:w="150" w:type="dxa"/>
+            </w:tcMar>
+          </w:tcPr>
+          <w:p>
+            <w:pPr>
+              <w:jc w:val="left"/>
+            </w:pPr>
+            <w:r>
+              <w:rPr>
+                <w:rFonts w:ascii="Segoe UI" w:hAnsi="Segoe UI"/>
+                <w:b w:val="0"/>
+                <w:i w:val="0"/>
+                <w:color w:val="1E293B"/>
+                <w:sz w:val="18"/>
+              </w:rPr>
+              <w:t>Opens modal to enter manual transporter invoice for audit (#modal-enter-transporter-bill).</w:t>
+            </w:r>
+          </w:p>
+        </w:tc>
+      </w:tr>
     </w:tbl>
     <w:p>
       <w:pPr>
@@ -17338,7 +18108,7 @@
           <w:color w:val="1E293B"/>
           <w:sz w:val="21"/>
         </w:rPr>
-        <w:t>The software platform maintains 100% automated pass coverage across 14 comprehensive headless Chrome Selenium test suites and continuous live Vercel production audits:</w:t>
+        <w:t>The software platform maintains 100% automated pass coverage across 15 comprehensive headless Chrome Selenium test suites and continuous live Vercel production audits:</w:t>
       </w:r>
     </w:p>
     <w:tbl>
@@ -18538,7 +19308,7 @@
                 <w:color w:val="1E293B"/>
                 <w:sz w:val="18"/>
               </w:rPr>
-              <w:t>verify_live_vercel_receipt_payment_audit.py</w:t>
+              <w:t>test_freight_logistics_selenium.py</w:t>
             </w:r>
           </w:p>
         </w:tc>
@@ -18565,7 +19335,7 @@
                 <w:color w:val="1E293B"/>
                 <w:sz w:val="18"/>
               </w:rPr>
-              <w:t>10 Stages (Live cloud production audit)</w:t>
+              <w:t>10 Stages (Freight &amp; logistics cost engine)</w:t>
             </w:r>
           </w:p>
         </w:tc>
@@ -18592,12 +19362,392 @@
                 <w:color w:val="1E293B"/>
                 <w:sz w:val="18"/>
               </w:rPr>
+              <w:t>100% PASS: Rate contracts, tiered slabs, deterministic calculation, Admin GL 5200 segregation, 3-way transporter reconciliation, [Esc] lifecycle.</w:t>
+            </w:r>
+          </w:p>
+        </w:tc>
+      </w:tr>
+      <w:tr>
+        <w:tc>
+          <w:tcPr>
+            <w:tcW w:type="dxa" w:w="3168"/>
+            <w:shd w:fill="FFFFFF"/>
+            <w:tcMar>
+              <w:top w:w="100" w:type="dxa"/>
+              <w:bottom w:w="100" w:type="dxa"/>
+              <w:left w:w="150" w:type="dxa"/>
+              <w:right w:w="150" w:type="dxa"/>
+            </w:tcMar>
+          </w:tcPr>
+          <w:p>
+            <w:pPr>
+              <w:jc w:val="left"/>
+            </w:pPr>
+            <w:r>
+              <w:rPr>
+                <w:rFonts w:ascii="Segoe UI" w:hAnsi="Segoe UI"/>
+                <w:b w:val="0"/>
+                <w:i w:val="0"/>
+                <w:color w:val="1E293B"/>
+                <w:sz w:val="18"/>
+              </w:rPr>
+              <w:t>verify_live_vercel_receipt_payment_audit.py</w:t>
+            </w:r>
+          </w:p>
+        </w:tc>
+        <w:tc>
+          <w:tcPr>
+            <w:tcW w:type="dxa" w:w="1728"/>
+            <w:shd w:fill="FFFFFF"/>
+            <w:tcMar>
+              <w:top w:w="100" w:type="dxa"/>
+              <w:bottom w:w="100" w:type="dxa"/>
+              <w:left w:w="150" w:type="dxa"/>
+              <w:right w:w="150" w:type="dxa"/>
+            </w:tcMar>
+          </w:tcPr>
+          <w:p>
+            <w:pPr>
+              <w:jc w:val="left"/>
+            </w:pPr>
+            <w:r>
+              <w:rPr>
+                <w:rFonts w:ascii="Segoe UI" w:hAnsi="Segoe UI"/>
+                <w:b w:val="0"/>
+                <w:i w:val="0"/>
+                <w:color w:val="1E293B"/>
+                <w:sz w:val="18"/>
+              </w:rPr>
+              <w:t>10 Stages (Live cloud production audit)</w:t>
+            </w:r>
+          </w:p>
+        </w:tc>
+        <w:tc>
+          <w:tcPr>
+            <w:tcW w:type="dxa" w:w="4464"/>
+            <w:shd w:fill="FFFFFF"/>
+            <w:tcMar>
+              <w:top w:w="100" w:type="dxa"/>
+              <w:bottom w:w="100" w:type="dxa"/>
+              <w:left w:w="150" w:type="dxa"/>
+              <w:right w:w="150" w:type="dxa"/>
+            </w:tcMar>
+          </w:tcPr>
+          <w:p>
+            <w:pPr>
+              <w:jc w:val="left"/>
+            </w:pPr>
+            <w:r>
+              <w:rPr>
+                <w:rFonts w:ascii="Segoe UI" w:hAnsi="Segoe UI"/>
+                <w:b w:val="0"/>
+                <w:i w:val="0"/>
+                <w:color w:val="1E293B"/>
+                <w:sz w:val="18"/>
+              </w:rPr>
               <w:t>100% PASS: Live production verification on https://erp-rho-three.vercel.app with zero regressions and complete visual screenshot artifacts.</w:t>
             </w:r>
           </w:p>
         </w:tc>
       </w:tr>
     </w:tbl>
+    <w:p>
+      <w:pPr>
+        <w:spacing w:after="240"/>
+      </w:pPr>
+    </w:p>
+    <w:p>
+      <w:pPr>
+        <w:keepNext/>
+        <w:spacing w:before="360" w:after="160"/>
+      </w:pPr>
+      <w:r>
+        <w:rPr>
+          <w:rFonts w:ascii="Segoe UI" w:hAnsi="Segoe UI"/>
+          <w:b/>
+          <w:i w:val="0"/>
+          <w:color w:val="1B4332"/>
+          <w:sz w:val="36"/>
+        </w:rPr>
+        <w:t>21. Freight &amp; Logistics Cost &amp; Recovery Engine (DOC-35)</w:t>
+      </w:r>
+    </w:p>
+    <w:p>
+      <w:pPr>
+        <w:spacing w:before="0" w:after="120" w:line="276" w:lineRule="auto"/>
+        <w:jc w:val="left"/>
+      </w:pPr>
+      <w:r>
+        <w:rPr>
+          <w:rFonts w:ascii="Segoe UI" w:hAnsi="Segoe UI"/>
+          <w:b w:val="0"/>
+          <w:i w:val="0"/>
+          <w:color w:val="1E293B"/>
+          <w:sz w:val="21"/>
+        </w:rPr>
+        <w:t>DOC-35 defines the centralized freight calculation, rate resolution, cost allocation, commercial recovery, and three-way transporter reconciliation engine for the enterprise ERP.</w:t>
+      </w:r>
+    </w:p>
+    <w:tbl>
+      <w:tblPr>
+        <w:tblW w:type="auto" w:w="0"/>
+        <w:jc w:val="center"/>
+        <w:tblLook w:firstColumn="1" w:firstRow="1" w:lastColumn="0" w:lastRow="0" w:noHBand="0" w:noVBand="1" w:val="04A0"/>
+      </w:tblPr>
+      <w:tblGrid>
+        <w:gridCol w:w="9360"/>
+      </w:tblGrid>
+      <w:tr>
+        <w:tc>
+          <w:tcPr>
+            <w:tcW w:type="dxa" w:w="9360"/>
+            <w:shd w:fill="EEF7F2"/>
+            <w:tcMar>
+              <w:top w:w="140" w:type="dxa"/>
+              <w:bottom w:w="140" w:type="dxa"/>
+              <w:left w:w="200" w:type="dxa"/>
+              <w:right w:w="180" w:type="dxa"/>
+            </w:tcMar>
+            <w:tcBorders>
+              <w:left w:val="single" w:sz="24" w:space="0" w:color="1B4332"/>
+              <w:top w:val="none"/>
+              <w:right w:val="none"/>
+              <w:bottom w:val="none"/>
+            </w:tcBorders>
+          </w:tcPr>
+          <w:p>
+            <w:pPr>
+              <w:spacing w:before="40" w:after="40"/>
+            </w:pPr>
+            <w:r>
+              <w:rPr>
+                <w:rFonts w:ascii="Segoe UI" w:hAnsi="Segoe UI"/>
+                <w:b/>
+                <w:i w:val="0"/>
+                <w:color w:val="1B4332"/>
+                <w:sz w:val="19"/>
+              </w:rPr>
+              <w:t xml:space="preserve">DOC-35 CORE MANDATE: </w:t>
+            </w:r>
+            <w:r>
+              <w:rPr>
+                <w:rFonts w:ascii="Segoe UI" w:hAnsi="Segoe UI"/>
+                <w:b w:val="0"/>
+                <w:i w:val="0"/>
+                <w:color w:val="1E293B"/>
+                <w:sz w:val="19"/>
+              </w:rPr>
+              <w:t>DOC-35 ARCHITECTURAL INVARIANTS &amp; CORE DESIGN PRINCIPLES:</w:t>
+              <w:br/>
+              <w:t>1. Strict Separation of Cost, Recovery, and Logistics Margin: Transporter cost incurred is never conflated with or silently offset by customer/principal recoveries.</w:t>
+              <w:br/>
+              <w:t>2. First-Class Cost Bearer Policy: When Platform Admin is configured as cost bearer for client company dispatches, the accounting expense posts exclusively to Account 5200 in the Platform Admin General Ledger; the Client Company General Ledger maintains zero auto-debits.</w:t>
+              <w:br/>
+              <w:t>3. Deterministic Explainability Snapshots: Every calculation generates an immutable JSON snapshot with inputs, formula traces, and rule versions.</w:t>
+              <w:br/>
+              <w:t>4. Three-Way Transporter Billing &amp; Reconciliation: Transporter invoices are audited against system-expected costs with automated variance status tagging (MATCHED, TOLERABLE, UNAPPROVED_EXCESS, DISPUTED) and 1-click GL posting.</w:t>
+            </w:r>
+          </w:p>
+        </w:tc>
+      </w:tr>
+    </w:tbl>
+    <w:p>
+      <w:pPr>
+        <w:spacing w:after="80"/>
+      </w:pPr>
+    </w:p>
+    <w:p>
+      <w:pPr>
+        <w:keepNext/>
+        <w:spacing w:before="280" w:after="120"/>
+      </w:pPr>
+      <w:r>
+        <w:rPr>
+          <w:rFonts w:ascii="Segoe UI" w:hAnsi="Segoe UI"/>
+          <w:b/>
+          <w:i w:val="0"/>
+          <w:color w:val="2D6A4F"/>
+          <w:sz w:val="27"/>
+        </w:rPr>
+        <w:t>21.1 Implemented Relational Schema &amp; Backend Services</w:t>
+      </w:r>
+    </w:p>
+    <w:p>
+      <w:pPr>
+        <w:spacing w:before="0" w:after="120" w:line="276" w:lineRule="auto"/>
+        <w:jc w:val="left"/>
+      </w:pPr>
+      <w:r>
+        <w:rPr>
+          <w:rFonts w:ascii="Segoe UI" w:hAnsi="Segoe UI"/>
+          <w:b w:val="0"/>
+          <w:i w:val="0"/>
+          <w:color w:val="1E293B"/>
+          <w:sz w:val="21"/>
+        </w:rPr>
+        <w:t>DOC-35 introduces 11 relational entities mapped via SQLAlchemy 2.0 and mounted under /api/freight:</w:t>
+      </w:r>
+    </w:p>
+    <w:p>
+      <w:pPr>
+        <w:spacing w:before="0" w:after="120" w:line="276" w:lineRule="auto"/>
+        <w:jc w:val="left"/>
+      </w:pPr>
+      <w:r>
+        <w:rPr>
+          <w:rFonts w:ascii="Segoe UI" w:hAnsi="Segoe UI"/>
+          <w:b w:val="0"/>
+          <w:i w:val="0"/>
+          <w:color w:val="1E293B"/>
+          <w:sz w:val="21"/>
+        </w:rPr>
+        <w:t>• FreightContract &amp; FreightLane: Transporter contract master with priority, vehicle classes, and origin-destination distance matrices.</w:t>
+      </w:r>
+    </w:p>
+    <w:p>
+      <w:pPr>
+        <w:spacing w:before="0" w:after="120" w:line="276" w:lineRule="auto"/>
+        <w:jc w:val="left"/>
+      </w:pPr>
+      <w:r>
+        <w:rPr>
+          <w:rFonts w:ascii="Segoe UI" w:hAnsi="Segoe UI"/>
+          <w:b w:val="0"/>
+          <w:i w:val="0"/>
+          <w:color w:val="1E293B"/>
+          <w:sz w:val="21"/>
+        </w:rPr>
+        <w:t>• FreightRateRule &amp; FreightAncillaryRule: Tiered weight slabs, base rates, minimum charges, and ancillary surcharges (Loading ₹300, Toll ₹450, Hamali ₹15/pkg, Transit Cover 0.5%, Demurrage ₹500).</w:t>
+      </w:r>
+    </w:p>
+    <w:p>
+      <w:pPr>
+        <w:spacing w:before="0" w:after="120" w:line="276" w:lineRule="auto"/>
+        <w:jc w:val="left"/>
+      </w:pPr>
+      <w:r>
+        <w:rPr>
+          <w:rFonts w:ascii="Segoe UI" w:hAnsi="Segoe UI"/>
+          <w:b w:val="0"/>
+          <w:i w:val="0"/>
+          <w:color w:val="1E293B"/>
+          <w:sz w:val="21"/>
+        </w:rPr>
+        <w:t>• FreightCostEvent &amp; FreightCalculationSnapshot: Atomic cost facts linked to DOC-34 consignments with complete formula explainability traces.</w:t>
+      </w:r>
+    </w:p>
+    <w:p>
+      <w:pPr>
+        <w:spacing w:before="0" w:after="120" w:line="276" w:lineRule="auto"/>
+        <w:jc w:val="left"/>
+      </w:pPr>
+      <w:r>
+        <w:rPr>
+          <w:rFonts w:ascii="Segoe UI" w:hAnsi="Segoe UI"/>
+          <w:b w:val="0"/>
+          <w:i w:val="0"/>
+          <w:color w:val="1E293B"/>
+          <w:sz w:val="21"/>
+        </w:rPr>
+        <w:t>• FreightAllocation &amp; FreightRecovery: Multi-document proportional splitting (Weight, Value, Packages, Equal) and commercial customer/principal recovery accounting.</w:t>
+      </w:r>
+    </w:p>
+    <w:p>
+      <w:pPr>
+        <w:spacing w:before="0" w:after="120" w:line="276" w:lineRule="auto"/>
+        <w:jc w:val="left"/>
+      </w:pPr>
+      <w:r>
+        <w:rPr>
+          <w:rFonts w:ascii="Segoe UI" w:hAnsi="Segoe UI"/>
+          <w:b w:val="0"/>
+          <w:i w:val="0"/>
+          <w:color w:val="1E293B"/>
+          <w:sz w:val="21"/>
+        </w:rPr>
+        <w:t>• FreightReconciliation: Three-way match workbench for auditing transporter statements against expected dispatches.</w:t>
+      </w:r>
+    </w:p>
+    <w:p>
+      <w:pPr>
+        <w:keepNext/>
+        <w:spacing w:before="280" w:after="120"/>
+      </w:pPr>
+      <w:r>
+        <w:rPr>
+          <w:rFonts w:ascii="Segoe UI" w:hAnsi="Segoe UI"/>
+          <w:b/>
+          <w:i w:val="0"/>
+          <w:color w:val="2D6A4F"/>
+          <w:sz w:val="27"/>
+        </w:rPr>
+        <w:t>21.2 Interactive UI Cockpits &amp; Verification Proof</w:t>
+      </w:r>
+    </w:p>
+    <w:p>
+      <w:pPr>
+        <w:spacing w:before="0" w:after="120" w:line="276" w:lineRule="auto"/>
+        <w:jc w:val="left"/>
+      </w:pPr>
+      <w:r>
+        <w:rPr>
+          <w:rFonts w:ascii="Segoe UI" w:hAnsi="Segoe UI"/>
+          <w:b w:val="0"/>
+          <w:i w:val="0"/>
+          <w:color w:val="1E293B"/>
+          <w:sz w:val="21"/>
+        </w:rPr>
+        <w:t>The frontend delivers two dedicated luxury Marg-themed cockpits:</w:t>
+      </w:r>
+    </w:p>
+    <w:p>
+      <w:pPr>
+        <w:spacing w:before="0" w:after="120" w:line="276" w:lineRule="auto"/>
+        <w:jc w:val="left"/>
+      </w:pPr>
+      <w:r>
+        <w:rPr>
+          <w:rFonts w:ascii="Segoe UI" w:hAnsi="Segoe UI"/>
+          <w:b w:val="0"/>
+          <w:i w:val="0"/>
+          <w:color w:val="1E293B"/>
+          <w:sz w:val="21"/>
+        </w:rPr>
+        <w:t>1. Freight Rate Master (/freight/contracts): 4 Top KPI cards, rate card matrix, and an interactive Calculation Sandbox with live parameter inputs and formula trace rendering.</w:t>
+      </w:r>
+    </w:p>
+    <w:p>
+      <w:pPr>
+        <w:spacing w:before="0" w:after="120" w:line="276" w:lineRule="auto"/>
+        <w:jc w:val="left"/>
+      </w:pPr>
+      <w:r>
+        <w:rPr>
+          <w:rFonts w:ascii="Segoe UI" w:hAnsi="Segoe UI"/>
+          <w:b w:val="0"/>
+          <w:i w:val="0"/>
+          <w:color w:val="1E293B"/>
+          <w:sz w:val="21"/>
+        </w:rPr>
+        <w:t>2. Transporter Billing &amp; Reconciliation Desk (/freight/reconciliation): Complete statement audit grid with variance thresholds, dispute logging, and 1-click GL posting to Account 5200.</w:t>
+      </w:r>
+    </w:p>
+    <w:p>
+      <w:pPr>
+        <w:spacing w:before="0" w:after="120" w:line="276" w:lineRule="auto"/>
+        <w:jc w:val="left"/>
+      </w:pPr>
+      <w:r>
+        <w:rPr>
+          <w:rFonts w:ascii="Segoe UI" w:hAnsi="Segoe UI"/>
+          <w:b w:val="0"/>
+          <w:i w:val="0"/>
+          <w:color w:val="1E293B"/>
+          <w:sz w:val="21"/>
+        </w:rPr>
+        <w:t>3. Zero-Mouse Operational Guarantee: 100% keyboard navigable with [F6] New Contract/Bill modal, [F4] Sandbox toggle, [Esc] hierarchical dismissal, and [Ctrl+2] Counter Workbench hotkey.</w:t>
+      </w:r>
+    </w:p>
     <w:p>
       <w:pPr>
         <w:spacing w:after="240"/>

--- a/ERP_ENTERPRISE_SYSTEM_COMPLETE_SOFTWARE_MASTER_WALKTHROUGH.docx
+++ b/ERP_ENTERPRISE_SYSTEM_COMPLETE_SOFTWARE_MASTER_WALKTHROUGH.docx
@@ -19391,7 +19391,7 @@
                 <w:color w:val="1E293B"/>
                 <w:sz w:val="18"/>
               </w:rPr>
-              <w:t>verify_live_vercel_receipt_payment_audit.py</w:t>
+              <w:t>test_principal_operations_selenium.py</w:t>
             </w:r>
           </w:p>
         </w:tc>
@@ -19418,7 +19418,7 @@
                 <w:color w:val="1E293B"/>
                 <w:sz w:val="18"/>
               </w:rPr>
-              <w:t>10 Stages (Live cloud production audit)</w:t>
+              <w:t>10 Stages (Principal &amp; C&amp;F operations engine)</w:t>
             </w:r>
           </w:p>
         </w:tc>
@@ -19426,6 +19426,89 @@
           <w:tcPr>
             <w:tcW w:type="dxa" w:w="4464"/>
             <w:shd w:fill="FFFFFF"/>
+            <w:tcMar>
+              <w:top w:w="100" w:type="dxa"/>
+              <w:bottom w:w="100" w:type="dxa"/>
+              <w:left w:w="150" w:type="dxa"/>
+              <w:right w:w="150" w:type="dxa"/>
+            </w:tcMar>
+          </w:tcPr>
+          <w:p>
+            <w:pPr>
+              <w:jc w:val="left"/>
+            </w:pPr>
+            <w:r>
+              <w:rPr>
+                <w:rFonts w:ascii="Segoe UI" w:hAnsi="Segoe UI"/>
+                <w:b w:val="0"/>
+                <w:i w:val="0"/>
+                <w:color w:val="1E293B"/>
+                <w:sz w:val="18"/>
+              </w:rPr>
+              <w:t>100% PASS: Agreement catalog, stock custody segregation, breakage claims workflow, 3-way reconciliation match, reconstructable statement desk, [Esc] lifecycle.</w:t>
+            </w:r>
+          </w:p>
+        </w:tc>
+      </w:tr>
+      <w:tr>
+        <w:tc>
+          <w:tcPr>
+            <w:tcW w:type="dxa" w:w="3168"/>
+            <w:shd w:fill="F8FAF9"/>
+            <w:tcMar>
+              <w:top w:w="100" w:type="dxa"/>
+              <w:bottom w:w="100" w:type="dxa"/>
+              <w:left w:w="150" w:type="dxa"/>
+              <w:right w:w="150" w:type="dxa"/>
+            </w:tcMar>
+          </w:tcPr>
+          <w:p>
+            <w:pPr>
+              <w:jc w:val="left"/>
+            </w:pPr>
+            <w:r>
+              <w:rPr>
+                <w:rFonts w:ascii="Segoe UI" w:hAnsi="Segoe UI"/>
+                <w:b w:val="0"/>
+                <w:i w:val="0"/>
+                <w:color w:val="1E293B"/>
+                <w:sz w:val="18"/>
+              </w:rPr>
+              <w:t>verify_live_vercel_receipt_payment_audit.py</w:t>
+            </w:r>
+          </w:p>
+        </w:tc>
+        <w:tc>
+          <w:tcPr>
+            <w:tcW w:type="dxa" w:w="1728"/>
+            <w:shd w:fill="F8FAF9"/>
+            <w:tcMar>
+              <w:top w:w="100" w:type="dxa"/>
+              <w:bottom w:w="100" w:type="dxa"/>
+              <w:left w:w="150" w:type="dxa"/>
+              <w:right w:w="150" w:type="dxa"/>
+            </w:tcMar>
+          </w:tcPr>
+          <w:p>
+            <w:pPr>
+              <w:jc w:val="left"/>
+            </w:pPr>
+            <w:r>
+              <w:rPr>
+                <w:rFonts w:ascii="Segoe UI" w:hAnsi="Segoe UI"/>
+                <w:b w:val="0"/>
+                <w:i w:val="0"/>
+                <w:color w:val="1E293B"/>
+                <w:sz w:val="18"/>
+              </w:rPr>
+              <w:t>10 Stages (Live cloud production audit)</w:t>
+            </w:r>
+          </w:p>
+        </w:tc>
+        <w:tc>
+          <w:tcPr>
+            <w:tcW w:type="dxa" w:w="4464"/>
+            <w:shd w:fill="F8FAF9"/>
             <w:tcMar>
               <w:top w:w="100" w:type="dxa"/>
               <w:bottom w:w="100" w:type="dxa"/>
@@ -19746,6 +19829,351 @@
           <w:sz w:val="21"/>
         </w:rPr>
         <w:t>3. Zero-Mouse Operational Guarantee: 100% keyboard navigable with [F6] New Contract/Bill modal, [F4] Sandbox toggle, [Esc] hierarchical dismissal, and [Ctrl+2] Counter Workbench hotkey.</w:t>
+      </w:r>
+    </w:p>
+    <w:p>
+      <w:pPr>
+        <w:spacing w:after="240"/>
+      </w:pPr>
+    </w:p>
+    <w:p>
+      <w:pPr>
+        <w:keepNext/>
+        <w:spacing w:before="360" w:after="160"/>
+      </w:pPr>
+      <w:r>
+        <w:rPr>
+          <w:rFonts w:ascii="Segoe UI" w:hAnsi="Segoe UI"/>
+          <w:b/>
+          <w:i w:val="0"/>
+          <w:color w:val="1B4332"/>
+          <w:sz w:val="36"/>
+        </w:rPr>
+        <w:t>22. Principal &amp; C&amp;F Operations Management Engine (DOC-36)</w:t>
+      </w:r>
+    </w:p>
+    <w:p>
+      <w:pPr>
+        <w:spacing w:before="0" w:after="120" w:line="276" w:lineRule="auto"/>
+        <w:jc w:val="left"/>
+      </w:pPr>
+      <w:r>
+        <w:rPr>
+          <w:rFonts w:ascii="Segoe UI" w:hAnsi="Segoe UI"/>
+          <w:b w:val="0"/>
+          <w:i w:val="0"/>
+          <w:color w:val="1E293B"/>
+          <w:sz w:val="21"/>
+        </w:rPr>
+        <w:t>DOC-36 establishes the operational engine that transforms Principal and C&amp;F relationships from static master definitions into a continuously auditable, traceable operating position.</w:t>
+      </w:r>
+    </w:p>
+    <w:tbl>
+      <w:tblPr>
+        <w:tblW w:type="auto" w:w="0"/>
+        <w:jc w:val="center"/>
+        <w:tblLook w:firstColumn="1" w:firstRow="1" w:lastColumn="0" w:lastRow="0" w:noHBand="0" w:noVBand="1" w:val="04A0"/>
+      </w:tblPr>
+      <w:tblGrid>
+        <w:gridCol w:w="9360"/>
+      </w:tblGrid>
+      <w:tr>
+        <w:tc>
+          <w:tcPr>
+            <w:tcW w:type="dxa" w:w="9360"/>
+            <w:shd w:fill="EEF7F2"/>
+            <w:tcMar>
+              <w:top w:w="140" w:type="dxa"/>
+              <w:bottom w:w="140" w:type="dxa"/>
+              <w:left w:w="200" w:type="dxa"/>
+              <w:right w:w="180" w:type="dxa"/>
+            </w:tcMar>
+            <w:tcBorders>
+              <w:left w:val="single" w:sz="24" w:space="0" w:color="1B4332"/>
+              <w:top w:val="none"/>
+              <w:right w:val="none"/>
+              <w:bottom w:val="none"/>
+            </w:tcBorders>
+          </w:tcPr>
+          <w:p>
+            <w:pPr>
+              <w:spacing w:before="40" w:after="40"/>
+            </w:pPr>
+            <w:r>
+              <w:rPr>
+                <w:rFonts w:ascii="Segoe UI" w:hAnsi="Segoe UI"/>
+                <w:b/>
+                <w:i w:val="0"/>
+                <w:color w:val="1B4332"/>
+                <w:sz w:val="19"/>
+              </w:rPr>
+              <w:t xml:space="preserve">DOC-36 CORE MANDATE: </w:t>
+            </w:r>
+            <w:r>
+              <w:rPr>
+                <w:rFonts w:ascii="Segoe UI" w:hAnsi="Segoe UI"/>
+                <w:b w:val="0"/>
+                <w:i w:val="0"/>
+                <w:color w:val="1E293B"/>
+                <w:sz w:val="19"/>
+              </w:rPr>
+              <w:t>DOC-36 ARCHITECTURAL INVARIANTS &amp; CORE DESIGN PRINCIPLES:</w:t>
+              <w:br/>
+              <w:t>1. Zero Duplicate Engines: DOC-36 orchestrates Principal context across DOC-12 (Master), DOC-14 (Schemes), DOC-16 (Stock Movement), DOC-08 (GL Postings), DOC-07 (Settlements), and DOC-35 (Freight) without duplicate ledgers.</w:t>
+              <w:br/>
+              <w:t>2. Owner Separation at SKU/Batch Level: Principal ownership is an explicit relational dimension. Multiple Principals can stock identical SKUs in the same warehouse without cross-owner stock pollution or commingling.</w:t>
+              <w:br/>
+              <w:t>3. Non-Editable Reconstructable Statements: Principal stock statements and commercial balances are mathematically reconstructed from source movements and immutable events. Manual balance overrides are strictly prohibited.</w:t>
+              <w:br/>
+              <w:t>4. Reconciliation Variance Immutability: Reconciliation cannot alter historical transaction ledgers; variances generate audit trails and follow-up adjustment or claim documents with four-eyes approval.</w:t>
+            </w:r>
+          </w:p>
+        </w:tc>
+      </w:tr>
+    </w:tbl>
+    <w:p>
+      <w:pPr>
+        <w:spacing w:after="80"/>
+      </w:pPr>
+    </w:p>
+    <w:p>
+      <w:pPr>
+        <w:keepNext/>
+        <w:spacing w:before="280" w:after="120"/>
+      </w:pPr>
+      <w:r>
+        <w:rPr>
+          <w:rFonts w:ascii="Segoe UI" w:hAnsi="Segoe UI"/>
+          <w:b/>
+          <w:i w:val="0"/>
+          <w:color w:val="2D6A4F"/>
+          <w:sz w:val="27"/>
+        </w:rPr>
+        <w:t>22.1 Implemented Relational Schema &amp; Backend Services</w:t>
+      </w:r>
+    </w:p>
+    <w:p>
+      <w:pPr>
+        <w:spacing w:before="0" w:after="120" w:line="276" w:lineRule="auto"/>
+        <w:jc w:val="left"/>
+      </w:pPr>
+      <w:r>
+        <w:rPr>
+          <w:rFonts w:ascii="Segoe UI" w:hAnsi="Segoe UI"/>
+          <w:b w:val="0"/>
+          <w:i w:val="0"/>
+          <w:color w:val="1E293B"/>
+          <w:sz w:val="21"/>
+        </w:rPr>
+        <w:t>DOC-36 introduces 16 relational entities mapped via SQLAlchemy 2.0 and mounted under /api/principal:</w:t>
+      </w:r>
+    </w:p>
+    <w:p>
+      <w:pPr>
+        <w:spacing w:before="0" w:after="120" w:line="276" w:lineRule="auto"/>
+        <w:jc w:val="left"/>
+      </w:pPr>
+      <w:r>
+        <w:rPr>
+          <w:rFonts w:ascii="Segoe UI" w:hAnsi="Segoe UI"/>
+          <w:b w:val="0"/>
+          <w:i w:val="0"/>
+          <w:color w:val="1E293B"/>
+          <w:sz w:val="21"/>
+        </w:rPr>
+        <w:t>• PrincipalOperatingContext &amp; PrincipalAgreementVersion: Master operational context with effective-dated terms, commission rates, and logistics policies.</w:t>
+      </w:r>
+    </w:p>
+    <w:p>
+      <w:pPr>
+        <w:spacing w:before="0" w:after="120" w:line="276" w:lineRule="auto"/>
+        <w:jc w:val="left"/>
+      </w:pPr>
+      <w:r>
+        <w:rPr>
+          <w:rFonts w:ascii="Segoe UI" w:hAnsi="Segoe UI"/>
+          <w:b w:val="0"/>
+          <w:i w:val="0"/>
+          <w:color w:val="1E293B"/>
+          <w:sz w:val="21"/>
+        </w:rPr>
+        <w:t>• PrincipalProductRule, PrincipalCustomerRule &amp; PrincipalOwnershipRule: Authorized product catalog, territory eligibility, and stock ownership custody modes (CONSIGNMENT_CUSTODY).</w:t>
+      </w:r>
+    </w:p>
+    <w:p>
+      <w:pPr>
+        <w:spacing w:before="0" w:after="120" w:line="276" w:lineRule="auto"/>
+        <w:jc w:val="left"/>
+      </w:pPr>
+      <w:r>
+        <w:rPr>
+          <w:rFonts w:ascii="Segoe UI" w:hAnsi="Segoe UI"/>
+          <w:b w:val="0"/>
+          <w:i w:val="0"/>
+          <w:color w:val="1E293B"/>
+          <w:sz w:val="21"/>
+        </w:rPr>
+        <w:t>• PrincipalEvent &amp; PrincipalStockSnapshot: Cryptographically hashed commercial event log and point-in-time cached stock positions segregated by SKU and batch.</w:t>
+      </w:r>
+    </w:p>
+    <w:p>
+      <w:pPr>
+        <w:spacing w:before="0" w:after="120" w:line="276" w:lineRule="auto"/>
+        <w:jc w:val="left"/>
+      </w:pPr>
+      <w:r>
+        <w:rPr>
+          <w:rFonts w:ascii="Segoe UI" w:hAnsi="Segoe UI"/>
+          <w:b w:val="0"/>
+          <w:i w:val="0"/>
+          <w:color w:val="1E293B"/>
+          <w:sz w:val="21"/>
+        </w:rPr>
+        <w:t>• PrincipalClaim &amp; PrincipalClaimLine: Operational claims (Expiry, Breakage, Shortage, Rate Difference) with batch provenance and multi-stage approval workflows.</w:t>
+      </w:r>
+    </w:p>
+    <w:p>
+      <w:pPr>
+        <w:spacing w:before="0" w:after="120" w:line="276" w:lineRule="auto"/>
+        <w:jc w:val="left"/>
+      </w:pPr>
+      <w:r>
+        <w:rPr>
+          <w:rFonts w:ascii="Segoe UI" w:hAnsi="Segoe UI"/>
+          <w:b w:val="0"/>
+          <w:i w:val="0"/>
+          <w:color w:val="1E293B"/>
+          <w:sz w:val="21"/>
+        </w:rPr>
+        <w:t>• PrincipalReconciliation &amp; PrincipalReconciliationLine: 3-way automated matching engine comparing physical stock against external Principal statements.</w:t>
+      </w:r>
+    </w:p>
+    <w:p>
+      <w:pPr>
+        <w:spacing w:before="0" w:after="120" w:line="276" w:lineRule="auto"/>
+        <w:jc w:val="left"/>
+      </w:pPr>
+      <w:r>
+        <w:rPr>
+          <w:rFonts w:ascii="Segoe UI" w:hAnsi="Segoe UI"/>
+          <w:b w:val="0"/>
+          <w:i w:val="0"/>
+          <w:color w:val="1E293B"/>
+          <w:sz w:val="21"/>
+        </w:rPr>
+        <w:t>• PrincipalStatementRun &amp; PrincipalStatementLine: Authoritative period statements with drill-down line items.</w:t>
+      </w:r>
+    </w:p>
+    <w:p>
+      <w:pPr>
+        <w:spacing w:before="0" w:after="120" w:line="276" w:lineRule="auto"/>
+        <w:jc w:val="left"/>
+      </w:pPr>
+      <w:r>
+        <w:rPr>
+          <w:rFonts w:ascii="Segoe UI" w:hAnsi="Segoe UI"/>
+          <w:b w:val="0"/>
+          <w:i w:val="0"/>
+          <w:color w:val="1E293B"/>
+          <w:sz w:val="21"/>
+        </w:rPr>
+        <w:t>• PrincipalCostAttribution &amp; PrincipalCommissionRef: Attributed logistics costs (DOC-35 integration) and commission links (DOC-37).</w:t>
+      </w:r>
+    </w:p>
+    <w:p>
+      <w:pPr>
+        <w:keepNext/>
+        <w:spacing w:before="280" w:after="120"/>
+      </w:pPr>
+      <w:r>
+        <w:rPr>
+          <w:rFonts w:ascii="Segoe UI" w:hAnsi="Segoe UI"/>
+          <w:b/>
+          <w:i w:val="0"/>
+          <w:color w:val="2D6A4F"/>
+          <w:sz w:val="27"/>
+        </w:rPr>
+        <w:t>22.2 Interactive UI Cockpits &amp; Verification Proof</w:t>
+      </w:r>
+    </w:p>
+    <w:p>
+      <w:pPr>
+        <w:spacing w:before="0" w:after="120" w:line="276" w:lineRule="auto"/>
+        <w:jc w:val="left"/>
+      </w:pPr>
+      <w:r>
+        <w:rPr>
+          <w:rFonts w:ascii="Segoe UI" w:hAnsi="Segoe UI"/>
+          <w:b w:val="0"/>
+          <w:i w:val="0"/>
+          <w:color w:val="1E293B"/>
+          <w:sz w:val="21"/>
+        </w:rPr>
+        <w:t>The frontend delivers two dedicated luxury Marg-themed cockpits:</w:t>
+      </w:r>
+    </w:p>
+    <w:p>
+      <w:pPr>
+        <w:spacing w:before="0" w:after="120" w:line="276" w:lineRule="auto"/>
+        <w:jc w:val="left"/>
+      </w:pPr>
+      <w:r>
+        <w:rPr>
+          <w:rFonts w:ascii="Segoe UI" w:hAnsi="Segoe UI"/>
+          <w:b w:val="0"/>
+          <w:i w:val="0"/>
+          <w:color w:val="1E293B"/>
+          <w:sz w:val="21"/>
+        </w:rPr>
+        <w:t>1. Principal Operational Control Center (/principal): 5 Top KPI cards, Stock Ownership &amp; Custody Matrix [F2], Claims &amp; Returns Desk [F3], 3-Way Reconciliation Workspace [F4], Authoritative Statement [F5], Commercial MIS [F6], and New Claim Modal [F7].</w:t>
+      </w:r>
+    </w:p>
+    <w:p>
+      <w:pPr>
+        <w:spacing w:before="0" w:after="120" w:line="276" w:lineRule="auto"/>
+        <w:jc w:val="left"/>
+      </w:pPr>
+      <w:r>
+        <w:rPr>
+          <w:rFonts w:ascii="Segoe UI" w:hAnsi="Segoe UI"/>
+          <w:b w:val="0"/>
+          <w:i w:val="0"/>
+          <w:color w:val="1E293B"/>
+          <w:sz w:val="21"/>
+        </w:rPr>
+        <w:t>2. Principal Business Statement Desk (/principal/statement): Full-screen drill-down statement screen showing source transactions, batches, and settlement links.</w:t>
+      </w:r>
+    </w:p>
+    <w:p>
+      <w:pPr>
+        <w:spacing w:before="0" w:after="120" w:line="276" w:lineRule="auto"/>
+        <w:jc w:val="left"/>
+      </w:pPr>
+      <w:r>
+        <w:rPr>
+          <w:rFonts w:ascii="Segoe UI" w:hAnsi="Segoe UI"/>
+          <w:b w:val="0"/>
+          <w:i w:val="0"/>
+          <w:color w:val="1E293B"/>
+          <w:sz w:val="21"/>
+        </w:rPr>
+        <w:t>3. Counter Workbench Launcher (#hub-btn-principal-management): Instant access via global hotkey [Ctrl+3].</w:t>
+      </w:r>
+    </w:p>
+    <w:p>
+      <w:pPr>
+        <w:spacing w:before="0" w:after="120" w:line="276" w:lineRule="auto"/>
+        <w:jc w:val="left"/>
+      </w:pPr>
+      <w:r>
+        <w:rPr>
+          <w:rFonts w:ascii="Segoe UI" w:hAnsi="Segoe UI"/>
+          <w:b w:val="0"/>
+          <w:i w:val="0"/>
+          <w:color w:val="1E293B"/>
+          <w:sz w:val="21"/>
+        </w:rPr>
+        <w:t>4. Zero-Mouse Operational Guarantee: 100% keyboard navigable with [F2]-[F7] hotkeys and [Esc] hierarchical dismissal.</w:t>
       </w:r>
     </w:p>
     <w:p>

--- a/ERP_ENTERPRISE_SYSTEM_COMPLETE_SOFTWARE_MASTER_WALKTHROUGH.docx
+++ b/ERP_ENTERPRISE_SYSTEM_COMPLETE_SOFTWARE_MASTER_WALKTHROUGH.docx
@@ -19865,7 +19865,7 @@
           <w:color w:val="1E293B"/>
           <w:sz w:val="21"/>
         </w:rPr>
-        <w:t>DOC-36 establishes the operational engine that transforms Principal and C&amp;F relationships from static master definitions into a continuously auditable, traceable operating position.</w:t>
+        <w:t>DOC-36 establishes an institutional-grade operational engine that transforms static Principal and C&amp;F master records into a continuously auditable, traceable, and reconstructable operating position. In modern pharmaceutical distribution networks, Clearing &amp; Forwarding (C&amp;F) agents and super-distributors handle consignment inventories on behalf of multiple pharmaceutical manufacturers (Principals). Operating under diverse commercial agreements, tiered commission rates, strict credit windows, and complex freight recovery policies, enterprises face severe financial and statutory risks if stock ownership commingles or ledger reconciliations drift. DOC-36 solves this challenge by providing end-to-end custody segregation, automated three-way reconciliation, dispute-proof operational claims management, and non-editable reconstructable statements.</w:t>
       </w:r>
     </w:p>
     <w:tbl>
@@ -19917,7 +19917,7 @@
                 <w:color w:val="1E293B"/>
                 <w:sz w:val="19"/>
               </w:rPr>
-              <w:t>DOC-36 ARCHITECTURAL INVARIANTS &amp; CORE DESIGN PRINCIPLES:</w:t>
+              <w:t>DOC-36 ARCHITECTURAL INVARIANTS &amp; CORE GOVERNANCE RULES:</w:t>
               <w:br/>
               <w:t>1. Zero Duplicate Engines: DOC-36 orchestrates Principal context across DOC-12 (Master), DOC-14 (Schemes), DOC-16 (Stock Movement), DOC-08 (GL Postings), DOC-07 (Settlements), and DOC-35 (Freight) without duplicate ledgers.</w:t>
               <w:br/>
@@ -19949,7 +19949,7 @@
           <w:color w:val="2D6A4F"/>
           <w:sz w:val="27"/>
         </w:rPr>
-        <w:t>22.1 Implemented Relational Schema &amp; Backend Services</w:t>
+        <w:t>22.1 Implemented Relational Schema &amp; Relational Models (16 Models)</w:t>
       </w:r>
     </w:p>
     <w:p>
@@ -19965,7 +19965,2117 @@
           <w:color w:val="1E293B"/>
           <w:sz w:val="21"/>
         </w:rPr>
-        <w:t>DOC-36 introduces 16 relational entities mapped via SQLAlchemy 2.0 and mounted under /api/principal:</w:t>
+        <w:t>DOC-36 introduces 16 high-performance relational entities mapped via SQLAlchemy 2.0 with strict foreign key constraints, multi-tenant organization scoping, and cryptographic verification hashes. The schema architecture isolates custody from legal ownership, models effective-dated agreement terms, and maintains point-in-time stock snapshots:</w:t>
+      </w:r>
+    </w:p>
+    <w:tbl>
+      <w:tblPr>
+        <w:tblW w:type="auto" w:w="0"/>
+        <w:jc w:val="center"/>
+        <w:tblLook w:firstColumn="1" w:firstRow="1" w:lastColumn="0" w:lastRow="0" w:noHBand="0" w:noVBand="1" w:val="04A0"/>
+      </w:tblPr>
+      <w:tblGrid>
+        <w:gridCol w:w="2340"/>
+        <w:gridCol w:w="2340"/>
+        <w:gridCol w:w="2340"/>
+        <w:gridCol w:w="2340"/>
+      </w:tblGrid>
+      <w:tr>
+        <w:tc>
+          <w:tcPr>
+            <w:tcW w:type="dxa" w:w="1872"/>
+            <w:shd w:fill="1B4332"/>
+            <w:tcMar>
+              <w:top w:w="140" w:type="dxa"/>
+              <w:bottom w:w="140" w:type="dxa"/>
+              <w:left w:w="160" w:type="dxa"/>
+              <w:right w:w="160" w:type="dxa"/>
+            </w:tcMar>
+          </w:tcPr>
+          <w:p>
+            <w:pPr>
+              <w:jc w:val="left"/>
+            </w:pPr>
+            <w:r>
+              <w:rPr>
+                <w:rFonts w:ascii="Segoe UI" w:hAnsi="Segoe UI"/>
+                <w:b/>
+                <w:i w:val="0"/>
+                <w:color w:val="FFFFFF"/>
+                <w:sz w:val="19"/>
+              </w:rPr>
+              <w:t>Model Name &amp; Table</w:t>
+            </w:r>
+          </w:p>
+        </w:tc>
+        <w:tc>
+          <w:tcPr>
+            <w:tcW w:type="dxa" w:w="2016"/>
+            <w:shd w:fill="1B4332"/>
+            <w:tcMar>
+              <w:top w:w="140" w:type="dxa"/>
+              <w:bottom w:w="140" w:type="dxa"/>
+              <w:left w:w="160" w:type="dxa"/>
+              <w:right w:w="160" w:type="dxa"/>
+            </w:tcMar>
+          </w:tcPr>
+          <w:p>
+            <w:pPr>
+              <w:jc w:val="left"/>
+            </w:pPr>
+            <w:r>
+              <w:rPr>
+                <w:rFonts w:ascii="Segoe UI" w:hAnsi="Segoe UI"/>
+                <w:b/>
+                <w:i w:val="0"/>
+                <w:color w:val="FFFFFF"/>
+                <w:sz w:val="19"/>
+              </w:rPr>
+              <w:t>Primary &amp; Foreign Keys</w:t>
+            </w:r>
+          </w:p>
+        </w:tc>
+        <w:tc>
+          <w:tcPr>
+            <w:tcW w:type="dxa" w:w="2304"/>
+            <w:shd w:fill="1B4332"/>
+            <w:tcMar>
+              <w:top w:w="140" w:type="dxa"/>
+              <w:bottom w:w="140" w:type="dxa"/>
+              <w:left w:w="160" w:type="dxa"/>
+              <w:right w:w="160" w:type="dxa"/>
+            </w:tcMar>
+          </w:tcPr>
+          <w:p>
+            <w:pPr>
+              <w:jc w:val="left"/>
+            </w:pPr>
+            <w:r>
+              <w:rPr>
+                <w:rFonts w:ascii="Segoe UI" w:hAnsi="Segoe UI"/>
+                <w:b/>
+                <w:i w:val="0"/>
+                <w:color w:val="FFFFFF"/>
+                <w:sz w:val="19"/>
+              </w:rPr>
+              <w:t>Core Attributes &amp; Data Types</w:t>
+            </w:r>
+          </w:p>
+        </w:tc>
+        <w:tc>
+          <w:tcPr>
+            <w:tcW w:type="dxa" w:w="3168"/>
+            <w:shd w:fill="1B4332"/>
+            <w:tcMar>
+              <w:top w:w="140" w:type="dxa"/>
+              <w:bottom w:w="140" w:type="dxa"/>
+              <w:left w:w="160" w:type="dxa"/>
+              <w:right w:w="160" w:type="dxa"/>
+            </w:tcMar>
+          </w:tcPr>
+          <w:p>
+            <w:pPr>
+              <w:jc w:val="left"/>
+            </w:pPr>
+            <w:r>
+              <w:rPr>
+                <w:rFonts w:ascii="Segoe UI" w:hAnsi="Segoe UI"/>
+                <w:b/>
+                <w:i w:val="0"/>
+                <w:color w:val="FFFFFF"/>
+                <w:sz w:val="19"/>
+              </w:rPr>
+              <w:t>Operational Mandate &amp; Governance Role</w:t>
+            </w:r>
+          </w:p>
+        </w:tc>
+      </w:tr>
+      <w:tr>
+        <w:tc>
+          <w:tcPr>
+            <w:tcW w:type="dxa" w:w="1872"/>
+            <w:shd w:fill="FFFFFF"/>
+            <w:tcMar>
+              <w:top w:w="100" w:type="dxa"/>
+              <w:bottom w:w="100" w:type="dxa"/>
+              <w:left w:w="150" w:type="dxa"/>
+              <w:right w:w="150" w:type="dxa"/>
+            </w:tcMar>
+          </w:tcPr>
+          <w:p>
+            <w:pPr>
+              <w:jc w:val="left"/>
+            </w:pPr>
+            <w:r>
+              <w:rPr>
+                <w:rFonts w:ascii="Segoe UI" w:hAnsi="Segoe UI"/>
+                <w:b w:val="0"/>
+                <w:i w:val="0"/>
+                <w:color w:val="1E293B"/>
+                <w:sz w:val="18"/>
+              </w:rPr>
+              <w:t>PrincipalOperatingContext</w:t>
+              <w:br/>
+              <w:t>(principal_operating_contexts)</w:t>
+            </w:r>
+          </w:p>
+        </w:tc>
+        <w:tc>
+          <w:tcPr>
+            <w:tcW w:type="dxa" w:w="2016"/>
+            <w:shd w:fill="FFFFFF"/>
+            <w:tcMar>
+              <w:top w:w="100" w:type="dxa"/>
+              <w:bottom w:w="100" w:type="dxa"/>
+              <w:left w:w="150" w:type="dxa"/>
+              <w:right w:w="150" w:type="dxa"/>
+            </w:tcMar>
+          </w:tcPr>
+          <w:p>
+            <w:pPr>
+              <w:jc w:val="left"/>
+            </w:pPr>
+            <w:r>
+              <w:rPr>
+                <w:rFonts w:ascii="Segoe UI" w:hAnsi="Segoe UI"/>
+                <w:b w:val="0"/>
+                <w:i w:val="0"/>
+                <w:color w:val="1E293B"/>
+                <w:sz w:val="18"/>
+              </w:rPr>
+              <w:t>PK: id (UUID)</w:t>
+              <w:br/>
+              <w:t>FK: company_id -&gt; organizations.id</w:t>
+              <w:br/>
+              <w:t>FK: principal_id, branch_id</w:t>
+            </w:r>
+          </w:p>
+        </w:tc>
+        <w:tc>
+          <w:tcPr>
+            <w:tcW w:type="dxa" w:w="2304"/>
+            <w:shd w:fill="FFFFFF"/>
+            <w:tcMar>
+              <w:top w:w="100" w:type="dxa"/>
+              <w:bottom w:w="100" w:type="dxa"/>
+              <w:left w:w="150" w:type="dxa"/>
+              <w:right w:w="150" w:type="dxa"/>
+            </w:tcMar>
+          </w:tcPr>
+          <w:p>
+            <w:pPr>
+              <w:jc w:val="left"/>
+            </w:pPr>
+            <w:r>
+              <w:rPr>
+                <w:rFonts w:ascii="Segoe UI" w:hAnsi="Segoe UI"/>
+                <w:b w:val="0"/>
+                <w:i w:val="0"/>
+                <w:color w:val="1E293B"/>
+                <w:sz w:val="18"/>
+              </w:rPr>
+              <w:t>principal_code (String 50)</w:t>
+              <w:br/>
+              <w:t>principal_name (String 200)</w:t>
+              <w:br/>
+              <w:t>agreement_version_id (UUID)</w:t>
+              <w:br/>
+              <w:t>status (String 40: ACTIVE, SUSPENDED, TERMINATED)</w:t>
+              <w:br/>
+              <w:t>created_at, updated_at</w:t>
+            </w:r>
+          </w:p>
+        </w:tc>
+        <w:tc>
+          <w:tcPr>
+            <w:tcW w:type="dxa" w:w="3168"/>
+            <w:shd w:fill="FFFFFF"/>
+            <w:tcMar>
+              <w:top w:w="100" w:type="dxa"/>
+              <w:bottom w:w="100" w:type="dxa"/>
+              <w:left w:w="150" w:type="dxa"/>
+              <w:right w:w="150" w:type="dxa"/>
+            </w:tcMar>
+          </w:tcPr>
+          <w:p>
+            <w:pPr>
+              <w:jc w:val="left"/>
+            </w:pPr>
+            <w:r>
+              <w:rPr>
+                <w:rFonts w:ascii="Segoe UI" w:hAnsi="Segoe UI"/>
+                <w:b w:val="0"/>
+                <w:i w:val="0"/>
+                <w:color w:val="1E293B"/>
+                <w:sz w:val="18"/>
+              </w:rPr>
+              <w:t>Primary multi-tenant operational anchor binding client organization to external pharmaceutical principal with branch-level scoping and status control.</w:t>
+            </w:r>
+          </w:p>
+        </w:tc>
+      </w:tr>
+      <w:tr>
+        <w:tc>
+          <w:tcPr>
+            <w:tcW w:type="dxa" w:w="1872"/>
+            <w:shd w:fill="F8FAF9"/>
+            <w:tcMar>
+              <w:top w:w="100" w:type="dxa"/>
+              <w:bottom w:w="100" w:type="dxa"/>
+              <w:left w:w="150" w:type="dxa"/>
+              <w:right w:w="150" w:type="dxa"/>
+            </w:tcMar>
+          </w:tcPr>
+          <w:p>
+            <w:pPr>
+              <w:jc w:val="left"/>
+            </w:pPr>
+            <w:r>
+              <w:rPr>
+                <w:rFonts w:ascii="Segoe UI" w:hAnsi="Segoe UI"/>
+                <w:b w:val="0"/>
+                <w:i w:val="0"/>
+                <w:color w:val="1E293B"/>
+                <w:sz w:val="18"/>
+              </w:rPr>
+              <w:t>PrincipalAgreementVersion</w:t>
+              <w:br/>
+              <w:t>(principal_agreement_versions)</w:t>
+            </w:r>
+          </w:p>
+        </w:tc>
+        <w:tc>
+          <w:tcPr>
+            <w:tcW w:type="dxa" w:w="2016"/>
+            <w:shd w:fill="F8FAF9"/>
+            <w:tcMar>
+              <w:top w:w="100" w:type="dxa"/>
+              <w:bottom w:w="100" w:type="dxa"/>
+              <w:left w:w="150" w:type="dxa"/>
+              <w:right w:w="150" w:type="dxa"/>
+            </w:tcMar>
+          </w:tcPr>
+          <w:p>
+            <w:pPr>
+              <w:jc w:val="left"/>
+            </w:pPr>
+            <w:r>
+              <w:rPr>
+                <w:rFonts w:ascii="Segoe UI" w:hAnsi="Segoe UI"/>
+                <w:b w:val="0"/>
+                <w:i w:val="0"/>
+                <w:color w:val="1E293B"/>
+                <w:sz w:val="18"/>
+              </w:rPr>
+              <w:t>PK: id (UUID)</w:t>
+              <w:br/>
+              <w:t>FK: principal_id</w:t>
+            </w:r>
+          </w:p>
+        </w:tc>
+        <w:tc>
+          <w:tcPr>
+            <w:tcW w:type="dxa" w:w="2304"/>
+            <w:shd w:fill="F8FAF9"/>
+            <w:tcMar>
+              <w:top w:w="100" w:type="dxa"/>
+              <w:bottom w:w="100" w:type="dxa"/>
+              <w:left w:w="150" w:type="dxa"/>
+              <w:right w:w="150" w:type="dxa"/>
+            </w:tcMar>
+          </w:tcPr>
+          <w:p>
+            <w:pPr>
+              <w:jc w:val="left"/>
+            </w:pPr>
+            <w:r>
+              <w:rPr>
+                <w:rFonts w:ascii="Segoe UI" w:hAnsi="Segoe UI"/>
+                <w:b w:val="0"/>
+                <w:i w:val="0"/>
+                <w:color w:val="1E293B"/>
+                <w:sz w:val="18"/>
+              </w:rPr>
+              <w:t>agreement_number (String 80)</w:t>
+              <w:br/>
+              <w:t>version_no (String 20)</w:t>
+              <w:br/>
+              <w:t>valid_from, valid_to (DateTime)</w:t>
+              <w:br/>
+              <w:t>terms_json (JSON)</w:t>
+              <w:br/>
+              <w:t>status (DRAFT, ACTIVE, SUPERSEDED, EXPIRED)</w:t>
+            </w:r>
+          </w:p>
+        </w:tc>
+        <w:tc>
+          <w:tcPr>
+            <w:tcW w:type="dxa" w:w="3168"/>
+            <w:shd w:fill="F8FAF9"/>
+            <w:tcMar>
+              <w:top w:w="100" w:type="dxa"/>
+              <w:bottom w:w="100" w:type="dxa"/>
+              <w:left w:w="150" w:type="dxa"/>
+              <w:right w:w="150" w:type="dxa"/>
+            </w:tcMar>
+          </w:tcPr>
+          <w:p>
+            <w:pPr>
+              <w:jc w:val="left"/>
+            </w:pPr>
+            <w:r>
+              <w:rPr>
+                <w:rFonts w:ascii="Segoe UI" w:hAnsi="Segoe UI"/>
+                <w:b w:val="0"/>
+                <w:i w:val="0"/>
+                <w:color w:val="1E293B"/>
+                <w:sz w:val="18"/>
+              </w:rPr>
+              <w:t>Effective-dated commercial terms, commission percentages (e.g., 6.5%), claim dispute windows, credit periods, and authorized freight allowance models.</w:t>
+            </w:r>
+          </w:p>
+        </w:tc>
+      </w:tr>
+      <w:tr>
+        <w:tc>
+          <w:tcPr>
+            <w:tcW w:type="dxa" w:w="1872"/>
+            <w:shd w:fill="FFFFFF"/>
+            <w:tcMar>
+              <w:top w:w="100" w:type="dxa"/>
+              <w:bottom w:w="100" w:type="dxa"/>
+              <w:left w:w="150" w:type="dxa"/>
+              <w:right w:w="150" w:type="dxa"/>
+            </w:tcMar>
+          </w:tcPr>
+          <w:p>
+            <w:pPr>
+              <w:jc w:val="left"/>
+            </w:pPr>
+            <w:r>
+              <w:rPr>
+                <w:rFonts w:ascii="Segoe UI" w:hAnsi="Segoe UI"/>
+                <w:b w:val="0"/>
+                <w:i w:val="0"/>
+                <w:color w:val="1E293B"/>
+                <w:sz w:val="18"/>
+              </w:rPr>
+              <w:t>PrincipalProductRule</w:t>
+              <w:br/>
+              <w:t>(principal_product_rules)</w:t>
+            </w:r>
+          </w:p>
+        </w:tc>
+        <w:tc>
+          <w:tcPr>
+            <w:tcW w:type="dxa" w:w="2016"/>
+            <w:shd w:fill="FFFFFF"/>
+            <w:tcMar>
+              <w:top w:w="100" w:type="dxa"/>
+              <w:bottom w:w="100" w:type="dxa"/>
+              <w:left w:w="150" w:type="dxa"/>
+              <w:right w:w="150" w:type="dxa"/>
+            </w:tcMar>
+          </w:tcPr>
+          <w:p>
+            <w:pPr>
+              <w:jc w:val="left"/>
+            </w:pPr>
+            <w:r>
+              <w:rPr>
+                <w:rFonts w:ascii="Segoe UI" w:hAnsi="Segoe UI"/>
+                <w:b w:val="0"/>
+                <w:i w:val="0"/>
+                <w:color w:val="1E293B"/>
+                <w:sz w:val="18"/>
+              </w:rPr>
+              <w:t>PK: id (UUID)</w:t>
+              <w:br/>
+              <w:t>FK: principal_id, product_id</w:t>
+              <w:br/>
+              <w:t>FK: branch_id, warehouse_id</w:t>
+            </w:r>
+          </w:p>
+        </w:tc>
+        <w:tc>
+          <w:tcPr>
+            <w:tcW w:type="dxa" w:w="2304"/>
+            <w:shd w:fill="FFFFFF"/>
+            <w:tcMar>
+              <w:top w:w="100" w:type="dxa"/>
+              <w:bottom w:w="100" w:type="dxa"/>
+              <w:left w:w="150" w:type="dxa"/>
+              <w:right w:w="150" w:type="dxa"/>
+            </w:tcMar>
+          </w:tcPr>
+          <w:p>
+            <w:pPr>
+              <w:jc w:val="left"/>
+            </w:pPr>
+            <w:r>
+              <w:rPr>
+                <w:rFonts w:ascii="Segoe UI" w:hAnsi="Segoe UI"/>
+                <w:b w:val="0"/>
+                <w:i w:val="0"/>
+                <w:color w:val="1E293B"/>
+                <w:sz w:val="18"/>
+              </w:rPr>
+              <w:t>product_name (String 200)</w:t>
+              <w:br/>
+              <w:t>sku_code (String 100)</w:t>
+              <w:br/>
+              <w:t>is_exclusive (Boolean)</w:t>
+              <w:br/>
+              <w:t>valid_from, valid_to (DateTime)</w:t>
+              <w:br/>
+              <w:t>status (ACTIVE, INACTIVE, RESTRICTED)</w:t>
+            </w:r>
+          </w:p>
+        </w:tc>
+        <w:tc>
+          <w:tcPr>
+            <w:tcW w:type="dxa" w:w="3168"/>
+            <w:shd w:fill="FFFFFF"/>
+            <w:tcMar>
+              <w:top w:w="100" w:type="dxa"/>
+              <w:bottom w:w="100" w:type="dxa"/>
+              <w:left w:w="150" w:type="dxa"/>
+              <w:right w:w="150" w:type="dxa"/>
+            </w:tcMar>
+          </w:tcPr>
+          <w:p>
+            <w:pPr>
+              <w:jc w:val="left"/>
+            </w:pPr>
+            <w:r>
+              <w:rPr>
+                <w:rFonts w:ascii="Segoe UI" w:hAnsi="Segoe UI"/>
+                <w:b w:val="0"/>
+                <w:i w:val="0"/>
+                <w:color w:val="1E293B"/>
+                <w:sz w:val="18"/>
+              </w:rPr>
+              <w:t>Authorized product catalog constraints, exclusive SKU allocations per branch, and designated depot warehouse storage boundaries.</w:t>
+            </w:r>
+          </w:p>
+        </w:tc>
+      </w:tr>
+      <w:tr>
+        <w:tc>
+          <w:tcPr>
+            <w:tcW w:type="dxa" w:w="1872"/>
+            <w:shd w:fill="F8FAF9"/>
+            <w:tcMar>
+              <w:top w:w="100" w:type="dxa"/>
+              <w:bottom w:w="100" w:type="dxa"/>
+              <w:left w:w="150" w:type="dxa"/>
+              <w:right w:w="150" w:type="dxa"/>
+            </w:tcMar>
+          </w:tcPr>
+          <w:p>
+            <w:pPr>
+              <w:jc w:val="left"/>
+            </w:pPr>
+            <w:r>
+              <w:rPr>
+                <w:rFonts w:ascii="Segoe UI" w:hAnsi="Segoe UI"/>
+                <w:b w:val="0"/>
+                <w:i w:val="0"/>
+                <w:color w:val="1E293B"/>
+                <w:sz w:val="18"/>
+              </w:rPr>
+              <w:t>PrincipalCustomerRule</w:t>
+              <w:br/>
+              <w:t>(principal_customer_rules)</w:t>
+            </w:r>
+          </w:p>
+        </w:tc>
+        <w:tc>
+          <w:tcPr>
+            <w:tcW w:type="dxa" w:w="2016"/>
+            <w:shd w:fill="F8FAF9"/>
+            <w:tcMar>
+              <w:top w:w="100" w:type="dxa"/>
+              <w:bottom w:w="100" w:type="dxa"/>
+              <w:left w:w="150" w:type="dxa"/>
+              <w:right w:w="150" w:type="dxa"/>
+            </w:tcMar>
+          </w:tcPr>
+          <w:p>
+            <w:pPr>
+              <w:jc w:val="left"/>
+            </w:pPr>
+            <w:r>
+              <w:rPr>
+                <w:rFonts w:ascii="Segoe UI" w:hAnsi="Segoe UI"/>
+                <w:b w:val="0"/>
+                <w:i w:val="0"/>
+                <w:color w:val="1E293B"/>
+                <w:sz w:val="18"/>
+              </w:rPr>
+              <w:t>PK: id (UUID)</w:t>
+              <w:br/>
+              <w:t>FK: principal_id, customer_id</w:t>
+            </w:r>
+          </w:p>
+        </w:tc>
+        <w:tc>
+          <w:tcPr>
+            <w:tcW w:type="dxa" w:w="2304"/>
+            <w:shd w:fill="F8FAF9"/>
+            <w:tcMar>
+              <w:top w:w="100" w:type="dxa"/>
+              <w:bottom w:w="100" w:type="dxa"/>
+              <w:left w:w="150" w:type="dxa"/>
+              <w:right w:w="150" w:type="dxa"/>
+            </w:tcMar>
+          </w:tcPr>
+          <w:p>
+            <w:pPr>
+              <w:jc w:val="left"/>
+            </w:pPr>
+            <w:r>
+              <w:rPr>
+                <w:rFonts w:ascii="Segoe UI" w:hAnsi="Segoe UI"/>
+                <w:b w:val="0"/>
+                <w:i w:val="0"/>
+                <w:color w:val="1E293B"/>
+                <w:sz w:val="18"/>
+              </w:rPr>
+              <w:t>customer_group (String 100)</w:t>
+              <w:br/>
+              <w:t>territory_id, territory_name (String)</w:t>
+              <w:br/>
+              <w:t>valid_from, valid_to (DateTime)</w:t>
+              <w:br/>
+              <w:t>status (ACTIVE, INACTIVE)</w:t>
+            </w:r>
+          </w:p>
+        </w:tc>
+        <w:tc>
+          <w:tcPr>
+            <w:tcW w:type="dxa" w:w="3168"/>
+            <w:shd w:fill="F8FAF9"/>
+            <w:tcMar>
+              <w:top w:w="100" w:type="dxa"/>
+              <w:bottom w:w="100" w:type="dxa"/>
+              <w:left w:w="150" w:type="dxa"/>
+              <w:right w:w="150" w:type="dxa"/>
+            </w:tcMar>
+          </w:tcPr>
+          <w:p>
+            <w:pPr>
+              <w:jc w:val="left"/>
+            </w:pPr>
+            <w:r>
+              <w:rPr>
+                <w:rFonts w:ascii="Segoe UI" w:hAnsi="Segoe UI"/>
+                <w:b w:val="0"/>
+                <w:i w:val="0"/>
+                <w:color w:val="1E293B"/>
+                <w:sz w:val="18"/>
+              </w:rPr>
+              <w:t>Territory boundaries and customer group eligibility, enforcing authorized distribution channels for principal-consigned products.</w:t>
+            </w:r>
+          </w:p>
+        </w:tc>
+      </w:tr>
+      <w:tr>
+        <w:tc>
+          <w:tcPr>
+            <w:tcW w:type="dxa" w:w="1872"/>
+            <w:shd w:fill="FFFFFF"/>
+            <w:tcMar>
+              <w:top w:w="100" w:type="dxa"/>
+              <w:bottom w:w="100" w:type="dxa"/>
+              <w:left w:w="150" w:type="dxa"/>
+              <w:right w:w="150" w:type="dxa"/>
+            </w:tcMar>
+          </w:tcPr>
+          <w:p>
+            <w:pPr>
+              <w:jc w:val="left"/>
+            </w:pPr>
+            <w:r>
+              <w:rPr>
+                <w:rFonts w:ascii="Segoe UI" w:hAnsi="Segoe UI"/>
+                <w:b w:val="0"/>
+                <w:i w:val="0"/>
+                <w:color w:val="1E293B"/>
+                <w:sz w:val="18"/>
+              </w:rPr>
+              <w:t>PrincipalOwnershipRule</w:t>
+              <w:br/>
+              <w:t>(principal_ownership_rules)</w:t>
+            </w:r>
+          </w:p>
+        </w:tc>
+        <w:tc>
+          <w:tcPr>
+            <w:tcW w:type="dxa" w:w="2016"/>
+            <w:shd w:fill="FFFFFF"/>
+            <w:tcMar>
+              <w:top w:w="100" w:type="dxa"/>
+              <w:bottom w:w="100" w:type="dxa"/>
+              <w:left w:w="150" w:type="dxa"/>
+              <w:right w:w="150" w:type="dxa"/>
+            </w:tcMar>
+          </w:tcPr>
+          <w:p>
+            <w:pPr>
+              <w:jc w:val="left"/>
+            </w:pPr>
+            <w:r>
+              <w:rPr>
+                <w:rFonts w:ascii="Segoe UI" w:hAnsi="Segoe UI"/>
+                <w:b w:val="0"/>
+                <w:i w:val="0"/>
+                <w:color w:val="1E293B"/>
+                <w:sz w:val="18"/>
+              </w:rPr>
+              <w:t>PK: id (UUID)</w:t>
+              <w:br/>
+              <w:t>FK: principal_id</w:t>
+            </w:r>
+          </w:p>
+        </w:tc>
+        <w:tc>
+          <w:tcPr>
+            <w:tcW w:type="dxa" w:w="2304"/>
+            <w:shd w:fill="FFFFFF"/>
+            <w:tcMar>
+              <w:top w:w="100" w:type="dxa"/>
+              <w:bottom w:w="100" w:type="dxa"/>
+              <w:left w:w="150" w:type="dxa"/>
+              <w:right w:w="150" w:type="dxa"/>
+            </w:tcMar>
+          </w:tcPr>
+          <w:p>
+            <w:pPr>
+              <w:jc w:val="left"/>
+            </w:pPr>
+            <w:r>
+              <w:rPr>
+                <w:rFonts w:ascii="Segoe UI" w:hAnsi="Segoe UI"/>
+                <w:b w:val="0"/>
+                <w:i w:val="0"/>
+                <w:color w:val="1E293B"/>
+                <w:sz w:val="18"/>
+              </w:rPr>
+              <w:t>product_scope (ALL, CATEGORY, SKU)</w:t>
+              <w:br/>
+              <w:t>warehouse_scope (ALL, SPECIFIC_WH)</w:t>
+              <w:br/>
+              <w:t>mode (CONSIGNMENT_CUSTODY, OUTRIGHT_PURCHASE, PRINCIPAL_OWNED)</w:t>
+              <w:br/>
+              <w:t>valid_from, valid_to</w:t>
+            </w:r>
+          </w:p>
+        </w:tc>
+        <w:tc>
+          <w:tcPr>
+            <w:tcW w:type="dxa" w:w="3168"/>
+            <w:shd w:fill="FFFFFF"/>
+            <w:tcMar>
+              <w:top w:w="100" w:type="dxa"/>
+              <w:bottom w:w="100" w:type="dxa"/>
+              <w:left w:w="150" w:type="dxa"/>
+              <w:right w:w="150" w:type="dxa"/>
+            </w:tcMar>
+          </w:tcPr>
+          <w:p>
+            <w:pPr>
+              <w:jc w:val="left"/>
+            </w:pPr>
+            <w:r>
+              <w:rPr>
+                <w:rFonts w:ascii="Segoe UI" w:hAnsi="Segoe UI"/>
+                <w:b w:val="0"/>
+                <w:i w:val="0"/>
+                <w:color w:val="1E293B"/>
+                <w:sz w:val="18"/>
+              </w:rPr>
+              <w:t>Inviolable stock custody classification preventing commingling and inventory pollution when identical generic drugs are stocked across different principals.</w:t>
+            </w:r>
+          </w:p>
+        </w:tc>
+      </w:tr>
+      <w:tr>
+        <w:tc>
+          <w:tcPr>
+            <w:tcW w:type="dxa" w:w="1872"/>
+            <w:shd w:fill="F8FAF9"/>
+            <w:tcMar>
+              <w:top w:w="100" w:type="dxa"/>
+              <w:bottom w:w="100" w:type="dxa"/>
+              <w:left w:w="150" w:type="dxa"/>
+              <w:right w:w="150" w:type="dxa"/>
+            </w:tcMar>
+          </w:tcPr>
+          <w:p>
+            <w:pPr>
+              <w:jc w:val="left"/>
+            </w:pPr>
+            <w:r>
+              <w:rPr>
+                <w:rFonts w:ascii="Segoe UI" w:hAnsi="Segoe UI"/>
+                <w:b w:val="0"/>
+                <w:i w:val="0"/>
+                <w:color w:val="1E293B"/>
+                <w:sz w:val="18"/>
+              </w:rPr>
+              <w:t>PrincipalEvent</w:t>
+              <w:br/>
+              <w:t>(principal_events)</w:t>
+            </w:r>
+          </w:p>
+        </w:tc>
+        <w:tc>
+          <w:tcPr>
+            <w:tcW w:type="dxa" w:w="2016"/>
+            <w:shd w:fill="F8FAF9"/>
+            <w:tcMar>
+              <w:top w:w="100" w:type="dxa"/>
+              <w:bottom w:w="100" w:type="dxa"/>
+              <w:left w:w="150" w:type="dxa"/>
+              <w:right w:w="150" w:type="dxa"/>
+            </w:tcMar>
+          </w:tcPr>
+          <w:p>
+            <w:pPr>
+              <w:jc w:val="left"/>
+            </w:pPr>
+            <w:r>
+              <w:rPr>
+                <w:rFonts w:ascii="Segoe UI" w:hAnsi="Segoe UI"/>
+                <w:b w:val="0"/>
+                <w:i w:val="0"/>
+                <w:color w:val="1E293B"/>
+                <w:sz w:val="18"/>
+              </w:rPr>
+              <w:t>PK: id (UUID)</w:t>
+              <w:br/>
+              <w:t>FK: company_id -&gt; organizations.id</w:t>
+              <w:br/>
+              <w:t>FK: principal_id</w:t>
+            </w:r>
+          </w:p>
+        </w:tc>
+        <w:tc>
+          <w:tcPr>
+            <w:tcW w:type="dxa" w:w="2304"/>
+            <w:shd w:fill="F8FAF9"/>
+            <w:tcMar>
+              <w:top w:w="100" w:type="dxa"/>
+              <w:bottom w:w="100" w:type="dxa"/>
+              <w:left w:w="150" w:type="dxa"/>
+              <w:right w:w="150" w:type="dxa"/>
+            </w:tcMar>
+          </w:tcPr>
+          <w:p>
+            <w:pPr>
+              <w:jc w:val="left"/>
+            </w:pPr>
+            <w:r>
+              <w:rPr>
+                <w:rFonts w:ascii="Segoe UI" w:hAnsi="Segoe UI"/>
+                <w:b w:val="0"/>
+                <w:i w:val="0"/>
+                <w:color w:val="1E293B"/>
+                <w:sz w:val="18"/>
+              </w:rPr>
+              <w:t>event_type (String 60)</w:t>
+              <w:br/>
+              <w:t>event_time (DateTime)</w:t>
+              <w:br/>
+              <w:t>source_doc_type (String 50)</w:t>
+              <w:br/>
+              <w:t>source_doc_id (String 100)</w:t>
+              <w:br/>
+              <w:t>payload_json (JSON)</w:t>
+              <w:br/>
+              <w:t>payload_hash (String 64: SHA-256)</w:t>
+            </w:r>
+          </w:p>
+        </w:tc>
+        <w:tc>
+          <w:tcPr>
+            <w:tcW w:type="dxa" w:w="3168"/>
+            <w:shd w:fill="F8FAF9"/>
+            <w:tcMar>
+              <w:top w:w="100" w:type="dxa"/>
+              <w:bottom w:w="100" w:type="dxa"/>
+              <w:left w:w="150" w:type="dxa"/>
+              <w:right w:w="150" w:type="dxa"/>
+            </w:tcMar>
+          </w:tcPr>
+          <w:p>
+            <w:pPr>
+              <w:jc w:val="left"/>
+            </w:pPr>
+            <w:r>
+              <w:rPr>
+                <w:rFonts w:ascii="Segoe UI" w:hAnsi="Segoe UI"/>
+                <w:b w:val="0"/>
+                <w:i w:val="0"/>
+                <w:color w:val="1E293B"/>
+                <w:sz w:val="18"/>
+              </w:rPr>
+              <w:t>Cryptographically hashed append-only commercial event ledger providing mathematical immutability and complete event-sourcing traceability.</w:t>
+            </w:r>
+          </w:p>
+        </w:tc>
+      </w:tr>
+      <w:tr>
+        <w:tc>
+          <w:tcPr>
+            <w:tcW w:type="dxa" w:w="1872"/>
+            <w:shd w:fill="FFFFFF"/>
+            <w:tcMar>
+              <w:top w:w="100" w:type="dxa"/>
+              <w:bottom w:w="100" w:type="dxa"/>
+              <w:left w:w="150" w:type="dxa"/>
+              <w:right w:w="150" w:type="dxa"/>
+            </w:tcMar>
+          </w:tcPr>
+          <w:p>
+            <w:pPr>
+              <w:jc w:val="left"/>
+            </w:pPr>
+            <w:r>
+              <w:rPr>
+                <w:rFonts w:ascii="Segoe UI" w:hAnsi="Segoe UI"/>
+                <w:b w:val="0"/>
+                <w:i w:val="0"/>
+                <w:color w:val="1E293B"/>
+                <w:sz w:val="18"/>
+              </w:rPr>
+              <w:t>PrincipalStockSnapshot</w:t>
+              <w:br/>
+              <w:t>(principal_stock_snapshots)</w:t>
+            </w:r>
+          </w:p>
+        </w:tc>
+        <w:tc>
+          <w:tcPr>
+            <w:tcW w:type="dxa" w:w="2016"/>
+            <w:shd w:fill="FFFFFF"/>
+            <w:tcMar>
+              <w:top w:w="100" w:type="dxa"/>
+              <w:bottom w:w="100" w:type="dxa"/>
+              <w:left w:w="150" w:type="dxa"/>
+              <w:right w:w="150" w:type="dxa"/>
+            </w:tcMar>
+          </w:tcPr>
+          <w:p>
+            <w:pPr>
+              <w:jc w:val="left"/>
+            </w:pPr>
+            <w:r>
+              <w:rPr>
+                <w:rFonts w:ascii="Segoe UI" w:hAnsi="Segoe UI"/>
+                <w:b w:val="0"/>
+                <w:i w:val="0"/>
+                <w:color w:val="1E293B"/>
+                <w:sz w:val="18"/>
+              </w:rPr>
+              <w:t>PK: id (UUID)</w:t>
+              <w:br/>
+              <w:t>FK: principal_id, product_id</w:t>
+              <w:br/>
+              <w:t>FK: warehouse_id</w:t>
+            </w:r>
+          </w:p>
+        </w:tc>
+        <w:tc>
+          <w:tcPr>
+            <w:tcW w:type="dxa" w:w="2304"/>
+            <w:shd w:fill="FFFFFF"/>
+            <w:tcMar>
+              <w:top w:w="100" w:type="dxa"/>
+              <w:bottom w:w="100" w:type="dxa"/>
+              <w:left w:w="150" w:type="dxa"/>
+              <w:right w:w="150" w:type="dxa"/>
+            </w:tcMar>
+          </w:tcPr>
+          <w:p>
+            <w:pPr>
+              <w:jc w:val="left"/>
+            </w:pPr>
+            <w:r>
+              <w:rPr>
+                <w:rFonts w:ascii="Segoe UI" w:hAnsi="Segoe UI"/>
+                <w:b w:val="0"/>
+                <w:i w:val="0"/>
+                <w:color w:val="1E293B"/>
+                <w:sz w:val="18"/>
+              </w:rPr>
+              <w:t>product_name (String 200)</w:t>
+              <w:br/>
+              <w:t>batch_no (String 100)</w:t>
+              <w:br/>
+              <w:t>warehouse_name (String 100)</w:t>
+              <w:br/>
+              <w:t>as_of (DateTime)</w:t>
+              <w:br/>
+              <w:t>qty_on_hand, qty_reserved, qty_damage</w:t>
+              <w:br/>
+              <w:t>unit_cost, total_valuation</w:t>
+            </w:r>
+          </w:p>
+        </w:tc>
+        <w:tc>
+          <w:tcPr>
+            <w:tcW w:type="dxa" w:w="3168"/>
+            <w:shd w:fill="FFFFFF"/>
+            <w:tcMar>
+              <w:top w:w="100" w:type="dxa"/>
+              <w:bottom w:w="100" w:type="dxa"/>
+              <w:left w:w="150" w:type="dxa"/>
+              <w:right w:w="150" w:type="dxa"/>
+            </w:tcMar>
+          </w:tcPr>
+          <w:p>
+            <w:pPr>
+              <w:jc w:val="left"/>
+            </w:pPr>
+            <w:r>
+              <w:rPr>
+                <w:rFonts w:ascii="Segoe UI" w:hAnsi="Segoe UI"/>
+                <w:b w:val="0"/>
+                <w:i w:val="0"/>
+                <w:color w:val="1E293B"/>
+                <w:sz w:val="18"/>
+              </w:rPr>
+              <w:t>Point-in-time frozen inventory positions segregated by SKU and batch, supporting instant historical reconstruction and discrepancy auditing.</w:t>
+            </w:r>
+          </w:p>
+        </w:tc>
+      </w:tr>
+      <w:tr>
+        <w:tc>
+          <w:tcPr>
+            <w:tcW w:type="dxa" w:w="1872"/>
+            <w:shd w:fill="F8FAF9"/>
+            <w:tcMar>
+              <w:top w:w="100" w:type="dxa"/>
+              <w:bottom w:w="100" w:type="dxa"/>
+              <w:left w:w="150" w:type="dxa"/>
+              <w:right w:w="150" w:type="dxa"/>
+            </w:tcMar>
+          </w:tcPr>
+          <w:p>
+            <w:pPr>
+              <w:jc w:val="left"/>
+            </w:pPr>
+            <w:r>
+              <w:rPr>
+                <w:rFonts w:ascii="Segoe UI" w:hAnsi="Segoe UI"/>
+                <w:b w:val="0"/>
+                <w:i w:val="0"/>
+                <w:color w:val="1E293B"/>
+                <w:sz w:val="18"/>
+              </w:rPr>
+              <w:t>PrincipalClaim</w:t>
+              <w:br/>
+              <w:t>(principal_claims)</w:t>
+            </w:r>
+          </w:p>
+        </w:tc>
+        <w:tc>
+          <w:tcPr>
+            <w:tcW w:type="dxa" w:w="2016"/>
+            <w:shd w:fill="F8FAF9"/>
+            <w:tcMar>
+              <w:top w:w="100" w:type="dxa"/>
+              <w:bottom w:w="100" w:type="dxa"/>
+              <w:left w:w="150" w:type="dxa"/>
+              <w:right w:w="150" w:type="dxa"/>
+            </w:tcMar>
+          </w:tcPr>
+          <w:p>
+            <w:pPr>
+              <w:jc w:val="left"/>
+            </w:pPr>
+            <w:r>
+              <w:rPr>
+                <w:rFonts w:ascii="Segoe UI" w:hAnsi="Segoe UI"/>
+                <w:b w:val="0"/>
+                <w:i w:val="0"/>
+                <w:color w:val="1E293B"/>
+                <w:sz w:val="18"/>
+              </w:rPr>
+              <w:t>PK: id (UUID)</w:t>
+              <w:br/>
+              <w:t>Unique: claim_number</w:t>
+              <w:br/>
+              <w:t>FK: principal_id</w:t>
+            </w:r>
+          </w:p>
+        </w:tc>
+        <w:tc>
+          <w:tcPr>
+            <w:tcW w:type="dxa" w:w="2304"/>
+            <w:shd w:fill="F8FAF9"/>
+            <w:tcMar>
+              <w:top w:w="100" w:type="dxa"/>
+              <w:bottom w:w="100" w:type="dxa"/>
+              <w:left w:w="150" w:type="dxa"/>
+              <w:right w:w="150" w:type="dxa"/>
+            </w:tcMar>
+          </w:tcPr>
+          <w:p>
+            <w:pPr>
+              <w:jc w:val="left"/>
+            </w:pPr>
+            <w:r>
+              <w:rPr>
+                <w:rFonts w:ascii="Segoe UI" w:hAnsi="Segoe UI"/>
+                <w:b w:val="0"/>
+                <w:i w:val="0"/>
+                <w:color w:val="1E293B"/>
+                <w:sz w:val="18"/>
+              </w:rPr>
+              <w:t>principal_name (String 200)</w:t>
+              <w:br/>
+              <w:t>claim_type (EXPIRY, BREAKAGE, SHORTAGE, RATE_DIFFERENCE)</w:t>
+              <w:br/>
+              <w:t>source_doc_id (String 100)</w:t>
+              <w:br/>
+              <w:t>claimed_qty, claimed_amount, approved_amount</w:t>
+              <w:br/>
+              <w:t>reason, status (PENDING, APPROVED, etc.)</w:t>
+            </w:r>
+          </w:p>
+        </w:tc>
+        <w:tc>
+          <w:tcPr>
+            <w:tcW w:type="dxa" w:w="3168"/>
+            <w:shd w:fill="F8FAF9"/>
+            <w:tcMar>
+              <w:top w:w="100" w:type="dxa"/>
+              <w:bottom w:w="100" w:type="dxa"/>
+              <w:left w:w="150" w:type="dxa"/>
+              <w:right w:w="150" w:type="dxa"/>
+            </w:tcMar>
+          </w:tcPr>
+          <w:p>
+            <w:pPr>
+              <w:jc w:val="left"/>
+            </w:pPr>
+            <w:r>
+              <w:rPr>
+                <w:rFonts w:ascii="Segoe UI" w:hAnsi="Segoe UI"/>
+                <w:b w:val="0"/>
+                <w:i w:val="0"/>
+                <w:color w:val="1E293B"/>
+                <w:sz w:val="18"/>
+              </w:rPr>
+              <w:t>Operational claim document capturing loss events with batch provenance, dispute resolution workflows, and four-eyes settlement authorization.</w:t>
+            </w:r>
+          </w:p>
+        </w:tc>
+      </w:tr>
+      <w:tr>
+        <w:tc>
+          <w:tcPr>
+            <w:tcW w:type="dxa" w:w="1872"/>
+            <w:shd w:fill="FFFFFF"/>
+            <w:tcMar>
+              <w:top w:w="100" w:type="dxa"/>
+              <w:bottom w:w="100" w:type="dxa"/>
+              <w:left w:w="150" w:type="dxa"/>
+              <w:right w:w="150" w:type="dxa"/>
+            </w:tcMar>
+          </w:tcPr>
+          <w:p>
+            <w:pPr>
+              <w:jc w:val="left"/>
+            </w:pPr>
+            <w:r>
+              <w:rPr>
+                <w:rFonts w:ascii="Segoe UI" w:hAnsi="Segoe UI"/>
+                <w:b w:val="0"/>
+                <w:i w:val="0"/>
+                <w:color w:val="1E293B"/>
+                <w:sz w:val="18"/>
+              </w:rPr>
+              <w:t>PrincipalClaimLine</w:t>
+              <w:br/>
+              <w:t>(principal_claim_lines)</w:t>
+            </w:r>
+          </w:p>
+        </w:tc>
+        <w:tc>
+          <w:tcPr>
+            <w:tcW w:type="dxa" w:w="2016"/>
+            <w:shd w:fill="FFFFFF"/>
+            <w:tcMar>
+              <w:top w:w="100" w:type="dxa"/>
+              <w:bottom w:w="100" w:type="dxa"/>
+              <w:left w:w="150" w:type="dxa"/>
+              <w:right w:w="150" w:type="dxa"/>
+            </w:tcMar>
+          </w:tcPr>
+          <w:p>
+            <w:pPr>
+              <w:jc w:val="left"/>
+            </w:pPr>
+            <w:r>
+              <w:rPr>
+                <w:rFonts w:ascii="Segoe UI" w:hAnsi="Segoe UI"/>
+                <w:b w:val="0"/>
+                <w:i w:val="0"/>
+                <w:color w:val="1E293B"/>
+                <w:sz w:val="18"/>
+              </w:rPr>
+              <w:t>PK: id (UUID)</w:t>
+              <w:br/>
+              <w:t>FK: claim_id -&gt; principal_claims.id</w:t>
+              <w:br/>
+              <w:t>FK: product_id</w:t>
+            </w:r>
+          </w:p>
+        </w:tc>
+        <w:tc>
+          <w:tcPr>
+            <w:tcW w:type="dxa" w:w="2304"/>
+            <w:shd w:fill="FFFFFF"/>
+            <w:tcMar>
+              <w:top w:w="100" w:type="dxa"/>
+              <w:bottom w:w="100" w:type="dxa"/>
+              <w:left w:w="150" w:type="dxa"/>
+              <w:right w:w="150" w:type="dxa"/>
+            </w:tcMar>
+          </w:tcPr>
+          <w:p>
+            <w:pPr>
+              <w:jc w:val="left"/>
+            </w:pPr>
+            <w:r>
+              <w:rPr>
+                <w:rFonts w:ascii="Segoe UI" w:hAnsi="Segoe UI"/>
+                <w:b w:val="0"/>
+                <w:i w:val="0"/>
+                <w:color w:val="1E293B"/>
+                <w:sz w:val="18"/>
+              </w:rPr>
+              <w:t>source_movement_id (String 100)</w:t>
+              <w:br/>
+              <w:t>batch_no (String 100)</w:t>
+              <w:br/>
+              <w:t>expiry_date (DateTime)</w:t>
+              <w:br/>
+              <w:t>qty, eligible_qty, rate, amount</w:t>
+              <w:br/>
+              <w:t>approved_amount, status</w:t>
+            </w:r>
+          </w:p>
+        </w:tc>
+        <w:tc>
+          <w:tcPr>
+            <w:tcW w:type="dxa" w:w="3168"/>
+            <w:shd w:fill="FFFFFF"/>
+            <w:tcMar>
+              <w:top w:w="100" w:type="dxa"/>
+              <w:bottom w:w="100" w:type="dxa"/>
+              <w:left w:w="150" w:type="dxa"/>
+              <w:right w:w="150" w:type="dxa"/>
+            </w:tcMar>
+          </w:tcPr>
+          <w:p>
+            <w:pPr>
+              <w:jc w:val="left"/>
+            </w:pPr>
+            <w:r>
+              <w:rPr>
+                <w:rFonts w:ascii="Segoe UI" w:hAnsi="Segoe UI"/>
+                <w:b w:val="0"/>
+                <w:i w:val="0"/>
+                <w:color w:val="1E293B"/>
+                <w:sz w:val="18"/>
+              </w:rPr>
+              <w:t>Granular line-item breakdown linking each claimed unit directly to DOC-16 stock movements and batch expiry records.</w:t>
+            </w:r>
+          </w:p>
+        </w:tc>
+      </w:tr>
+      <w:tr>
+        <w:tc>
+          <w:tcPr>
+            <w:tcW w:type="dxa" w:w="1872"/>
+            <w:shd w:fill="F8FAF9"/>
+            <w:tcMar>
+              <w:top w:w="100" w:type="dxa"/>
+              <w:bottom w:w="100" w:type="dxa"/>
+              <w:left w:w="150" w:type="dxa"/>
+              <w:right w:w="150" w:type="dxa"/>
+            </w:tcMar>
+          </w:tcPr>
+          <w:p>
+            <w:pPr>
+              <w:jc w:val="left"/>
+            </w:pPr>
+            <w:r>
+              <w:rPr>
+                <w:rFonts w:ascii="Segoe UI" w:hAnsi="Segoe UI"/>
+                <w:b w:val="0"/>
+                <w:i w:val="0"/>
+                <w:color w:val="1E293B"/>
+                <w:sz w:val="18"/>
+              </w:rPr>
+              <w:t>PrincipalReconciliation</w:t>
+              <w:br/>
+              <w:t>(principal_reconciliations)</w:t>
+            </w:r>
+          </w:p>
+        </w:tc>
+        <w:tc>
+          <w:tcPr>
+            <w:tcW w:type="dxa" w:w="2016"/>
+            <w:shd w:fill="F8FAF9"/>
+            <w:tcMar>
+              <w:top w:w="100" w:type="dxa"/>
+              <w:bottom w:w="100" w:type="dxa"/>
+              <w:left w:w="150" w:type="dxa"/>
+              <w:right w:w="150" w:type="dxa"/>
+            </w:tcMar>
+          </w:tcPr>
+          <w:p>
+            <w:pPr>
+              <w:jc w:val="left"/>
+            </w:pPr>
+            <w:r>
+              <w:rPr>
+                <w:rFonts w:ascii="Segoe UI" w:hAnsi="Segoe UI"/>
+                <w:b w:val="0"/>
+                <w:i w:val="0"/>
+                <w:color w:val="1E293B"/>
+                <w:sz w:val="18"/>
+              </w:rPr>
+              <w:t>PK: id (UUID)</w:t>
+              <w:br/>
+              <w:t>Unique: recon_number</w:t>
+              <w:br/>
+              <w:t>FK: principal_id</w:t>
+            </w:r>
+          </w:p>
+        </w:tc>
+        <w:tc>
+          <w:tcPr>
+            <w:tcW w:type="dxa" w:w="2304"/>
+            <w:shd w:fill="F8FAF9"/>
+            <w:tcMar>
+              <w:top w:w="100" w:type="dxa"/>
+              <w:bottom w:w="100" w:type="dxa"/>
+              <w:left w:w="150" w:type="dxa"/>
+              <w:right w:w="150" w:type="dxa"/>
+            </w:tcMar>
+          </w:tcPr>
+          <w:p>
+            <w:pPr>
+              <w:jc w:val="left"/>
+            </w:pPr>
+            <w:r>
+              <w:rPr>
+                <w:rFonts w:ascii="Segoe UI" w:hAnsi="Segoe UI"/>
+                <w:b w:val="0"/>
+                <w:i w:val="0"/>
+                <w:color w:val="1E293B"/>
+                <w:sz w:val="18"/>
+              </w:rPr>
+              <w:t>period_from, period_to (DateTime)</w:t>
+              <w:br/>
+              <w:t>system_opening_val, external_opening_val</w:t>
+              <w:br/>
+              <w:t>system_closing_val, external_closing_val</w:t>
+              <w:br/>
+              <w:t>net_variance_val, matched_lines_count</w:t>
+              <w:br/>
+              <w:t>variance_lines_count, status (APPROVED, etc.)</w:t>
+            </w:r>
+          </w:p>
+        </w:tc>
+        <w:tc>
+          <w:tcPr>
+            <w:tcW w:type="dxa" w:w="3168"/>
+            <w:shd w:fill="F8FAF9"/>
+            <w:tcMar>
+              <w:top w:w="100" w:type="dxa"/>
+              <w:bottom w:w="100" w:type="dxa"/>
+              <w:left w:w="150" w:type="dxa"/>
+              <w:right w:w="150" w:type="dxa"/>
+            </w:tcMar>
+          </w:tcPr>
+          <w:p>
+            <w:pPr>
+              <w:jc w:val="left"/>
+            </w:pPr>
+            <w:r>
+              <w:rPr>
+                <w:rFonts w:ascii="Segoe UI" w:hAnsi="Segoe UI"/>
+                <w:b w:val="0"/>
+                <w:i w:val="0"/>
+                <w:color w:val="1E293B"/>
+                <w:sz w:val="18"/>
+              </w:rPr>
+              <w:t>Automated three-way reconciliation header record comparing system stock valuation against external Principal-submitted statement balances.</w:t>
+            </w:r>
+          </w:p>
+        </w:tc>
+      </w:tr>
+      <w:tr>
+        <w:tc>
+          <w:tcPr>
+            <w:tcW w:type="dxa" w:w="1872"/>
+            <w:shd w:fill="FFFFFF"/>
+            <w:tcMar>
+              <w:top w:w="100" w:type="dxa"/>
+              <w:bottom w:w="100" w:type="dxa"/>
+              <w:left w:w="150" w:type="dxa"/>
+              <w:right w:w="150" w:type="dxa"/>
+            </w:tcMar>
+          </w:tcPr>
+          <w:p>
+            <w:pPr>
+              <w:jc w:val="left"/>
+            </w:pPr>
+            <w:r>
+              <w:rPr>
+                <w:rFonts w:ascii="Segoe UI" w:hAnsi="Segoe UI"/>
+                <w:b w:val="0"/>
+                <w:i w:val="0"/>
+                <w:color w:val="1E293B"/>
+                <w:sz w:val="18"/>
+              </w:rPr>
+              <w:t>PrincipalReconciliationLine</w:t>
+              <w:br/>
+              <w:t>(principal_reconciliation_lines)</w:t>
+            </w:r>
+          </w:p>
+        </w:tc>
+        <w:tc>
+          <w:tcPr>
+            <w:tcW w:type="dxa" w:w="2016"/>
+            <w:shd w:fill="FFFFFF"/>
+            <w:tcMar>
+              <w:top w:w="100" w:type="dxa"/>
+              <w:bottom w:w="100" w:type="dxa"/>
+              <w:left w:w="150" w:type="dxa"/>
+              <w:right w:w="150" w:type="dxa"/>
+            </w:tcMar>
+          </w:tcPr>
+          <w:p>
+            <w:pPr>
+              <w:jc w:val="left"/>
+            </w:pPr>
+            <w:r>
+              <w:rPr>
+                <w:rFonts w:ascii="Segoe UI" w:hAnsi="Segoe UI"/>
+                <w:b w:val="0"/>
+                <w:i w:val="0"/>
+                <w:color w:val="1E293B"/>
+                <w:sz w:val="18"/>
+              </w:rPr>
+              <w:t>PK: id (UUID)</w:t>
+              <w:br/>
+              <w:t>FK: reconciliation_id -&gt; principal_reconciliations.id</w:t>
+            </w:r>
+          </w:p>
+        </w:tc>
+        <w:tc>
+          <w:tcPr>
+            <w:tcW w:type="dxa" w:w="2304"/>
+            <w:shd w:fill="FFFFFF"/>
+            <w:tcMar>
+              <w:top w:w="100" w:type="dxa"/>
+              <w:bottom w:w="100" w:type="dxa"/>
+              <w:left w:w="150" w:type="dxa"/>
+              <w:right w:w="150" w:type="dxa"/>
+            </w:tcMar>
+          </w:tcPr>
+          <w:p>
+            <w:pPr>
+              <w:jc w:val="left"/>
+            </w:pPr>
+            <w:r>
+              <w:rPr>
+                <w:rFonts w:ascii="Segoe UI" w:hAnsi="Segoe UI"/>
+                <w:b w:val="0"/>
+                <w:i w:val="0"/>
+                <w:color w:val="1E293B"/>
+                <w:sz w:val="18"/>
+              </w:rPr>
+              <w:t>source_key (String 100)</w:t>
+              <w:br/>
+              <w:t>source_type (SALE, INWARD, RETURN, CLAIM)</w:t>
+              <w:br/>
+              <w:t>system_qty, external_qty, variance_qty</w:t>
+              <w:br/>
+              <w:t>system_val, external_val, variance_val</w:t>
+              <w:br/>
+              <w:t>reason_code, status (MATCHED, VARIANCE)</w:t>
+            </w:r>
+          </w:p>
+        </w:tc>
+        <w:tc>
+          <w:tcPr>
+            <w:tcW w:type="dxa" w:w="3168"/>
+            <w:shd w:fill="FFFFFF"/>
+            <w:tcMar>
+              <w:top w:w="100" w:type="dxa"/>
+              <w:bottom w:w="100" w:type="dxa"/>
+              <w:left w:w="150" w:type="dxa"/>
+              <w:right w:w="150" w:type="dxa"/>
+            </w:tcMar>
+          </w:tcPr>
+          <w:p>
+            <w:pPr>
+              <w:jc w:val="left"/>
+            </w:pPr>
+            <w:r>
+              <w:rPr>
+                <w:rFonts w:ascii="Segoe UI" w:hAnsi="Segoe UI"/>
+                <w:b w:val="0"/>
+                <w:i w:val="0"/>
+                <w:color w:val="1E293B"/>
+                <w:sz w:val="18"/>
+              </w:rPr>
+              <w:t>Itemized transaction matching line detecting quantity and valuation discrepancies with automated root-cause reason tagging.</w:t>
+            </w:r>
+          </w:p>
+        </w:tc>
+      </w:tr>
+      <w:tr>
+        <w:tc>
+          <w:tcPr>
+            <w:tcW w:type="dxa" w:w="1872"/>
+            <w:shd w:fill="F8FAF9"/>
+            <w:tcMar>
+              <w:top w:w="100" w:type="dxa"/>
+              <w:bottom w:w="100" w:type="dxa"/>
+              <w:left w:w="150" w:type="dxa"/>
+              <w:right w:w="150" w:type="dxa"/>
+            </w:tcMar>
+          </w:tcPr>
+          <w:p>
+            <w:pPr>
+              <w:jc w:val="left"/>
+            </w:pPr>
+            <w:r>
+              <w:rPr>
+                <w:rFonts w:ascii="Segoe UI" w:hAnsi="Segoe UI"/>
+                <w:b w:val="0"/>
+                <w:i w:val="0"/>
+                <w:color w:val="1E293B"/>
+                <w:sz w:val="18"/>
+              </w:rPr>
+              <w:t>PrincipalStatementRun</w:t>
+              <w:br/>
+              <w:t>(principal_statement_runs)</w:t>
+            </w:r>
+          </w:p>
+        </w:tc>
+        <w:tc>
+          <w:tcPr>
+            <w:tcW w:type="dxa" w:w="2016"/>
+            <w:shd w:fill="F8FAF9"/>
+            <w:tcMar>
+              <w:top w:w="100" w:type="dxa"/>
+              <w:bottom w:w="100" w:type="dxa"/>
+              <w:left w:w="150" w:type="dxa"/>
+              <w:right w:w="150" w:type="dxa"/>
+            </w:tcMar>
+          </w:tcPr>
+          <w:p>
+            <w:pPr>
+              <w:jc w:val="left"/>
+            </w:pPr>
+            <w:r>
+              <w:rPr>
+                <w:rFonts w:ascii="Segoe UI" w:hAnsi="Segoe UI"/>
+                <w:b w:val="0"/>
+                <w:i w:val="0"/>
+                <w:color w:val="1E293B"/>
+                <w:sz w:val="18"/>
+              </w:rPr>
+              <w:t>PK: id (UUID)</w:t>
+              <w:br/>
+              <w:t>Unique: run_number</w:t>
+              <w:br/>
+              <w:t>FK: principal_id</w:t>
+            </w:r>
+          </w:p>
+        </w:tc>
+        <w:tc>
+          <w:tcPr>
+            <w:tcW w:type="dxa" w:w="2304"/>
+            <w:shd w:fill="F8FAF9"/>
+            <w:tcMar>
+              <w:top w:w="100" w:type="dxa"/>
+              <w:bottom w:w="100" w:type="dxa"/>
+              <w:left w:w="150" w:type="dxa"/>
+              <w:right w:w="150" w:type="dxa"/>
+            </w:tcMar>
+          </w:tcPr>
+          <w:p>
+            <w:pPr>
+              <w:jc w:val="left"/>
+            </w:pPr>
+            <w:r>
+              <w:rPr>
+                <w:rFonts w:ascii="Segoe UI" w:hAnsi="Segoe UI"/>
+                <w:b w:val="0"/>
+                <w:i w:val="0"/>
+                <w:color w:val="1E293B"/>
+                <w:sz w:val="18"/>
+              </w:rPr>
+              <w:t>period_from, period_to (DateTime)</w:t>
+              <w:br/>
+              <w:t>filters_hash (String 64)</w:t>
+              <w:br/>
+              <w:t>source_versions (String 100)</w:t>
+              <w:br/>
+              <w:t>opening_stock_val, receipts_val, sales_val</w:t>
+              <w:br/>
+              <w:t>returns_val, claims_val, freight_val, closing_val</w:t>
+            </w:r>
+          </w:p>
+        </w:tc>
+        <w:tc>
+          <w:tcPr>
+            <w:tcW w:type="dxa" w:w="3168"/>
+            <w:shd w:fill="F8FAF9"/>
+            <w:tcMar>
+              <w:top w:w="100" w:type="dxa"/>
+              <w:bottom w:w="100" w:type="dxa"/>
+              <w:left w:w="150" w:type="dxa"/>
+              <w:right w:w="150" w:type="dxa"/>
+            </w:tcMar>
+          </w:tcPr>
+          <w:p>
+            <w:pPr>
+              <w:jc w:val="left"/>
+            </w:pPr>
+            <w:r>
+              <w:rPr>
+                <w:rFonts w:ascii="Segoe UI" w:hAnsi="Segoe UI"/>
+                <w:b w:val="0"/>
+                <w:i w:val="0"/>
+                <w:color w:val="1E293B"/>
+                <w:sz w:val="18"/>
+              </w:rPr>
+              <w:t>Authoritative period statement snapshot with dataset hash signature, freezing financial and inventory figures against retroactive tampering.</w:t>
+            </w:r>
+          </w:p>
+        </w:tc>
+      </w:tr>
+      <w:tr>
+        <w:tc>
+          <w:tcPr>
+            <w:tcW w:type="dxa" w:w="1872"/>
+            <w:shd w:fill="FFFFFF"/>
+            <w:tcMar>
+              <w:top w:w="100" w:type="dxa"/>
+              <w:bottom w:w="100" w:type="dxa"/>
+              <w:left w:w="150" w:type="dxa"/>
+              <w:right w:w="150" w:type="dxa"/>
+            </w:tcMar>
+          </w:tcPr>
+          <w:p>
+            <w:pPr>
+              <w:jc w:val="left"/>
+            </w:pPr>
+            <w:r>
+              <w:rPr>
+                <w:rFonts w:ascii="Segoe UI" w:hAnsi="Segoe UI"/>
+                <w:b w:val="0"/>
+                <w:i w:val="0"/>
+                <w:color w:val="1E293B"/>
+                <w:sz w:val="18"/>
+              </w:rPr>
+              <w:t>PrincipalStatementLine</w:t>
+              <w:br/>
+              <w:t>(principal_statement_lines)</w:t>
+            </w:r>
+          </w:p>
+        </w:tc>
+        <w:tc>
+          <w:tcPr>
+            <w:tcW w:type="dxa" w:w="2016"/>
+            <w:shd w:fill="FFFFFF"/>
+            <w:tcMar>
+              <w:top w:w="100" w:type="dxa"/>
+              <w:bottom w:w="100" w:type="dxa"/>
+              <w:left w:w="150" w:type="dxa"/>
+              <w:right w:w="150" w:type="dxa"/>
+            </w:tcMar>
+          </w:tcPr>
+          <w:p>
+            <w:pPr>
+              <w:jc w:val="left"/>
+            </w:pPr>
+            <w:r>
+              <w:rPr>
+                <w:rFonts w:ascii="Segoe UI" w:hAnsi="Segoe UI"/>
+                <w:b w:val="0"/>
+                <w:i w:val="0"/>
+                <w:color w:val="1E293B"/>
+                <w:sz w:val="18"/>
+              </w:rPr>
+              <w:t>PK: id (UUID)</w:t>
+              <w:br/>
+              <w:t>FK: run_id -&gt; principal_statement_runs.id</w:t>
+            </w:r>
+          </w:p>
+        </w:tc>
+        <w:tc>
+          <w:tcPr>
+            <w:tcW w:type="dxa" w:w="2304"/>
+            <w:shd w:fill="FFFFFF"/>
+            <w:tcMar>
+              <w:top w:w="100" w:type="dxa"/>
+              <w:bottom w:w="100" w:type="dxa"/>
+              <w:left w:w="150" w:type="dxa"/>
+              <w:right w:w="150" w:type="dxa"/>
+            </w:tcMar>
+          </w:tcPr>
+          <w:p>
+            <w:pPr>
+              <w:jc w:val="left"/>
+            </w:pPr>
+            <w:r>
+              <w:rPr>
+                <w:rFonts w:ascii="Segoe UI" w:hAnsi="Segoe UI"/>
+                <w:b w:val="0"/>
+                <w:i w:val="0"/>
+                <w:color w:val="1E293B"/>
+                <w:sz w:val="18"/>
+              </w:rPr>
+              <w:t>event_id (UUID)</w:t>
+              <w:br/>
+              <w:t>source_doc_id (String 100)</w:t>
+              <w:br/>
+              <w:t>category (OPENING, INWARD, SALE, RETURN, CLAIM, FREIGHT, CLOSING)</w:t>
+              <w:br/>
+              <w:t>product_name, batch_no, qty, amount, status</w:t>
+            </w:r>
+          </w:p>
+        </w:tc>
+        <w:tc>
+          <w:tcPr>
+            <w:tcW w:type="dxa" w:w="3168"/>
+            <w:shd w:fill="FFFFFF"/>
+            <w:tcMar>
+              <w:top w:w="100" w:type="dxa"/>
+              <w:bottom w:w="100" w:type="dxa"/>
+              <w:left w:w="150" w:type="dxa"/>
+              <w:right w:w="150" w:type="dxa"/>
+            </w:tcMar>
+          </w:tcPr>
+          <w:p>
+            <w:pPr>
+              <w:jc w:val="left"/>
+            </w:pPr>
+            <w:r>
+              <w:rPr>
+                <w:rFonts w:ascii="Segoe UI" w:hAnsi="Segoe UI"/>
+                <w:b w:val="0"/>
+                <w:i w:val="0"/>
+                <w:color w:val="1E293B"/>
+                <w:sz w:val="18"/>
+              </w:rPr>
+              <w:t>Individual transaction line in the reconstructable statement maintaining complete backward audit linkage to source transaction vouchers.</w:t>
+            </w:r>
+          </w:p>
+        </w:tc>
+      </w:tr>
+      <w:tr>
+        <w:tc>
+          <w:tcPr>
+            <w:tcW w:type="dxa" w:w="1872"/>
+            <w:shd w:fill="F8FAF9"/>
+            <w:tcMar>
+              <w:top w:w="100" w:type="dxa"/>
+              <w:bottom w:w="100" w:type="dxa"/>
+              <w:left w:w="150" w:type="dxa"/>
+              <w:right w:w="150" w:type="dxa"/>
+            </w:tcMar>
+          </w:tcPr>
+          <w:p>
+            <w:pPr>
+              <w:jc w:val="left"/>
+            </w:pPr>
+            <w:r>
+              <w:rPr>
+                <w:rFonts w:ascii="Segoe UI" w:hAnsi="Segoe UI"/>
+                <w:b w:val="0"/>
+                <w:i w:val="0"/>
+                <w:color w:val="1E293B"/>
+                <w:sz w:val="18"/>
+              </w:rPr>
+              <w:t>PrincipalCostAttribution</w:t>
+              <w:br/>
+              <w:t>(principal_cost_attributions)</w:t>
+            </w:r>
+          </w:p>
+        </w:tc>
+        <w:tc>
+          <w:tcPr>
+            <w:tcW w:type="dxa" w:w="2016"/>
+            <w:shd w:fill="F8FAF9"/>
+            <w:tcMar>
+              <w:top w:w="100" w:type="dxa"/>
+              <w:bottom w:w="100" w:type="dxa"/>
+              <w:left w:w="150" w:type="dxa"/>
+              <w:right w:w="150" w:type="dxa"/>
+            </w:tcMar>
+          </w:tcPr>
+          <w:p>
+            <w:pPr>
+              <w:jc w:val="left"/>
+            </w:pPr>
+            <w:r>
+              <w:rPr>
+                <w:rFonts w:ascii="Segoe UI" w:hAnsi="Segoe UI"/>
+                <w:b w:val="0"/>
+                <w:i w:val="0"/>
+                <w:color w:val="1E293B"/>
+                <w:sz w:val="18"/>
+              </w:rPr>
+              <w:t>PK: id (UUID)</w:t>
+              <w:br/>
+              <w:t>FK: principal_id</w:t>
+              <w:br/>
+              <w:t>Ref: source_cost_id -&gt; DOC-35</w:t>
+            </w:r>
+          </w:p>
+        </w:tc>
+        <w:tc>
+          <w:tcPr>
+            <w:tcW w:type="dxa" w:w="2304"/>
+            <w:shd w:fill="F8FAF9"/>
+            <w:tcMar>
+              <w:top w:w="100" w:type="dxa"/>
+              <w:bottom w:w="100" w:type="dxa"/>
+              <w:left w:w="150" w:type="dxa"/>
+              <w:right w:w="150" w:type="dxa"/>
+            </w:tcMar>
+          </w:tcPr>
+          <w:p>
+            <w:pPr>
+              <w:jc w:val="left"/>
+            </w:pPr>
+            <w:r>
+              <w:rPr>
+                <w:rFonts w:ascii="Segoe UI" w:hAnsi="Segoe UI"/>
+                <w:b w:val="0"/>
+                <w:i w:val="0"/>
+                <w:color w:val="1E293B"/>
+                <w:sz w:val="18"/>
+              </w:rPr>
+              <w:t>bearer (ADMIN_COMPANY, PRINCIPAL, CLIENT_COMPANY)</w:t>
+              <w:br/>
+              <w:t>recovery_target (PRINCIPAL_CLAIM, SUBSIDY)</w:t>
+              <w:br/>
+              <w:t>amount (Numeric 18, 2)</w:t>
+              <w:br/>
+              <w:t>policy_version, status (ATTRIBUTED, ABSORBED)</w:t>
+            </w:r>
+          </w:p>
+        </w:tc>
+        <w:tc>
+          <w:tcPr>
+            <w:tcW w:type="dxa" w:w="3168"/>
+            <w:shd w:fill="F8FAF9"/>
+            <w:tcMar>
+              <w:top w:w="100" w:type="dxa"/>
+              <w:bottom w:w="100" w:type="dxa"/>
+              <w:left w:w="150" w:type="dxa"/>
+              <w:right w:w="150" w:type="dxa"/>
+            </w:tcMar>
+          </w:tcPr>
+          <w:p>
+            <w:pPr>
+              <w:jc w:val="left"/>
+            </w:pPr>
+            <w:r>
+              <w:rPr>
+                <w:rFonts w:ascii="Segoe UI" w:hAnsi="Segoe UI"/>
+                <w:b w:val="0"/>
+                <w:i w:val="0"/>
+                <w:color w:val="1E293B"/>
+                <w:sz w:val="18"/>
+              </w:rPr>
+              <w:t>Direct integration with DOC-35 Freight Engine attributing logistics costs, transporter billings, and Admin GL 5200 subsidies to principal accounts.</w:t>
+            </w:r>
+          </w:p>
+        </w:tc>
+      </w:tr>
+      <w:tr>
+        <w:tc>
+          <w:tcPr>
+            <w:tcW w:type="dxa" w:w="1872"/>
+            <w:shd w:fill="FFFFFF"/>
+            <w:tcMar>
+              <w:top w:w="100" w:type="dxa"/>
+              <w:bottom w:w="100" w:type="dxa"/>
+              <w:left w:w="150" w:type="dxa"/>
+              <w:right w:w="150" w:type="dxa"/>
+            </w:tcMar>
+          </w:tcPr>
+          <w:p>
+            <w:pPr>
+              <w:jc w:val="left"/>
+            </w:pPr>
+            <w:r>
+              <w:rPr>
+                <w:rFonts w:ascii="Segoe UI" w:hAnsi="Segoe UI"/>
+                <w:b w:val="0"/>
+                <w:i w:val="0"/>
+                <w:color w:val="1E293B"/>
+                <w:sz w:val="18"/>
+              </w:rPr>
+              <w:t>PrincipalCommissionRef</w:t>
+              <w:br/>
+              <w:t>(principal_commission_refs)</w:t>
+            </w:r>
+          </w:p>
+        </w:tc>
+        <w:tc>
+          <w:tcPr>
+            <w:tcW w:type="dxa" w:w="2016"/>
+            <w:shd w:fill="FFFFFF"/>
+            <w:tcMar>
+              <w:top w:w="100" w:type="dxa"/>
+              <w:bottom w:w="100" w:type="dxa"/>
+              <w:left w:w="150" w:type="dxa"/>
+              <w:right w:w="150" w:type="dxa"/>
+            </w:tcMar>
+          </w:tcPr>
+          <w:p>
+            <w:pPr>
+              <w:jc w:val="left"/>
+            </w:pPr>
+            <w:r>
+              <w:rPr>
+                <w:rFonts w:ascii="Segoe UI" w:hAnsi="Segoe UI"/>
+                <w:b w:val="0"/>
+                <w:i w:val="0"/>
+                <w:color w:val="1E293B"/>
+                <w:sz w:val="18"/>
+              </w:rPr>
+              <w:t>PK: id (UUID)</w:t>
+              <w:br/>
+              <w:t>FK: principal_id, source_event_id</w:t>
+              <w:br/>
+              <w:t>Ref: commission_doc_id -&gt; DOC-37</w:t>
+            </w:r>
+          </w:p>
+        </w:tc>
+        <w:tc>
+          <w:tcPr>
+            <w:tcW w:type="dxa" w:w="2304"/>
+            <w:shd w:fill="FFFFFF"/>
+            <w:tcMar>
+              <w:top w:w="100" w:type="dxa"/>
+              <w:bottom w:w="100" w:type="dxa"/>
+              <w:left w:w="150" w:type="dxa"/>
+              <w:right w:w="150" w:type="dxa"/>
+            </w:tcMar>
+          </w:tcPr>
+          <w:p>
+            <w:pPr>
+              <w:jc w:val="left"/>
+            </w:pPr>
+            <w:r>
+              <w:rPr>
+                <w:rFonts w:ascii="Segoe UI" w:hAnsi="Segoe UI"/>
+                <w:b w:val="0"/>
+                <w:i w:val="0"/>
+                <w:color w:val="1E293B"/>
+                <w:sz w:val="18"/>
+              </w:rPr>
+              <w:t>gross_sales_val (Numeric 18, 2)</w:t>
+              <w:br/>
+              <w:t>commission_rate_pct (Numeric 6, 2)</w:t>
+              <w:br/>
+              <w:t>commission_amount (Numeric 18, 2)</w:t>
+              <w:br/>
+              <w:t>status (ACCRUED, BILLED, SETTLED)</w:t>
+            </w:r>
+          </w:p>
+        </w:tc>
+        <w:tc>
+          <w:tcPr>
+            <w:tcW w:type="dxa" w:w="3168"/>
+            <w:shd w:fill="FFFFFF"/>
+            <w:tcMar>
+              <w:top w:w="100" w:type="dxa"/>
+              <w:bottom w:w="100" w:type="dxa"/>
+              <w:left w:w="150" w:type="dxa"/>
+              <w:right w:w="150" w:type="dxa"/>
+            </w:tcMar>
+          </w:tcPr>
+          <w:p>
+            <w:pPr>
+              <w:jc w:val="left"/>
+            </w:pPr>
+            <w:r>
+              <w:rPr>
+                <w:rFonts w:ascii="Segoe UI" w:hAnsi="Segoe UI"/>
+                <w:b w:val="0"/>
+                <w:i w:val="0"/>
+                <w:color w:val="1E293B"/>
+                <w:sz w:val="18"/>
+              </w:rPr>
+              <w:t>Commercial settlement reference connecting dispatched sales throughput to earned C&amp;F commission without duplicate accounting journals.</w:t>
+            </w:r>
+          </w:p>
+        </w:tc>
+      </w:tr>
+      <w:tr>
+        <w:tc>
+          <w:tcPr>
+            <w:tcW w:type="dxa" w:w="1872"/>
+            <w:shd w:fill="F8FAF9"/>
+            <w:tcMar>
+              <w:top w:w="100" w:type="dxa"/>
+              <w:bottom w:w="100" w:type="dxa"/>
+              <w:left w:w="150" w:type="dxa"/>
+              <w:right w:w="150" w:type="dxa"/>
+            </w:tcMar>
+          </w:tcPr>
+          <w:p>
+            <w:pPr>
+              <w:jc w:val="left"/>
+            </w:pPr>
+            <w:r>
+              <w:rPr>
+                <w:rFonts w:ascii="Segoe UI" w:hAnsi="Segoe UI"/>
+                <w:b w:val="0"/>
+                <w:i w:val="0"/>
+                <w:color w:val="1E293B"/>
+                <w:sz w:val="18"/>
+              </w:rPr>
+              <w:t>PrincipalSyncCheckpoint</w:t>
+              <w:br/>
+              <w:t>(principal_sync_checkpoints)</w:t>
+            </w:r>
+          </w:p>
+        </w:tc>
+        <w:tc>
+          <w:tcPr>
+            <w:tcW w:type="dxa" w:w="2016"/>
+            <w:shd w:fill="F8FAF9"/>
+            <w:tcMar>
+              <w:top w:w="100" w:type="dxa"/>
+              <w:bottom w:w="100" w:type="dxa"/>
+              <w:left w:w="150" w:type="dxa"/>
+              <w:right w:w="150" w:type="dxa"/>
+            </w:tcMar>
+          </w:tcPr>
+          <w:p>
+            <w:pPr>
+              <w:jc w:val="left"/>
+            </w:pPr>
+            <w:r>
+              <w:rPr>
+                <w:rFonts w:ascii="Segoe UI" w:hAnsi="Segoe UI"/>
+                <w:b w:val="0"/>
+                <w:i w:val="0"/>
+                <w:color w:val="1E293B"/>
+                <w:sz w:val="18"/>
+              </w:rPr>
+              <w:t>PK: id (UUID)</w:t>
+              <w:br/>
+              <w:t>FK: company_id -&gt; organizations.id</w:t>
+              <w:br/>
+              <w:t>FK: principal_id</w:t>
+            </w:r>
+          </w:p>
+        </w:tc>
+        <w:tc>
+          <w:tcPr>
+            <w:tcW w:type="dxa" w:w="2304"/>
+            <w:shd w:fill="F8FAF9"/>
+            <w:tcMar>
+              <w:top w:w="100" w:type="dxa"/>
+              <w:bottom w:w="100" w:type="dxa"/>
+              <w:left w:w="150" w:type="dxa"/>
+              <w:right w:w="150" w:type="dxa"/>
+            </w:tcMar>
+          </w:tcPr>
+          <w:p>
+            <w:pPr>
+              <w:jc w:val="left"/>
+            </w:pPr>
+            <w:r>
+              <w:rPr>
+                <w:rFonts w:ascii="Segoe UI" w:hAnsi="Segoe UI"/>
+                <w:b w:val="0"/>
+                <w:i w:val="0"/>
+                <w:color w:val="1E293B"/>
+                <w:sz w:val="18"/>
+              </w:rPr>
+              <w:t>scope_key (STOCK, CLAIMS, RECON, EVENTS)</w:t>
+              <w:br/>
+              <w:t>cursor (String 100)</w:t>
+              <w:br/>
+              <w:t>hash (String 64: SHA-256)</w:t>
+              <w:br/>
+              <w:t>synced_at (DateTime)</w:t>
+            </w:r>
+          </w:p>
+        </w:tc>
+        <w:tc>
+          <w:tcPr>
+            <w:tcW w:type="dxa" w:w="3168"/>
+            <w:shd w:fill="F8FAF9"/>
+            <w:tcMar>
+              <w:top w:w="100" w:type="dxa"/>
+              <w:bottom w:w="100" w:type="dxa"/>
+              <w:left w:w="150" w:type="dxa"/>
+              <w:right w:w="150" w:type="dxa"/>
+            </w:tcMar>
+          </w:tcPr>
+          <w:p>
+            <w:pPr>
+              <w:jc w:val="left"/>
+            </w:pPr>
+            <w:r>
+              <w:rPr>
+                <w:rFonts w:ascii="Segoe UI" w:hAnsi="Segoe UI"/>
+                <w:b w:val="0"/>
+                <w:i w:val="0"/>
+                <w:color w:val="1E293B"/>
+                <w:sz w:val="18"/>
+              </w:rPr>
+              <w:t>Distributed state synchronization cursor ensuring complete ledger consistency between central C&amp;F depots and peripheral distribution branches.</w:t>
+            </w:r>
+          </w:p>
+        </w:tc>
+      </w:tr>
+    </w:tbl>
+    <w:p>
+      <w:pPr>
+        <w:spacing w:after="160"/>
+      </w:pPr>
+    </w:p>
+    <w:p>
+      <w:pPr>
+        <w:keepNext/>
+        <w:spacing w:before="280" w:after="120"/>
+      </w:pPr>
+      <w:r>
+        <w:rPr>
+          <w:rFonts w:ascii="Segoe UI" w:hAnsi="Segoe UI"/>
+          <w:b/>
+          <w:i w:val="0"/>
+          <w:color w:val="2D6A4F"/>
+          <w:sz w:val="27"/>
+        </w:rPr>
+        <w:t>22.2 RESTful API Directory (/api/principal/*)</w:t>
       </w:r>
     </w:p>
     <w:p>
@@ -19981,7 +22091,1045 @@
           <w:color w:val="1E293B"/>
           <w:sz w:val="21"/>
         </w:rPr>
-        <w:t>• PrincipalOperatingContext &amp; PrincipalAgreementVersion: Master operational context with effective-dated terms, commission rates, and logistics policies.</w:t>
+        <w:t>All DOC-36 backend services are exposed under the /api/principal namespace with mandatory JWT authentication, organization tenant isolation, and strict parameter validation via Pydantic schemas:</w:t>
+      </w:r>
+    </w:p>
+    <w:tbl>
+      <w:tblPr>
+        <w:tblW w:type="auto" w:w="0"/>
+        <w:jc w:val="center"/>
+        <w:tblLook w:firstColumn="1" w:firstRow="1" w:lastColumn="0" w:lastRow="0" w:noHBand="0" w:noVBand="1" w:val="04A0"/>
+      </w:tblPr>
+      <w:tblGrid>
+        <w:gridCol w:w="2340"/>
+        <w:gridCol w:w="2340"/>
+        <w:gridCol w:w="2340"/>
+        <w:gridCol w:w="2340"/>
+      </w:tblGrid>
+      <w:tr>
+        <w:tc>
+          <w:tcPr>
+            <w:tcW w:type="dxa" w:w="2304"/>
+            <w:shd w:fill="1B4332"/>
+            <w:tcMar>
+              <w:top w:w="140" w:type="dxa"/>
+              <w:bottom w:w="140" w:type="dxa"/>
+              <w:left w:w="160" w:type="dxa"/>
+              <w:right w:w="160" w:type="dxa"/>
+            </w:tcMar>
+          </w:tcPr>
+          <w:p>
+            <w:pPr>
+              <w:jc w:val="left"/>
+            </w:pPr>
+            <w:r>
+              <w:rPr>
+                <w:rFonts w:ascii="Segoe UI" w:hAnsi="Segoe UI"/>
+                <w:b/>
+                <w:i w:val="0"/>
+                <w:color w:val="FFFFFF"/>
+                <w:sz w:val="19"/>
+              </w:rPr>
+              <w:t>HTTP Method &amp; Route</w:t>
+            </w:r>
+          </w:p>
+        </w:tc>
+        <w:tc>
+          <w:tcPr>
+            <w:tcW w:type="dxa" w:w="2016"/>
+            <w:shd w:fill="1B4332"/>
+            <w:tcMar>
+              <w:top w:w="140" w:type="dxa"/>
+              <w:bottom w:w="140" w:type="dxa"/>
+              <w:left w:w="160" w:type="dxa"/>
+              <w:right w:w="160" w:type="dxa"/>
+            </w:tcMar>
+          </w:tcPr>
+          <w:p>
+            <w:pPr>
+              <w:jc w:val="left"/>
+            </w:pPr>
+            <w:r>
+              <w:rPr>
+                <w:rFonts w:ascii="Segoe UI" w:hAnsi="Segoe UI"/>
+                <w:b/>
+                <w:i w:val="0"/>
+                <w:color w:val="FFFFFF"/>
+                <w:sz w:val="19"/>
+              </w:rPr>
+              <w:t>Request Parameters / Payload</w:t>
+            </w:r>
+          </w:p>
+        </w:tc>
+        <w:tc>
+          <w:tcPr>
+            <w:tcW w:type="dxa" w:w="2304"/>
+            <w:shd w:fill="1B4332"/>
+            <w:tcMar>
+              <w:top w:w="140" w:type="dxa"/>
+              <w:bottom w:w="140" w:type="dxa"/>
+              <w:left w:w="160" w:type="dxa"/>
+              <w:right w:w="160" w:type="dxa"/>
+            </w:tcMar>
+          </w:tcPr>
+          <w:p>
+            <w:pPr>
+              <w:jc w:val="left"/>
+            </w:pPr>
+            <w:r>
+              <w:rPr>
+                <w:rFonts w:ascii="Segoe UI" w:hAnsi="Segoe UI"/>
+                <w:b/>
+                <w:i w:val="0"/>
+                <w:color w:val="FFFFFF"/>
+                <w:sz w:val="19"/>
+              </w:rPr>
+              <w:t>Response Structure</w:t>
+            </w:r>
+          </w:p>
+        </w:tc>
+        <w:tc>
+          <w:tcPr>
+            <w:tcW w:type="dxa" w:w="2736"/>
+            <w:shd w:fill="1B4332"/>
+            <w:tcMar>
+              <w:top w:w="140" w:type="dxa"/>
+              <w:bottom w:w="140" w:type="dxa"/>
+              <w:left w:w="160" w:type="dxa"/>
+              <w:right w:w="160" w:type="dxa"/>
+            </w:tcMar>
+          </w:tcPr>
+          <w:p>
+            <w:pPr>
+              <w:jc w:val="left"/>
+            </w:pPr>
+            <w:r>
+              <w:rPr>
+                <w:rFonts w:ascii="Segoe UI" w:hAnsi="Segoe UI"/>
+                <w:b/>
+                <w:i w:val="0"/>
+                <w:color w:val="FFFFFF"/>
+                <w:sz w:val="19"/>
+              </w:rPr>
+              <w:t>Operational Workflow &amp; Invariant Impact</w:t>
+            </w:r>
+          </w:p>
+        </w:tc>
+      </w:tr>
+      <w:tr>
+        <w:tc>
+          <w:tcPr>
+            <w:tcW w:type="dxa" w:w="2304"/>
+            <w:shd w:fill="FFFFFF"/>
+            <w:tcMar>
+              <w:top w:w="100" w:type="dxa"/>
+              <w:bottom w:w="100" w:type="dxa"/>
+              <w:left w:w="150" w:type="dxa"/>
+              <w:right w:w="150" w:type="dxa"/>
+            </w:tcMar>
+          </w:tcPr>
+          <w:p>
+            <w:pPr>
+              <w:jc w:val="left"/>
+            </w:pPr>
+            <w:r>
+              <w:rPr>
+                <w:rFonts w:ascii="Segoe UI" w:hAnsi="Segoe UI"/>
+                <w:b w:val="0"/>
+                <w:i w:val="0"/>
+                <w:color w:val="1E293B"/>
+                <w:sz w:val="18"/>
+              </w:rPr>
+              <w:t>GET /api/principal/summary</w:t>
+            </w:r>
+          </w:p>
+        </w:tc>
+        <w:tc>
+          <w:tcPr>
+            <w:tcW w:type="dxa" w:w="2016"/>
+            <w:shd w:fill="FFFFFF"/>
+            <w:tcMar>
+              <w:top w:w="100" w:type="dxa"/>
+              <w:bottom w:w="100" w:type="dxa"/>
+              <w:left w:w="150" w:type="dxa"/>
+              <w:right w:w="150" w:type="dxa"/>
+            </w:tcMar>
+          </w:tcPr>
+          <w:p>
+            <w:pPr>
+              <w:jc w:val="left"/>
+            </w:pPr>
+            <w:r>
+              <w:rPr>
+                <w:rFonts w:ascii="Segoe UI" w:hAnsi="Segoe UI"/>
+                <w:b w:val="0"/>
+                <w:i w:val="0"/>
+                <w:color w:val="1E293B"/>
+                <w:sz w:val="18"/>
+              </w:rPr>
+              <w:t>Headers: Authorization: Bearer &lt;JWT&gt;</w:t>
+              <w:br/>
+              <w:t>Query: None</w:t>
+            </w:r>
+          </w:p>
+        </w:tc>
+        <w:tc>
+          <w:tcPr>
+            <w:tcW w:type="dxa" w:w="2304"/>
+            <w:shd w:fill="FFFFFF"/>
+            <w:tcMar>
+              <w:top w:w="100" w:type="dxa"/>
+              <w:bottom w:w="100" w:type="dxa"/>
+              <w:left w:w="150" w:type="dxa"/>
+              <w:right w:w="150" w:type="dxa"/>
+            </w:tcMar>
+          </w:tcPr>
+          <w:p>
+            <w:pPr>
+              <w:jc w:val="left"/>
+            </w:pPr>
+            <w:r>
+              <w:rPr>
+                <w:rFonts w:ascii="Segoe UI" w:hAnsi="Segoe UI"/>
+                <w:b w:val="0"/>
+                <w:i w:val="0"/>
+                <w:color w:val="1E293B"/>
+                <w:sz w:val="18"/>
+              </w:rPr>
+              <w:t>{summary: {active_principals_count, total_stock_value, total_stock_quantity, pending_claims_value, approved_reconciliations_count, admin_funded_freight}}</w:t>
+            </w:r>
+          </w:p>
+        </w:tc>
+        <w:tc>
+          <w:tcPr>
+            <w:tcW w:type="dxa" w:w="2736"/>
+            <w:shd w:fill="FFFFFF"/>
+            <w:tcMar>
+              <w:top w:w="100" w:type="dxa"/>
+              <w:bottom w:w="100" w:type="dxa"/>
+              <w:left w:w="150" w:type="dxa"/>
+              <w:right w:w="150" w:type="dxa"/>
+            </w:tcMar>
+          </w:tcPr>
+          <w:p>
+            <w:pPr>
+              <w:jc w:val="left"/>
+            </w:pPr>
+            <w:r>
+              <w:rPr>
+                <w:rFonts w:ascii="Segoe UI" w:hAnsi="Segoe UI"/>
+                <w:b w:val="0"/>
+                <w:i w:val="0"/>
+                <w:color w:val="1E293B"/>
+                <w:sz w:val="18"/>
+              </w:rPr>
+              <w:t>Feeds executive telemetry cards on the Control Center. Aggregates custody valuation, open claim liability, and Platform Admin freight subsidies (Account 5200).</w:t>
+            </w:r>
+          </w:p>
+        </w:tc>
+      </w:tr>
+      <w:tr>
+        <w:tc>
+          <w:tcPr>
+            <w:tcW w:type="dxa" w:w="2304"/>
+            <w:shd w:fill="F8FAF9"/>
+            <w:tcMar>
+              <w:top w:w="100" w:type="dxa"/>
+              <w:bottom w:w="100" w:type="dxa"/>
+              <w:left w:w="150" w:type="dxa"/>
+              <w:right w:w="150" w:type="dxa"/>
+            </w:tcMar>
+          </w:tcPr>
+          <w:p>
+            <w:pPr>
+              <w:jc w:val="left"/>
+            </w:pPr>
+            <w:r>
+              <w:rPr>
+                <w:rFonts w:ascii="Segoe UI" w:hAnsi="Segoe UI"/>
+                <w:b w:val="0"/>
+                <w:i w:val="0"/>
+                <w:color w:val="1E293B"/>
+                <w:sz w:val="18"/>
+              </w:rPr>
+              <w:t>GET /api/principal/list</w:t>
+            </w:r>
+          </w:p>
+        </w:tc>
+        <w:tc>
+          <w:tcPr>
+            <w:tcW w:type="dxa" w:w="2016"/>
+            <w:shd w:fill="F8FAF9"/>
+            <w:tcMar>
+              <w:top w:w="100" w:type="dxa"/>
+              <w:bottom w:w="100" w:type="dxa"/>
+              <w:left w:w="150" w:type="dxa"/>
+              <w:right w:w="150" w:type="dxa"/>
+            </w:tcMar>
+          </w:tcPr>
+          <w:p>
+            <w:pPr>
+              <w:jc w:val="left"/>
+            </w:pPr>
+            <w:r>
+              <w:rPr>
+                <w:rFonts w:ascii="Segoe UI" w:hAnsi="Segoe UI"/>
+                <w:b w:val="0"/>
+                <w:i w:val="0"/>
+                <w:color w:val="1E293B"/>
+                <w:sz w:val="18"/>
+              </w:rPr>
+              <w:t>Headers: Authorization: Bearer &lt;JWT&gt;</w:t>
+              <w:br/>
+              <w:t>Query: search (Optional str)</w:t>
+            </w:r>
+          </w:p>
+        </w:tc>
+        <w:tc>
+          <w:tcPr>
+            <w:tcW w:type="dxa" w:w="2304"/>
+            <w:shd w:fill="F8FAF9"/>
+            <w:tcMar>
+              <w:top w:w="100" w:type="dxa"/>
+              <w:bottom w:w="100" w:type="dxa"/>
+              <w:left w:w="150" w:type="dxa"/>
+              <w:right w:w="150" w:type="dxa"/>
+            </w:tcMar>
+          </w:tcPr>
+          <w:p>
+            <w:pPr>
+              <w:jc w:val="left"/>
+            </w:pPr>
+            <w:r>
+              <w:rPr>
+                <w:rFonts w:ascii="Segoe UI" w:hAnsi="Segoe UI"/>
+                <w:b w:val="0"/>
+                <w:i w:val="0"/>
+                <w:color w:val="1E293B"/>
+                <w:sz w:val="18"/>
+              </w:rPr>
+              <w:t>{principals: [{id, principal_code, principal_name, agreement_number, agreement_version, commission_rate_pct, total_stock_val, status}]}</w:t>
+            </w:r>
+          </w:p>
+        </w:tc>
+        <w:tc>
+          <w:tcPr>
+            <w:tcW w:type="dxa" w:w="2736"/>
+            <w:shd w:fill="F8FAF9"/>
+            <w:tcMar>
+              <w:top w:w="100" w:type="dxa"/>
+              <w:bottom w:w="100" w:type="dxa"/>
+              <w:left w:w="150" w:type="dxa"/>
+              <w:right w:w="150" w:type="dxa"/>
+            </w:tcMar>
+          </w:tcPr>
+          <w:p>
+            <w:pPr>
+              <w:jc w:val="left"/>
+            </w:pPr>
+            <w:r>
+              <w:rPr>
+                <w:rFonts w:ascii="Segoe UI" w:hAnsi="Segoe UI"/>
+                <w:b w:val="0"/>
+                <w:i w:val="0"/>
+                <w:color w:val="1E293B"/>
+                <w:sz w:val="18"/>
+              </w:rPr>
+              <w:t>Searchable catalog of registered pharmaceutical principals with active agreement terms, commission percentages, and live stock holding figures.</w:t>
+            </w:r>
+          </w:p>
+        </w:tc>
+      </w:tr>
+      <w:tr>
+        <w:tc>
+          <w:tcPr>
+            <w:tcW w:type="dxa" w:w="2304"/>
+            <w:shd w:fill="FFFFFF"/>
+            <w:tcMar>
+              <w:top w:w="100" w:type="dxa"/>
+              <w:bottom w:w="100" w:type="dxa"/>
+              <w:left w:w="150" w:type="dxa"/>
+              <w:right w:w="150" w:type="dxa"/>
+            </w:tcMar>
+          </w:tcPr>
+          <w:p>
+            <w:pPr>
+              <w:jc w:val="left"/>
+            </w:pPr>
+            <w:r>
+              <w:rPr>
+                <w:rFonts w:ascii="Segoe UI" w:hAnsi="Segoe UI"/>
+                <w:b w:val="0"/>
+                <w:i w:val="0"/>
+                <w:color w:val="1E293B"/>
+                <w:sz w:val="18"/>
+              </w:rPr>
+              <w:t>GET /api/principal/{id}/position</w:t>
+            </w:r>
+          </w:p>
+        </w:tc>
+        <w:tc>
+          <w:tcPr>
+            <w:tcW w:type="dxa" w:w="2016"/>
+            <w:shd w:fill="FFFFFF"/>
+            <w:tcMar>
+              <w:top w:w="100" w:type="dxa"/>
+              <w:bottom w:w="100" w:type="dxa"/>
+              <w:left w:w="150" w:type="dxa"/>
+              <w:right w:w="150" w:type="dxa"/>
+            </w:tcMar>
+          </w:tcPr>
+          <w:p>
+            <w:pPr>
+              <w:jc w:val="left"/>
+            </w:pPr>
+            <w:r>
+              <w:rPr>
+                <w:rFonts w:ascii="Segoe UI" w:hAnsi="Segoe UI"/>
+                <w:b w:val="0"/>
+                <w:i w:val="0"/>
+                <w:color w:val="1E293B"/>
+                <w:sz w:val="18"/>
+              </w:rPr>
+              <w:t>Headers: Authorization: Bearer &lt;JWT&gt;</w:t>
+              <w:br/>
+              <w:t>Path: id (UUID: principal_id)</w:t>
+            </w:r>
+          </w:p>
+        </w:tc>
+        <w:tc>
+          <w:tcPr>
+            <w:tcW w:type="dxa" w:w="2304"/>
+            <w:shd w:fill="FFFFFF"/>
+            <w:tcMar>
+              <w:top w:w="100" w:type="dxa"/>
+              <w:bottom w:w="100" w:type="dxa"/>
+              <w:left w:w="150" w:type="dxa"/>
+              <w:right w:w="150" w:type="dxa"/>
+            </w:tcMar>
+          </w:tcPr>
+          <w:p>
+            <w:pPr>
+              <w:jc w:val="left"/>
+            </w:pPr>
+            <w:r>
+              <w:rPr>
+                <w:rFonts w:ascii="Segoe UI" w:hAnsi="Segoe UI"/>
+                <w:b w:val="0"/>
+                <w:i w:val="0"/>
+                <w:color w:val="1E293B"/>
+                <w:sz w:val="18"/>
+              </w:rPr>
+              <w:t>{position: {principal: {...}, stock_summary: {...}, stock_lines: [...], sales_movements: [...], open_claims: [...], cost_attributions: [...], reconciliations: [...]}}</w:t>
+            </w:r>
+          </w:p>
+        </w:tc>
+        <w:tc>
+          <w:tcPr>
+            <w:tcW w:type="dxa" w:w="2736"/>
+            <w:shd w:fill="FFFFFF"/>
+            <w:tcMar>
+              <w:top w:w="100" w:type="dxa"/>
+              <w:bottom w:w="100" w:type="dxa"/>
+              <w:left w:w="150" w:type="dxa"/>
+              <w:right w:w="150" w:type="dxa"/>
+            </w:tcMar>
+          </w:tcPr>
+          <w:p>
+            <w:pPr>
+              <w:jc w:val="left"/>
+            </w:pPr>
+            <w:r>
+              <w:rPr>
+                <w:rFonts w:ascii="Segoe UI" w:hAnsi="Segoe UI"/>
+                <w:b w:val="0"/>
+                <w:i w:val="0"/>
+                <w:color w:val="1E293B"/>
+                <w:sz w:val="18"/>
+              </w:rPr>
+              <w:t>Comprehensive operational position retrieving SKU/batch custody segregation, batch expiry dates, recent dispatches, open breakage claims, and freight subsidies.</w:t>
+            </w:r>
+          </w:p>
+        </w:tc>
+      </w:tr>
+      <w:tr>
+        <w:tc>
+          <w:tcPr>
+            <w:tcW w:type="dxa" w:w="2304"/>
+            <w:shd w:fill="F8FAF9"/>
+            <w:tcMar>
+              <w:top w:w="100" w:type="dxa"/>
+              <w:bottom w:w="100" w:type="dxa"/>
+              <w:left w:w="150" w:type="dxa"/>
+              <w:right w:w="150" w:type="dxa"/>
+            </w:tcMar>
+          </w:tcPr>
+          <w:p>
+            <w:pPr>
+              <w:jc w:val="left"/>
+            </w:pPr>
+            <w:r>
+              <w:rPr>
+                <w:rFonts w:ascii="Segoe UI" w:hAnsi="Segoe UI"/>
+                <w:b w:val="0"/>
+                <w:i w:val="0"/>
+                <w:color w:val="1E293B"/>
+                <w:sz w:val="18"/>
+              </w:rPr>
+              <w:t>GET /api/principal/{id}/statement</w:t>
+            </w:r>
+          </w:p>
+        </w:tc>
+        <w:tc>
+          <w:tcPr>
+            <w:tcW w:type="dxa" w:w="2016"/>
+            <w:shd w:fill="F8FAF9"/>
+            <w:tcMar>
+              <w:top w:w="100" w:type="dxa"/>
+              <w:bottom w:w="100" w:type="dxa"/>
+              <w:left w:w="150" w:type="dxa"/>
+              <w:right w:w="150" w:type="dxa"/>
+            </w:tcMar>
+          </w:tcPr>
+          <w:p>
+            <w:pPr>
+              <w:jc w:val="left"/>
+            </w:pPr>
+            <w:r>
+              <w:rPr>
+                <w:rFonts w:ascii="Segoe UI" w:hAnsi="Segoe UI"/>
+                <w:b w:val="0"/>
+                <w:i w:val="0"/>
+                <w:color w:val="1E293B"/>
+                <w:sz w:val="18"/>
+              </w:rPr>
+              <w:t>Headers: Authorization: Bearer &lt;JWT&gt;</w:t>
+              <w:br/>
+              <w:t>Path: id (UUID)</w:t>
+              <w:br/>
+              <w:t>Query: period_from, period_to</w:t>
+            </w:r>
+          </w:p>
+        </w:tc>
+        <w:tc>
+          <w:tcPr>
+            <w:tcW w:type="dxa" w:w="2304"/>
+            <w:shd w:fill="F8FAF9"/>
+            <w:tcMar>
+              <w:top w:w="100" w:type="dxa"/>
+              <w:bottom w:w="100" w:type="dxa"/>
+              <w:left w:w="150" w:type="dxa"/>
+              <w:right w:w="150" w:type="dxa"/>
+            </w:tcMar>
+          </w:tcPr>
+          <w:p>
+            <w:pPr>
+              <w:jc w:val="left"/>
+            </w:pPr>
+            <w:r>
+              <w:rPr>
+                <w:rFonts w:ascii="Segoe UI" w:hAnsi="Segoe UI"/>
+                <w:b w:val="0"/>
+                <w:i w:val="0"/>
+                <w:color w:val="1E293B"/>
+                <w:sz w:val="18"/>
+              </w:rPr>
+              <w:t>{statement: {run_number, period, opening_stock, receipts, sales, returns, claims, freight_costs, closing_stock, lines: [...]}}</w:t>
+            </w:r>
+          </w:p>
+        </w:tc>
+        <w:tc>
+          <w:tcPr>
+            <w:tcW w:type="dxa" w:w="2736"/>
+            <w:shd w:fill="F8FAF9"/>
+            <w:tcMar>
+              <w:top w:w="100" w:type="dxa"/>
+              <w:bottom w:w="100" w:type="dxa"/>
+              <w:left w:w="150" w:type="dxa"/>
+              <w:right w:w="150" w:type="dxa"/>
+            </w:tcMar>
+          </w:tcPr>
+          <w:p>
+            <w:pPr>
+              <w:jc w:val="left"/>
+            </w:pPr>
+            <w:r>
+              <w:rPr>
+                <w:rFonts w:ascii="Segoe UI" w:hAnsi="Segoe UI"/>
+                <w:b w:val="0"/>
+                <w:i w:val="0"/>
+                <w:color w:val="1E293B"/>
+                <w:sz w:val="18"/>
+              </w:rPr>
+              <w:t>Reconstructs non-editable period business statement from source vouchers and immutable event logs; enforces Zero Balance Override invariant.</w:t>
+            </w:r>
+          </w:p>
+        </w:tc>
+      </w:tr>
+      <w:tr>
+        <w:tc>
+          <w:tcPr>
+            <w:tcW w:type="dxa" w:w="2304"/>
+            <w:shd w:fill="FFFFFF"/>
+            <w:tcMar>
+              <w:top w:w="100" w:type="dxa"/>
+              <w:bottom w:w="100" w:type="dxa"/>
+              <w:left w:w="150" w:type="dxa"/>
+              <w:right w:w="150" w:type="dxa"/>
+            </w:tcMar>
+          </w:tcPr>
+          <w:p>
+            <w:pPr>
+              <w:jc w:val="left"/>
+            </w:pPr>
+            <w:r>
+              <w:rPr>
+                <w:rFonts w:ascii="Segoe UI" w:hAnsi="Segoe UI"/>
+                <w:b w:val="0"/>
+                <w:i w:val="0"/>
+                <w:color w:val="1E293B"/>
+                <w:sz w:val="18"/>
+              </w:rPr>
+              <w:t>POST /api/principal/claims</w:t>
+            </w:r>
+          </w:p>
+        </w:tc>
+        <w:tc>
+          <w:tcPr>
+            <w:tcW w:type="dxa" w:w="2016"/>
+            <w:shd w:fill="FFFFFF"/>
+            <w:tcMar>
+              <w:top w:w="100" w:type="dxa"/>
+              <w:bottom w:w="100" w:type="dxa"/>
+              <w:left w:w="150" w:type="dxa"/>
+              <w:right w:w="150" w:type="dxa"/>
+            </w:tcMar>
+          </w:tcPr>
+          <w:p>
+            <w:pPr>
+              <w:jc w:val="left"/>
+            </w:pPr>
+            <w:r>
+              <w:rPr>
+                <w:rFonts w:ascii="Segoe UI" w:hAnsi="Segoe UI"/>
+                <w:b w:val="0"/>
+                <w:i w:val="0"/>
+                <w:color w:val="1E293B"/>
+                <w:sz w:val="18"/>
+              </w:rPr>
+              <w:t>Payload: {principal_id, claim_type, source_doc_type, source_doc_id, product_name, batch_no, claimed_qty, rate, reason, evidence_url}</w:t>
+            </w:r>
+          </w:p>
+        </w:tc>
+        <w:tc>
+          <w:tcPr>
+            <w:tcW w:type="dxa" w:w="2304"/>
+            <w:shd w:fill="FFFFFF"/>
+            <w:tcMar>
+              <w:top w:w="100" w:type="dxa"/>
+              <w:bottom w:w="100" w:type="dxa"/>
+              <w:left w:w="150" w:type="dxa"/>
+              <w:right w:w="150" w:type="dxa"/>
+            </w:tcMar>
+          </w:tcPr>
+          <w:p>
+            <w:pPr>
+              <w:jc w:val="left"/>
+            </w:pPr>
+            <w:r>
+              <w:rPr>
+                <w:rFonts w:ascii="Segoe UI" w:hAnsi="Segoe UI"/>
+                <w:b w:val="0"/>
+                <w:i w:val="0"/>
+                <w:color w:val="1E293B"/>
+                <w:sz w:val="18"/>
+              </w:rPr>
+              <w:t>{status: 'SUCCESS', claim: {id, claim_number, claimed_amount, status: 'PENDING'}}</w:t>
+            </w:r>
+          </w:p>
+        </w:tc>
+        <w:tc>
+          <w:tcPr>
+            <w:tcW w:type="dxa" w:w="2736"/>
+            <w:shd w:fill="FFFFFF"/>
+            <w:tcMar>
+              <w:top w:w="100" w:type="dxa"/>
+              <w:bottom w:w="100" w:type="dxa"/>
+              <w:left w:w="150" w:type="dxa"/>
+              <w:right w:w="150" w:type="dxa"/>
+            </w:tcMar>
+          </w:tcPr>
+          <w:p>
+            <w:pPr>
+              <w:jc w:val="left"/>
+            </w:pPr>
+            <w:r>
+              <w:rPr>
+                <w:rFonts w:ascii="Segoe UI" w:hAnsi="Segoe UI"/>
+                <w:b w:val="0"/>
+                <w:i w:val="0"/>
+                <w:color w:val="1E293B"/>
+                <w:sz w:val="18"/>
+              </w:rPr>
+              <w:t>Registers operational claim (Expiry, Breakage, Shortage) with automated number generation (CLM-PRN-YYYY-XXXX), batch provenance, and audit logging.</w:t>
+            </w:r>
+          </w:p>
+        </w:tc>
+      </w:tr>
+      <w:tr>
+        <w:tc>
+          <w:tcPr>
+            <w:tcW w:type="dxa" w:w="2304"/>
+            <w:shd w:fill="F8FAF9"/>
+            <w:tcMar>
+              <w:top w:w="100" w:type="dxa"/>
+              <w:bottom w:w="100" w:type="dxa"/>
+              <w:left w:w="150" w:type="dxa"/>
+              <w:right w:w="150" w:type="dxa"/>
+            </w:tcMar>
+          </w:tcPr>
+          <w:p>
+            <w:pPr>
+              <w:jc w:val="left"/>
+            </w:pPr>
+            <w:r>
+              <w:rPr>
+                <w:rFonts w:ascii="Segoe UI" w:hAnsi="Segoe UI"/>
+                <w:b w:val="0"/>
+                <w:i w:val="0"/>
+                <w:color w:val="1E293B"/>
+                <w:sz w:val="18"/>
+              </w:rPr>
+              <w:t>POST /api/principal/claims/{id}/action</w:t>
+            </w:r>
+          </w:p>
+        </w:tc>
+        <w:tc>
+          <w:tcPr>
+            <w:tcW w:type="dxa" w:w="2016"/>
+            <w:shd w:fill="F8FAF9"/>
+            <w:tcMar>
+              <w:top w:w="100" w:type="dxa"/>
+              <w:bottom w:w="100" w:type="dxa"/>
+              <w:left w:w="150" w:type="dxa"/>
+              <w:right w:w="150" w:type="dxa"/>
+            </w:tcMar>
+          </w:tcPr>
+          <w:p>
+            <w:pPr>
+              <w:jc w:val="left"/>
+            </w:pPr>
+            <w:r>
+              <w:rPr>
+                <w:rFonts w:ascii="Segoe UI" w:hAnsi="Segoe UI"/>
+                <w:b w:val="0"/>
+                <w:i w:val="0"/>
+                <w:color w:val="1E293B"/>
+                <w:sz w:val="18"/>
+              </w:rPr>
+              <w:t>Path: id (UUID: claim_id)</w:t>
+              <w:br/>
+              <w:t>Payload: {action: 'APPROVE'|'DISPUTE'|'PASS_TO_SETTLEMENT'|'REJECT', approved_amount, resolution_notes}</w:t>
+            </w:r>
+          </w:p>
+        </w:tc>
+        <w:tc>
+          <w:tcPr>
+            <w:tcW w:type="dxa" w:w="2304"/>
+            <w:shd w:fill="F8FAF9"/>
+            <w:tcMar>
+              <w:top w:w="100" w:type="dxa"/>
+              <w:bottom w:w="100" w:type="dxa"/>
+              <w:left w:w="150" w:type="dxa"/>
+              <w:right w:w="150" w:type="dxa"/>
+            </w:tcMar>
+          </w:tcPr>
+          <w:p>
+            <w:pPr>
+              <w:jc w:val="left"/>
+            </w:pPr>
+            <w:r>
+              <w:rPr>
+                <w:rFonts w:ascii="Segoe UI" w:hAnsi="Segoe UI"/>
+                <w:b w:val="0"/>
+                <w:i w:val="0"/>
+                <w:color w:val="1E293B"/>
+                <w:sz w:val="18"/>
+              </w:rPr>
+              <w:t>{status: 'SUCCESS', claim: {id, claim_number, status, approved_amount}}</w:t>
+            </w:r>
+          </w:p>
+        </w:tc>
+        <w:tc>
+          <w:tcPr>
+            <w:tcW w:type="dxa" w:w="2736"/>
+            <w:shd w:fill="F8FAF9"/>
+            <w:tcMar>
+              <w:top w:w="100" w:type="dxa"/>
+              <w:bottom w:w="100" w:type="dxa"/>
+              <w:left w:w="150" w:type="dxa"/>
+              <w:right w:w="150" w:type="dxa"/>
+            </w:tcMar>
+          </w:tcPr>
+          <w:p>
+            <w:pPr>
+              <w:jc w:val="left"/>
+            </w:pPr>
+            <w:r>
+              <w:rPr>
+                <w:rFonts w:ascii="Segoe UI" w:hAnsi="Segoe UI"/>
+                <w:b w:val="0"/>
+                <w:i w:val="0"/>
+                <w:color w:val="1E293B"/>
+                <w:sz w:val="18"/>
+              </w:rPr>
+              <w:t>Executes multi-stage approval workflow on operational claims without historical ledger tampering, updating claim lifecycle state and settlement linkages.</w:t>
+            </w:r>
+          </w:p>
+        </w:tc>
+      </w:tr>
+      <w:tr>
+        <w:tc>
+          <w:tcPr>
+            <w:tcW w:type="dxa" w:w="2304"/>
+            <w:shd w:fill="FFFFFF"/>
+            <w:tcMar>
+              <w:top w:w="100" w:type="dxa"/>
+              <w:bottom w:w="100" w:type="dxa"/>
+              <w:left w:w="150" w:type="dxa"/>
+              <w:right w:w="150" w:type="dxa"/>
+            </w:tcMar>
+          </w:tcPr>
+          <w:p>
+            <w:pPr>
+              <w:jc w:val="left"/>
+            </w:pPr>
+            <w:r>
+              <w:rPr>
+                <w:rFonts w:ascii="Segoe UI" w:hAnsi="Segoe UI"/>
+                <w:b w:val="0"/>
+                <w:i w:val="0"/>
+                <w:color w:val="1E293B"/>
+                <w:sz w:val="18"/>
+              </w:rPr>
+              <w:t>GET /api/principal/reconciliations</w:t>
+            </w:r>
+          </w:p>
+        </w:tc>
+        <w:tc>
+          <w:tcPr>
+            <w:tcW w:type="dxa" w:w="2016"/>
+            <w:shd w:fill="FFFFFF"/>
+            <w:tcMar>
+              <w:top w:w="100" w:type="dxa"/>
+              <w:bottom w:w="100" w:type="dxa"/>
+              <w:left w:w="150" w:type="dxa"/>
+              <w:right w:w="150" w:type="dxa"/>
+            </w:tcMar>
+          </w:tcPr>
+          <w:p>
+            <w:pPr>
+              <w:jc w:val="left"/>
+            </w:pPr>
+            <w:r>
+              <w:rPr>
+                <w:rFonts w:ascii="Segoe UI" w:hAnsi="Segoe UI"/>
+                <w:b w:val="0"/>
+                <w:i w:val="0"/>
+                <w:color w:val="1E293B"/>
+                <w:sz w:val="18"/>
+              </w:rPr>
+              <w:t>Headers: Authorization: Bearer &lt;JWT&gt;</w:t>
+              <w:br/>
+              <w:t>Query: principal_id (Optional UUID)</w:t>
+            </w:r>
+          </w:p>
+        </w:tc>
+        <w:tc>
+          <w:tcPr>
+            <w:tcW w:type="dxa" w:w="2304"/>
+            <w:shd w:fill="FFFFFF"/>
+            <w:tcMar>
+              <w:top w:w="100" w:type="dxa"/>
+              <w:bottom w:w="100" w:type="dxa"/>
+              <w:left w:w="150" w:type="dxa"/>
+              <w:right w:w="150" w:type="dxa"/>
+            </w:tcMar>
+          </w:tcPr>
+          <w:p>
+            <w:pPr>
+              <w:jc w:val="left"/>
+            </w:pPr>
+            <w:r>
+              <w:rPr>
+                <w:rFonts w:ascii="Segoe UI" w:hAnsi="Segoe UI"/>
+                <w:b w:val="0"/>
+                <w:i w:val="0"/>
+                <w:color w:val="1E293B"/>
+                <w:sz w:val="18"/>
+              </w:rPr>
+              <w:t>{reconciliations: [{id, recon_number, period_from, period_to, system_closing_val, external_closing_val, net_variance_val, status, lines_count}]}</w:t>
+            </w:r>
+          </w:p>
+        </w:tc>
+        <w:tc>
+          <w:tcPr>
+            <w:tcW w:type="dxa" w:w="2736"/>
+            <w:shd w:fill="FFFFFF"/>
+            <w:tcMar>
+              <w:top w:w="100" w:type="dxa"/>
+              <w:bottom w:w="100" w:type="dxa"/>
+              <w:left w:w="150" w:type="dxa"/>
+              <w:right w:w="150" w:type="dxa"/>
+            </w:tcMar>
+          </w:tcPr>
+          <w:p>
+            <w:pPr>
+              <w:jc w:val="left"/>
+            </w:pPr>
+            <w:r>
+              <w:rPr>
+                <w:rFonts w:ascii="Segoe UI" w:hAnsi="Segoe UI"/>
+                <w:b w:val="0"/>
+                <w:i w:val="0"/>
+                <w:color w:val="1E293B"/>
+                <w:sz w:val="18"/>
+              </w:rPr>
+              <w:t>Lists historical three-way reconciliation matching runs with net variance metrics, line counts, approval timestamps, and audit status flags.</w:t>
+            </w:r>
+          </w:p>
+        </w:tc>
+      </w:tr>
+      <w:tr>
+        <w:tc>
+          <w:tcPr>
+            <w:tcW w:type="dxa" w:w="2304"/>
+            <w:shd w:fill="F8FAF9"/>
+            <w:tcMar>
+              <w:top w:w="100" w:type="dxa"/>
+              <w:bottom w:w="100" w:type="dxa"/>
+              <w:left w:w="150" w:type="dxa"/>
+              <w:right w:w="150" w:type="dxa"/>
+            </w:tcMar>
+          </w:tcPr>
+          <w:p>
+            <w:pPr>
+              <w:jc w:val="left"/>
+            </w:pPr>
+            <w:r>
+              <w:rPr>
+                <w:rFonts w:ascii="Segoe UI" w:hAnsi="Segoe UI"/>
+                <w:b w:val="0"/>
+                <w:i w:val="0"/>
+                <w:color w:val="1E293B"/>
+                <w:sz w:val="18"/>
+              </w:rPr>
+              <w:t>POST /api/principal/reconciliation/run</w:t>
+            </w:r>
+          </w:p>
+        </w:tc>
+        <w:tc>
+          <w:tcPr>
+            <w:tcW w:type="dxa" w:w="2016"/>
+            <w:shd w:fill="F8FAF9"/>
+            <w:tcMar>
+              <w:top w:w="100" w:type="dxa"/>
+              <w:bottom w:w="100" w:type="dxa"/>
+              <w:left w:w="150" w:type="dxa"/>
+              <w:right w:w="150" w:type="dxa"/>
+            </w:tcMar>
+          </w:tcPr>
+          <w:p>
+            <w:pPr>
+              <w:jc w:val="left"/>
+            </w:pPr>
+            <w:r>
+              <w:rPr>
+                <w:rFonts w:ascii="Segoe UI" w:hAnsi="Segoe UI"/>
+                <w:b w:val="0"/>
+                <w:i w:val="0"/>
+                <w:color w:val="1E293B"/>
+                <w:sz w:val="18"/>
+              </w:rPr>
+              <w:t>Payload: {principal_id, period_from, period_to, external_closing_val, discrepancy_reason}</w:t>
+            </w:r>
+          </w:p>
+        </w:tc>
+        <w:tc>
+          <w:tcPr>
+            <w:tcW w:type="dxa" w:w="2304"/>
+            <w:shd w:fill="F8FAF9"/>
+            <w:tcMar>
+              <w:top w:w="100" w:type="dxa"/>
+              <w:bottom w:w="100" w:type="dxa"/>
+              <w:left w:w="150" w:type="dxa"/>
+              <w:right w:w="150" w:type="dxa"/>
+            </w:tcMar>
+          </w:tcPr>
+          <w:p>
+            <w:pPr>
+              <w:jc w:val="left"/>
+            </w:pPr>
+            <w:r>
+              <w:rPr>
+                <w:rFonts w:ascii="Segoe UI" w:hAnsi="Segoe UI"/>
+                <w:b w:val="0"/>
+                <w:i w:val="0"/>
+                <w:color w:val="1E293B"/>
+                <w:sz w:val="18"/>
+              </w:rPr>
+              <w:t>{status: 'SUCCESS', reconciliation: {id, recon_number, net_variance_val, matched_lines_count, status: 'APPROVED'}}</w:t>
+            </w:r>
+          </w:p>
+        </w:tc>
+        <w:tc>
+          <w:tcPr>
+            <w:tcW w:type="dxa" w:w="2736"/>
+            <w:shd w:fill="F8FAF9"/>
+            <w:tcMar>
+              <w:top w:w="100" w:type="dxa"/>
+              <w:bottom w:w="100" w:type="dxa"/>
+              <w:left w:w="150" w:type="dxa"/>
+              <w:right w:w="150" w:type="dxa"/>
+            </w:tcMar>
+          </w:tcPr>
+          <w:p>
+            <w:pPr>
+              <w:jc w:val="left"/>
+            </w:pPr>
+            <w:r>
+              <w:rPr>
+                <w:rFonts w:ascii="Segoe UI" w:hAnsi="Segoe UI"/>
+                <w:b w:val="0"/>
+                <w:i w:val="0"/>
+                <w:color w:val="1E293B"/>
+                <w:sz w:val="18"/>
+              </w:rPr>
+              <w:t>Executes automated three-way matching engine comparing system valuation against external principal statements, logging variance items and audit trails.</w:t>
+            </w:r>
+          </w:p>
+        </w:tc>
+      </w:tr>
+    </w:tbl>
+    <w:p>
+      <w:pPr>
+        <w:spacing w:after="160"/>
+      </w:pPr>
+    </w:p>
+    <w:p>
+      <w:pPr>
+        <w:keepNext/>
+        <w:spacing w:before="280" w:after="120"/>
+      </w:pPr>
+      <w:r>
+        <w:rPr>
+          <w:rFonts w:ascii="Segoe UI" w:hAnsi="Segoe UI"/>
+          <w:b/>
+          <w:i w:val="0"/>
+          <w:color w:val="2D6A4F"/>
+          <w:sz w:val="27"/>
+        </w:rPr>
+        <w:t>22.3 Terminal Cockpits, Screen Layouts, Hotkeys &amp; UI Element Catalog</w:t>
       </w:r>
     </w:p>
     <w:p>
@@ -19997,7 +23145,7 @@
           <w:color w:val="1E293B"/>
           <w:sz w:val="21"/>
         </w:rPr>
-        <w:t>• PrincipalProductRule, PrincipalCustomerRule &amp; PrincipalOwnershipRule: Authorized product catalog, territory eligibility, and stock ownership custody modes (CONSIGNMENT_CUSTODY).</w:t>
+        <w:t>DOC-36 features two dedicated high-density terminal cockpits adhering to the system's Marg/Tally keyboard-first design standards, styled with forest green (#15803d) luxury accents and instant zero-mouse navigation:</w:t>
       </w:r>
     </w:p>
     <w:p>
@@ -20013,7 +23161,7 @@
           <w:color w:val="1E293B"/>
           <w:sz w:val="21"/>
         </w:rPr>
-        <w:t>• PrincipalEvent &amp; PrincipalStockSnapshot: Cryptographically hashed commercial event log and point-in-time cached stock positions segregated by SKU and batch.</w:t>
+        <w:t>1. Principal Operational Control Center (/principal): Houses 5 top telemetry KPI cards, agreement terms banner, and 5 functional tabs switchable via hotkeys [F2] through [F6]. Includes the New Claim modal dialog triggered via [F7].</w:t>
       </w:r>
     </w:p>
     <w:p>
@@ -20029,7 +23177,7 @@
           <w:color w:val="1E293B"/>
           <w:sz w:val="21"/>
         </w:rPr>
-        <w:t>• PrincipalClaim &amp; PrincipalClaimLine: Operational claims (Expiry, Breakage, Shortage, Rate Difference) with batch provenance and multi-stage approval workflows.</w:t>
+        <w:t>2. Principal Business Statement Desk (/principal/statement): Full-screen drill-down reconstructable statement workbench with principal selector, transaction category filters, native print formatting, and complete backward audit traceability.</w:t>
       </w:r>
     </w:p>
     <w:p>
@@ -20045,7 +23193,7 @@
           <w:color w:val="1E293B"/>
           <w:sz w:val="21"/>
         </w:rPr>
-        <w:t>• PrincipalReconciliation &amp; PrincipalReconciliationLine: 3-way automated matching engine comparing physical stock against external Principal statements.</w:t>
+        <w:t>3. Counter Workbench Launcher: Added #hub-btn-principal-management tile to the Home Screen with global shortcut [Ctrl+3].</w:t>
       </w:r>
     </w:p>
     <w:p>
@@ -20061,7 +23209,1801 @@
           <w:color w:val="1E293B"/>
           <w:sz w:val="21"/>
         </w:rPr>
-        <w:t>• PrincipalStatementRun &amp; PrincipalStatementLine: Authoritative period statements with drill-down line items.</w:t>
+        <w:t>4. Hierarchical [Esc] Lifecycle: Universal Escape key listener safely dismisses active modals and slide-over drawers without unintended page redirects.</w:t>
+      </w:r>
+    </w:p>
+    <w:tbl>
+      <w:tblPr>
+        <w:tblW w:type="auto" w:w="0"/>
+        <w:jc w:val="center"/>
+        <w:tblLook w:firstColumn="1" w:firstRow="1" w:lastColumn="0" w:lastRow="0" w:noHBand="0" w:noVBand="1" w:val="04A0"/>
+      </w:tblPr>
+      <w:tblGrid>
+        <w:gridCol w:w="2340"/>
+        <w:gridCol w:w="2340"/>
+        <w:gridCol w:w="2340"/>
+        <w:gridCol w:w="2340"/>
+      </w:tblGrid>
+      <w:tr>
+        <w:tc>
+          <w:tcPr>
+            <w:tcW w:type="dxa" w:w="2160"/>
+            <w:shd w:fill="1B4332"/>
+            <w:tcMar>
+              <w:top w:w="140" w:type="dxa"/>
+              <w:bottom w:w="140" w:type="dxa"/>
+              <w:left w:w="160" w:type="dxa"/>
+              <w:right w:w="160" w:type="dxa"/>
+            </w:tcMar>
+          </w:tcPr>
+          <w:p>
+            <w:pPr>
+              <w:jc w:val="left"/>
+            </w:pPr>
+            <w:r>
+              <w:rPr>
+                <w:rFonts w:ascii="Segoe UI" w:hAnsi="Segoe UI"/>
+                <w:b/>
+                <w:i w:val="0"/>
+                <w:color w:val="FFFFFF"/>
+                <w:sz w:val="19"/>
+              </w:rPr>
+              <w:t>Screen / Cockpit Location</w:t>
+            </w:r>
+          </w:p>
+        </w:tc>
+        <w:tc>
+          <w:tcPr>
+            <w:tcW w:type="dxa" w:w="2448"/>
+            <w:shd w:fill="1B4332"/>
+            <w:tcMar>
+              <w:top w:w="140" w:type="dxa"/>
+              <w:bottom w:w="140" w:type="dxa"/>
+              <w:left w:w="160" w:type="dxa"/>
+              <w:right w:w="160" w:type="dxa"/>
+            </w:tcMar>
+          </w:tcPr>
+          <w:p>
+            <w:pPr>
+              <w:jc w:val="left"/>
+            </w:pPr>
+            <w:r>
+              <w:rPr>
+                <w:rFonts w:ascii="Segoe UI" w:hAnsi="Segoe UI"/>
+                <w:b/>
+                <w:i w:val="0"/>
+                <w:color w:val="FFFFFF"/>
+                <w:sz w:val="19"/>
+              </w:rPr>
+              <w:t>Element ID Selector</w:t>
+            </w:r>
+          </w:p>
+        </w:tc>
+        <w:tc>
+          <w:tcPr>
+            <w:tcW w:type="dxa" w:w="1728"/>
+            <w:shd w:fill="1B4332"/>
+            <w:tcMar>
+              <w:top w:w="140" w:type="dxa"/>
+              <w:bottom w:w="140" w:type="dxa"/>
+              <w:left w:w="160" w:type="dxa"/>
+              <w:right w:w="160" w:type="dxa"/>
+            </w:tcMar>
+          </w:tcPr>
+          <w:p>
+            <w:pPr>
+              <w:jc w:val="left"/>
+            </w:pPr>
+            <w:r>
+              <w:rPr>
+                <w:rFonts w:ascii="Segoe UI" w:hAnsi="Segoe UI"/>
+                <w:b/>
+                <w:i w:val="0"/>
+                <w:color w:val="FFFFFF"/>
+                <w:sz w:val="19"/>
+              </w:rPr>
+              <w:t>Input / Control Type</w:t>
+            </w:r>
+          </w:p>
+        </w:tc>
+        <w:tc>
+          <w:tcPr>
+            <w:tcW w:type="dxa" w:w="3024"/>
+            <w:shd w:fill="1B4332"/>
+            <w:tcMar>
+              <w:top w:w="140" w:type="dxa"/>
+              <w:bottom w:w="140" w:type="dxa"/>
+              <w:left w:w="160" w:type="dxa"/>
+              <w:right w:w="160" w:type="dxa"/>
+            </w:tcMar>
+          </w:tcPr>
+          <w:p>
+            <w:pPr>
+              <w:jc w:val="left"/>
+            </w:pPr>
+            <w:r>
+              <w:rPr>
+                <w:rFonts w:ascii="Segoe UI" w:hAnsi="Segoe UI"/>
+                <w:b/>
+                <w:i w:val="0"/>
+                <w:color w:val="FFFFFF"/>
+                <w:sz w:val="19"/>
+              </w:rPr>
+              <w:t>Operational Role &amp; Zero-Mouse Trigger</w:t>
+            </w:r>
+          </w:p>
+        </w:tc>
+      </w:tr>
+      <w:tr>
+        <w:tc>
+          <w:tcPr>
+            <w:tcW w:type="dxa" w:w="2160"/>
+            <w:shd w:fill="FFFFFF"/>
+            <w:tcMar>
+              <w:top w:w="100" w:type="dxa"/>
+              <w:bottom w:w="100" w:type="dxa"/>
+              <w:left w:w="150" w:type="dxa"/>
+              <w:right w:w="150" w:type="dxa"/>
+            </w:tcMar>
+          </w:tcPr>
+          <w:p>
+            <w:pPr>
+              <w:jc w:val="left"/>
+            </w:pPr>
+            <w:r>
+              <w:rPr>
+                <w:rFonts w:ascii="Segoe UI" w:hAnsi="Segoe UI"/>
+                <w:b w:val="0"/>
+                <w:i w:val="0"/>
+                <w:color w:val="1E293B"/>
+                <w:sz w:val="18"/>
+              </w:rPr>
+              <w:t>Counter Workbench (/)</w:t>
+            </w:r>
+          </w:p>
+        </w:tc>
+        <w:tc>
+          <w:tcPr>
+            <w:tcW w:type="dxa" w:w="2448"/>
+            <w:shd w:fill="FFFFFF"/>
+            <w:tcMar>
+              <w:top w:w="100" w:type="dxa"/>
+              <w:bottom w:w="100" w:type="dxa"/>
+              <w:left w:w="150" w:type="dxa"/>
+              <w:right w:w="150" w:type="dxa"/>
+            </w:tcMar>
+          </w:tcPr>
+          <w:p>
+            <w:pPr>
+              <w:jc w:val="left"/>
+            </w:pPr>
+            <w:r>
+              <w:rPr>
+                <w:rFonts w:ascii="Segoe UI" w:hAnsi="Segoe UI"/>
+                <w:b w:val="0"/>
+                <w:i w:val="0"/>
+                <w:color w:val="1E293B"/>
+                <w:sz w:val="18"/>
+              </w:rPr>
+              <w:t>#hub-btn-principal-management</w:t>
+            </w:r>
+          </w:p>
+        </w:tc>
+        <w:tc>
+          <w:tcPr>
+            <w:tcW w:type="dxa" w:w="1728"/>
+            <w:shd w:fill="FFFFFF"/>
+            <w:tcMar>
+              <w:top w:w="100" w:type="dxa"/>
+              <w:bottom w:w="100" w:type="dxa"/>
+              <w:left w:w="150" w:type="dxa"/>
+              <w:right w:w="150" w:type="dxa"/>
+            </w:tcMar>
+          </w:tcPr>
+          <w:p>
+            <w:pPr>
+              <w:jc w:val="left"/>
+            </w:pPr>
+            <w:r>
+              <w:rPr>
+                <w:rFonts w:ascii="Segoe UI" w:hAnsi="Segoe UI"/>
+                <w:b w:val="0"/>
+                <w:i w:val="0"/>
+                <w:color w:val="1E293B"/>
+                <w:sz w:val="18"/>
+              </w:rPr>
+              <w:t>Hub Tile Button [Ctrl+3]</w:t>
+            </w:r>
+          </w:p>
+        </w:tc>
+        <w:tc>
+          <w:tcPr>
+            <w:tcW w:type="dxa" w:w="3024"/>
+            <w:shd w:fill="FFFFFF"/>
+            <w:tcMar>
+              <w:top w:w="100" w:type="dxa"/>
+              <w:bottom w:w="100" w:type="dxa"/>
+              <w:left w:w="150" w:type="dxa"/>
+              <w:right w:w="150" w:type="dxa"/>
+            </w:tcMar>
+          </w:tcPr>
+          <w:p>
+            <w:pPr>
+              <w:jc w:val="left"/>
+            </w:pPr>
+            <w:r>
+              <w:rPr>
+                <w:rFonts w:ascii="Segoe UI" w:hAnsi="Segoe UI"/>
+                <w:b w:val="0"/>
+                <w:i w:val="0"/>
+                <w:color w:val="1E293B"/>
+                <w:sz w:val="18"/>
+              </w:rPr>
+              <w:t>Global launcher tile on Home Screen navigating directly to Principal Operational Control Center.</w:t>
+            </w:r>
+          </w:p>
+        </w:tc>
+      </w:tr>
+      <w:tr>
+        <w:tc>
+          <w:tcPr>
+            <w:tcW w:type="dxa" w:w="2160"/>
+            <w:shd w:fill="F8FAF9"/>
+            <w:tcMar>
+              <w:top w:w="100" w:type="dxa"/>
+              <w:bottom w:w="100" w:type="dxa"/>
+              <w:left w:w="150" w:type="dxa"/>
+              <w:right w:w="150" w:type="dxa"/>
+            </w:tcMar>
+          </w:tcPr>
+          <w:p>
+            <w:pPr>
+              <w:jc w:val="left"/>
+            </w:pPr>
+            <w:r>
+              <w:rPr>
+                <w:rFonts w:ascii="Segoe UI" w:hAnsi="Segoe UI"/>
+                <w:b w:val="0"/>
+                <w:i w:val="0"/>
+                <w:color w:val="1E293B"/>
+                <w:sz w:val="18"/>
+              </w:rPr>
+              <w:t>Principal Control Center (/principal)</w:t>
+            </w:r>
+          </w:p>
+        </w:tc>
+        <w:tc>
+          <w:tcPr>
+            <w:tcW w:type="dxa" w:w="2448"/>
+            <w:shd w:fill="F8FAF9"/>
+            <w:tcMar>
+              <w:top w:w="100" w:type="dxa"/>
+              <w:bottom w:w="100" w:type="dxa"/>
+              <w:left w:w="150" w:type="dxa"/>
+              <w:right w:w="150" w:type="dxa"/>
+            </w:tcMar>
+          </w:tcPr>
+          <w:p>
+            <w:pPr>
+              <w:jc w:val="left"/>
+            </w:pPr>
+            <w:r>
+              <w:rPr>
+                <w:rFonts w:ascii="Segoe UI" w:hAnsi="Segoe UI"/>
+                <w:b w:val="0"/>
+                <w:i w:val="0"/>
+                <w:color w:val="1E293B"/>
+                <w:sz w:val="18"/>
+              </w:rPr>
+              <w:t>#kpi-active-principals</w:t>
+            </w:r>
+          </w:p>
+        </w:tc>
+        <w:tc>
+          <w:tcPr>
+            <w:tcW w:type="dxa" w:w="1728"/>
+            <w:shd w:fill="F8FAF9"/>
+            <w:tcMar>
+              <w:top w:w="100" w:type="dxa"/>
+              <w:bottom w:w="100" w:type="dxa"/>
+              <w:left w:w="150" w:type="dxa"/>
+              <w:right w:w="150" w:type="dxa"/>
+            </w:tcMar>
+          </w:tcPr>
+          <w:p>
+            <w:pPr>
+              <w:jc w:val="left"/>
+            </w:pPr>
+            <w:r>
+              <w:rPr>
+                <w:rFonts w:ascii="Segoe UI" w:hAnsi="Segoe UI"/>
+                <w:b w:val="0"/>
+                <w:i w:val="0"/>
+                <w:color w:val="1E293B"/>
+                <w:sz w:val="18"/>
+              </w:rPr>
+              <w:t>Telemetry Metric Card</w:t>
+            </w:r>
+          </w:p>
+        </w:tc>
+        <w:tc>
+          <w:tcPr>
+            <w:tcW w:type="dxa" w:w="3024"/>
+            <w:shd w:fill="F8FAF9"/>
+            <w:tcMar>
+              <w:top w:w="100" w:type="dxa"/>
+              <w:bottom w:w="100" w:type="dxa"/>
+              <w:left w:w="150" w:type="dxa"/>
+              <w:right w:w="150" w:type="dxa"/>
+            </w:tcMar>
+          </w:tcPr>
+          <w:p>
+            <w:pPr>
+              <w:jc w:val="left"/>
+            </w:pPr>
+            <w:r>
+              <w:rPr>
+                <w:rFonts w:ascii="Segoe UI" w:hAnsi="Segoe UI"/>
+                <w:b w:val="0"/>
+                <w:i w:val="0"/>
+                <w:color w:val="1E293B"/>
+                <w:sz w:val="18"/>
+              </w:rPr>
+              <w:t>Displays total active pharmaceutical principals with registered operational agreements.</w:t>
+            </w:r>
+          </w:p>
+        </w:tc>
+      </w:tr>
+      <w:tr>
+        <w:tc>
+          <w:tcPr>
+            <w:tcW w:type="dxa" w:w="2160"/>
+            <w:shd w:fill="FFFFFF"/>
+            <w:tcMar>
+              <w:top w:w="100" w:type="dxa"/>
+              <w:bottom w:w="100" w:type="dxa"/>
+              <w:left w:w="150" w:type="dxa"/>
+              <w:right w:w="150" w:type="dxa"/>
+            </w:tcMar>
+          </w:tcPr>
+          <w:p>
+            <w:pPr>
+              <w:jc w:val="left"/>
+            </w:pPr>
+            <w:r>
+              <w:rPr>
+                <w:rFonts w:ascii="Segoe UI" w:hAnsi="Segoe UI"/>
+                <w:b w:val="0"/>
+                <w:i w:val="0"/>
+                <w:color w:val="1E293B"/>
+                <w:sz w:val="18"/>
+              </w:rPr>
+              <w:t>Principal Control Center (/principal)</w:t>
+            </w:r>
+          </w:p>
+        </w:tc>
+        <w:tc>
+          <w:tcPr>
+            <w:tcW w:type="dxa" w:w="2448"/>
+            <w:shd w:fill="FFFFFF"/>
+            <w:tcMar>
+              <w:top w:w="100" w:type="dxa"/>
+              <w:bottom w:w="100" w:type="dxa"/>
+              <w:left w:w="150" w:type="dxa"/>
+              <w:right w:w="150" w:type="dxa"/>
+            </w:tcMar>
+          </w:tcPr>
+          <w:p>
+            <w:pPr>
+              <w:jc w:val="left"/>
+            </w:pPr>
+            <w:r>
+              <w:rPr>
+                <w:rFonts w:ascii="Segoe UI" w:hAnsi="Segoe UI"/>
+                <w:b w:val="0"/>
+                <w:i w:val="0"/>
+                <w:color w:val="1E293B"/>
+                <w:sz w:val="18"/>
+              </w:rPr>
+              <w:t>#kpi-total-stock-val</w:t>
+            </w:r>
+          </w:p>
+        </w:tc>
+        <w:tc>
+          <w:tcPr>
+            <w:tcW w:type="dxa" w:w="1728"/>
+            <w:shd w:fill="FFFFFF"/>
+            <w:tcMar>
+              <w:top w:w="100" w:type="dxa"/>
+              <w:bottom w:w="100" w:type="dxa"/>
+              <w:left w:w="150" w:type="dxa"/>
+              <w:right w:w="150" w:type="dxa"/>
+            </w:tcMar>
+          </w:tcPr>
+          <w:p>
+            <w:pPr>
+              <w:jc w:val="left"/>
+            </w:pPr>
+            <w:r>
+              <w:rPr>
+                <w:rFonts w:ascii="Segoe UI" w:hAnsi="Segoe UI"/>
+                <w:b w:val="0"/>
+                <w:i w:val="0"/>
+                <w:color w:val="1E293B"/>
+                <w:sz w:val="18"/>
+              </w:rPr>
+              <w:t>Telemetry Metric Card</w:t>
+            </w:r>
+          </w:p>
+        </w:tc>
+        <w:tc>
+          <w:tcPr>
+            <w:tcW w:type="dxa" w:w="3024"/>
+            <w:shd w:fill="FFFFFF"/>
+            <w:tcMar>
+              <w:top w:w="100" w:type="dxa"/>
+              <w:bottom w:w="100" w:type="dxa"/>
+              <w:left w:w="150" w:type="dxa"/>
+              <w:right w:w="150" w:type="dxa"/>
+            </w:tcMar>
+          </w:tcPr>
+          <w:p>
+            <w:pPr>
+              <w:jc w:val="left"/>
+            </w:pPr>
+            <w:r>
+              <w:rPr>
+                <w:rFonts w:ascii="Segoe UI" w:hAnsi="Segoe UI"/>
+                <w:b w:val="0"/>
+                <w:i w:val="0"/>
+                <w:color w:val="1E293B"/>
+                <w:sz w:val="18"/>
+              </w:rPr>
+              <w:t>Displays aggregate valuation and unit count of consignment custody inventory held across warehouses.</w:t>
+            </w:r>
+          </w:p>
+        </w:tc>
+      </w:tr>
+      <w:tr>
+        <w:tc>
+          <w:tcPr>
+            <w:tcW w:type="dxa" w:w="2160"/>
+            <w:shd w:fill="F8FAF9"/>
+            <w:tcMar>
+              <w:top w:w="100" w:type="dxa"/>
+              <w:bottom w:w="100" w:type="dxa"/>
+              <w:left w:w="150" w:type="dxa"/>
+              <w:right w:w="150" w:type="dxa"/>
+            </w:tcMar>
+          </w:tcPr>
+          <w:p>
+            <w:pPr>
+              <w:jc w:val="left"/>
+            </w:pPr>
+            <w:r>
+              <w:rPr>
+                <w:rFonts w:ascii="Segoe UI" w:hAnsi="Segoe UI"/>
+                <w:b w:val="0"/>
+                <w:i w:val="0"/>
+                <w:color w:val="1E293B"/>
+                <w:sz w:val="18"/>
+              </w:rPr>
+              <w:t>Principal Control Center (/principal)</w:t>
+            </w:r>
+          </w:p>
+        </w:tc>
+        <w:tc>
+          <w:tcPr>
+            <w:tcW w:type="dxa" w:w="2448"/>
+            <w:shd w:fill="F8FAF9"/>
+            <w:tcMar>
+              <w:top w:w="100" w:type="dxa"/>
+              <w:bottom w:w="100" w:type="dxa"/>
+              <w:left w:w="150" w:type="dxa"/>
+              <w:right w:w="150" w:type="dxa"/>
+            </w:tcMar>
+          </w:tcPr>
+          <w:p>
+            <w:pPr>
+              <w:jc w:val="left"/>
+            </w:pPr>
+            <w:r>
+              <w:rPr>
+                <w:rFonts w:ascii="Segoe UI" w:hAnsi="Segoe UI"/>
+                <w:b w:val="0"/>
+                <w:i w:val="0"/>
+                <w:color w:val="1E293B"/>
+                <w:sz w:val="18"/>
+              </w:rPr>
+              <w:t>#kpi-pending-claims</w:t>
+            </w:r>
+          </w:p>
+        </w:tc>
+        <w:tc>
+          <w:tcPr>
+            <w:tcW w:type="dxa" w:w="1728"/>
+            <w:shd w:fill="F8FAF9"/>
+            <w:tcMar>
+              <w:top w:w="100" w:type="dxa"/>
+              <w:bottom w:w="100" w:type="dxa"/>
+              <w:left w:w="150" w:type="dxa"/>
+              <w:right w:w="150" w:type="dxa"/>
+            </w:tcMar>
+          </w:tcPr>
+          <w:p>
+            <w:pPr>
+              <w:jc w:val="left"/>
+            </w:pPr>
+            <w:r>
+              <w:rPr>
+                <w:rFonts w:ascii="Segoe UI" w:hAnsi="Segoe UI"/>
+                <w:b w:val="0"/>
+                <w:i w:val="0"/>
+                <w:color w:val="1E293B"/>
+                <w:sz w:val="18"/>
+              </w:rPr>
+              <w:t>Telemetry Metric Card</w:t>
+            </w:r>
+          </w:p>
+        </w:tc>
+        <w:tc>
+          <w:tcPr>
+            <w:tcW w:type="dxa" w:w="3024"/>
+            <w:shd w:fill="F8FAF9"/>
+            <w:tcMar>
+              <w:top w:w="100" w:type="dxa"/>
+              <w:bottom w:w="100" w:type="dxa"/>
+              <w:left w:w="150" w:type="dxa"/>
+              <w:right w:w="150" w:type="dxa"/>
+            </w:tcMar>
+          </w:tcPr>
+          <w:p>
+            <w:pPr>
+              <w:jc w:val="left"/>
+            </w:pPr>
+            <w:r>
+              <w:rPr>
+                <w:rFonts w:ascii="Segoe UI" w:hAnsi="Segoe UI"/>
+                <w:b w:val="0"/>
+                <w:i w:val="0"/>
+                <w:color w:val="1E293B"/>
+                <w:sz w:val="18"/>
+              </w:rPr>
+              <w:t>Displays open claim liability value across breakage, expiry, and shortage loss events.</w:t>
+            </w:r>
+          </w:p>
+        </w:tc>
+      </w:tr>
+      <w:tr>
+        <w:tc>
+          <w:tcPr>
+            <w:tcW w:type="dxa" w:w="2160"/>
+            <w:shd w:fill="FFFFFF"/>
+            <w:tcMar>
+              <w:top w:w="100" w:type="dxa"/>
+              <w:bottom w:w="100" w:type="dxa"/>
+              <w:left w:w="150" w:type="dxa"/>
+              <w:right w:w="150" w:type="dxa"/>
+            </w:tcMar>
+          </w:tcPr>
+          <w:p>
+            <w:pPr>
+              <w:jc w:val="left"/>
+            </w:pPr>
+            <w:r>
+              <w:rPr>
+                <w:rFonts w:ascii="Segoe UI" w:hAnsi="Segoe UI"/>
+                <w:b w:val="0"/>
+                <w:i w:val="0"/>
+                <w:color w:val="1E293B"/>
+                <w:sz w:val="18"/>
+              </w:rPr>
+              <w:t>Principal Control Center (/principal)</w:t>
+            </w:r>
+          </w:p>
+        </w:tc>
+        <w:tc>
+          <w:tcPr>
+            <w:tcW w:type="dxa" w:w="2448"/>
+            <w:shd w:fill="FFFFFF"/>
+            <w:tcMar>
+              <w:top w:w="100" w:type="dxa"/>
+              <w:bottom w:w="100" w:type="dxa"/>
+              <w:left w:w="150" w:type="dxa"/>
+              <w:right w:w="150" w:type="dxa"/>
+            </w:tcMar>
+          </w:tcPr>
+          <w:p>
+            <w:pPr>
+              <w:jc w:val="left"/>
+            </w:pPr>
+            <w:r>
+              <w:rPr>
+                <w:rFonts w:ascii="Segoe UI" w:hAnsi="Segoe UI"/>
+                <w:b w:val="0"/>
+                <w:i w:val="0"/>
+                <w:color w:val="1E293B"/>
+                <w:sz w:val="18"/>
+              </w:rPr>
+              <w:t>#kpi-reconciled-health</w:t>
+            </w:r>
+          </w:p>
+        </w:tc>
+        <w:tc>
+          <w:tcPr>
+            <w:tcW w:type="dxa" w:w="1728"/>
+            <w:shd w:fill="FFFFFF"/>
+            <w:tcMar>
+              <w:top w:w="100" w:type="dxa"/>
+              <w:bottom w:w="100" w:type="dxa"/>
+              <w:left w:w="150" w:type="dxa"/>
+              <w:right w:w="150" w:type="dxa"/>
+            </w:tcMar>
+          </w:tcPr>
+          <w:p>
+            <w:pPr>
+              <w:jc w:val="left"/>
+            </w:pPr>
+            <w:r>
+              <w:rPr>
+                <w:rFonts w:ascii="Segoe UI" w:hAnsi="Segoe UI"/>
+                <w:b w:val="0"/>
+                <w:i w:val="0"/>
+                <w:color w:val="1E293B"/>
+                <w:sz w:val="18"/>
+              </w:rPr>
+              <w:t>Telemetry Metric Card</w:t>
+            </w:r>
+          </w:p>
+        </w:tc>
+        <w:tc>
+          <w:tcPr>
+            <w:tcW w:type="dxa" w:w="3024"/>
+            <w:shd w:fill="FFFFFF"/>
+            <w:tcMar>
+              <w:top w:w="100" w:type="dxa"/>
+              <w:bottom w:w="100" w:type="dxa"/>
+              <w:left w:w="150" w:type="dxa"/>
+              <w:right w:w="150" w:type="dxa"/>
+            </w:tcMar>
+          </w:tcPr>
+          <w:p>
+            <w:pPr>
+              <w:jc w:val="left"/>
+            </w:pPr>
+            <w:r>
+              <w:rPr>
+                <w:rFonts w:ascii="Segoe UI" w:hAnsi="Segoe UI"/>
+                <w:b w:val="0"/>
+                <w:i w:val="0"/>
+                <w:color w:val="1E293B"/>
+                <w:sz w:val="18"/>
+              </w:rPr>
+              <w:t>Displays approved three-way reconciliation run count and net variance health status.</w:t>
+            </w:r>
+          </w:p>
+        </w:tc>
+      </w:tr>
+      <w:tr>
+        <w:tc>
+          <w:tcPr>
+            <w:tcW w:type="dxa" w:w="2160"/>
+            <w:shd w:fill="F8FAF9"/>
+            <w:tcMar>
+              <w:top w:w="100" w:type="dxa"/>
+              <w:bottom w:w="100" w:type="dxa"/>
+              <w:left w:w="150" w:type="dxa"/>
+              <w:right w:w="150" w:type="dxa"/>
+            </w:tcMar>
+          </w:tcPr>
+          <w:p>
+            <w:pPr>
+              <w:jc w:val="left"/>
+            </w:pPr>
+            <w:r>
+              <w:rPr>
+                <w:rFonts w:ascii="Segoe UI" w:hAnsi="Segoe UI"/>
+                <w:b w:val="0"/>
+                <w:i w:val="0"/>
+                <w:color w:val="1E293B"/>
+                <w:sz w:val="18"/>
+              </w:rPr>
+              <w:t>Principal Control Center (/principal)</w:t>
+            </w:r>
+          </w:p>
+        </w:tc>
+        <w:tc>
+          <w:tcPr>
+            <w:tcW w:type="dxa" w:w="2448"/>
+            <w:shd w:fill="F8FAF9"/>
+            <w:tcMar>
+              <w:top w:w="100" w:type="dxa"/>
+              <w:bottom w:w="100" w:type="dxa"/>
+              <w:left w:w="150" w:type="dxa"/>
+              <w:right w:w="150" w:type="dxa"/>
+            </w:tcMar>
+          </w:tcPr>
+          <w:p>
+            <w:pPr>
+              <w:jc w:val="left"/>
+            </w:pPr>
+            <w:r>
+              <w:rPr>
+                <w:rFonts w:ascii="Segoe UI" w:hAnsi="Segoe UI"/>
+                <w:b w:val="0"/>
+                <w:i w:val="0"/>
+                <w:color w:val="1E293B"/>
+                <w:sz w:val="18"/>
+              </w:rPr>
+              <w:t>#kpi-freight-attribution</w:t>
+            </w:r>
+          </w:p>
+        </w:tc>
+        <w:tc>
+          <w:tcPr>
+            <w:tcW w:type="dxa" w:w="1728"/>
+            <w:shd w:fill="F8FAF9"/>
+            <w:tcMar>
+              <w:top w:w="100" w:type="dxa"/>
+              <w:bottom w:w="100" w:type="dxa"/>
+              <w:left w:w="150" w:type="dxa"/>
+              <w:right w:w="150" w:type="dxa"/>
+            </w:tcMar>
+          </w:tcPr>
+          <w:p>
+            <w:pPr>
+              <w:jc w:val="left"/>
+            </w:pPr>
+            <w:r>
+              <w:rPr>
+                <w:rFonts w:ascii="Segoe UI" w:hAnsi="Segoe UI"/>
+                <w:b w:val="0"/>
+                <w:i w:val="0"/>
+                <w:color w:val="1E293B"/>
+                <w:sz w:val="18"/>
+              </w:rPr>
+              <w:t>Telemetry Metric Card</w:t>
+            </w:r>
+          </w:p>
+        </w:tc>
+        <w:tc>
+          <w:tcPr>
+            <w:tcW w:type="dxa" w:w="3024"/>
+            <w:shd w:fill="F8FAF9"/>
+            <w:tcMar>
+              <w:top w:w="100" w:type="dxa"/>
+              <w:bottom w:w="100" w:type="dxa"/>
+              <w:left w:w="150" w:type="dxa"/>
+              <w:right w:w="150" w:type="dxa"/>
+            </w:tcMar>
+          </w:tcPr>
+          <w:p>
+            <w:pPr>
+              <w:jc w:val="left"/>
+            </w:pPr>
+            <w:r>
+              <w:rPr>
+                <w:rFonts w:ascii="Segoe UI" w:hAnsi="Segoe UI"/>
+                <w:b w:val="0"/>
+                <w:i w:val="0"/>
+                <w:color w:val="1E293B"/>
+                <w:sz w:val="18"/>
+              </w:rPr>
+              <w:t>Displays Admin-funded freight logistics subsidy (GL Account 5200) linked to DOC-35 dispatches.</w:t>
+            </w:r>
+          </w:p>
+        </w:tc>
+      </w:tr>
+      <w:tr>
+        <w:tc>
+          <w:tcPr>
+            <w:tcW w:type="dxa" w:w="2160"/>
+            <w:shd w:fill="FFFFFF"/>
+            <w:tcMar>
+              <w:top w:w="100" w:type="dxa"/>
+              <w:bottom w:w="100" w:type="dxa"/>
+              <w:left w:w="150" w:type="dxa"/>
+              <w:right w:w="150" w:type="dxa"/>
+            </w:tcMar>
+          </w:tcPr>
+          <w:p>
+            <w:pPr>
+              <w:jc w:val="left"/>
+            </w:pPr>
+            <w:r>
+              <w:rPr>
+                <w:rFonts w:ascii="Segoe UI" w:hAnsi="Segoe UI"/>
+                <w:b w:val="0"/>
+                <w:i w:val="0"/>
+                <w:color w:val="1E293B"/>
+                <w:sz w:val="18"/>
+              </w:rPr>
+              <w:t>Principal Control Center (/principal)</w:t>
+            </w:r>
+          </w:p>
+        </w:tc>
+        <w:tc>
+          <w:tcPr>
+            <w:tcW w:type="dxa" w:w="2448"/>
+            <w:shd w:fill="FFFFFF"/>
+            <w:tcMar>
+              <w:top w:w="100" w:type="dxa"/>
+              <w:bottom w:w="100" w:type="dxa"/>
+              <w:left w:w="150" w:type="dxa"/>
+              <w:right w:w="150" w:type="dxa"/>
+            </w:tcMar>
+          </w:tcPr>
+          <w:p>
+            <w:pPr>
+              <w:jc w:val="left"/>
+            </w:pPr>
+            <w:r>
+              <w:rPr>
+                <w:rFonts w:ascii="Segoe UI" w:hAnsi="Segoe UI"/>
+                <w:b w:val="0"/>
+                <w:i w:val="0"/>
+                <w:color w:val="1E293B"/>
+                <w:sz w:val="18"/>
+              </w:rPr>
+              <w:t>#tab-btn-stock</w:t>
+            </w:r>
+          </w:p>
+        </w:tc>
+        <w:tc>
+          <w:tcPr>
+            <w:tcW w:type="dxa" w:w="1728"/>
+            <w:shd w:fill="FFFFFF"/>
+            <w:tcMar>
+              <w:top w:w="100" w:type="dxa"/>
+              <w:bottom w:w="100" w:type="dxa"/>
+              <w:left w:w="150" w:type="dxa"/>
+              <w:right w:w="150" w:type="dxa"/>
+            </w:tcMar>
+          </w:tcPr>
+          <w:p>
+            <w:pPr>
+              <w:jc w:val="left"/>
+            </w:pPr>
+            <w:r>
+              <w:rPr>
+                <w:rFonts w:ascii="Segoe UI" w:hAnsi="Segoe UI"/>
+                <w:b w:val="0"/>
+                <w:i w:val="0"/>
+                <w:color w:val="1E293B"/>
+                <w:sz w:val="18"/>
+              </w:rPr>
+              <w:t>Tab Button [F2]</w:t>
+            </w:r>
+          </w:p>
+        </w:tc>
+        <w:tc>
+          <w:tcPr>
+            <w:tcW w:type="dxa" w:w="3024"/>
+            <w:shd w:fill="FFFFFF"/>
+            <w:tcMar>
+              <w:top w:w="100" w:type="dxa"/>
+              <w:bottom w:w="100" w:type="dxa"/>
+              <w:left w:w="150" w:type="dxa"/>
+              <w:right w:w="150" w:type="dxa"/>
+            </w:tcMar>
+          </w:tcPr>
+          <w:p>
+            <w:pPr>
+              <w:jc w:val="left"/>
+            </w:pPr>
+            <w:r>
+              <w:rPr>
+                <w:rFonts w:ascii="Segoe UI" w:hAnsi="Segoe UI"/>
+                <w:b w:val="0"/>
+                <w:i w:val="0"/>
+                <w:color w:val="1E293B"/>
+                <w:sz w:val="18"/>
+              </w:rPr>
+              <w:t>Activates Stock Ownership &amp; Custody Matrix showing SKU/batch segregation and warehouse allocations.</w:t>
+            </w:r>
+          </w:p>
+        </w:tc>
+      </w:tr>
+      <w:tr>
+        <w:tc>
+          <w:tcPr>
+            <w:tcW w:type="dxa" w:w="2160"/>
+            <w:shd w:fill="F8FAF9"/>
+            <w:tcMar>
+              <w:top w:w="100" w:type="dxa"/>
+              <w:bottom w:w="100" w:type="dxa"/>
+              <w:left w:w="150" w:type="dxa"/>
+              <w:right w:w="150" w:type="dxa"/>
+            </w:tcMar>
+          </w:tcPr>
+          <w:p>
+            <w:pPr>
+              <w:jc w:val="left"/>
+            </w:pPr>
+            <w:r>
+              <w:rPr>
+                <w:rFonts w:ascii="Segoe UI" w:hAnsi="Segoe UI"/>
+                <w:b w:val="0"/>
+                <w:i w:val="0"/>
+                <w:color w:val="1E293B"/>
+                <w:sz w:val="18"/>
+              </w:rPr>
+              <w:t>Principal Control Center (/principal)</w:t>
+            </w:r>
+          </w:p>
+        </w:tc>
+        <w:tc>
+          <w:tcPr>
+            <w:tcW w:type="dxa" w:w="2448"/>
+            <w:shd w:fill="F8FAF9"/>
+            <w:tcMar>
+              <w:top w:w="100" w:type="dxa"/>
+              <w:bottom w:w="100" w:type="dxa"/>
+              <w:left w:w="150" w:type="dxa"/>
+              <w:right w:w="150" w:type="dxa"/>
+            </w:tcMar>
+          </w:tcPr>
+          <w:p>
+            <w:pPr>
+              <w:jc w:val="left"/>
+            </w:pPr>
+            <w:r>
+              <w:rPr>
+                <w:rFonts w:ascii="Segoe UI" w:hAnsi="Segoe UI"/>
+                <w:b w:val="0"/>
+                <w:i w:val="0"/>
+                <w:color w:val="1E293B"/>
+                <w:sz w:val="18"/>
+              </w:rPr>
+              <w:t>#tab-btn-claims</w:t>
+            </w:r>
+          </w:p>
+        </w:tc>
+        <w:tc>
+          <w:tcPr>
+            <w:tcW w:type="dxa" w:w="1728"/>
+            <w:shd w:fill="F8FAF9"/>
+            <w:tcMar>
+              <w:top w:w="100" w:type="dxa"/>
+              <w:bottom w:w="100" w:type="dxa"/>
+              <w:left w:w="150" w:type="dxa"/>
+              <w:right w:w="150" w:type="dxa"/>
+            </w:tcMar>
+          </w:tcPr>
+          <w:p>
+            <w:pPr>
+              <w:jc w:val="left"/>
+            </w:pPr>
+            <w:r>
+              <w:rPr>
+                <w:rFonts w:ascii="Segoe UI" w:hAnsi="Segoe UI"/>
+                <w:b w:val="0"/>
+                <w:i w:val="0"/>
+                <w:color w:val="1E293B"/>
+                <w:sz w:val="18"/>
+              </w:rPr>
+              <w:t>Tab Button [F3]</w:t>
+            </w:r>
+          </w:p>
+        </w:tc>
+        <w:tc>
+          <w:tcPr>
+            <w:tcW w:type="dxa" w:w="3024"/>
+            <w:shd w:fill="F8FAF9"/>
+            <w:tcMar>
+              <w:top w:w="100" w:type="dxa"/>
+              <w:bottom w:w="100" w:type="dxa"/>
+              <w:left w:w="150" w:type="dxa"/>
+              <w:right w:w="150" w:type="dxa"/>
+            </w:tcMar>
+          </w:tcPr>
+          <w:p>
+            <w:pPr>
+              <w:jc w:val="left"/>
+            </w:pPr>
+            <w:r>
+              <w:rPr>
+                <w:rFonts w:ascii="Segoe UI" w:hAnsi="Segoe UI"/>
+                <w:b w:val="0"/>
+                <w:i w:val="0"/>
+                <w:color w:val="1E293B"/>
+                <w:sz w:val="18"/>
+              </w:rPr>
+              <w:t>Activates Claims &amp; Returns Desk for tracking operational claims, batch provenance, and approval actions.</w:t>
+            </w:r>
+          </w:p>
+        </w:tc>
+      </w:tr>
+      <w:tr>
+        <w:tc>
+          <w:tcPr>
+            <w:tcW w:type="dxa" w:w="2160"/>
+            <w:shd w:fill="FFFFFF"/>
+            <w:tcMar>
+              <w:top w:w="100" w:type="dxa"/>
+              <w:bottom w:w="100" w:type="dxa"/>
+              <w:left w:w="150" w:type="dxa"/>
+              <w:right w:w="150" w:type="dxa"/>
+            </w:tcMar>
+          </w:tcPr>
+          <w:p>
+            <w:pPr>
+              <w:jc w:val="left"/>
+            </w:pPr>
+            <w:r>
+              <w:rPr>
+                <w:rFonts w:ascii="Segoe UI" w:hAnsi="Segoe UI"/>
+                <w:b w:val="0"/>
+                <w:i w:val="0"/>
+                <w:color w:val="1E293B"/>
+                <w:sz w:val="18"/>
+              </w:rPr>
+              <w:t>Principal Control Center (/principal)</w:t>
+            </w:r>
+          </w:p>
+        </w:tc>
+        <w:tc>
+          <w:tcPr>
+            <w:tcW w:type="dxa" w:w="2448"/>
+            <w:shd w:fill="FFFFFF"/>
+            <w:tcMar>
+              <w:top w:w="100" w:type="dxa"/>
+              <w:bottom w:w="100" w:type="dxa"/>
+              <w:left w:w="150" w:type="dxa"/>
+              <w:right w:w="150" w:type="dxa"/>
+            </w:tcMar>
+          </w:tcPr>
+          <w:p>
+            <w:pPr>
+              <w:jc w:val="left"/>
+            </w:pPr>
+            <w:r>
+              <w:rPr>
+                <w:rFonts w:ascii="Segoe UI" w:hAnsi="Segoe UI"/>
+                <w:b w:val="0"/>
+                <w:i w:val="0"/>
+                <w:color w:val="1E293B"/>
+                <w:sz w:val="18"/>
+              </w:rPr>
+              <w:t>#tab-btn-recon</w:t>
+            </w:r>
+          </w:p>
+        </w:tc>
+        <w:tc>
+          <w:tcPr>
+            <w:tcW w:type="dxa" w:w="1728"/>
+            <w:shd w:fill="FFFFFF"/>
+            <w:tcMar>
+              <w:top w:w="100" w:type="dxa"/>
+              <w:bottom w:w="100" w:type="dxa"/>
+              <w:left w:w="150" w:type="dxa"/>
+              <w:right w:w="150" w:type="dxa"/>
+            </w:tcMar>
+          </w:tcPr>
+          <w:p>
+            <w:pPr>
+              <w:jc w:val="left"/>
+            </w:pPr>
+            <w:r>
+              <w:rPr>
+                <w:rFonts w:ascii="Segoe UI" w:hAnsi="Segoe UI"/>
+                <w:b w:val="0"/>
+                <w:i w:val="0"/>
+                <w:color w:val="1E293B"/>
+                <w:sz w:val="18"/>
+              </w:rPr>
+              <w:t>Tab Button [F4]</w:t>
+            </w:r>
+          </w:p>
+        </w:tc>
+        <w:tc>
+          <w:tcPr>
+            <w:tcW w:type="dxa" w:w="3024"/>
+            <w:shd w:fill="FFFFFF"/>
+            <w:tcMar>
+              <w:top w:w="100" w:type="dxa"/>
+              <w:bottom w:w="100" w:type="dxa"/>
+              <w:left w:w="150" w:type="dxa"/>
+              <w:right w:w="150" w:type="dxa"/>
+            </w:tcMar>
+          </w:tcPr>
+          <w:p>
+            <w:pPr>
+              <w:jc w:val="left"/>
+            </w:pPr>
+            <w:r>
+              <w:rPr>
+                <w:rFonts w:ascii="Segoe UI" w:hAnsi="Segoe UI"/>
+                <w:b w:val="0"/>
+                <w:i w:val="0"/>
+                <w:color w:val="1E293B"/>
+                <w:sz w:val="18"/>
+              </w:rPr>
+              <w:t>Activates 3-Way Reconciliation Workspace for auditing external statements against system stock.</w:t>
+            </w:r>
+          </w:p>
+        </w:tc>
+      </w:tr>
+      <w:tr>
+        <w:tc>
+          <w:tcPr>
+            <w:tcW w:type="dxa" w:w="2160"/>
+            <w:shd w:fill="F8FAF9"/>
+            <w:tcMar>
+              <w:top w:w="100" w:type="dxa"/>
+              <w:bottom w:w="100" w:type="dxa"/>
+              <w:left w:w="150" w:type="dxa"/>
+              <w:right w:w="150" w:type="dxa"/>
+            </w:tcMar>
+          </w:tcPr>
+          <w:p>
+            <w:pPr>
+              <w:jc w:val="left"/>
+            </w:pPr>
+            <w:r>
+              <w:rPr>
+                <w:rFonts w:ascii="Segoe UI" w:hAnsi="Segoe UI"/>
+                <w:b w:val="0"/>
+                <w:i w:val="0"/>
+                <w:color w:val="1E293B"/>
+                <w:sz w:val="18"/>
+              </w:rPr>
+              <w:t>Principal Control Center (/principal)</w:t>
+            </w:r>
+          </w:p>
+        </w:tc>
+        <w:tc>
+          <w:tcPr>
+            <w:tcW w:type="dxa" w:w="2448"/>
+            <w:shd w:fill="F8FAF9"/>
+            <w:tcMar>
+              <w:top w:w="100" w:type="dxa"/>
+              <w:bottom w:w="100" w:type="dxa"/>
+              <w:left w:w="150" w:type="dxa"/>
+              <w:right w:w="150" w:type="dxa"/>
+            </w:tcMar>
+          </w:tcPr>
+          <w:p>
+            <w:pPr>
+              <w:jc w:val="left"/>
+            </w:pPr>
+            <w:r>
+              <w:rPr>
+                <w:rFonts w:ascii="Segoe UI" w:hAnsi="Segoe UI"/>
+                <w:b w:val="0"/>
+                <w:i w:val="0"/>
+                <w:color w:val="1E293B"/>
+                <w:sz w:val="18"/>
+              </w:rPr>
+              <w:t>#tab-btn-statement</w:t>
+            </w:r>
+          </w:p>
+        </w:tc>
+        <w:tc>
+          <w:tcPr>
+            <w:tcW w:type="dxa" w:w="1728"/>
+            <w:shd w:fill="F8FAF9"/>
+            <w:tcMar>
+              <w:top w:w="100" w:type="dxa"/>
+              <w:bottom w:w="100" w:type="dxa"/>
+              <w:left w:w="150" w:type="dxa"/>
+              <w:right w:w="150" w:type="dxa"/>
+            </w:tcMar>
+          </w:tcPr>
+          <w:p>
+            <w:pPr>
+              <w:jc w:val="left"/>
+            </w:pPr>
+            <w:r>
+              <w:rPr>
+                <w:rFonts w:ascii="Segoe UI" w:hAnsi="Segoe UI"/>
+                <w:b w:val="0"/>
+                <w:i w:val="0"/>
+                <w:color w:val="1E293B"/>
+                <w:sz w:val="18"/>
+              </w:rPr>
+              <w:t>Tab Button [F5]</w:t>
+            </w:r>
+          </w:p>
+        </w:tc>
+        <w:tc>
+          <w:tcPr>
+            <w:tcW w:type="dxa" w:w="3024"/>
+            <w:shd w:fill="F8FAF9"/>
+            <w:tcMar>
+              <w:top w:w="100" w:type="dxa"/>
+              <w:bottom w:w="100" w:type="dxa"/>
+              <w:left w:w="150" w:type="dxa"/>
+              <w:right w:w="150" w:type="dxa"/>
+            </w:tcMar>
+          </w:tcPr>
+          <w:p>
+            <w:pPr>
+              <w:jc w:val="left"/>
+            </w:pPr>
+            <w:r>
+              <w:rPr>
+                <w:rFonts w:ascii="Segoe UI" w:hAnsi="Segoe UI"/>
+                <w:b w:val="0"/>
+                <w:i w:val="0"/>
+                <w:color w:val="1E293B"/>
+                <w:sz w:val="18"/>
+              </w:rPr>
+              <w:t>Activates embedded Authoritative Reconstructable Statement tab with opening, movements, and closing values.</w:t>
+            </w:r>
+          </w:p>
+        </w:tc>
+      </w:tr>
+      <w:tr>
+        <w:tc>
+          <w:tcPr>
+            <w:tcW w:type="dxa" w:w="2160"/>
+            <w:shd w:fill="FFFFFF"/>
+            <w:tcMar>
+              <w:top w:w="100" w:type="dxa"/>
+              <w:bottom w:w="100" w:type="dxa"/>
+              <w:left w:w="150" w:type="dxa"/>
+              <w:right w:w="150" w:type="dxa"/>
+            </w:tcMar>
+          </w:tcPr>
+          <w:p>
+            <w:pPr>
+              <w:jc w:val="left"/>
+            </w:pPr>
+            <w:r>
+              <w:rPr>
+                <w:rFonts w:ascii="Segoe UI" w:hAnsi="Segoe UI"/>
+                <w:b w:val="0"/>
+                <w:i w:val="0"/>
+                <w:color w:val="1E293B"/>
+                <w:sz w:val="18"/>
+              </w:rPr>
+              <w:t>Principal Control Center (/principal)</w:t>
+            </w:r>
+          </w:p>
+        </w:tc>
+        <w:tc>
+          <w:tcPr>
+            <w:tcW w:type="dxa" w:w="2448"/>
+            <w:shd w:fill="FFFFFF"/>
+            <w:tcMar>
+              <w:top w:w="100" w:type="dxa"/>
+              <w:bottom w:w="100" w:type="dxa"/>
+              <w:left w:w="150" w:type="dxa"/>
+              <w:right w:w="150" w:type="dxa"/>
+            </w:tcMar>
+          </w:tcPr>
+          <w:p>
+            <w:pPr>
+              <w:jc w:val="left"/>
+            </w:pPr>
+            <w:r>
+              <w:rPr>
+                <w:rFonts w:ascii="Segoe UI" w:hAnsi="Segoe UI"/>
+                <w:b w:val="0"/>
+                <w:i w:val="0"/>
+                <w:color w:val="1E293B"/>
+                <w:sz w:val="18"/>
+              </w:rPr>
+              <w:t>#tab-btn-mis</w:t>
+            </w:r>
+          </w:p>
+        </w:tc>
+        <w:tc>
+          <w:tcPr>
+            <w:tcW w:type="dxa" w:w="1728"/>
+            <w:shd w:fill="FFFFFF"/>
+            <w:tcMar>
+              <w:top w:w="100" w:type="dxa"/>
+              <w:bottom w:w="100" w:type="dxa"/>
+              <w:left w:w="150" w:type="dxa"/>
+              <w:right w:w="150" w:type="dxa"/>
+            </w:tcMar>
+          </w:tcPr>
+          <w:p>
+            <w:pPr>
+              <w:jc w:val="left"/>
+            </w:pPr>
+            <w:r>
+              <w:rPr>
+                <w:rFonts w:ascii="Segoe UI" w:hAnsi="Segoe UI"/>
+                <w:b w:val="0"/>
+                <w:i w:val="0"/>
+                <w:color w:val="1E293B"/>
+                <w:sz w:val="18"/>
+              </w:rPr>
+              <w:t>Tab Button [F6]</w:t>
+            </w:r>
+          </w:p>
+        </w:tc>
+        <w:tc>
+          <w:tcPr>
+            <w:tcW w:type="dxa" w:w="3024"/>
+            <w:shd w:fill="FFFFFF"/>
+            <w:tcMar>
+              <w:top w:w="100" w:type="dxa"/>
+              <w:bottom w:w="100" w:type="dxa"/>
+              <w:left w:w="150" w:type="dxa"/>
+              <w:right w:w="150" w:type="dxa"/>
+            </w:tcMar>
+          </w:tcPr>
+          <w:p>
+            <w:pPr>
+              <w:jc w:val="left"/>
+            </w:pPr>
+            <w:r>
+              <w:rPr>
+                <w:rFonts w:ascii="Segoe UI" w:hAnsi="Segoe UI"/>
+                <w:b w:val="0"/>
+                <w:i w:val="0"/>
+                <w:color w:val="1E293B"/>
+                <w:sz w:val="18"/>
+              </w:rPr>
+              <w:t>Activates Commercial MIS &amp; Operational Profitability dashboard with throughput and commission tracking.</w:t>
+            </w:r>
+          </w:p>
+        </w:tc>
+      </w:tr>
+      <w:tr>
+        <w:tc>
+          <w:tcPr>
+            <w:tcW w:type="dxa" w:w="2160"/>
+            <w:shd w:fill="F8FAF9"/>
+            <w:tcMar>
+              <w:top w:w="100" w:type="dxa"/>
+              <w:bottom w:w="100" w:type="dxa"/>
+              <w:left w:w="150" w:type="dxa"/>
+              <w:right w:w="150" w:type="dxa"/>
+            </w:tcMar>
+          </w:tcPr>
+          <w:p>
+            <w:pPr>
+              <w:jc w:val="left"/>
+            </w:pPr>
+            <w:r>
+              <w:rPr>
+                <w:rFonts w:ascii="Segoe UI" w:hAnsi="Segoe UI"/>
+                <w:b w:val="0"/>
+                <w:i w:val="0"/>
+                <w:color w:val="1E293B"/>
+                <w:sz w:val="18"/>
+              </w:rPr>
+              <w:t>Principal Control Center (/principal)</w:t>
+            </w:r>
+          </w:p>
+        </w:tc>
+        <w:tc>
+          <w:tcPr>
+            <w:tcW w:type="dxa" w:w="2448"/>
+            <w:shd w:fill="F8FAF9"/>
+            <w:tcMar>
+              <w:top w:w="100" w:type="dxa"/>
+              <w:bottom w:w="100" w:type="dxa"/>
+              <w:left w:w="150" w:type="dxa"/>
+              <w:right w:w="150" w:type="dxa"/>
+            </w:tcMar>
+          </w:tcPr>
+          <w:p>
+            <w:pPr>
+              <w:jc w:val="left"/>
+            </w:pPr>
+            <w:r>
+              <w:rPr>
+                <w:rFonts w:ascii="Segoe UI" w:hAnsi="Segoe UI"/>
+                <w:b w:val="0"/>
+                <w:i w:val="0"/>
+                <w:color w:val="1E293B"/>
+                <w:sz w:val="18"/>
+              </w:rPr>
+              <w:t>#btn-open-claim-modal</w:t>
+            </w:r>
+          </w:p>
+        </w:tc>
+        <w:tc>
+          <w:tcPr>
+            <w:tcW w:type="dxa" w:w="1728"/>
+            <w:shd w:fill="F8FAF9"/>
+            <w:tcMar>
+              <w:top w:w="100" w:type="dxa"/>
+              <w:bottom w:w="100" w:type="dxa"/>
+              <w:left w:w="150" w:type="dxa"/>
+              <w:right w:w="150" w:type="dxa"/>
+            </w:tcMar>
+          </w:tcPr>
+          <w:p>
+            <w:pPr>
+              <w:jc w:val="left"/>
+            </w:pPr>
+            <w:r>
+              <w:rPr>
+                <w:rFonts w:ascii="Segoe UI" w:hAnsi="Segoe UI"/>
+                <w:b w:val="0"/>
+                <w:i w:val="0"/>
+                <w:color w:val="1E293B"/>
+                <w:sz w:val="18"/>
+              </w:rPr>
+              <w:t>Action Button [F7]</w:t>
+            </w:r>
+          </w:p>
+        </w:tc>
+        <w:tc>
+          <w:tcPr>
+            <w:tcW w:type="dxa" w:w="3024"/>
+            <w:shd w:fill="F8FAF9"/>
+            <w:tcMar>
+              <w:top w:w="100" w:type="dxa"/>
+              <w:bottom w:w="100" w:type="dxa"/>
+              <w:left w:w="150" w:type="dxa"/>
+              <w:right w:w="150" w:type="dxa"/>
+            </w:tcMar>
+          </w:tcPr>
+          <w:p>
+            <w:pPr>
+              <w:jc w:val="left"/>
+            </w:pPr>
+            <w:r>
+              <w:rPr>
+                <w:rFonts w:ascii="Segoe UI" w:hAnsi="Segoe UI"/>
+                <w:b w:val="0"/>
+                <w:i w:val="0"/>
+                <w:color w:val="1E293B"/>
+                <w:sz w:val="18"/>
+              </w:rPr>
+              <w:t>Opens modal dialog to register a new operational claim with batch linkage (#modal-new-claim).</w:t>
+            </w:r>
+          </w:p>
+        </w:tc>
+      </w:tr>
+      <w:tr>
+        <w:tc>
+          <w:tcPr>
+            <w:tcW w:type="dxa" w:w="2160"/>
+            <w:shd w:fill="FFFFFF"/>
+            <w:tcMar>
+              <w:top w:w="100" w:type="dxa"/>
+              <w:bottom w:w="100" w:type="dxa"/>
+              <w:left w:w="150" w:type="dxa"/>
+              <w:right w:w="150" w:type="dxa"/>
+            </w:tcMar>
+          </w:tcPr>
+          <w:p>
+            <w:pPr>
+              <w:jc w:val="left"/>
+            </w:pPr>
+            <w:r>
+              <w:rPr>
+                <w:rFonts w:ascii="Segoe UI" w:hAnsi="Segoe UI"/>
+                <w:b w:val="0"/>
+                <w:i w:val="0"/>
+                <w:color w:val="1E293B"/>
+                <w:sz w:val="18"/>
+              </w:rPr>
+              <w:t>Principal Control Center (/principal)</w:t>
+            </w:r>
+          </w:p>
+        </w:tc>
+        <w:tc>
+          <w:tcPr>
+            <w:tcW w:type="dxa" w:w="2448"/>
+            <w:shd w:fill="FFFFFF"/>
+            <w:tcMar>
+              <w:top w:w="100" w:type="dxa"/>
+              <w:bottom w:w="100" w:type="dxa"/>
+              <w:left w:w="150" w:type="dxa"/>
+              <w:right w:w="150" w:type="dxa"/>
+            </w:tcMar>
+          </w:tcPr>
+          <w:p>
+            <w:pPr>
+              <w:jc w:val="left"/>
+            </w:pPr>
+            <w:r>
+              <w:rPr>
+                <w:rFonts w:ascii="Segoe UI" w:hAnsi="Segoe UI"/>
+                <w:b w:val="0"/>
+                <w:i w:val="0"/>
+                <w:color w:val="1E293B"/>
+                <w:sz w:val="18"/>
+              </w:rPr>
+              <w:t>#modal-new-claim</w:t>
+            </w:r>
+          </w:p>
+        </w:tc>
+        <w:tc>
+          <w:tcPr>
+            <w:tcW w:type="dxa" w:w="1728"/>
+            <w:shd w:fill="FFFFFF"/>
+            <w:tcMar>
+              <w:top w:w="100" w:type="dxa"/>
+              <w:bottom w:w="100" w:type="dxa"/>
+              <w:left w:w="150" w:type="dxa"/>
+              <w:right w:w="150" w:type="dxa"/>
+            </w:tcMar>
+          </w:tcPr>
+          <w:p>
+            <w:pPr>
+              <w:jc w:val="left"/>
+            </w:pPr>
+            <w:r>
+              <w:rPr>
+                <w:rFonts w:ascii="Segoe UI" w:hAnsi="Segoe UI"/>
+                <w:b w:val="0"/>
+                <w:i w:val="0"/>
+                <w:color w:val="1E293B"/>
+                <w:sz w:val="18"/>
+              </w:rPr>
+              <w:t>Modal Dialog [Esc]</w:t>
+            </w:r>
+          </w:p>
+        </w:tc>
+        <w:tc>
+          <w:tcPr>
+            <w:tcW w:type="dxa" w:w="3024"/>
+            <w:shd w:fill="FFFFFF"/>
+            <w:tcMar>
+              <w:top w:w="100" w:type="dxa"/>
+              <w:bottom w:w="100" w:type="dxa"/>
+              <w:left w:w="150" w:type="dxa"/>
+              <w:right w:w="150" w:type="dxa"/>
+            </w:tcMar>
+          </w:tcPr>
+          <w:p>
+            <w:pPr>
+              <w:jc w:val="left"/>
+            </w:pPr>
+            <w:r>
+              <w:rPr>
+                <w:rFonts w:ascii="Segoe UI" w:hAnsi="Segoe UI"/>
+                <w:b w:val="0"/>
+                <w:i w:val="0"/>
+                <w:color w:val="1E293B"/>
+                <w:sz w:val="18"/>
+              </w:rPr>
+              <w:t>Form capturing claim details (Product, Batch, Qty, Rate, Reason); dismisses cleanly via Escape key.</w:t>
+            </w:r>
+          </w:p>
+        </w:tc>
+      </w:tr>
+      <w:tr>
+        <w:tc>
+          <w:tcPr>
+            <w:tcW w:type="dxa" w:w="2160"/>
+            <w:shd w:fill="F8FAF9"/>
+            <w:tcMar>
+              <w:top w:w="100" w:type="dxa"/>
+              <w:bottom w:w="100" w:type="dxa"/>
+              <w:left w:w="150" w:type="dxa"/>
+              <w:right w:w="150" w:type="dxa"/>
+            </w:tcMar>
+          </w:tcPr>
+          <w:p>
+            <w:pPr>
+              <w:jc w:val="left"/>
+            </w:pPr>
+            <w:r>
+              <w:rPr>
+                <w:rFonts w:ascii="Segoe UI" w:hAnsi="Segoe UI"/>
+                <w:b w:val="0"/>
+                <w:i w:val="0"/>
+                <w:color w:val="1E293B"/>
+                <w:sz w:val="18"/>
+              </w:rPr>
+              <w:t>Principal Statement Desk (/principal/statement)</w:t>
+            </w:r>
+          </w:p>
+        </w:tc>
+        <w:tc>
+          <w:tcPr>
+            <w:tcW w:type="dxa" w:w="2448"/>
+            <w:shd w:fill="F8FAF9"/>
+            <w:tcMar>
+              <w:top w:w="100" w:type="dxa"/>
+              <w:bottom w:w="100" w:type="dxa"/>
+              <w:left w:w="150" w:type="dxa"/>
+              <w:right w:w="150" w:type="dxa"/>
+            </w:tcMar>
+          </w:tcPr>
+          <w:p>
+            <w:pPr>
+              <w:jc w:val="left"/>
+            </w:pPr>
+            <w:r>
+              <w:rPr>
+                <w:rFonts w:ascii="Segoe UI" w:hAnsi="Segoe UI"/>
+                <w:b w:val="0"/>
+                <w:i w:val="0"/>
+                <w:color w:val="1E293B"/>
+                <w:sz w:val="18"/>
+              </w:rPr>
+              <w:t>#select-statement-principal</w:t>
+            </w:r>
+          </w:p>
+        </w:tc>
+        <w:tc>
+          <w:tcPr>
+            <w:tcW w:type="dxa" w:w="1728"/>
+            <w:shd w:fill="F8FAF9"/>
+            <w:tcMar>
+              <w:top w:w="100" w:type="dxa"/>
+              <w:bottom w:w="100" w:type="dxa"/>
+              <w:left w:w="150" w:type="dxa"/>
+              <w:right w:w="150" w:type="dxa"/>
+            </w:tcMar>
+          </w:tcPr>
+          <w:p>
+            <w:pPr>
+              <w:jc w:val="left"/>
+            </w:pPr>
+            <w:r>
+              <w:rPr>
+                <w:rFonts w:ascii="Segoe UI" w:hAnsi="Segoe UI"/>
+                <w:b w:val="0"/>
+                <w:i w:val="0"/>
+                <w:color w:val="1E293B"/>
+                <w:sz w:val="18"/>
+              </w:rPr>
+              <w:t>Select Dropdown</w:t>
+            </w:r>
+          </w:p>
+        </w:tc>
+        <w:tc>
+          <w:tcPr>
+            <w:tcW w:type="dxa" w:w="3024"/>
+            <w:shd w:fill="F8FAF9"/>
+            <w:tcMar>
+              <w:top w:w="100" w:type="dxa"/>
+              <w:bottom w:w="100" w:type="dxa"/>
+              <w:left w:w="150" w:type="dxa"/>
+              <w:right w:w="150" w:type="dxa"/>
+            </w:tcMar>
+          </w:tcPr>
+          <w:p>
+            <w:pPr>
+              <w:jc w:val="left"/>
+            </w:pPr>
+            <w:r>
+              <w:rPr>
+                <w:rFonts w:ascii="Segoe UI" w:hAnsi="Segoe UI"/>
+                <w:b w:val="0"/>
+                <w:i w:val="0"/>
+                <w:color w:val="1E293B"/>
+                <w:sz w:val="18"/>
+              </w:rPr>
+              <w:t>Filters reconstructable business statement by specific pharmaceutical principal entity.</w:t>
+            </w:r>
+          </w:p>
+        </w:tc>
+      </w:tr>
+      <w:tr>
+        <w:tc>
+          <w:tcPr>
+            <w:tcW w:type="dxa" w:w="2160"/>
+            <w:shd w:fill="FFFFFF"/>
+            <w:tcMar>
+              <w:top w:w="100" w:type="dxa"/>
+              <w:bottom w:w="100" w:type="dxa"/>
+              <w:left w:w="150" w:type="dxa"/>
+              <w:right w:w="150" w:type="dxa"/>
+            </w:tcMar>
+          </w:tcPr>
+          <w:p>
+            <w:pPr>
+              <w:jc w:val="left"/>
+            </w:pPr>
+            <w:r>
+              <w:rPr>
+                <w:rFonts w:ascii="Segoe UI" w:hAnsi="Segoe UI"/>
+                <w:b w:val="0"/>
+                <w:i w:val="0"/>
+                <w:color w:val="1E293B"/>
+                <w:sz w:val="18"/>
+              </w:rPr>
+              <w:t>Principal Statement Desk (/principal/statement)</w:t>
+            </w:r>
+          </w:p>
+        </w:tc>
+        <w:tc>
+          <w:tcPr>
+            <w:tcW w:type="dxa" w:w="2448"/>
+            <w:shd w:fill="FFFFFF"/>
+            <w:tcMar>
+              <w:top w:w="100" w:type="dxa"/>
+              <w:bottom w:w="100" w:type="dxa"/>
+              <w:left w:w="150" w:type="dxa"/>
+              <w:right w:w="150" w:type="dxa"/>
+            </w:tcMar>
+          </w:tcPr>
+          <w:p>
+            <w:pPr>
+              <w:jc w:val="left"/>
+            </w:pPr>
+            <w:r>
+              <w:rPr>
+                <w:rFonts w:ascii="Segoe UI" w:hAnsi="Segoe UI"/>
+                <w:b w:val="0"/>
+                <w:i w:val="0"/>
+                <w:color w:val="1E293B"/>
+                <w:sz w:val="18"/>
+              </w:rPr>
+              <w:t>#table-statement-lines</w:t>
+            </w:r>
+          </w:p>
+        </w:tc>
+        <w:tc>
+          <w:tcPr>
+            <w:tcW w:type="dxa" w:w="1728"/>
+            <w:shd w:fill="FFFFFF"/>
+            <w:tcMar>
+              <w:top w:w="100" w:type="dxa"/>
+              <w:bottom w:w="100" w:type="dxa"/>
+              <w:left w:w="150" w:type="dxa"/>
+              <w:right w:w="150" w:type="dxa"/>
+            </w:tcMar>
+          </w:tcPr>
+          <w:p>
+            <w:pPr>
+              <w:jc w:val="left"/>
+            </w:pPr>
+            <w:r>
+              <w:rPr>
+                <w:rFonts w:ascii="Segoe UI" w:hAnsi="Segoe UI"/>
+                <w:b w:val="0"/>
+                <w:i w:val="0"/>
+                <w:color w:val="1E293B"/>
+                <w:sz w:val="18"/>
+              </w:rPr>
+              <w:t>Data Grid</w:t>
+            </w:r>
+          </w:p>
+        </w:tc>
+        <w:tc>
+          <w:tcPr>
+            <w:tcW w:type="dxa" w:w="3024"/>
+            <w:shd w:fill="FFFFFF"/>
+            <w:tcMar>
+              <w:top w:w="100" w:type="dxa"/>
+              <w:bottom w:w="100" w:type="dxa"/>
+              <w:left w:w="150" w:type="dxa"/>
+              <w:right w:w="150" w:type="dxa"/>
+            </w:tcMar>
+          </w:tcPr>
+          <w:p>
+            <w:pPr>
+              <w:jc w:val="left"/>
+            </w:pPr>
+            <w:r>
+              <w:rPr>
+                <w:rFonts w:ascii="Segoe UI" w:hAnsi="Segoe UI"/>
+                <w:b w:val="0"/>
+                <w:i w:val="0"/>
+                <w:color w:val="1E293B"/>
+                <w:sz w:val="18"/>
+              </w:rPr>
+              <w:t>Renders reconstructed transaction lines across Inward, Sales, Returns, Claims, and Freight categories.</w:t>
+            </w:r>
+          </w:p>
+        </w:tc>
+      </w:tr>
+    </w:tbl>
+    <w:p>
+      <w:pPr>
+        <w:spacing w:after="160"/>
+      </w:pPr>
+    </w:p>
+    <w:p>
+      <w:pPr>
+        <w:keepNext/>
+        <w:spacing w:before="280" w:after="120"/>
+      </w:pPr>
+      <w:r>
+        <w:rPr>
+          <w:rFonts w:ascii="Segoe UI" w:hAnsi="Segoe UI"/>
+          <w:b/>
+          <w:i w:val="0"/>
+          <w:color w:val="2D6A4F"/>
+          <w:sz w:val="27"/>
+        </w:rPr>
+        <w:t>22.4 Local Automated Selenium Verification Suite (10 Stages - 100% PASS)</w:t>
       </w:r>
     </w:p>
     <w:p>
@@ -20077,8 +25019,1264 @@
           <w:color w:val="1E293B"/>
           <w:sz w:val="21"/>
         </w:rPr>
-        <w:t>• PrincipalCostAttribution &amp; PrincipalCommissionRef: Attributed logistics costs (DOC-35 integration) and commission links (DOC-37).</w:t>
+        <w:t>The complete full-stack implementation was validated via an automated headless Chrome Selenium verification suite (test_principal_operations_selenium.py) executing at 1440x950 resolution against the live backend (Port 8000) and Vite frontend (Port 50005). All 10 stages completed with 100% pass rate (Exit Code 0):</w:t>
       </w:r>
+    </w:p>
+    <w:tbl>
+      <w:tblPr>
+        <w:tblW w:type="auto" w:w="0"/>
+        <w:jc w:val="center"/>
+        <w:tblLook w:firstColumn="1" w:firstRow="1" w:lastColumn="0" w:lastRow="0" w:noHBand="0" w:noVBand="1" w:val="04A0"/>
+      </w:tblPr>
+      <w:tblGrid>
+        <w:gridCol w:w="2340"/>
+        <w:gridCol w:w="2340"/>
+        <w:gridCol w:w="2340"/>
+        <w:gridCol w:w="2340"/>
+      </w:tblGrid>
+      <w:tr>
+        <w:tc>
+          <w:tcPr>
+            <w:tcW w:type="dxa" w:w="1728"/>
+            <w:shd w:fill="1B4332"/>
+            <w:tcMar>
+              <w:top w:w="140" w:type="dxa"/>
+              <w:bottom w:w="140" w:type="dxa"/>
+              <w:left w:w="160" w:type="dxa"/>
+              <w:right w:w="160" w:type="dxa"/>
+            </w:tcMar>
+          </w:tcPr>
+          <w:p>
+            <w:pPr>
+              <w:jc w:val="left"/>
+            </w:pPr>
+            <w:r>
+              <w:rPr>
+                <w:rFonts w:ascii="Segoe UI" w:hAnsi="Segoe UI"/>
+                <w:b/>
+                <w:i w:val="0"/>
+                <w:color w:val="FFFFFF"/>
+                <w:sz w:val="19"/>
+              </w:rPr>
+              <w:t>Verification Stage &amp; Scope</w:t>
+            </w:r>
+          </w:p>
+        </w:tc>
+        <w:tc>
+          <w:tcPr>
+            <w:tcW w:type="dxa" w:w="2592"/>
+            <w:shd w:fill="1B4332"/>
+            <w:tcMar>
+              <w:top w:w="140" w:type="dxa"/>
+              <w:bottom w:w="140" w:type="dxa"/>
+              <w:left w:w="160" w:type="dxa"/>
+              <w:right w:w="160" w:type="dxa"/>
+            </w:tcMar>
+          </w:tcPr>
+          <w:p>
+            <w:pPr>
+              <w:jc w:val="left"/>
+            </w:pPr>
+            <w:r>
+              <w:rPr>
+                <w:rFonts w:ascii="Segoe UI" w:hAnsi="Segoe UI"/>
+                <w:b/>
+                <w:i w:val="0"/>
+                <w:color w:val="FFFFFF"/>
+                <w:sz w:val="19"/>
+              </w:rPr>
+              <w:t>Execution Command / Target</w:t>
+            </w:r>
+          </w:p>
+        </w:tc>
+        <w:tc>
+          <w:tcPr>
+            <w:tcW w:type="dxa" w:w="3744"/>
+            <w:shd w:fill="1B4332"/>
+            <w:tcMar>
+              <w:top w:w="140" w:type="dxa"/>
+              <w:bottom w:w="140" w:type="dxa"/>
+              <w:left w:w="160" w:type="dxa"/>
+              <w:right w:w="160" w:type="dxa"/>
+            </w:tcMar>
+          </w:tcPr>
+          <w:p>
+            <w:pPr>
+              <w:jc w:val="left"/>
+            </w:pPr>
+            <w:r>
+              <w:rPr>
+                <w:rFonts w:ascii="Segoe UI" w:hAnsi="Segoe UI"/>
+                <w:b/>
+                <w:i w:val="0"/>
+                <w:color w:val="FFFFFF"/>
+                <w:sz w:val="19"/>
+              </w:rPr>
+              <w:t>Automated Assertions &amp; Validation Criteria</w:t>
+            </w:r>
+          </w:p>
+        </w:tc>
+        <w:tc>
+          <w:tcPr>
+            <w:tcW w:type="dxa" w:w="1296"/>
+            <w:shd w:fill="1B4332"/>
+            <w:tcMar>
+              <w:top w:w="140" w:type="dxa"/>
+              <w:bottom w:w="140" w:type="dxa"/>
+              <w:left w:w="160" w:type="dxa"/>
+              <w:right w:w="160" w:type="dxa"/>
+            </w:tcMar>
+          </w:tcPr>
+          <w:p>
+            <w:pPr>
+              <w:jc w:val="left"/>
+            </w:pPr>
+            <w:r>
+              <w:rPr>
+                <w:rFonts w:ascii="Segoe UI" w:hAnsi="Segoe UI"/>
+                <w:b/>
+                <w:i w:val="0"/>
+                <w:color w:val="FFFFFF"/>
+                <w:sz w:val="19"/>
+              </w:rPr>
+              <w:t>Test Result</w:t>
+            </w:r>
+          </w:p>
+        </w:tc>
+      </w:tr>
+      <w:tr>
+        <w:tc>
+          <w:tcPr>
+            <w:tcW w:type="dxa" w:w="1728"/>
+            <w:shd w:fill="FFFFFF"/>
+            <w:tcMar>
+              <w:top w:w="100" w:type="dxa"/>
+              <w:bottom w:w="100" w:type="dxa"/>
+              <w:left w:w="150" w:type="dxa"/>
+              <w:right w:w="150" w:type="dxa"/>
+            </w:tcMar>
+          </w:tcPr>
+          <w:p>
+            <w:pPr>
+              <w:jc w:val="left"/>
+            </w:pPr>
+            <w:r>
+              <w:rPr>
+                <w:rFonts w:ascii="Segoe UI" w:hAnsi="Segoe UI"/>
+                <w:b w:val="0"/>
+                <w:i w:val="0"/>
+                <w:color w:val="1E293B"/>
+                <w:sz w:val="18"/>
+              </w:rPr>
+              <w:t>Stage 1: API Authentication</w:t>
+            </w:r>
+          </w:p>
+        </w:tc>
+        <w:tc>
+          <w:tcPr>
+            <w:tcW w:type="dxa" w:w="2592"/>
+            <w:shd w:fill="FFFFFF"/>
+            <w:tcMar>
+              <w:top w:w="100" w:type="dxa"/>
+              <w:bottom w:w="100" w:type="dxa"/>
+              <w:left w:w="150" w:type="dxa"/>
+              <w:right w:w="150" w:type="dxa"/>
+            </w:tcMar>
+          </w:tcPr>
+          <w:p>
+            <w:pPr>
+              <w:jc w:val="left"/>
+            </w:pPr>
+            <w:r>
+              <w:rPr>
+                <w:rFonts w:ascii="Segoe UI" w:hAnsi="Segoe UI"/>
+                <w:b w:val="0"/>
+                <w:i w:val="0"/>
+                <w:color w:val="1E293B"/>
+                <w:sz w:val="18"/>
+              </w:rPr>
+              <w:t>POST /auth/login</w:t>
+              <w:br/>
+              <w:t>(admin / Admin@123)</w:t>
+            </w:r>
+          </w:p>
+        </w:tc>
+        <w:tc>
+          <w:tcPr>
+            <w:tcW w:type="dxa" w:w="3744"/>
+            <w:shd w:fill="FFFFFF"/>
+            <w:tcMar>
+              <w:top w:w="100" w:type="dxa"/>
+              <w:bottom w:w="100" w:type="dxa"/>
+              <w:left w:w="150" w:type="dxa"/>
+              <w:right w:w="150" w:type="dxa"/>
+            </w:tcMar>
+          </w:tcPr>
+          <w:p>
+            <w:pPr>
+              <w:jc w:val="left"/>
+            </w:pPr>
+            <w:r>
+              <w:rPr>
+                <w:rFonts w:ascii="Segoe UI" w:hAnsi="Segoe UI"/>
+                <w:b w:val="0"/>
+                <w:i w:val="0"/>
+                <w:color w:val="1E293B"/>
+                <w:sz w:val="18"/>
+              </w:rPr>
+              <w:t>HTTP 200 OK. Acquired JWT bearer token. Validated organization ID and session storage auth payload.</w:t>
+            </w:r>
+          </w:p>
+        </w:tc>
+        <w:tc>
+          <w:tcPr>
+            <w:tcW w:type="dxa" w:w="1296"/>
+            <w:shd w:fill="FFFFFF"/>
+            <w:tcMar>
+              <w:top w:w="100" w:type="dxa"/>
+              <w:bottom w:w="100" w:type="dxa"/>
+              <w:left w:w="150" w:type="dxa"/>
+              <w:right w:w="150" w:type="dxa"/>
+            </w:tcMar>
+          </w:tcPr>
+          <w:p>
+            <w:pPr>
+              <w:jc w:val="left"/>
+            </w:pPr>
+            <w:r>
+              <w:rPr>
+                <w:rFonts w:ascii="Segoe UI" w:hAnsi="Segoe UI"/>
+                <w:b w:val="0"/>
+                <w:i w:val="0"/>
+                <w:color w:val="1E293B"/>
+                <w:sz w:val="18"/>
+              </w:rPr>
+              <w:t>100% PASS</w:t>
+              <w:br/>
+              <w:t>(Exit 0)</w:t>
+            </w:r>
+          </w:p>
+        </w:tc>
+      </w:tr>
+      <w:tr>
+        <w:tc>
+          <w:tcPr>
+            <w:tcW w:type="dxa" w:w="1728"/>
+            <w:shd w:fill="F8FAF9"/>
+            <w:tcMar>
+              <w:top w:w="100" w:type="dxa"/>
+              <w:bottom w:w="100" w:type="dxa"/>
+              <w:left w:w="150" w:type="dxa"/>
+              <w:right w:w="150" w:type="dxa"/>
+            </w:tcMar>
+          </w:tcPr>
+          <w:p>
+            <w:pPr>
+              <w:jc w:val="left"/>
+            </w:pPr>
+            <w:r>
+              <w:rPr>
+                <w:rFonts w:ascii="Segoe UI" w:hAnsi="Segoe UI"/>
+                <w:b w:val="0"/>
+                <w:i w:val="0"/>
+                <w:color w:val="1E293B"/>
+                <w:sz w:val="18"/>
+              </w:rPr>
+              <w:t>Stage 2: Summary Telemetry Audit</w:t>
+            </w:r>
+          </w:p>
+        </w:tc>
+        <w:tc>
+          <w:tcPr>
+            <w:tcW w:type="dxa" w:w="2592"/>
+            <w:shd w:fill="F8FAF9"/>
+            <w:tcMar>
+              <w:top w:w="100" w:type="dxa"/>
+              <w:bottom w:w="100" w:type="dxa"/>
+              <w:left w:w="150" w:type="dxa"/>
+              <w:right w:w="150" w:type="dxa"/>
+            </w:tcMar>
+          </w:tcPr>
+          <w:p>
+            <w:pPr>
+              <w:jc w:val="left"/>
+            </w:pPr>
+            <w:r>
+              <w:rPr>
+                <w:rFonts w:ascii="Segoe UI" w:hAnsi="Segoe UI"/>
+                <w:b w:val="0"/>
+                <w:i w:val="0"/>
+                <w:color w:val="1E293B"/>
+                <w:sz w:val="18"/>
+              </w:rPr>
+              <w:t>GET /api/principal/summary</w:t>
+            </w:r>
+          </w:p>
+        </w:tc>
+        <w:tc>
+          <w:tcPr>
+            <w:tcW w:type="dxa" w:w="3744"/>
+            <w:shd w:fill="F8FAF9"/>
+            <w:tcMar>
+              <w:top w:w="100" w:type="dxa"/>
+              <w:bottom w:w="100" w:type="dxa"/>
+              <w:left w:w="150" w:type="dxa"/>
+              <w:right w:w="150" w:type="dxa"/>
+            </w:tcMar>
+          </w:tcPr>
+          <w:p>
+            <w:pPr>
+              <w:jc w:val="left"/>
+            </w:pPr>
+            <w:r>
+              <w:rPr>
+                <w:rFonts w:ascii="Segoe UI" w:hAnsi="Segoe UI"/>
+                <w:b w:val="0"/>
+                <w:i w:val="0"/>
+                <w:color w:val="1E293B"/>
+                <w:sz w:val="18"/>
+              </w:rPr>
+              <w:t>HTTP 200 OK. Asserted &gt;= 2 active principals, ₹105,600.00 custody valuation, 5,400 units, ₹2,450.00 pending claims, and GL 5200 subsidy.</w:t>
+            </w:r>
+          </w:p>
+        </w:tc>
+        <w:tc>
+          <w:tcPr>
+            <w:tcW w:type="dxa" w:w="1296"/>
+            <w:shd w:fill="F8FAF9"/>
+            <w:tcMar>
+              <w:top w:w="100" w:type="dxa"/>
+              <w:bottom w:w="100" w:type="dxa"/>
+              <w:left w:w="150" w:type="dxa"/>
+              <w:right w:w="150" w:type="dxa"/>
+            </w:tcMar>
+          </w:tcPr>
+          <w:p>
+            <w:pPr>
+              <w:jc w:val="left"/>
+            </w:pPr>
+            <w:r>
+              <w:rPr>
+                <w:rFonts w:ascii="Segoe UI" w:hAnsi="Segoe UI"/>
+                <w:b w:val="0"/>
+                <w:i w:val="0"/>
+                <w:color w:val="1E293B"/>
+                <w:sz w:val="18"/>
+              </w:rPr>
+              <w:t>100% PASS</w:t>
+              <w:br/>
+              <w:t>(Exit 0)</w:t>
+            </w:r>
+          </w:p>
+        </w:tc>
+      </w:tr>
+      <w:tr>
+        <w:tc>
+          <w:tcPr>
+            <w:tcW w:type="dxa" w:w="1728"/>
+            <w:shd w:fill="FFFFFF"/>
+            <w:tcMar>
+              <w:top w:w="100" w:type="dxa"/>
+              <w:bottom w:w="100" w:type="dxa"/>
+              <w:left w:w="150" w:type="dxa"/>
+              <w:right w:w="150" w:type="dxa"/>
+            </w:tcMar>
+          </w:tcPr>
+          <w:p>
+            <w:pPr>
+              <w:jc w:val="left"/>
+            </w:pPr>
+            <w:r>
+              <w:rPr>
+                <w:rFonts w:ascii="Segoe UI" w:hAnsi="Segoe UI"/>
+                <w:b w:val="0"/>
+                <w:i w:val="0"/>
+                <w:color w:val="1E293B"/>
+                <w:sz w:val="18"/>
+              </w:rPr>
+              <w:t>Stage 3: Principal Catalog &amp; Agreements</w:t>
+            </w:r>
+          </w:p>
+        </w:tc>
+        <w:tc>
+          <w:tcPr>
+            <w:tcW w:type="dxa" w:w="2592"/>
+            <w:shd w:fill="FFFFFF"/>
+            <w:tcMar>
+              <w:top w:w="100" w:type="dxa"/>
+              <w:bottom w:w="100" w:type="dxa"/>
+              <w:left w:w="150" w:type="dxa"/>
+              <w:right w:w="150" w:type="dxa"/>
+            </w:tcMar>
+          </w:tcPr>
+          <w:p>
+            <w:pPr>
+              <w:jc w:val="left"/>
+            </w:pPr>
+            <w:r>
+              <w:rPr>
+                <w:rFonts w:ascii="Segoe UI" w:hAnsi="Segoe UI"/>
+                <w:b w:val="0"/>
+                <w:i w:val="0"/>
+                <w:color w:val="1E293B"/>
+                <w:sz w:val="18"/>
+              </w:rPr>
+              <w:t>GET /api/principal/list</w:t>
+            </w:r>
+          </w:p>
+        </w:tc>
+        <w:tc>
+          <w:tcPr>
+            <w:tcW w:type="dxa" w:w="3744"/>
+            <w:shd w:fill="FFFFFF"/>
+            <w:tcMar>
+              <w:top w:w="100" w:type="dxa"/>
+              <w:bottom w:w="100" w:type="dxa"/>
+              <w:left w:w="150" w:type="dxa"/>
+              <w:right w:w="150" w:type="dxa"/>
+            </w:tcMar>
+          </w:tcPr>
+          <w:p>
+            <w:pPr>
+              <w:jc w:val="left"/>
+            </w:pPr>
+            <w:r>
+              <w:rPr>
+                <w:rFonts w:ascii="Segoe UI" w:hAnsi="Segoe UI"/>
+                <w:b w:val="0"/>
+                <w:i w:val="0"/>
+                <w:color w:val="1E293B"/>
+                <w:sz w:val="18"/>
+              </w:rPr>
+              <w:t>HTTP 200 OK. Asserted 2 principals: Sun Pharma Healthcare Ltd. (AGR-SUN-2026-001, 6.5% comm) and Cipla Therapeutics Ltd. (AGR-CIP-2026-002, 5.0% comm).</w:t>
+            </w:r>
+          </w:p>
+        </w:tc>
+        <w:tc>
+          <w:tcPr>
+            <w:tcW w:type="dxa" w:w="1296"/>
+            <w:shd w:fill="FFFFFF"/>
+            <w:tcMar>
+              <w:top w:w="100" w:type="dxa"/>
+              <w:bottom w:w="100" w:type="dxa"/>
+              <w:left w:w="150" w:type="dxa"/>
+              <w:right w:w="150" w:type="dxa"/>
+            </w:tcMar>
+          </w:tcPr>
+          <w:p>
+            <w:pPr>
+              <w:jc w:val="left"/>
+            </w:pPr>
+            <w:r>
+              <w:rPr>
+                <w:rFonts w:ascii="Segoe UI" w:hAnsi="Segoe UI"/>
+                <w:b w:val="0"/>
+                <w:i w:val="0"/>
+                <w:color w:val="1E293B"/>
+                <w:sz w:val="18"/>
+              </w:rPr>
+              <w:t>100% PASS</w:t>
+              <w:br/>
+              <w:t>(Exit 0)</w:t>
+            </w:r>
+          </w:p>
+        </w:tc>
+      </w:tr>
+      <w:tr>
+        <w:tc>
+          <w:tcPr>
+            <w:tcW w:type="dxa" w:w="1728"/>
+            <w:shd w:fill="F8FAF9"/>
+            <w:tcMar>
+              <w:top w:w="100" w:type="dxa"/>
+              <w:bottom w:w="100" w:type="dxa"/>
+              <w:left w:w="150" w:type="dxa"/>
+              <w:right w:w="150" w:type="dxa"/>
+            </w:tcMar>
+          </w:tcPr>
+          <w:p>
+            <w:pPr>
+              <w:jc w:val="left"/>
+            </w:pPr>
+            <w:r>
+              <w:rPr>
+                <w:rFonts w:ascii="Segoe UI" w:hAnsi="Segoe UI"/>
+                <w:b w:val="0"/>
+                <w:i w:val="0"/>
+                <w:color w:val="1E293B"/>
+                <w:sz w:val="18"/>
+              </w:rPr>
+              <w:t>Stage 4: Custody Segregation Audit</w:t>
+            </w:r>
+          </w:p>
+        </w:tc>
+        <w:tc>
+          <w:tcPr>
+            <w:tcW w:type="dxa" w:w="2592"/>
+            <w:shd w:fill="F8FAF9"/>
+            <w:tcMar>
+              <w:top w:w="100" w:type="dxa"/>
+              <w:bottom w:w="100" w:type="dxa"/>
+              <w:left w:w="150" w:type="dxa"/>
+              <w:right w:w="150" w:type="dxa"/>
+            </w:tcMar>
+          </w:tcPr>
+          <w:p>
+            <w:pPr>
+              <w:jc w:val="left"/>
+            </w:pPr>
+            <w:r>
+              <w:rPr>
+                <w:rFonts w:ascii="Segoe UI" w:hAnsi="Segoe UI"/>
+                <w:b w:val="0"/>
+                <w:i w:val="0"/>
+                <w:color w:val="1E293B"/>
+                <w:sz w:val="18"/>
+              </w:rPr>
+              <w:t>GET /api/principal/{id}/position</w:t>
+            </w:r>
+          </w:p>
+        </w:tc>
+        <w:tc>
+          <w:tcPr>
+            <w:tcW w:type="dxa" w:w="3744"/>
+            <w:shd w:fill="F8FAF9"/>
+            <w:tcMar>
+              <w:top w:w="100" w:type="dxa"/>
+              <w:bottom w:w="100" w:type="dxa"/>
+              <w:left w:w="150" w:type="dxa"/>
+              <w:right w:w="150" w:type="dxa"/>
+            </w:tcMar>
+          </w:tcPr>
+          <w:p>
+            <w:pPr>
+              <w:jc w:val="left"/>
+            </w:pPr>
+            <w:r>
+              <w:rPr>
+                <w:rFonts w:ascii="Segoe UI" w:hAnsi="Segoe UI"/>
+                <w:b w:val="0"/>
+                <w:i w:val="0"/>
+                <w:color w:val="1E293B"/>
+                <w:sz w:val="18"/>
+              </w:rPr>
+              <w:t>HTTP 200 OK. Verified SKU/batch custody segregation (Azithromycin 250mg Tablets, Batch B-CIP-812, CONSIGNMENT_CUSTODY mode).</w:t>
+            </w:r>
+          </w:p>
+        </w:tc>
+        <w:tc>
+          <w:tcPr>
+            <w:tcW w:type="dxa" w:w="1296"/>
+            <w:shd w:fill="F8FAF9"/>
+            <w:tcMar>
+              <w:top w:w="100" w:type="dxa"/>
+              <w:bottom w:w="100" w:type="dxa"/>
+              <w:left w:w="150" w:type="dxa"/>
+              <w:right w:w="150" w:type="dxa"/>
+            </w:tcMar>
+          </w:tcPr>
+          <w:p>
+            <w:pPr>
+              <w:jc w:val="left"/>
+            </w:pPr>
+            <w:r>
+              <w:rPr>
+                <w:rFonts w:ascii="Segoe UI" w:hAnsi="Segoe UI"/>
+                <w:b w:val="0"/>
+                <w:i w:val="0"/>
+                <w:color w:val="1E293B"/>
+                <w:sz w:val="18"/>
+              </w:rPr>
+              <w:t>100% PASS</w:t>
+              <w:br/>
+              <w:t>(Exit 0)</w:t>
+            </w:r>
+          </w:p>
+        </w:tc>
+      </w:tr>
+      <w:tr>
+        <w:tc>
+          <w:tcPr>
+            <w:tcW w:type="dxa" w:w="1728"/>
+            <w:shd w:fill="FFFFFF"/>
+            <w:tcMar>
+              <w:top w:w="100" w:type="dxa"/>
+              <w:bottom w:w="100" w:type="dxa"/>
+              <w:left w:w="150" w:type="dxa"/>
+              <w:right w:w="150" w:type="dxa"/>
+            </w:tcMar>
+          </w:tcPr>
+          <w:p>
+            <w:pPr>
+              <w:jc w:val="left"/>
+            </w:pPr>
+            <w:r>
+              <w:rPr>
+                <w:rFonts w:ascii="Segoe UI" w:hAnsi="Segoe UI"/>
+                <w:b w:val="0"/>
+                <w:i w:val="0"/>
+                <w:color w:val="1E293B"/>
+                <w:sz w:val="18"/>
+              </w:rPr>
+              <w:t>Stage 5: Operational Claims Workflow</w:t>
+            </w:r>
+          </w:p>
+        </w:tc>
+        <w:tc>
+          <w:tcPr>
+            <w:tcW w:type="dxa" w:w="2592"/>
+            <w:shd w:fill="FFFFFF"/>
+            <w:tcMar>
+              <w:top w:w="100" w:type="dxa"/>
+              <w:bottom w:w="100" w:type="dxa"/>
+              <w:left w:w="150" w:type="dxa"/>
+              <w:right w:w="150" w:type="dxa"/>
+            </w:tcMar>
+          </w:tcPr>
+          <w:p>
+            <w:pPr>
+              <w:jc w:val="left"/>
+            </w:pPr>
+            <w:r>
+              <w:rPr>
+                <w:rFonts w:ascii="Segoe UI" w:hAnsi="Segoe UI"/>
+                <w:b w:val="0"/>
+                <w:i w:val="0"/>
+                <w:color w:val="1E293B"/>
+                <w:sz w:val="18"/>
+              </w:rPr>
+              <w:t>POST /api/principal/claims</w:t>
+              <w:br/>
+              <w:t>POST /claims/{id}/action</w:t>
+            </w:r>
+          </w:p>
+        </w:tc>
+        <w:tc>
+          <w:tcPr>
+            <w:tcW w:type="dxa" w:w="3744"/>
+            <w:shd w:fill="FFFFFF"/>
+            <w:tcMar>
+              <w:top w:w="100" w:type="dxa"/>
+              <w:bottom w:w="100" w:type="dxa"/>
+              <w:left w:w="150" w:type="dxa"/>
+              <w:right w:w="150" w:type="dxa"/>
+            </w:tcMar>
+          </w:tcPr>
+          <w:p>
+            <w:pPr>
+              <w:jc w:val="left"/>
+            </w:pPr>
+            <w:r>
+              <w:rPr>
+                <w:rFonts w:ascii="Segoe UI" w:hAnsi="Segoe UI"/>
+                <w:b w:val="0"/>
+                <w:i w:val="0"/>
+                <w:color w:val="1E293B"/>
+                <w:sz w:val="18"/>
+              </w:rPr>
+              <w:t>HTTP 200 OK. Created claim CLM-PRN-2026-0004 (BREAKAGE, ₹55.00). Executed APPROVE action; verified status transition without ledger tampering.</w:t>
+            </w:r>
+          </w:p>
+        </w:tc>
+        <w:tc>
+          <w:tcPr>
+            <w:tcW w:type="dxa" w:w="1296"/>
+            <w:shd w:fill="FFFFFF"/>
+            <w:tcMar>
+              <w:top w:w="100" w:type="dxa"/>
+              <w:bottom w:w="100" w:type="dxa"/>
+              <w:left w:w="150" w:type="dxa"/>
+              <w:right w:w="150" w:type="dxa"/>
+            </w:tcMar>
+          </w:tcPr>
+          <w:p>
+            <w:pPr>
+              <w:jc w:val="left"/>
+            </w:pPr>
+            <w:r>
+              <w:rPr>
+                <w:rFonts w:ascii="Segoe UI" w:hAnsi="Segoe UI"/>
+                <w:b w:val="0"/>
+                <w:i w:val="0"/>
+                <w:color w:val="1E293B"/>
+                <w:sz w:val="18"/>
+              </w:rPr>
+              <w:t>100% PASS</w:t>
+              <w:br/>
+              <w:t>(Exit 0)</w:t>
+            </w:r>
+          </w:p>
+        </w:tc>
+      </w:tr>
+      <w:tr>
+        <w:tc>
+          <w:tcPr>
+            <w:tcW w:type="dxa" w:w="1728"/>
+            <w:shd w:fill="F8FAF9"/>
+            <w:tcMar>
+              <w:top w:w="100" w:type="dxa"/>
+              <w:bottom w:w="100" w:type="dxa"/>
+              <w:left w:w="150" w:type="dxa"/>
+              <w:right w:w="150" w:type="dxa"/>
+            </w:tcMar>
+          </w:tcPr>
+          <w:p>
+            <w:pPr>
+              <w:jc w:val="left"/>
+            </w:pPr>
+            <w:r>
+              <w:rPr>
+                <w:rFonts w:ascii="Segoe UI" w:hAnsi="Segoe UI"/>
+                <w:b w:val="0"/>
+                <w:i w:val="0"/>
+                <w:color w:val="1E293B"/>
+                <w:sz w:val="18"/>
+              </w:rPr>
+              <w:t>Stage 6: 3-Way Reconciliation Run</w:t>
+            </w:r>
+          </w:p>
+        </w:tc>
+        <w:tc>
+          <w:tcPr>
+            <w:tcW w:type="dxa" w:w="2592"/>
+            <w:shd w:fill="F8FAF9"/>
+            <w:tcMar>
+              <w:top w:w="100" w:type="dxa"/>
+              <w:bottom w:w="100" w:type="dxa"/>
+              <w:left w:w="150" w:type="dxa"/>
+              <w:right w:w="150" w:type="dxa"/>
+            </w:tcMar>
+          </w:tcPr>
+          <w:p>
+            <w:pPr>
+              <w:jc w:val="left"/>
+            </w:pPr>
+            <w:r>
+              <w:rPr>
+                <w:rFonts w:ascii="Segoe UI" w:hAnsi="Segoe UI"/>
+                <w:b w:val="0"/>
+                <w:i w:val="0"/>
+                <w:color w:val="1E293B"/>
+                <w:sz w:val="18"/>
+              </w:rPr>
+              <w:t>POST /api/principal/reconciliation/run</w:t>
+            </w:r>
+          </w:p>
+        </w:tc>
+        <w:tc>
+          <w:tcPr>
+            <w:tcW w:type="dxa" w:w="3744"/>
+            <w:shd w:fill="F8FAF9"/>
+            <w:tcMar>
+              <w:top w:w="100" w:type="dxa"/>
+              <w:bottom w:w="100" w:type="dxa"/>
+              <w:left w:w="150" w:type="dxa"/>
+              <w:right w:w="150" w:type="dxa"/>
+            </w:tcMar>
+          </w:tcPr>
+          <w:p>
+            <w:pPr>
+              <w:jc w:val="left"/>
+            </w:pPr>
+            <w:r>
+              <w:rPr>
+                <w:rFonts w:ascii="Segoe UI" w:hAnsi="Segoe UI"/>
+                <w:b w:val="0"/>
+                <w:i w:val="0"/>
+                <w:color w:val="1E293B"/>
+                <w:sz w:val="18"/>
+              </w:rPr>
+              <w:t>HTTP 200 OK. Executed automated match against external closing valuation. Asserted net_variance_val == 0.00, generated REC-PRN-2026-0003.</w:t>
+            </w:r>
+          </w:p>
+        </w:tc>
+        <w:tc>
+          <w:tcPr>
+            <w:tcW w:type="dxa" w:w="1296"/>
+            <w:shd w:fill="F8FAF9"/>
+            <w:tcMar>
+              <w:top w:w="100" w:type="dxa"/>
+              <w:bottom w:w="100" w:type="dxa"/>
+              <w:left w:w="150" w:type="dxa"/>
+              <w:right w:w="150" w:type="dxa"/>
+            </w:tcMar>
+          </w:tcPr>
+          <w:p>
+            <w:pPr>
+              <w:jc w:val="left"/>
+            </w:pPr>
+            <w:r>
+              <w:rPr>
+                <w:rFonts w:ascii="Segoe UI" w:hAnsi="Segoe UI"/>
+                <w:b w:val="0"/>
+                <w:i w:val="0"/>
+                <w:color w:val="1E293B"/>
+                <w:sz w:val="18"/>
+              </w:rPr>
+              <w:t>100% PASS</w:t>
+              <w:br/>
+              <w:t>(Exit 0)</w:t>
+            </w:r>
+          </w:p>
+        </w:tc>
+      </w:tr>
+      <w:tr>
+        <w:tc>
+          <w:tcPr>
+            <w:tcW w:type="dxa" w:w="1728"/>
+            <w:shd w:fill="FFFFFF"/>
+            <w:tcMar>
+              <w:top w:w="100" w:type="dxa"/>
+              <w:bottom w:w="100" w:type="dxa"/>
+              <w:left w:w="150" w:type="dxa"/>
+              <w:right w:w="150" w:type="dxa"/>
+            </w:tcMar>
+          </w:tcPr>
+          <w:p>
+            <w:pPr>
+              <w:jc w:val="left"/>
+            </w:pPr>
+            <w:r>
+              <w:rPr>
+                <w:rFonts w:ascii="Segoe UI" w:hAnsi="Segoe UI"/>
+                <w:b w:val="0"/>
+                <w:i w:val="0"/>
+                <w:color w:val="1E293B"/>
+                <w:sz w:val="18"/>
+              </w:rPr>
+              <w:t>Stage 7: Headless Browser Init</w:t>
+            </w:r>
+          </w:p>
+        </w:tc>
+        <w:tc>
+          <w:tcPr>
+            <w:tcW w:type="dxa" w:w="2592"/>
+            <w:shd w:fill="FFFFFF"/>
+            <w:tcMar>
+              <w:top w:w="100" w:type="dxa"/>
+              <w:bottom w:w="100" w:type="dxa"/>
+              <w:left w:w="150" w:type="dxa"/>
+              <w:right w:w="150" w:type="dxa"/>
+            </w:tcMar>
+          </w:tcPr>
+          <w:p>
+            <w:pPr>
+              <w:jc w:val="left"/>
+            </w:pPr>
+            <w:r>
+              <w:rPr>
+                <w:rFonts w:ascii="Segoe UI" w:hAnsi="Segoe UI"/>
+                <w:b w:val="0"/>
+                <w:i w:val="0"/>
+                <w:color w:val="1E293B"/>
+                <w:sz w:val="18"/>
+              </w:rPr>
+              <w:t>Chrome Options: --headless=new</w:t>
+              <w:br/>
+              <w:t>Viewport: 1440x950</w:t>
+            </w:r>
+          </w:p>
+        </w:tc>
+        <w:tc>
+          <w:tcPr>
+            <w:tcW w:type="dxa" w:w="3744"/>
+            <w:shd w:fill="FFFFFF"/>
+            <w:tcMar>
+              <w:top w:w="100" w:type="dxa"/>
+              <w:bottom w:w="100" w:type="dxa"/>
+              <w:left w:w="150" w:type="dxa"/>
+              <w:right w:w="150" w:type="dxa"/>
+            </w:tcMar>
+          </w:tcPr>
+          <w:p>
+            <w:pPr>
+              <w:jc w:val="left"/>
+            </w:pPr>
+            <w:r>
+              <w:rPr>
+                <w:rFonts w:ascii="Segoe UI" w:hAnsi="Segoe UI"/>
+                <w:b w:val="0"/>
+                <w:i w:val="0"/>
+                <w:color w:val="1E293B"/>
+                <w:sz w:val="18"/>
+              </w:rPr>
+              <w:t>WebDriver initialized with GPU disabled, no-sandbox, and sessionStorage auth injection.</w:t>
+            </w:r>
+          </w:p>
+        </w:tc>
+        <w:tc>
+          <w:tcPr>
+            <w:tcW w:type="dxa" w:w="1296"/>
+            <w:shd w:fill="FFFFFF"/>
+            <w:tcMar>
+              <w:top w:w="100" w:type="dxa"/>
+              <w:bottom w:w="100" w:type="dxa"/>
+              <w:left w:w="150" w:type="dxa"/>
+              <w:right w:w="150" w:type="dxa"/>
+            </w:tcMar>
+          </w:tcPr>
+          <w:p>
+            <w:pPr>
+              <w:jc w:val="left"/>
+            </w:pPr>
+            <w:r>
+              <w:rPr>
+                <w:rFonts w:ascii="Segoe UI" w:hAnsi="Segoe UI"/>
+                <w:b w:val="0"/>
+                <w:i w:val="0"/>
+                <w:color w:val="1E293B"/>
+                <w:sz w:val="18"/>
+              </w:rPr>
+              <w:t>100% PASS</w:t>
+              <w:br/>
+              <w:t>(Exit 0)</w:t>
+            </w:r>
+          </w:p>
+        </w:tc>
+      </w:tr>
+      <w:tr>
+        <w:tc>
+          <w:tcPr>
+            <w:tcW w:type="dxa" w:w="1728"/>
+            <w:shd w:fill="F8FAF9"/>
+            <w:tcMar>
+              <w:top w:w="100" w:type="dxa"/>
+              <w:bottom w:w="100" w:type="dxa"/>
+              <w:left w:w="150" w:type="dxa"/>
+              <w:right w:w="150" w:type="dxa"/>
+            </w:tcMar>
+          </w:tcPr>
+          <w:p>
+            <w:pPr>
+              <w:jc w:val="left"/>
+            </w:pPr>
+            <w:r>
+              <w:rPr>
+                <w:rFonts w:ascii="Segoe UI" w:hAnsi="Segoe UI"/>
+                <w:b w:val="0"/>
+                <w:i w:val="0"/>
+                <w:color w:val="1E293B"/>
+                <w:sz w:val="18"/>
+              </w:rPr>
+              <w:t>Stage 8: Counter Workbench Integration</w:t>
+            </w:r>
+          </w:p>
+        </w:tc>
+        <w:tc>
+          <w:tcPr>
+            <w:tcW w:type="dxa" w:w="2592"/>
+            <w:shd w:fill="F8FAF9"/>
+            <w:tcMar>
+              <w:top w:w="100" w:type="dxa"/>
+              <w:bottom w:w="100" w:type="dxa"/>
+              <w:left w:w="150" w:type="dxa"/>
+              <w:right w:w="150" w:type="dxa"/>
+            </w:tcMar>
+          </w:tcPr>
+          <w:p>
+            <w:pPr>
+              <w:jc w:val="left"/>
+            </w:pPr>
+            <w:r>
+              <w:rPr>
+                <w:rFonts w:ascii="Segoe UI" w:hAnsi="Segoe UI"/>
+                <w:b w:val="0"/>
+                <w:i w:val="0"/>
+                <w:color w:val="1E293B"/>
+                <w:sz w:val="18"/>
+              </w:rPr>
+              <w:t>driver.get('http://localhost:50005/')</w:t>
+            </w:r>
+          </w:p>
+        </w:tc>
+        <w:tc>
+          <w:tcPr>
+            <w:tcW w:type="dxa" w:w="3744"/>
+            <w:shd w:fill="F8FAF9"/>
+            <w:tcMar>
+              <w:top w:w="100" w:type="dxa"/>
+              <w:bottom w:w="100" w:type="dxa"/>
+              <w:left w:w="150" w:type="dxa"/>
+              <w:right w:w="150" w:type="dxa"/>
+            </w:tcMar>
+          </w:tcPr>
+          <w:p>
+            <w:pPr>
+              <w:jc w:val="left"/>
+            </w:pPr>
+            <w:r>
+              <w:rPr>
+                <w:rFonts w:ascii="Segoe UI" w:hAnsi="Segoe UI"/>
+                <w:b w:val="0"/>
+                <w:i w:val="0"/>
+                <w:color w:val="1E293B"/>
+                <w:sz w:val="18"/>
+              </w:rPr>
+              <w:t>Located #hub-btn-principal-management launcher on Counter Workbench. Captured verified_principal_homescreen_launcher.png.</w:t>
+            </w:r>
+          </w:p>
+        </w:tc>
+        <w:tc>
+          <w:tcPr>
+            <w:tcW w:type="dxa" w:w="1296"/>
+            <w:shd w:fill="F8FAF9"/>
+            <w:tcMar>
+              <w:top w:w="100" w:type="dxa"/>
+              <w:bottom w:w="100" w:type="dxa"/>
+              <w:left w:w="150" w:type="dxa"/>
+              <w:right w:w="150" w:type="dxa"/>
+            </w:tcMar>
+          </w:tcPr>
+          <w:p>
+            <w:pPr>
+              <w:jc w:val="left"/>
+            </w:pPr>
+            <w:r>
+              <w:rPr>
+                <w:rFonts w:ascii="Segoe UI" w:hAnsi="Segoe UI"/>
+                <w:b w:val="0"/>
+                <w:i w:val="0"/>
+                <w:color w:val="1E293B"/>
+                <w:sz w:val="18"/>
+              </w:rPr>
+              <w:t>100% PASS</w:t>
+              <w:br/>
+              <w:t>(Exit 0)</w:t>
+            </w:r>
+          </w:p>
+        </w:tc>
+      </w:tr>
+      <w:tr>
+        <w:tc>
+          <w:tcPr>
+            <w:tcW w:type="dxa" w:w="1728"/>
+            <w:shd w:fill="FFFFFF"/>
+            <w:tcMar>
+              <w:top w:w="100" w:type="dxa"/>
+              <w:bottom w:w="100" w:type="dxa"/>
+              <w:left w:w="150" w:type="dxa"/>
+              <w:right w:w="150" w:type="dxa"/>
+            </w:tcMar>
+          </w:tcPr>
+          <w:p>
+            <w:pPr>
+              <w:jc w:val="left"/>
+            </w:pPr>
+            <w:r>
+              <w:rPr>
+                <w:rFonts w:ascii="Segoe UI" w:hAnsi="Segoe UI"/>
+                <w:b w:val="0"/>
+                <w:i w:val="0"/>
+                <w:color w:val="1E293B"/>
+                <w:sz w:val="18"/>
+              </w:rPr>
+              <w:t>Stage 9: Control Center &amp; KPI Cards</w:t>
+            </w:r>
+          </w:p>
+        </w:tc>
+        <w:tc>
+          <w:tcPr>
+            <w:tcW w:type="dxa" w:w="2592"/>
+            <w:shd w:fill="FFFFFF"/>
+            <w:tcMar>
+              <w:top w:w="100" w:type="dxa"/>
+              <w:bottom w:w="100" w:type="dxa"/>
+              <w:left w:w="150" w:type="dxa"/>
+              <w:right w:w="150" w:type="dxa"/>
+            </w:tcMar>
+          </w:tcPr>
+          <w:p>
+            <w:pPr>
+              <w:jc w:val="left"/>
+            </w:pPr>
+            <w:r>
+              <w:rPr>
+                <w:rFonts w:ascii="Segoe UI" w:hAnsi="Segoe UI"/>
+                <w:b w:val="0"/>
+                <w:i w:val="0"/>
+                <w:color w:val="1E293B"/>
+                <w:sz w:val="18"/>
+              </w:rPr>
+              <w:t>driver.get('http://localhost:50005/principal')</w:t>
+            </w:r>
+          </w:p>
+        </w:tc>
+        <w:tc>
+          <w:tcPr>
+            <w:tcW w:type="dxa" w:w="3744"/>
+            <w:shd w:fill="FFFFFF"/>
+            <w:tcMar>
+              <w:top w:w="100" w:type="dxa"/>
+              <w:bottom w:w="100" w:type="dxa"/>
+              <w:left w:w="150" w:type="dxa"/>
+              <w:right w:w="150" w:type="dxa"/>
+            </w:tcMar>
+          </w:tcPr>
+          <w:p>
+            <w:pPr>
+              <w:jc w:val="left"/>
+            </w:pPr>
+            <w:r>
+              <w:rPr>
+                <w:rFonts w:ascii="Segoe UI" w:hAnsi="Segoe UI"/>
+                <w:b w:val="0"/>
+                <w:i w:val="0"/>
+                <w:color w:val="1E293B"/>
+                <w:sz w:val="18"/>
+              </w:rPr>
+              <w:t>Verified all 5 Top KPI telemetry cards (#kpi-active-principals, #kpi-total-stock-val, etc.). Captured verified_principal_control_center.png.</w:t>
+            </w:r>
+          </w:p>
+        </w:tc>
+        <w:tc>
+          <w:tcPr>
+            <w:tcW w:type="dxa" w:w="1296"/>
+            <w:shd w:fill="FFFFFF"/>
+            <w:tcMar>
+              <w:top w:w="100" w:type="dxa"/>
+              <w:bottom w:w="100" w:type="dxa"/>
+              <w:left w:w="150" w:type="dxa"/>
+              <w:right w:w="150" w:type="dxa"/>
+            </w:tcMar>
+          </w:tcPr>
+          <w:p>
+            <w:pPr>
+              <w:jc w:val="left"/>
+            </w:pPr>
+            <w:r>
+              <w:rPr>
+                <w:rFonts w:ascii="Segoe UI" w:hAnsi="Segoe UI"/>
+                <w:b w:val="0"/>
+                <w:i w:val="0"/>
+                <w:color w:val="1E293B"/>
+                <w:sz w:val="18"/>
+              </w:rPr>
+              <w:t>100% PASS</w:t>
+              <w:br/>
+              <w:t>(Exit 0)</w:t>
+            </w:r>
+          </w:p>
+        </w:tc>
+      </w:tr>
+      <w:tr>
+        <w:tc>
+          <w:tcPr>
+            <w:tcW w:type="dxa" w:w="1728"/>
+            <w:shd w:fill="F8FAF9"/>
+            <w:tcMar>
+              <w:top w:w="100" w:type="dxa"/>
+              <w:bottom w:w="100" w:type="dxa"/>
+              <w:left w:w="150" w:type="dxa"/>
+              <w:right w:w="150" w:type="dxa"/>
+            </w:tcMar>
+          </w:tcPr>
+          <w:p>
+            <w:pPr>
+              <w:jc w:val="left"/>
+            </w:pPr>
+            <w:r>
+              <w:rPr>
+                <w:rFonts w:ascii="Segoe UI" w:hAnsi="Segoe UI"/>
+                <w:b w:val="0"/>
+                <w:i w:val="0"/>
+                <w:color w:val="1E293B"/>
+                <w:sz w:val="18"/>
+              </w:rPr>
+              <w:t>Stage 10: Tabs Switching &amp; Esc Modal</w:t>
+            </w:r>
+          </w:p>
+        </w:tc>
+        <w:tc>
+          <w:tcPr>
+            <w:tcW w:type="dxa" w:w="2592"/>
+            <w:shd w:fill="F8FAF9"/>
+            <w:tcMar>
+              <w:top w:w="100" w:type="dxa"/>
+              <w:bottom w:w="100" w:type="dxa"/>
+              <w:left w:w="150" w:type="dxa"/>
+              <w:right w:w="150" w:type="dxa"/>
+            </w:tcMar>
+          </w:tcPr>
+          <w:p>
+            <w:pPr>
+              <w:jc w:val="left"/>
+            </w:pPr>
+            <w:r>
+              <w:rPr>
+                <w:rFonts w:ascii="Segoe UI" w:hAnsi="Segoe UI"/>
+                <w:b w:val="0"/>
+                <w:i w:val="0"/>
+                <w:color w:val="1E293B"/>
+                <w:sz w:val="18"/>
+              </w:rPr>
+              <w:t>Tab [F3], Action [F7], Key [Esc]</w:t>
+              <w:br/>
+              <w:t>Tabs [F4] &amp; [F5]</w:t>
+            </w:r>
+          </w:p>
+        </w:tc>
+        <w:tc>
+          <w:tcPr>
+            <w:tcW w:type="dxa" w:w="3744"/>
+            <w:shd w:fill="F8FAF9"/>
+            <w:tcMar>
+              <w:top w:w="100" w:type="dxa"/>
+              <w:bottom w:w="100" w:type="dxa"/>
+              <w:left w:w="150" w:type="dxa"/>
+              <w:right w:w="150" w:type="dxa"/>
+            </w:tcMar>
+          </w:tcPr>
+          <w:p>
+            <w:pPr>
+              <w:jc w:val="left"/>
+            </w:pPr>
+            <w:r>
+              <w:rPr>
+                <w:rFonts w:ascii="Segoe UI" w:hAnsi="Segoe UI"/>
+                <w:b w:val="0"/>
+                <w:i w:val="0"/>
+                <w:color w:val="1E293B"/>
+                <w:sz w:val="18"/>
+              </w:rPr>
+              <w:t>Switched to Claims Desk [F3]. Opened #modal-new-claim [F7] and verified clean [Esc] dismissal. Verified Statement [F5] and Recon [F4]. Captured screenshots 3 &amp; 4.</w:t>
+            </w:r>
+          </w:p>
+        </w:tc>
+        <w:tc>
+          <w:tcPr>
+            <w:tcW w:type="dxa" w:w="1296"/>
+            <w:shd w:fill="F8FAF9"/>
+            <w:tcMar>
+              <w:top w:w="100" w:type="dxa"/>
+              <w:bottom w:w="100" w:type="dxa"/>
+              <w:left w:w="150" w:type="dxa"/>
+              <w:right w:w="150" w:type="dxa"/>
+            </w:tcMar>
+          </w:tcPr>
+          <w:p>
+            <w:pPr>
+              <w:jc w:val="left"/>
+            </w:pPr>
+            <w:r>
+              <w:rPr>
+                <w:rFonts w:ascii="Segoe UI" w:hAnsi="Segoe UI"/>
+                <w:b w:val="0"/>
+                <w:i w:val="0"/>
+                <w:color w:val="1E293B"/>
+                <w:sz w:val="18"/>
+              </w:rPr>
+              <w:t>100% PASS</w:t>
+              <w:br/>
+              <w:t>(Exit 0)</w:t>
+            </w:r>
+          </w:p>
+        </w:tc>
+      </w:tr>
+    </w:tbl>
+    <w:p>
+      <w:pPr>
+        <w:spacing w:after="160"/>
+      </w:pPr>
     </w:p>
     <w:p>
       <w:pPr>
@@ -20093,7 +26291,7 @@
           <w:color w:val="2D6A4F"/>
           <w:sz w:val="27"/>
         </w:rPr>
-        <w:t>22.2 Interactive UI Cockpits &amp; Verification Proof</w:t>
+        <w:t>22.5 Live Vercel Production Cloud Verification Suite (4 Stages - 100% PASS)</w:t>
       </w:r>
     </w:p>
     <w:p>
@@ -20109,7 +26307,603 @@
           <w:color w:val="1E293B"/>
           <w:sz w:val="21"/>
         </w:rPr>
-        <w:t>The frontend delivers two dedicated luxury Marg-themed cockpits:</w:t>
+        <w:t>Following local verification, the live production deployment on Vercel CDN (https://erp-rho-three.vercel.app) was audited via verify_live_vercel_principal_audit.py using the automated demo authentication hook (#btn-demo-login). All 4 stages completed with 100% pass rate (Exit Code 0) confirming zero cloud regressions:</w:t>
+      </w:r>
+    </w:p>
+    <w:tbl>
+      <w:tblPr>
+        <w:tblW w:type="auto" w:w="0"/>
+        <w:jc w:val="center"/>
+        <w:tblLook w:firstColumn="1" w:firstRow="1" w:lastColumn="0" w:lastRow="0" w:noHBand="0" w:noVBand="1" w:val="04A0"/>
+      </w:tblPr>
+      <w:tblGrid>
+        <w:gridCol w:w="2340"/>
+        <w:gridCol w:w="2340"/>
+        <w:gridCol w:w="2340"/>
+        <w:gridCol w:w="2340"/>
+      </w:tblGrid>
+      <w:tr>
+        <w:tc>
+          <w:tcPr>
+            <w:tcW w:type="dxa" w:w="1728"/>
+            <w:shd w:fill="1B4332"/>
+            <w:tcMar>
+              <w:top w:w="140" w:type="dxa"/>
+              <w:bottom w:w="140" w:type="dxa"/>
+              <w:left w:w="160" w:type="dxa"/>
+              <w:right w:w="160" w:type="dxa"/>
+            </w:tcMar>
+          </w:tcPr>
+          <w:p>
+            <w:pPr>
+              <w:jc w:val="left"/>
+            </w:pPr>
+            <w:r>
+              <w:rPr>
+                <w:rFonts w:ascii="Segoe UI" w:hAnsi="Segoe UI"/>
+                <w:b/>
+                <w:i w:val="0"/>
+                <w:color w:val="FFFFFF"/>
+                <w:sz w:val="19"/>
+              </w:rPr>
+              <w:t>Cloud Audit Stage &amp; Scope</w:t>
+            </w:r>
+          </w:p>
+        </w:tc>
+        <w:tc>
+          <w:tcPr>
+            <w:tcW w:type="dxa" w:w="2592"/>
+            <w:shd w:fill="1B4332"/>
+            <w:tcMar>
+              <w:top w:w="140" w:type="dxa"/>
+              <w:bottom w:w="140" w:type="dxa"/>
+              <w:left w:w="160" w:type="dxa"/>
+              <w:right w:w="160" w:type="dxa"/>
+            </w:tcMar>
+          </w:tcPr>
+          <w:p>
+            <w:pPr>
+              <w:jc w:val="left"/>
+            </w:pPr>
+            <w:r>
+              <w:rPr>
+                <w:rFonts w:ascii="Segoe UI" w:hAnsi="Segoe UI"/>
+                <w:b/>
+                <w:i w:val="0"/>
+                <w:color w:val="FFFFFF"/>
+                <w:sz w:val="19"/>
+              </w:rPr>
+              <w:t>Live Target URL &amp; Trigger</w:t>
+            </w:r>
+          </w:p>
+        </w:tc>
+        <w:tc>
+          <w:tcPr>
+            <w:tcW w:type="dxa" w:w="3744"/>
+            <w:shd w:fill="1B4332"/>
+            <w:tcMar>
+              <w:top w:w="140" w:type="dxa"/>
+              <w:bottom w:w="140" w:type="dxa"/>
+              <w:left w:w="160" w:type="dxa"/>
+              <w:right w:w="160" w:type="dxa"/>
+            </w:tcMar>
+          </w:tcPr>
+          <w:p>
+            <w:pPr>
+              <w:jc w:val="left"/>
+            </w:pPr>
+            <w:r>
+              <w:rPr>
+                <w:rFonts w:ascii="Segoe UI" w:hAnsi="Segoe UI"/>
+                <w:b/>
+                <w:i w:val="0"/>
+                <w:color w:val="FFFFFF"/>
+                <w:sz w:val="19"/>
+              </w:rPr>
+              <w:t>Automated Cloud Assertions &amp; Validation Criteria</w:t>
+            </w:r>
+          </w:p>
+        </w:tc>
+        <w:tc>
+          <w:tcPr>
+            <w:tcW w:type="dxa" w:w="1296"/>
+            <w:shd w:fill="1B4332"/>
+            <w:tcMar>
+              <w:top w:w="140" w:type="dxa"/>
+              <w:bottom w:w="140" w:type="dxa"/>
+              <w:left w:w="160" w:type="dxa"/>
+              <w:right w:w="160" w:type="dxa"/>
+            </w:tcMar>
+          </w:tcPr>
+          <w:p>
+            <w:pPr>
+              <w:jc w:val="left"/>
+            </w:pPr>
+            <w:r>
+              <w:rPr>
+                <w:rFonts w:ascii="Segoe UI" w:hAnsi="Segoe UI"/>
+                <w:b/>
+                <w:i w:val="0"/>
+                <w:color w:val="FFFFFF"/>
+                <w:sz w:val="19"/>
+              </w:rPr>
+              <w:t>Production Status</w:t>
+            </w:r>
+          </w:p>
+        </w:tc>
+      </w:tr>
+      <w:tr>
+        <w:tc>
+          <w:tcPr>
+            <w:tcW w:type="dxa" w:w="1728"/>
+            <w:shd w:fill="FFFFFF"/>
+            <w:tcMar>
+              <w:top w:w="100" w:type="dxa"/>
+              <w:bottom w:w="100" w:type="dxa"/>
+              <w:left w:w="150" w:type="dxa"/>
+              <w:right w:w="150" w:type="dxa"/>
+            </w:tcMar>
+          </w:tcPr>
+          <w:p>
+            <w:pPr>
+              <w:jc w:val="left"/>
+            </w:pPr>
+            <w:r>
+              <w:rPr>
+                <w:rFonts w:ascii="Segoe UI" w:hAnsi="Segoe UI"/>
+                <w:b w:val="0"/>
+                <w:i w:val="0"/>
+                <w:color w:val="1E293B"/>
+                <w:sz w:val="18"/>
+              </w:rPr>
+              <w:t>Stage 1: Production Auth &amp; Launcher</w:t>
+            </w:r>
+          </w:p>
+        </w:tc>
+        <w:tc>
+          <w:tcPr>
+            <w:tcW w:type="dxa" w:w="2592"/>
+            <w:shd w:fill="FFFFFF"/>
+            <w:tcMar>
+              <w:top w:w="100" w:type="dxa"/>
+              <w:bottom w:w="100" w:type="dxa"/>
+              <w:left w:w="150" w:type="dxa"/>
+              <w:right w:w="150" w:type="dxa"/>
+            </w:tcMar>
+          </w:tcPr>
+          <w:p>
+            <w:pPr>
+              <w:jc w:val="left"/>
+            </w:pPr>
+            <w:r>
+              <w:rPr>
+                <w:rFonts w:ascii="Segoe UI" w:hAnsi="Segoe UI"/>
+                <w:b w:val="0"/>
+                <w:i w:val="0"/>
+                <w:color w:val="1E293B"/>
+                <w:sz w:val="18"/>
+              </w:rPr>
+              <w:t>https://erp-rho-three.vercel.app/</w:t>
+              <w:br/>
+              <w:t>Trigger: #btn-demo-login</w:t>
+            </w:r>
+          </w:p>
+        </w:tc>
+        <w:tc>
+          <w:tcPr>
+            <w:tcW w:type="dxa" w:w="3744"/>
+            <w:shd w:fill="FFFFFF"/>
+            <w:tcMar>
+              <w:top w:w="100" w:type="dxa"/>
+              <w:bottom w:w="100" w:type="dxa"/>
+              <w:left w:w="150" w:type="dxa"/>
+              <w:right w:w="150" w:type="dxa"/>
+            </w:tcMar>
+          </w:tcPr>
+          <w:p>
+            <w:pPr>
+              <w:jc w:val="left"/>
+            </w:pPr>
+            <w:r>
+              <w:rPr>
+                <w:rFonts w:ascii="Segoe UI" w:hAnsi="Segoe UI"/>
+                <w:b w:val="0"/>
+                <w:i w:val="0"/>
+                <w:color w:val="1E293B"/>
+                <w:sz w:val="18"/>
+              </w:rPr>
+              <w:t>Authenticated as Admin. Verified #counter-workbench-root and confirmed #hub-btn-principal-management presence. Captured live_vercel_principal_homescreen_launcher.png.</w:t>
+            </w:r>
+          </w:p>
+        </w:tc>
+        <w:tc>
+          <w:tcPr>
+            <w:tcW w:type="dxa" w:w="1296"/>
+            <w:shd w:fill="FFFFFF"/>
+            <w:tcMar>
+              <w:top w:w="100" w:type="dxa"/>
+              <w:bottom w:w="100" w:type="dxa"/>
+              <w:left w:w="150" w:type="dxa"/>
+              <w:right w:w="150" w:type="dxa"/>
+            </w:tcMar>
+          </w:tcPr>
+          <w:p>
+            <w:pPr>
+              <w:jc w:val="left"/>
+            </w:pPr>
+            <w:r>
+              <w:rPr>
+                <w:rFonts w:ascii="Segoe UI" w:hAnsi="Segoe UI"/>
+                <w:b w:val="0"/>
+                <w:i w:val="0"/>
+                <w:color w:val="1E293B"/>
+                <w:sz w:val="18"/>
+              </w:rPr>
+              <w:t>100% PASS</w:t>
+              <w:br/>
+              <w:t>(Live Cloud)</w:t>
+            </w:r>
+          </w:p>
+        </w:tc>
+      </w:tr>
+      <w:tr>
+        <w:tc>
+          <w:tcPr>
+            <w:tcW w:type="dxa" w:w="1728"/>
+            <w:shd w:fill="F8FAF9"/>
+            <w:tcMar>
+              <w:top w:w="100" w:type="dxa"/>
+              <w:bottom w:w="100" w:type="dxa"/>
+              <w:left w:w="150" w:type="dxa"/>
+              <w:right w:w="150" w:type="dxa"/>
+            </w:tcMar>
+          </w:tcPr>
+          <w:p>
+            <w:pPr>
+              <w:jc w:val="left"/>
+            </w:pPr>
+            <w:r>
+              <w:rPr>
+                <w:rFonts w:ascii="Segoe UI" w:hAnsi="Segoe UI"/>
+                <w:b w:val="0"/>
+                <w:i w:val="0"/>
+                <w:color w:val="1E293B"/>
+                <w:sz w:val="18"/>
+              </w:rPr>
+              <w:t>Stage 2: Live Control Center Telemetry</w:t>
+            </w:r>
+          </w:p>
+        </w:tc>
+        <w:tc>
+          <w:tcPr>
+            <w:tcW w:type="dxa" w:w="2592"/>
+            <w:shd w:fill="F8FAF9"/>
+            <w:tcMar>
+              <w:top w:w="100" w:type="dxa"/>
+              <w:bottom w:w="100" w:type="dxa"/>
+              <w:left w:w="150" w:type="dxa"/>
+              <w:right w:w="150" w:type="dxa"/>
+            </w:tcMar>
+          </w:tcPr>
+          <w:p>
+            <w:pPr>
+              <w:jc w:val="left"/>
+            </w:pPr>
+            <w:r>
+              <w:rPr>
+                <w:rFonts w:ascii="Segoe UI" w:hAnsi="Segoe UI"/>
+                <w:b w:val="0"/>
+                <w:i w:val="0"/>
+                <w:color w:val="1E293B"/>
+                <w:sz w:val="18"/>
+              </w:rPr>
+              <w:t>https://erp-rho-three.vercel.app/principal</w:t>
+            </w:r>
+          </w:p>
+        </w:tc>
+        <w:tc>
+          <w:tcPr>
+            <w:tcW w:type="dxa" w:w="3744"/>
+            <w:shd w:fill="F8FAF9"/>
+            <w:tcMar>
+              <w:top w:w="100" w:type="dxa"/>
+              <w:bottom w:w="100" w:type="dxa"/>
+              <w:left w:w="150" w:type="dxa"/>
+              <w:right w:w="150" w:type="dxa"/>
+            </w:tcMar>
+          </w:tcPr>
+          <w:p>
+            <w:pPr>
+              <w:jc w:val="left"/>
+            </w:pPr>
+            <w:r>
+              <w:rPr>
+                <w:rFonts w:ascii="Segoe UI" w:hAnsi="Segoe UI"/>
+                <w:b w:val="0"/>
+                <w:i w:val="0"/>
+                <w:color w:val="1E293B"/>
+                <w:sz w:val="18"/>
+              </w:rPr>
+              <w:t>Verified all 5 Top KPI cards (#kpi-active-principals, #kpi-total-stock-val, #kpi-pending-claims, #kpi-reconciled-health, #kpi-freight-attribution). Captured live_vercel_principal_control_center.png.</w:t>
+            </w:r>
+          </w:p>
+        </w:tc>
+        <w:tc>
+          <w:tcPr>
+            <w:tcW w:type="dxa" w:w="1296"/>
+            <w:shd w:fill="F8FAF9"/>
+            <w:tcMar>
+              <w:top w:w="100" w:type="dxa"/>
+              <w:bottom w:w="100" w:type="dxa"/>
+              <w:left w:w="150" w:type="dxa"/>
+              <w:right w:w="150" w:type="dxa"/>
+            </w:tcMar>
+          </w:tcPr>
+          <w:p>
+            <w:pPr>
+              <w:jc w:val="left"/>
+            </w:pPr>
+            <w:r>
+              <w:rPr>
+                <w:rFonts w:ascii="Segoe UI" w:hAnsi="Segoe UI"/>
+                <w:b w:val="0"/>
+                <w:i w:val="0"/>
+                <w:color w:val="1E293B"/>
+                <w:sz w:val="18"/>
+              </w:rPr>
+              <w:t>100% PASS</w:t>
+              <w:br/>
+              <w:t>(Live Cloud)</w:t>
+            </w:r>
+          </w:p>
+        </w:tc>
+      </w:tr>
+      <w:tr>
+        <w:tc>
+          <w:tcPr>
+            <w:tcW w:type="dxa" w:w="1728"/>
+            <w:shd w:fill="FFFFFF"/>
+            <w:tcMar>
+              <w:top w:w="100" w:type="dxa"/>
+              <w:bottom w:w="100" w:type="dxa"/>
+              <w:left w:w="150" w:type="dxa"/>
+              <w:right w:w="150" w:type="dxa"/>
+            </w:tcMar>
+          </w:tcPr>
+          <w:p>
+            <w:pPr>
+              <w:jc w:val="left"/>
+            </w:pPr>
+            <w:r>
+              <w:rPr>
+                <w:rFonts w:ascii="Segoe UI" w:hAnsi="Segoe UI"/>
+                <w:b w:val="0"/>
+                <w:i w:val="0"/>
+                <w:color w:val="1E293B"/>
+                <w:sz w:val="18"/>
+              </w:rPr>
+              <w:t>Stage 3: Live Claims Desk &amp; Hotkey Modal</w:t>
+            </w:r>
+          </w:p>
+        </w:tc>
+        <w:tc>
+          <w:tcPr>
+            <w:tcW w:type="dxa" w:w="2592"/>
+            <w:shd w:fill="FFFFFF"/>
+            <w:tcMar>
+              <w:top w:w="100" w:type="dxa"/>
+              <w:bottom w:w="100" w:type="dxa"/>
+              <w:left w:w="150" w:type="dxa"/>
+              <w:right w:w="150" w:type="dxa"/>
+            </w:tcMar>
+          </w:tcPr>
+          <w:p>
+            <w:pPr>
+              <w:jc w:val="left"/>
+            </w:pPr>
+            <w:r>
+              <w:rPr>
+                <w:rFonts w:ascii="Segoe UI" w:hAnsi="Segoe UI"/>
+                <w:b w:val="0"/>
+                <w:i w:val="0"/>
+                <w:color w:val="1E293B"/>
+                <w:sz w:val="18"/>
+              </w:rPr>
+              <w:t>https://erp-rho-three.vercel.app/principal</w:t>
+              <w:br/>
+              <w:t>Trigger: #tab-btn-claims &amp; [F7]</w:t>
+            </w:r>
+          </w:p>
+        </w:tc>
+        <w:tc>
+          <w:tcPr>
+            <w:tcW w:type="dxa" w:w="3744"/>
+            <w:shd w:fill="FFFFFF"/>
+            <w:tcMar>
+              <w:top w:w="100" w:type="dxa"/>
+              <w:bottom w:w="100" w:type="dxa"/>
+              <w:left w:w="150" w:type="dxa"/>
+              <w:right w:w="150" w:type="dxa"/>
+            </w:tcMar>
+          </w:tcPr>
+          <w:p>
+            <w:pPr>
+              <w:jc w:val="left"/>
+            </w:pPr>
+            <w:r>
+              <w:rPr>
+                <w:rFonts w:ascii="Segoe UI" w:hAnsi="Segoe UI"/>
+                <w:b w:val="0"/>
+                <w:i w:val="0"/>
+                <w:color w:val="1E293B"/>
+                <w:sz w:val="18"/>
+              </w:rPr>
+              <w:t>Switched to Claims Desk [F3]. Triggered #modal-new-claim [F7]. Verified visibility and verified instant [Esc] dismissal cleanly. Captured live_vercel_principal_claims_desk.png.</w:t>
+            </w:r>
+          </w:p>
+        </w:tc>
+        <w:tc>
+          <w:tcPr>
+            <w:tcW w:type="dxa" w:w="1296"/>
+            <w:shd w:fill="FFFFFF"/>
+            <w:tcMar>
+              <w:top w:w="100" w:type="dxa"/>
+              <w:bottom w:w="100" w:type="dxa"/>
+              <w:left w:w="150" w:type="dxa"/>
+              <w:right w:w="150" w:type="dxa"/>
+            </w:tcMar>
+          </w:tcPr>
+          <w:p>
+            <w:pPr>
+              <w:jc w:val="left"/>
+            </w:pPr>
+            <w:r>
+              <w:rPr>
+                <w:rFonts w:ascii="Segoe UI" w:hAnsi="Segoe UI"/>
+                <w:b w:val="0"/>
+                <w:i w:val="0"/>
+                <w:color w:val="1E293B"/>
+                <w:sz w:val="18"/>
+              </w:rPr>
+              <w:t>100% PASS</w:t>
+              <w:br/>
+              <w:t>(Live Cloud)</w:t>
+            </w:r>
+          </w:p>
+        </w:tc>
+      </w:tr>
+      <w:tr>
+        <w:tc>
+          <w:tcPr>
+            <w:tcW w:type="dxa" w:w="1728"/>
+            <w:shd w:fill="F8FAF9"/>
+            <w:tcMar>
+              <w:top w:w="100" w:type="dxa"/>
+              <w:bottom w:w="100" w:type="dxa"/>
+              <w:left w:w="150" w:type="dxa"/>
+              <w:right w:w="150" w:type="dxa"/>
+            </w:tcMar>
+          </w:tcPr>
+          <w:p>
+            <w:pPr>
+              <w:jc w:val="left"/>
+            </w:pPr>
+            <w:r>
+              <w:rPr>
+                <w:rFonts w:ascii="Segoe UI" w:hAnsi="Segoe UI"/>
+                <w:b w:val="0"/>
+                <w:i w:val="0"/>
+                <w:color w:val="1E293B"/>
+                <w:sz w:val="18"/>
+              </w:rPr>
+              <w:t>Stage 4: Full-Screen Statement Desk</w:t>
+            </w:r>
+          </w:p>
+        </w:tc>
+        <w:tc>
+          <w:tcPr>
+            <w:tcW w:type="dxa" w:w="2592"/>
+            <w:shd w:fill="F8FAF9"/>
+            <w:tcMar>
+              <w:top w:w="100" w:type="dxa"/>
+              <w:bottom w:w="100" w:type="dxa"/>
+              <w:left w:w="150" w:type="dxa"/>
+              <w:right w:w="150" w:type="dxa"/>
+            </w:tcMar>
+          </w:tcPr>
+          <w:p>
+            <w:pPr>
+              <w:jc w:val="left"/>
+            </w:pPr>
+            <w:r>
+              <w:rPr>
+                <w:rFonts w:ascii="Segoe UI" w:hAnsi="Segoe UI"/>
+                <w:b w:val="0"/>
+                <w:i w:val="0"/>
+                <w:color w:val="1E293B"/>
+                <w:sz w:val="18"/>
+              </w:rPr>
+              <w:t>https://erp-rho-three.vercel.app/principal/statement</w:t>
+            </w:r>
+          </w:p>
+        </w:tc>
+        <w:tc>
+          <w:tcPr>
+            <w:tcW w:type="dxa" w:w="3744"/>
+            <w:shd w:fill="F8FAF9"/>
+            <w:tcMar>
+              <w:top w:w="100" w:type="dxa"/>
+              <w:bottom w:w="100" w:type="dxa"/>
+              <w:left w:w="150" w:type="dxa"/>
+              <w:right w:w="150" w:type="dxa"/>
+            </w:tcMar>
+          </w:tcPr>
+          <w:p>
+            <w:pPr>
+              <w:jc w:val="left"/>
+            </w:pPr>
+            <w:r>
+              <w:rPr>
+                <w:rFonts w:ascii="Segoe UI" w:hAnsi="Segoe UI"/>
+                <w:b w:val="0"/>
+                <w:i w:val="0"/>
+                <w:color w:val="1E293B"/>
+                <w:sz w:val="18"/>
+              </w:rPr>
+              <w:t>Verified full-screen authoritative statement desk with #select-statement-principal, transaction line rendering, and zero manual balance overrides. Captured live_vercel_principal_statement_desk.png.</w:t>
+            </w:r>
+          </w:p>
+        </w:tc>
+        <w:tc>
+          <w:tcPr>
+            <w:tcW w:type="dxa" w:w="1296"/>
+            <w:shd w:fill="F8FAF9"/>
+            <w:tcMar>
+              <w:top w:w="100" w:type="dxa"/>
+              <w:bottom w:w="100" w:type="dxa"/>
+              <w:left w:w="150" w:type="dxa"/>
+              <w:right w:w="150" w:type="dxa"/>
+            </w:tcMar>
+          </w:tcPr>
+          <w:p>
+            <w:pPr>
+              <w:jc w:val="left"/>
+            </w:pPr>
+            <w:r>
+              <w:rPr>
+                <w:rFonts w:ascii="Segoe UI" w:hAnsi="Segoe UI"/>
+                <w:b w:val="0"/>
+                <w:i w:val="0"/>
+                <w:color w:val="1E293B"/>
+                <w:sz w:val="18"/>
+              </w:rPr>
+              <w:t>100% PASS</w:t>
+              <w:br/>
+              <w:t>(Live Cloud)</w:t>
+            </w:r>
+          </w:p>
+        </w:tc>
+      </w:tr>
+    </w:tbl>
+    <w:p>
+      <w:pPr>
+        <w:spacing w:after="160"/>
+      </w:pPr>
+    </w:p>
+    <w:p>
+      <w:pPr>
+        <w:keepNext/>
+        <w:spacing w:before="280" w:after="120"/>
+      </w:pPr>
+      <w:r>
+        <w:rPr>
+          <w:rFonts w:ascii="Segoe UI" w:hAnsi="Segoe UI"/>
+          <w:b/>
+          <w:i w:val="0"/>
+          <w:color w:val="2D6A4F"/>
+          <w:sz w:val="27"/>
+        </w:rPr>
+        <w:t>22.6 Visual Proof of Verification &amp; Photographic Evidence (8 Production Screenshots)</w:t>
       </w:r>
     </w:p>
     <w:p>
@@ -20125,55 +26919,455 @@
           <w:color w:val="1E293B"/>
           <w:sz w:val="21"/>
         </w:rPr>
-        <w:t>1. Principal Operational Control Center (/principal): 5 Top KPI cards, Stock Ownership &amp; Custody Matrix [F2], Claims &amp; Returns Desk [F3], 3-Way Reconciliation Workspace [F4], Authoritative Statement [F5], Commercial MIS [F6], and New Claim Modal [F7].</w:t>
+        <w:t>Below are the 8 publication-grade visual verification screenshots captured during automated local headless Selenium and live Vercel production testing, providing indisputable proof of operational readiness, terminal ergonomics, and zero-mouse hotkey execution:</w:t>
       </w:r>
     </w:p>
     <w:p>
       <w:pPr>
-        <w:spacing w:before="0" w:after="120" w:line="276" w:lineRule="auto"/>
-        <w:jc w:val="left"/>
+        <w:spacing w:before="160" w:after="40"/>
+        <w:jc w:val="center"/>
+      </w:pPr>
+      <w:r>
+        <w:drawing>
+          <wp:inline xmlns:a="http://schemas.openxmlformats.org/drawingml/2006/main" xmlns:pic="http://schemas.openxmlformats.org/drawingml/2006/picture">
+            <wp:extent cx="5669280" cy="3181495"/>
+            <wp:docPr id="1" name="Picture 1"/>
+            <wp:cNvGraphicFramePr>
+              <a:graphicFrameLocks noChangeAspect="1"/>
+            </wp:cNvGraphicFramePr>
+            <a:graphic>
+              <a:graphicData uri="http://schemas.openxmlformats.org/drawingml/2006/picture">
+                <pic:pic>
+                  <pic:nvPicPr>
+                    <pic:cNvPr id="0" name="verified_principal_homescreen_launcher.png"/>
+                    <pic:cNvPicPr/>
+                  </pic:nvPicPr>
+                  <pic:blipFill>
+                    <a:blip r:embed="rId9"/>
+                    <a:stretch>
+                      <a:fillRect/>
+                    </a:stretch>
+                  </pic:blipFill>
+                  <pic:spPr>
+                    <a:xfrm>
+                      <a:off x="0" y="0"/>
+                      <a:ext cx="5669280" cy="3181495"/>
+                    </a:xfrm>
+                    <a:prstGeom prst="rect"/>
+                  </pic:spPr>
+                </pic:pic>
+              </a:graphicData>
+            </a:graphic>
+          </wp:inline>
+        </w:drawing>
+      </w:r>
+    </w:p>
+    <w:p>
+      <w:pPr>
+        <w:spacing w:before="0" w:after="200"/>
+        <w:jc w:val="center"/>
       </w:pPr>
       <w:r>
         <w:rPr>
           <w:rFonts w:ascii="Segoe UI" w:hAnsi="Segoe UI"/>
           <w:b w:val="0"/>
-          <w:i w:val="0"/>
-          <w:color w:val="1E293B"/>
-          <w:sz w:val="21"/>
+          <w:i/>
+          <w:color w:val="64748B"/>
+          <w:sz w:val="17"/>
         </w:rPr>
-        <w:t>2. Principal Business Statement Desk (/principal/statement): Full-screen drill-down statement screen showing source transactions, batches, and settlement links.</w:t>
+        <w:t>Figure 22.1: Local Verified Counter Workbench (/) displaying the dedicated Principal &amp; C&amp;F Operations Management hub tile (#hub-btn-principal-management) mapped to global hotkey [Ctrl+3].</w:t>
       </w:r>
     </w:p>
     <w:p>
       <w:pPr>
-        <w:spacing w:before="0" w:after="120" w:line="276" w:lineRule="auto"/>
-        <w:jc w:val="left"/>
+        <w:spacing w:before="160" w:after="40"/>
+        <w:jc w:val="center"/>
+      </w:pPr>
+      <w:r>
+        <w:drawing>
+          <wp:inline xmlns:a="http://schemas.openxmlformats.org/drawingml/2006/main" xmlns:pic="http://schemas.openxmlformats.org/drawingml/2006/picture">
+            <wp:extent cx="5669280" cy="3181495"/>
+            <wp:docPr id="2" name="Picture 2"/>
+            <wp:cNvGraphicFramePr>
+              <a:graphicFrameLocks noChangeAspect="1"/>
+            </wp:cNvGraphicFramePr>
+            <a:graphic>
+              <a:graphicData uri="http://schemas.openxmlformats.org/drawingml/2006/picture">
+                <pic:pic>
+                  <pic:nvPicPr>
+                    <pic:cNvPr id="0" name="verified_principal_control_center.png"/>
+                    <pic:cNvPicPr/>
+                  </pic:nvPicPr>
+                  <pic:blipFill>
+                    <a:blip r:embed="rId10"/>
+                    <a:stretch>
+                      <a:fillRect/>
+                    </a:stretch>
+                  </pic:blipFill>
+                  <pic:spPr>
+                    <a:xfrm>
+                      <a:off x="0" y="0"/>
+                      <a:ext cx="5669280" cy="3181495"/>
+                    </a:xfrm>
+                    <a:prstGeom prst="rect"/>
+                  </pic:spPr>
+                </pic:pic>
+              </a:graphicData>
+            </a:graphic>
+          </wp:inline>
+        </w:drawing>
+      </w:r>
+    </w:p>
+    <w:p>
+      <w:pPr>
+        <w:spacing w:before="0" w:after="200"/>
+        <w:jc w:val="center"/>
       </w:pPr>
       <w:r>
         <w:rPr>
           <w:rFonts w:ascii="Segoe UI" w:hAnsi="Segoe UI"/>
           <w:b w:val="0"/>
-          <w:i w:val="0"/>
-          <w:color w:val="1E293B"/>
-          <w:sz w:val="21"/>
+          <w:i/>
+          <w:color w:val="64748B"/>
+          <w:sz w:val="17"/>
         </w:rPr>
-        <w:t>3. Counter Workbench Launcher (#hub-btn-principal-management): Instant access via global hotkey [Ctrl+3].</w:t>
+        <w:t>Figure 22.2: Local Verified Principal Operational Control Center (/principal) featuring 5 top telemetry KPI cards, agreement terms banner, and the Stock Ownership &amp; Custody Matrix tab [F2].</w:t>
       </w:r>
     </w:p>
     <w:p>
       <w:pPr>
-        <w:spacing w:before="0" w:after="120" w:line="276" w:lineRule="auto"/>
-        <w:jc w:val="left"/>
+        <w:spacing w:before="160" w:after="40"/>
+        <w:jc w:val="center"/>
+      </w:pPr>
+      <w:r>
+        <w:drawing>
+          <wp:inline xmlns:a="http://schemas.openxmlformats.org/drawingml/2006/main" xmlns:pic="http://schemas.openxmlformats.org/drawingml/2006/picture">
+            <wp:extent cx="5669280" cy="3181495"/>
+            <wp:docPr id="3" name="Picture 3"/>
+            <wp:cNvGraphicFramePr>
+              <a:graphicFrameLocks noChangeAspect="1"/>
+            </wp:cNvGraphicFramePr>
+            <a:graphic>
+              <a:graphicData uri="http://schemas.openxmlformats.org/drawingml/2006/picture">
+                <pic:pic>
+                  <pic:nvPicPr>
+                    <pic:cNvPr id="0" name="verified_principal_claims_desk.png"/>
+                    <pic:cNvPicPr/>
+                  </pic:nvPicPr>
+                  <pic:blipFill>
+                    <a:blip r:embed="rId11"/>
+                    <a:stretch>
+                      <a:fillRect/>
+                    </a:stretch>
+                  </pic:blipFill>
+                  <pic:spPr>
+                    <a:xfrm>
+                      <a:off x="0" y="0"/>
+                      <a:ext cx="5669280" cy="3181495"/>
+                    </a:xfrm>
+                    <a:prstGeom prst="rect"/>
+                  </pic:spPr>
+                </pic:pic>
+              </a:graphicData>
+            </a:graphic>
+          </wp:inline>
+        </w:drawing>
+      </w:r>
+    </w:p>
+    <w:p>
+      <w:pPr>
+        <w:spacing w:before="0" w:after="200"/>
+        <w:jc w:val="center"/>
       </w:pPr>
       <w:r>
         <w:rPr>
           <w:rFonts w:ascii="Segoe UI" w:hAnsi="Segoe UI"/>
           <w:b w:val="0"/>
-          <w:i w:val="0"/>
-          <w:color w:val="1E293B"/>
-          <w:sz w:val="21"/>
+          <w:i/>
+          <w:color w:val="64748B"/>
+          <w:sz w:val="17"/>
         </w:rPr>
-        <w:t>4. Zero-Mouse Operational Guarantee: 100% keyboard navigable with [F2]-[F7] hotkeys and [Esc] hierarchical dismissal.</w:t>
+        <w:t>Figure 22.3: Local Verified Claims &amp; Returns Desk (/principal) displaying the operational claims register, batch provenance tracking, and the New Claim Modal [F7] with [Esc] dismissal.</w:t>
+      </w:r>
+    </w:p>
+    <w:p>
+      <w:pPr>
+        <w:spacing w:before="160" w:after="40"/>
+        <w:jc w:val="center"/>
+      </w:pPr>
+      <w:r>
+        <w:drawing>
+          <wp:inline xmlns:a="http://schemas.openxmlformats.org/drawingml/2006/main" xmlns:pic="http://schemas.openxmlformats.org/drawingml/2006/picture">
+            <wp:extent cx="5669280" cy="3181495"/>
+            <wp:docPr id="4" name="Picture 4"/>
+            <wp:cNvGraphicFramePr>
+              <a:graphicFrameLocks noChangeAspect="1"/>
+            </wp:cNvGraphicFramePr>
+            <a:graphic>
+              <a:graphicData uri="http://schemas.openxmlformats.org/drawingml/2006/picture">
+                <pic:pic>
+                  <pic:nvPicPr>
+                    <pic:cNvPr id="0" name="verified_principal_reconciliation_statement.png"/>
+                    <pic:cNvPicPr/>
+                  </pic:nvPicPr>
+                  <pic:blipFill>
+                    <a:blip r:embed="rId12"/>
+                    <a:stretch>
+                      <a:fillRect/>
+                    </a:stretch>
+                  </pic:blipFill>
+                  <pic:spPr>
+                    <a:xfrm>
+                      <a:off x="0" y="0"/>
+                      <a:ext cx="5669280" cy="3181495"/>
+                    </a:xfrm>
+                    <a:prstGeom prst="rect"/>
+                  </pic:spPr>
+                </pic:pic>
+              </a:graphicData>
+            </a:graphic>
+          </wp:inline>
+        </w:drawing>
+      </w:r>
+    </w:p>
+    <w:p>
+      <w:pPr>
+        <w:spacing w:before="0" w:after="200"/>
+        <w:jc w:val="center"/>
+      </w:pPr>
+      <w:r>
+        <w:rPr>
+          <w:rFonts w:ascii="Segoe UI" w:hAnsi="Segoe UI"/>
+          <w:b w:val="0"/>
+          <w:i/>
+          <w:color w:val="64748B"/>
+          <w:sz w:val="17"/>
+        </w:rPr>
+        <w:t>Figure 22.4: Local Verified 3-Way Reconciliation Workspace and Reconstructable Business Statement with transaction-level backward audit traceability and zero manual overrides.</w:t>
+      </w:r>
+    </w:p>
+    <w:p>
+      <w:pPr>
+        <w:spacing w:before="160" w:after="40"/>
+        <w:jc w:val="center"/>
+      </w:pPr>
+      <w:r>
+        <w:drawing>
+          <wp:inline xmlns:a="http://schemas.openxmlformats.org/drawingml/2006/main" xmlns:pic="http://schemas.openxmlformats.org/drawingml/2006/picture">
+            <wp:extent cx="5669280" cy="3181495"/>
+            <wp:docPr id="5" name="Picture 5"/>
+            <wp:cNvGraphicFramePr>
+              <a:graphicFrameLocks noChangeAspect="1"/>
+            </wp:cNvGraphicFramePr>
+            <a:graphic>
+              <a:graphicData uri="http://schemas.openxmlformats.org/drawingml/2006/picture">
+                <pic:pic>
+                  <pic:nvPicPr>
+                    <pic:cNvPr id="0" name="live_vercel_principal_homescreen_launcher.png"/>
+                    <pic:cNvPicPr/>
+                  </pic:nvPicPr>
+                  <pic:blipFill>
+                    <a:blip r:embed="rId13"/>
+                    <a:stretch>
+                      <a:fillRect/>
+                    </a:stretch>
+                  </pic:blipFill>
+                  <pic:spPr>
+                    <a:xfrm>
+                      <a:off x="0" y="0"/>
+                      <a:ext cx="5669280" cy="3181495"/>
+                    </a:xfrm>
+                    <a:prstGeom prst="rect"/>
+                  </pic:spPr>
+                </pic:pic>
+              </a:graphicData>
+            </a:graphic>
+          </wp:inline>
+        </w:drawing>
+      </w:r>
+    </w:p>
+    <w:p>
+      <w:pPr>
+        <w:spacing w:before="0" w:after="200"/>
+        <w:jc w:val="center"/>
+      </w:pPr>
+      <w:r>
+        <w:rPr>
+          <w:rFonts w:ascii="Segoe UI" w:hAnsi="Segoe UI"/>
+          <w:b w:val="0"/>
+          <w:i/>
+          <w:color w:val="64748B"/>
+          <w:sz w:val="17"/>
+        </w:rPr>
+        <w:t>Figure 22.5: Live Vercel Production Cloud Verification (https://erp-rho-three.vercel.app/) confirming seamless authentication and Counter Workbench launcher tile presence on production CDN.</w:t>
+      </w:r>
+    </w:p>
+    <w:p>
+      <w:pPr>
+        <w:spacing w:before="160" w:after="40"/>
+        <w:jc w:val="center"/>
+      </w:pPr>
+      <w:r>
+        <w:drawing>
+          <wp:inline xmlns:a="http://schemas.openxmlformats.org/drawingml/2006/main" xmlns:pic="http://schemas.openxmlformats.org/drawingml/2006/picture">
+            <wp:extent cx="5669280" cy="3181495"/>
+            <wp:docPr id="6" name="Picture 6"/>
+            <wp:cNvGraphicFramePr>
+              <a:graphicFrameLocks noChangeAspect="1"/>
+            </wp:cNvGraphicFramePr>
+            <a:graphic>
+              <a:graphicData uri="http://schemas.openxmlformats.org/drawingml/2006/picture">
+                <pic:pic>
+                  <pic:nvPicPr>
+                    <pic:cNvPr id="0" name="live_vercel_principal_control_center.png"/>
+                    <pic:cNvPicPr/>
+                  </pic:nvPicPr>
+                  <pic:blipFill>
+                    <a:blip r:embed="rId14"/>
+                    <a:stretch>
+                      <a:fillRect/>
+                    </a:stretch>
+                  </pic:blipFill>
+                  <pic:spPr>
+                    <a:xfrm>
+                      <a:off x="0" y="0"/>
+                      <a:ext cx="5669280" cy="3181495"/>
+                    </a:xfrm>
+                    <a:prstGeom prst="rect"/>
+                  </pic:spPr>
+                </pic:pic>
+              </a:graphicData>
+            </a:graphic>
+          </wp:inline>
+        </w:drawing>
+      </w:r>
+    </w:p>
+    <w:p>
+      <w:pPr>
+        <w:spacing w:before="0" w:after="200"/>
+        <w:jc w:val="center"/>
+      </w:pPr>
+      <w:r>
+        <w:rPr>
+          <w:rFonts w:ascii="Segoe UI" w:hAnsi="Segoe UI"/>
+          <w:b w:val="0"/>
+          <w:i/>
+          <w:color w:val="64748B"/>
+          <w:sz w:val="17"/>
+        </w:rPr>
+        <w:t>Figure 22.6: Live Vercel Production Cloud Control Center (/principal) verifying live telemetry KPI cards, agreement versioning, and custody inventory monitoring.</w:t>
+      </w:r>
+    </w:p>
+    <w:p>
+      <w:pPr>
+        <w:spacing w:before="160" w:after="40"/>
+        <w:jc w:val="center"/>
+      </w:pPr>
+      <w:r>
+        <w:drawing>
+          <wp:inline xmlns:a="http://schemas.openxmlformats.org/drawingml/2006/main" xmlns:pic="http://schemas.openxmlformats.org/drawingml/2006/picture">
+            <wp:extent cx="5669280" cy="3181495"/>
+            <wp:docPr id="7" name="Picture 7"/>
+            <wp:cNvGraphicFramePr>
+              <a:graphicFrameLocks noChangeAspect="1"/>
+            </wp:cNvGraphicFramePr>
+            <a:graphic>
+              <a:graphicData uri="http://schemas.openxmlformats.org/drawingml/2006/picture">
+                <pic:pic>
+                  <pic:nvPicPr>
+                    <pic:cNvPr id="0" name="live_vercel_principal_claims_desk.png"/>
+                    <pic:cNvPicPr/>
+                  </pic:nvPicPr>
+                  <pic:blipFill>
+                    <a:blip r:embed="rId15"/>
+                    <a:stretch>
+                      <a:fillRect/>
+                    </a:stretch>
+                  </pic:blipFill>
+                  <pic:spPr>
+                    <a:xfrm>
+                      <a:off x="0" y="0"/>
+                      <a:ext cx="5669280" cy="3181495"/>
+                    </a:xfrm>
+                    <a:prstGeom prst="rect"/>
+                  </pic:spPr>
+                </pic:pic>
+              </a:graphicData>
+            </a:graphic>
+          </wp:inline>
+        </w:drawing>
+      </w:r>
+    </w:p>
+    <w:p>
+      <w:pPr>
+        <w:spacing w:before="0" w:after="200"/>
+        <w:jc w:val="center"/>
+      </w:pPr>
+      <w:r>
+        <w:rPr>
+          <w:rFonts w:ascii="Segoe UI" w:hAnsi="Segoe UI"/>
+          <w:b w:val="0"/>
+          <w:i/>
+          <w:color w:val="64748B"/>
+          <w:sz w:val="17"/>
+        </w:rPr>
+        <w:t>Figure 22.7: Live Vercel Production Cloud Claims Desk verifying modal dialog rendering and instant [Esc] keyboard dismissal on production CDN.</w:t>
+      </w:r>
+    </w:p>
+    <w:p>
+      <w:pPr>
+        <w:spacing w:before="160" w:after="40"/>
+        <w:jc w:val="center"/>
+      </w:pPr>
+      <w:r>
+        <w:drawing>
+          <wp:inline xmlns:a="http://schemas.openxmlformats.org/drawingml/2006/main" xmlns:pic="http://schemas.openxmlformats.org/drawingml/2006/picture">
+            <wp:extent cx="5669280" cy="3181495"/>
+            <wp:docPr id="8" name="Picture 8"/>
+            <wp:cNvGraphicFramePr>
+              <a:graphicFrameLocks noChangeAspect="1"/>
+            </wp:cNvGraphicFramePr>
+            <a:graphic>
+              <a:graphicData uri="http://schemas.openxmlformats.org/drawingml/2006/picture">
+                <pic:pic>
+                  <pic:nvPicPr>
+                    <pic:cNvPr id="0" name="live_vercel_principal_statement_desk.png"/>
+                    <pic:cNvPicPr/>
+                  </pic:nvPicPr>
+                  <pic:blipFill>
+                    <a:blip r:embed="rId16"/>
+                    <a:stretch>
+                      <a:fillRect/>
+                    </a:stretch>
+                  </pic:blipFill>
+                  <pic:spPr>
+                    <a:xfrm>
+                      <a:off x="0" y="0"/>
+                      <a:ext cx="5669280" cy="3181495"/>
+                    </a:xfrm>
+                    <a:prstGeom prst="rect"/>
+                  </pic:spPr>
+                </pic:pic>
+              </a:graphicData>
+            </a:graphic>
+          </wp:inline>
+        </w:drawing>
+      </w:r>
+    </w:p>
+    <w:p>
+      <w:pPr>
+        <w:spacing w:before="0" w:after="200"/>
+        <w:jc w:val="center"/>
+      </w:pPr>
+      <w:r>
+        <w:rPr>
+          <w:rFonts w:ascii="Segoe UI" w:hAnsi="Segoe UI"/>
+          <w:b w:val="0"/>
+          <w:i/>
+          <w:color w:val="64748B"/>
+          <w:sz w:val="17"/>
+        </w:rPr>
+        <w:t>Figure 22.8: Live Vercel Production Cloud Full-Screen Authoritative Statement Desk (/principal/statement) validating zero manual balance overrides and source-level auditability.</w:t>
       </w:r>
     </w:p>
     <w:p>

--- a/ERP_ENTERPRISE_SYSTEM_COMPLETE_SOFTWARE_MASTER_WALKTHROUGH.docx
+++ b/ERP_ENTERPRISE_SYSTEM_COMPLETE_SOFTWARE_MASTER_WALKTHROUGH.docx
@@ -19568,7 +19568,7 @@
           <w:color w:val="1E293B"/>
           <w:sz w:val="21"/>
         </w:rPr>
-        <w:t>DOC-35 defines the centralized freight calculation, rate resolution, cost allocation, commercial recovery, and three-way transporter reconciliation engine for the enterprise ERP.</w:t>
+        <w:t>DOC-35 defines the centralized calculation, multi-tier rate resolution, cost allocation, commercial recovery, and three-way transporter reconciliation engine for the enterprise ERP system. In pharmaceutical and commercial distribution, freight is often handled under split financial responsibilities: platform administrators, client companies, consignees, and principals. DOC-35 guarantees mathematical determinism, transparent formula explainability, first-class cost-bearer isolation, and automated three-way invoice matching against actual physical dispatches (DOC-34 Cargo Consignments).</w:t>
       </w:r>
     </w:p>
     <w:tbl>
@@ -19620,15 +19620,15 @@
                 <w:color w:val="1E293B"/>
                 <w:sz w:val="19"/>
               </w:rPr>
-              <w:t>DOC-35 ARCHITECTURAL INVARIANTS &amp; CORE DESIGN PRINCIPLES:</w:t>
+              <w:t>DOC-35 ARCHITECTURAL INVARIANTS &amp; CORE GOVERNANCE RULES:</w:t>
               <w:br/>
-              <w:t>1. Strict Separation of Cost, Recovery, and Logistics Margin: Transporter cost incurred is never conflated with or silently offset by customer/principal recoveries.</w:t>
+              <w:t>1. Strict Separation of Cost, Recovery, and Logistics Margin: Transporter cost incurred is never conflated with or silently offset by customer/principal recoveries. Cost, recovery, and margin remain separate immutable ledger items.</w:t>
               <w:br/>
               <w:t>2. First-Class Cost Bearer Policy: When Platform Admin is configured as cost bearer for client company dispatches, the accounting expense posts exclusively to Account 5200 in the Platform Admin General Ledger; the Client Company General Ledger maintains zero auto-debits.</w:t>
               <w:br/>
-              <w:t>3. Deterministic Explainability Snapshots: Every calculation generates an immutable JSON snapshot with inputs, formula traces, and rule versions.</w:t>
+              <w:t>3. Deterministic Explainability Snapshots: Every calculation generates an immutable JSON snapshot with inputs, formula traces, and rule versions, ensuring 100% audit reconstructability.</w:t>
               <w:br/>
-              <w:t>4. Three-Way Transporter Billing &amp; Reconciliation: Transporter invoices are audited against system-expected costs with automated variance status tagging (MATCHED, TOLERABLE, UNAPPROVED_EXCESS, DISPUTED) and 1-click GL posting.</w:t>
+              <w:t>4. Three-Way Transporter Billing &amp; Reconciliation: Transporter invoices are audited against system-expected costs with automated variance status tagging (MATCHED, TOLERABLE &lt;= ₹200, UNAPPROVED_EXCESS &gt; ₹200, DISPUTED) and 1-click GL posting to Account 5200.</w:t>
             </w:r>
           </w:p>
         </w:tc>
@@ -19652,7 +19652,7 @@
           <w:color w:val="2D6A4F"/>
           <w:sz w:val="27"/>
         </w:rPr>
-        <w:t>21.1 Implemented Relational Schema &amp; Backend Services</w:t>
+        <w:t>21.1 Implemented Relational Schema &amp; Relational Models (11 Models)</w:t>
       </w:r>
     </w:p>
     <w:p>
@@ -19668,7 +19668,1487 @@
           <w:color w:val="1E293B"/>
           <w:sz w:val="21"/>
         </w:rPr>
-        <w:t>DOC-35 introduces 11 relational entities mapped via SQLAlchemy 2.0 and mounted under /api/freight:</w:t>
+        <w:t>DOC-35 introduces 11 relational entities mapped via SQLAlchemy 2.0 with strict foreign key constraints, multi-tenant scoping, and cryptographic verification snapshots. The schema maps contracts, pricing lanes, tiered weight slabs, ancillary surcharge rules, and three-way reconciliation records:</w:t>
+      </w:r>
+    </w:p>
+    <w:tbl>
+      <w:tblPr>
+        <w:tblW w:type="auto" w:w="0"/>
+        <w:jc w:val="center"/>
+        <w:tblLook w:firstColumn="1" w:firstRow="1" w:lastColumn="0" w:lastRow="0" w:noHBand="0" w:noVBand="1" w:val="04A0"/>
+      </w:tblPr>
+      <w:tblGrid>
+        <w:gridCol w:w="2340"/>
+        <w:gridCol w:w="2340"/>
+        <w:gridCol w:w="2340"/>
+        <w:gridCol w:w="2340"/>
+      </w:tblGrid>
+      <w:tr>
+        <w:tc>
+          <w:tcPr>
+            <w:tcW w:type="dxa" w:w="1872"/>
+            <w:shd w:fill="1B4332"/>
+            <w:tcMar>
+              <w:top w:w="140" w:type="dxa"/>
+              <w:bottom w:w="140" w:type="dxa"/>
+              <w:left w:w="160" w:type="dxa"/>
+              <w:right w:w="160" w:type="dxa"/>
+            </w:tcMar>
+          </w:tcPr>
+          <w:p>
+            <w:pPr>
+              <w:jc w:val="left"/>
+            </w:pPr>
+            <w:r>
+              <w:rPr>
+                <w:rFonts w:ascii="Segoe UI" w:hAnsi="Segoe UI"/>
+                <w:b/>
+                <w:i w:val="0"/>
+                <w:color w:val="FFFFFF"/>
+                <w:sz w:val="19"/>
+              </w:rPr>
+              <w:t>Model Name &amp; Table</w:t>
+            </w:r>
+          </w:p>
+        </w:tc>
+        <w:tc>
+          <w:tcPr>
+            <w:tcW w:type="dxa" w:w="2016"/>
+            <w:shd w:fill="1B4332"/>
+            <w:tcMar>
+              <w:top w:w="140" w:type="dxa"/>
+              <w:bottom w:w="140" w:type="dxa"/>
+              <w:left w:w="160" w:type="dxa"/>
+              <w:right w:w="160" w:type="dxa"/>
+            </w:tcMar>
+          </w:tcPr>
+          <w:p>
+            <w:pPr>
+              <w:jc w:val="left"/>
+            </w:pPr>
+            <w:r>
+              <w:rPr>
+                <w:rFonts w:ascii="Segoe UI" w:hAnsi="Segoe UI"/>
+                <w:b/>
+                <w:i w:val="0"/>
+                <w:color w:val="FFFFFF"/>
+                <w:sz w:val="19"/>
+              </w:rPr>
+              <w:t>Primary &amp; Foreign Keys</w:t>
+            </w:r>
+          </w:p>
+        </w:tc>
+        <w:tc>
+          <w:tcPr>
+            <w:tcW w:type="dxa" w:w="2304"/>
+            <w:shd w:fill="1B4332"/>
+            <w:tcMar>
+              <w:top w:w="140" w:type="dxa"/>
+              <w:bottom w:w="140" w:type="dxa"/>
+              <w:left w:w="160" w:type="dxa"/>
+              <w:right w:w="160" w:type="dxa"/>
+            </w:tcMar>
+          </w:tcPr>
+          <w:p>
+            <w:pPr>
+              <w:jc w:val="left"/>
+            </w:pPr>
+            <w:r>
+              <w:rPr>
+                <w:rFonts w:ascii="Segoe UI" w:hAnsi="Segoe UI"/>
+                <w:b/>
+                <w:i w:val="0"/>
+                <w:color w:val="FFFFFF"/>
+                <w:sz w:val="19"/>
+              </w:rPr>
+              <w:t>Core Attributes &amp; Data Types</w:t>
+            </w:r>
+          </w:p>
+        </w:tc>
+        <w:tc>
+          <w:tcPr>
+            <w:tcW w:type="dxa" w:w="3168"/>
+            <w:shd w:fill="1B4332"/>
+            <w:tcMar>
+              <w:top w:w="140" w:type="dxa"/>
+              <w:bottom w:w="140" w:type="dxa"/>
+              <w:left w:w="160" w:type="dxa"/>
+              <w:right w:w="160" w:type="dxa"/>
+            </w:tcMar>
+          </w:tcPr>
+          <w:p>
+            <w:pPr>
+              <w:jc w:val="left"/>
+            </w:pPr>
+            <w:r>
+              <w:rPr>
+                <w:rFonts w:ascii="Segoe UI" w:hAnsi="Segoe UI"/>
+                <w:b/>
+                <w:i w:val="0"/>
+                <w:color w:val="FFFFFF"/>
+                <w:sz w:val="19"/>
+              </w:rPr>
+              <w:t>Operational Mandate &amp; Governance Role</w:t>
+            </w:r>
+          </w:p>
+        </w:tc>
+      </w:tr>
+      <w:tr>
+        <w:tc>
+          <w:tcPr>
+            <w:tcW w:type="dxa" w:w="1872"/>
+            <w:shd w:fill="FFFFFF"/>
+            <w:tcMar>
+              <w:top w:w="100" w:type="dxa"/>
+              <w:bottom w:w="100" w:type="dxa"/>
+              <w:left w:w="150" w:type="dxa"/>
+              <w:right w:w="150" w:type="dxa"/>
+            </w:tcMar>
+          </w:tcPr>
+          <w:p>
+            <w:pPr>
+              <w:jc w:val="left"/>
+            </w:pPr>
+            <w:r>
+              <w:rPr>
+                <w:rFonts w:ascii="Segoe UI" w:hAnsi="Segoe UI"/>
+                <w:b w:val="0"/>
+                <w:i w:val="0"/>
+                <w:color w:val="1E293B"/>
+                <w:sz w:val="18"/>
+              </w:rPr>
+              <w:t>FreightContract</w:t>
+              <w:br/>
+              <w:t>(freight_contracts)</w:t>
+            </w:r>
+          </w:p>
+        </w:tc>
+        <w:tc>
+          <w:tcPr>
+            <w:tcW w:type="dxa" w:w="2016"/>
+            <w:shd w:fill="FFFFFF"/>
+            <w:tcMar>
+              <w:top w:w="100" w:type="dxa"/>
+              <w:bottom w:w="100" w:type="dxa"/>
+              <w:left w:w="150" w:type="dxa"/>
+              <w:right w:w="150" w:type="dxa"/>
+            </w:tcMar>
+          </w:tcPr>
+          <w:p>
+            <w:pPr>
+              <w:jc w:val="left"/>
+            </w:pPr>
+            <w:r>
+              <w:rPr>
+                <w:rFonts w:ascii="Segoe UI" w:hAnsi="Segoe UI"/>
+                <w:b w:val="0"/>
+                <w:i w:val="0"/>
+                <w:color w:val="1E293B"/>
+                <w:sz w:val="18"/>
+              </w:rPr>
+              <w:t>PK: id (UUID)</w:t>
+              <w:br/>
+              <w:t>FK: organization_id -&gt; organizations.id</w:t>
+              <w:br/>
+              <w:t>FK: transporter_id -&gt; parties.id</w:t>
+            </w:r>
+          </w:p>
+        </w:tc>
+        <w:tc>
+          <w:tcPr>
+            <w:tcW w:type="dxa" w:w="2304"/>
+            <w:shd w:fill="FFFFFF"/>
+            <w:tcMar>
+              <w:top w:w="100" w:type="dxa"/>
+              <w:bottom w:w="100" w:type="dxa"/>
+              <w:left w:w="150" w:type="dxa"/>
+              <w:right w:w="150" w:type="dxa"/>
+            </w:tcMar>
+          </w:tcPr>
+          <w:p>
+            <w:pPr>
+              <w:jc w:val="left"/>
+            </w:pPr>
+            <w:r>
+              <w:rPr>
+                <w:rFonts w:ascii="Segoe UI" w:hAnsi="Segoe UI"/>
+                <w:b w:val="0"/>
+                <w:i w:val="0"/>
+                <w:color w:val="1E293B"/>
+                <w:sz w:val="18"/>
+              </w:rPr>
+              <w:t>contract_code (String 50)</w:t>
+              <w:br/>
+              <w:t>contract_name (String 200)</w:t>
+              <w:br/>
+              <w:t>valid_from, valid_to (DateTime)</w:t>
+              <w:br/>
+              <w:t>priority (Integer)</w:t>
+              <w:br/>
+              <w:t>status (ACTIVE, INACTIVE)</w:t>
+            </w:r>
+          </w:p>
+        </w:tc>
+        <w:tc>
+          <w:tcPr>
+            <w:tcW w:type="dxa" w:w="3168"/>
+            <w:shd w:fill="FFFFFF"/>
+            <w:tcMar>
+              <w:top w:w="100" w:type="dxa"/>
+              <w:bottom w:w="100" w:type="dxa"/>
+              <w:left w:w="150" w:type="dxa"/>
+              <w:right w:w="150" w:type="dxa"/>
+            </w:tcMar>
+          </w:tcPr>
+          <w:p>
+            <w:pPr>
+              <w:jc w:val="left"/>
+            </w:pPr>
+            <w:r>
+              <w:rPr>
+                <w:rFonts w:ascii="Segoe UI" w:hAnsi="Segoe UI"/>
+                <w:b w:val="0"/>
+                <w:i w:val="0"/>
+                <w:color w:val="1E293B"/>
+                <w:sz w:val="18"/>
+              </w:rPr>
+              <w:t>Master carrier agreement defining contracted pricing terms, priority resolution order, and operational status.</w:t>
+            </w:r>
+          </w:p>
+        </w:tc>
+      </w:tr>
+      <w:tr>
+        <w:tc>
+          <w:tcPr>
+            <w:tcW w:type="dxa" w:w="1872"/>
+            <w:shd w:fill="F8FAF9"/>
+            <w:tcMar>
+              <w:top w:w="100" w:type="dxa"/>
+              <w:bottom w:w="100" w:type="dxa"/>
+              <w:left w:w="150" w:type="dxa"/>
+              <w:right w:w="150" w:type="dxa"/>
+            </w:tcMar>
+          </w:tcPr>
+          <w:p>
+            <w:pPr>
+              <w:jc w:val="left"/>
+            </w:pPr>
+            <w:r>
+              <w:rPr>
+                <w:rFonts w:ascii="Segoe UI" w:hAnsi="Segoe UI"/>
+                <w:b w:val="0"/>
+                <w:i w:val="0"/>
+                <w:color w:val="1E293B"/>
+                <w:sz w:val="18"/>
+              </w:rPr>
+              <w:t>FreightLane</w:t>
+              <w:br/>
+              <w:t>(freight_lanes)</w:t>
+            </w:r>
+          </w:p>
+        </w:tc>
+        <w:tc>
+          <w:tcPr>
+            <w:tcW w:type="dxa" w:w="2016"/>
+            <w:shd w:fill="F8FAF9"/>
+            <w:tcMar>
+              <w:top w:w="100" w:type="dxa"/>
+              <w:bottom w:w="100" w:type="dxa"/>
+              <w:left w:w="150" w:type="dxa"/>
+              <w:right w:w="150" w:type="dxa"/>
+            </w:tcMar>
+          </w:tcPr>
+          <w:p>
+            <w:pPr>
+              <w:jc w:val="left"/>
+            </w:pPr>
+            <w:r>
+              <w:rPr>
+                <w:rFonts w:ascii="Segoe UI" w:hAnsi="Segoe UI"/>
+                <w:b w:val="0"/>
+                <w:i w:val="0"/>
+                <w:color w:val="1E293B"/>
+                <w:sz w:val="18"/>
+              </w:rPr>
+              <w:t>PK: id (UUID)</w:t>
+              <w:br/>
+              <w:t>FK: contract_id -&gt; freight_contracts.id</w:t>
+            </w:r>
+          </w:p>
+        </w:tc>
+        <w:tc>
+          <w:tcPr>
+            <w:tcW w:type="dxa" w:w="2304"/>
+            <w:shd w:fill="F8FAF9"/>
+            <w:tcMar>
+              <w:top w:w="100" w:type="dxa"/>
+              <w:bottom w:w="100" w:type="dxa"/>
+              <w:left w:w="150" w:type="dxa"/>
+              <w:right w:w="150" w:type="dxa"/>
+            </w:tcMar>
+          </w:tcPr>
+          <w:p>
+            <w:pPr>
+              <w:jc w:val="left"/>
+            </w:pPr>
+            <w:r>
+              <w:rPr>
+                <w:rFonts w:ascii="Segoe UI" w:hAnsi="Segoe UI"/>
+                <w:b w:val="0"/>
+                <w:i w:val="0"/>
+                <w:color w:val="1E293B"/>
+                <w:sz w:val="18"/>
+              </w:rPr>
+              <w:t>origin_pincode (String 10)</w:t>
+              <w:br/>
+              <w:t>dest_pincode (String 10)</w:t>
+              <w:br/>
+              <w:t>origin_zone, dest_zone (String 50)</w:t>
+              <w:br/>
+              <w:t>transit_days (Integer)</w:t>
+              <w:br/>
+              <w:t>distance_km (Numeric 10, 2)</w:t>
+            </w:r>
+          </w:p>
+        </w:tc>
+        <w:tc>
+          <w:tcPr>
+            <w:tcW w:type="dxa" w:w="3168"/>
+            <w:shd w:fill="F8FAF9"/>
+            <w:tcMar>
+              <w:top w:w="100" w:type="dxa"/>
+              <w:bottom w:w="100" w:type="dxa"/>
+              <w:left w:w="150" w:type="dxa"/>
+              <w:right w:w="150" w:type="dxa"/>
+            </w:tcMar>
+          </w:tcPr>
+          <w:p>
+            <w:pPr>
+              <w:jc w:val="left"/>
+            </w:pPr>
+            <w:r>
+              <w:rPr>
+                <w:rFonts w:ascii="Segoe UI" w:hAnsi="Segoe UI"/>
+                <w:b w:val="0"/>
+                <w:i w:val="0"/>
+                <w:color w:val="1E293B"/>
+                <w:sz w:val="18"/>
+              </w:rPr>
+              <w:t>Origin-to-destination geographic routing lane defining transit duration expectations and distance matrices.</w:t>
+            </w:r>
+          </w:p>
+        </w:tc>
+      </w:tr>
+      <w:tr>
+        <w:tc>
+          <w:tcPr>
+            <w:tcW w:type="dxa" w:w="1872"/>
+            <w:shd w:fill="FFFFFF"/>
+            <w:tcMar>
+              <w:top w:w="100" w:type="dxa"/>
+              <w:bottom w:w="100" w:type="dxa"/>
+              <w:left w:w="150" w:type="dxa"/>
+              <w:right w:w="150" w:type="dxa"/>
+            </w:tcMar>
+          </w:tcPr>
+          <w:p>
+            <w:pPr>
+              <w:jc w:val="left"/>
+            </w:pPr>
+            <w:r>
+              <w:rPr>
+                <w:rFonts w:ascii="Segoe UI" w:hAnsi="Segoe UI"/>
+                <w:b w:val="0"/>
+                <w:i w:val="0"/>
+                <w:color w:val="1E293B"/>
+                <w:sz w:val="18"/>
+              </w:rPr>
+              <w:t>FreightRateRule</w:t>
+              <w:br/>
+              <w:t>(freight_rate_rules)</w:t>
+            </w:r>
+          </w:p>
+        </w:tc>
+        <w:tc>
+          <w:tcPr>
+            <w:tcW w:type="dxa" w:w="2016"/>
+            <w:shd w:fill="FFFFFF"/>
+            <w:tcMar>
+              <w:top w:w="100" w:type="dxa"/>
+              <w:bottom w:w="100" w:type="dxa"/>
+              <w:left w:w="150" w:type="dxa"/>
+              <w:right w:w="150" w:type="dxa"/>
+            </w:tcMar>
+          </w:tcPr>
+          <w:p>
+            <w:pPr>
+              <w:jc w:val="left"/>
+            </w:pPr>
+            <w:r>
+              <w:rPr>
+                <w:rFonts w:ascii="Segoe UI" w:hAnsi="Segoe UI"/>
+                <w:b w:val="0"/>
+                <w:i w:val="0"/>
+                <w:color w:val="1E293B"/>
+                <w:sz w:val="18"/>
+              </w:rPr>
+              <w:t>PK: id (UUID)</w:t>
+              <w:br/>
+              <w:t>FK: lane_id -&gt; freight_lanes.id</w:t>
+            </w:r>
+          </w:p>
+        </w:tc>
+        <w:tc>
+          <w:tcPr>
+            <w:tcW w:type="dxa" w:w="2304"/>
+            <w:shd w:fill="FFFFFF"/>
+            <w:tcMar>
+              <w:top w:w="100" w:type="dxa"/>
+              <w:bottom w:w="100" w:type="dxa"/>
+              <w:left w:w="150" w:type="dxa"/>
+              <w:right w:w="150" w:type="dxa"/>
+            </w:tcMar>
+          </w:tcPr>
+          <w:p>
+            <w:pPr>
+              <w:jc w:val="left"/>
+            </w:pPr>
+            <w:r>
+              <w:rPr>
+                <w:rFonts w:ascii="Segoe UI" w:hAnsi="Segoe UI"/>
+                <w:b w:val="0"/>
+                <w:i w:val="0"/>
+                <w:color w:val="1E293B"/>
+                <w:sz w:val="18"/>
+              </w:rPr>
+              <w:t>slab_min_kg, slab_max_kg (Numeric 12, 2)</w:t>
+              <w:br/>
+              <w:t>rate_per_kg (Numeric 12, 2)</w:t>
+              <w:br/>
+              <w:t>flat_rate (Numeric 12, 2)</w:t>
+              <w:br/>
+              <w:t>min_charge (Numeric 12, 2)</w:t>
+              <w:br/>
+              <w:t>calc_mode (PER_KG, FLAT, TIERED)</w:t>
+            </w:r>
+          </w:p>
+        </w:tc>
+        <w:tc>
+          <w:tcPr>
+            <w:tcW w:type="dxa" w:w="3168"/>
+            <w:shd w:fill="FFFFFF"/>
+            <w:tcMar>
+              <w:top w:w="100" w:type="dxa"/>
+              <w:bottom w:w="100" w:type="dxa"/>
+              <w:left w:w="150" w:type="dxa"/>
+              <w:right w:w="150" w:type="dxa"/>
+            </w:tcMar>
+          </w:tcPr>
+          <w:p>
+            <w:pPr>
+              <w:jc w:val="left"/>
+            </w:pPr>
+            <w:r>
+              <w:rPr>
+                <w:rFonts w:ascii="Segoe UI" w:hAnsi="Segoe UI"/>
+                <w:b w:val="0"/>
+                <w:i w:val="0"/>
+                <w:color w:val="1E293B"/>
+                <w:sz w:val="18"/>
+              </w:rPr>
+              <w:t>Tiered chargeable weight slabs and base freight rates (e.g., 0-500kg @ ₹7.00/kg, 501-1,500kg @ ₹6.50/kg, &gt;1,500kg @ ₹5.80/kg).</w:t>
+            </w:r>
+          </w:p>
+        </w:tc>
+      </w:tr>
+      <w:tr>
+        <w:tc>
+          <w:tcPr>
+            <w:tcW w:type="dxa" w:w="1872"/>
+            <w:shd w:fill="F8FAF9"/>
+            <w:tcMar>
+              <w:top w:w="100" w:type="dxa"/>
+              <w:bottom w:w="100" w:type="dxa"/>
+              <w:left w:w="150" w:type="dxa"/>
+              <w:right w:w="150" w:type="dxa"/>
+            </w:tcMar>
+          </w:tcPr>
+          <w:p>
+            <w:pPr>
+              <w:jc w:val="left"/>
+            </w:pPr>
+            <w:r>
+              <w:rPr>
+                <w:rFonts w:ascii="Segoe UI" w:hAnsi="Segoe UI"/>
+                <w:b w:val="0"/>
+                <w:i w:val="0"/>
+                <w:color w:val="1E293B"/>
+                <w:sz w:val="18"/>
+              </w:rPr>
+              <w:t>FreightAncillaryRule</w:t>
+              <w:br/>
+              <w:t>(freight_ancillary_rules)</w:t>
+            </w:r>
+          </w:p>
+        </w:tc>
+        <w:tc>
+          <w:tcPr>
+            <w:tcW w:type="dxa" w:w="2016"/>
+            <w:shd w:fill="F8FAF9"/>
+            <w:tcMar>
+              <w:top w:w="100" w:type="dxa"/>
+              <w:bottom w:w="100" w:type="dxa"/>
+              <w:left w:w="150" w:type="dxa"/>
+              <w:right w:w="150" w:type="dxa"/>
+            </w:tcMar>
+          </w:tcPr>
+          <w:p>
+            <w:pPr>
+              <w:jc w:val="left"/>
+            </w:pPr>
+            <w:r>
+              <w:rPr>
+                <w:rFonts w:ascii="Segoe UI" w:hAnsi="Segoe UI"/>
+                <w:b w:val="0"/>
+                <w:i w:val="0"/>
+                <w:color w:val="1E293B"/>
+                <w:sz w:val="18"/>
+              </w:rPr>
+              <w:t>PK: id (UUID)</w:t>
+              <w:br/>
+              <w:t>FK: contract_id -&gt; freight_contracts.id</w:t>
+            </w:r>
+          </w:p>
+        </w:tc>
+        <w:tc>
+          <w:tcPr>
+            <w:tcW w:type="dxa" w:w="2304"/>
+            <w:shd w:fill="F8FAF9"/>
+            <w:tcMar>
+              <w:top w:w="100" w:type="dxa"/>
+              <w:bottom w:w="100" w:type="dxa"/>
+              <w:left w:w="150" w:type="dxa"/>
+              <w:right w:w="150" w:type="dxa"/>
+            </w:tcMar>
+          </w:tcPr>
+          <w:p>
+            <w:pPr>
+              <w:jc w:val="left"/>
+            </w:pPr>
+            <w:r>
+              <w:rPr>
+                <w:rFonts w:ascii="Segoe UI" w:hAnsi="Segoe UI"/>
+                <w:b w:val="0"/>
+                <w:i w:val="0"/>
+                <w:color w:val="1E293B"/>
+                <w:sz w:val="18"/>
+              </w:rPr>
+              <w:t>charge_code (String 50)</w:t>
+              <w:br/>
+              <w:t>charge_name (String 100)</w:t>
+              <w:br/>
+              <w:t>rate_type (FLAT, PERCENT, PER_PACKAGE)</w:t>
+              <w:br/>
+              <w:t>rate_value (Numeric 12, 2)</w:t>
+              <w:br/>
+              <w:t>is_mandatory (Boolean)</w:t>
+            </w:r>
+          </w:p>
+        </w:tc>
+        <w:tc>
+          <w:tcPr>
+            <w:tcW w:type="dxa" w:w="3168"/>
+            <w:shd w:fill="F8FAF9"/>
+            <w:tcMar>
+              <w:top w:w="100" w:type="dxa"/>
+              <w:bottom w:w="100" w:type="dxa"/>
+              <w:left w:w="150" w:type="dxa"/>
+              <w:right w:w="150" w:type="dxa"/>
+            </w:tcMar>
+          </w:tcPr>
+          <w:p>
+            <w:pPr>
+              <w:jc w:val="left"/>
+            </w:pPr>
+            <w:r>
+              <w:rPr>
+                <w:rFonts w:ascii="Segoe UI" w:hAnsi="Segoe UI"/>
+                <w:b w:val="0"/>
+                <w:i w:val="0"/>
+                <w:color w:val="1E293B"/>
+                <w:sz w:val="18"/>
+              </w:rPr>
+              <w:t>Dynamic surcharges including Loading/Unloading (₹300 flat), Highway Tolls (₹450 flat), Hamali/Handling (₹15/pkg), and Transit Risk (0.5% declared value).</w:t>
+            </w:r>
+          </w:p>
+        </w:tc>
+      </w:tr>
+      <w:tr>
+        <w:tc>
+          <w:tcPr>
+            <w:tcW w:type="dxa" w:w="1872"/>
+            <w:shd w:fill="FFFFFF"/>
+            <w:tcMar>
+              <w:top w:w="100" w:type="dxa"/>
+              <w:bottom w:w="100" w:type="dxa"/>
+              <w:left w:w="150" w:type="dxa"/>
+              <w:right w:w="150" w:type="dxa"/>
+            </w:tcMar>
+          </w:tcPr>
+          <w:p>
+            <w:pPr>
+              <w:jc w:val="left"/>
+            </w:pPr>
+            <w:r>
+              <w:rPr>
+                <w:rFonts w:ascii="Segoe UI" w:hAnsi="Segoe UI"/>
+                <w:b w:val="0"/>
+                <w:i w:val="0"/>
+                <w:color w:val="1E293B"/>
+                <w:sz w:val="18"/>
+              </w:rPr>
+              <w:t>FreightCostEvent</w:t>
+              <w:br/>
+              <w:t>(freight_cost_events)</w:t>
+            </w:r>
+          </w:p>
+        </w:tc>
+        <w:tc>
+          <w:tcPr>
+            <w:tcW w:type="dxa" w:w="2016"/>
+            <w:shd w:fill="FFFFFF"/>
+            <w:tcMar>
+              <w:top w:w="100" w:type="dxa"/>
+              <w:bottom w:w="100" w:type="dxa"/>
+              <w:left w:w="150" w:type="dxa"/>
+              <w:right w:w="150" w:type="dxa"/>
+            </w:tcMar>
+          </w:tcPr>
+          <w:p>
+            <w:pPr>
+              <w:jc w:val="left"/>
+            </w:pPr>
+            <w:r>
+              <w:rPr>
+                <w:rFonts w:ascii="Segoe UI" w:hAnsi="Segoe UI"/>
+                <w:b w:val="0"/>
+                <w:i w:val="0"/>
+                <w:color w:val="1E293B"/>
+                <w:sz w:val="18"/>
+              </w:rPr>
+              <w:t>PK: id (UUID)</w:t>
+              <w:br/>
+              <w:t>FK: organization_id, consignment_id</w:t>
+              <w:br/>
+              <w:t>FK: contract_id</w:t>
+            </w:r>
+          </w:p>
+        </w:tc>
+        <w:tc>
+          <w:tcPr>
+            <w:tcW w:type="dxa" w:w="2304"/>
+            <w:shd w:fill="FFFFFF"/>
+            <w:tcMar>
+              <w:top w:w="100" w:type="dxa"/>
+              <w:bottom w:w="100" w:type="dxa"/>
+              <w:left w:w="150" w:type="dxa"/>
+              <w:right w:w="150" w:type="dxa"/>
+            </w:tcMar>
+          </w:tcPr>
+          <w:p>
+            <w:pPr>
+              <w:jc w:val="left"/>
+            </w:pPr>
+            <w:r>
+              <w:rPr>
+                <w:rFonts w:ascii="Segoe UI" w:hAnsi="Segoe UI"/>
+                <w:b w:val="0"/>
+                <w:i w:val="0"/>
+                <w:color w:val="1E293B"/>
+                <w:sz w:val="18"/>
+              </w:rPr>
+              <w:t>event_type (String 50)</w:t>
+              <w:br/>
+              <w:t>gross_cost (Numeric 14, 2)</w:t>
+              <w:br/>
+              <w:t>net_cost (Numeric 14, 2)</w:t>
+              <w:br/>
+              <w:t>currency (String 10)</w:t>
+              <w:br/>
+              <w:t>created_at (DateTime)</w:t>
+            </w:r>
+          </w:p>
+        </w:tc>
+        <w:tc>
+          <w:tcPr>
+            <w:tcW w:type="dxa" w:w="3168"/>
+            <w:shd w:fill="FFFFFF"/>
+            <w:tcMar>
+              <w:top w:w="100" w:type="dxa"/>
+              <w:bottom w:w="100" w:type="dxa"/>
+              <w:left w:w="150" w:type="dxa"/>
+              <w:right w:w="150" w:type="dxa"/>
+            </w:tcMar>
+          </w:tcPr>
+          <w:p>
+            <w:pPr>
+              <w:jc w:val="left"/>
+            </w:pPr>
+            <w:r>
+              <w:rPr>
+                <w:rFonts w:ascii="Segoe UI" w:hAnsi="Segoe UI"/>
+                <w:b w:val="0"/>
+                <w:i w:val="0"/>
+                <w:color w:val="1E293B"/>
+                <w:sz w:val="18"/>
+              </w:rPr>
+              <w:t>Immutable fact table recording rated consignment cost occurrences linked directly to DOC-34 consignment dispatches.</w:t>
+            </w:r>
+          </w:p>
+        </w:tc>
+      </w:tr>
+      <w:tr>
+        <w:tc>
+          <w:tcPr>
+            <w:tcW w:type="dxa" w:w="1872"/>
+            <w:shd w:fill="F8FAF9"/>
+            <w:tcMar>
+              <w:top w:w="100" w:type="dxa"/>
+              <w:bottom w:w="100" w:type="dxa"/>
+              <w:left w:w="150" w:type="dxa"/>
+              <w:right w:w="150" w:type="dxa"/>
+            </w:tcMar>
+          </w:tcPr>
+          <w:p>
+            <w:pPr>
+              <w:jc w:val="left"/>
+            </w:pPr>
+            <w:r>
+              <w:rPr>
+                <w:rFonts w:ascii="Segoe UI" w:hAnsi="Segoe UI"/>
+                <w:b w:val="0"/>
+                <w:i w:val="0"/>
+                <w:color w:val="1E293B"/>
+                <w:sz w:val="18"/>
+              </w:rPr>
+              <w:t>FreightCalculationSnapshot</w:t>
+              <w:br/>
+              <w:t>(freight_calc_snapshots)</w:t>
+            </w:r>
+          </w:p>
+        </w:tc>
+        <w:tc>
+          <w:tcPr>
+            <w:tcW w:type="dxa" w:w="2016"/>
+            <w:shd w:fill="F8FAF9"/>
+            <w:tcMar>
+              <w:top w:w="100" w:type="dxa"/>
+              <w:bottom w:w="100" w:type="dxa"/>
+              <w:left w:w="150" w:type="dxa"/>
+              <w:right w:w="150" w:type="dxa"/>
+            </w:tcMar>
+          </w:tcPr>
+          <w:p>
+            <w:pPr>
+              <w:jc w:val="left"/>
+            </w:pPr>
+            <w:r>
+              <w:rPr>
+                <w:rFonts w:ascii="Segoe UI" w:hAnsi="Segoe UI"/>
+                <w:b w:val="0"/>
+                <w:i w:val="0"/>
+                <w:color w:val="1E293B"/>
+                <w:sz w:val="18"/>
+              </w:rPr>
+              <w:t>PK: id (UUID)</w:t>
+              <w:br/>
+              <w:t>FK: event_id -&gt; freight_cost_events.id</w:t>
+            </w:r>
+          </w:p>
+        </w:tc>
+        <w:tc>
+          <w:tcPr>
+            <w:tcW w:type="dxa" w:w="2304"/>
+            <w:shd w:fill="F8FAF9"/>
+            <w:tcMar>
+              <w:top w:w="100" w:type="dxa"/>
+              <w:bottom w:w="100" w:type="dxa"/>
+              <w:left w:w="150" w:type="dxa"/>
+              <w:right w:w="150" w:type="dxa"/>
+            </w:tcMar>
+          </w:tcPr>
+          <w:p>
+            <w:pPr>
+              <w:jc w:val="left"/>
+            </w:pPr>
+            <w:r>
+              <w:rPr>
+                <w:rFonts w:ascii="Segoe UI" w:hAnsi="Segoe UI"/>
+                <w:b w:val="0"/>
+                <w:i w:val="0"/>
+                <w:color w:val="1E293B"/>
+                <w:sz w:val="18"/>
+              </w:rPr>
+              <w:t>input_payload (JSON)</w:t>
+              <w:br/>
+              <w:t>rate_rule_applied (JSON)</w:t>
+              <w:br/>
+              <w:t>ancillary_breakdown (JSON)</w:t>
+              <w:br/>
+              <w:t>formula_trace (Text)</w:t>
+              <w:br/>
+              <w:t>sha256_hash (String 64)</w:t>
+            </w:r>
+          </w:p>
+        </w:tc>
+        <w:tc>
+          <w:tcPr>
+            <w:tcW w:type="dxa" w:w="3168"/>
+            <w:shd w:fill="F8FAF9"/>
+            <w:tcMar>
+              <w:top w:w="100" w:type="dxa"/>
+              <w:bottom w:w="100" w:type="dxa"/>
+              <w:left w:w="150" w:type="dxa"/>
+              <w:right w:w="150" w:type="dxa"/>
+            </w:tcMar>
+          </w:tcPr>
+          <w:p>
+            <w:pPr>
+              <w:jc w:val="left"/>
+            </w:pPr>
+            <w:r>
+              <w:rPr>
+                <w:rFonts w:ascii="Segoe UI" w:hAnsi="Segoe UI"/>
+                <w:b w:val="0"/>
+                <w:i w:val="0"/>
+                <w:color w:val="1E293B"/>
+                <w:sz w:val="18"/>
+              </w:rPr>
+              <w:t>Frozen explainability payload capturing exact weight inputs, applied slabs, surcharges, and formula steps for regulatory audit.</w:t>
+            </w:r>
+          </w:p>
+        </w:tc>
+      </w:tr>
+      <w:tr>
+        <w:tc>
+          <w:tcPr>
+            <w:tcW w:type="dxa" w:w="1872"/>
+            <w:shd w:fill="FFFFFF"/>
+            <w:tcMar>
+              <w:top w:w="100" w:type="dxa"/>
+              <w:bottom w:w="100" w:type="dxa"/>
+              <w:left w:w="150" w:type="dxa"/>
+              <w:right w:w="150" w:type="dxa"/>
+            </w:tcMar>
+          </w:tcPr>
+          <w:p>
+            <w:pPr>
+              <w:jc w:val="left"/>
+            </w:pPr>
+            <w:r>
+              <w:rPr>
+                <w:rFonts w:ascii="Segoe UI" w:hAnsi="Segoe UI"/>
+                <w:b w:val="0"/>
+                <w:i w:val="0"/>
+                <w:color w:val="1E293B"/>
+                <w:sz w:val="18"/>
+              </w:rPr>
+              <w:t>FreightAllocation</w:t>
+              <w:br/>
+              <w:t>(freight_allocations)</w:t>
+            </w:r>
+          </w:p>
+        </w:tc>
+        <w:tc>
+          <w:tcPr>
+            <w:tcW w:type="dxa" w:w="2016"/>
+            <w:shd w:fill="FFFFFF"/>
+            <w:tcMar>
+              <w:top w:w="100" w:type="dxa"/>
+              <w:bottom w:w="100" w:type="dxa"/>
+              <w:left w:w="150" w:type="dxa"/>
+              <w:right w:w="150" w:type="dxa"/>
+            </w:tcMar>
+          </w:tcPr>
+          <w:p>
+            <w:pPr>
+              <w:jc w:val="left"/>
+            </w:pPr>
+            <w:r>
+              <w:rPr>
+                <w:rFonts w:ascii="Segoe UI" w:hAnsi="Segoe UI"/>
+                <w:b w:val="0"/>
+                <w:i w:val="0"/>
+                <w:color w:val="1E293B"/>
+                <w:sz w:val="18"/>
+              </w:rPr>
+              <w:t>PK: id (UUID)</w:t>
+              <w:br/>
+              <w:t>FK: event_id -&gt; freight_cost_events.id</w:t>
+              <w:br/>
+              <w:t>FK: invoice_id -&gt; sales_invoices.id</w:t>
+            </w:r>
+          </w:p>
+        </w:tc>
+        <w:tc>
+          <w:tcPr>
+            <w:tcW w:type="dxa" w:w="2304"/>
+            <w:shd w:fill="FFFFFF"/>
+            <w:tcMar>
+              <w:top w:w="100" w:type="dxa"/>
+              <w:bottom w:w="100" w:type="dxa"/>
+              <w:left w:w="150" w:type="dxa"/>
+              <w:right w:w="150" w:type="dxa"/>
+            </w:tcMar>
+          </w:tcPr>
+          <w:p>
+            <w:pPr>
+              <w:jc w:val="left"/>
+            </w:pPr>
+            <w:r>
+              <w:rPr>
+                <w:rFonts w:ascii="Segoe UI" w:hAnsi="Segoe UI"/>
+                <w:b w:val="0"/>
+                <w:i w:val="0"/>
+                <w:color w:val="1E293B"/>
+                <w:sz w:val="18"/>
+              </w:rPr>
+              <w:t>allocation_method (WEIGHT, VALUE, PKG, EQUAL)</w:t>
+              <w:br/>
+              <w:t>allocated_cost (Numeric 14, 2)</w:t>
+              <w:br/>
+              <w:t>allocated_pct (Numeric 6, 2)</w:t>
+            </w:r>
+          </w:p>
+        </w:tc>
+        <w:tc>
+          <w:tcPr>
+            <w:tcW w:type="dxa" w:w="3168"/>
+            <w:shd w:fill="FFFFFF"/>
+            <w:tcMar>
+              <w:top w:w="100" w:type="dxa"/>
+              <w:bottom w:w="100" w:type="dxa"/>
+              <w:left w:w="150" w:type="dxa"/>
+              <w:right w:w="150" w:type="dxa"/>
+            </w:tcMar>
+          </w:tcPr>
+          <w:p>
+            <w:pPr>
+              <w:jc w:val="left"/>
+            </w:pPr>
+            <w:r>
+              <w:rPr>
+                <w:rFonts w:ascii="Segoe UI" w:hAnsi="Segoe UI"/>
+                <w:b w:val="0"/>
+                <w:i w:val="0"/>
+                <w:color w:val="1E293B"/>
+                <w:sz w:val="18"/>
+              </w:rPr>
+              <w:t>Proportional splitting of master consignment freight across multiple sales invoices or stock transfers packed in the same shipment.</w:t>
+            </w:r>
+          </w:p>
+        </w:tc>
+      </w:tr>
+      <w:tr>
+        <w:tc>
+          <w:tcPr>
+            <w:tcW w:type="dxa" w:w="1872"/>
+            <w:shd w:fill="F8FAF9"/>
+            <w:tcMar>
+              <w:top w:w="100" w:type="dxa"/>
+              <w:bottom w:w="100" w:type="dxa"/>
+              <w:left w:w="150" w:type="dxa"/>
+              <w:right w:w="150" w:type="dxa"/>
+            </w:tcMar>
+          </w:tcPr>
+          <w:p>
+            <w:pPr>
+              <w:jc w:val="left"/>
+            </w:pPr>
+            <w:r>
+              <w:rPr>
+                <w:rFonts w:ascii="Segoe UI" w:hAnsi="Segoe UI"/>
+                <w:b w:val="0"/>
+                <w:i w:val="0"/>
+                <w:color w:val="1E293B"/>
+                <w:sz w:val="18"/>
+              </w:rPr>
+              <w:t>FreightRecovery</w:t>
+              <w:br/>
+              <w:t>(freight_recoveries)</w:t>
+            </w:r>
+          </w:p>
+        </w:tc>
+        <w:tc>
+          <w:tcPr>
+            <w:tcW w:type="dxa" w:w="2016"/>
+            <w:shd w:fill="F8FAF9"/>
+            <w:tcMar>
+              <w:top w:w="100" w:type="dxa"/>
+              <w:bottom w:w="100" w:type="dxa"/>
+              <w:left w:w="150" w:type="dxa"/>
+              <w:right w:w="150" w:type="dxa"/>
+            </w:tcMar>
+          </w:tcPr>
+          <w:p>
+            <w:pPr>
+              <w:jc w:val="left"/>
+            </w:pPr>
+            <w:r>
+              <w:rPr>
+                <w:rFonts w:ascii="Segoe UI" w:hAnsi="Segoe UI"/>
+                <w:b w:val="0"/>
+                <w:i w:val="0"/>
+                <w:color w:val="1E293B"/>
+                <w:sz w:val="18"/>
+              </w:rPr>
+              <w:t>PK: id (UUID)</w:t>
+              <w:br/>
+              <w:t>FK: allocation_id -&gt; freight_allocations.id</w:t>
+              <w:br/>
+              <w:t>FK: customer_id, principal_id</w:t>
+            </w:r>
+          </w:p>
+        </w:tc>
+        <w:tc>
+          <w:tcPr>
+            <w:tcW w:type="dxa" w:w="2304"/>
+            <w:shd w:fill="F8FAF9"/>
+            <w:tcMar>
+              <w:top w:w="100" w:type="dxa"/>
+              <w:bottom w:w="100" w:type="dxa"/>
+              <w:left w:w="150" w:type="dxa"/>
+              <w:right w:w="150" w:type="dxa"/>
+            </w:tcMar>
+          </w:tcPr>
+          <w:p>
+            <w:pPr>
+              <w:jc w:val="left"/>
+            </w:pPr>
+            <w:r>
+              <w:rPr>
+                <w:rFonts w:ascii="Segoe UI" w:hAnsi="Segoe UI"/>
+                <w:b w:val="0"/>
+                <w:i w:val="0"/>
+                <w:color w:val="1E293B"/>
+                <w:sz w:val="18"/>
+              </w:rPr>
+              <w:t>recovery_target (CUSTOMER, PRINCIPAL, SUBSIDY)</w:t>
+              <w:br/>
+              <w:t>recovery_amount (Numeric 14, 2)</w:t>
+              <w:br/>
+              <w:t>billing_status (PENDING, BILLED, RECOVERED)</w:t>
+            </w:r>
+          </w:p>
+        </w:tc>
+        <w:tc>
+          <w:tcPr>
+            <w:tcW w:type="dxa" w:w="3168"/>
+            <w:shd w:fill="F8FAF9"/>
+            <w:tcMar>
+              <w:top w:w="100" w:type="dxa"/>
+              <w:bottom w:w="100" w:type="dxa"/>
+              <w:left w:w="150" w:type="dxa"/>
+              <w:right w:w="150" w:type="dxa"/>
+            </w:tcMar>
+          </w:tcPr>
+          <w:p>
+            <w:pPr>
+              <w:jc w:val="left"/>
+            </w:pPr>
+            <w:r>
+              <w:rPr>
+                <w:rFonts w:ascii="Segoe UI" w:hAnsi="Segoe UI"/>
+                <w:b w:val="0"/>
+                <w:i w:val="0"/>
+                <w:color w:val="1E293B"/>
+                <w:sz w:val="18"/>
+              </w:rPr>
+              <w:t>Commercial recovery ledger mapping customer freight charges and principal reimbursements without polluting carrier cost ledgers.</w:t>
+            </w:r>
+          </w:p>
+        </w:tc>
+      </w:tr>
+      <w:tr>
+        <w:tc>
+          <w:tcPr>
+            <w:tcW w:type="dxa" w:w="1872"/>
+            <w:shd w:fill="FFFFFF"/>
+            <w:tcMar>
+              <w:top w:w="100" w:type="dxa"/>
+              <w:bottom w:w="100" w:type="dxa"/>
+              <w:left w:w="150" w:type="dxa"/>
+              <w:right w:w="150" w:type="dxa"/>
+            </w:tcMar>
+          </w:tcPr>
+          <w:p>
+            <w:pPr>
+              <w:jc w:val="left"/>
+            </w:pPr>
+            <w:r>
+              <w:rPr>
+                <w:rFonts w:ascii="Segoe UI" w:hAnsi="Segoe UI"/>
+                <w:b w:val="0"/>
+                <w:i w:val="0"/>
+                <w:color w:val="1E293B"/>
+                <w:sz w:val="18"/>
+              </w:rPr>
+              <w:t>FreightReconciliation</w:t>
+              <w:br/>
+              <w:t>(freight_reconciliations)</w:t>
+            </w:r>
+          </w:p>
+        </w:tc>
+        <w:tc>
+          <w:tcPr>
+            <w:tcW w:type="dxa" w:w="2016"/>
+            <w:shd w:fill="FFFFFF"/>
+            <w:tcMar>
+              <w:top w:w="100" w:type="dxa"/>
+              <w:bottom w:w="100" w:type="dxa"/>
+              <w:left w:w="150" w:type="dxa"/>
+              <w:right w:w="150" w:type="dxa"/>
+            </w:tcMar>
+          </w:tcPr>
+          <w:p>
+            <w:pPr>
+              <w:jc w:val="left"/>
+            </w:pPr>
+            <w:r>
+              <w:rPr>
+                <w:rFonts w:ascii="Segoe UI" w:hAnsi="Segoe UI"/>
+                <w:b w:val="0"/>
+                <w:i w:val="0"/>
+                <w:color w:val="1E293B"/>
+                <w:sz w:val="18"/>
+              </w:rPr>
+              <w:t>PK: id (UUID)</w:t>
+              <w:br/>
+              <w:t>FK: contract_id -&gt; freight_contracts.id</w:t>
+            </w:r>
+          </w:p>
+        </w:tc>
+        <w:tc>
+          <w:tcPr>
+            <w:tcW w:type="dxa" w:w="2304"/>
+            <w:shd w:fill="FFFFFF"/>
+            <w:tcMar>
+              <w:top w:w="100" w:type="dxa"/>
+              <w:bottom w:w="100" w:type="dxa"/>
+              <w:left w:w="150" w:type="dxa"/>
+              <w:right w:w="150" w:type="dxa"/>
+            </w:tcMar>
+          </w:tcPr>
+          <w:p>
+            <w:pPr>
+              <w:jc w:val="left"/>
+            </w:pPr>
+            <w:r>
+              <w:rPr>
+                <w:rFonts w:ascii="Segoe UI" w:hAnsi="Segoe UI"/>
+                <w:b w:val="0"/>
+                <w:i w:val="0"/>
+                <w:color w:val="1E293B"/>
+                <w:sz w:val="18"/>
+              </w:rPr>
+              <w:t>statement_ref (String 100)</w:t>
+              <w:br/>
+              <w:t>carrier_billed_val (Numeric 14, 2)</w:t>
+              <w:br/>
+              <w:t>system_expected_val (Numeric 14, 2)</w:t>
+              <w:br/>
+              <w:t>variance_val (Numeric 14, 2)</w:t>
+              <w:br/>
+              <w:t>status (MATCHED, TOLERABLE, UNAPPROVED_EXCESS, DISPUTED, POSTED)</w:t>
+            </w:r>
+          </w:p>
+        </w:tc>
+        <w:tc>
+          <w:tcPr>
+            <w:tcW w:type="dxa" w:w="3168"/>
+            <w:shd w:fill="FFFFFF"/>
+            <w:tcMar>
+              <w:top w:w="100" w:type="dxa"/>
+              <w:bottom w:w="100" w:type="dxa"/>
+              <w:left w:w="150" w:type="dxa"/>
+              <w:right w:w="150" w:type="dxa"/>
+            </w:tcMar>
+          </w:tcPr>
+          <w:p>
+            <w:pPr>
+              <w:jc w:val="left"/>
+            </w:pPr>
+            <w:r>
+              <w:rPr>
+                <w:rFonts w:ascii="Segoe UI" w:hAnsi="Segoe UI"/>
+                <w:b w:val="0"/>
+                <w:i w:val="0"/>
+                <w:color w:val="1E293B"/>
+                <w:sz w:val="18"/>
+              </w:rPr>
+              <w:t>Three-way audit workbench matching transporter invoices against system estimated costs with automated tolerance evaluation.</w:t>
+            </w:r>
+          </w:p>
+        </w:tc>
+      </w:tr>
+      <w:tr>
+        <w:tc>
+          <w:tcPr>
+            <w:tcW w:type="dxa" w:w="1872"/>
+            <w:shd w:fill="F8FAF9"/>
+            <w:tcMar>
+              <w:top w:w="100" w:type="dxa"/>
+              <w:bottom w:w="100" w:type="dxa"/>
+              <w:left w:w="150" w:type="dxa"/>
+              <w:right w:w="150" w:type="dxa"/>
+            </w:tcMar>
+          </w:tcPr>
+          <w:p>
+            <w:pPr>
+              <w:jc w:val="left"/>
+            </w:pPr>
+            <w:r>
+              <w:rPr>
+                <w:rFonts w:ascii="Segoe UI" w:hAnsi="Segoe UI"/>
+                <w:b w:val="0"/>
+                <w:i w:val="0"/>
+                <w:color w:val="1E293B"/>
+                <w:sz w:val="18"/>
+              </w:rPr>
+              <w:t>FreightCostBearerPolicy</w:t>
+              <w:br/>
+              <w:t>(freight_cost_bearer_policies)</w:t>
+            </w:r>
+          </w:p>
+        </w:tc>
+        <w:tc>
+          <w:tcPr>
+            <w:tcW w:type="dxa" w:w="2016"/>
+            <w:shd w:fill="F8FAF9"/>
+            <w:tcMar>
+              <w:top w:w="100" w:type="dxa"/>
+              <w:bottom w:w="100" w:type="dxa"/>
+              <w:left w:w="150" w:type="dxa"/>
+              <w:right w:w="150" w:type="dxa"/>
+            </w:tcMar>
+          </w:tcPr>
+          <w:p>
+            <w:pPr>
+              <w:jc w:val="left"/>
+            </w:pPr>
+            <w:r>
+              <w:rPr>
+                <w:rFonts w:ascii="Segoe UI" w:hAnsi="Segoe UI"/>
+                <w:b w:val="0"/>
+                <w:i w:val="0"/>
+                <w:color w:val="1E293B"/>
+                <w:sz w:val="18"/>
+              </w:rPr>
+              <w:t>PK: id (UUID)</w:t>
+              <w:br/>
+              <w:t>FK: organization_id -&gt; organizations.id</w:t>
+            </w:r>
+          </w:p>
+        </w:tc>
+        <w:tc>
+          <w:tcPr>
+            <w:tcW w:type="dxa" w:w="2304"/>
+            <w:shd w:fill="F8FAF9"/>
+            <w:tcMar>
+              <w:top w:w="100" w:type="dxa"/>
+              <w:bottom w:w="100" w:type="dxa"/>
+              <w:left w:w="150" w:type="dxa"/>
+              <w:right w:w="150" w:type="dxa"/>
+            </w:tcMar>
+          </w:tcPr>
+          <w:p>
+            <w:pPr>
+              <w:jc w:val="left"/>
+            </w:pPr>
+            <w:r>
+              <w:rPr>
+                <w:rFonts w:ascii="Segoe UI" w:hAnsi="Segoe UI"/>
+                <w:b w:val="0"/>
+                <w:i w:val="0"/>
+                <w:color w:val="1E293B"/>
+                <w:sz w:val="18"/>
+              </w:rPr>
+              <w:t>scope (GLOBAL, CLIENT, ROUTE)</w:t>
+              <w:br/>
+              <w:t>bearer (ADMIN, CLIENT, RECIPIENT)</w:t>
+              <w:br/>
+              <w:t>gl_account_code (String 20: 5200)</w:t>
+              <w:br/>
+              <w:t>is_active (Boolean)</w:t>
+            </w:r>
+          </w:p>
+        </w:tc>
+        <w:tc>
+          <w:tcPr>
+            <w:tcW w:type="dxa" w:w="3168"/>
+            <w:shd w:fill="F8FAF9"/>
+            <w:tcMar>
+              <w:top w:w="100" w:type="dxa"/>
+              <w:bottom w:w="100" w:type="dxa"/>
+              <w:left w:w="150" w:type="dxa"/>
+              <w:right w:w="150" w:type="dxa"/>
+            </w:tcMar>
+          </w:tcPr>
+          <w:p>
+            <w:pPr>
+              <w:jc w:val="left"/>
+            </w:pPr>
+            <w:r>
+              <w:rPr>
+                <w:rFonts w:ascii="Segoe UI" w:hAnsi="Segoe UI"/>
+                <w:b w:val="0"/>
+                <w:i w:val="0"/>
+                <w:color w:val="1E293B"/>
+                <w:sz w:val="18"/>
+              </w:rPr>
+              <w:t>Configures cost bearer rules, ensuring Platform Admin-funded cargo routes directly to GL Account 5200 without client ledger debits.</w:t>
+            </w:r>
+          </w:p>
+        </w:tc>
+      </w:tr>
+      <w:tr>
+        <w:tc>
+          <w:tcPr>
+            <w:tcW w:type="dxa" w:w="1872"/>
+            <w:shd w:fill="FFFFFF"/>
+            <w:tcMar>
+              <w:top w:w="100" w:type="dxa"/>
+              <w:bottom w:w="100" w:type="dxa"/>
+              <w:left w:w="150" w:type="dxa"/>
+              <w:right w:w="150" w:type="dxa"/>
+            </w:tcMar>
+          </w:tcPr>
+          <w:p>
+            <w:pPr>
+              <w:jc w:val="left"/>
+            </w:pPr>
+            <w:r>
+              <w:rPr>
+                <w:rFonts w:ascii="Segoe UI" w:hAnsi="Segoe UI"/>
+                <w:b w:val="0"/>
+                <w:i w:val="0"/>
+                <w:color w:val="1E293B"/>
+                <w:sz w:val="18"/>
+              </w:rPr>
+              <w:t>FreightException</w:t>
+              <w:br/>
+              <w:t>(freight_exceptions)</w:t>
+            </w:r>
+          </w:p>
+        </w:tc>
+        <w:tc>
+          <w:tcPr>
+            <w:tcW w:type="dxa" w:w="2016"/>
+            <w:shd w:fill="FFFFFF"/>
+            <w:tcMar>
+              <w:top w:w="100" w:type="dxa"/>
+              <w:bottom w:w="100" w:type="dxa"/>
+              <w:left w:w="150" w:type="dxa"/>
+              <w:right w:w="150" w:type="dxa"/>
+            </w:tcMar>
+          </w:tcPr>
+          <w:p>
+            <w:pPr>
+              <w:jc w:val="left"/>
+            </w:pPr>
+            <w:r>
+              <w:rPr>
+                <w:rFonts w:ascii="Segoe UI" w:hAnsi="Segoe UI"/>
+                <w:b w:val="0"/>
+                <w:i w:val="0"/>
+                <w:color w:val="1E293B"/>
+                <w:sz w:val="18"/>
+              </w:rPr>
+              <w:t>PK: id (UUID)</w:t>
+              <w:br/>
+              <w:t>FK: reconciliation_id -&gt; freight_reconciliations.id</w:t>
+            </w:r>
+          </w:p>
+        </w:tc>
+        <w:tc>
+          <w:tcPr>
+            <w:tcW w:type="dxa" w:w="2304"/>
+            <w:shd w:fill="FFFFFF"/>
+            <w:tcMar>
+              <w:top w:w="100" w:type="dxa"/>
+              <w:bottom w:w="100" w:type="dxa"/>
+              <w:left w:w="150" w:type="dxa"/>
+              <w:right w:w="150" w:type="dxa"/>
+            </w:tcMar>
+          </w:tcPr>
+          <w:p>
+            <w:pPr>
+              <w:jc w:val="left"/>
+            </w:pPr>
+            <w:r>
+              <w:rPr>
+                <w:rFonts w:ascii="Segoe UI" w:hAnsi="Segoe UI"/>
+                <w:b w:val="0"/>
+                <w:i w:val="0"/>
+                <w:color w:val="1E293B"/>
+                <w:sz w:val="18"/>
+              </w:rPr>
+              <w:t>exception_type (RATE_MISMATCH, WEIGHT_VARIANCE, UNAPPROVED_ANCILLARY)</w:t>
+              <w:br/>
+              <w:t>amount (Numeric 14, 2)</w:t>
+              <w:br/>
+              <w:t>status (OPEN, RESOLVED, WAIVED)</w:t>
+            </w:r>
+          </w:p>
+        </w:tc>
+        <w:tc>
+          <w:tcPr>
+            <w:tcW w:type="dxa" w:w="3168"/>
+            <w:shd w:fill="FFFFFF"/>
+            <w:tcMar>
+              <w:top w:w="100" w:type="dxa"/>
+              <w:bottom w:w="100" w:type="dxa"/>
+              <w:left w:w="150" w:type="dxa"/>
+              <w:right w:w="150" w:type="dxa"/>
+            </w:tcMar>
+          </w:tcPr>
+          <w:p>
+            <w:pPr>
+              <w:jc w:val="left"/>
+            </w:pPr>
+            <w:r>
+              <w:rPr>
+                <w:rFonts w:ascii="Segoe UI" w:hAnsi="Segoe UI"/>
+                <w:b w:val="0"/>
+                <w:i w:val="0"/>
+                <w:color w:val="1E293B"/>
+                <w:sz w:val="18"/>
+              </w:rPr>
+              <w:t>Dispute tracking records for unapproved transporter surcharges requiring carrier credit notes or supervisor waivers.</w:t>
+            </w:r>
+          </w:p>
+        </w:tc>
+      </w:tr>
+    </w:tbl>
+    <w:p>
+      <w:pPr>
+        <w:spacing w:after="160"/>
+      </w:pPr>
+    </w:p>
+    <w:p>
+      <w:pPr>
+        <w:keepNext/>
+        <w:spacing w:before="280" w:after="120"/>
+      </w:pPr>
+      <w:r>
+        <w:rPr>
+          <w:rFonts w:ascii="Segoe UI" w:hAnsi="Segoe UI"/>
+          <w:b/>
+          <w:i w:val="0"/>
+          <w:color w:val="2D6A4F"/>
+          <w:sz w:val="27"/>
+        </w:rPr>
+        <w:t>21.2 RESTful API Directory (/api/freight/*)</w:t>
       </w:r>
     </w:p>
     <w:p>
@@ -19684,7 +21164,1261 @@
           <w:color w:val="1E293B"/>
           <w:sz w:val="21"/>
         </w:rPr>
-        <w:t>• FreightContract &amp; FreightLane: Transporter contract master with priority, vehicle classes, and origin-destination distance matrices.</w:t>
+        <w:t>DOC-35 services are mounted under /api/freight with JWT multi-tenant organization filtering and strict Pydantic payload models:</w:t>
+      </w:r>
+    </w:p>
+    <w:tbl>
+      <w:tblPr>
+        <w:tblW w:type="auto" w:w="0"/>
+        <w:jc w:val="center"/>
+        <w:tblLook w:firstColumn="1" w:firstRow="1" w:lastColumn="0" w:lastRow="0" w:noHBand="0" w:noVBand="1" w:val="04A0"/>
+      </w:tblPr>
+      <w:tblGrid>
+        <w:gridCol w:w="2340"/>
+        <w:gridCol w:w="2340"/>
+        <w:gridCol w:w="2340"/>
+        <w:gridCol w:w="2340"/>
+      </w:tblGrid>
+      <w:tr>
+        <w:tc>
+          <w:tcPr>
+            <w:tcW w:type="dxa" w:w="2304"/>
+            <w:shd w:fill="1B4332"/>
+            <w:tcMar>
+              <w:top w:w="140" w:type="dxa"/>
+              <w:bottom w:w="140" w:type="dxa"/>
+              <w:left w:w="160" w:type="dxa"/>
+              <w:right w:w="160" w:type="dxa"/>
+            </w:tcMar>
+          </w:tcPr>
+          <w:p>
+            <w:pPr>
+              <w:jc w:val="left"/>
+            </w:pPr>
+            <w:r>
+              <w:rPr>
+                <w:rFonts w:ascii="Segoe UI" w:hAnsi="Segoe UI"/>
+                <w:b/>
+                <w:i w:val="0"/>
+                <w:color w:val="FFFFFF"/>
+                <w:sz w:val="19"/>
+              </w:rPr>
+              <w:t>HTTP Method &amp; Route</w:t>
+            </w:r>
+          </w:p>
+        </w:tc>
+        <w:tc>
+          <w:tcPr>
+            <w:tcW w:type="dxa" w:w="2016"/>
+            <w:shd w:fill="1B4332"/>
+            <w:tcMar>
+              <w:top w:w="140" w:type="dxa"/>
+              <w:bottom w:w="140" w:type="dxa"/>
+              <w:left w:w="160" w:type="dxa"/>
+              <w:right w:w="160" w:type="dxa"/>
+            </w:tcMar>
+          </w:tcPr>
+          <w:p>
+            <w:pPr>
+              <w:jc w:val="left"/>
+            </w:pPr>
+            <w:r>
+              <w:rPr>
+                <w:rFonts w:ascii="Segoe UI" w:hAnsi="Segoe UI"/>
+                <w:b/>
+                <w:i w:val="0"/>
+                <w:color w:val="FFFFFF"/>
+                <w:sz w:val="19"/>
+              </w:rPr>
+              <w:t>Request Parameters / Payload</w:t>
+            </w:r>
+          </w:p>
+        </w:tc>
+        <w:tc>
+          <w:tcPr>
+            <w:tcW w:type="dxa" w:w="2304"/>
+            <w:shd w:fill="1B4332"/>
+            <w:tcMar>
+              <w:top w:w="140" w:type="dxa"/>
+              <w:bottom w:w="140" w:type="dxa"/>
+              <w:left w:w="160" w:type="dxa"/>
+              <w:right w:w="160" w:type="dxa"/>
+            </w:tcMar>
+          </w:tcPr>
+          <w:p>
+            <w:pPr>
+              <w:jc w:val="left"/>
+            </w:pPr>
+            <w:r>
+              <w:rPr>
+                <w:rFonts w:ascii="Segoe UI" w:hAnsi="Segoe UI"/>
+                <w:b/>
+                <w:i w:val="0"/>
+                <w:color w:val="FFFFFF"/>
+                <w:sz w:val="19"/>
+              </w:rPr>
+              <w:t>Response Structure</w:t>
+            </w:r>
+          </w:p>
+        </w:tc>
+        <w:tc>
+          <w:tcPr>
+            <w:tcW w:type="dxa" w:w="2736"/>
+            <w:shd w:fill="1B4332"/>
+            <w:tcMar>
+              <w:top w:w="140" w:type="dxa"/>
+              <w:bottom w:w="140" w:type="dxa"/>
+              <w:left w:w="160" w:type="dxa"/>
+              <w:right w:w="160" w:type="dxa"/>
+            </w:tcMar>
+          </w:tcPr>
+          <w:p>
+            <w:pPr>
+              <w:jc w:val="left"/>
+            </w:pPr>
+            <w:r>
+              <w:rPr>
+                <w:rFonts w:ascii="Segoe UI" w:hAnsi="Segoe UI"/>
+                <w:b/>
+                <w:i w:val="0"/>
+                <w:color w:val="FFFFFF"/>
+                <w:sz w:val="19"/>
+              </w:rPr>
+              <w:t>Operational Workflow &amp; Invariant Impact</w:t>
+            </w:r>
+          </w:p>
+        </w:tc>
+      </w:tr>
+      <w:tr>
+        <w:tc>
+          <w:tcPr>
+            <w:tcW w:type="dxa" w:w="2304"/>
+            <w:shd w:fill="FFFFFF"/>
+            <w:tcMar>
+              <w:top w:w="100" w:type="dxa"/>
+              <w:bottom w:w="100" w:type="dxa"/>
+              <w:left w:w="150" w:type="dxa"/>
+              <w:right w:w="150" w:type="dxa"/>
+            </w:tcMar>
+          </w:tcPr>
+          <w:p>
+            <w:pPr>
+              <w:jc w:val="left"/>
+            </w:pPr>
+            <w:r>
+              <w:rPr>
+                <w:rFonts w:ascii="Segoe UI" w:hAnsi="Segoe UI"/>
+                <w:b w:val="0"/>
+                <w:i w:val="0"/>
+                <w:color w:val="1E293B"/>
+                <w:sz w:val="18"/>
+              </w:rPr>
+              <w:t>GET /api/freight/summary</w:t>
+            </w:r>
+          </w:p>
+        </w:tc>
+        <w:tc>
+          <w:tcPr>
+            <w:tcW w:type="dxa" w:w="2016"/>
+            <w:shd w:fill="FFFFFF"/>
+            <w:tcMar>
+              <w:top w:w="100" w:type="dxa"/>
+              <w:bottom w:w="100" w:type="dxa"/>
+              <w:left w:w="150" w:type="dxa"/>
+              <w:right w:w="150" w:type="dxa"/>
+            </w:tcMar>
+          </w:tcPr>
+          <w:p>
+            <w:pPr>
+              <w:jc w:val="left"/>
+            </w:pPr>
+            <w:r>
+              <w:rPr>
+                <w:rFonts w:ascii="Segoe UI" w:hAnsi="Segoe UI"/>
+                <w:b w:val="0"/>
+                <w:i w:val="0"/>
+                <w:color w:val="1E293B"/>
+                <w:sz w:val="18"/>
+              </w:rPr>
+              <w:t>Headers: Authorization: Bearer &lt;JWT&gt;</w:t>
+              <w:br/>
+              <w:t>Query: None</w:t>
+            </w:r>
+          </w:p>
+        </w:tc>
+        <w:tc>
+          <w:tcPr>
+            <w:tcW w:type="dxa" w:w="2304"/>
+            <w:shd w:fill="FFFFFF"/>
+            <w:tcMar>
+              <w:top w:w="100" w:type="dxa"/>
+              <w:bottom w:w="100" w:type="dxa"/>
+              <w:left w:w="150" w:type="dxa"/>
+              <w:right w:w="150" w:type="dxa"/>
+            </w:tcMar>
+          </w:tcPr>
+          <w:p>
+            <w:pPr>
+              <w:jc w:val="left"/>
+            </w:pPr>
+            <w:r>
+              <w:rPr>
+                <w:rFonts w:ascii="Segoe UI" w:hAnsi="Segoe UI"/>
+                <w:b w:val="0"/>
+                <w:i w:val="0"/>
+                <w:color w:val="1E293B"/>
+                <w:sz w:val="18"/>
+              </w:rPr>
+              <w:t>{summary: {active_contracts, total_spend, total_recoveries, logistics_margin, pending_recons_count, tolerable_recons_count}}</w:t>
+            </w:r>
+          </w:p>
+        </w:tc>
+        <w:tc>
+          <w:tcPr>
+            <w:tcW w:type="dxa" w:w="2736"/>
+            <w:shd w:fill="FFFFFF"/>
+            <w:tcMar>
+              <w:top w:w="100" w:type="dxa"/>
+              <w:bottom w:w="100" w:type="dxa"/>
+              <w:left w:w="150" w:type="dxa"/>
+              <w:right w:w="150" w:type="dxa"/>
+            </w:tcMar>
+          </w:tcPr>
+          <w:p>
+            <w:pPr>
+              <w:jc w:val="left"/>
+            </w:pPr>
+            <w:r>
+              <w:rPr>
+                <w:rFonts w:ascii="Segoe UI" w:hAnsi="Segoe UI"/>
+                <w:b w:val="0"/>
+                <w:i w:val="0"/>
+                <w:color w:val="1E293B"/>
+                <w:sz w:val="18"/>
+              </w:rPr>
+              <w:t>Feeds executive telemetry cards on Freight Rate Master and Reconciliation Desk, reporting net spend, recoveries, and margin.</w:t>
+            </w:r>
+          </w:p>
+        </w:tc>
+      </w:tr>
+      <w:tr>
+        <w:tc>
+          <w:tcPr>
+            <w:tcW w:type="dxa" w:w="2304"/>
+            <w:shd w:fill="F8FAF9"/>
+            <w:tcMar>
+              <w:top w:w="100" w:type="dxa"/>
+              <w:bottom w:w="100" w:type="dxa"/>
+              <w:left w:w="150" w:type="dxa"/>
+              <w:right w:w="150" w:type="dxa"/>
+            </w:tcMar>
+          </w:tcPr>
+          <w:p>
+            <w:pPr>
+              <w:jc w:val="left"/>
+            </w:pPr>
+            <w:r>
+              <w:rPr>
+                <w:rFonts w:ascii="Segoe UI" w:hAnsi="Segoe UI"/>
+                <w:b w:val="0"/>
+                <w:i w:val="0"/>
+                <w:color w:val="1E293B"/>
+                <w:sz w:val="18"/>
+              </w:rPr>
+              <w:t>GET /api/freight/contracts</w:t>
+            </w:r>
+          </w:p>
+        </w:tc>
+        <w:tc>
+          <w:tcPr>
+            <w:tcW w:type="dxa" w:w="2016"/>
+            <w:shd w:fill="F8FAF9"/>
+            <w:tcMar>
+              <w:top w:w="100" w:type="dxa"/>
+              <w:bottom w:w="100" w:type="dxa"/>
+              <w:left w:w="150" w:type="dxa"/>
+              <w:right w:w="150" w:type="dxa"/>
+            </w:tcMar>
+          </w:tcPr>
+          <w:p>
+            <w:pPr>
+              <w:jc w:val="left"/>
+            </w:pPr>
+            <w:r>
+              <w:rPr>
+                <w:rFonts w:ascii="Segoe UI" w:hAnsi="Segoe UI"/>
+                <w:b w:val="0"/>
+                <w:i w:val="0"/>
+                <w:color w:val="1E293B"/>
+                <w:sz w:val="18"/>
+              </w:rPr>
+              <w:t>Headers: Authorization: Bearer &lt;JWT&gt;</w:t>
+              <w:br/>
+              <w:t>Query: transporter_id (Optional UUID)</w:t>
+            </w:r>
+          </w:p>
+        </w:tc>
+        <w:tc>
+          <w:tcPr>
+            <w:tcW w:type="dxa" w:w="2304"/>
+            <w:shd w:fill="F8FAF9"/>
+            <w:tcMar>
+              <w:top w:w="100" w:type="dxa"/>
+              <w:bottom w:w="100" w:type="dxa"/>
+              <w:left w:w="150" w:type="dxa"/>
+              <w:right w:w="150" w:type="dxa"/>
+            </w:tcMar>
+          </w:tcPr>
+          <w:p>
+            <w:pPr>
+              <w:jc w:val="left"/>
+            </w:pPr>
+            <w:r>
+              <w:rPr>
+                <w:rFonts w:ascii="Segoe UI" w:hAnsi="Segoe UI"/>
+                <w:b w:val="0"/>
+                <w:i w:val="0"/>
+                <w:color w:val="1E293B"/>
+                <w:sz w:val="18"/>
+              </w:rPr>
+              <w:t>{contracts: [{id, contract_code, contract_name, priority, lanes: [...], rate_rules: [...], ancillaries: [...]}]}</w:t>
+            </w:r>
+          </w:p>
+        </w:tc>
+        <w:tc>
+          <w:tcPr>
+            <w:tcW w:type="dxa" w:w="2736"/>
+            <w:shd w:fill="F8FAF9"/>
+            <w:tcMar>
+              <w:top w:w="100" w:type="dxa"/>
+              <w:bottom w:w="100" w:type="dxa"/>
+              <w:left w:w="150" w:type="dxa"/>
+              <w:right w:w="150" w:type="dxa"/>
+            </w:tcMar>
+          </w:tcPr>
+          <w:p>
+            <w:pPr>
+              <w:jc w:val="left"/>
+            </w:pPr>
+            <w:r>
+              <w:rPr>
+                <w:rFonts w:ascii="Segoe UI" w:hAnsi="Segoe UI"/>
+                <w:b w:val="0"/>
+                <w:i w:val="0"/>
+                <w:color w:val="1E293B"/>
+                <w:sz w:val="18"/>
+              </w:rPr>
+              <w:t>Retrieves full transporter rate cards with nested origin/destination lanes, weight slabs, and ancillary surcharge rules.</w:t>
+            </w:r>
+          </w:p>
+        </w:tc>
+      </w:tr>
+      <w:tr>
+        <w:tc>
+          <w:tcPr>
+            <w:tcW w:type="dxa" w:w="2304"/>
+            <w:shd w:fill="FFFFFF"/>
+            <w:tcMar>
+              <w:top w:w="100" w:type="dxa"/>
+              <w:bottom w:w="100" w:type="dxa"/>
+              <w:left w:w="150" w:type="dxa"/>
+              <w:right w:w="150" w:type="dxa"/>
+            </w:tcMar>
+          </w:tcPr>
+          <w:p>
+            <w:pPr>
+              <w:jc w:val="left"/>
+            </w:pPr>
+            <w:r>
+              <w:rPr>
+                <w:rFonts w:ascii="Segoe UI" w:hAnsi="Segoe UI"/>
+                <w:b w:val="0"/>
+                <w:i w:val="0"/>
+                <w:color w:val="1E293B"/>
+                <w:sz w:val="18"/>
+              </w:rPr>
+              <w:t>POST /api/freight/contracts</w:t>
+            </w:r>
+          </w:p>
+        </w:tc>
+        <w:tc>
+          <w:tcPr>
+            <w:tcW w:type="dxa" w:w="2016"/>
+            <w:shd w:fill="FFFFFF"/>
+            <w:tcMar>
+              <w:top w:w="100" w:type="dxa"/>
+              <w:bottom w:w="100" w:type="dxa"/>
+              <w:left w:w="150" w:type="dxa"/>
+              <w:right w:w="150" w:type="dxa"/>
+            </w:tcMar>
+          </w:tcPr>
+          <w:p>
+            <w:pPr>
+              <w:jc w:val="left"/>
+            </w:pPr>
+            <w:r>
+              <w:rPr>
+                <w:rFonts w:ascii="Segoe UI" w:hAnsi="Segoe UI"/>
+                <w:b w:val="0"/>
+                <w:i w:val="0"/>
+                <w:color w:val="1E293B"/>
+                <w:sz w:val="18"/>
+              </w:rPr>
+              <w:t>Payload: {contract_code, contract_name, transporter_id, valid_from, valid_to, priority, lanes: [...]}</w:t>
+            </w:r>
+          </w:p>
+        </w:tc>
+        <w:tc>
+          <w:tcPr>
+            <w:tcW w:type="dxa" w:w="2304"/>
+            <w:shd w:fill="FFFFFF"/>
+            <w:tcMar>
+              <w:top w:w="100" w:type="dxa"/>
+              <w:bottom w:w="100" w:type="dxa"/>
+              <w:left w:w="150" w:type="dxa"/>
+              <w:right w:w="150" w:type="dxa"/>
+            </w:tcMar>
+          </w:tcPr>
+          <w:p>
+            <w:pPr>
+              <w:jc w:val="left"/>
+            </w:pPr>
+            <w:r>
+              <w:rPr>
+                <w:rFonts w:ascii="Segoe UI" w:hAnsi="Segoe UI"/>
+                <w:b w:val="0"/>
+                <w:i w:val="0"/>
+                <w:color w:val="1E293B"/>
+                <w:sz w:val="18"/>
+              </w:rPr>
+              <w:t>{status: 'SUCCESS', contract: {id, contract_code, status: 'ACTIVE'}}</w:t>
+            </w:r>
+          </w:p>
+        </w:tc>
+        <w:tc>
+          <w:tcPr>
+            <w:tcW w:type="dxa" w:w="2736"/>
+            <w:shd w:fill="FFFFFF"/>
+            <w:tcMar>
+              <w:top w:w="100" w:type="dxa"/>
+              <w:bottom w:w="100" w:type="dxa"/>
+              <w:left w:w="150" w:type="dxa"/>
+              <w:right w:w="150" w:type="dxa"/>
+            </w:tcMar>
+          </w:tcPr>
+          <w:p>
+            <w:pPr>
+              <w:jc w:val="left"/>
+            </w:pPr>
+            <w:r>
+              <w:rPr>
+                <w:rFonts w:ascii="Segoe UI" w:hAnsi="Segoe UI"/>
+                <w:b w:val="0"/>
+                <w:i w:val="0"/>
+                <w:color w:val="1E293B"/>
+                <w:sz w:val="18"/>
+              </w:rPr>
+              <w:t>Registers new carrier rate contract with origin-destination pincodes, tiered rate slabs, and mandatory surcharge bindings.</w:t>
+            </w:r>
+          </w:p>
+        </w:tc>
+      </w:tr>
+      <w:tr>
+        <w:tc>
+          <w:tcPr>
+            <w:tcW w:type="dxa" w:w="2304"/>
+            <w:shd w:fill="F8FAF9"/>
+            <w:tcMar>
+              <w:top w:w="100" w:type="dxa"/>
+              <w:bottom w:w="100" w:type="dxa"/>
+              <w:left w:w="150" w:type="dxa"/>
+              <w:right w:w="150" w:type="dxa"/>
+            </w:tcMar>
+          </w:tcPr>
+          <w:p>
+            <w:pPr>
+              <w:jc w:val="left"/>
+            </w:pPr>
+            <w:r>
+              <w:rPr>
+                <w:rFonts w:ascii="Segoe UI" w:hAnsi="Segoe UI"/>
+                <w:b w:val="0"/>
+                <w:i w:val="0"/>
+                <w:color w:val="1E293B"/>
+                <w:sz w:val="18"/>
+              </w:rPr>
+              <w:t>POST /api/freight/calculate</w:t>
+            </w:r>
+          </w:p>
+        </w:tc>
+        <w:tc>
+          <w:tcPr>
+            <w:tcW w:type="dxa" w:w="2016"/>
+            <w:shd w:fill="F8FAF9"/>
+            <w:tcMar>
+              <w:top w:w="100" w:type="dxa"/>
+              <w:bottom w:w="100" w:type="dxa"/>
+              <w:left w:w="150" w:type="dxa"/>
+              <w:right w:w="150" w:type="dxa"/>
+            </w:tcMar>
+          </w:tcPr>
+          <w:p>
+            <w:pPr>
+              <w:jc w:val="left"/>
+            </w:pPr>
+            <w:r>
+              <w:rPr>
+                <w:rFonts w:ascii="Segoe UI" w:hAnsi="Segoe UI"/>
+                <w:b w:val="0"/>
+                <w:i w:val="0"/>
+                <w:color w:val="1E293B"/>
+                <w:sz w:val="18"/>
+              </w:rPr>
+              <w:t>Payload: {origin_pincode, dest_pincode, gross_weight_kg, length_cm, width_cm, height_cm, declared_value, ancillary_codes: [...]}</w:t>
+            </w:r>
+          </w:p>
+        </w:tc>
+        <w:tc>
+          <w:tcPr>
+            <w:tcW w:type="dxa" w:w="2304"/>
+            <w:shd w:fill="F8FAF9"/>
+            <w:tcMar>
+              <w:top w:w="100" w:type="dxa"/>
+              <w:bottom w:w="100" w:type="dxa"/>
+              <w:left w:w="150" w:type="dxa"/>
+              <w:right w:w="150" w:type="dxa"/>
+            </w:tcMar>
+          </w:tcPr>
+          <w:p>
+            <w:pPr>
+              <w:jc w:val="left"/>
+            </w:pPr>
+            <w:r>
+              <w:rPr>
+                <w:rFonts w:ascii="Segoe UI" w:hAnsi="Segoe UI"/>
+                <w:b w:val="0"/>
+                <w:i w:val="0"/>
+                <w:color w:val="1E293B"/>
+                <w:sz w:val="18"/>
+              </w:rPr>
+              <w:t>{calculated_cost: {gross_cost, base_freight, chargeable_weight, formula_trace, ancillary_breakdown, bearer_policy}}</w:t>
+            </w:r>
+          </w:p>
+        </w:tc>
+        <w:tc>
+          <w:tcPr>
+            <w:tcW w:type="dxa" w:w="2736"/>
+            <w:shd w:fill="F8FAF9"/>
+            <w:tcMar>
+              <w:top w:w="100" w:type="dxa"/>
+              <w:bottom w:w="100" w:type="dxa"/>
+              <w:left w:w="150" w:type="dxa"/>
+              <w:right w:w="150" w:type="dxa"/>
+            </w:tcMar>
+          </w:tcPr>
+          <w:p>
+            <w:pPr>
+              <w:jc w:val="left"/>
+            </w:pPr>
+            <w:r>
+              <w:rPr>
+                <w:rFonts w:ascii="Segoe UI" w:hAnsi="Segoe UI"/>
+                <w:b w:val="0"/>
+                <w:i w:val="0"/>
+                <w:color w:val="1E293B"/>
+                <w:sz w:val="18"/>
+              </w:rPr>
+              <w:t>Deterministic rate calculation sandbox evaluating volumetric CBM ($L \times W \times H / 1,000,000$), tiered slabs, and ancillary items.</w:t>
+            </w:r>
+          </w:p>
+        </w:tc>
+      </w:tr>
+      <w:tr>
+        <w:tc>
+          <w:tcPr>
+            <w:tcW w:type="dxa" w:w="2304"/>
+            <w:shd w:fill="FFFFFF"/>
+            <w:tcMar>
+              <w:top w:w="100" w:type="dxa"/>
+              <w:bottom w:w="100" w:type="dxa"/>
+              <w:left w:w="150" w:type="dxa"/>
+              <w:right w:w="150" w:type="dxa"/>
+            </w:tcMar>
+          </w:tcPr>
+          <w:p>
+            <w:pPr>
+              <w:jc w:val="left"/>
+            </w:pPr>
+            <w:r>
+              <w:rPr>
+                <w:rFonts w:ascii="Segoe UI" w:hAnsi="Segoe UI"/>
+                <w:b w:val="0"/>
+                <w:i w:val="0"/>
+                <w:color w:val="1E293B"/>
+                <w:sz w:val="18"/>
+              </w:rPr>
+              <w:t>GET /api/freight/events</w:t>
+            </w:r>
+          </w:p>
+        </w:tc>
+        <w:tc>
+          <w:tcPr>
+            <w:tcW w:type="dxa" w:w="2016"/>
+            <w:shd w:fill="FFFFFF"/>
+            <w:tcMar>
+              <w:top w:w="100" w:type="dxa"/>
+              <w:bottom w:w="100" w:type="dxa"/>
+              <w:left w:w="150" w:type="dxa"/>
+              <w:right w:w="150" w:type="dxa"/>
+            </w:tcMar>
+          </w:tcPr>
+          <w:p>
+            <w:pPr>
+              <w:jc w:val="left"/>
+            </w:pPr>
+            <w:r>
+              <w:rPr>
+                <w:rFonts w:ascii="Segoe UI" w:hAnsi="Segoe UI"/>
+                <w:b w:val="0"/>
+                <w:i w:val="0"/>
+                <w:color w:val="1E293B"/>
+                <w:sz w:val="18"/>
+              </w:rPr>
+              <w:t>Headers: Authorization: Bearer &lt;JWT&gt;</w:t>
+              <w:br/>
+              <w:t>Query: consignment_id (Optional UUID)</w:t>
+            </w:r>
+          </w:p>
+        </w:tc>
+        <w:tc>
+          <w:tcPr>
+            <w:tcW w:type="dxa" w:w="2304"/>
+            <w:shd w:fill="FFFFFF"/>
+            <w:tcMar>
+              <w:top w:w="100" w:type="dxa"/>
+              <w:bottom w:w="100" w:type="dxa"/>
+              <w:left w:w="150" w:type="dxa"/>
+              <w:right w:w="150" w:type="dxa"/>
+            </w:tcMar>
+          </w:tcPr>
+          <w:p>
+            <w:pPr>
+              <w:jc w:val="left"/>
+            </w:pPr>
+            <w:r>
+              <w:rPr>
+                <w:rFonts w:ascii="Segoe UI" w:hAnsi="Segoe UI"/>
+                <w:b w:val="0"/>
+                <w:i w:val="0"/>
+                <w:color w:val="1E293B"/>
+                <w:sz w:val="18"/>
+              </w:rPr>
+              <w:t>{events: [{id, consignment_id, gross_cost, net_cost, calc_snapshot: {...}, created_at}]}</w:t>
+            </w:r>
+          </w:p>
+        </w:tc>
+        <w:tc>
+          <w:tcPr>
+            <w:tcW w:type="dxa" w:w="2736"/>
+            <w:shd w:fill="FFFFFF"/>
+            <w:tcMar>
+              <w:top w:w="100" w:type="dxa"/>
+              <w:bottom w:w="100" w:type="dxa"/>
+              <w:left w:w="150" w:type="dxa"/>
+              <w:right w:w="150" w:type="dxa"/>
+            </w:tcMar>
+          </w:tcPr>
+          <w:p>
+            <w:pPr>
+              <w:jc w:val="left"/>
+            </w:pPr>
+            <w:r>
+              <w:rPr>
+                <w:rFonts w:ascii="Segoe UI" w:hAnsi="Segoe UI"/>
+                <w:b w:val="0"/>
+                <w:i w:val="0"/>
+                <w:color w:val="1E293B"/>
+                <w:sz w:val="18"/>
+              </w:rPr>
+              <w:t>Auditable list of calculated freight cost events with embedded snapshot hashes and formula explainability traces.</w:t>
+            </w:r>
+          </w:p>
+        </w:tc>
+      </w:tr>
+      <w:tr>
+        <w:tc>
+          <w:tcPr>
+            <w:tcW w:type="dxa" w:w="2304"/>
+            <w:shd w:fill="F8FAF9"/>
+            <w:tcMar>
+              <w:top w:w="100" w:type="dxa"/>
+              <w:bottom w:w="100" w:type="dxa"/>
+              <w:left w:w="150" w:type="dxa"/>
+              <w:right w:w="150" w:type="dxa"/>
+            </w:tcMar>
+          </w:tcPr>
+          <w:p>
+            <w:pPr>
+              <w:jc w:val="left"/>
+            </w:pPr>
+            <w:r>
+              <w:rPr>
+                <w:rFonts w:ascii="Segoe UI" w:hAnsi="Segoe UI"/>
+                <w:b w:val="0"/>
+                <w:i w:val="0"/>
+                <w:color w:val="1E293B"/>
+                <w:sz w:val="18"/>
+              </w:rPr>
+              <w:t>POST /api/freight/allocate</w:t>
+            </w:r>
+          </w:p>
+        </w:tc>
+        <w:tc>
+          <w:tcPr>
+            <w:tcW w:type="dxa" w:w="2016"/>
+            <w:shd w:fill="F8FAF9"/>
+            <w:tcMar>
+              <w:top w:w="100" w:type="dxa"/>
+              <w:bottom w:w="100" w:type="dxa"/>
+              <w:left w:w="150" w:type="dxa"/>
+              <w:right w:w="150" w:type="dxa"/>
+            </w:tcMar>
+          </w:tcPr>
+          <w:p>
+            <w:pPr>
+              <w:jc w:val="left"/>
+            </w:pPr>
+            <w:r>
+              <w:rPr>
+                <w:rFonts w:ascii="Segoe UI" w:hAnsi="Segoe UI"/>
+                <w:b w:val="0"/>
+                <w:i w:val="0"/>
+                <w:color w:val="1E293B"/>
+                <w:sz w:val="18"/>
+              </w:rPr>
+              <w:t>Payload: {event_id, allocation_method: 'WEIGHT'|'VALUE'|'PACKAGE'|'EQUAL', invoice_ids: [...]}</w:t>
+            </w:r>
+          </w:p>
+        </w:tc>
+        <w:tc>
+          <w:tcPr>
+            <w:tcW w:type="dxa" w:w="2304"/>
+            <w:shd w:fill="F8FAF9"/>
+            <w:tcMar>
+              <w:top w:w="100" w:type="dxa"/>
+              <w:bottom w:w="100" w:type="dxa"/>
+              <w:left w:w="150" w:type="dxa"/>
+              <w:right w:w="150" w:type="dxa"/>
+            </w:tcMar>
+          </w:tcPr>
+          <w:p>
+            <w:pPr>
+              <w:jc w:val="left"/>
+            </w:pPr>
+            <w:r>
+              <w:rPr>
+                <w:rFonts w:ascii="Segoe UI" w:hAnsi="Segoe UI"/>
+                <w:b w:val="0"/>
+                <w:i w:val="0"/>
+                <w:color w:val="1E293B"/>
+                <w:sz w:val="18"/>
+              </w:rPr>
+              <w:t>{status: 'SUCCESS', allocations: [{invoice_id, allocated_amount, allocated_pct}]}</w:t>
+            </w:r>
+          </w:p>
+        </w:tc>
+        <w:tc>
+          <w:tcPr>
+            <w:tcW w:type="dxa" w:w="2736"/>
+            <w:shd w:fill="F8FAF9"/>
+            <w:tcMar>
+              <w:top w:w="100" w:type="dxa"/>
+              <w:bottom w:w="100" w:type="dxa"/>
+              <w:left w:w="150" w:type="dxa"/>
+              <w:right w:w="150" w:type="dxa"/>
+            </w:tcMar>
+          </w:tcPr>
+          <w:p>
+            <w:pPr>
+              <w:jc w:val="left"/>
+            </w:pPr>
+            <w:r>
+              <w:rPr>
+                <w:rFonts w:ascii="Segoe UI" w:hAnsi="Segoe UI"/>
+                <w:b w:val="0"/>
+                <w:i w:val="0"/>
+                <w:color w:val="1E293B"/>
+                <w:sz w:val="18"/>
+              </w:rPr>
+              <w:t>Proportionally distributes consignment freight across individual sales invoices packaged in the same shipment.</w:t>
+            </w:r>
+          </w:p>
+        </w:tc>
+      </w:tr>
+      <w:tr>
+        <w:tc>
+          <w:tcPr>
+            <w:tcW w:type="dxa" w:w="2304"/>
+            <w:shd w:fill="FFFFFF"/>
+            <w:tcMar>
+              <w:top w:w="100" w:type="dxa"/>
+              <w:bottom w:w="100" w:type="dxa"/>
+              <w:left w:w="150" w:type="dxa"/>
+              <w:right w:w="150" w:type="dxa"/>
+            </w:tcMar>
+          </w:tcPr>
+          <w:p>
+            <w:pPr>
+              <w:jc w:val="left"/>
+            </w:pPr>
+            <w:r>
+              <w:rPr>
+                <w:rFonts w:ascii="Segoe UI" w:hAnsi="Segoe UI"/>
+                <w:b w:val="0"/>
+                <w:i w:val="0"/>
+                <w:color w:val="1E293B"/>
+                <w:sz w:val="18"/>
+              </w:rPr>
+              <w:t>GET /api/freight/reconciliation</w:t>
+            </w:r>
+          </w:p>
+        </w:tc>
+        <w:tc>
+          <w:tcPr>
+            <w:tcW w:type="dxa" w:w="2016"/>
+            <w:shd w:fill="FFFFFF"/>
+            <w:tcMar>
+              <w:top w:w="100" w:type="dxa"/>
+              <w:bottom w:w="100" w:type="dxa"/>
+              <w:left w:w="150" w:type="dxa"/>
+              <w:right w:w="150" w:type="dxa"/>
+            </w:tcMar>
+          </w:tcPr>
+          <w:p>
+            <w:pPr>
+              <w:jc w:val="left"/>
+            </w:pPr>
+            <w:r>
+              <w:rPr>
+                <w:rFonts w:ascii="Segoe UI" w:hAnsi="Segoe UI"/>
+                <w:b w:val="0"/>
+                <w:i w:val="0"/>
+                <w:color w:val="1E293B"/>
+                <w:sz w:val="18"/>
+              </w:rPr>
+              <w:t>Headers: Authorization: Bearer &lt;JWT&gt;</w:t>
+              <w:br/>
+              <w:t>Query: status (Optional str)</w:t>
+            </w:r>
+          </w:p>
+        </w:tc>
+        <w:tc>
+          <w:tcPr>
+            <w:tcW w:type="dxa" w:w="2304"/>
+            <w:shd w:fill="FFFFFF"/>
+            <w:tcMar>
+              <w:top w:w="100" w:type="dxa"/>
+              <w:bottom w:w="100" w:type="dxa"/>
+              <w:left w:w="150" w:type="dxa"/>
+              <w:right w:w="150" w:type="dxa"/>
+            </w:tcMar>
+          </w:tcPr>
+          <w:p>
+            <w:pPr>
+              <w:jc w:val="left"/>
+            </w:pPr>
+            <w:r>
+              <w:rPr>
+                <w:rFonts w:ascii="Segoe UI" w:hAnsi="Segoe UI"/>
+                <w:b w:val="0"/>
+                <w:i w:val="0"/>
+                <w:color w:val="1E293B"/>
+                <w:sz w:val="18"/>
+              </w:rPr>
+              <w:t>{reconciliations: [{id, statement_ref, carrier_billed_val, system_expected_val, variance_val, status}]}</w:t>
+            </w:r>
+          </w:p>
+        </w:tc>
+        <w:tc>
+          <w:tcPr>
+            <w:tcW w:type="dxa" w:w="2736"/>
+            <w:shd w:fill="FFFFFF"/>
+            <w:tcMar>
+              <w:top w:w="100" w:type="dxa"/>
+              <w:bottom w:w="100" w:type="dxa"/>
+              <w:left w:w="150" w:type="dxa"/>
+              <w:right w:w="150" w:type="dxa"/>
+            </w:tcMar>
+          </w:tcPr>
+          <w:p>
+            <w:pPr>
+              <w:jc w:val="left"/>
+            </w:pPr>
+            <w:r>
+              <w:rPr>
+                <w:rFonts w:ascii="Segoe UI" w:hAnsi="Segoe UI"/>
+                <w:b w:val="0"/>
+                <w:i w:val="0"/>
+                <w:color w:val="1E293B"/>
+                <w:sz w:val="18"/>
+              </w:rPr>
+              <w:t>Lists transporter billing statements with three-way variance status tagging (MATCHED, TOLERABLE, UNAPPROVED_EXCESS, DISPUTED).</w:t>
+            </w:r>
+          </w:p>
+        </w:tc>
+      </w:tr>
+      <w:tr>
+        <w:tc>
+          <w:tcPr>
+            <w:tcW w:type="dxa" w:w="2304"/>
+            <w:shd w:fill="F8FAF9"/>
+            <w:tcMar>
+              <w:top w:w="100" w:type="dxa"/>
+              <w:bottom w:w="100" w:type="dxa"/>
+              <w:left w:w="150" w:type="dxa"/>
+              <w:right w:w="150" w:type="dxa"/>
+            </w:tcMar>
+          </w:tcPr>
+          <w:p>
+            <w:pPr>
+              <w:jc w:val="left"/>
+            </w:pPr>
+            <w:r>
+              <w:rPr>
+                <w:rFonts w:ascii="Segoe UI" w:hAnsi="Segoe UI"/>
+                <w:b w:val="0"/>
+                <w:i w:val="0"/>
+                <w:color w:val="1E293B"/>
+                <w:sz w:val="18"/>
+              </w:rPr>
+              <w:t>POST /api/freight/reconciliation</w:t>
+            </w:r>
+          </w:p>
+        </w:tc>
+        <w:tc>
+          <w:tcPr>
+            <w:tcW w:type="dxa" w:w="2016"/>
+            <w:shd w:fill="F8FAF9"/>
+            <w:tcMar>
+              <w:top w:w="100" w:type="dxa"/>
+              <w:bottom w:w="100" w:type="dxa"/>
+              <w:left w:w="150" w:type="dxa"/>
+              <w:right w:w="150" w:type="dxa"/>
+            </w:tcMar>
+          </w:tcPr>
+          <w:p>
+            <w:pPr>
+              <w:jc w:val="left"/>
+            </w:pPr>
+            <w:r>
+              <w:rPr>
+                <w:rFonts w:ascii="Segoe UI" w:hAnsi="Segoe UI"/>
+                <w:b w:val="0"/>
+                <w:i w:val="0"/>
+                <w:color w:val="1E293B"/>
+                <w:sz w:val="18"/>
+              </w:rPr>
+              <w:t>Payload: {statement_ref, contract_id, carrier_billed_val, consignment_ids: [...]}</w:t>
+            </w:r>
+          </w:p>
+        </w:tc>
+        <w:tc>
+          <w:tcPr>
+            <w:tcW w:type="dxa" w:w="2304"/>
+            <w:shd w:fill="F8FAF9"/>
+            <w:tcMar>
+              <w:top w:w="100" w:type="dxa"/>
+              <w:bottom w:w="100" w:type="dxa"/>
+              <w:left w:w="150" w:type="dxa"/>
+              <w:right w:w="150" w:type="dxa"/>
+            </w:tcMar>
+          </w:tcPr>
+          <w:p>
+            <w:pPr>
+              <w:jc w:val="left"/>
+            </w:pPr>
+            <w:r>
+              <w:rPr>
+                <w:rFonts w:ascii="Segoe UI" w:hAnsi="Segoe UI"/>
+                <w:b w:val="0"/>
+                <w:i w:val="0"/>
+                <w:color w:val="1E293B"/>
+                <w:sz w:val="18"/>
+              </w:rPr>
+              <w:t>{status: 'SUCCESS', reconciliation: {id, variance_val, status: 'TOLERABLE'|'UNAPPROVED_EXCESS'}}</w:t>
+            </w:r>
+          </w:p>
+        </w:tc>
+        <w:tc>
+          <w:tcPr>
+            <w:tcW w:type="dxa" w:w="2736"/>
+            <w:shd w:fill="F8FAF9"/>
+            <w:tcMar>
+              <w:top w:w="100" w:type="dxa"/>
+              <w:bottom w:w="100" w:type="dxa"/>
+              <w:left w:w="150" w:type="dxa"/>
+              <w:right w:w="150" w:type="dxa"/>
+            </w:tcMar>
+          </w:tcPr>
+          <w:p>
+            <w:pPr>
+              <w:jc w:val="left"/>
+            </w:pPr>
+            <w:r>
+              <w:rPr>
+                <w:rFonts w:ascii="Segoe UI" w:hAnsi="Segoe UI"/>
+                <w:b w:val="0"/>
+                <w:i w:val="0"/>
+                <w:color w:val="1E293B"/>
+                <w:sz w:val="18"/>
+              </w:rPr>
+              <w:t>Records transporter invoice for automated three-way matching against system rated costs with variance calculation.</w:t>
+            </w:r>
+          </w:p>
+        </w:tc>
+      </w:tr>
+      <w:tr>
+        <w:tc>
+          <w:tcPr>
+            <w:tcW w:type="dxa" w:w="2304"/>
+            <w:shd w:fill="FFFFFF"/>
+            <w:tcMar>
+              <w:top w:w="100" w:type="dxa"/>
+              <w:bottom w:w="100" w:type="dxa"/>
+              <w:left w:w="150" w:type="dxa"/>
+              <w:right w:w="150" w:type="dxa"/>
+            </w:tcMar>
+          </w:tcPr>
+          <w:p>
+            <w:pPr>
+              <w:jc w:val="left"/>
+            </w:pPr>
+            <w:r>
+              <w:rPr>
+                <w:rFonts w:ascii="Segoe UI" w:hAnsi="Segoe UI"/>
+                <w:b w:val="0"/>
+                <w:i w:val="0"/>
+                <w:color w:val="1E293B"/>
+                <w:sz w:val="18"/>
+              </w:rPr>
+              <w:t>POST /api/freight/reconciliation/{id}/action</w:t>
+            </w:r>
+          </w:p>
+        </w:tc>
+        <w:tc>
+          <w:tcPr>
+            <w:tcW w:type="dxa" w:w="2016"/>
+            <w:shd w:fill="FFFFFF"/>
+            <w:tcMar>
+              <w:top w:w="100" w:type="dxa"/>
+              <w:bottom w:w="100" w:type="dxa"/>
+              <w:left w:w="150" w:type="dxa"/>
+              <w:right w:w="150" w:type="dxa"/>
+            </w:tcMar>
+          </w:tcPr>
+          <w:p>
+            <w:pPr>
+              <w:jc w:val="left"/>
+            </w:pPr>
+            <w:r>
+              <w:rPr>
+                <w:rFonts w:ascii="Segoe UI" w:hAnsi="Segoe UI"/>
+                <w:b w:val="0"/>
+                <w:i w:val="0"/>
+                <w:color w:val="1E293B"/>
+                <w:sz w:val="18"/>
+              </w:rPr>
+              <w:t>Path: id (UUID)</w:t>
+              <w:br/>
+              <w:t>Payload: {action: 'APPROVE'|'DISPUTE'|'POST_GL', notes: str}</w:t>
+            </w:r>
+          </w:p>
+        </w:tc>
+        <w:tc>
+          <w:tcPr>
+            <w:tcW w:type="dxa" w:w="2304"/>
+            <w:shd w:fill="FFFFFF"/>
+            <w:tcMar>
+              <w:top w:w="100" w:type="dxa"/>
+              <w:bottom w:w="100" w:type="dxa"/>
+              <w:left w:w="150" w:type="dxa"/>
+              <w:right w:w="150" w:type="dxa"/>
+            </w:tcMar>
+          </w:tcPr>
+          <w:p>
+            <w:pPr>
+              <w:jc w:val="left"/>
+            </w:pPr>
+            <w:r>
+              <w:rPr>
+                <w:rFonts w:ascii="Segoe UI" w:hAnsi="Segoe UI"/>
+                <w:b w:val="0"/>
+                <w:i w:val="0"/>
+                <w:color w:val="1E293B"/>
+                <w:sz w:val="18"/>
+              </w:rPr>
+              <w:t>{status: 'SUCCESS', reconciliation: {id, status, gl_posting_ref}}</w:t>
+            </w:r>
+          </w:p>
+        </w:tc>
+        <w:tc>
+          <w:tcPr>
+            <w:tcW w:type="dxa" w:w="2736"/>
+            <w:shd w:fill="FFFFFF"/>
+            <w:tcMar>
+              <w:top w:w="100" w:type="dxa"/>
+              <w:bottom w:w="100" w:type="dxa"/>
+              <w:left w:w="150" w:type="dxa"/>
+              <w:right w:w="150" w:type="dxa"/>
+            </w:tcMar>
+          </w:tcPr>
+          <w:p>
+            <w:pPr>
+              <w:jc w:val="left"/>
+            </w:pPr>
+            <w:r>
+              <w:rPr>
+                <w:rFonts w:ascii="Segoe UI" w:hAnsi="Segoe UI"/>
+                <w:b w:val="0"/>
+                <w:i w:val="0"/>
+                <w:color w:val="1E293B"/>
+                <w:sz w:val="18"/>
+              </w:rPr>
+              <w:t>Executes 1-click invoice approval, dispute logging, or automated double-entry GL posting to Platform Admin Account 5200.</w:t>
+            </w:r>
+          </w:p>
+        </w:tc>
+      </w:tr>
+      <w:tr>
+        <w:tc>
+          <w:tcPr>
+            <w:tcW w:type="dxa" w:w="2304"/>
+            <w:shd w:fill="F8FAF9"/>
+            <w:tcMar>
+              <w:top w:w="100" w:type="dxa"/>
+              <w:bottom w:w="100" w:type="dxa"/>
+              <w:left w:w="150" w:type="dxa"/>
+              <w:right w:w="150" w:type="dxa"/>
+            </w:tcMar>
+          </w:tcPr>
+          <w:p>
+            <w:pPr>
+              <w:jc w:val="left"/>
+            </w:pPr>
+            <w:r>
+              <w:rPr>
+                <w:rFonts w:ascii="Segoe UI" w:hAnsi="Segoe UI"/>
+                <w:b w:val="0"/>
+                <w:i w:val="0"/>
+                <w:color w:val="1E293B"/>
+                <w:sz w:val="18"/>
+              </w:rPr>
+              <w:t>GET /api/freight/policies</w:t>
+            </w:r>
+          </w:p>
+        </w:tc>
+        <w:tc>
+          <w:tcPr>
+            <w:tcW w:type="dxa" w:w="2016"/>
+            <w:shd w:fill="F8FAF9"/>
+            <w:tcMar>
+              <w:top w:w="100" w:type="dxa"/>
+              <w:bottom w:w="100" w:type="dxa"/>
+              <w:left w:w="150" w:type="dxa"/>
+              <w:right w:w="150" w:type="dxa"/>
+            </w:tcMar>
+          </w:tcPr>
+          <w:p>
+            <w:pPr>
+              <w:jc w:val="left"/>
+            </w:pPr>
+            <w:r>
+              <w:rPr>
+                <w:rFonts w:ascii="Segoe UI" w:hAnsi="Segoe UI"/>
+                <w:b w:val="0"/>
+                <w:i w:val="0"/>
+                <w:color w:val="1E293B"/>
+                <w:sz w:val="18"/>
+              </w:rPr>
+              <w:t>Headers: Authorization: Bearer &lt;JWT&gt;</w:t>
+            </w:r>
+          </w:p>
+        </w:tc>
+        <w:tc>
+          <w:tcPr>
+            <w:tcW w:type="dxa" w:w="2304"/>
+            <w:shd w:fill="F8FAF9"/>
+            <w:tcMar>
+              <w:top w:w="100" w:type="dxa"/>
+              <w:bottom w:w="100" w:type="dxa"/>
+              <w:left w:w="150" w:type="dxa"/>
+              <w:right w:w="150" w:type="dxa"/>
+            </w:tcMar>
+          </w:tcPr>
+          <w:p>
+            <w:pPr>
+              <w:jc w:val="left"/>
+            </w:pPr>
+            <w:r>
+              <w:rPr>
+                <w:rFonts w:ascii="Segoe UI" w:hAnsi="Segoe UI"/>
+                <w:b w:val="0"/>
+                <w:i w:val="0"/>
+                <w:color w:val="1E293B"/>
+                <w:sz w:val="18"/>
+              </w:rPr>
+              <w:t>{policies: [{id, scope, bearer, gl_account_code: '5200', is_active: true}]}</w:t>
+            </w:r>
+          </w:p>
+        </w:tc>
+        <w:tc>
+          <w:tcPr>
+            <w:tcW w:type="dxa" w:w="2736"/>
+            <w:shd w:fill="F8FAF9"/>
+            <w:tcMar>
+              <w:top w:w="100" w:type="dxa"/>
+              <w:bottom w:w="100" w:type="dxa"/>
+              <w:left w:w="150" w:type="dxa"/>
+              <w:right w:w="150" w:type="dxa"/>
+            </w:tcMar>
+          </w:tcPr>
+          <w:p>
+            <w:pPr>
+              <w:jc w:val="left"/>
+            </w:pPr>
+            <w:r>
+              <w:rPr>
+                <w:rFonts w:ascii="Segoe UI" w:hAnsi="Segoe UI"/>
+                <w:b w:val="0"/>
+                <w:i w:val="0"/>
+                <w:color w:val="1E293B"/>
+                <w:sz w:val="18"/>
+              </w:rPr>
+              <w:t>Returns active cost-bearer policies confirming Client Company GL protection and Platform Admin GL recognition.</w:t>
+            </w:r>
+          </w:p>
+        </w:tc>
+      </w:tr>
+    </w:tbl>
+    <w:p>
+      <w:pPr>
+        <w:spacing w:after="160"/>
+      </w:pPr>
+    </w:p>
+    <w:p>
+      <w:pPr>
+        <w:keepNext/>
+        <w:spacing w:before="280" w:after="120"/>
+      </w:pPr>
+      <w:r>
+        <w:rPr>
+          <w:rFonts w:ascii="Segoe UI" w:hAnsi="Segoe UI"/>
+          <w:b/>
+          <w:i w:val="0"/>
+          <w:color w:val="2D6A4F"/>
+          <w:sz w:val="27"/>
+        </w:rPr>
+        <w:t>21.3 Terminal Cockpits, Screen Layouts, Hotkeys &amp; UI Element Catalog</w:t>
       </w:r>
     </w:p>
     <w:p>
@@ -19700,7 +22434,7 @@
           <w:color w:val="1E293B"/>
           <w:sz w:val="21"/>
         </w:rPr>
-        <w:t>• FreightRateRule &amp; FreightAncillaryRule: Tiered weight slabs, base rates, minimum charges, and ancillary surcharges (Loading ₹300, Toll ₹450, Hamali ₹15/pkg, Transit Cover 0.5%, Demurrage ₹500).</w:t>
+        <w:t>DOC-35 provides two high-density Marg/Tally terminal cockpits designed for rapid zero-mouse operation:</w:t>
       </w:r>
     </w:p>
     <w:p>
@@ -19716,7 +22450,7 @@
           <w:color w:val="1E293B"/>
           <w:sz w:val="21"/>
         </w:rPr>
-        <w:t>• FreightCostEvent &amp; FreightCalculationSnapshot: Atomic cost facts linked to DOC-34 consignments with complete formula explainability traces.</w:t>
+        <w:t>1. Freight Rate Master (/freight/contracts): Features 4 top KPI telemetry cards, rate card matrix, and an interactive Calculation Sandbox [F4] with live parameter inputs and formula breakdown.</w:t>
       </w:r>
     </w:p>
     <w:p>
@@ -19732,7 +22466,7 @@
           <w:color w:val="1E293B"/>
           <w:sz w:val="21"/>
         </w:rPr>
-        <w:t>• FreightAllocation &amp; FreightRecovery: Multi-document proportional splitting (Weight, Value, Packages, Equal) and commercial customer/principal recovery accounting.</w:t>
+        <w:t>2. Transporter Billing &amp; Reconciliation Desk (/freight/reconciliation): Features 4 statement status KPI cards, three-way match audit grid, manual bill entry modal [F6], and 1-click GL posting to Account 5200.</w:t>
       </w:r>
     </w:p>
     <w:p>
@@ -19748,23 +22482,7 @@
           <w:color w:val="1E293B"/>
           <w:sz w:val="21"/>
         </w:rPr>
-        <w:t>• FreightReconciliation: Three-way match workbench for auditing transporter statements against expected dispatches.</w:t>
-      </w:r>
-    </w:p>
-    <w:p>
-      <w:pPr>
-        <w:keepNext/>
-        <w:spacing w:before="280" w:after="120"/>
-      </w:pPr>
-      <w:r>
-        <w:rPr>
-          <w:rFonts w:ascii="Segoe UI" w:hAnsi="Segoe UI"/>
-          <w:b/>
-          <w:i w:val="0"/>
-          <w:color w:val="2D6A4F"/>
-          <w:sz w:val="27"/>
-        </w:rPr>
-        <w:t>21.2 Interactive UI Cockpits &amp; Verification Proof</w:t>
+        <w:t>3. Counter Workbench Launcher: Added #hub-btn-freight-management launcher tile to the Home Screen with global hotkey [Ctrl+2].</w:t>
       </w:r>
     </w:p>
     <w:p>
@@ -19780,7 +22498,2461 @@
           <w:color w:val="1E293B"/>
           <w:sz w:val="21"/>
         </w:rPr>
-        <w:t>The frontend delivers two dedicated luxury Marg-themed cockpits:</w:t>
+        <w:t>4. Zero-Mouse Operational Guarantee: 100% keyboard navigable with [F6] New Contract/Bill modal, [F4] Sandbox toggle, and [Esc] hierarchical dismissal.</w:t>
+      </w:r>
+    </w:p>
+    <w:tbl>
+      <w:tblPr>
+        <w:tblW w:type="auto" w:w="0"/>
+        <w:jc w:val="center"/>
+        <w:tblLook w:firstColumn="1" w:firstRow="1" w:lastColumn="0" w:lastRow="0" w:noHBand="0" w:noVBand="1" w:val="04A0"/>
+      </w:tblPr>
+      <w:tblGrid>
+        <w:gridCol w:w="2340"/>
+        <w:gridCol w:w="2340"/>
+        <w:gridCol w:w="2340"/>
+        <w:gridCol w:w="2340"/>
+      </w:tblGrid>
+      <w:tr>
+        <w:tc>
+          <w:tcPr>
+            <w:tcW w:type="dxa" w:w="2160"/>
+            <w:shd w:fill="1B4332"/>
+            <w:tcMar>
+              <w:top w:w="140" w:type="dxa"/>
+              <w:bottom w:w="140" w:type="dxa"/>
+              <w:left w:w="160" w:type="dxa"/>
+              <w:right w:w="160" w:type="dxa"/>
+            </w:tcMar>
+          </w:tcPr>
+          <w:p>
+            <w:pPr>
+              <w:jc w:val="left"/>
+            </w:pPr>
+            <w:r>
+              <w:rPr>
+                <w:rFonts w:ascii="Segoe UI" w:hAnsi="Segoe UI"/>
+                <w:b/>
+                <w:i w:val="0"/>
+                <w:color w:val="FFFFFF"/>
+                <w:sz w:val="19"/>
+              </w:rPr>
+              <w:t>Screen / Cockpit Location</w:t>
+            </w:r>
+          </w:p>
+        </w:tc>
+        <w:tc>
+          <w:tcPr>
+            <w:tcW w:type="dxa" w:w="2448"/>
+            <w:shd w:fill="1B4332"/>
+            <w:tcMar>
+              <w:top w:w="140" w:type="dxa"/>
+              <w:bottom w:w="140" w:type="dxa"/>
+              <w:left w:w="160" w:type="dxa"/>
+              <w:right w:w="160" w:type="dxa"/>
+            </w:tcMar>
+          </w:tcPr>
+          <w:p>
+            <w:pPr>
+              <w:jc w:val="left"/>
+            </w:pPr>
+            <w:r>
+              <w:rPr>
+                <w:rFonts w:ascii="Segoe UI" w:hAnsi="Segoe UI"/>
+                <w:b/>
+                <w:i w:val="0"/>
+                <w:color w:val="FFFFFF"/>
+                <w:sz w:val="19"/>
+              </w:rPr>
+              <w:t>Element ID Selector</w:t>
+            </w:r>
+          </w:p>
+        </w:tc>
+        <w:tc>
+          <w:tcPr>
+            <w:tcW w:type="dxa" w:w="1728"/>
+            <w:shd w:fill="1B4332"/>
+            <w:tcMar>
+              <w:top w:w="140" w:type="dxa"/>
+              <w:bottom w:w="140" w:type="dxa"/>
+              <w:left w:w="160" w:type="dxa"/>
+              <w:right w:w="160" w:type="dxa"/>
+            </w:tcMar>
+          </w:tcPr>
+          <w:p>
+            <w:pPr>
+              <w:jc w:val="left"/>
+            </w:pPr>
+            <w:r>
+              <w:rPr>
+                <w:rFonts w:ascii="Segoe UI" w:hAnsi="Segoe UI"/>
+                <w:b/>
+                <w:i w:val="0"/>
+                <w:color w:val="FFFFFF"/>
+                <w:sz w:val="19"/>
+              </w:rPr>
+              <w:t>Input / Control Type</w:t>
+            </w:r>
+          </w:p>
+        </w:tc>
+        <w:tc>
+          <w:tcPr>
+            <w:tcW w:type="dxa" w:w="3024"/>
+            <w:shd w:fill="1B4332"/>
+            <w:tcMar>
+              <w:top w:w="140" w:type="dxa"/>
+              <w:bottom w:w="140" w:type="dxa"/>
+              <w:left w:w="160" w:type="dxa"/>
+              <w:right w:w="160" w:type="dxa"/>
+            </w:tcMar>
+          </w:tcPr>
+          <w:p>
+            <w:pPr>
+              <w:jc w:val="left"/>
+            </w:pPr>
+            <w:r>
+              <w:rPr>
+                <w:rFonts w:ascii="Segoe UI" w:hAnsi="Segoe UI"/>
+                <w:b/>
+                <w:i w:val="0"/>
+                <w:color w:val="FFFFFF"/>
+                <w:sz w:val="19"/>
+              </w:rPr>
+              <w:t>Operational Role &amp; Zero-Mouse Trigger</w:t>
+            </w:r>
+          </w:p>
+        </w:tc>
+      </w:tr>
+      <w:tr>
+        <w:tc>
+          <w:tcPr>
+            <w:tcW w:type="dxa" w:w="2160"/>
+            <w:shd w:fill="FFFFFF"/>
+            <w:tcMar>
+              <w:top w:w="100" w:type="dxa"/>
+              <w:bottom w:w="100" w:type="dxa"/>
+              <w:left w:w="150" w:type="dxa"/>
+              <w:right w:w="150" w:type="dxa"/>
+            </w:tcMar>
+          </w:tcPr>
+          <w:p>
+            <w:pPr>
+              <w:jc w:val="left"/>
+            </w:pPr>
+            <w:r>
+              <w:rPr>
+                <w:rFonts w:ascii="Segoe UI" w:hAnsi="Segoe UI"/>
+                <w:b w:val="0"/>
+                <w:i w:val="0"/>
+                <w:color w:val="1E293B"/>
+                <w:sz w:val="18"/>
+              </w:rPr>
+              <w:t>Counter Workbench (/)</w:t>
+            </w:r>
+          </w:p>
+        </w:tc>
+        <w:tc>
+          <w:tcPr>
+            <w:tcW w:type="dxa" w:w="2448"/>
+            <w:shd w:fill="FFFFFF"/>
+            <w:tcMar>
+              <w:top w:w="100" w:type="dxa"/>
+              <w:bottom w:w="100" w:type="dxa"/>
+              <w:left w:w="150" w:type="dxa"/>
+              <w:right w:w="150" w:type="dxa"/>
+            </w:tcMar>
+          </w:tcPr>
+          <w:p>
+            <w:pPr>
+              <w:jc w:val="left"/>
+            </w:pPr>
+            <w:r>
+              <w:rPr>
+                <w:rFonts w:ascii="Segoe UI" w:hAnsi="Segoe UI"/>
+                <w:b w:val="0"/>
+                <w:i w:val="0"/>
+                <w:color w:val="1E293B"/>
+                <w:sz w:val="18"/>
+              </w:rPr>
+              <w:t>#hub-btn-freight-management</w:t>
+            </w:r>
+          </w:p>
+        </w:tc>
+        <w:tc>
+          <w:tcPr>
+            <w:tcW w:type="dxa" w:w="1728"/>
+            <w:shd w:fill="FFFFFF"/>
+            <w:tcMar>
+              <w:top w:w="100" w:type="dxa"/>
+              <w:bottom w:w="100" w:type="dxa"/>
+              <w:left w:w="150" w:type="dxa"/>
+              <w:right w:w="150" w:type="dxa"/>
+            </w:tcMar>
+          </w:tcPr>
+          <w:p>
+            <w:pPr>
+              <w:jc w:val="left"/>
+            </w:pPr>
+            <w:r>
+              <w:rPr>
+                <w:rFonts w:ascii="Segoe UI" w:hAnsi="Segoe UI"/>
+                <w:b w:val="0"/>
+                <w:i w:val="0"/>
+                <w:color w:val="1E293B"/>
+                <w:sz w:val="18"/>
+              </w:rPr>
+              <w:t>Hub Tile Button [Ctrl+2]</w:t>
+            </w:r>
+          </w:p>
+        </w:tc>
+        <w:tc>
+          <w:tcPr>
+            <w:tcW w:type="dxa" w:w="3024"/>
+            <w:shd w:fill="FFFFFF"/>
+            <w:tcMar>
+              <w:top w:w="100" w:type="dxa"/>
+              <w:bottom w:w="100" w:type="dxa"/>
+              <w:left w:w="150" w:type="dxa"/>
+              <w:right w:w="150" w:type="dxa"/>
+            </w:tcMar>
+          </w:tcPr>
+          <w:p>
+            <w:pPr>
+              <w:jc w:val="left"/>
+            </w:pPr>
+            <w:r>
+              <w:rPr>
+                <w:rFonts w:ascii="Segoe UI" w:hAnsi="Segoe UI"/>
+                <w:b w:val="0"/>
+                <w:i w:val="0"/>
+                <w:color w:val="1E293B"/>
+                <w:sz w:val="18"/>
+              </w:rPr>
+              <w:t>Global launcher tile on Home Screen navigating directly to Freight Rate Master (/freight/contracts).</w:t>
+            </w:r>
+          </w:p>
+        </w:tc>
+      </w:tr>
+      <w:tr>
+        <w:tc>
+          <w:tcPr>
+            <w:tcW w:type="dxa" w:w="2160"/>
+            <w:shd w:fill="F8FAF9"/>
+            <w:tcMar>
+              <w:top w:w="100" w:type="dxa"/>
+              <w:bottom w:w="100" w:type="dxa"/>
+              <w:left w:w="150" w:type="dxa"/>
+              <w:right w:w="150" w:type="dxa"/>
+            </w:tcMar>
+          </w:tcPr>
+          <w:p>
+            <w:pPr>
+              <w:jc w:val="left"/>
+            </w:pPr>
+            <w:r>
+              <w:rPr>
+                <w:rFonts w:ascii="Segoe UI" w:hAnsi="Segoe UI"/>
+                <w:b w:val="0"/>
+                <w:i w:val="0"/>
+                <w:color w:val="1E293B"/>
+                <w:sz w:val="18"/>
+              </w:rPr>
+              <w:t>Freight Rate Master (/freight/contracts)</w:t>
+            </w:r>
+          </w:p>
+        </w:tc>
+        <w:tc>
+          <w:tcPr>
+            <w:tcW w:type="dxa" w:w="2448"/>
+            <w:shd w:fill="F8FAF9"/>
+            <w:tcMar>
+              <w:top w:w="100" w:type="dxa"/>
+              <w:bottom w:w="100" w:type="dxa"/>
+              <w:left w:w="150" w:type="dxa"/>
+              <w:right w:w="150" w:type="dxa"/>
+            </w:tcMar>
+          </w:tcPr>
+          <w:p>
+            <w:pPr>
+              <w:jc w:val="left"/>
+            </w:pPr>
+            <w:r>
+              <w:rPr>
+                <w:rFonts w:ascii="Segoe UI" w:hAnsi="Segoe UI"/>
+                <w:b w:val="0"/>
+                <w:i w:val="0"/>
+                <w:color w:val="1E293B"/>
+                <w:sz w:val="18"/>
+              </w:rPr>
+              <w:t>#kpi-active-contracts</w:t>
+            </w:r>
+          </w:p>
+        </w:tc>
+        <w:tc>
+          <w:tcPr>
+            <w:tcW w:type="dxa" w:w="1728"/>
+            <w:shd w:fill="F8FAF9"/>
+            <w:tcMar>
+              <w:top w:w="100" w:type="dxa"/>
+              <w:bottom w:w="100" w:type="dxa"/>
+              <w:left w:w="150" w:type="dxa"/>
+              <w:right w:w="150" w:type="dxa"/>
+            </w:tcMar>
+          </w:tcPr>
+          <w:p>
+            <w:pPr>
+              <w:jc w:val="left"/>
+            </w:pPr>
+            <w:r>
+              <w:rPr>
+                <w:rFonts w:ascii="Segoe UI" w:hAnsi="Segoe UI"/>
+                <w:b w:val="0"/>
+                <w:i w:val="0"/>
+                <w:color w:val="1E293B"/>
+                <w:sz w:val="18"/>
+              </w:rPr>
+              <w:t>Telemetry Metric Card</w:t>
+            </w:r>
+          </w:p>
+        </w:tc>
+        <w:tc>
+          <w:tcPr>
+            <w:tcW w:type="dxa" w:w="3024"/>
+            <w:shd w:fill="F8FAF9"/>
+            <w:tcMar>
+              <w:top w:w="100" w:type="dxa"/>
+              <w:bottom w:w="100" w:type="dxa"/>
+              <w:left w:w="150" w:type="dxa"/>
+              <w:right w:w="150" w:type="dxa"/>
+            </w:tcMar>
+          </w:tcPr>
+          <w:p>
+            <w:pPr>
+              <w:jc w:val="left"/>
+            </w:pPr>
+            <w:r>
+              <w:rPr>
+                <w:rFonts w:ascii="Segoe UI" w:hAnsi="Segoe UI"/>
+                <w:b w:val="0"/>
+                <w:i w:val="0"/>
+                <w:color w:val="1E293B"/>
+                <w:sz w:val="18"/>
+              </w:rPr>
+              <w:t>Displays total active transporter rate contracts with configured slabs and lanes.</w:t>
+            </w:r>
+          </w:p>
+        </w:tc>
+      </w:tr>
+      <w:tr>
+        <w:tc>
+          <w:tcPr>
+            <w:tcW w:type="dxa" w:w="2160"/>
+            <w:shd w:fill="FFFFFF"/>
+            <w:tcMar>
+              <w:top w:w="100" w:type="dxa"/>
+              <w:bottom w:w="100" w:type="dxa"/>
+              <w:left w:w="150" w:type="dxa"/>
+              <w:right w:w="150" w:type="dxa"/>
+            </w:tcMar>
+          </w:tcPr>
+          <w:p>
+            <w:pPr>
+              <w:jc w:val="left"/>
+            </w:pPr>
+            <w:r>
+              <w:rPr>
+                <w:rFonts w:ascii="Segoe UI" w:hAnsi="Segoe UI"/>
+                <w:b w:val="0"/>
+                <w:i w:val="0"/>
+                <w:color w:val="1E293B"/>
+                <w:sz w:val="18"/>
+              </w:rPr>
+              <w:t>Freight Rate Master (/freight/contracts)</w:t>
+            </w:r>
+          </w:p>
+        </w:tc>
+        <w:tc>
+          <w:tcPr>
+            <w:tcW w:type="dxa" w:w="2448"/>
+            <w:shd w:fill="FFFFFF"/>
+            <w:tcMar>
+              <w:top w:w="100" w:type="dxa"/>
+              <w:bottom w:w="100" w:type="dxa"/>
+              <w:left w:w="150" w:type="dxa"/>
+              <w:right w:w="150" w:type="dxa"/>
+            </w:tcMar>
+          </w:tcPr>
+          <w:p>
+            <w:pPr>
+              <w:jc w:val="left"/>
+            </w:pPr>
+            <w:r>
+              <w:rPr>
+                <w:rFonts w:ascii="Segoe UI" w:hAnsi="Segoe UI"/>
+                <w:b w:val="0"/>
+                <w:i w:val="0"/>
+                <w:color w:val="1E293B"/>
+                <w:sz w:val="18"/>
+              </w:rPr>
+              <w:t>#kpi-freight-spend</w:t>
+            </w:r>
+          </w:p>
+        </w:tc>
+        <w:tc>
+          <w:tcPr>
+            <w:tcW w:type="dxa" w:w="1728"/>
+            <w:shd w:fill="FFFFFF"/>
+            <w:tcMar>
+              <w:top w:w="100" w:type="dxa"/>
+              <w:bottom w:w="100" w:type="dxa"/>
+              <w:left w:w="150" w:type="dxa"/>
+              <w:right w:w="150" w:type="dxa"/>
+            </w:tcMar>
+          </w:tcPr>
+          <w:p>
+            <w:pPr>
+              <w:jc w:val="left"/>
+            </w:pPr>
+            <w:r>
+              <w:rPr>
+                <w:rFonts w:ascii="Segoe UI" w:hAnsi="Segoe UI"/>
+                <w:b w:val="0"/>
+                <w:i w:val="0"/>
+                <w:color w:val="1E293B"/>
+                <w:sz w:val="18"/>
+              </w:rPr>
+              <w:t>Telemetry Metric Card</w:t>
+            </w:r>
+          </w:p>
+        </w:tc>
+        <w:tc>
+          <w:tcPr>
+            <w:tcW w:type="dxa" w:w="3024"/>
+            <w:shd w:fill="FFFFFF"/>
+            <w:tcMar>
+              <w:top w:w="100" w:type="dxa"/>
+              <w:bottom w:w="100" w:type="dxa"/>
+              <w:left w:w="150" w:type="dxa"/>
+              <w:right w:w="150" w:type="dxa"/>
+            </w:tcMar>
+          </w:tcPr>
+          <w:p>
+            <w:pPr>
+              <w:jc w:val="left"/>
+            </w:pPr>
+            <w:r>
+              <w:rPr>
+                <w:rFonts w:ascii="Segoe UI" w:hAnsi="Segoe UI"/>
+                <w:b w:val="0"/>
+                <w:i w:val="0"/>
+                <w:color w:val="1E293B"/>
+                <w:sz w:val="18"/>
+              </w:rPr>
+              <w:t>Displays gross freight expense recognized under Platform Admin General Ledger.</w:t>
+            </w:r>
+          </w:p>
+        </w:tc>
+      </w:tr>
+      <w:tr>
+        <w:tc>
+          <w:tcPr>
+            <w:tcW w:type="dxa" w:w="2160"/>
+            <w:shd w:fill="F8FAF9"/>
+            <w:tcMar>
+              <w:top w:w="100" w:type="dxa"/>
+              <w:bottom w:w="100" w:type="dxa"/>
+              <w:left w:w="150" w:type="dxa"/>
+              <w:right w:w="150" w:type="dxa"/>
+            </w:tcMar>
+          </w:tcPr>
+          <w:p>
+            <w:pPr>
+              <w:jc w:val="left"/>
+            </w:pPr>
+            <w:r>
+              <w:rPr>
+                <w:rFonts w:ascii="Segoe UI" w:hAnsi="Segoe UI"/>
+                <w:b w:val="0"/>
+                <w:i w:val="0"/>
+                <w:color w:val="1E293B"/>
+                <w:sz w:val="18"/>
+              </w:rPr>
+              <w:t>Freight Rate Master (/freight/contracts)</w:t>
+            </w:r>
+          </w:p>
+        </w:tc>
+        <w:tc>
+          <w:tcPr>
+            <w:tcW w:type="dxa" w:w="2448"/>
+            <w:shd w:fill="F8FAF9"/>
+            <w:tcMar>
+              <w:top w:w="100" w:type="dxa"/>
+              <w:bottom w:w="100" w:type="dxa"/>
+              <w:left w:w="150" w:type="dxa"/>
+              <w:right w:w="150" w:type="dxa"/>
+            </w:tcMar>
+          </w:tcPr>
+          <w:p>
+            <w:pPr>
+              <w:jc w:val="left"/>
+            </w:pPr>
+            <w:r>
+              <w:rPr>
+                <w:rFonts w:ascii="Segoe UI" w:hAnsi="Segoe UI"/>
+                <w:b w:val="0"/>
+                <w:i w:val="0"/>
+                <w:color w:val="1E293B"/>
+                <w:sz w:val="18"/>
+              </w:rPr>
+              <w:t>#kpi-total-recoveries</w:t>
+            </w:r>
+          </w:p>
+        </w:tc>
+        <w:tc>
+          <w:tcPr>
+            <w:tcW w:type="dxa" w:w="1728"/>
+            <w:shd w:fill="F8FAF9"/>
+            <w:tcMar>
+              <w:top w:w="100" w:type="dxa"/>
+              <w:bottom w:w="100" w:type="dxa"/>
+              <w:left w:w="150" w:type="dxa"/>
+              <w:right w:w="150" w:type="dxa"/>
+            </w:tcMar>
+          </w:tcPr>
+          <w:p>
+            <w:pPr>
+              <w:jc w:val="left"/>
+            </w:pPr>
+            <w:r>
+              <w:rPr>
+                <w:rFonts w:ascii="Segoe UI" w:hAnsi="Segoe UI"/>
+                <w:b w:val="0"/>
+                <w:i w:val="0"/>
+                <w:color w:val="1E293B"/>
+                <w:sz w:val="18"/>
+              </w:rPr>
+              <w:t>Telemetry Metric Card</w:t>
+            </w:r>
+          </w:p>
+        </w:tc>
+        <w:tc>
+          <w:tcPr>
+            <w:tcW w:type="dxa" w:w="3024"/>
+            <w:shd w:fill="F8FAF9"/>
+            <w:tcMar>
+              <w:top w:w="100" w:type="dxa"/>
+              <w:bottom w:w="100" w:type="dxa"/>
+              <w:left w:w="150" w:type="dxa"/>
+              <w:right w:w="150" w:type="dxa"/>
+            </w:tcMar>
+          </w:tcPr>
+          <w:p>
+            <w:pPr>
+              <w:jc w:val="left"/>
+            </w:pPr>
+            <w:r>
+              <w:rPr>
+                <w:rFonts w:ascii="Segoe UI" w:hAnsi="Segoe UI"/>
+                <w:b w:val="0"/>
+                <w:i w:val="0"/>
+                <w:color w:val="1E293B"/>
+                <w:sz w:val="18"/>
+              </w:rPr>
+              <w:t>Displays aggregate freight recoveries billed to customers and principals.</w:t>
+            </w:r>
+          </w:p>
+        </w:tc>
+      </w:tr>
+      <w:tr>
+        <w:tc>
+          <w:tcPr>
+            <w:tcW w:type="dxa" w:w="2160"/>
+            <w:shd w:fill="FFFFFF"/>
+            <w:tcMar>
+              <w:top w:w="100" w:type="dxa"/>
+              <w:bottom w:w="100" w:type="dxa"/>
+              <w:left w:w="150" w:type="dxa"/>
+              <w:right w:w="150" w:type="dxa"/>
+            </w:tcMar>
+          </w:tcPr>
+          <w:p>
+            <w:pPr>
+              <w:jc w:val="left"/>
+            </w:pPr>
+            <w:r>
+              <w:rPr>
+                <w:rFonts w:ascii="Segoe UI" w:hAnsi="Segoe UI"/>
+                <w:b w:val="0"/>
+                <w:i w:val="0"/>
+                <w:color w:val="1E293B"/>
+                <w:sz w:val="18"/>
+              </w:rPr>
+              <w:t>Freight Rate Master (/freight/contracts)</w:t>
+            </w:r>
+          </w:p>
+        </w:tc>
+        <w:tc>
+          <w:tcPr>
+            <w:tcW w:type="dxa" w:w="2448"/>
+            <w:shd w:fill="FFFFFF"/>
+            <w:tcMar>
+              <w:top w:w="100" w:type="dxa"/>
+              <w:bottom w:w="100" w:type="dxa"/>
+              <w:left w:w="150" w:type="dxa"/>
+              <w:right w:w="150" w:type="dxa"/>
+            </w:tcMar>
+          </w:tcPr>
+          <w:p>
+            <w:pPr>
+              <w:jc w:val="left"/>
+            </w:pPr>
+            <w:r>
+              <w:rPr>
+                <w:rFonts w:ascii="Segoe UI" w:hAnsi="Segoe UI"/>
+                <w:b w:val="0"/>
+                <w:i w:val="0"/>
+                <w:color w:val="1E293B"/>
+                <w:sz w:val="18"/>
+              </w:rPr>
+              <w:t>#kpi-logistics-margin</w:t>
+            </w:r>
+          </w:p>
+        </w:tc>
+        <w:tc>
+          <w:tcPr>
+            <w:tcW w:type="dxa" w:w="1728"/>
+            <w:shd w:fill="FFFFFF"/>
+            <w:tcMar>
+              <w:top w:w="100" w:type="dxa"/>
+              <w:bottom w:w="100" w:type="dxa"/>
+              <w:left w:w="150" w:type="dxa"/>
+              <w:right w:w="150" w:type="dxa"/>
+            </w:tcMar>
+          </w:tcPr>
+          <w:p>
+            <w:pPr>
+              <w:jc w:val="left"/>
+            </w:pPr>
+            <w:r>
+              <w:rPr>
+                <w:rFonts w:ascii="Segoe UI" w:hAnsi="Segoe UI"/>
+                <w:b w:val="0"/>
+                <w:i w:val="0"/>
+                <w:color w:val="1E293B"/>
+                <w:sz w:val="18"/>
+              </w:rPr>
+              <w:t>Telemetry Metric Card</w:t>
+            </w:r>
+          </w:p>
+        </w:tc>
+        <w:tc>
+          <w:tcPr>
+            <w:tcW w:type="dxa" w:w="3024"/>
+            <w:shd w:fill="FFFFFF"/>
+            <w:tcMar>
+              <w:top w:w="100" w:type="dxa"/>
+              <w:bottom w:w="100" w:type="dxa"/>
+              <w:left w:w="150" w:type="dxa"/>
+              <w:right w:w="150" w:type="dxa"/>
+            </w:tcMar>
+          </w:tcPr>
+          <w:p>
+            <w:pPr>
+              <w:jc w:val="left"/>
+            </w:pPr>
+            <w:r>
+              <w:rPr>
+                <w:rFonts w:ascii="Segoe UI" w:hAnsi="Segoe UI"/>
+                <w:b w:val="0"/>
+                <w:i w:val="0"/>
+                <w:color w:val="1E293B"/>
+                <w:sz w:val="18"/>
+              </w:rPr>
+              <w:t>Displays net logistics margin calculated as Total Recoveries minus Transporter Costs.</w:t>
+            </w:r>
+          </w:p>
+        </w:tc>
+      </w:tr>
+      <w:tr>
+        <w:tc>
+          <w:tcPr>
+            <w:tcW w:type="dxa" w:w="2160"/>
+            <w:shd w:fill="F8FAF9"/>
+            <w:tcMar>
+              <w:top w:w="100" w:type="dxa"/>
+              <w:bottom w:w="100" w:type="dxa"/>
+              <w:left w:w="150" w:type="dxa"/>
+              <w:right w:w="150" w:type="dxa"/>
+            </w:tcMar>
+          </w:tcPr>
+          <w:p>
+            <w:pPr>
+              <w:jc w:val="left"/>
+            </w:pPr>
+            <w:r>
+              <w:rPr>
+                <w:rFonts w:ascii="Segoe UI" w:hAnsi="Segoe UI"/>
+                <w:b w:val="0"/>
+                <w:i w:val="0"/>
+                <w:color w:val="1E293B"/>
+                <w:sz w:val="18"/>
+              </w:rPr>
+              <w:t>Freight Rate Master (/freight/contracts)</w:t>
+            </w:r>
+          </w:p>
+        </w:tc>
+        <w:tc>
+          <w:tcPr>
+            <w:tcW w:type="dxa" w:w="2448"/>
+            <w:shd w:fill="F8FAF9"/>
+            <w:tcMar>
+              <w:top w:w="100" w:type="dxa"/>
+              <w:bottom w:w="100" w:type="dxa"/>
+              <w:left w:w="150" w:type="dxa"/>
+              <w:right w:w="150" w:type="dxa"/>
+            </w:tcMar>
+          </w:tcPr>
+          <w:p>
+            <w:pPr>
+              <w:jc w:val="left"/>
+            </w:pPr>
+            <w:r>
+              <w:rPr>
+                <w:rFonts w:ascii="Segoe UI" w:hAnsi="Segoe UI"/>
+                <w:b w:val="0"/>
+                <w:i w:val="0"/>
+                <w:color w:val="1E293B"/>
+                <w:sz w:val="18"/>
+              </w:rPr>
+              <w:t>#btn-switch-tab-sandbox</w:t>
+            </w:r>
+          </w:p>
+        </w:tc>
+        <w:tc>
+          <w:tcPr>
+            <w:tcW w:type="dxa" w:w="1728"/>
+            <w:shd w:fill="F8FAF9"/>
+            <w:tcMar>
+              <w:top w:w="100" w:type="dxa"/>
+              <w:bottom w:w="100" w:type="dxa"/>
+              <w:left w:w="150" w:type="dxa"/>
+              <w:right w:w="150" w:type="dxa"/>
+            </w:tcMar>
+          </w:tcPr>
+          <w:p>
+            <w:pPr>
+              <w:jc w:val="left"/>
+            </w:pPr>
+            <w:r>
+              <w:rPr>
+                <w:rFonts w:ascii="Segoe UI" w:hAnsi="Segoe UI"/>
+                <w:b w:val="0"/>
+                <w:i w:val="0"/>
+                <w:color w:val="1E293B"/>
+                <w:sz w:val="18"/>
+              </w:rPr>
+              <w:t>Tab Button [F4]</w:t>
+            </w:r>
+          </w:p>
+        </w:tc>
+        <w:tc>
+          <w:tcPr>
+            <w:tcW w:type="dxa" w:w="3024"/>
+            <w:shd w:fill="F8FAF9"/>
+            <w:tcMar>
+              <w:top w:w="100" w:type="dxa"/>
+              <w:bottom w:w="100" w:type="dxa"/>
+              <w:left w:w="150" w:type="dxa"/>
+              <w:right w:w="150" w:type="dxa"/>
+            </w:tcMar>
+          </w:tcPr>
+          <w:p>
+            <w:pPr>
+              <w:jc w:val="left"/>
+            </w:pPr>
+            <w:r>
+              <w:rPr>
+                <w:rFonts w:ascii="Segoe UI" w:hAnsi="Segoe UI"/>
+                <w:b w:val="0"/>
+                <w:i w:val="0"/>
+                <w:color w:val="1E293B"/>
+                <w:sz w:val="18"/>
+              </w:rPr>
+              <w:t>Toggles interactive deterministic calculation sandbox for rating simulations.</w:t>
+            </w:r>
+          </w:p>
+        </w:tc>
+      </w:tr>
+      <w:tr>
+        <w:tc>
+          <w:tcPr>
+            <w:tcW w:type="dxa" w:w="2160"/>
+            <w:shd w:fill="FFFFFF"/>
+            <w:tcMar>
+              <w:top w:w="100" w:type="dxa"/>
+              <w:bottom w:w="100" w:type="dxa"/>
+              <w:left w:w="150" w:type="dxa"/>
+              <w:right w:w="150" w:type="dxa"/>
+            </w:tcMar>
+          </w:tcPr>
+          <w:p>
+            <w:pPr>
+              <w:jc w:val="left"/>
+            </w:pPr>
+            <w:r>
+              <w:rPr>
+                <w:rFonts w:ascii="Segoe UI" w:hAnsi="Segoe UI"/>
+                <w:b w:val="0"/>
+                <w:i w:val="0"/>
+                <w:color w:val="1E293B"/>
+                <w:sz w:val="18"/>
+              </w:rPr>
+              <w:t>Freight Rate Master (/freight/contracts)</w:t>
+            </w:r>
+          </w:p>
+        </w:tc>
+        <w:tc>
+          <w:tcPr>
+            <w:tcW w:type="dxa" w:w="2448"/>
+            <w:shd w:fill="FFFFFF"/>
+            <w:tcMar>
+              <w:top w:w="100" w:type="dxa"/>
+              <w:bottom w:w="100" w:type="dxa"/>
+              <w:left w:w="150" w:type="dxa"/>
+              <w:right w:w="150" w:type="dxa"/>
+            </w:tcMar>
+          </w:tcPr>
+          <w:p>
+            <w:pPr>
+              <w:jc w:val="left"/>
+            </w:pPr>
+            <w:r>
+              <w:rPr>
+                <w:rFonts w:ascii="Segoe UI" w:hAnsi="Segoe UI"/>
+                <w:b w:val="0"/>
+                <w:i w:val="0"/>
+                <w:color w:val="1E293B"/>
+                <w:sz w:val="18"/>
+              </w:rPr>
+              <w:t>#sandbox-origin-pincode</w:t>
+            </w:r>
+          </w:p>
+        </w:tc>
+        <w:tc>
+          <w:tcPr>
+            <w:tcW w:type="dxa" w:w="1728"/>
+            <w:shd w:fill="FFFFFF"/>
+            <w:tcMar>
+              <w:top w:w="100" w:type="dxa"/>
+              <w:bottom w:w="100" w:type="dxa"/>
+              <w:left w:w="150" w:type="dxa"/>
+              <w:right w:w="150" w:type="dxa"/>
+            </w:tcMar>
+          </w:tcPr>
+          <w:p>
+            <w:pPr>
+              <w:jc w:val="left"/>
+            </w:pPr>
+            <w:r>
+              <w:rPr>
+                <w:rFonts w:ascii="Segoe UI" w:hAnsi="Segoe UI"/>
+                <w:b w:val="0"/>
+                <w:i w:val="0"/>
+                <w:color w:val="1E293B"/>
+                <w:sz w:val="18"/>
+              </w:rPr>
+              <w:t>Input Field</w:t>
+            </w:r>
+          </w:p>
+        </w:tc>
+        <w:tc>
+          <w:tcPr>
+            <w:tcW w:type="dxa" w:w="3024"/>
+            <w:shd w:fill="FFFFFF"/>
+            <w:tcMar>
+              <w:top w:w="100" w:type="dxa"/>
+              <w:bottom w:w="100" w:type="dxa"/>
+              <w:left w:w="150" w:type="dxa"/>
+              <w:right w:w="150" w:type="dxa"/>
+            </w:tcMar>
+          </w:tcPr>
+          <w:p>
+            <w:pPr>
+              <w:jc w:val="left"/>
+            </w:pPr>
+            <w:r>
+              <w:rPr>
+                <w:rFonts w:ascii="Segoe UI" w:hAnsi="Segoe UI"/>
+                <w:b w:val="0"/>
+                <w:i w:val="0"/>
+                <w:color w:val="1E293B"/>
+                <w:sz w:val="18"/>
+              </w:rPr>
+              <w:t>Origin pincode input for automatic lane matching.</w:t>
+            </w:r>
+          </w:p>
+        </w:tc>
+      </w:tr>
+      <w:tr>
+        <w:tc>
+          <w:tcPr>
+            <w:tcW w:type="dxa" w:w="2160"/>
+            <w:shd w:fill="F8FAF9"/>
+            <w:tcMar>
+              <w:top w:w="100" w:type="dxa"/>
+              <w:bottom w:w="100" w:type="dxa"/>
+              <w:left w:w="150" w:type="dxa"/>
+              <w:right w:w="150" w:type="dxa"/>
+            </w:tcMar>
+          </w:tcPr>
+          <w:p>
+            <w:pPr>
+              <w:jc w:val="left"/>
+            </w:pPr>
+            <w:r>
+              <w:rPr>
+                <w:rFonts w:ascii="Segoe UI" w:hAnsi="Segoe UI"/>
+                <w:b w:val="0"/>
+                <w:i w:val="0"/>
+                <w:color w:val="1E293B"/>
+                <w:sz w:val="18"/>
+              </w:rPr>
+              <w:t>Freight Rate Master (/freight/contracts)</w:t>
+            </w:r>
+          </w:p>
+        </w:tc>
+        <w:tc>
+          <w:tcPr>
+            <w:tcW w:type="dxa" w:w="2448"/>
+            <w:shd w:fill="F8FAF9"/>
+            <w:tcMar>
+              <w:top w:w="100" w:type="dxa"/>
+              <w:bottom w:w="100" w:type="dxa"/>
+              <w:left w:w="150" w:type="dxa"/>
+              <w:right w:w="150" w:type="dxa"/>
+            </w:tcMar>
+          </w:tcPr>
+          <w:p>
+            <w:pPr>
+              <w:jc w:val="left"/>
+            </w:pPr>
+            <w:r>
+              <w:rPr>
+                <w:rFonts w:ascii="Segoe UI" w:hAnsi="Segoe UI"/>
+                <w:b w:val="0"/>
+                <w:i w:val="0"/>
+                <w:color w:val="1E293B"/>
+                <w:sz w:val="18"/>
+              </w:rPr>
+              <w:t>#sandbox-dest-pincode</w:t>
+            </w:r>
+          </w:p>
+        </w:tc>
+        <w:tc>
+          <w:tcPr>
+            <w:tcW w:type="dxa" w:w="1728"/>
+            <w:shd w:fill="F8FAF9"/>
+            <w:tcMar>
+              <w:top w:w="100" w:type="dxa"/>
+              <w:bottom w:w="100" w:type="dxa"/>
+              <w:left w:w="150" w:type="dxa"/>
+              <w:right w:w="150" w:type="dxa"/>
+            </w:tcMar>
+          </w:tcPr>
+          <w:p>
+            <w:pPr>
+              <w:jc w:val="left"/>
+            </w:pPr>
+            <w:r>
+              <w:rPr>
+                <w:rFonts w:ascii="Segoe UI" w:hAnsi="Segoe UI"/>
+                <w:b w:val="0"/>
+                <w:i w:val="0"/>
+                <w:color w:val="1E293B"/>
+                <w:sz w:val="18"/>
+              </w:rPr>
+              <w:t>Input Field</w:t>
+            </w:r>
+          </w:p>
+        </w:tc>
+        <w:tc>
+          <w:tcPr>
+            <w:tcW w:type="dxa" w:w="3024"/>
+            <w:shd w:fill="F8FAF9"/>
+            <w:tcMar>
+              <w:top w:w="100" w:type="dxa"/>
+              <w:bottom w:w="100" w:type="dxa"/>
+              <w:left w:w="150" w:type="dxa"/>
+              <w:right w:w="150" w:type="dxa"/>
+            </w:tcMar>
+          </w:tcPr>
+          <w:p>
+            <w:pPr>
+              <w:jc w:val="left"/>
+            </w:pPr>
+            <w:r>
+              <w:rPr>
+                <w:rFonts w:ascii="Segoe UI" w:hAnsi="Segoe UI"/>
+                <w:b w:val="0"/>
+                <w:i w:val="0"/>
+                <w:color w:val="1E293B"/>
+                <w:sz w:val="18"/>
+              </w:rPr>
+              <w:t>Destination pincode input for automatic lane matching.</w:t>
+            </w:r>
+          </w:p>
+        </w:tc>
+      </w:tr>
+      <w:tr>
+        <w:tc>
+          <w:tcPr>
+            <w:tcW w:type="dxa" w:w="2160"/>
+            <w:shd w:fill="FFFFFF"/>
+            <w:tcMar>
+              <w:top w:w="100" w:type="dxa"/>
+              <w:bottom w:w="100" w:type="dxa"/>
+              <w:left w:w="150" w:type="dxa"/>
+              <w:right w:w="150" w:type="dxa"/>
+            </w:tcMar>
+          </w:tcPr>
+          <w:p>
+            <w:pPr>
+              <w:jc w:val="left"/>
+            </w:pPr>
+            <w:r>
+              <w:rPr>
+                <w:rFonts w:ascii="Segoe UI" w:hAnsi="Segoe UI"/>
+                <w:b w:val="0"/>
+                <w:i w:val="0"/>
+                <w:color w:val="1E293B"/>
+                <w:sz w:val="18"/>
+              </w:rPr>
+              <w:t>Freight Rate Master (/freight/contracts)</w:t>
+            </w:r>
+          </w:p>
+        </w:tc>
+        <w:tc>
+          <w:tcPr>
+            <w:tcW w:type="dxa" w:w="2448"/>
+            <w:shd w:fill="FFFFFF"/>
+            <w:tcMar>
+              <w:top w:w="100" w:type="dxa"/>
+              <w:bottom w:w="100" w:type="dxa"/>
+              <w:left w:w="150" w:type="dxa"/>
+              <w:right w:w="150" w:type="dxa"/>
+            </w:tcMar>
+          </w:tcPr>
+          <w:p>
+            <w:pPr>
+              <w:jc w:val="left"/>
+            </w:pPr>
+            <w:r>
+              <w:rPr>
+                <w:rFonts w:ascii="Segoe UI" w:hAnsi="Segoe UI"/>
+                <w:b w:val="0"/>
+                <w:i w:val="0"/>
+                <w:color w:val="1E293B"/>
+                <w:sz w:val="18"/>
+              </w:rPr>
+              <w:t>#sandbox-weight-input</w:t>
+            </w:r>
+          </w:p>
+        </w:tc>
+        <w:tc>
+          <w:tcPr>
+            <w:tcW w:type="dxa" w:w="1728"/>
+            <w:shd w:fill="FFFFFF"/>
+            <w:tcMar>
+              <w:top w:w="100" w:type="dxa"/>
+              <w:bottom w:w="100" w:type="dxa"/>
+              <w:left w:w="150" w:type="dxa"/>
+              <w:right w:w="150" w:type="dxa"/>
+            </w:tcMar>
+          </w:tcPr>
+          <w:p>
+            <w:pPr>
+              <w:jc w:val="left"/>
+            </w:pPr>
+            <w:r>
+              <w:rPr>
+                <w:rFonts w:ascii="Segoe UI" w:hAnsi="Segoe UI"/>
+                <w:b w:val="0"/>
+                <w:i w:val="0"/>
+                <w:color w:val="1E293B"/>
+                <w:sz w:val="18"/>
+              </w:rPr>
+              <w:t>Input Field</w:t>
+            </w:r>
+          </w:p>
+        </w:tc>
+        <w:tc>
+          <w:tcPr>
+            <w:tcW w:type="dxa" w:w="3024"/>
+            <w:shd w:fill="FFFFFF"/>
+            <w:tcMar>
+              <w:top w:w="100" w:type="dxa"/>
+              <w:bottom w:w="100" w:type="dxa"/>
+              <w:left w:w="150" w:type="dxa"/>
+              <w:right w:w="150" w:type="dxa"/>
+            </w:tcMar>
+          </w:tcPr>
+          <w:p>
+            <w:pPr>
+              <w:jc w:val="left"/>
+            </w:pPr>
+            <w:r>
+              <w:rPr>
+                <w:rFonts w:ascii="Segoe UI" w:hAnsi="Segoe UI"/>
+                <w:b w:val="0"/>
+                <w:i w:val="0"/>
+                <w:color w:val="1E293B"/>
+                <w:sz w:val="18"/>
+              </w:rPr>
+              <w:t>Consignment gross weight in kg for tiered slab rating.</w:t>
+            </w:r>
+          </w:p>
+        </w:tc>
+      </w:tr>
+      <w:tr>
+        <w:tc>
+          <w:tcPr>
+            <w:tcW w:type="dxa" w:w="2160"/>
+            <w:shd w:fill="F8FAF9"/>
+            <w:tcMar>
+              <w:top w:w="100" w:type="dxa"/>
+              <w:bottom w:w="100" w:type="dxa"/>
+              <w:left w:w="150" w:type="dxa"/>
+              <w:right w:w="150" w:type="dxa"/>
+            </w:tcMar>
+          </w:tcPr>
+          <w:p>
+            <w:pPr>
+              <w:jc w:val="left"/>
+            </w:pPr>
+            <w:r>
+              <w:rPr>
+                <w:rFonts w:ascii="Segoe UI" w:hAnsi="Segoe UI"/>
+                <w:b w:val="0"/>
+                <w:i w:val="0"/>
+                <w:color w:val="1E293B"/>
+                <w:sz w:val="18"/>
+              </w:rPr>
+              <w:t>Freight Rate Master (/freight/contracts)</w:t>
+            </w:r>
+          </w:p>
+        </w:tc>
+        <w:tc>
+          <w:tcPr>
+            <w:tcW w:type="dxa" w:w="2448"/>
+            <w:shd w:fill="F8FAF9"/>
+            <w:tcMar>
+              <w:top w:w="100" w:type="dxa"/>
+              <w:bottom w:w="100" w:type="dxa"/>
+              <w:left w:w="150" w:type="dxa"/>
+              <w:right w:w="150" w:type="dxa"/>
+            </w:tcMar>
+          </w:tcPr>
+          <w:p>
+            <w:pPr>
+              <w:jc w:val="left"/>
+            </w:pPr>
+            <w:r>
+              <w:rPr>
+                <w:rFonts w:ascii="Segoe UI" w:hAnsi="Segoe UI"/>
+                <w:b w:val="0"/>
+                <w:i w:val="0"/>
+                <w:color w:val="1E293B"/>
+                <w:sz w:val="18"/>
+              </w:rPr>
+              <w:t>#sandbox-declared-value</w:t>
+            </w:r>
+          </w:p>
+        </w:tc>
+        <w:tc>
+          <w:tcPr>
+            <w:tcW w:type="dxa" w:w="1728"/>
+            <w:shd w:fill="F8FAF9"/>
+            <w:tcMar>
+              <w:top w:w="100" w:type="dxa"/>
+              <w:bottom w:w="100" w:type="dxa"/>
+              <w:left w:w="150" w:type="dxa"/>
+              <w:right w:w="150" w:type="dxa"/>
+            </w:tcMar>
+          </w:tcPr>
+          <w:p>
+            <w:pPr>
+              <w:jc w:val="left"/>
+            </w:pPr>
+            <w:r>
+              <w:rPr>
+                <w:rFonts w:ascii="Segoe UI" w:hAnsi="Segoe UI"/>
+                <w:b w:val="0"/>
+                <w:i w:val="0"/>
+                <w:color w:val="1E293B"/>
+                <w:sz w:val="18"/>
+              </w:rPr>
+              <w:t>Input Field</w:t>
+            </w:r>
+          </w:p>
+        </w:tc>
+        <w:tc>
+          <w:tcPr>
+            <w:tcW w:type="dxa" w:w="3024"/>
+            <w:shd w:fill="F8FAF9"/>
+            <w:tcMar>
+              <w:top w:w="100" w:type="dxa"/>
+              <w:bottom w:w="100" w:type="dxa"/>
+              <w:left w:w="150" w:type="dxa"/>
+              <w:right w:w="150" w:type="dxa"/>
+            </w:tcMar>
+          </w:tcPr>
+          <w:p>
+            <w:pPr>
+              <w:jc w:val="left"/>
+            </w:pPr>
+            <w:r>
+              <w:rPr>
+                <w:rFonts w:ascii="Segoe UI" w:hAnsi="Segoe UI"/>
+                <w:b w:val="0"/>
+                <w:i w:val="0"/>
+                <w:color w:val="1E293B"/>
+                <w:sz w:val="18"/>
+              </w:rPr>
+              <w:t>Declared shipment invoice value for percentage-based risk surcharges.</w:t>
+            </w:r>
+          </w:p>
+        </w:tc>
+      </w:tr>
+      <w:tr>
+        <w:tc>
+          <w:tcPr>
+            <w:tcW w:type="dxa" w:w="2160"/>
+            <w:shd w:fill="FFFFFF"/>
+            <w:tcMar>
+              <w:top w:w="100" w:type="dxa"/>
+              <w:bottom w:w="100" w:type="dxa"/>
+              <w:left w:w="150" w:type="dxa"/>
+              <w:right w:w="150" w:type="dxa"/>
+            </w:tcMar>
+          </w:tcPr>
+          <w:p>
+            <w:pPr>
+              <w:jc w:val="left"/>
+            </w:pPr>
+            <w:r>
+              <w:rPr>
+                <w:rFonts w:ascii="Segoe UI" w:hAnsi="Segoe UI"/>
+                <w:b w:val="0"/>
+                <w:i w:val="0"/>
+                <w:color w:val="1E293B"/>
+                <w:sz w:val="18"/>
+              </w:rPr>
+              <w:t>Freight Rate Master (/freight/contracts)</w:t>
+            </w:r>
+          </w:p>
+        </w:tc>
+        <w:tc>
+          <w:tcPr>
+            <w:tcW w:type="dxa" w:w="2448"/>
+            <w:shd w:fill="FFFFFF"/>
+            <w:tcMar>
+              <w:top w:w="100" w:type="dxa"/>
+              <w:bottom w:w="100" w:type="dxa"/>
+              <w:left w:w="150" w:type="dxa"/>
+              <w:right w:w="150" w:type="dxa"/>
+            </w:tcMar>
+          </w:tcPr>
+          <w:p>
+            <w:pPr>
+              <w:jc w:val="left"/>
+            </w:pPr>
+            <w:r>
+              <w:rPr>
+                <w:rFonts w:ascii="Segoe UI" w:hAnsi="Segoe UI"/>
+                <w:b w:val="0"/>
+                <w:i w:val="0"/>
+                <w:color w:val="1E293B"/>
+                <w:sz w:val="18"/>
+              </w:rPr>
+              <w:t>#btn-execute-calc</w:t>
+            </w:r>
+          </w:p>
+        </w:tc>
+        <w:tc>
+          <w:tcPr>
+            <w:tcW w:type="dxa" w:w="1728"/>
+            <w:shd w:fill="FFFFFF"/>
+            <w:tcMar>
+              <w:top w:w="100" w:type="dxa"/>
+              <w:bottom w:w="100" w:type="dxa"/>
+              <w:left w:w="150" w:type="dxa"/>
+              <w:right w:w="150" w:type="dxa"/>
+            </w:tcMar>
+          </w:tcPr>
+          <w:p>
+            <w:pPr>
+              <w:jc w:val="left"/>
+            </w:pPr>
+            <w:r>
+              <w:rPr>
+                <w:rFonts w:ascii="Segoe UI" w:hAnsi="Segoe UI"/>
+                <w:b w:val="0"/>
+                <w:i w:val="0"/>
+                <w:color w:val="1E293B"/>
+                <w:sz w:val="18"/>
+              </w:rPr>
+              <w:t>Action Button [Enter]</w:t>
+            </w:r>
+          </w:p>
+        </w:tc>
+        <w:tc>
+          <w:tcPr>
+            <w:tcW w:type="dxa" w:w="3024"/>
+            <w:shd w:fill="FFFFFF"/>
+            <w:tcMar>
+              <w:top w:w="100" w:type="dxa"/>
+              <w:bottom w:w="100" w:type="dxa"/>
+              <w:left w:w="150" w:type="dxa"/>
+              <w:right w:w="150" w:type="dxa"/>
+            </w:tcMar>
+          </w:tcPr>
+          <w:p>
+            <w:pPr>
+              <w:jc w:val="left"/>
+            </w:pPr>
+            <w:r>
+              <w:rPr>
+                <w:rFonts w:ascii="Segoe UI" w:hAnsi="Segoe UI"/>
+                <w:b w:val="0"/>
+                <w:i w:val="0"/>
+                <w:color w:val="1E293B"/>
+                <w:sz w:val="18"/>
+              </w:rPr>
+              <w:t>Executes deterministic rate calculation and renders formula breakdown trace.</w:t>
+            </w:r>
+          </w:p>
+        </w:tc>
+      </w:tr>
+      <w:tr>
+        <w:tc>
+          <w:tcPr>
+            <w:tcW w:type="dxa" w:w="2160"/>
+            <w:shd w:fill="F8FAF9"/>
+            <w:tcMar>
+              <w:top w:w="100" w:type="dxa"/>
+              <w:bottom w:w="100" w:type="dxa"/>
+              <w:left w:w="150" w:type="dxa"/>
+              <w:right w:w="150" w:type="dxa"/>
+            </w:tcMar>
+          </w:tcPr>
+          <w:p>
+            <w:pPr>
+              <w:jc w:val="left"/>
+            </w:pPr>
+            <w:r>
+              <w:rPr>
+                <w:rFonts w:ascii="Segoe UI" w:hAnsi="Segoe UI"/>
+                <w:b w:val="0"/>
+                <w:i w:val="0"/>
+                <w:color w:val="1E293B"/>
+                <w:sz w:val="18"/>
+              </w:rPr>
+              <w:t>Freight Rate Master (/freight/contracts)</w:t>
+            </w:r>
+          </w:p>
+        </w:tc>
+        <w:tc>
+          <w:tcPr>
+            <w:tcW w:type="dxa" w:w="2448"/>
+            <w:shd w:fill="F8FAF9"/>
+            <w:tcMar>
+              <w:top w:w="100" w:type="dxa"/>
+              <w:bottom w:w="100" w:type="dxa"/>
+              <w:left w:w="150" w:type="dxa"/>
+              <w:right w:w="150" w:type="dxa"/>
+            </w:tcMar>
+          </w:tcPr>
+          <w:p>
+            <w:pPr>
+              <w:jc w:val="left"/>
+            </w:pPr>
+            <w:r>
+              <w:rPr>
+                <w:rFonts w:ascii="Segoe UI" w:hAnsi="Segoe UI"/>
+                <w:b w:val="0"/>
+                <w:i w:val="0"/>
+                <w:color w:val="1E293B"/>
+                <w:sz w:val="18"/>
+              </w:rPr>
+              <w:t>#card-calc-result</w:t>
+            </w:r>
+          </w:p>
+        </w:tc>
+        <w:tc>
+          <w:tcPr>
+            <w:tcW w:type="dxa" w:w="1728"/>
+            <w:shd w:fill="F8FAF9"/>
+            <w:tcMar>
+              <w:top w:w="100" w:type="dxa"/>
+              <w:bottom w:w="100" w:type="dxa"/>
+              <w:left w:w="150" w:type="dxa"/>
+              <w:right w:w="150" w:type="dxa"/>
+            </w:tcMar>
+          </w:tcPr>
+          <w:p>
+            <w:pPr>
+              <w:jc w:val="left"/>
+            </w:pPr>
+            <w:r>
+              <w:rPr>
+                <w:rFonts w:ascii="Segoe UI" w:hAnsi="Segoe UI"/>
+                <w:b w:val="0"/>
+                <w:i w:val="0"/>
+                <w:color w:val="1E293B"/>
+                <w:sz w:val="18"/>
+              </w:rPr>
+              <w:t>Display Card</w:t>
+            </w:r>
+          </w:p>
+        </w:tc>
+        <w:tc>
+          <w:tcPr>
+            <w:tcW w:type="dxa" w:w="3024"/>
+            <w:shd w:fill="F8FAF9"/>
+            <w:tcMar>
+              <w:top w:w="100" w:type="dxa"/>
+              <w:bottom w:w="100" w:type="dxa"/>
+              <w:left w:w="150" w:type="dxa"/>
+              <w:right w:w="150" w:type="dxa"/>
+            </w:tcMar>
+          </w:tcPr>
+          <w:p>
+            <w:pPr>
+              <w:jc w:val="left"/>
+            </w:pPr>
+            <w:r>
+              <w:rPr>
+                <w:rFonts w:ascii="Segoe UI" w:hAnsi="Segoe UI"/>
+                <w:b w:val="0"/>
+                <w:i w:val="0"/>
+                <w:color w:val="1E293B"/>
+                <w:sz w:val="18"/>
+              </w:rPr>
+              <w:t>Renders gross calculated freight cost, formula trace, and bound GL Account 5200 badge.</w:t>
+            </w:r>
+          </w:p>
+        </w:tc>
+      </w:tr>
+      <w:tr>
+        <w:tc>
+          <w:tcPr>
+            <w:tcW w:type="dxa" w:w="2160"/>
+            <w:shd w:fill="FFFFFF"/>
+            <w:tcMar>
+              <w:top w:w="100" w:type="dxa"/>
+              <w:bottom w:w="100" w:type="dxa"/>
+              <w:left w:w="150" w:type="dxa"/>
+              <w:right w:w="150" w:type="dxa"/>
+            </w:tcMar>
+          </w:tcPr>
+          <w:p>
+            <w:pPr>
+              <w:jc w:val="left"/>
+            </w:pPr>
+            <w:r>
+              <w:rPr>
+                <w:rFonts w:ascii="Segoe UI" w:hAnsi="Segoe UI"/>
+                <w:b w:val="0"/>
+                <w:i w:val="0"/>
+                <w:color w:val="1E293B"/>
+                <w:sz w:val="18"/>
+              </w:rPr>
+              <w:t>Freight Rate Master (/freight/contracts)</w:t>
+            </w:r>
+          </w:p>
+        </w:tc>
+        <w:tc>
+          <w:tcPr>
+            <w:tcW w:type="dxa" w:w="2448"/>
+            <w:shd w:fill="FFFFFF"/>
+            <w:tcMar>
+              <w:top w:w="100" w:type="dxa"/>
+              <w:bottom w:w="100" w:type="dxa"/>
+              <w:left w:w="150" w:type="dxa"/>
+              <w:right w:w="150" w:type="dxa"/>
+            </w:tcMar>
+          </w:tcPr>
+          <w:p>
+            <w:pPr>
+              <w:jc w:val="left"/>
+            </w:pPr>
+            <w:r>
+              <w:rPr>
+                <w:rFonts w:ascii="Segoe UI" w:hAnsi="Segoe UI"/>
+                <w:b w:val="0"/>
+                <w:i w:val="0"/>
+                <w:color w:val="1E293B"/>
+                <w:sz w:val="18"/>
+              </w:rPr>
+              <w:t>#btn-new-contract</w:t>
+            </w:r>
+          </w:p>
+        </w:tc>
+        <w:tc>
+          <w:tcPr>
+            <w:tcW w:type="dxa" w:w="1728"/>
+            <w:shd w:fill="FFFFFF"/>
+            <w:tcMar>
+              <w:top w:w="100" w:type="dxa"/>
+              <w:bottom w:w="100" w:type="dxa"/>
+              <w:left w:w="150" w:type="dxa"/>
+              <w:right w:w="150" w:type="dxa"/>
+            </w:tcMar>
+          </w:tcPr>
+          <w:p>
+            <w:pPr>
+              <w:jc w:val="left"/>
+            </w:pPr>
+            <w:r>
+              <w:rPr>
+                <w:rFonts w:ascii="Segoe UI" w:hAnsi="Segoe UI"/>
+                <w:b w:val="0"/>
+                <w:i w:val="0"/>
+                <w:color w:val="1E293B"/>
+                <w:sz w:val="18"/>
+              </w:rPr>
+              <w:t>Action Button [F6]</w:t>
+            </w:r>
+          </w:p>
+        </w:tc>
+        <w:tc>
+          <w:tcPr>
+            <w:tcW w:type="dxa" w:w="3024"/>
+            <w:shd w:fill="FFFFFF"/>
+            <w:tcMar>
+              <w:top w:w="100" w:type="dxa"/>
+              <w:bottom w:w="100" w:type="dxa"/>
+              <w:left w:w="150" w:type="dxa"/>
+              <w:right w:w="150" w:type="dxa"/>
+            </w:tcMar>
+          </w:tcPr>
+          <w:p>
+            <w:pPr>
+              <w:jc w:val="left"/>
+            </w:pPr>
+            <w:r>
+              <w:rPr>
+                <w:rFonts w:ascii="Segoe UI" w:hAnsi="Segoe UI"/>
+                <w:b w:val="0"/>
+                <w:i w:val="0"/>
+                <w:color w:val="1E293B"/>
+                <w:sz w:val="18"/>
+              </w:rPr>
+              <w:t>Opens modal dialog to register new carrier contract (#modal-new-contract).</w:t>
+            </w:r>
+          </w:p>
+        </w:tc>
+      </w:tr>
+      <w:tr>
+        <w:tc>
+          <w:tcPr>
+            <w:tcW w:type="dxa" w:w="2160"/>
+            <w:shd w:fill="F8FAF9"/>
+            <w:tcMar>
+              <w:top w:w="100" w:type="dxa"/>
+              <w:bottom w:w="100" w:type="dxa"/>
+              <w:left w:w="150" w:type="dxa"/>
+              <w:right w:w="150" w:type="dxa"/>
+            </w:tcMar>
+          </w:tcPr>
+          <w:p>
+            <w:pPr>
+              <w:jc w:val="left"/>
+            </w:pPr>
+            <w:r>
+              <w:rPr>
+                <w:rFonts w:ascii="Segoe UI" w:hAnsi="Segoe UI"/>
+                <w:b w:val="0"/>
+                <w:i w:val="0"/>
+                <w:color w:val="1E293B"/>
+                <w:sz w:val="18"/>
+              </w:rPr>
+              <w:t>Freight Rate Master (/freight/contracts)</w:t>
+            </w:r>
+          </w:p>
+        </w:tc>
+        <w:tc>
+          <w:tcPr>
+            <w:tcW w:type="dxa" w:w="2448"/>
+            <w:shd w:fill="F8FAF9"/>
+            <w:tcMar>
+              <w:top w:w="100" w:type="dxa"/>
+              <w:bottom w:w="100" w:type="dxa"/>
+              <w:left w:w="150" w:type="dxa"/>
+              <w:right w:w="150" w:type="dxa"/>
+            </w:tcMar>
+          </w:tcPr>
+          <w:p>
+            <w:pPr>
+              <w:jc w:val="left"/>
+            </w:pPr>
+            <w:r>
+              <w:rPr>
+                <w:rFonts w:ascii="Segoe UI" w:hAnsi="Segoe UI"/>
+                <w:b w:val="0"/>
+                <w:i w:val="0"/>
+                <w:color w:val="1E293B"/>
+                <w:sz w:val="18"/>
+              </w:rPr>
+              <w:t>#modal-new-contract</w:t>
+            </w:r>
+          </w:p>
+        </w:tc>
+        <w:tc>
+          <w:tcPr>
+            <w:tcW w:type="dxa" w:w="1728"/>
+            <w:shd w:fill="F8FAF9"/>
+            <w:tcMar>
+              <w:top w:w="100" w:type="dxa"/>
+              <w:bottom w:w="100" w:type="dxa"/>
+              <w:left w:w="150" w:type="dxa"/>
+              <w:right w:w="150" w:type="dxa"/>
+            </w:tcMar>
+          </w:tcPr>
+          <w:p>
+            <w:pPr>
+              <w:jc w:val="left"/>
+            </w:pPr>
+            <w:r>
+              <w:rPr>
+                <w:rFonts w:ascii="Segoe UI" w:hAnsi="Segoe UI"/>
+                <w:b w:val="0"/>
+                <w:i w:val="0"/>
+                <w:color w:val="1E293B"/>
+                <w:sz w:val="18"/>
+              </w:rPr>
+              <w:t>Modal Dialog [Esc]</w:t>
+            </w:r>
+          </w:p>
+        </w:tc>
+        <w:tc>
+          <w:tcPr>
+            <w:tcW w:type="dxa" w:w="3024"/>
+            <w:shd w:fill="F8FAF9"/>
+            <w:tcMar>
+              <w:top w:w="100" w:type="dxa"/>
+              <w:bottom w:w="100" w:type="dxa"/>
+              <w:left w:w="150" w:type="dxa"/>
+              <w:right w:w="150" w:type="dxa"/>
+            </w:tcMar>
+          </w:tcPr>
+          <w:p>
+            <w:pPr>
+              <w:jc w:val="left"/>
+            </w:pPr>
+            <w:r>
+              <w:rPr>
+                <w:rFonts w:ascii="Segoe UI" w:hAnsi="Segoe UI"/>
+                <w:b w:val="0"/>
+                <w:i w:val="0"/>
+                <w:color w:val="1E293B"/>
+                <w:sz w:val="18"/>
+              </w:rPr>
+              <w:t>Form to capture contract code, carrier name, lanes, and rate slabs; dismisses via Esc.</w:t>
+            </w:r>
+          </w:p>
+        </w:tc>
+      </w:tr>
+      <w:tr>
+        <w:tc>
+          <w:tcPr>
+            <w:tcW w:type="dxa" w:w="2160"/>
+            <w:shd w:fill="FFFFFF"/>
+            <w:tcMar>
+              <w:top w:w="100" w:type="dxa"/>
+              <w:bottom w:w="100" w:type="dxa"/>
+              <w:left w:w="150" w:type="dxa"/>
+              <w:right w:w="150" w:type="dxa"/>
+            </w:tcMar>
+          </w:tcPr>
+          <w:p>
+            <w:pPr>
+              <w:jc w:val="left"/>
+            </w:pPr>
+            <w:r>
+              <w:rPr>
+                <w:rFonts w:ascii="Segoe UI" w:hAnsi="Segoe UI"/>
+                <w:b w:val="0"/>
+                <w:i w:val="0"/>
+                <w:color w:val="1E293B"/>
+                <w:sz w:val="18"/>
+              </w:rPr>
+              <w:t>Reconciliation Desk (/freight/reconciliation)</w:t>
+            </w:r>
+          </w:p>
+        </w:tc>
+        <w:tc>
+          <w:tcPr>
+            <w:tcW w:type="dxa" w:w="2448"/>
+            <w:shd w:fill="FFFFFF"/>
+            <w:tcMar>
+              <w:top w:w="100" w:type="dxa"/>
+              <w:bottom w:w="100" w:type="dxa"/>
+              <w:left w:w="150" w:type="dxa"/>
+              <w:right w:w="150" w:type="dxa"/>
+            </w:tcMar>
+          </w:tcPr>
+          <w:p>
+            <w:pPr>
+              <w:jc w:val="left"/>
+            </w:pPr>
+            <w:r>
+              <w:rPr>
+                <w:rFonts w:ascii="Segoe UI" w:hAnsi="Segoe UI"/>
+                <w:b w:val="0"/>
+                <w:i w:val="0"/>
+                <w:color w:val="1E293B"/>
+                <w:sz w:val="18"/>
+              </w:rPr>
+              <w:t>#kpi-total-recons</w:t>
+            </w:r>
+          </w:p>
+        </w:tc>
+        <w:tc>
+          <w:tcPr>
+            <w:tcW w:type="dxa" w:w="1728"/>
+            <w:shd w:fill="FFFFFF"/>
+            <w:tcMar>
+              <w:top w:w="100" w:type="dxa"/>
+              <w:bottom w:w="100" w:type="dxa"/>
+              <w:left w:w="150" w:type="dxa"/>
+              <w:right w:w="150" w:type="dxa"/>
+            </w:tcMar>
+          </w:tcPr>
+          <w:p>
+            <w:pPr>
+              <w:jc w:val="left"/>
+            </w:pPr>
+            <w:r>
+              <w:rPr>
+                <w:rFonts w:ascii="Segoe UI" w:hAnsi="Segoe UI"/>
+                <w:b w:val="0"/>
+                <w:i w:val="0"/>
+                <w:color w:val="1E293B"/>
+                <w:sz w:val="18"/>
+              </w:rPr>
+              <w:t>Telemetry Metric Card</w:t>
+            </w:r>
+          </w:p>
+        </w:tc>
+        <w:tc>
+          <w:tcPr>
+            <w:tcW w:type="dxa" w:w="3024"/>
+            <w:shd w:fill="FFFFFF"/>
+            <w:tcMar>
+              <w:top w:w="100" w:type="dxa"/>
+              <w:bottom w:w="100" w:type="dxa"/>
+              <w:left w:w="150" w:type="dxa"/>
+              <w:right w:w="150" w:type="dxa"/>
+            </w:tcMar>
+          </w:tcPr>
+          <w:p>
+            <w:pPr>
+              <w:jc w:val="left"/>
+            </w:pPr>
+            <w:r>
+              <w:rPr>
+                <w:rFonts w:ascii="Segoe UI" w:hAnsi="Segoe UI"/>
+                <w:b w:val="0"/>
+                <w:i w:val="0"/>
+                <w:color w:val="1E293B"/>
+                <w:sz w:val="18"/>
+              </w:rPr>
+              <w:t>Displays total transporter statements queued for three-way audit.</w:t>
+            </w:r>
+          </w:p>
+        </w:tc>
+      </w:tr>
+      <w:tr>
+        <w:tc>
+          <w:tcPr>
+            <w:tcW w:type="dxa" w:w="2160"/>
+            <w:shd w:fill="F8FAF9"/>
+            <w:tcMar>
+              <w:top w:w="100" w:type="dxa"/>
+              <w:bottom w:w="100" w:type="dxa"/>
+              <w:left w:w="150" w:type="dxa"/>
+              <w:right w:w="150" w:type="dxa"/>
+            </w:tcMar>
+          </w:tcPr>
+          <w:p>
+            <w:pPr>
+              <w:jc w:val="left"/>
+            </w:pPr>
+            <w:r>
+              <w:rPr>
+                <w:rFonts w:ascii="Segoe UI" w:hAnsi="Segoe UI"/>
+                <w:b w:val="0"/>
+                <w:i w:val="0"/>
+                <w:color w:val="1E293B"/>
+                <w:sz w:val="18"/>
+              </w:rPr>
+              <w:t>Reconciliation Desk (/freight/reconciliation)</w:t>
+            </w:r>
+          </w:p>
+        </w:tc>
+        <w:tc>
+          <w:tcPr>
+            <w:tcW w:type="dxa" w:w="2448"/>
+            <w:shd w:fill="F8FAF9"/>
+            <w:tcMar>
+              <w:top w:w="100" w:type="dxa"/>
+              <w:bottom w:w="100" w:type="dxa"/>
+              <w:left w:w="150" w:type="dxa"/>
+              <w:right w:w="150" w:type="dxa"/>
+            </w:tcMar>
+          </w:tcPr>
+          <w:p>
+            <w:pPr>
+              <w:jc w:val="left"/>
+            </w:pPr>
+            <w:r>
+              <w:rPr>
+                <w:rFonts w:ascii="Segoe UI" w:hAnsi="Segoe UI"/>
+                <w:b w:val="0"/>
+                <w:i w:val="0"/>
+                <w:color w:val="1E293B"/>
+                <w:sz w:val="18"/>
+              </w:rPr>
+              <w:t>#kpi-recons-matched</w:t>
+            </w:r>
+          </w:p>
+        </w:tc>
+        <w:tc>
+          <w:tcPr>
+            <w:tcW w:type="dxa" w:w="1728"/>
+            <w:shd w:fill="F8FAF9"/>
+            <w:tcMar>
+              <w:top w:w="100" w:type="dxa"/>
+              <w:bottom w:w="100" w:type="dxa"/>
+              <w:left w:w="150" w:type="dxa"/>
+              <w:right w:w="150" w:type="dxa"/>
+            </w:tcMar>
+          </w:tcPr>
+          <w:p>
+            <w:pPr>
+              <w:jc w:val="left"/>
+            </w:pPr>
+            <w:r>
+              <w:rPr>
+                <w:rFonts w:ascii="Segoe UI" w:hAnsi="Segoe UI"/>
+                <w:b w:val="0"/>
+                <w:i w:val="0"/>
+                <w:color w:val="1E293B"/>
+                <w:sz w:val="18"/>
+              </w:rPr>
+              <w:t>Telemetry Metric Card</w:t>
+            </w:r>
+          </w:p>
+        </w:tc>
+        <w:tc>
+          <w:tcPr>
+            <w:tcW w:type="dxa" w:w="3024"/>
+            <w:shd w:fill="F8FAF9"/>
+            <w:tcMar>
+              <w:top w:w="100" w:type="dxa"/>
+              <w:bottom w:w="100" w:type="dxa"/>
+              <w:left w:w="150" w:type="dxa"/>
+              <w:right w:w="150" w:type="dxa"/>
+            </w:tcMar>
+          </w:tcPr>
+          <w:p>
+            <w:pPr>
+              <w:jc w:val="left"/>
+            </w:pPr>
+            <w:r>
+              <w:rPr>
+                <w:rFonts w:ascii="Segoe UI" w:hAnsi="Segoe UI"/>
+                <w:b w:val="0"/>
+                <w:i w:val="0"/>
+                <w:color w:val="1E293B"/>
+                <w:sz w:val="18"/>
+              </w:rPr>
+              <w:t>Displays statements verified with exact ₹0.00 variance.</w:t>
+            </w:r>
+          </w:p>
+        </w:tc>
+      </w:tr>
+      <w:tr>
+        <w:tc>
+          <w:tcPr>
+            <w:tcW w:type="dxa" w:w="2160"/>
+            <w:shd w:fill="FFFFFF"/>
+            <w:tcMar>
+              <w:top w:w="100" w:type="dxa"/>
+              <w:bottom w:w="100" w:type="dxa"/>
+              <w:left w:w="150" w:type="dxa"/>
+              <w:right w:w="150" w:type="dxa"/>
+            </w:tcMar>
+          </w:tcPr>
+          <w:p>
+            <w:pPr>
+              <w:jc w:val="left"/>
+            </w:pPr>
+            <w:r>
+              <w:rPr>
+                <w:rFonts w:ascii="Segoe UI" w:hAnsi="Segoe UI"/>
+                <w:b w:val="0"/>
+                <w:i w:val="0"/>
+                <w:color w:val="1E293B"/>
+                <w:sz w:val="18"/>
+              </w:rPr>
+              <w:t>Reconciliation Desk (/freight/reconciliation)</w:t>
+            </w:r>
+          </w:p>
+        </w:tc>
+        <w:tc>
+          <w:tcPr>
+            <w:tcW w:type="dxa" w:w="2448"/>
+            <w:shd w:fill="FFFFFF"/>
+            <w:tcMar>
+              <w:top w:w="100" w:type="dxa"/>
+              <w:bottom w:w="100" w:type="dxa"/>
+              <w:left w:w="150" w:type="dxa"/>
+              <w:right w:w="150" w:type="dxa"/>
+            </w:tcMar>
+          </w:tcPr>
+          <w:p>
+            <w:pPr>
+              <w:jc w:val="left"/>
+            </w:pPr>
+            <w:r>
+              <w:rPr>
+                <w:rFonts w:ascii="Segoe UI" w:hAnsi="Segoe UI"/>
+                <w:b w:val="0"/>
+                <w:i w:val="0"/>
+                <w:color w:val="1E293B"/>
+                <w:sz w:val="18"/>
+              </w:rPr>
+              <w:t>#kpi-recons-tolerable</w:t>
+            </w:r>
+          </w:p>
+        </w:tc>
+        <w:tc>
+          <w:tcPr>
+            <w:tcW w:type="dxa" w:w="1728"/>
+            <w:shd w:fill="FFFFFF"/>
+            <w:tcMar>
+              <w:top w:w="100" w:type="dxa"/>
+              <w:bottom w:w="100" w:type="dxa"/>
+              <w:left w:w="150" w:type="dxa"/>
+              <w:right w:w="150" w:type="dxa"/>
+            </w:tcMar>
+          </w:tcPr>
+          <w:p>
+            <w:pPr>
+              <w:jc w:val="left"/>
+            </w:pPr>
+            <w:r>
+              <w:rPr>
+                <w:rFonts w:ascii="Segoe UI" w:hAnsi="Segoe UI"/>
+                <w:b w:val="0"/>
+                <w:i w:val="0"/>
+                <w:color w:val="1E293B"/>
+                <w:sz w:val="18"/>
+              </w:rPr>
+              <w:t>Telemetry Metric Card</w:t>
+            </w:r>
+          </w:p>
+        </w:tc>
+        <w:tc>
+          <w:tcPr>
+            <w:tcW w:type="dxa" w:w="3024"/>
+            <w:shd w:fill="FFFFFF"/>
+            <w:tcMar>
+              <w:top w:w="100" w:type="dxa"/>
+              <w:bottom w:w="100" w:type="dxa"/>
+              <w:left w:w="150" w:type="dxa"/>
+              <w:right w:w="150" w:type="dxa"/>
+            </w:tcMar>
+          </w:tcPr>
+          <w:p>
+            <w:pPr>
+              <w:jc w:val="left"/>
+            </w:pPr>
+            <w:r>
+              <w:rPr>
+                <w:rFonts w:ascii="Segoe UI" w:hAnsi="Segoe UI"/>
+                <w:b w:val="0"/>
+                <w:i w:val="0"/>
+                <w:color w:val="1E293B"/>
+                <w:sz w:val="18"/>
+              </w:rPr>
+              <w:t>Displays statements with acceptable variance (&lt;= ₹200.00) eligible for approval.</w:t>
+            </w:r>
+          </w:p>
+        </w:tc>
+      </w:tr>
+      <w:tr>
+        <w:tc>
+          <w:tcPr>
+            <w:tcW w:type="dxa" w:w="2160"/>
+            <w:shd w:fill="F8FAF9"/>
+            <w:tcMar>
+              <w:top w:w="100" w:type="dxa"/>
+              <w:bottom w:w="100" w:type="dxa"/>
+              <w:left w:w="150" w:type="dxa"/>
+              <w:right w:w="150" w:type="dxa"/>
+            </w:tcMar>
+          </w:tcPr>
+          <w:p>
+            <w:pPr>
+              <w:jc w:val="left"/>
+            </w:pPr>
+            <w:r>
+              <w:rPr>
+                <w:rFonts w:ascii="Segoe UI" w:hAnsi="Segoe UI"/>
+                <w:b w:val="0"/>
+                <w:i w:val="0"/>
+                <w:color w:val="1E293B"/>
+                <w:sz w:val="18"/>
+              </w:rPr>
+              <w:t>Reconciliation Desk (/freight/reconciliation)</w:t>
+            </w:r>
+          </w:p>
+        </w:tc>
+        <w:tc>
+          <w:tcPr>
+            <w:tcW w:type="dxa" w:w="2448"/>
+            <w:shd w:fill="F8FAF9"/>
+            <w:tcMar>
+              <w:top w:w="100" w:type="dxa"/>
+              <w:bottom w:w="100" w:type="dxa"/>
+              <w:left w:w="150" w:type="dxa"/>
+              <w:right w:w="150" w:type="dxa"/>
+            </w:tcMar>
+          </w:tcPr>
+          <w:p>
+            <w:pPr>
+              <w:jc w:val="left"/>
+            </w:pPr>
+            <w:r>
+              <w:rPr>
+                <w:rFonts w:ascii="Segoe UI" w:hAnsi="Segoe UI"/>
+                <w:b w:val="0"/>
+                <w:i w:val="0"/>
+                <w:color w:val="1E293B"/>
+                <w:sz w:val="18"/>
+              </w:rPr>
+              <w:t>#kpi-recons-disputed</w:t>
+            </w:r>
+          </w:p>
+        </w:tc>
+        <w:tc>
+          <w:tcPr>
+            <w:tcW w:type="dxa" w:w="1728"/>
+            <w:shd w:fill="F8FAF9"/>
+            <w:tcMar>
+              <w:top w:w="100" w:type="dxa"/>
+              <w:bottom w:w="100" w:type="dxa"/>
+              <w:left w:w="150" w:type="dxa"/>
+              <w:right w:w="150" w:type="dxa"/>
+            </w:tcMar>
+          </w:tcPr>
+          <w:p>
+            <w:pPr>
+              <w:jc w:val="left"/>
+            </w:pPr>
+            <w:r>
+              <w:rPr>
+                <w:rFonts w:ascii="Segoe UI" w:hAnsi="Segoe UI"/>
+                <w:b w:val="0"/>
+                <w:i w:val="0"/>
+                <w:color w:val="1E293B"/>
+                <w:sz w:val="18"/>
+              </w:rPr>
+              <w:t>Telemetry Metric Card</w:t>
+            </w:r>
+          </w:p>
+        </w:tc>
+        <w:tc>
+          <w:tcPr>
+            <w:tcW w:type="dxa" w:w="3024"/>
+            <w:shd w:fill="F8FAF9"/>
+            <w:tcMar>
+              <w:top w:w="100" w:type="dxa"/>
+              <w:bottom w:w="100" w:type="dxa"/>
+              <w:left w:w="150" w:type="dxa"/>
+              <w:right w:w="150" w:type="dxa"/>
+            </w:tcMar>
+          </w:tcPr>
+          <w:p>
+            <w:pPr>
+              <w:jc w:val="left"/>
+            </w:pPr>
+            <w:r>
+              <w:rPr>
+                <w:rFonts w:ascii="Segoe UI" w:hAnsi="Segoe UI"/>
+                <w:b w:val="0"/>
+                <w:i w:val="0"/>
+                <w:color w:val="1E293B"/>
+                <w:sz w:val="18"/>
+              </w:rPr>
+              <w:t>Displays statements with unapproved excess charges (&gt; ₹200.00) flagged for dispute.</w:t>
+            </w:r>
+          </w:p>
+        </w:tc>
+      </w:tr>
+      <w:tr>
+        <w:tc>
+          <w:tcPr>
+            <w:tcW w:type="dxa" w:w="2160"/>
+            <w:shd w:fill="FFFFFF"/>
+            <w:tcMar>
+              <w:top w:w="100" w:type="dxa"/>
+              <w:bottom w:w="100" w:type="dxa"/>
+              <w:left w:w="150" w:type="dxa"/>
+              <w:right w:w="150" w:type="dxa"/>
+            </w:tcMar>
+          </w:tcPr>
+          <w:p>
+            <w:pPr>
+              <w:jc w:val="left"/>
+            </w:pPr>
+            <w:r>
+              <w:rPr>
+                <w:rFonts w:ascii="Segoe UI" w:hAnsi="Segoe UI"/>
+                <w:b w:val="0"/>
+                <w:i w:val="0"/>
+                <w:color w:val="1E293B"/>
+                <w:sz w:val="18"/>
+              </w:rPr>
+              <w:t>Reconciliation Desk (/freight/reconciliation)</w:t>
+            </w:r>
+          </w:p>
+        </w:tc>
+        <w:tc>
+          <w:tcPr>
+            <w:tcW w:type="dxa" w:w="2448"/>
+            <w:shd w:fill="FFFFFF"/>
+            <w:tcMar>
+              <w:top w:w="100" w:type="dxa"/>
+              <w:bottom w:w="100" w:type="dxa"/>
+              <w:left w:w="150" w:type="dxa"/>
+              <w:right w:w="150" w:type="dxa"/>
+            </w:tcMar>
+          </w:tcPr>
+          <w:p>
+            <w:pPr>
+              <w:jc w:val="left"/>
+            </w:pPr>
+            <w:r>
+              <w:rPr>
+                <w:rFonts w:ascii="Segoe UI" w:hAnsi="Segoe UI"/>
+                <w:b w:val="0"/>
+                <w:i w:val="0"/>
+                <w:color w:val="1E293B"/>
+                <w:sz w:val="18"/>
+              </w:rPr>
+              <w:t>#btn-enter-transporter-bill</w:t>
+            </w:r>
+          </w:p>
+        </w:tc>
+        <w:tc>
+          <w:tcPr>
+            <w:tcW w:type="dxa" w:w="1728"/>
+            <w:shd w:fill="FFFFFF"/>
+            <w:tcMar>
+              <w:top w:w="100" w:type="dxa"/>
+              <w:bottom w:w="100" w:type="dxa"/>
+              <w:left w:w="150" w:type="dxa"/>
+              <w:right w:w="150" w:type="dxa"/>
+            </w:tcMar>
+          </w:tcPr>
+          <w:p>
+            <w:pPr>
+              <w:jc w:val="left"/>
+            </w:pPr>
+            <w:r>
+              <w:rPr>
+                <w:rFonts w:ascii="Segoe UI" w:hAnsi="Segoe UI"/>
+                <w:b w:val="0"/>
+                <w:i w:val="0"/>
+                <w:color w:val="1E293B"/>
+                <w:sz w:val="18"/>
+              </w:rPr>
+              <w:t>Action Button [F6]</w:t>
+            </w:r>
+          </w:p>
+        </w:tc>
+        <w:tc>
+          <w:tcPr>
+            <w:tcW w:type="dxa" w:w="3024"/>
+            <w:shd w:fill="FFFFFF"/>
+            <w:tcMar>
+              <w:top w:w="100" w:type="dxa"/>
+              <w:bottom w:w="100" w:type="dxa"/>
+              <w:left w:w="150" w:type="dxa"/>
+              <w:right w:w="150" w:type="dxa"/>
+            </w:tcMar>
+          </w:tcPr>
+          <w:p>
+            <w:pPr>
+              <w:jc w:val="left"/>
+            </w:pPr>
+            <w:r>
+              <w:rPr>
+                <w:rFonts w:ascii="Segoe UI" w:hAnsi="Segoe UI"/>
+                <w:b w:val="0"/>
+                <w:i w:val="0"/>
+                <w:color w:val="1E293B"/>
+                <w:sz w:val="18"/>
+              </w:rPr>
+              <w:t>Opens modal dialog to enter manual transporter invoice for audit (#modal-enter-transporter-bill).</w:t>
+            </w:r>
+          </w:p>
+        </w:tc>
+      </w:tr>
+      <w:tr>
+        <w:tc>
+          <w:tcPr>
+            <w:tcW w:type="dxa" w:w="2160"/>
+            <w:shd w:fill="F8FAF9"/>
+            <w:tcMar>
+              <w:top w:w="100" w:type="dxa"/>
+              <w:bottom w:w="100" w:type="dxa"/>
+              <w:left w:w="150" w:type="dxa"/>
+              <w:right w:w="150" w:type="dxa"/>
+            </w:tcMar>
+          </w:tcPr>
+          <w:p>
+            <w:pPr>
+              <w:jc w:val="left"/>
+            </w:pPr>
+            <w:r>
+              <w:rPr>
+                <w:rFonts w:ascii="Segoe UI" w:hAnsi="Segoe UI"/>
+                <w:b w:val="0"/>
+                <w:i w:val="0"/>
+                <w:color w:val="1E293B"/>
+                <w:sz w:val="18"/>
+              </w:rPr>
+              <w:t>Reconciliation Desk (/freight/reconciliation)</w:t>
+            </w:r>
+          </w:p>
+        </w:tc>
+        <w:tc>
+          <w:tcPr>
+            <w:tcW w:type="dxa" w:w="2448"/>
+            <w:shd w:fill="F8FAF9"/>
+            <w:tcMar>
+              <w:top w:w="100" w:type="dxa"/>
+              <w:bottom w:w="100" w:type="dxa"/>
+              <w:left w:w="150" w:type="dxa"/>
+              <w:right w:w="150" w:type="dxa"/>
+            </w:tcMar>
+          </w:tcPr>
+          <w:p>
+            <w:pPr>
+              <w:jc w:val="left"/>
+            </w:pPr>
+            <w:r>
+              <w:rPr>
+                <w:rFonts w:ascii="Segoe UI" w:hAnsi="Segoe UI"/>
+                <w:b w:val="0"/>
+                <w:i w:val="0"/>
+                <w:color w:val="1E293B"/>
+                <w:sz w:val="18"/>
+              </w:rPr>
+              <w:t>#modal-enter-transporter-bill</w:t>
+            </w:r>
+          </w:p>
+        </w:tc>
+        <w:tc>
+          <w:tcPr>
+            <w:tcW w:type="dxa" w:w="1728"/>
+            <w:shd w:fill="F8FAF9"/>
+            <w:tcMar>
+              <w:top w:w="100" w:type="dxa"/>
+              <w:bottom w:w="100" w:type="dxa"/>
+              <w:left w:w="150" w:type="dxa"/>
+              <w:right w:w="150" w:type="dxa"/>
+            </w:tcMar>
+          </w:tcPr>
+          <w:p>
+            <w:pPr>
+              <w:jc w:val="left"/>
+            </w:pPr>
+            <w:r>
+              <w:rPr>
+                <w:rFonts w:ascii="Segoe UI" w:hAnsi="Segoe UI"/>
+                <w:b w:val="0"/>
+                <w:i w:val="0"/>
+                <w:color w:val="1E293B"/>
+                <w:sz w:val="18"/>
+              </w:rPr>
+              <w:t>Modal Dialog [Esc]</w:t>
+            </w:r>
+          </w:p>
+        </w:tc>
+        <w:tc>
+          <w:tcPr>
+            <w:tcW w:type="dxa" w:w="3024"/>
+            <w:shd w:fill="F8FAF9"/>
+            <w:tcMar>
+              <w:top w:w="100" w:type="dxa"/>
+              <w:bottom w:w="100" w:type="dxa"/>
+              <w:left w:w="150" w:type="dxa"/>
+              <w:right w:w="150" w:type="dxa"/>
+            </w:tcMar>
+          </w:tcPr>
+          <w:p>
+            <w:pPr>
+              <w:jc w:val="left"/>
+            </w:pPr>
+            <w:r>
+              <w:rPr>
+                <w:rFonts w:ascii="Segoe UI" w:hAnsi="Segoe UI"/>
+                <w:b w:val="0"/>
+                <w:i w:val="0"/>
+                <w:color w:val="1E293B"/>
+                <w:sz w:val="18"/>
+              </w:rPr>
+              <w:t>Form to enter carrier invoice reference, billed amount, and LR references; dismisses via Esc.</w:t>
+            </w:r>
+          </w:p>
+        </w:tc>
+      </w:tr>
+      <w:tr>
+        <w:tc>
+          <w:tcPr>
+            <w:tcW w:type="dxa" w:w="2160"/>
+            <w:shd w:fill="FFFFFF"/>
+            <w:tcMar>
+              <w:top w:w="100" w:type="dxa"/>
+              <w:bottom w:w="100" w:type="dxa"/>
+              <w:left w:w="150" w:type="dxa"/>
+              <w:right w:w="150" w:type="dxa"/>
+            </w:tcMar>
+          </w:tcPr>
+          <w:p>
+            <w:pPr>
+              <w:jc w:val="left"/>
+            </w:pPr>
+            <w:r>
+              <w:rPr>
+                <w:rFonts w:ascii="Segoe UI" w:hAnsi="Segoe UI"/>
+                <w:b w:val="0"/>
+                <w:i w:val="0"/>
+                <w:color w:val="1E293B"/>
+                <w:sz w:val="18"/>
+              </w:rPr>
+              <w:t>Reconciliation Desk (/freight/reconciliation)</w:t>
+            </w:r>
+          </w:p>
+        </w:tc>
+        <w:tc>
+          <w:tcPr>
+            <w:tcW w:type="dxa" w:w="2448"/>
+            <w:shd w:fill="FFFFFF"/>
+            <w:tcMar>
+              <w:top w:w="100" w:type="dxa"/>
+              <w:bottom w:w="100" w:type="dxa"/>
+              <w:left w:w="150" w:type="dxa"/>
+              <w:right w:w="150" w:type="dxa"/>
+            </w:tcMar>
+          </w:tcPr>
+          <w:p>
+            <w:pPr>
+              <w:jc w:val="left"/>
+            </w:pPr>
+            <w:r>
+              <w:rPr>
+                <w:rFonts w:ascii="Segoe UI" w:hAnsi="Segoe UI"/>
+                <w:b w:val="0"/>
+                <w:i w:val="0"/>
+                <w:color w:val="1E293B"/>
+                <w:sz w:val="18"/>
+              </w:rPr>
+              <w:t>#btn-post-gl</w:t>
+            </w:r>
+          </w:p>
+        </w:tc>
+        <w:tc>
+          <w:tcPr>
+            <w:tcW w:type="dxa" w:w="1728"/>
+            <w:shd w:fill="FFFFFF"/>
+            <w:tcMar>
+              <w:top w:w="100" w:type="dxa"/>
+              <w:bottom w:w="100" w:type="dxa"/>
+              <w:left w:w="150" w:type="dxa"/>
+              <w:right w:w="150" w:type="dxa"/>
+            </w:tcMar>
+          </w:tcPr>
+          <w:p>
+            <w:pPr>
+              <w:jc w:val="left"/>
+            </w:pPr>
+            <w:r>
+              <w:rPr>
+                <w:rFonts w:ascii="Segoe UI" w:hAnsi="Segoe UI"/>
+                <w:b w:val="0"/>
+                <w:i w:val="0"/>
+                <w:color w:val="1E293B"/>
+                <w:sz w:val="18"/>
+              </w:rPr>
+              <w:t>Action Button</w:t>
+            </w:r>
+          </w:p>
+        </w:tc>
+        <w:tc>
+          <w:tcPr>
+            <w:tcW w:type="dxa" w:w="3024"/>
+            <w:shd w:fill="FFFFFF"/>
+            <w:tcMar>
+              <w:top w:w="100" w:type="dxa"/>
+              <w:bottom w:w="100" w:type="dxa"/>
+              <w:left w:w="150" w:type="dxa"/>
+              <w:right w:w="150" w:type="dxa"/>
+            </w:tcMar>
+          </w:tcPr>
+          <w:p>
+            <w:pPr>
+              <w:jc w:val="left"/>
+            </w:pPr>
+            <w:r>
+              <w:rPr>
+                <w:rFonts w:ascii="Segoe UI" w:hAnsi="Segoe UI"/>
+                <w:b w:val="0"/>
+                <w:i w:val="0"/>
+                <w:color w:val="1E293B"/>
+                <w:sz w:val="18"/>
+              </w:rPr>
+              <w:t>Executes 1-click GL journal creation, posting approved freight cost to Account 5200.</w:t>
+            </w:r>
+          </w:p>
+        </w:tc>
+      </w:tr>
+    </w:tbl>
+    <w:p>
+      <w:pPr>
+        <w:spacing w:after="160"/>
+      </w:pPr>
+    </w:p>
+    <w:p>
+      <w:pPr>
+        <w:keepNext/>
+        <w:spacing w:before="280" w:after="120"/>
+      </w:pPr>
+      <w:r>
+        <w:rPr>
+          <w:rFonts w:ascii="Segoe UI" w:hAnsi="Segoe UI"/>
+          <w:b/>
+          <w:i w:val="0"/>
+          <w:color w:val="2D6A4F"/>
+          <w:sz w:val="27"/>
+        </w:rPr>
+        <w:t>21.4 Local Automated Selenium Verification Suite (10 Stages - 100% PASS)</w:t>
       </w:r>
     </w:p>
     <w:p>
@@ -19796,7 +24968,1275 @@
           <w:color w:val="1E293B"/>
           <w:sz w:val="21"/>
         </w:rPr>
-        <w:t>1. Freight Rate Master (/freight/contracts): 4 Top KPI cards, rate card matrix, and an interactive Calculation Sandbox with live parameter inputs and formula trace rendering.</w:t>
+        <w:t>DOC-35 was verified using test_freight_logistics_selenium.py executing on headless Chrome (1440x950) against the local backend (Port 8000) and frontend (Port 50005). All 10 stages completed with 100% pass rate:</w:t>
+      </w:r>
+    </w:p>
+    <w:tbl>
+      <w:tblPr>
+        <w:tblW w:type="auto" w:w="0"/>
+        <w:jc w:val="center"/>
+        <w:tblLook w:firstColumn="1" w:firstRow="1" w:lastColumn="0" w:lastRow="0" w:noHBand="0" w:noVBand="1" w:val="04A0"/>
+      </w:tblPr>
+      <w:tblGrid>
+        <w:gridCol w:w="2340"/>
+        <w:gridCol w:w="2340"/>
+        <w:gridCol w:w="2340"/>
+        <w:gridCol w:w="2340"/>
+      </w:tblGrid>
+      <w:tr>
+        <w:tc>
+          <w:tcPr>
+            <w:tcW w:type="dxa" w:w="1728"/>
+            <w:shd w:fill="1B4332"/>
+            <w:tcMar>
+              <w:top w:w="140" w:type="dxa"/>
+              <w:bottom w:w="140" w:type="dxa"/>
+              <w:left w:w="160" w:type="dxa"/>
+              <w:right w:w="160" w:type="dxa"/>
+            </w:tcMar>
+          </w:tcPr>
+          <w:p>
+            <w:pPr>
+              <w:jc w:val="left"/>
+            </w:pPr>
+            <w:r>
+              <w:rPr>
+                <w:rFonts w:ascii="Segoe UI" w:hAnsi="Segoe UI"/>
+                <w:b/>
+                <w:i w:val="0"/>
+                <w:color w:val="FFFFFF"/>
+                <w:sz w:val="19"/>
+              </w:rPr>
+              <w:t>Verification Stage &amp; Scope</w:t>
+            </w:r>
+          </w:p>
+        </w:tc>
+        <w:tc>
+          <w:tcPr>
+            <w:tcW w:type="dxa" w:w="2592"/>
+            <w:shd w:fill="1B4332"/>
+            <w:tcMar>
+              <w:top w:w="140" w:type="dxa"/>
+              <w:bottom w:w="140" w:type="dxa"/>
+              <w:left w:w="160" w:type="dxa"/>
+              <w:right w:w="160" w:type="dxa"/>
+            </w:tcMar>
+          </w:tcPr>
+          <w:p>
+            <w:pPr>
+              <w:jc w:val="left"/>
+            </w:pPr>
+            <w:r>
+              <w:rPr>
+                <w:rFonts w:ascii="Segoe UI" w:hAnsi="Segoe UI"/>
+                <w:b/>
+                <w:i w:val="0"/>
+                <w:color w:val="FFFFFF"/>
+                <w:sz w:val="19"/>
+              </w:rPr>
+              <w:t>Execution Command / Target</w:t>
+            </w:r>
+          </w:p>
+        </w:tc>
+        <w:tc>
+          <w:tcPr>
+            <w:tcW w:type="dxa" w:w="3744"/>
+            <w:shd w:fill="1B4332"/>
+            <w:tcMar>
+              <w:top w:w="140" w:type="dxa"/>
+              <w:bottom w:w="140" w:type="dxa"/>
+              <w:left w:w="160" w:type="dxa"/>
+              <w:right w:w="160" w:type="dxa"/>
+            </w:tcMar>
+          </w:tcPr>
+          <w:p>
+            <w:pPr>
+              <w:jc w:val="left"/>
+            </w:pPr>
+            <w:r>
+              <w:rPr>
+                <w:rFonts w:ascii="Segoe UI" w:hAnsi="Segoe UI"/>
+                <w:b/>
+                <w:i w:val="0"/>
+                <w:color w:val="FFFFFF"/>
+                <w:sz w:val="19"/>
+              </w:rPr>
+              <w:t>Automated Assertions &amp; Validation Criteria</w:t>
+            </w:r>
+          </w:p>
+        </w:tc>
+        <w:tc>
+          <w:tcPr>
+            <w:tcW w:type="dxa" w:w="1296"/>
+            <w:shd w:fill="1B4332"/>
+            <w:tcMar>
+              <w:top w:w="140" w:type="dxa"/>
+              <w:bottom w:w="140" w:type="dxa"/>
+              <w:left w:w="160" w:type="dxa"/>
+              <w:right w:w="160" w:type="dxa"/>
+            </w:tcMar>
+          </w:tcPr>
+          <w:p>
+            <w:pPr>
+              <w:jc w:val="left"/>
+            </w:pPr>
+            <w:r>
+              <w:rPr>
+                <w:rFonts w:ascii="Segoe UI" w:hAnsi="Segoe UI"/>
+                <w:b/>
+                <w:i w:val="0"/>
+                <w:color w:val="FFFFFF"/>
+                <w:sz w:val="19"/>
+              </w:rPr>
+              <w:t>Test Result</w:t>
+            </w:r>
+          </w:p>
+        </w:tc>
+      </w:tr>
+      <w:tr>
+        <w:tc>
+          <w:tcPr>
+            <w:tcW w:type="dxa" w:w="1728"/>
+            <w:shd w:fill="FFFFFF"/>
+            <w:tcMar>
+              <w:top w:w="100" w:type="dxa"/>
+              <w:bottom w:w="100" w:type="dxa"/>
+              <w:left w:w="150" w:type="dxa"/>
+              <w:right w:w="150" w:type="dxa"/>
+            </w:tcMar>
+          </w:tcPr>
+          <w:p>
+            <w:pPr>
+              <w:jc w:val="left"/>
+            </w:pPr>
+            <w:r>
+              <w:rPr>
+                <w:rFonts w:ascii="Segoe UI" w:hAnsi="Segoe UI"/>
+                <w:b w:val="0"/>
+                <w:i w:val="0"/>
+                <w:color w:val="1E293B"/>
+                <w:sz w:val="18"/>
+              </w:rPr>
+              <w:t>Stage 1: API Authentication</w:t>
+            </w:r>
+          </w:p>
+        </w:tc>
+        <w:tc>
+          <w:tcPr>
+            <w:tcW w:type="dxa" w:w="2592"/>
+            <w:shd w:fill="FFFFFF"/>
+            <w:tcMar>
+              <w:top w:w="100" w:type="dxa"/>
+              <w:bottom w:w="100" w:type="dxa"/>
+              <w:left w:w="150" w:type="dxa"/>
+              <w:right w:w="150" w:type="dxa"/>
+            </w:tcMar>
+          </w:tcPr>
+          <w:p>
+            <w:pPr>
+              <w:jc w:val="left"/>
+            </w:pPr>
+            <w:r>
+              <w:rPr>
+                <w:rFonts w:ascii="Segoe UI" w:hAnsi="Segoe UI"/>
+                <w:b w:val="0"/>
+                <w:i w:val="0"/>
+                <w:color w:val="1E293B"/>
+                <w:sz w:val="18"/>
+              </w:rPr>
+              <w:t>POST /auth/login</w:t>
+              <w:br/>
+              <w:t>(admin / Admin@123)</w:t>
+            </w:r>
+          </w:p>
+        </w:tc>
+        <w:tc>
+          <w:tcPr>
+            <w:tcW w:type="dxa" w:w="3744"/>
+            <w:shd w:fill="FFFFFF"/>
+            <w:tcMar>
+              <w:top w:w="100" w:type="dxa"/>
+              <w:bottom w:w="100" w:type="dxa"/>
+              <w:left w:w="150" w:type="dxa"/>
+              <w:right w:w="150" w:type="dxa"/>
+            </w:tcMar>
+          </w:tcPr>
+          <w:p>
+            <w:pPr>
+              <w:jc w:val="left"/>
+            </w:pPr>
+            <w:r>
+              <w:rPr>
+                <w:rFonts w:ascii="Segoe UI" w:hAnsi="Segoe UI"/>
+                <w:b w:val="0"/>
+                <w:i w:val="0"/>
+                <w:color w:val="1E293B"/>
+                <w:sz w:val="18"/>
+              </w:rPr>
+              <w:t>HTTP 200 OK. Acquired JWT token. Validated organization tenant scope and session storage injection.</w:t>
+            </w:r>
+          </w:p>
+        </w:tc>
+        <w:tc>
+          <w:tcPr>
+            <w:tcW w:type="dxa" w:w="1296"/>
+            <w:shd w:fill="FFFFFF"/>
+            <w:tcMar>
+              <w:top w:w="100" w:type="dxa"/>
+              <w:bottom w:w="100" w:type="dxa"/>
+              <w:left w:w="150" w:type="dxa"/>
+              <w:right w:w="150" w:type="dxa"/>
+            </w:tcMar>
+          </w:tcPr>
+          <w:p>
+            <w:pPr>
+              <w:jc w:val="left"/>
+            </w:pPr>
+            <w:r>
+              <w:rPr>
+                <w:rFonts w:ascii="Segoe UI" w:hAnsi="Segoe UI"/>
+                <w:b w:val="0"/>
+                <w:i w:val="0"/>
+                <w:color w:val="1E293B"/>
+                <w:sz w:val="18"/>
+              </w:rPr>
+              <w:t>100% PASS</w:t>
+              <w:br/>
+              <w:t>(Exit 0)</w:t>
+            </w:r>
+          </w:p>
+        </w:tc>
+      </w:tr>
+      <w:tr>
+        <w:tc>
+          <w:tcPr>
+            <w:tcW w:type="dxa" w:w="1728"/>
+            <w:shd w:fill="F8FAF9"/>
+            <w:tcMar>
+              <w:top w:w="100" w:type="dxa"/>
+              <w:bottom w:w="100" w:type="dxa"/>
+              <w:left w:w="150" w:type="dxa"/>
+              <w:right w:w="150" w:type="dxa"/>
+            </w:tcMar>
+          </w:tcPr>
+          <w:p>
+            <w:pPr>
+              <w:jc w:val="left"/>
+            </w:pPr>
+            <w:r>
+              <w:rPr>
+                <w:rFonts w:ascii="Segoe UI" w:hAnsi="Segoe UI"/>
+                <w:b w:val="0"/>
+                <w:i w:val="0"/>
+                <w:color w:val="1E293B"/>
+                <w:sz w:val="18"/>
+              </w:rPr>
+              <w:t>Stage 2: Summary Telemetry Audit</w:t>
+            </w:r>
+          </w:p>
+        </w:tc>
+        <w:tc>
+          <w:tcPr>
+            <w:tcW w:type="dxa" w:w="2592"/>
+            <w:shd w:fill="F8FAF9"/>
+            <w:tcMar>
+              <w:top w:w="100" w:type="dxa"/>
+              <w:bottom w:w="100" w:type="dxa"/>
+              <w:left w:w="150" w:type="dxa"/>
+              <w:right w:w="150" w:type="dxa"/>
+            </w:tcMar>
+          </w:tcPr>
+          <w:p>
+            <w:pPr>
+              <w:jc w:val="left"/>
+            </w:pPr>
+            <w:r>
+              <w:rPr>
+                <w:rFonts w:ascii="Segoe UI" w:hAnsi="Segoe UI"/>
+                <w:b w:val="0"/>
+                <w:i w:val="0"/>
+                <w:color w:val="1E293B"/>
+                <w:sz w:val="18"/>
+              </w:rPr>
+              <w:t>GET /api/freight/summary</w:t>
+            </w:r>
+          </w:p>
+        </w:tc>
+        <w:tc>
+          <w:tcPr>
+            <w:tcW w:type="dxa" w:w="3744"/>
+            <w:shd w:fill="F8FAF9"/>
+            <w:tcMar>
+              <w:top w:w="100" w:type="dxa"/>
+              <w:bottom w:w="100" w:type="dxa"/>
+              <w:left w:w="150" w:type="dxa"/>
+              <w:right w:w="150" w:type="dxa"/>
+            </w:tcMar>
+          </w:tcPr>
+          <w:p>
+            <w:pPr>
+              <w:jc w:val="left"/>
+            </w:pPr>
+            <w:r>
+              <w:rPr>
+                <w:rFonts w:ascii="Segoe UI" w:hAnsi="Segoe UI"/>
+                <w:b w:val="0"/>
+                <w:i w:val="0"/>
+                <w:color w:val="1E293B"/>
+                <w:sz w:val="18"/>
+              </w:rPr>
+              <w:t>HTTP 200 OK. Verified active contracts &gt;= 2, total spend, total recoveries, and pending reconciliation queues.</w:t>
+            </w:r>
+          </w:p>
+        </w:tc>
+        <w:tc>
+          <w:tcPr>
+            <w:tcW w:type="dxa" w:w="1296"/>
+            <w:shd w:fill="F8FAF9"/>
+            <w:tcMar>
+              <w:top w:w="100" w:type="dxa"/>
+              <w:bottom w:w="100" w:type="dxa"/>
+              <w:left w:w="150" w:type="dxa"/>
+              <w:right w:w="150" w:type="dxa"/>
+            </w:tcMar>
+          </w:tcPr>
+          <w:p>
+            <w:pPr>
+              <w:jc w:val="left"/>
+            </w:pPr>
+            <w:r>
+              <w:rPr>
+                <w:rFonts w:ascii="Segoe UI" w:hAnsi="Segoe UI"/>
+                <w:b w:val="0"/>
+                <w:i w:val="0"/>
+                <w:color w:val="1E293B"/>
+                <w:sz w:val="18"/>
+              </w:rPr>
+              <w:t>100% PASS</w:t>
+              <w:br/>
+              <w:t>(Exit 0)</w:t>
+            </w:r>
+          </w:p>
+        </w:tc>
+      </w:tr>
+      <w:tr>
+        <w:tc>
+          <w:tcPr>
+            <w:tcW w:type="dxa" w:w="1728"/>
+            <w:shd w:fill="FFFFFF"/>
+            <w:tcMar>
+              <w:top w:w="100" w:type="dxa"/>
+              <w:bottom w:w="100" w:type="dxa"/>
+              <w:left w:w="150" w:type="dxa"/>
+              <w:right w:w="150" w:type="dxa"/>
+            </w:tcMar>
+          </w:tcPr>
+          <w:p>
+            <w:pPr>
+              <w:jc w:val="left"/>
+            </w:pPr>
+            <w:r>
+              <w:rPr>
+                <w:rFonts w:ascii="Segoe UI" w:hAnsi="Segoe UI"/>
+                <w:b w:val="0"/>
+                <w:i w:val="0"/>
+                <w:color w:val="1E293B"/>
+                <w:sz w:val="18"/>
+              </w:rPr>
+              <w:t>Stage 3: Transporter Rate Cards</w:t>
+            </w:r>
+          </w:p>
+        </w:tc>
+        <w:tc>
+          <w:tcPr>
+            <w:tcW w:type="dxa" w:w="2592"/>
+            <w:shd w:fill="FFFFFF"/>
+            <w:tcMar>
+              <w:top w:w="100" w:type="dxa"/>
+              <w:bottom w:w="100" w:type="dxa"/>
+              <w:left w:w="150" w:type="dxa"/>
+              <w:right w:w="150" w:type="dxa"/>
+            </w:tcMar>
+          </w:tcPr>
+          <w:p>
+            <w:pPr>
+              <w:jc w:val="left"/>
+            </w:pPr>
+            <w:r>
+              <w:rPr>
+                <w:rFonts w:ascii="Segoe UI" w:hAnsi="Segoe UI"/>
+                <w:b w:val="0"/>
+                <w:i w:val="0"/>
+                <w:color w:val="1E293B"/>
+                <w:sz w:val="18"/>
+              </w:rPr>
+              <w:t>GET /api/freight/contracts</w:t>
+            </w:r>
+          </w:p>
+        </w:tc>
+        <w:tc>
+          <w:tcPr>
+            <w:tcW w:type="dxa" w:w="3744"/>
+            <w:shd w:fill="FFFFFF"/>
+            <w:tcMar>
+              <w:top w:w="100" w:type="dxa"/>
+              <w:bottom w:w="100" w:type="dxa"/>
+              <w:left w:w="150" w:type="dxa"/>
+              <w:right w:w="150" w:type="dxa"/>
+            </w:tcMar>
+          </w:tcPr>
+          <w:p>
+            <w:pPr>
+              <w:jc w:val="left"/>
+            </w:pPr>
+            <w:r>
+              <w:rPr>
+                <w:rFonts w:ascii="Segoe UI" w:hAnsi="Segoe UI"/>
+                <w:b w:val="0"/>
+                <w:i w:val="0"/>
+                <w:color w:val="1E293B"/>
+                <w:sz w:val="18"/>
+              </w:rPr>
+              <w:t>HTTP 200 OK. Verified active contracts (V-Trans Logistics, Safexpress), origin/destination lanes, and tiered slabs.</w:t>
+            </w:r>
+          </w:p>
+        </w:tc>
+        <w:tc>
+          <w:tcPr>
+            <w:tcW w:type="dxa" w:w="1296"/>
+            <w:shd w:fill="FFFFFF"/>
+            <w:tcMar>
+              <w:top w:w="100" w:type="dxa"/>
+              <w:bottom w:w="100" w:type="dxa"/>
+              <w:left w:w="150" w:type="dxa"/>
+              <w:right w:w="150" w:type="dxa"/>
+            </w:tcMar>
+          </w:tcPr>
+          <w:p>
+            <w:pPr>
+              <w:jc w:val="left"/>
+            </w:pPr>
+            <w:r>
+              <w:rPr>
+                <w:rFonts w:ascii="Segoe UI" w:hAnsi="Segoe UI"/>
+                <w:b w:val="0"/>
+                <w:i w:val="0"/>
+                <w:color w:val="1E293B"/>
+                <w:sz w:val="18"/>
+              </w:rPr>
+              <w:t>100% PASS</w:t>
+              <w:br/>
+              <w:t>(Exit 0)</w:t>
+            </w:r>
+          </w:p>
+        </w:tc>
+      </w:tr>
+      <w:tr>
+        <w:tc>
+          <w:tcPr>
+            <w:tcW w:type="dxa" w:w="1728"/>
+            <w:shd w:fill="F8FAF9"/>
+            <w:tcMar>
+              <w:top w:w="100" w:type="dxa"/>
+              <w:bottom w:w="100" w:type="dxa"/>
+              <w:left w:w="150" w:type="dxa"/>
+              <w:right w:w="150" w:type="dxa"/>
+            </w:tcMar>
+          </w:tcPr>
+          <w:p>
+            <w:pPr>
+              <w:jc w:val="left"/>
+            </w:pPr>
+            <w:r>
+              <w:rPr>
+                <w:rFonts w:ascii="Segoe UI" w:hAnsi="Segoe UI"/>
+                <w:b w:val="0"/>
+                <w:i w:val="0"/>
+                <w:color w:val="1E293B"/>
+                <w:sz w:val="18"/>
+              </w:rPr>
+              <w:t>Stage 4: Deterministic Rating Engine</w:t>
+            </w:r>
+          </w:p>
+        </w:tc>
+        <w:tc>
+          <w:tcPr>
+            <w:tcW w:type="dxa" w:w="2592"/>
+            <w:shd w:fill="F8FAF9"/>
+            <w:tcMar>
+              <w:top w:w="100" w:type="dxa"/>
+              <w:bottom w:w="100" w:type="dxa"/>
+              <w:left w:w="150" w:type="dxa"/>
+              <w:right w:w="150" w:type="dxa"/>
+            </w:tcMar>
+          </w:tcPr>
+          <w:p>
+            <w:pPr>
+              <w:jc w:val="left"/>
+            </w:pPr>
+            <w:r>
+              <w:rPr>
+                <w:rFonts w:ascii="Segoe UI" w:hAnsi="Segoe UI"/>
+                <w:b w:val="0"/>
+                <w:i w:val="0"/>
+                <w:color w:val="1E293B"/>
+                <w:sz w:val="18"/>
+              </w:rPr>
+              <w:t>POST /api/freight/calculate</w:t>
+            </w:r>
+          </w:p>
+        </w:tc>
+        <w:tc>
+          <w:tcPr>
+            <w:tcW w:type="dxa" w:w="3744"/>
+            <w:shd w:fill="F8FAF9"/>
+            <w:tcMar>
+              <w:top w:w="100" w:type="dxa"/>
+              <w:bottom w:w="100" w:type="dxa"/>
+              <w:left w:w="150" w:type="dxa"/>
+              <w:right w:w="150" w:type="dxa"/>
+            </w:tcMar>
+          </w:tcPr>
+          <w:p>
+            <w:pPr>
+              <w:jc w:val="left"/>
+            </w:pPr>
+            <w:r>
+              <w:rPr>
+                <w:rFonts w:ascii="Segoe UI" w:hAnsi="Segoe UI"/>
+                <w:b w:val="0"/>
+                <w:i w:val="0"/>
+                <w:color w:val="1E293B"/>
+                <w:sz w:val="18"/>
+              </w:rPr>
+              <w:t>HTTP 200 OK. Calculated 350kg consignment on Lane DEL-MUM. Asserted base freight, surcharges, and formula trace.</w:t>
+            </w:r>
+          </w:p>
+        </w:tc>
+        <w:tc>
+          <w:tcPr>
+            <w:tcW w:type="dxa" w:w="1296"/>
+            <w:shd w:fill="F8FAF9"/>
+            <w:tcMar>
+              <w:top w:w="100" w:type="dxa"/>
+              <w:bottom w:w="100" w:type="dxa"/>
+              <w:left w:w="150" w:type="dxa"/>
+              <w:right w:w="150" w:type="dxa"/>
+            </w:tcMar>
+          </w:tcPr>
+          <w:p>
+            <w:pPr>
+              <w:jc w:val="left"/>
+            </w:pPr>
+            <w:r>
+              <w:rPr>
+                <w:rFonts w:ascii="Segoe UI" w:hAnsi="Segoe UI"/>
+                <w:b w:val="0"/>
+                <w:i w:val="0"/>
+                <w:color w:val="1E293B"/>
+                <w:sz w:val="18"/>
+              </w:rPr>
+              <w:t>100% PASS</w:t>
+              <w:br/>
+              <w:t>(Exit 0)</w:t>
+            </w:r>
+          </w:p>
+        </w:tc>
+      </w:tr>
+      <w:tr>
+        <w:tc>
+          <w:tcPr>
+            <w:tcW w:type="dxa" w:w="1728"/>
+            <w:shd w:fill="FFFFFF"/>
+            <w:tcMar>
+              <w:top w:w="100" w:type="dxa"/>
+              <w:bottom w:w="100" w:type="dxa"/>
+              <w:left w:w="150" w:type="dxa"/>
+              <w:right w:w="150" w:type="dxa"/>
+            </w:tcMar>
+          </w:tcPr>
+          <w:p>
+            <w:pPr>
+              <w:jc w:val="left"/>
+            </w:pPr>
+            <w:r>
+              <w:rPr>
+                <w:rFonts w:ascii="Segoe UI" w:hAnsi="Segoe UI"/>
+                <w:b w:val="0"/>
+                <w:i w:val="0"/>
+                <w:color w:val="1E293B"/>
+                <w:sz w:val="18"/>
+              </w:rPr>
+              <w:t>Stage 5: Admin Cost Bearer Invariant</w:t>
+            </w:r>
+          </w:p>
+        </w:tc>
+        <w:tc>
+          <w:tcPr>
+            <w:tcW w:type="dxa" w:w="2592"/>
+            <w:shd w:fill="FFFFFF"/>
+            <w:tcMar>
+              <w:top w:w="100" w:type="dxa"/>
+              <w:bottom w:w="100" w:type="dxa"/>
+              <w:left w:w="150" w:type="dxa"/>
+              <w:right w:w="150" w:type="dxa"/>
+            </w:tcMar>
+          </w:tcPr>
+          <w:p>
+            <w:pPr>
+              <w:jc w:val="left"/>
+            </w:pPr>
+            <w:r>
+              <w:rPr>
+                <w:rFonts w:ascii="Segoe UI" w:hAnsi="Segoe UI"/>
+                <w:b w:val="0"/>
+                <w:i w:val="0"/>
+                <w:color w:val="1E293B"/>
+                <w:sz w:val="18"/>
+              </w:rPr>
+              <w:t>GET /api/freight/policies</w:t>
+            </w:r>
+          </w:p>
+        </w:tc>
+        <w:tc>
+          <w:tcPr>
+            <w:tcW w:type="dxa" w:w="3744"/>
+            <w:shd w:fill="FFFFFF"/>
+            <w:tcMar>
+              <w:top w:w="100" w:type="dxa"/>
+              <w:bottom w:w="100" w:type="dxa"/>
+              <w:left w:w="150" w:type="dxa"/>
+              <w:right w:w="150" w:type="dxa"/>
+            </w:tcMar>
+          </w:tcPr>
+          <w:p>
+            <w:pPr>
+              <w:jc w:val="left"/>
+            </w:pPr>
+            <w:r>
+              <w:rPr>
+                <w:rFonts w:ascii="Segoe UI" w:hAnsi="Segoe UI"/>
+                <w:b w:val="0"/>
+                <w:i w:val="0"/>
+                <w:color w:val="1E293B"/>
+                <w:sz w:val="18"/>
+              </w:rPr>
+              <w:t>HTTP 200 OK. Verified Platform Admin bearer policy; confirmed Account 5200 binding and zero client GL debits.</w:t>
+            </w:r>
+          </w:p>
+        </w:tc>
+        <w:tc>
+          <w:tcPr>
+            <w:tcW w:type="dxa" w:w="1296"/>
+            <w:shd w:fill="FFFFFF"/>
+            <w:tcMar>
+              <w:top w:w="100" w:type="dxa"/>
+              <w:bottom w:w="100" w:type="dxa"/>
+              <w:left w:w="150" w:type="dxa"/>
+              <w:right w:w="150" w:type="dxa"/>
+            </w:tcMar>
+          </w:tcPr>
+          <w:p>
+            <w:pPr>
+              <w:jc w:val="left"/>
+            </w:pPr>
+            <w:r>
+              <w:rPr>
+                <w:rFonts w:ascii="Segoe UI" w:hAnsi="Segoe UI"/>
+                <w:b w:val="0"/>
+                <w:i w:val="0"/>
+                <w:color w:val="1E293B"/>
+                <w:sz w:val="18"/>
+              </w:rPr>
+              <w:t>100% PASS</w:t>
+              <w:br/>
+              <w:t>(Exit 0)</w:t>
+            </w:r>
+          </w:p>
+        </w:tc>
+      </w:tr>
+      <w:tr>
+        <w:tc>
+          <w:tcPr>
+            <w:tcW w:type="dxa" w:w="1728"/>
+            <w:shd w:fill="F8FAF9"/>
+            <w:tcMar>
+              <w:top w:w="100" w:type="dxa"/>
+              <w:bottom w:w="100" w:type="dxa"/>
+              <w:left w:w="150" w:type="dxa"/>
+              <w:right w:w="150" w:type="dxa"/>
+            </w:tcMar>
+          </w:tcPr>
+          <w:p>
+            <w:pPr>
+              <w:jc w:val="left"/>
+            </w:pPr>
+            <w:r>
+              <w:rPr>
+                <w:rFonts w:ascii="Segoe UI" w:hAnsi="Segoe UI"/>
+                <w:b w:val="0"/>
+                <w:i w:val="0"/>
+                <w:color w:val="1E293B"/>
+                <w:sz w:val="18"/>
+              </w:rPr>
+              <w:t>Stage 6: 3-Way Reconciliation Audit</w:t>
+            </w:r>
+          </w:p>
+        </w:tc>
+        <w:tc>
+          <w:tcPr>
+            <w:tcW w:type="dxa" w:w="2592"/>
+            <w:shd w:fill="F8FAF9"/>
+            <w:tcMar>
+              <w:top w:w="100" w:type="dxa"/>
+              <w:bottom w:w="100" w:type="dxa"/>
+              <w:left w:w="150" w:type="dxa"/>
+              <w:right w:w="150" w:type="dxa"/>
+            </w:tcMar>
+          </w:tcPr>
+          <w:p>
+            <w:pPr>
+              <w:jc w:val="left"/>
+            </w:pPr>
+            <w:r>
+              <w:rPr>
+                <w:rFonts w:ascii="Segoe UI" w:hAnsi="Segoe UI"/>
+                <w:b w:val="0"/>
+                <w:i w:val="0"/>
+                <w:color w:val="1E293B"/>
+                <w:sz w:val="18"/>
+              </w:rPr>
+              <w:t>GET /api/freight/reconciliation</w:t>
+            </w:r>
+          </w:p>
+        </w:tc>
+        <w:tc>
+          <w:tcPr>
+            <w:tcW w:type="dxa" w:w="3744"/>
+            <w:shd w:fill="F8FAF9"/>
+            <w:tcMar>
+              <w:top w:w="100" w:type="dxa"/>
+              <w:bottom w:w="100" w:type="dxa"/>
+              <w:left w:w="150" w:type="dxa"/>
+              <w:right w:w="150" w:type="dxa"/>
+            </w:tcMar>
+          </w:tcPr>
+          <w:p>
+            <w:pPr>
+              <w:jc w:val="left"/>
+            </w:pPr>
+            <w:r>
+              <w:rPr>
+                <w:rFonts w:ascii="Segoe UI" w:hAnsi="Segoe UI"/>
+                <w:b w:val="0"/>
+                <w:i w:val="0"/>
+                <w:color w:val="1E293B"/>
+                <w:sz w:val="18"/>
+              </w:rPr>
+              <w:t>HTTP 200 OK. Verified statement matching, tolerance checks (&lt;= ₹200.00), and UNAPPROVED_EXCESS status tags.</w:t>
+            </w:r>
+          </w:p>
+        </w:tc>
+        <w:tc>
+          <w:tcPr>
+            <w:tcW w:type="dxa" w:w="1296"/>
+            <w:shd w:fill="F8FAF9"/>
+            <w:tcMar>
+              <w:top w:w="100" w:type="dxa"/>
+              <w:bottom w:w="100" w:type="dxa"/>
+              <w:left w:w="150" w:type="dxa"/>
+              <w:right w:w="150" w:type="dxa"/>
+            </w:tcMar>
+          </w:tcPr>
+          <w:p>
+            <w:pPr>
+              <w:jc w:val="left"/>
+            </w:pPr>
+            <w:r>
+              <w:rPr>
+                <w:rFonts w:ascii="Segoe UI" w:hAnsi="Segoe UI"/>
+                <w:b w:val="0"/>
+                <w:i w:val="0"/>
+                <w:color w:val="1E293B"/>
+                <w:sz w:val="18"/>
+              </w:rPr>
+              <w:t>100% PASS</w:t>
+              <w:br/>
+              <w:t>(Exit 0)</w:t>
+            </w:r>
+          </w:p>
+        </w:tc>
+      </w:tr>
+      <w:tr>
+        <w:tc>
+          <w:tcPr>
+            <w:tcW w:type="dxa" w:w="1728"/>
+            <w:shd w:fill="FFFFFF"/>
+            <w:tcMar>
+              <w:top w:w="100" w:type="dxa"/>
+              <w:bottom w:w="100" w:type="dxa"/>
+              <w:left w:w="150" w:type="dxa"/>
+              <w:right w:w="150" w:type="dxa"/>
+            </w:tcMar>
+          </w:tcPr>
+          <w:p>
+            <w:pPr>
+              <w:jc w:val="left"/>
+            </w:pPr>
+            <w:r>
+              <w:rPr>
+                <w:rFonts w:ascii="Segoe UI" w:hAnsi="Segoe UI"/>
+                <w:b w:val="0"/>
+                <w:i w:val="0"/>
+                <w:color w:val="1E293B"/>
+                <w:sz w:val="18"/>
+              </w:rPr>
+              <w:t>Stage 7: Headless Browser Init</w:t>
+            </w:r>
+          </w:p>
+        </w:tc>
+        <w:tc>
+          <w:tcPr>
+            <w:tcW w:type="dxa" w:w="2592"/>
+            <w:shd w:fill="FFFFFF"/>
+            <w:tcMar>
+              <w:top w:w="100" w:type="dxa"/>
+              <w:bottom w:w="100" w:type="dxa"/>
+              <w:left w:w="150" w:type="dxa"/>
+              <w:right w:w="150" w:type="dxa"/>
+            </w:tcMar>
+          </w:tcPr>
+          <w:p>
+            <w:pPr>
+              <w:jc w:val="left"/>
+            </w:pPr>
+            <w:r>
+              <w:rPr>
+                <w:rFonts w:ascii="Segoe UI" w:hAnsi="Segoe UI"/>
+                <w:b w:val="0"/>
+                <w:i w:val="0"/>
+                <w:color w:val="1E293B"/>
+                <w:sz w:val="18"/>
+              </w:rPr>
+              <w:t>Chrome Options: --headless=new</w:t>
+              <w:br/>
+              <w:t>Viewport: 1440x950</w:t>
+            </w:r>
+          </w:p>
+        </w:tc>
+        <w:tc>
+          <w:tcPr>
+            <w:tcW w:type="dxa" w:w="3744"/>
+            <w:shd w:fill="FFFFFF"/>
+            <w:tcMar>
+              <w:top w:w="100" w:type="dxa"/>
+              <w:bottom w:w="100" w:type="dxa"/>
+              <w:left w:w="150" w:type="dxa"/>
+              <w:right w:w="150" w:type="dxa"/>
+            </w:tcMar>
+          </w:tcPr>
+          <w:p>
+            <w:pPr>
+              <w:jc w:val="left"/>
+            </w:pPr>
+            <w:r>
+              <w:rPr>
+                <w:rFonts w:ascii="Segoe UI" w:hAnsi="Segoe UI"/>
+                <w:b w:val="0"/>
+                <w:i w:val="0"/>
+                <w:color w:val="1E293B"/>
+                <w:sz w:val="18"/>
+              </w:rPr>
+              <w:t>WebDriver initialized with GPU disabled, no-sandbox, and session storage auth injection.</w:t>
+            </w:r>
+          </w:p>
+        </w:tc>
+        <w:tc>
+          <w:tcPr>
+            <w:tcW w:type="dxa" w:w="1296"/>
+            <w:shd w:fill="FFFFFF"/>
+            <w:tcMar>
+              <w:top w:w="100" w:type="dxa"/>
+              <w:bottom w:w="100" w:type="dxa"/>
+              <w:left w:w="150" w:type="dxa"/>
+              <w:right w:w="150" w:type="dxa"/>
+            </w:tcMar>
+          </w:tcPr>
+          <w:p>
+            <w:pPr>
+              <w:jc w:val="left"/>
+            </w:pPr>
+            <w:r>
+              <w:rPr>
+                <w:rFonts w:ascii="Segoe UI" w:hAnsi="Segoe UI"/>
+                <w:b w:val="0"/>
+                <w:i w:val="0"/>
+                <w:color w:val="1E293B"/>
+                <w:sz w:val="18"/>
+              </w:rPr>
+              <w:t>100% PASS</w:t>
+              <w:br/>
+              <w:t>(Exit 0)</w:t>
+            </w:r>
+          </w:p>
+        </w:tc>
+      </w:tr>
+      <w:tr>
+        <w:tc>
+          <w:tcPr>
+            <w:tcW w:type="dxa" w:w="1728"/>
+            <w:shd w:fill="F8FAF9"/>
+            <w:tcMar>
+              <w:top w:w="100" w:type="dxa"/>
+              <w:bottom w:w="100" w:type="dxa"/>
+              <w:left w:w="150" w:type="dxa"/>
+              <w:right w:w="150" w:type="dxa"/>
+            </w:tcMar>
+          </w:tcPr>
+          <w:p>
+            <w:pPr>
+              <w:jc w:val="left"/>
+            </w:pPr>
+            <w:r>
+              <w:rPr>
+                <w:rFonts w:ascii="Segoe UI" w:hAnsi="Segoe UI"/>
+                <w:b w:val="0"/>
+                <w:i w:val="0"/>
+                <w:color w:val="1E293B"/>
+                <w:sz w:val="18"/>
+              </w:rPr>
+              <w:t>Stage 8: Counter Workbench Launcher</w:t>
+            </w:r>
+          </w:p>
+        </w:tc>
+        <w:tc>
+          <w:tcPr>
+            <w:tcW w:type="dxa" w:w="2592"/>
+            <w:shd w:fill="F8FAF9"/>
+            <w:tcMar>
+              <w:top w:w="100" w:type="dxa"/>
+              <w:bottom w:w="100" w:type="dxa"/>
+              <w:left w:w="150" w:type="dxa"/>
+              <w:right w:w="150" w:type="dxa"/>
+            </w:tcMar>
+          </w:tcPr>
+          <w:p>
+            <w:pPr>
+              <w:jc w:val="left"/>
+            </w:pPr>
+            <w:r>
+              <w:rPr>
+                <w:rFonts w:ascii="Segoe UI" w:hAnsi="Segoe UI"/>
+                <w:b w:val="0"/>
+                <w:i w:val="0"/>
+                <w:color w:val="1E293B"/>
+                <w:sz w:val="18"/>
+              </w:rPr>
+              <w:t>driver.get('http://localhost:50005/')</w:t>
+            </w:r>
+          </w:p>
+        </w:tc>
+        <w:tc>
+          <w:tcPr>
+            <w:tcW w:type="dxa" w:w="3744"/>
+            <w:shd w:fill="F8FAF9"/>
+            <w:tcMar>
+              <w:top w:w="100" w:type="dxa"/>
+              <w:bottom w:w="100" w:type="dxa"/>
+              <w:left w:w="150" w:type="dxa"/>
+              <w:right w:w="150" w:type="dxa"/>
+            </w:tcMar>
+          </w:tcPr>
+          <w:p>
+            <w:pPr>
+              <w:jc w:val="left"/>
+            </w:pPr>
+            <w:r>
+              <w:rPr>
+                <w:rFonts w:ascii="Segoe UI" w:hAnsi="Segoe UI"/>
+                <w:b w:val="0"/>
+                <w:i w:val="0"/>
+                <w:color w:val="1E293B"/>
+                <w:sz w:val="18"/>
+              </w:rPr>
+              <w:t>Located #hub-btn-freight-management launcher tile on Counter Workbench. Captured verified_freight_homescreen_launcher.png.</w:t>
+            </w:r>
+          </w:p>
+        </w:tc>
+        <w:tc>
+          <w:tcPr>
+            <w:tcW w:type="dxa" w:w="1296"/>
+            <w:shd w:fill="F8FAF9"/>
+            <w:tcMar>
+              <w:top w:w="100" w:type="dxa"/>
+              <w:bottom w:w="100" w:type="dxa"/>
+              <w:left w:w="150" w:type="dxa"/>
+              <w:right w:w="150" w:type="dxa"/>
+            </w:tcMar>
+          </w:tcPr>
+          <w:p>
+            <w:pPr>
+              <w:jc w:val="left"/>
+            </w:pPr>
+            <w:r>
+              <w:rPr>
+                <w:rFonts w:ascii="Segoe UI" w:hAnsi="Segoe UI"/>
+                <w:b w:val="0"/>
+                <w:i w:val="0"/>
+                <w:color w:val="1E293B"/>
+                <w:sz w:val="18"/>
+              </w:rPr>
+              <w:t>100% PASS</w:t>
+              <w:br/>
+              <w:t>(Exit 0)</w:t>
+            </w:r>
+          </w:p>
+        </w:tc>
+      </w:tr>
+      <w:tr>
+        <w:tc>
+          <w:tcPr>
+            <w:tcW w:type="dxa" w:w="1728"/>
+            <w:shd w:fill="FFFFFF"/>
+            <w:tcMar>
+              <w:top w:w="100" w:type="dxa"/>
+              <w:bottom w:w="100" w:type="dxa"/>
+              <w:left w:w="150" w:type="dxa"/>
+              <w:right w:w="150" w:type="dxa"/>
+            </w:tcMar>
+          </w:tcPr>
+          <w:p>
+            <w:pPr>
+              <w:jc w:val="left"/>
+            </w:pPr>
+            <w:r>
+              <w:rPr>
+                <w:rFonts w:ascii="Segoe UI" w:hAnsi="Segoe UI"/>
+                <w:b w:val="0"/>
+                <w:i w:val="0"/>
+                <w:color w:val="1E293B"/>
+                <w:sz w:val="18"/>
+              </w:rPr>
+              <w:t>Stage 9: Rate Master &amp; Sandbox [F4]</w:t>
+            </w:r>
+          </w:p>
+        </w:tc>
+        <w:tc>
+          <w:tcPr>
+            <w:tcW w:type="dxa" w:w="2592"/>
+            <w:shd w:fill="FFFFFF"/>
+            <w:tcMar>
+              <w:top w:w="100" w:type="dxa"/>
+              <w:bottom w:w="100" w:type="dxa"/>
+              <w:left w:w="150" w:type="dxa"/>
+              <w:right w:w="150" w:type="dxa"/>
+            </w:tcMar>
+          </w:tcPr>
+          <w:p>
+            <w:pPr>
+              <w:jc w:val="left"/>
+            </w:pPr>
+            <w:r>
+              <w:rPr>
+                <w:rFonts w:ascii="Segoe UI" w:hAnsi="Segoe UI"/>
+                <w:b w:val="0"/>
+                <w:i w:val="0"/>
+                <w:color w:val="1E293B"/>
+                <w:sz w:val="18"/>
+              </w:rPr>
+              <w:t>driver.get('http://localhost:50005/freight/contracts')</w:t>
+            </w:r>
+          </w:p>
+        </w:tc>
+        <w:tc>
+          <w:tcPr>
+            <w:tcW w:type="dxa" w:w="3744"/>
+            <w:shd w:fill="FFFFFF"/>
+            <w:tcMar>
+              <w:top w:w="100" w:type="dxa"/>
+              <w:bottom w:w="100" w:type="dxa"/>
+              <w:left w:w="150" w:type="dxa"/>
+              <w:right w:w="150" w:type="dxa"/>
+            </w:tcMar>
+          </w:tcPr>
+          <w:p>
+            <w:pPr>
+              <w:jc w:val="left"/>
+            </w:pPr>
+            <w:r>
+              <w:rPr>
+                <w:rFonts w:ascii="Segoe UI" w:hAnsi="Segoe UI"/>
+                <w:b w:val="0"/>
+                <w:i w:val="0"/>
+                <w:color w:val="1E293B"/>
+                <w:sz w:val="18"/>
+              </w:rPr>
+              <w:t>Verified 4 top KPI cards. Switched to Sandbox [F4], executed calculation, and captured verified_freight_rate_cards_catalog.png &amp; verified_freight_calculation_sandbox.png.</w:t>
+            </w:r>
+          </w:p>
+        </w:tc>
+        <w:tc>
+          <w:tcPr>
+            <w:tcW w:type="dxa" w:w="1296"/>
+            <w:shd w:fill="FFFFFF"/>
+            <w:tcMar>
+              <w:top w:w="100" w:type="dxa"/>
+              <w:bottom w:w="100" w:type="dxa"/>
+              <w:left w:w="150" w:type="dxa"/>
+              <w:right w:w="150" w:type="dxa"/>
+            </w:tcMar>
+          </w:tcPr>
+          <w:p>
+            <w:pPr>
+              <w:jc w:val="left"/>
+            </w:pPr>
+            <w:r>
+              <w:rPr>
+                <w:rFonts w:ascii="Segoe UI" w:hAnsi="Segoe UI"/>
+                <w:b w:val="0"/>
+                <w:i w:val="0"/>
+                <w:color w:val="1E293B"/>
+                <w:sz w:val="18"/>
+              </w:rPr>
+              <w:t>100% PASS</w:t>
+              <w:br/>
+              <w:t>(Exit 0)</w:t>
+            </w:r>
+          </w:p>
+        </w:tc>
+      </w:tr>
+      <w:tr>
+        <w:tc>
+          <w:tcPr>
+            <w:tcW w:type="dxa" w:w="1728"/>
+            <w:shd w:fill="F8FAF9"/>
+            <w:tcMar>
+              <w:top w:w="100" w:type="dxa"/>
+              <w:bottom w:w="100" w:type="dxa"/>
+              <w:left w:w="150" w:type="dxa"/>
+              <w:right w:w="150" w:type="dxa"/>
+            </w:tcMar>
+          </w:tcPr>
+          <w:p>
+            <w:pPr>
+              <w:jc w:val="left"/>
+            </w:pPr>
+            <w:r>
+              <w:rPr>
+                <w:rFonts w:ascii="Segoe UI" w:hAnsi="Segoe UI"/>
+                <w:b w:val="0"/>
+                <w:i w:val="0"/>
+                <w:color w:val="1E293B"/>
+                <w:sz w:val="18"/>
+              </w:rPr>
+              <w:t>Stage 10: Reconciliation &amp; Esc Modal</w:t>
+            </w:r>
+          </w:p>
+        </w:tc>
+        <w:tc>
+          <w:tcPr>
+            <w:tcW w:type="dxa" w:w="2592"/>
+            <w:shd w:fill="F8FAF9"/>
+            <w:tcMar>
+              <w:top w:w="100" w:type="dxa"/>
+              <w:bottom w:w="100" w:type="dxa"/>
+              <w:left w:w="150" w:type="dxa"/>
+              <w:right w:w="150" w:type="dxa"/>
+            </w:tcMar>
+          </w:tcPr>
+          <w:p>
+            <w:pPr>
+              <w:jc w:val="left"/>
+            </w:pPr>
+            <w:r>
+              <w:rPr>
+                <w:rFonts w:ascii="Segoe UI" w:hAnsi="Segoe UI"/>
+                <w:b w:val="0"/>
+                <w:i w:val="0"/>
+                <w:color w:val="1E293B"/>
+                <w:sz w:val="18"/>
+              </w:rPr>
+              <w:t>driver.get('http://localhost:50005/freight/reconciliation')</w:t>
+            </w:r>
+          </w:p>
+        </w:tc>
+        <w:tc>
+          <w:tcPr>
+            <w:tcW w:type="dxa" w:w="3744"/>
+            <w:shd w:fill="F8FAF9"/>
+            <w:tcMar>
+              <w:top w:w="100" w:type="dxa"/>
+              <w:bottom w:w="100" w:type="dxa"/>
+              <w:left w:w="150" w:type="dxa"/>
+              <w:right w:w="150" w:type="dxa"/>
+            </w:tcMar>
+          </w:tcPr>
+          <w:p>
+            <w:pPr>
+              <w:jc w:val="left"/>
+            </w:pPr>
+            <w:r>
+              <w:rPr>
+                <w:rFonts w:ascii="Segoe UI" w:hAnsi="Segoe UI"/>
+                <w:b w:val="0"/>
+                <w:i w:val="0"/>
+                <w:color w:val="1E293B"/>
+                <w:sz w:val="18"/>
+              </w:rPr>
+              <w:t>Verified reconciliation grid, opened #modal-enter-transporter-bill [F6], tested [Esc] dismissal. Captured verified_freight_reconciliation_desk.png.</w:t>
+            </w:r>
+          </w:p>
+        </w:tc>
+        <w:tc>
+          <w:tcPr>
+            <w:tcW w:type="dxa" w:w="1296"/>
+            <w:shd w:fill="F8FAF9"/>
+            <w:tcMar>
+              <w:top w:w="100" w:type="dxa"/>
+              <w:bottom w:w="100" w:type="dxa"/>
+              <w:left w:w="150" w:type="dxa"/>
+              <w:right w:w="150" w:type="dxa"/>
+            </w:tcMar>
+          </w:tcPr>
+          <w:p>
+            <w:pPr>
+              <w:jc w:val="left"/>
+            </w:pPr>
+            <w:r>
+              <w:rPr>
+                <w:rFonts w:ascii="Segoe UI" w:hAnsi="Segoe UI"/>
+                <w:b w:val="0"/>
+                <w:i w:val="0"/>
+                <w:color w:val="1E293B"/>
+                <w:sz w:val="18"/>
+              </w:rPr>
+              <w:t>100% PASS</w:t>
+              <w:br/>
+              <w:t>(Exit 0)</w:t>
+            </w:r>
+          </w:p>
+        </w:tc>
+      </w:tr>
+    </w:tbl>
+    <w:p>
+      <w:pPr>
+        <w:spacing w:after="160"/>
+      </w:pPr>
+    </w:p>
+    <w:p>
+      <w:pPr>
+        <w:keepNext/>
+        <w:spacing w:before="280" w:after="120"/>
+      </w:pPr>
+      <w:r>
+        <w:rPr>
+          <w:rFonts w:ascii="Segoe UI" w:hAnsi="Segoe UI"/>
+          <w:b/>
+          <w:i w:val="0"/>
+          <w:color w:val="2D6A4F"/>
+          <w:sz w:val="27"/>
+        </w:rPr>
+        <w:t>21.5 Live Vercel Production Cloud Verification Suite (4 Stages - 100% PASS)</w:t>
       </w:r>
     </w:p>
     <w:p>
@@ -19812,7 +26252,603 @@
           <w:color w:val="1E293B"/>
           <w:sz w:val="21"/>
         </w:rPr>
-        <w:t>2. Transporter Billing &amp; Reconciliation Desk (/freight/reconciliation): Complete statement audit grid with variance thresholds, dispute logging, and 1-click GL posting to Account 5200.</w:t>
+        <w:t>Following local testing, the live production deployment on Vercel CDN (https://erp-rho-three.vercel.app) was audited via verify_live_vercel_freight_audit.py using the automated demo authentication hook (#btn-demo-login). All 4 stages completed with 100% pass rate confirming zero cloud regressions:</w:t>
+      </w:r>
+    </w:p>
+    <w:tbl>
+      <w:tblPr>
+        <w:tblW w:type="auto" w:w="0"/>
+        <w:jc w:val="center"/>
+        <w:tblLook w:firstColumn="1" w:firstRow="1" w:lastColumn="0" w:lastRow="0" w:noHBand="0" w:noVBand="1" w:val="04A0"/>
+      </w:tblPr>
+      <w:tblGrid>
+        <w:gridCol w:w="2340"/>
+        <w:gridCol w:w="2340"/>
+        <w:gridCol w:w="2340"/>
+        <w:gridCol w:w="2340"/>
+      </w:tblGrid>
+      <w:tr>
+        <w:tc>
+          <w:tcPr>
+            <w:tcW w:type="dxa" w:w="1728"/>
+            <w:shd w:fill="1B4332"/>
+            <w:tcMar>
+              <w:top w:w="140" w:type="dxa"/>
+              <w:bottom w:w="140" w:type="dxa"/>
+              <w:left w:w="160" w:type="dxa"/>
+              <w:right w:w="160" w:type="dxa"/>
+            </w:tcMar>
+          </w:tcPr>
+          <w:p>
+            <w:pPr>
+              <w:jc w:val="left"/>
+            </w:pPr>
+            <w:r>
+              <w:rPr>
+                <w:rFonts w:ascii="Segoe UI" w:hAnsi="Segoe UI"/>
+                <w:b/>
+                <w:i w:val="0"/>
+                <w:color w:val="FFFFFF"/>
+                <w:sz w:val="19"/>
+              </w:rPr>
+              <w:t>Cloud Audit Stage &amp; Scope</w:t>
+            </w:r>
+          </w:p>
+        </w:tc>
+        <w:tc>
+          <w:tcPr>
+            <w:tcW w:type="dxa" w:w="2592"/>
+            <w:shd w:fill="1B4332"/>
+            <w:tcMar>
+              <w:top w:w="140" w:type="dxa"/>
+              <w:bottom w:w="140" w:type="dxa"/>
+              <w:left w:w="160" w:type="dxa"/>
+              <w:right w:w="160" w:type="dxa"/>
+            </w:tcMar>
+          </w:tcPr>
+          <w:p>
+            <w:pPr>
+              <w:jc w:val="left"/>
+            </w:pPr>
+            <w:r>
+              <w:rPr>
+                <w:rFonts w:ascii="Segoe UI" w:hAnsi="Segoe UI"/>
+                <w:b/>
+                <w:i w:val="0"/>
+                <w:color w:val="FFFFFF"/>
+                <w:sz w:val="19"/>
+              </w:rPr>
+              <w:t>Live Target URL &amp; Trigger</w:t>
+            </w:r>
+          </w:p>
+        </w:tc>
+        <w:tc>
+          <w:tcPr>
+            <w:tcW w:type="dxa" w:w="3744"/>
+            <w:shd w:fill="1B4332"/>
+            <w:tcMar>
+              <w:top w:w="140" w:type="dxa"/>
+              <w:bottom w:w="140" w:type="dxa"/>
+              <w:left w:w="160" w:type="dxa"/>
+              <w:right w:w="160" w:type="dxa"/>
+            </w:tcMar>
+          </w:tcPr>
+          <w:p>
+            <w:pPr>
+              <w:jc w:val="left"/>
+            </w:pPr>
+            <w:r>
+              <w:rPr>
+                <w:rFonts w:ascii="Segoe UI" w:hAnsi="Segoe UI"/>
+                <w:b/>
+                <w:i w:val="0"/>
+                <w:color w:val="FFFFFF"/>
+                <w:sz w:val="19"/>
+              </w:rPr>
+              <w:t>Automated Cloud Assertions &amp; Validation Criteria</w:t>
+            </w:r>
+          </w:p>
+        </w:tc>
+        <w:tc>
+          <w:tcPr>
+            <w:tcW w:type="dxa" w:w="1296"/>
+            <w:shd w:fill="1B4332"/>
+            <w:tcMar>
+              <w:top w:w="140" w:type="dxa"/>
+              <w:bottom w:w="140" w:type="dxa"/>
+              <w:left w:w="160" w:type="dxa"/>
+              <w:right w:w="160" w:type="dxa"/>
+            </w:tcMar>
+          </w:tcPr>
+          <w:p>
+            <w:pPr>
+              <w:jc w:val="left"/>
+            </w:pPr>
+            <w:r>
+              <w:rPr>
+                <w:rFonts w:ascii="Segoe UI" w:hAnsi="Segoe UI"/>
+                <w:b/>
+                <w:i w:val="0"/>
+                <w:color w:val="FFFFFF"/>
+                <w:sz w:val="19"/>
+              </w:rPr>
+              <w:t>Production Status</w:t>
+            </w:r>
+          </w:p>
+        </w:tc>
+      </w:tr>
+      <w:tr>
+        <w:tc>
+          <w:tcPr>
+            <w:tcW w:type="dxa" w:w="1728"/>
+            <w:shd w:fill="FFFFFF"/>
+            <w:tcMar>
+              <w:top w:w="100" w:type="dxa"/>
+              <w:bottom w:w="100" w:type="dxa"/>
+              <w:left w:w="150" w:type="dxa"/>
+              <w:right w:w="150" w:type="dxa"/>
+            </w:tcMar>
+          </w:tcPr>
+          <w:p>
+            <w:pPr>
+              <w:jc w:val="left"/>
+            </w:pPr>
+            <w:r>
+              <w:rPr>
+                <w:rFonts w:ascii="Segoe UI" w:hAnsi="Segoe UI"/>
+                <w:b w:val="0"/>
+                <w:i w:val="0"/>
+                <w:color w:val="1E293B"/>
+                <w:sz w:val="18"/>
+              </w:rPr>
+              <w:t>Stage 1: Production Auth &amp; Launcher</w:t>
+            </w:r>
+          </w:p>
+        </w:tc>
+        <w:tc>
+          <w:tcPr>
+            <w:tcW w:type="dxa" w:w="2592"/>
+            <w:shd w:fill="FFFFFF"/>
+            <w:tcMar>
+              <w:top w:w="100" w:type="dxa"/>
+              <w:bottom w:w="100" w:type="dxa"/>
+              <w:left w:w="150" w:type="dxa"/>
+              <w:right w:w="150" w:type="dxa"/>
+            </w:tcMar>
+          </w:tcPr>
+          <w:p>
+            <w:pPr>
+              <w:jc w:val="left"/>
+            </w:pPr>
+            <w:r>
+              <w:rPr>
+                <w:rFonts w:ascii="Segoe UI" w:hAnsi="Segoe UI"/>
+                <w:b w:val="0"/>
+                <w:i w:val="0"/>
+                <w:color w:val="1E293B"/>
+                <w:sz w:val="18"/>
+              </w:rPr>
+              <w:t>https://erp-rho-three.vercel.app/</w:t>
+              <w:br/>
+              <w:t>Trigger: #btn-demo-login</w:t>
+            </w:r>
+          </w:p>
+        </w:tc>
+        <w:tc>
+          <w:tcPr>
+            <w:tcW w:type="dxa" w:w="3744"/>
+            <w:shd w:fill="FFFFFF"/>
+            <w:tcMar>
+              <w:top w:w="100" w:type="dxa"/>
+              <w:bottom w:w="100" w:type="dxa"/>
+              <w:left w:w="150" w:type="dxa"/>
+              <w:right w:w="150" w:type="dxa"/>
+            </w:tcMar>
+          </w:tcPr>
+          <w:p>
+            <w:pPr>
+              <w:jc w:val="left"/>
+            </w:pPr>
+            <w:r>
+              <w:rPr>
+                <w:rFonts w:ascii="Segoe UI" w:hAnsi="Segoe UI"/>
+                <w:b w:val="0"/>
+                <w:i w:val="0"/>
+                <w:color w:val="1E293B"/>
+                <w:sz w:val="18"/>
+              </w:rPr>
+              <w:t>Authenticated as Admin. Located #hub-btn-freight-management on live Counter Workbench. Captured live_vercel_freight_homescreen_launcher.png.</w:t>
+            </w:r>
+          </w:p>
+        </w:tc>
+        <w:tc>
+          <w:tcPr>
+            <w:tcW w:type="dxa" w:w="1296"/>
+            <w:shd w:fill="FFFFFF"/>
+            <w:tcMar>
+              <w:top w:w="100" w:type="dxa"/>
+              <w:bottom w:w="100" w:type="dxa"/>
+              <w:left w:w="150" w:type="dxa"/>
+              <w:right w:w="150" w:type="dxa"/>
+            </w:tcMar>
+          </w:tcPr>
+          <w:p>
+            <w:pPr>
+              <w:jc w:val="left"/>
+            </w:pPr>
+            <w:r>
+              <w:rPr>
+                <w:rFonts w:ascii="Segoe UI" w:hAnsi="Segoe UI"/>
+                <w:b w:val="0"/>
+                <w:i w:val="0"/>
+                <w:color w:val="1E293B"/>
+                <w:sz w:val="18"/>
+              </w:rPr>
+              <w:t>100% PASS</w:t>
+              <w:br/>
+              <w:t>(Live Cloud)</w:t>
+            </w:r>
+          </w:p>
+        </w:tc>
+      </w:tr>
+      <w:tr>
+        <w:tc>
+          <w:tcPr>
+            <w:tcW w:type="dxa" w:w="1728"/>
+            <w:shd w:fill="F8FAF9"/>
+            <w:tcMar>
+              <w:top w:w="100" w:type="dxa"/>
+              <w:bottom w:w="100" w:type="dxa"/>
+              <w:left w:w="150" w:type="dxa"/>
+              <w:right w:w="150" w:type="dxa"/>
+            </w:tcMar>
+          </w:tcPr>
+          <w:p>
+            <w:pPr>
+              <w:jc w:val="left"/>
+            </w:pPr>
+            <w:r>
+              <w:rPr>
+                <w:rFonts w:ascii="Segoe UI" w:hAnsi="Segoe UI"/>
+                <w:b w:val="0"/>
+                <w:i w:val="0"/>
+                <w:color w:val="1E293B"/>
+                <w:sz w:val="18"/>
+              </w:rPr>
+              <w:t>Stage 2: Live Rate Master Telemetry</w:t>
+            </w:r>
+          </w:p>
+        </w:tc>
+        <w:tc>
+          <w:tcPr>
+            <w:tcW w:type="dxa" w:w="2592"/>
+            <w:shd w:fill="F8FAF9"/>
+            <w:tcMar>
+              <w:top w:w="100" w:type="dxa"/>
+              <w:bottom w:w="100" w:type="dxa"/>
+              <w:left w:w="150" w:type="dxa"/>
+              <w:right w:w="150" w:type="dxa"/>
+            </w:tcMar>
+          </w:tcPr>
+          <w:p>
+            <w:pPr>
+              <w:jc w:val="left"/>
+            </w:pPr>
+            <w:r>
+              <w:rPr>
+                <w:rFonts w:ascii="Segoe UI" w:hAnsi="Segoe UI"/>
+                <w:b w:val="0"/>
+                <w:i w:val="0"/>
+                <w:color w:val="1E293B"/>
+                <w:sz w:val="18"/>
+              </w:rPr>
+              <w:t>https://erp-rho-three.vercel.app/freight/contracts</w:t>
+            </w:r>
+          </w:p>
+        </w:tc>
+        <w:tc>
+          <w:tcPr>
+            <w:tcW w:type="dxa" w:w="3744"/>
+            <w:shd w:fill="F8FAF9"/>
+            <w:tcMar>
+              <w:top w:w="100" w:type="dxa"/>
+              <w:bottom w:w="100" w:type="dxa"/>
+              <w:left w:w="150" w:type="dxa"/>
+              <w:right w:w="150" w:type="dxa"/>
+            </w:tcMar>
+          </w:tcPr>
+          <w:p>
+            <w:pPr>
+              <w:jc w:val="left"/>
+            </w:pPr>
+            <w:r>
+              <w:rPr>
+                <w:rFonts w:ascii="Segoe UI" w:hAnsi="Segoe UI"/>
+                <w:b w:val="0"/>
+                <w:i w:val="0"/>
+                <w:color w:val="1E293B"/>
+                <w:sz w:val="18"/>
+              </w:rPr>
+              <w:t>Verified 4 live telemetry KPI cards (#kpi-active-contracts, #kpi-freight-spend, etc.) on Vercel CDN. Captured live_vercel_freight_rate_master.png.</w:t>
+            </w:r>
+          </w:p>
+        </w:tc>
+        <w:tc>
+          <w:tcPr>
+            <w:tcW w:type="dxa" w:w="1296"/>
+            <w:shd w:fill="F8FAF9"/>
+            <w:tcMar>
+              <w:top w:w="100" w:type="dxa"/>
+              <w:bottom w:w="100" w:type="dxa"/>
+              <w:left w:w="150" w:type="dxa"/>
+              <w:right w:w="150" w:type="dxa"/>
+            </w:tcMar>
+          </w:tcPr>
+          <w:p>
+            <w:pPr>
+              <w:jc w:val="left"/>
+            </w:pPr>
+            <w:r>
+              <w:rPr>
+                <w:rFonts w:ascii="Segoe UI" w:hAnsi="Segoe UI"/>
+                <w:b w:val="0"/>
+                <w:i w:val="0"/>
+                <w:color w:val="1E293B"/>
+                <w:sz w:val="18"/>
+              </w:rPr>
+              <w:t>100% PASS</w:t>
+              <w:br/>
+              <w:t>(Live Cloud)</w:t>
+            </w:r>
+          </w:p>
+        </w:tc>
+      </w:tr>
+      <w:tr>
+        <w:tc>
+          <w:tcPr>
+            <w:tcW w:type="dxa" w:w="1728"/>
+            <w:shd w:fill="FFFFFF"/>
+            <w:tcMar>
+              <w:top w:w="100" w:type="dxa"/>
+              <w:bottom w:w="100" w:type="dxa"/>
+              <w:left w:w="150" w:type="dxa"/>
+              <w:right w:w="150" w:type="dxa"/>
+            </w:tcMar>
+          </w:tcPr>
+          <w:p>
+            <w:pPr>
+              <w:jc w:val="left"/>
+            </w:pPr>
+            <w:r>
+              <w:rPr>
+                <w:rFonts w:ascii="Segoe UI" w:hAnsi="Segoe UI"/>
+                <w:b w:val="0"/>
+                <w:i w:val="0"/>
+                <w:color w:val="1E293B"/>
+                <w:sz w:val="18"/>
+              </w:rPr>
+              <w:t>Stage 3: Live Calculation Sandbox [F4]</w:t>
+            </w:r>
+          </w:p>
+        </w:tc>
+        <w:tc>
+          <w:tcPr>
+            <w:tcW w:type="dxa" w:w="2592"/>
+            <w:shd w:fill="FFFFFF"/>
+            <w:tcMar>
+              <w:top w:w="100" w:type="dxa"/>
+              <w:bottom w:w="100" w:type="dxa"/>
+              <w:left w:w="150" w:type="dxa"/>
+              <w:right w:w="150" w:type="dxa"/>
+            </w:tcMar>
+          </w:tcPr>
+          <w:p>
+            <w:pPr>
+              <w:jc w:val="left"/>
+            </w:pPr>
+            <w:r>
+              <w:rPr>
+                <w:rFonts w:ascii="Segoe UI" w:hAnsi="Segoe UI"/>
+                <w:b w:val="0"/>
+                <w:i w:val="0"/>
+                <w:color w:val="1E293B"/>
+                <w:sz w:val="18"/>
+              </w:rPr>
+              <w:t>https://erp-rho-three.vercel.app/freight/contracts</w:t>
+              <w:br/>
+              <w:t>Trigger: [F4] Sandbox Tab</w:t>
+            </w:r>
+          </w:p>
+        </w:tc>
+        <w:tc>
+          <w:tcPr>
+            <w:tcW w:type="dxa" w:w="3744"/>
+            <w:shd w:fill="FFFFFF"/>
+            <w:tcMar>
+              <w:top w:w="100" w:type="dxa"/>
+              <w:bottom w:w="100" w:type="dxa"/>
+              <w:left w:w="150" w:type="dxa"/>
+              <w:right w:w="150" w:type="dxa"/>
+            </w:tcMar>
+          </w:tcPr>
+          <w:p>
+            <w:pPr>
+              <w:jc w:val="left"/>
+            </w:pPr>
+            <w:r>
+              <w:rPr>
+                <w:rFonts w:ascii="Segoe UI" w:hAnsi="Segoe UI"/>
+                <w:b w:val="0"/>
+                <w:i w:val="0"/>
+                <w:color w:val="1E293B"/>
+                <w:sz w:val="18"/>
+              </w:rPr>
+              <w:t>Switched to Sandbox [F4], input test parameters, clicked #btn-execute-calc, verified formula breakdown. Captured live_vercel_freight_calculation_sandbox.png.</w:t>
+            </w:r>
+          </w:p>
+        </w:tc>
+        <w:tc>
+          <w:tcPr>
+            <w:tcW w:type="dxa" w:w="1296"/>
+            <w:shd w:fill="FFFFFF"/>
+            <w:tcMar>
+              <w:top w:w="100" w:type="dxa"/>
+              <w:bottom w:w="100" w:type="dxa"/>
+              <w:left w:w="150" w:type="dxa"/>
+              <w:right w:w="150" w:type="dxa"/>
+            </w:tcMar>
+          </w:tcPr>
+          <w:p>
+            <w:pPr>
+              <w:jc w:val="left"/>
+            </w:pPr>
+            <w:r>
+              <w:rPr>
+                <w:rFonts w:ascii="Segoe UI" w:hAnsi="Segoe UI"/>
+                <w:b w:val="0"/>
+                <w:i w:val="0"/>
+                <w:color w:val="1E293B"/>
+                <w:sz w:val="18"/>
+              </w:rPr>
+              <w:t>100% PASS</w:t>
+              <w:br/>
+              <w:t>(Live Cloud)</w:t>
+            </w:r>
+          </w:p>
+        </w:tc>
+      </w:tr>
+      <w:tr>
+        <w:tc>
+          <w:tcPr>
+            <w:tcW w:type="dxa" w:w="1728"/>
+            <w:shd w:fill="F8FAF9"/>
+            <w:tcMar>
+              <w:top w:w="100" w:type="dxa"/>
+              <w:bottom w:w="100" w:type="dxa"/>
+              <w:left w:w="150" w:type="dxa"/>
+              <w:right w:w="150" w:type="dxa"/>
+            </w:tcMar>
+          </w:tcPr>
+          <w:p>
+            <w:pPr>
+              <w:jc w:val="left"/>
+            </w:pPr>
+            <w:r>
+              <w:rPr>
+                <w:rFonts w:ascii="Segoe UI" w:hAnsi="Segoe UI"/>
+                <w:b w:val="0"/>
+                <w:i w:val="0"/>
+                <w:color w:val="1E293B"/>
+                <w:sz w:val="18"/>
+              </w:rPr>
+              <w:t>Stage 4: Live Reconciliation Desk</w:t>
+            </w:r>
+          </w:p>
+        </w:tc>
+        <w:tc>
+          <w:tcPr>
+            <w:tcW w:type="dxa" w:w="2592"/>
+            <w:shd w:fill="F8FAF9"/>
+            <w:tcMar>
+              <w:top w:w="100" w:type="dxa"/>
+              <w:bottom w:w="100" w:type="dxa"/>
+              <w:left w:w="150" w:type="dxa"/>
+              <w:right w:w="150" w:type="dxa"/>
+            </w:tcMar>
+          </w:tcPr>
+          <w:p>
+            <w:pPr>
+              <w:jc w:val="left"/>
+            </w:pPr>
+            <w:r>
+              <w:rPr>
+                <w:rFonts w:ascii="Segoe UI" w:hAnsi="Segoe UI"/>
+                <w:b w:val="0"/>
+                <w:i w:val="0"/>
+                <w:color w:val="1E293B"/>
+                <w:sz w:val="18"/>
+              </w:rPr>
+              <w:t>https://erp-rho-three.vercel.app/freight/reconciliation</w:t>
+            </w:r>
+          </w:p>
+        </w:tc>
+        <w:tc>
+          <w:tcPr>
+            <w:tcW w:type="dxa" w:w="3744"/>
+            <w:shd w:fill="F8FAF9"/>
+            <w:tcMar>
+              <w:top w:w="100" w:type="dxa"/>
+              <w:bottom w:w="100" w:type="dxa"/>
+              <w:left w:w="150" w:type="dxa"/>
+              <w:right w:w="150" w:type="dxa"/>
+            </w:tcMar>
+          </w:tcPr>
+          <w:p>
+            <w:pPr>
+              <w:jc w:val="left"/>
+            </w:pPr>
+            <w:r>
+              <w:rPr>
+                <w:rFonts w:ascii="Segoe UI" w:hAnsi="Segoe UI"/>
+                <w:b w:val="0"/>
+                <w:i w:val="0"/>
+                <w:color w:val="1E293B"/>
+                <w:sz w:val="18"/>
+              </w:rPr>
+              <w:t>Verified live statement audit grid, 3-way variance status badges, and GL 5200 posting readiness. Captured live_vercel_freight_reconciliation.png.</w:t>
+            </w:r>
+          </w:p>
+        </w:tc>
+        <w:tc>
+          <w:tcPr>
+            <w:tcW w:type="dxa" w:w="1296"/>
+            <w:shd w:fill="F8FAF9"/>
+            <w:tcMar>
+              <w:top w:w="100" w:type="dxa"/>
+              <w:bottom w:w="100" w:type="dxa"/>
+              <w:left w:w="150" w:type="dxa"/>
+              <w:right w:w="150" w:type="dxa"/>
+            </w:tcMar>
+          </w:tcPr>
+          <w:p>
+            <w:pPr>
+              <w:jc w:val="left"/>
+            </w:pPr>
+            <w:r>
+              <w:rPr>
+                <w:rFonts w:ascii="Segoe UI" w:hAnsi="Segoe UI"/>
+                <w:b w:val="0"/>
+                <w:i w:val="0"/>
+                <w:color w:val="1E293B"/>
+                <w:sz w:val="18"/>
+              </w:rPr>
+              <w:t>100% PASS</w:t>
+              <w:br/>
+              <w:t>(Live Cloud)</w:t>
+            </w:r>
+          </w:p>
+        </w:tc>
+      </w:tr>
+    </w:tbl>
+    <w:p>
+      <w:pPr>
+        <w:spacing w:after="160"/>
+      </w:pPr>
+    </w:p>
+    <w:p>
+      <w:pPr>
+        <w:keepNext/>
+        <w:spacing w:before="280" w:after="120"/>
+      </w:pPr>
+      <w:r>
+        <w:rPr>
+          <w:rFonts w:ascii="Segoe UI" w:hAnsi="Segoe UI"/>
+          <w:b/>
+          <w:i w:val="0"/>
+          <w:color w:val="2D6A4F"/>
+          <w:sz w:val="27"/>
+        </w:rPr>
+        <w:t>21.6 Visual Proof of Verification &amp; Photographic Evidence (8 Production Screenshots)</w:t>
       </w:r>
     </w:p>
     <w:p>
@@ -19828,7 +26864,455 @@
           <w:color w:val="1E293B"/>
           <w:sz w:val="21"/>
         </w:rPr>
-        <w:t>3. Zero-Mouse Operational Guarantee: 100% keyboard navigable with [F6] New Contract/Bill modal, [F4] Sandbox toggle, [Esc] hierarchical dismissal, and [Ctrl+2] Counter Workbench hotkey.</w:t>
+        <w:t>Below are the 8 publication-grade visual verification screenshots captured during automated local headless Selenium and live Vercel production testing, providing indisputable proof of operational readiness, terminal ergonomics, and zero-mouse hotkey execution for DOC-35:</w:t>
+      </w:r>
+    </w:p>
+    <w:p>
+      <w:pPr>
+        <w:spacing w:before="160" w:after="40"/>
+        <w:jc w:val="center"/>
+      </w:pPr>
+      <w:r>
+        <w:drawing>
+          <wp:inline xmlns:a="http://schemas.openxmlformats.org/drawingml/2006/main" xmlns:pic="http://schemas.openxmlformats.org/drawingml/2006/picture">
+            <wp:extent cx="5669280" cy="3181495"/>
+            <wp:docPr id="1" name="Picture 1"/>
+            <wp:cNvGraphicFramePr>
+              <a:graphicFrameLocks noChangeAspect="1"/>
+            </wp:cNvGraphicFramePr>
+            <a:graphic>
+              <a:graphicData uri="http://schemas.openxmlformats.org/drawingml/2006/picture">
+                <pic:pic>
+                  <pic:nvPicPr>
+                    <pic:cNvPr id="0" name="verified_freight_homescreen_launcher.png"/>
+                    <pic:cNvPicPr/>
+                  </pic:nvPicPr>
+                  <pic:blipFill>
+                    <a:blip r:embed="rId9"/>
+                    <a:stretch>
+                      <a:fillRect/>
+                    </a:stretch>
+                  </pic:blipFill>
+                  <pic:spPr>
+                    <a:xfrm>
+                      <a:off x="0" y="0"/>
+                      <a:ext cx="5669280" cy="3181495"/>
+                    </a:xfrm>
+                    <a:prstGeom prst="rect"/>
+                  </pic:spPr>
+                </pic:pic>
+              </a:graphicData>
+            </a:graphic>
+          </wp:inline>
+        </w:drawing>
+      </w:r>
+    </w:p>
+    <w:p>
+      <w:pPr>
+        <w:spacing w:before="0" w:after="200"/>
+        <w:jc w:val="center"/>
+      </w:pPr>
+      <w:r>
+        <w:rPr>
+          <w:rFonts w:ascii="Segoe UI" w:hAnsi="Segoe UI"/>
+          <w:b w:val="0"/>
+          <w:i/>
+          <w:color w:val="64748B"/>
+          <w:sz w:val="17"/>
+        </w:rPr>
+        <w:t>Figure 21.1: Local Verified Counter Workbench (/) displaying the dedicated Freight &amp; Logistics Cost Recovery launcher tile (#hub-btn-freight-management) mapped to global hotkey [Ctrl+2].</w:t>
+      </w:r>
+    </w:p>
+    <w:p>
+      <w:pPr>
+        <w:spacing w:before="160" w:after="40"/>
+        <w:jc w:val="center"/>
+      </w:pPr>
+      <w:r>
+        <w:drawing>
+          <wp:inline xmlns:a="http://schemas.openxmlformats.org/drawingml/2006/main" xmlns:pic="http://schemas.openxmlformats.org/drawingml/2006/picture">
+            <wp:extent cx="5669280" cy="3181495"/>
+            <wp:docPr id="2" name="Picture 2"/>
+            <wp:cNvGraphicFramePr>
+              <a:graphicFrameLocks noChangeAspect="1"/>
+            </wp:cNvGraphicFramePr>
+            <a:graphic>
+              <a:graphicData uri="http://schemas.openxmlformats.org/drawingml/2006/picture">
+                <pic:pic>
+                  <pic:nvPicPr>
+                    <pic:cNvPr id="0" name="verified_freight_rate_cards_catalog.png"/>
+                    <pic:cNvPicPr/>
+                  </pic:nvPicPr>
+                  <pic:blipFill>
+                    <a:blip r:embed="rId10"/>
+                    <a:stretch>
+                      <a:fillRect/>
+                    </a:stretch>
+                  </pic:blipFill>
+                  <pic:spPr>
+                    <a:xfrm>
+                      <a:off x="0" y="0"/>
+                      <a:ext cx="5669280" cy="3181495"/>
+                    </a:xfrm>
+                    <a:prstGeom prst="rect"/>
+                  </pic:spPr>
+                </pic:pic>
+              </a:graphicData>
+            </a:graphic>
+          </wp:inline>
+        </w:drawing>
+      </w:r>
+    </w:p>
+    <w:p>
+      <w:pPr>
+        <w:spacing w:before="0" w:after="200"/>
+        <w:jc w:val="center"/>
+      </w:pPr>
+      <w:r>
+        <w:rPr>
+          <w:rFonts w:ascii="Segoe UI" w:hAnsi="Segoe UI"/>
+          <w:b w:val="0"/>
+          <w:i/>
+          <w:color w:val="64748B"/>
+          <w:sz w:val="17"/>
+        </w:rPr>
+        <w:t>Figure 21.2: Local Verified Freight Rate Master (/freight/contracts) displaying 4 top telemetry KPI cards, carrier rate cards, and origin-destination lane pricing matrices.</w:t>
+      </w:r>
+    </w:p>
+    <w:p>
+      <w:pPr>
+        <w:spacing w:before="160" w:after="40"/>
+        <w:jc w:val="center"/>
+      </w:pPr>
+      <w:r>
+        <w:drawing>
+          <wp:inline xmlns:a="http://schemas.openxmlformats.org/drawingml/2006/main" xmlns:pic="http://schemas.openxmlformats.org/drawingml/2006/picture">
+            <wp:extent cx="5669280" cy="3181495"/>
+            <wp:docPr id="3" name="Picture 3"/>
+            <wp:cNvGraphicFramePr>
+              <a:graphicFrameLocks noChangeAspect="1"/>
+            </wp:cNvGraphicFramePr>
+            <a:graphic>
+              <a:graphicData uri="http://schemas.openxmlformats.org/drawingml/2006/picture">
+                <pic:pic>
+                  <pic:nvPicPr>
+                    <pic:cNvPr id="0" name="verified_freight_calculation_sandbox.png"/>
+                    <pic:cNvPicPr/>
+                  </pic:nvPicPr>
+                  <pic:blipFill>
+                    <a:blip r:embed="rId11"/>
+                    <a:stretch>
+                      <a:fillRect/>
+                    </a:stretch>
+                  </pic:blipFill>
+                  <pic:spPr>
+                    <a:xfrm>
+                      <a:off x="0" y="0"/>
+                      <a:ext cx="5669280" cy="3181495"/>
+                    </a:xfrm>
+                    <a:prstGeom prst="rect"/>
+                  </pic:spPr>
+                </pic:pic>
+              </a:graphicData>
+            </a:graphic>
+          </wp:inline>
+        </w:drawing>
+      </w:r>
+    </w:p>
+    <w:p>
+      <w:pPr>
+        <w:spacing w:before="0" w:after="200"/>
+        <w:jc w:val="center"/>
+      </w:pPr>
+      <w:r>
+        <w:rPr>
+          <w:rFonts w:ascii="Segoe UI" w:hAnsi="Segoe UI"/>
+          <w:b w:val="0"/>
+          <w:i/>
+          <w:color w:val="64748B"/>
+          <w:sz w:val="17"/>
+        </w:rPr>
+        <w:t>Figure 21.3: Local Verified Calculation Sandbox [F4] displaying interactive parameter inputs, live tiered slab rating, ancillary breakdown, and formula explainability trace.</w:t>
+      </w:r>
+    </w:p>
+    <w:p>
+      <w:pPr>
+        <w:spacing w:before="160" w:after="40"/>
+        <w:jc w:val="center"/>
+      </w:pPr>
+      <w:r>
+        <w:drawing>
+          <wp:inline xmlns:a="http://schemas.openxmlformats.org/drawingml/2006/main" xmlns:pic="http://schemas.openxmlformats.org/drawingml/2006/picture">
+            <wp:extent cx="5669280" cy="3181495"/>
+            <wp:docPr id="4" name="Picture 4"/>
+            <wp:cNvGraphicFramePr>
+              <a:graphicFrameLocks noChangeAspect="1"/>
+            </wp:cNvGraphicFramePr>
+            <a:graphic>
+              <a:graphicData uri="http://schemas.openxmlformats.org/drawingml/2006/picture">
+                <pic:pic>
+                  <pic:nvPicPr>
+                    <pic:cNvPr id="0" name="verified_freight_reconciliation_desk.png"/>
+                    <pic:cNvPicPr/>
+                  </pic:nvPicPr>
+                  <pic:blipFill>
+                    <a:blip r:embed="rId12"/>
+                    <a:stretch>
+                      <a:fillRect/>
+                    </a:stretch>
+                  </pic:blipFill>
+                  <pic:spPr>
+                    <a:xfrm>
+                      <a:off x="0" y="0"/>
+                      <a:ext cx="5669280" cy="3181495"/>
+                    </a:xfrm>
+                    <a:prstGeom prst="rect"/>
+                  </pic:spPr>
+                </pic:pic>
+              </a:graphicData>
+            </a:graphic>
+          </wp:inline>
+        </w:drawing>
+      </w:r>
+    </w:p>
+    <w:p>
+      <w:pPr>
+        <w:spacing w:before="0" w:after="200"/>
+        <w:jc w:val="center"/>
+      </w:pPr>
+      <w:r>
+        <w:rPr>
+          <w:rFonts w:ascii="Segoe UI" w:hAnsi="Segoe UI"/>
+          <w:b w:val="0"/>
+          <w:i/>
+          <w:color w:val="64748B"/>
+          <w:sz w:val="17"/>
+        </w:rPr>
+        <w:t>Figure 21.4: Local Verified Transporter Billing &amp; Reconciliation Desk (/freight/reconciliation) displaying three-way match statement grid with variance status badges.</w:t>
+      </w:r>
+    </w:p>
+    <w:p>
+      <w:pPr>
+        <w:spacing w:before="160" w:after="40"/>
+        <w:jc w:val="center"/>
+      </w:pPr>
+      <w:r>
+        <w:drawing>
+          <wp:inline xmlns:a="http://schemas.openxmlformats.org/drawingml/2006/main" xmlns:pic="http://schemas.openxmlformats.org/drawingml/2006/picture">
+            <wp:extent cx="5669280" cy="3181495"/>
+            <wp:docPr id="5" name="Picture 5"/>
+            <wp:cNvGraphicFramePr>
+              <a:graphicFrameLocks noChangeAspect="1"/>
+            </wp:cNvGraphicFramePr>
+            <a:graphic>
+              <a:graphicData uri="http://schemas.openxmlformats.org/drawingml/2006/picture">
+                <pic:pic>
+                  <pic:nvPicPr>
+                    <pic:cNvPr id="0" name="live_vercel_freight_homescreen_launcher.png"/>
+                    <pic:cNvPicPr/>
+                  </pic:nvPicPr>
+                  <pic:blipFill>
+                    <a:blip r:embed="rId13"/>
+                    <a:stretch>
+                      <a:fillRect/>
+                    </a:stretch>
+                  </pic:blipFill>
+                  <pic:spPr>
+                    <a:xfrm>
+                      <a:off x="0" y="0"/>
+                      <a:ext cx="5669280" cy="3181495"/>
+                    </a:xfrm>
+                    <a:prstGeom prst="rect"/>
+                  </pic:spPr>
+                </pic:pic>
+              </a:graphicData>
+            </a:graphic>
+          </wp:inline>
+        </w:drawing>
+      </w:r>
+    </w:p>
+    <w:p>
+      <w:pPr>
+        <w:spacing w:before="0" w:after="200"/>
+        <w:jc w:val="center"/>
+      </w:pPr>
+      <w:r>
+        <w:rPr>
+          <w:rFonts w:ascii="Segoe UI" w:hAnsi="Segoe UI"/>
+          <w:b w:val="0"/>
+          <w:i/>
+          <w:color w:val="64748B"/>
+          <w:sz w:val="17"/>
+        </w:rPr>
+        <w:t>Figure 21.5: Live Vercel Production Cloud Verification (https://erp-rho-three.vercel.app/) confirming seamless authentication and Counter Workbench launcher presence on production CDN.</w:t>
+      </w:r>
+    </w:p>
+    <w:p>
+      <w:pPr>
+        <w:spacing w:before="160" w:after="40"/>
+        <w:jc w:val="center"/>
+      </w:pPr>
+      <w:r>
+        <w:drawing>
+          <wp:inline xmlns:a="http://schemas.openxmlformats.org/drawingml/2006/main" xmlns:pic="http://schemas.openxmlformats.org/drawingml/2006/picture">
+            <wp:extent cx="5669280" cy="3181495"/>
+            <wp:docPr id="6" name="Picture 6"/>
+            <wp:cNvGraphicFramePr>
+              <a:graphicFrameLocks noChangeAspect="1"/>
+            </wp:cNvGraphicFramePr>
+            <a:graphic>
+              <a:graphicData uri="http://schemas.openxmlformats.org/drawingml/2006/picture">
+                <pic:pic>
+                  <pic:nvPicPr>
+                    <pic:cNvPr id="0" name="live_vercel_freight_rate_master.png"/>
+                    <pic:cNvPicPr/>
+                  </pic:nvPicPr>
+                  <pic:blipFill>
+                    <a:blip r:embed="rId14"/>
+                    <a:stretch>
+                      <a:fillRect/>
+                    </a:stretch>
+                  </pic:blipFill>
+                  <pic:spPr>
+                    <a:xfrm>
+                      <a:off x="0" y="0"/>
+                      <a:ext cx="5669280" cy="3181495"/>
+                    </a:xfrm>
+                    <a:prstGeom prst="rect"/>
+                  </pic:spPr>
+                </pic:pic>
+              </a:graphicData>
+            </a:graphic>
+          </wp:inline>
+        </w:drawing>
+      </w:r>
+    </w:p>
+    <w:p>
+      <w:pPr>
+        <w:spacing w:before="0" w:after="200"/>
+        <w:jc w:val="center"/>
+      </w:pPr>
+      <w:r>
+        <w:rPr>
+          <w:rFonts w:ascii="Segoe UI" w:hAnsi="Segoe UI"/>
+          <w:b w:val="0"/>
+          <w:i/>
+          <w:color w:val="64748B"/>
+          <w:sz w:val="17"/>
+        </w:rPr>
+        <w:t>Figure 21.6: Live Vercel Production Cloud Freight Rate Master (/freight/contracts) validating live telemetry KPI cards and carrier rate matrices on production CDN.</w:t>
+      </w:r>
+    </w:p>
+    <w:p>
+      <w:pPr>
+        <w:spacing w:before="160" w:after="40"/>
+        <w:jc w:val="center"/>
+      </w:pPr>
+      <w:r>
+        <w:drawing>
+          <wp:inline xmlns:a="http://schemas.openxmlformats.org/drawingml/2006/main" xmlns:pic="http://schemas.openxmlformats.org/drawingml/2006/picture">
+            <wp:extent cx="5669280" cy="3181495"/>
+            <wp:docPr id="7" name="Picture 7"/>
+            <wp:cNvGraphicFramePr>
+              <a:graphicFrameLocks noChangeAspect="1"/>
+            </wp:cNvGraphicFramePr>
+            <a:graphic>
+              <a:graphicData uri="http://schemas.openxmlformats.org/drawingml/2006/picture">
+                <pic:pic>
+                  <pic:nvPicPr>
+                    <pic:cNvPr id="0" name="live_vercel_freight_calculation_sandbox.png"/>
+                    <pic:cNvPicPr/>
+                  </pic:nvPicPr>
+                  <pic:blipFill>
+                    <a:blip r:embed="rId15"/>
+                    <a:stretch>
+                      <a:fillRect/>
+                    </a:stretch>
+                  </pic:blipFill>
+                  <pic:spPr>
+                    <a:xfrm>
+                      <a:off x="0" y="0"/>
+                      <a:ext cx="5669280" cy="3181495"/>
+                    </a:xfrm>
+                    <a:prstGeom prst="rect"/>
+                  </pic:spPr>
+                </pic:pic>
+              </a:graphicData>
+            </a:graphic>
+          </wp:inline>
+        </w:drawing>
+      </w:r>
+    </w:p>
+    <w:p>
+      <w:pPr>
+        <w:spacing w:before="0" w:after="200"/>
+        <w:jc w:val="center"/>
+      </w:pPr>
+      <w:r>
+        <w:rPr>
+          <w:rFonts w:ascii="Segoe UI" w:hAnsi="Segoe UI"/>
+          <w:b w:val="0"/>
+          <w:i/>
+          <w:color w:val="64748B"/>
+          <w:sz w:val="17"/>
+        </w:rPr>
+        <w:t>Figure 21.7: Live Vercel Production Cloud Calculation Sandbox [F4] validating live deterministic rate resolution and formula traces on production CDN.</w:t>
+      </w:r>
+    </w:p>
+    <w:p>
+      <w:pPr>
+        <w:spacing w:before="160" w:after="40"/>
+        <w:jc w:val="center"/>
+      </w:pPr>
+      <w:r>
+        <w:drawing>
+          <wp:inline xmlns:a="http://schemas.openxmlformats.org/drawingml/2006/main" xmlns:pic="http://schemas.openxmlformats.org/drawingml/2006/picture">
+            <wp:extent cx="5669280" cy="3181495"/>
+            <wp:docPr id="8" name="Picture 8"/>
+            <wp:cNvGraphicFramePr>
+              <a:graphicFrameLocks noChangeAspect="1"/>
+            </wp:cNvGraphicFramePr>
+            <a:graphic>
+              <a:graphicData uri="http://schemas.openxmlformats.org/drawingml/2006/picture">
+                <pic:pic>
+                  <pic:nvPicPr>
+                    <pic:cNvPr id="0" name="live_vercel_freight_reconciliation.png"/>
+                    <pic:cNvPicPr/>
+                  </pic:nvPicPr>
+                  <pic:blipFill>
+                    <a:blip r:embed="rId16"/>
+                    <a:stretch>
+                      <a:fillRect/>
+                    </a:stretch>
+                  </pic:blipFill>
+                  <pic:spPr>
+                    <a:xfrm>
+                      <a:off x="0" y="0"/>
+                      <a:ext cx="5669280" cy="3181495"/>
+                    </a:xfrm>
+                    <a:prstGeom prst="rect"/>
+                  </pic:spPr>
+                </pic:pic>
+              </a:graphicData>
+            </a:graphic>
+          </wp:inline>
+        </w:drawing>
+      </w:r>
+    </w:p>
+    <w:p>
+      <w:pPr>
+        <w:spacing w:before="0" w:after="200"/>
+        <w:jc w:val="center"/>
+      </w:pPr>
+      <w:r>
+        <w:rPr>
+          <w:rFonts w:ascii="Segoe UI" w:hAnsi="Segoe UI"/>
+          <w:b w:val="0"/>
+          <w:i/>
+          <w:color w:val="64748B"/>
+          <w:sz w:val="17"/>
+        </w:rPr>
+        <w:t>Figure 21.8: Live Vercel Production Cloud Transporter Reconciliation Desk (/freight/reconciliation) validating three-way audit matching and GL 5200 posting readiness on production CDN.</w:t>
       </w:r>
     </w:p>
     <w:p>
@@ -26931,7 +34415,7 @@
         <w:drawing>
           <wp:inline xmlns:a="http://schemas.openxmlformats.org/drawingml/2006/main" xmlns:pic="http://schemas.openxmlformats.org/drawingml/2006/picture">
             <wp:extent cx="5669280" cy="3181495"/>
-            <wp:docPr id="1" name="Picture 1"/>
+            <wp:docPr id="9" name="Picture 9"/>
             <wp:cNvGraphicFramePr>
               <a:graphicFrameLocks noChangeAspect="1"/>
             </wp:cNvGraphicFramePr>
@@ -26943,7 +34427,7 @@
                     <pic:cNvPicPr/>
                   </pic:nvPicPr>
                   <pic:blipFill>
-                    <a:blip r:embed="rId9"/>
+                    <a:blip r:embed="rId17"/>
                     <a:stretch>
                       <a:fillRect/>
                     </a:stretch>
@@ -26987,7 +34471,7 @@
         <w:drawing>
           <wp:inline xmlns:a="http://schemas.openxmlformats.org/drawingml/2006/main" xmlns:pic="http://schemas.openxmlformats.org/drawingml/2006/picture">
             <wp:extent cx="5669280" cy="3181495"/>
-            <wp:docPr id="2" name="Picture 2"/>
+            <wp:docPr id="10" name="Picture 10"/>
             <wp:cNvGraphicFramePr>
               <a:graphicFrameLocks noChangeAspect="1"/>
             </wp:cNvGraphicFramePr>
@@ -26999,7 +34483,7 @@
                     <pic:cNvPicPr/>
                   </pic:nvPicPr>
                   <pic:blipFill>
-                    <a:blip r:embed="rId10"/>
+                    <a:blip r:embed="rId18"/>
                     <a:stretch>
                       <a:fillRect/>
                     </a:stretch>
@@ -27043,7 +34527,7 @@
         <w:drawing>
           <wp:inline xmlns:a="http://schemas.openxmlformats.org/drawingml/2006/main" xmlns:pic="http://schemas.openxmlformats.org/drawingml/2006/picture">
             <wp:extent cx="5669280" cy="3181495"/>
-            <wp:docPr id="3" name="Picture 3"/>
+            <wp:docPr id="11" name="Picture 11"/>
             <wp:cNvGraphicFramePr>
               <a:graphicFrameLocks noChangeAspect="1"/>
             </wp:cNvGraphicFramePr>
@@ -27055,7 +34539,7 @@
                     <pic:cNvPicPr/>
                   </pic:nvPicPr>
                   <pic:blipFill>
-                    <a:blip r:embed="rId11"/>
+                    <a:blip r:embed="rId19"/>
                     <a:stretch>
                       <a:fillRect/>
                     </a:stretch>
@@ -27099,7 +34583,7 @@
         <w:drawing>
           <wp:inline xmlns:a="http://schemas.openxmlformats.org/drawingml/2006/main" xmlns:pic="http://schemas.openxmlformats.org/drawingml/2006/picture">
             <wp:extent cx="5669280" cy="3181495"/>
-            <wp:docPr id="4" name="Picture 4"/>
+            <wp:docPr id="12" name="Picture 12"/>
             <wp:cNvGraphicFramePr>
               <a:graphicFrameLocks noChangeAspect="1"/>
             </wp:cNvGraphicFramePr>
@@ -27111,7 +34595,7 @@
                     <pic:cNvPicPr/>
                   </pic:nvPicPr>
                   <pic:blipFill>
-                    <a:blip r:embed="rId12"/>
+                    <a:blip r:embed="rId20"/>
                     <a:stretch>
                       <a:fillRect/>
                     </a:stretch>
@@ -27155,7 +34639,7 @@
         <w:drawing>
           <wp:inline xmlns:a="http://schemas.openxmlformats.org/drawingml/2006/main" xmlns:pic="http://schemas.openxmlformats.org/drawingml/2006/picture">
             <wp:extent cx="5669280" cy="3181495"/>
-            <wp:docPr id="5" name="Picture 5"/>
+            <wp:docPr id="13" name="Picture 13"/>
             <wp:cNvGraphicFramePr>
               <a:graphicFrameLocks noChangeAspect="1"/>
             </wp:cNvGraphicFramePr>
@@ -27167,7 +34651,7 @@
                     <pic:cNvPicPr/>
                   </pic:nvPicPr>
                   <pic:blipFill>
-                    <a:blip r:embed="rId13"/>
+                    <a:blip r:embed="rId21"/>
                     <a:stretch>
                       <a:fillRect/>
                     </a:stretch>
@@ -27211,7 +34695,7 @@
         <w:drawing>
           <wp:inline xmlns:a="http://schemas.openxmlformats.org/drawingml/2006/main" xmlns:pic="http://schemas.openxmlformats.org/drawingml/2006/picture">
             <wp:extent cx="5669280" cy="3181495"/>
-            <wp:docPr id="6" name="Picture 6"/>
+            <wp:docPr id="14" name="Picture 14"/>
             <wp:cNvGraphicFramePr>
               <a:graphicFrameLocks noChangeAspect="1"/>
             </wp:cNvGraphicFramePr>
@@ -27223,7 +34707,7 @@
                     <pic:cNvPicPr/>
                   </pic:nvPicPr>
                   <pic:blipFill>
-                    <a:blip r:embed="rId14"/>
+                    <a:blip r:embed="rId22"/>
                     <a:stretch>
                       <a:fillRect/>
                     </a:stretch>
@@ -27267,7 +34751,7 @@
         <w:drawing>
           <wp:inline xmlns:a="http://schemas.openxmlformats.org/drawingml/2006/main" xmlns:pic="http://schemas.openxmlformats.org/drawingml/2006/picture">
             <wp:extent cx="5669280" cy="3181495"/>
-            <wp:docPr id="7" name="Picture 7"/>
+            <wp:docPr id="15" name="Picture 15"/>
             <wp:cNvGraphicFramePr>
               <a:graphicFrameLocks noChangeAspect="1"/>
             </wp:cNvGraphicFramePr>
@@ -27279,7 +34763,7 @@
                     <pic:cNvPicPr/>
                   </pic:nvPicPr>
                   <pic:blipFill>
-                    <a:blip r:embed="rId15"/>
+                    <a:blip r:embed="rId23"/>
                     <a:stretch>
                       <a:fillRect/>
                     </a:stretch>
@@ -27323,7 +34807,7 @@
         <w:drawing>
           <wp:inline xmlns:a="http://schemas.openxmlformats.org/drawingml/2006/main" xmlns:pic="http://schemas.openxmlformats.org/drawingml/2006/picture">
             <wp:extent cx="5669280" cy="3181495"/>
-            <wp:docPr id="8" name="Picture 8"/>
+            <wp:docPr id="16" name="Picture 16"/>
             <wp:cNvGraphicFramePr>
               <a:graphicFrameLocks noChangeAspect="1"/>
             </wp:cNvGraphicFramePr>
@@ -27335,7 +34819,7 @@
                     <pic:cNvPicPr/>
                   </pic:nvPicPr>
                   <pic:blipFill>
-                    <a:blip r:embed="rId16"/>
+                    <a:blip r:embed="rId24"/>
                     <a:stretch>
                       <a:fillRect/>
                     </a:stretch>
